--- a/06-学生侧材料/讲义/有机化学/有机立体化学.docx
+++ b/06-学生侧材料/讲义/有机化学/有机立体化学.docx
@@ -3,6 +3,164 @@
 <w:document xmlns:w="http://schemas.openxmlformats.org/wordprocessingml/2006/main" xmlns:m="http://schemas.openxmlformats.org/officeDocument/2006/math" xmlns:r="http://schemas.openxmlformats.org/officeDocument/2006/relationships" xmlns:o="urn:schemas-microsoft-com:office:office" xmlns:v="urn:schemas-microsoft-com:vml" xmlns:w10="urn:schemas-microsoft-com:office:word" xmlns:a="http://schemas.openxmlformats.org/drawingml/2006/main" xmlns:pic="http://schemas.openxmlformats.org/drawingml/2006/picture" xmlns:wp="http://schemas.openxmlformats.org/drawingml/2006/wordprocessingDrawing">
   <w:body>
     <w:bookmarkStart w:id="54" w:name="第4-2讲有机立体化学冲刺班"/>
+    <w:p>
+      <w:pPr>
+        <w:spacing w:after="1800" w:before="1200" w:line="276" w:lineRule="auto"/>
+        <w:jc w:val="center"/>
+      </w:pPr>
+    </w:p>
+    <w:p>
+      <w:pPr>
+        <w:spacing w:after="320" w:before="0" w:line="276" w:lineRule="auto"/>
+        <w:jc w:val="center"/>
+      </w:pPr>
+      <w:r>
+        <w:rPr>
+          <w:rFonts w:ascii="Times New Roman" w:hAnsi="Times New Roman" w:eastAsia="SimHei" w:cs="Times New Roman"/>
+          <w:b/>
+          <w:color w:val="17324D"/>
+          <w:sz w:val="64"/>
+        </w:rPr>
+        <w:t>化学竞赛习题册</w:t>
+      </w:r>
+    </w:p>
+    <w:p>
+      <w:pPr>
+        <w:spacing w:after="120" w:before="0" w:line="276" w:lineRule="auto"/>
+        <w:jc w:val="center"/>
+      </w:pPr>
+      <w:r>
+        <w:rPr>
+          <w:rFonts w:ascii="Times New Roman" w:hAnsi="Times New Roman" w:eastAsia="SimHei" w:cs="Times New Roman"/>
+          <w:b w:val="0"/>
+          <w:color w:val="5B6975"/>
+          <w:sz w:val="32"/>
+        </w:rPr>
+        <w:t>有机化学</w:t>
+      </w:r>
+    </w:p>
+    <w:p>
+      <w:pPr>
+        <w:spacing w:after="600" w:before="0" w:line="276" w:lineRule="auto"/>
+        <w:jc w:val="center"/>
+      </w:pPr>
+      <w:r>
+        <w:rPr>
+          <w:rFonts w:ascii="Times New Roman" w:hAnsi="Times New Roman" w:eastAsia="SimHei" w:cs="Times New Roman"/>
+          <w:b/>
+          <w:color w:val="17324D"/>
+          <w:sz w:val="44"/>
+        </w:rPr>
+        <w:t>第</w:t>
+      </w:r>
+      <w:r>
+        <w:rPr>
+          <w:rFonts w:ascii="Times New Roman" w:hAnsi="Times New Roman" w:eastAsia="Times New Roman" w:cs="Times New Roman"/>
+          <w:b/>
+          <w:color w:val="17324D"/>
+          <w:sz w:val="44"/>
+        </w:rPr>
+        <w:t>4-2</w:t>
+      </w:r>
+      <w:r>
+        <w:rPr>
+          <w:rFonts w:ascii="Times New Roman" w:hAnsi="Times New Roman" w:eastAsia="SimHei" w:cs="Times New Roman"/>
+          <w:b/>
+          <w:color w:val="17324D"/>
+          <w:sz w:val="44"/>
+        </w:rPr>
+        <w:t>讲</w:t>
+      </w:r>
+      <w:r>
+        <w:rPr>
+          <w:rFonts w:ascii="Times New Roman" w:hAnsi="Times New Roman" w:eastAsia="Times New Roman" w:cs="Times New Roman"/>
+          <w:b/>
+          <w:color w:val="17324D"/>
+          <w:sz w:val="44"/>
+        </w:rPr>
+        <w:t>：</w:t>
+      </w:r>
+      <w:r>
+        <w:rPr>
+          <w:rFonts w:ascii="Times New Roman" w:hAnsi="Times New Roman" w:eastAsia="SimHei" w:cs="Times New Roman"/>
+          <w:b/>
+          <w:color w:val="17324D"/>
+          <w:sz w:val="44"/>
+        </w:rPr>
+        <w:t>有机立体化学</w:t>
+      </w:r>
+      <w:r>
+        <w:rPr>
+          <w:rFonts w:ascii="Times New Roman" w:hAnsi="Times New Roman" w:eastAsia="Times New Roman" w:cs="Times New Roman"/>
+          <w:b/>
+          <w:color w:val="17324D"/>
+          <w:sz w:val="44"/>
+        </w:rPr>
+        <w:t>（</w:t>
+      </w:r>
+      <w:r>
+        <w:rPr>
+          <w:rFonts w:ascii="Times New Roman" w:hAnsi="Times New Roman" w:eastAsia="SimHei" w:cs="Times New Roman"/>
+          <w:b/>
+          <w:color w:val="17324D"/>
+          <w:sz w:val="44"/>
+        </w:rPr>
+        <w:t>冲刺班</w:t>
+      </w:r>
+      <w:r>
+        <w:rPr>
+          <w:rFonts w:ascii="Times New Roman" w:hAnsi="Times New Roman" w:eastAsia="Times New Roman" w:cs="Times New Roman"/>
+          <w:b/>
+          <w:color w:val="17324D"/>
+          <w:sz w:val="44"/>
+        </w:rPr>
+        <w:t>）</w:t>
+      </w:r>
+    </w:p>
+    <w:p>
+      <w:pPr>
+        <w:spacing w:after="600" w:before="120" w:line="276" w:lineRule="auto"/>
+        <w:jc w:val="center"/>
+        <w:pBdr>
+          <w:bottom w:val="single" w:sz="8" w:space="4" w:color="4A6577"/>
+        </w:pBdr>
+      </w:pPr>
+    </w:p>
+    <w:p>
+      <w:pPr>
+        <w:spacing w:after="160" w:before="0" w:line="276" w:lineRule="auto"/>
+        <w:jc w:val="center"/>
+      </w:pPr>
+      <w:r>
+        <w:rPr>
+          <w:rFonts w:ascii="Times New Roman" w:hAnsi="Times New Roman" w:eastAsia="FangSong" w:cs="Times New Roman"/>
+          <w:b w:val="0"/>
+          <w:color w:val="5B6975"/>
+          <w:sz w:val="24"/>
+        </w:rPr>
+        <w:t>日期</w:t>
+      </w:r>
+      <w:r>
+        <w:rPr>
+          <w:rFonts w:ascii="Times New Roman" w:hAnsi="Times New Roman" w:eastAsia="Times New Roman" w:cs="Times New Roman"/>
+          <w:b w:val="0"/>
+          <w:color w:val="5B6975"/>
+          <w:sz w:val="24"/>
+        </w:rPr>
+        <w:t>：2026-09-10</w:t>
+      </w:r>
+    </w:p>
+    <w:p>
+      <w:pPr>
+        <w:jc w:val="center"/>
+      </w:pPr>
+      <w:r>
+        <w:rPr>
+          <w:rFonts w:ascii="Times New Roman" w:hAnsi="Times New Roman" w:eastAsia="Times New Roman" w:cs="Times New Roman"/>
+        </w:rPr>
+        <w:br w:type="page"/>
+      </w:r>
+    </w:p>
     <w:p>
       <w:pPr>
         <w:pStyle w:val="Heading1"/>
@@ -28181,6 +28339,18 @@
         <w:rPr>
           <w:rFonts w:hint="eastAsia" w:ascii="Times New Roman" w:hAnsi="Times New Roman" w:eastAsia="FangSong" w:cs="Times New Roman"/>
         </w:rPr>
+        <w:t>有机化学</w:t>
+      </w:r>
+      <w:r>
+        <w:rPr>
+          <w:rFonts w:hint="eastAsia" w:ascii="Times New Roman" w:hAnsi="Times New Roman" w:eastAsia="Times New Roman" w:cs="Times New Roman"/>
+        </w:rPr>
+        <w:t>/</w:t>
+      </w:r>
+      <w:r>
+        <w:rPr>
+          <w:rFonts w:hint="eastAsia" w:ascii="Times New Roman" w:hAnsi="Times New Roman" w:eastAsia="FangSong" w:cs="Times New Roman"/>
+        </w:rPr>
         <w:t>立体化学与区域选择性</w:t>
       </w:r>
       <w:r>
@@ -28227,6 +28397,18 @@
           <w:rFonts w:hint="eastAsia" w:ascii="Times New Roman" w:hAnsi="Times New Roman" w:eastAsia="FangSong" w:cs="Times New Roman"/>
         </w:rPr>
         <w:t>学生讲义</w:t>
+      </w:r>
+      <w:r>
+        <w:rPr>
+          <w:rFonts w:hint="eastAsia" w:ascii="Times New Roman" w:hAnsi="Times New Roman" w:eastAsia="Times New Roman" w:cs="Times New Roman"/>
+        </w:rPr>
+        <w:t>/</w:t>
+      </w:r>
+      <w:r>
+        <w:rPr>
+          <w:rFonts w:hint="eastAsia" w:ascii="Times New Roman" w:hAnsi="Times New Roman" w:eastAsia="FangSong" w:cs="Times New Roman"/>
+        </w:rPr>
+        <w:t>有机化学</w:t>
       </w:r>
       <w:r>
         <w:rPr>

--- a/06-学生侧材料/讲义/有机化学/有机立体化学.docx
+++ b/06-学生侧材料/讲义/有机化学/有机立体化学.docx
@@ -3,164 +3,6 @@
 <w:document xmlns:w="http://schemas.openxmlformats.org/wordprocessingml/2006/main" xmlns:m="http://schemas.openxmlformats.org/officeDocument/2006/math" xmlns:r="http://schemas.openxmlformats.org/officeDocument/2006/relationships" xmlns:o="urn:schemas-microsoft-com:office:office" xmlns:v="urn:schemas-microsoft-com:vml" xmlns:w10="urn:schemas-microsoft-com:office:word" xmlns:a="http://schemas.openxmlformats.org/drawingml/2006/main" xmlns:pic="http://schemas.openxmlformats.org/drawingml/2006/picture" xmlns:wp="http://schemas.openxmlformats.org/drawingml/2006/wordprocessingDrawing">
   <w:body>
     <w:bookmarkStart w:id="54" w:name="第4-2讲有机立体化学冲刺班"/>
-    <w:p>
-      <w:pPr>
-        <w:spacing w:after="1800" w:before="1200" w:line="276" w:lineRule="auto"/>
-        <w:jc w:val="center"/>
-      </w:pPr>
-    </w:p>
-    <w:p>
-      <w:pPr>
-        <w:spacing w:after="320" w:before="0" w:line="276" w:lineRule="auto"/>
-        <w:jc w:val="center"/>
-      </w:pPr>
-      <w:r>
-        <w:rPr>
-          <w:rFonts w:ascii="Times New Roman" w:hAnsi="Times New Roman" w:eastAsia="SimHei" w:cs="Times New Roman"/>
-          <w:b/>
-          <w:color w:val="17324D"/>
-          <w:sz w:val="64"/>
-        </w:rPr>
-        <w:t>化学竞赛习题册</w:t>
-      </w:r>
-    </w:p>
-    <w:p>
-      <w:pPr>
-        <w:spacing w:after="120" w:before="0" w:line="276" w:lineRule="auto"/>
-        <w:jc w:val="center"/>
-      </w:pPr>
-      <w:r>
-        <w:rPr>
-          <w:rFonts w:ascii="Times New Roman" w:hAnsi="Times New Roman" w:eastAsia="SimHei" w:cs="Times New Roman"/>
-          <w:b w:val="0"/>
-          <w:color w:val="5B6975"/>
-          <w:sz w:val="32"/>
-        </w:rPr>
-        <w:t>有机化学</w:t>
-      </w:r>
-    </w:p>
-    <w:p>
-      <w:pPr>
-        <w:spacing w:after="600" w:before="0" w:line="276" w:lineRule="auto"/>
-        <w:jc w:val="center"/>
-      </w:pPr>
-      <w:r>
-        <w:rPr>
-          <w:rFonts w:ascii="Times New Roman" w:hAnsi="Times New Roman" w:eastAsia="SimHei" w:cs="Times New Roman"/>
-          <w:b/>
-          <w:color w:val="17324D"/>
-          <w:sz w:val="44"/>
-        </w:rPr>
-        <w:t>第</w:t>
-      </w:r>
-      <w:r>
-        <w:rPr>
-          <w:rFonts w:ascii="Times New Roman" w:hAnsi="Times New Roman" w:eastAsia="Times New Roman" w:cs="Times New Roman"/>
-          <w:b/>
-          <w:color w:val="17324D"/>
-          <w:sz w:val="44"/>
-        </w:rPr>
-        <w:t>4-2</w:t>
-      </w:r>
-      <w:r>
-        <w:rPr>
-          <w:rFonts w:ascii="Times New Roman" w:hAnsi="Times New Roman" w:eastAsia="SimHei" w:cs="Times New Roman"/>
-          <w:b/>
-          <w:color w:val="17324D"/>
-          <w:sz w:val="44"/>
-        </w:rPr>
-        <w:t>讲</w:t>
-      </w:r>
-      <w:r>
-        <w:rPr>
-          <w:rFonts w:ascii="Times New Roman" w:hAnsi="Times New Roman" w:eastAsia="Times New Roman" w:cs="Times New Roman"/>
-          <w:b/>
-          <w:color w:val="17324D"/>
-          <w:sz w:val="44"/>
-        </w:rPr>
-        <w:t>：</w:t>
-      </w:r>
-      <w:r>
-        <w:rPr>
-          <w:rFonts w:ascii="Times New Roman" w:hAnsi="Times New Roman" w:eastAsia="SimHei" w:cs="Times New Roman"/>
-          <w:b/>
-          <w:color w:val="17324D"/>
-          <w:sz w:val="44"/>
-        </w:rPr>
-        <w:t>有机立体化学</w:t>
-      </w:r>
-      <w:r>
-        <w:rPr>
-          <w:rFonts w:ascii="Times New Roman" w:hAnsi="Times New Roman" w:eastAsia="Times New Roman" w:cs="Times New Roman"/>
-          <w:b/>
-          <w:color w:val="17324D"/>
-          <w:sz w:val="44"/>
-        </w:rPr>
-        <w:t>（</w:t>
-      </w:r>
-      <w:r>
-        <w:rPr>
-          <w:rFonts w:ascii="Times New Roman" w:hAnsi="Times New Roman" w:eastAsia="SimHei" w:cs="Times New Roman"/>
-          <w:b/>
-          <w:color w:val="17324D"/>
-          <w:sz w:val="44"/>
-        </w:rPr>
-        <w:t>冲刺班</w:t>
-      </w:r>
-      <w:r>
-        <w:rPr>
-          <w:rFonts w:ascii="Times New Roman" w:hAnsi="Times New Roman" w:eastAsia="Times New Roman" w:cs="Times New Roman"/>
-          <w:b/>
-          <w:color w:val="17324D"/>
-          <w:sz w:val="44"/>
-        </w:rPr>
-        <w:t>）</w:t>
-      </w:r>
-    </w:p>
-    <w:p>
-      <w:pPr>
-        <w:spacing w:after="600" w:before="120" w:line="276" w:lineRule="auto"/>
-        <w:jc w:val="center"/>
-        <w:pBdr>
-          <w:bottom w:val="single" w:sz="8" w:space="4" w:color="4A6577"/>
-        </w:pBdr>
-      </w:pPr>
-    </w:p>
-    <w:p>
-      <w:pPr>
-        <w:spacing w:after="160" w:before="0" w:line="276" w:lineRule="auto"/>
-        <w:jc w:val="center"/>
-      </w:pPr>
-      <w:r>
-        <w:rPr>
-          <w:rFonts w:ascii="Times New Roman" w:hAnsi="Times New Roman" w:eastAsia="FangSong" w:cs="Times New Roman"/>
-          <w:b w:val="0"/>
-          <w:color w:val="5B6975"/>
-          <w:sz w:val="24"/>
-        </w:rPr>
-        <w:t>日期</w:t>
-      </w:r>
-      <w:r>
-        <w:rPr>
-          <w:rFonts w:ascii="Times New Roman" w:hAnsi="Times New Roman" w:eastAsia="Times New Roman" w:cs="Times New Roman"/>
-          <w:b w:val="0"/>
-          <w:color w:val="5B6975"/>
-          <w:sz w:val="24"/>
-        </w:rPr>
-        <w:t>：2026-09-10</w:t>
-      </w:r>
-    </w:p>
-    <w:p>
-      <w:pPr>
-        <w:jc w:val="center"/>
-      </w:pPr>
-      <w:r>
-        <w:rPr>
-          <w:rFonts w:ascii="Times New Roman" w:hAnsi="Times New Roman" w:eastAsia="Times New Roman" w:cs="Times New Roman"/>
-        </w:rPr>
-        <w:br w:type="page"/>
-      </w:r>
-    </w:p>
     <w:p>
       <w:pPr>
         <w:pStyle w:val="Heading1"/>

--- a/06-学生侧材料/讲义/有机化学/有机立体化学.docx
+++ b/06-学生侧材料/讲义/有机化学/有机立体化学.docx
@@ -8903,491 +8903,344 @@
     </w:p>
     <w:p>
       <w:pPr>
-        <w:pStyle w:val="SourceCode"/>
-      </w:pPr>
-      <w:r>
-        <w:rPr>
-          <w:rStyle w:val="VerbatimChar"/>
-          <w:rFonts w:ascii="Times New Roman" w:hAnsi="Times New Roman" w:eastAsia="Times New Roman" w:cs="Times New Roman"/>
-        </w:rPr>
-        <w:t xml:space="preserve">Step </w:t>
-      </w:r>
-      <w:r>
-        <w:rPr>
-          <w:rStyle w:val="VerbatimChar"/>
-          <w:rFonts w:hint="eastAsia" w:ascii="Times New Roman" w:hAnsi="Times New Roman" w:eastAsia="Times New Roman" w:cs="Times New Roman"/>
-        </w:rPr>
-        <w:t>1：</w:t>
-      </w:r>
-      <w:r>
-        <w:rPr>
-          <w:rStyle w:val="VerbatimChar"/>
-          <w:rFonts w:hint="eastAsia" w:ascii="Times New Roman" w:hAnsi="Times New Roman" w:eastAsia="FangSong" w:cs="Times New Roman"/>
-        </w:rPr>
-        <w:t>画</w:t>
-      </w:r>
-      <w:r>
-        <w:rPr>
-          <w:rStyle w:val="VerbatimChar"/>
-          <w:rFonts w:ascii="Times New Roman" w:hAnsi="Times New Roman" w:eastAsia="Times New Roman" w:cs="Times New Roman"/>
+        <w:pStyle w:val="Compact"/>
+        <w:numPr>
+          <w:ilvl w:val="0"/>
+          <w:numId w:val="1002"/>
+        </w:numPr>
+      </w:pPr>
+      <w:r>
+        <w:rPr>
+          <w:rFonts w:hint="eastAsia" w:ascii="Times New Roman" w:hAnsi="Times New Roman" w:eastAsia="FangSong" w:cs="Times New Roman"/>
+          <w:b/>
+          <w:bCs/>
+        </w:rPr>
+        <w:t xml:space="preserve">画</w:t>
+      </w:r>
+      <w:r>
+        <w:rPr>
+          <w:rFonts w:ascii="Times New Roman" w:hAnsi="Times New Roman" w:eastAsia="Times New Roman" w:cs="Times New Roman"/>
+          <w:b/>
+          <w:bCs/>
         </w:rPr>
         <w:t xml:space="preserve"> Newman </w:t>
       </w:r>
       <w:r>
         <w:rPr>
-          <w:rStyle w:val="VerbatimChar"/>
-          <w:rFonts w:hint="eastAsia" w:ascii="Times New Roman" w:hAnsi="Times New Roman" w:eastAsia="FangSong" w:cs="Times New Roman"/>
+          <w:rFonts w:hint="eastAsia" w:ascii="Times New Roman" w:hAnsi="Times New Roman" w:eastAsia="FangSong" w:cs="Times New Roman"/>
+          <w:b/>
+          <w:bCs/>
         </w:rPr>
         <w:t xml:space="preserve">投影</w:t>
       </w:r>
       <w:r>
         <w:rPr>
-          <w:rFonts w:ascii="Times New Roman" w:hAnsi="Times New Roman" w:eastAsia="Times New Roman" w:cs="Times New Roman"/>
-        </w:rPr>
-        <w:br/>
-      </w:r>
-      <w:r>
-        <w:rPr>
-          <w:rStyle w:val="VerbatimChar"/>
-          <w:rFonts w:ascii="Times New Roman" w:hAnsi="Times New Roman" w:eastAsia="Times New Roman" w:cs="Times New Roman"/>
-        </w:rPr>
-        <w:t xml:space="preserve">  </w:t>
-      </w:r>
-      <w:r>
-        <w:rPr>
-          <w:rStyle w:val="VerbatimChar"/>
-          <w:rFonts w:hint="eastAsia" w:ascii="Times New Roman" w:hAnsi="Times New Roman" w:eastAsia="FangSong" w:cs="Times New Roman"/>
-        </w:rPr>
-        <w:t xml:space="preserve">沿</w:t>
-      </w:r>
-      <w:r>
-        <w:rPr>
-          <w:rStyle w:val="VerbatimChar"/>
-          <w:rFonts w:ascii="Times New Roman" w:hAnsi="Times New Roman" w:eastAsia="Times New Roman" w:cs="Times New Roman"/>
-        </w:rPr>
-        <w:t xml:space="preserve"> Cα-C=O </w:t>
-      </w:r>
-      <w:r>
-        <w:rPr>
-          <w:rStyle w:val="VerbatimChar"/>
+          <w:rFonts w:hint="eastAsia" w:ascii="Times New Roman" w:hAnsi="Times New Roman" w:eastAsia="Times New Roman" w:cs="Times New Roman"/>
+        </w:rPr>
+        <w:t>——</w:t>
+      </w:r>
+      <w:r>
+        <w:rPr>
+          <w:rFonts w:hint="eastAsia" w:ascii="Times New Roman" w:hAnsi="Times New Roman" w:eastAsia="FangSong" w:cs="Times New Roman"/>
+        </w:rPr>
+        <w:t>沿</w:t>
+      </w:r>
+      <w:r>
+        <w:rPr>
+          <w:rFonts w:ascii="Times New Roman" w:hAnsi="Times New Roman" w:eastAsia="Times New Roman" w:cs="Times New Roman"/>
+        </w:rPr>
+        <w:t xml:space="preserve"> Cα–C=O </w:t>
+      </w:r>
+      <w:r>
+        <w:rPr>
           <w:rFonts w:hint="eastAsia" w:ascii="Times New Roman" w:hAnsi="Times New Roman" w:eastAsia="FangSong" w:cs="Times New Roman"/>
         </w:rPr>
         <w:t>键观看</w:t>
       </w:r>
       <w:r>
         <w:rPr>
-          <w:rStyle w:val="VerbatimChar"/>
           <w:rFonts w:hint="eastAsia" w:ascii="Times New Roman" w:hAnsi="Times New Roman" w:eastAsia="Times New Roman" w:cs="Times New Roman"/>
         </w:rPr>
         <w:t>，</w:t>
       </w:r>
       <w:r>
         <w:rPr>
-          <w:rStyle w:val="VerbatimChar"/>
           <w:rFonts w:hint="eastAsia" w:ascii="Times New Roman" w:hAnsi="Times New Roman" w:eastAsia="FangSong" w:cs="Times New Roman"/>
         </w:rPr>
         <w:t>将最大基团</w:t>
       </w:r>
       <w:r>
         <w:rPr>
-          <w:rStyle w:val="VerbatimChar"/>
           <w:rFonts w:hint="eastAsia" w:ascii="Times New Roman" w:hAnsi="Times New Roman" w:eastAsia="Times New Roman" w:cs="Times New Roman"/>
         </w:rPr>
         <w:t>（L）、</w:t>
       </w:r>
       <w:r>
         <w:rPr>
-          <w:rStyle w:val="VerbatimChar"/>
           <w:rFonts w:hint="eastAsia" w:ascii="Times New Roman" w:hAnsi="Times New Roman" w:eastAsia="FangSong" w:cs="Times New Roman"/>
         </w:rPr>
         <w:t>中等基团</w:t>
       </w:r>
       <w:r>
         <w:rPr>
-          <w:rStyle w:val="VerbatimChar"/>
           <w:rFonts w:hint="eastAsia" w:ascii="Times New Roman" w:hAnsi="Times New Roman" w:eastAsia="Times New Roman" w:cs="Times New Roman"/>
         </w:rPr>
         <w:t>（M）、</w:t>
       </w:r>
       <w:r>
         <w:rPr>
-          <w:rStyle w:val="VerbatimChar"/>
           <w:rFonts w:hint="eastAsia" w:ascii="Times New Roman" w:hAnsi="Times New Roman" w:eastAsia="FangSong" w:cs="Times New Roman"/>
         </w:rPr>
         <w:t>最小基团</w:t>
       </w:r>
       <w:r>
         <w:rPr>
-          <w:rStyle w:val="VerbatimChar"/>
           <w:rFonts w:hint="eastAsia" w:ascii="Times New Roman" w:hAnsi="Times New Roman" w:eastAsia="Times New Roman" w:cs="Times New Roman"/>
         </w:rPr>
         <w:t>（S）</w:t>
       </w:r>
       <w:r>
         <w:rPr>
-          <w:rStyle w:val="VerbatimChar"/>
           <w:rFonts w:hint="eastAsia" w:ascii="Times New Roman" w:hAnsi="Times New Roman" w:eastAsia="FangSong" w:cs="Times New Roman"/>
         </w:rPr>
         <w:t>标出</w:t>
       </w:r>
-      <w:r>
-        <w:rPr>
-          <w:rFonts w:ascii="Times New Roman" w:hAnsi="Times New Roman" w:eastAsia="Times New Roman" w:cs="Times New Roman"/>
-        </w:rPr>
-        <w:br/>
-      </w:r>
-      <w:r>
-        <w:rPr>
-          <w:rFonts w:ascii="Times New Roman" w:hAnsi="Times New Roman" w:eastAsia="Times New Roman" w:cs="Times New Roman"/>
-        </w:rPr>
-        <w:br/>
-      </w:r>
-      <w:r>
-        <w:rPr>
-          <w:rStyle w:val="VerbatimChar"/>
-          <w:rFonts w:ascii="Times New Roman" w:hAnsi="Times New Roman" w:eastAsia="Times New Roman" w:cs="Times New Roman"/>
-        </w:rPr>
-        <w:t xml:space="preserve">Step </w:t>
-      </w:r>
-      <w:r>
-        <w:rPr>
-          <w:rStyle w:val="VerbatimChar"/>
-          <w:rFonts w:hint="eastAsia" w:ascii="Times New Roman" w:hAnsi="Times New Roman" w:eastAsia="Times New Roman" w:cs="Times New Roman"/>
-        </w:rPr>
-        <w:t>2：</w:t>
-      </w:r>
-      <w:r>
-        <w:rPr>
-          <w:rStyle w:val="VerbatimChar"/>
-          <w:rFonts w:hint="eastAsia" w:ascii="Times New Roman" w:hAnsi="Times New Roman" w:eastAsia="FangSong" w:cs="Times New Roman"/>
-        </w:rPr>
-        <w:t>确定最优构象</w:t>
-      </w:r>
-      <w:r>
-        <w:rPr>
-          <w:rFonts w:ascii="Times New Roman" w:hAnsi="Times New Roman" w:eastAsia="Times New Roman" w:cs="Times New Roman"/>
-        </w:rPr>
-        <w:br/>
-      </w:r>
-      <w:r>
-        <w:rPr>
-          <w:rStyle w:val="VerbatimChar"/>
-          <w:rFonts w:ascii="Times New Roman" w:hAnsi="Times New Roman" w:eastAsia="Times New Roman" w:cs="Times New Roman"/>
-        </w:rPr>
-        <w:t xml:space="preserve">  </w:t>
-      </w:r>
-      <w:r>
-        <w:rPr>
-          <w:rStyle w:val="VerbatimChar"/>
+    </w:p>
+    <w:p>
+      <w:pPr>
+        <w:pStyle w:val="Compact"/>
+        <w:numPr>
+          <w:ilvl w:val="0"/>
+          <w:numId w:val="1002"/>
+        </w:numPr>
+      </w:pPr>
+      <w:r>
+        <w:rPr>
+          <w:rFonts w:hint="eastAsia" w:ascii="Times New Roman" w:hAnsi="Times New Roman" w:eastAsia="FangSong" w:cs="Times New Roman"/>
+          <w:b/>
+          <w:bCs/>
+        </w:rPr>
+        <w:t xml:space="preserve">确定最优构象</w:t>
+      </w:r>
+      <w:r>
+        <w:rPr>
+          <w:rFonts w:hint="eastAsia" w:ascii="Times New Roman" w:hAnsi="Times New Roman" w:eastAsia="Times New Roman" w:cs="Times New Roman"/>
+        </w:rPr>
+        <w:t>——</w:t>
+      </w:r>
+      <w:r>
+        <w:rPr>
           <w:rFonts w:hint="eastAsia" w:ascii="Times New Roman" w:hAnsi="Times New Roman" w:eastAsia="FangSong" w:cs="Times New Roman"/>
         </w:rPr>
         <w:t>最大基团</w:t>
       </w:r>
       <w:r>
         <w:rPr>
-          <w:rStyle w:val="VerbatimChar"/>
           <w:rFonts w:hint="eastAsia" w:ascii="Times New Roman" w:hAnsi="Times New Roman" w:eastAsia="Times New Roman" w:cs="Times New Roman"/>
         </w:rPr>
         <w:t>（L）</w:t>
       </w:r>
       <w:r>
         <w:rPr>
-          <w:rStyle w:val="VerbatimChar"/>
           <w:rFonts w:hint="eastAsia" w:ascii="Times New Roman" w:hAnsi="Times New Roman" w:eastAsia="FangSong" w:cs="Times New Roman"/>
         </w:rPr>
         <w:t>垂直于</w:t>
       </w:r>
       <w:r>
         <w:rPr>
-          <w:rStyle w:val="VerbatimChar"/>
           <w:rFonts w:ascii="Times New Roman" w:hAnsi="Times New Roman" w:eastAsia="Times New Roman" w:cs="Times New Roman"/>
         </w:rPr>
         <w:t xml:space="preserve"> C=O </w:t>
       </w:r>
       <w:r>
         <w:rPr>
-          <w:rStyle w:val="VerbatimChar"/>
           <w:rFonts w:hint="eastAsia" w:ascii="Times New Roman" w:hAnsi="Times New Roman" w:eastAsia="FangSong" w:cs="Times New Roman"/>
         </w:rPr>
         <w:t>平面</w:t>
       </w:r>
       <w:r>
         <w:rPr>
-          <w:rStyle w:val="VerbatimChar"/>
           <w:rFonts w:hint="eastAsia" w:ascii="Times New Roman" w:hAnsi="Times New Roman" w:eastAsia="Times New Roman" w:cs="Times New Roman"/>
         </w:rPr>
         <w:t>（</w:t>
       </w:r>
       <w:r>
         <w:rPr>
-          <w:rStyle w:val="VerbatimChar"/>
           <w:rFonts w:hint="eastAsia" w:ascii="Times New Roman" w:hAnsi="Times New Roman" w:eastAsia="FangSong" w:cs="Times New Roman"/>
         </w:rPr>
         <w:t>不是与</w:t>
       </w:r>
       <w:r>
         <w:rPr>
-          <w:rStyle w:val="VerbatimChar"/>
           <w:rFonts w:ascii="Times New Roman" w:hAnsi="Times New Roman" w:eastAsia="Times New Roman" w:cs="Times New Roman"/>
         </w:rPr>
         <w:t xml:space="preserve"> C=O </w:t>
       </w:r>
       <w:r>
         <w:rPr>
-          <w:rStyle w:val="VerbatimChar"/>
           <w:rFonts w:hint="eastAsia" w:ascii="Times New Roman" w:hAnsi="Times New Roman" w:eastAsia="FangSong" w:cs="Times New Roman"/>
         </w:rPr>
         <w:t>对位交叉</w:t>
       </w:r>
       <w:r>
         <w:rPr>
-          <w:rStyle w:val="VerbatimChar"/>
-          <w:rFonts w:hint="eastAsia" w:ascii="Times New Roman" w:hAnsi="Times New Roman" w:eastAsia="Times New Roman" w:cs="Times New Roman"/>
-        </w:rPr>
-        <w:t>！）</w:t>
-      </w:r>
-      <w:r>
-        <w:rPr>
-          <w:rFonts w:ascii="Times New Roman" w:hAnsi="Times New Roman" w:eastAsia="Times New Roman" w:cs="Times New Roman"/>
-        </w:rPr>
-        <w:br/>
-      </w:r>
-      <w:r>
-        <w:rPr>
-          <w:rStyle w:val="VerbatimChar"/>
-          <w:rFonts w:ascii="Times New Roman" w:hAnsi="Times New Roman" w:eastAsia="Times New Roman" w:cs="Times New Roman"/>
-        </w:rPr>
-        <w:t xml:space="preserve">  </w:t>
-      </w:r>
-      <w:r>
-        <w:rPr>
-          <w:rStyle w:val="VerbatimChar"/>
+          <w:rFonts w:hint="eastAsia" w:ascii="Times New Roman" w:hAnsi="Times New Roman" w:eastAsia="Times New Roman" w:cs="Times New Roman"/>
+        </w:rPr>
+        <w:t>！）；</w:t>
+      </w:r>
+      <w:r>
+        <w:rPr>
           <w:rFonts w:hint="eastAsia" w:ascii="Times New Roman" w:hAnsi="Times New Roman" w:eastAsia="FangSong" w:cs="Times New Roman"/>
         </w:rPr>
         <w:t>中等基团</w:t>
       </w:r>
       <w:r>
         <w:rPr>
-          <w:rStyle w:val="VerbatimChar"/>
           <w:rFonts w:hint="eastAsia" w:ascii="Times New Roman" w:hAnsi="Times New Roman" w:eastAsia="Times New Roman" w:cs="Times New Roman"/>
         </w:rPr>
         <w:t>（M）</w:t>
       </w:r>
       <w:r>
         <w:rPr>
-          <w:rStyle w:val="VerbatimChar"/>
           <w:rFonts w:hint="eastAsia" w:ascii="Times New Roman" w:hAnsi="Times New Roman" w:eastAsia="FangSong" w:cs="Times New Roman"/>
         </w:rPr>
         <w:t>与</w:t>
       </w:r>
       <w:r>
         <w:rPr>
-          <w:rStyle w:val="VerbatimChar"/>
           <w:rFonts w:ascii="Times New Roman" w:hAnsi="Times New Roman" w:eastAsia="Times New Roman" w:cs="Times New Roman"/>
         </w:rPr>
         <w:t xml:space="preserve"> C=O </w:t>
       </w:r>
       <w:r>
         <w:rPr>
-          <w:rStyle w:val="VerbatimChar"/>
           <w:rFonts w:hint="eastAsia" w:ascii="Times New Roman" w:hAnsi="Times New Roman" w:eastAsia="FangSong" w:cs="Times New Roman"/>
         </w:rPr>
         <w:t>氧在同一侧</w:t>
       </w:r>
       <w:r>
         <w:rPr>
-          <w:rStyle w:val="VerbatimChar"/>
           <w:rFonts w:hint="eastAsia" w:ascii="Times New Roman" w:hAnsi="Times New Roman" w:eastAsia="Times New Roman" w:cs="Times New Roman"/>
         </w:rPr>
         <w:t>（</w:t>
       </w:r>
       <w:r>
         <w:rPr>
-          <w:rStyle w:val="VerbatimChar"/>
           <w:rFonts w:hint="eastAsia" w:ascii="Times New Roman" w:hAnsi="Times New Roman" w:eastAsia="FangSong" w:cs="Times New Roman"/>
         </w:rPr>
         <w:t>较小位阻面</w:t>
       </w:r>
       <w:r>
         <w:rPr>
-          <w:rStyle w:val="VerbatimChar"/>
-          <w:rFonts w:hint="eastAsia" w:ascii="Times New Roman" w:hAnsi="Times New Roman" w:eastAsia="Times New Roman" w:cs="Times New Roman"/>
-        </w:rPr>
-        <w:t>）</w:t>
-      </w:r>
-      <w:r>
-        <w:rPr>
-          <w:rFonts w:ascii="Times New Roman" w:hAnsi="Times New Roman" w:eastAsia="Times New Roman" w:cs="Times New Roman"/>
-        </w:rPr>
-        <w:br/>
-      </w:r>
-      <w:r>
-        <w:rPr>
-          <w:rStyle w:val="VerbatimChar"/>
-          <w:rFonts w:ascii="Times New Roman" w:hAnsi="Times New Roman" w:eastAsia="Times New Roman" w:cs="Times New Roman"/>
-        </w:rPr>
-        <w:t xml:space="preserve">  </w:t>
-      </w:r>
-      <w:r>
-        <w:rPr>
-          <w:rStyle w:val="VerbatimChar"/>
+          <w:rFonts w:hint="eastAsia" w:ascii="Times New Roman" w:hAnsi="Times New Roman" w:eastAsia="Times New Roman" w:cs="Times New Roman"/>
+        </w:rPr>
+        <w:t>）；</w:t>
+      </w:r>
+      <w:r>
+        <w:rPr>
           <w:rFonts w:hint="eastAsia" w:ascii="Times New Roman" w:hAnsi="Times New Roman" w:eastAsia="FangSong" w:cs="Times New Roman"/>
         </w:rPr>
         <w:t>最小基团</w:t>
       </w:r>
       <w:r>
         <w:rPr>
-          <w:rStyle w:val="VerbatimChar"/>
           <w:rFonts w:hint="eastAsia" w:ascii="Times New Roman" w:hAnsi="Times New Roman" w:eastAsia="Times New Roman" w:cs="Times New Roman"/>
         </w:rPr>
         <w:t>（S）</w:t>
       </w:r>
       <w:r>
         <w:rPr>
-          <w:rStyle w:val="VerbatimChar"/>
           <w:rFonts w:hint="eastAsia" w:ascii="Times New Roman" w:hAnsi="Times New Roman" w:eastAsia="FangSong" w:cs="Times New Roman"/>
         </w:rPr>
         <w:t>在另一侧</w:t>
       </w:r>
-      <w:r>
-        <w:rPr>
-          <w:rFonts w:ascii="Times New Roman" w:hAnsi="Times New Roman" w:eastAsia="Times New Roman" w:cs="Times New Roman"/>
-        </w:rPr>
-        <w:br/>
-      </w:r>
-      <w:r>
-        <w:rPr>
-          <w:rFonts w:ascii="Times New Roman" w:hAnsi="Times New Roman" w:eastAsia="Times New Roman" w:cs="Times New Roman"/>
-        </w:rPr>
-        <w:br/>
-      </w:r>
-      <w:r>
-        <w:rPr>
-          <w:rStyle w:val="VerbatimChar"/>
-          <w:rFonts w:ascii="Times New Roman" w:hAnsi="Times New Roman" w:eastAsia="Times New Roman" w:cs="Times New Roman"/>
-        </w:rPr>
-        <w:t xml:space="preserve">Step </w:t>
-      </w:r>
-      <w:r>
-        <w:rPr>
-          <w:rStyle w:val="VerbatimChar"/>
-          <w:rFonts w:hint="eastAsia" w:ascii="Times New Roman" w:hAnsi="Times New Roman" w:eastAsia="Times New Roman" w:cs="Times New Roman"/>
-        </w:rPr>
-        <w:t>3：</w:t>
-      </w:r>
-      <w:r>
-        <w:rPr>
-          <w:rStyle w:val="VerbatimChar"/>
-          <w:rFonts w:hint="eastAsia" w:ascii="Times New Roman" w:hAnsi="Times New Roman" w:eastAsia="FangSong" w:cs="Times New Roman"/>
-        </w:rPr>
-        <w:t>判断进攻面</w:t>
-      </w:r>
-      <w:r>
-        <w:rPr>
-          <w:rFonts w:ascii="Times New Roman" w:hAnsi="Times New Roman" w:eastAsia="Times New Roman" w:cs="Times New Roman"/>
-        </w:rPr>
-        <w:br/>
-      </w:r>
-      <w:r>
-        <w:rPr>
-          <w:rStyle w:val="VerbatimChar"/>
-          <w:rFonts w:ascii="Times New Roman" w:hAnsi="Times New Roman" w:eastAsia="Times New Roman" w:cs="Times New Roman"/>
-        </w:rPr>
-        <w:t xml:space="preserve">  </w:t>
-      </w:r>
-      <w:r>
-        <w:rPr>
-          <w:rStyle w:val="VerbatimChar"/>
+    </w:p>
+    <w:p>
+      <w:pPr>
+        <w:pStyle w:val="Compact"/>
+        <w:numPr>
+          <w:ilvl w:val="0"/>
+          <w:numId w:val="1002"/>
+        </w:numPr>
+      </w:pPr>
+      <w:r>
+        <w:rPr>
+          <w:rFonts w:hint="eastAsia" w:ascii="Times New Roman" w:hAnsi="Times New Roman" w:eastAsia="FangSong" w:cs="Times New Roman"/>
+          <w:b/>
+          <w:bCs/>
+        </w:rPr>
+        <w:t xml:space="preserve">判断进攻面</w:t>
+      </w:r>
+      <w:r>
+        <w:rPr>
+          <w:rFonts w:hint="eastAsia" w:ascii="Times New Roman" w:hAnsi="Times New Roman" w:eastAsia="Times New Roman" w:cs="Times New Roman"/>
+        </w:rPr>
+        <w:t>——</w:t>
+      </w:r>
+      <w:r>
+        <w:rPr>
           <w:rFonts w:hint="eastAsia" w:ascii="Times New Roman" w:hAnsi="Times New Roman" w:eastAsia="FangSong" w:cs="Times New Roman"/>
         </w:rPr>
         <w:t>亲核试剂从</w:t>
       </w:r>
       <w:r>
         <w:rPr>
-          <w:rStyle w:val="VerbatimChar"/>
-          <w:rFonts w:hint="eastAsia" w:ascii="Times New Roman" w:hAnsi="Times New Roman" w:eastAsia="Times New Roman" w:cs="Times New Roman"/>
-        </w:rPr>
-        <w:t>**</w:t>
-      </w:r>
-      <w:r>
-        <w:rPr>
-          <w:rStyle w:val="VerbatimChar"/>
-          <w:rFonts w:hint="eastAsia" w:ascii="Times New Roman" w:hAnsi="Times New Roman" w:eastAsia="FangSong" w:cs="Times New Roman"/>
-        </w:rPr>
-        <w:t>位阻最小的面</w:t>
-      </w:r>
-      <w:r>
-        <w:rPr>
-          <w:rStyle w:val="VerbatimChar"/>
-          <w:rFonts w:hint="eastAsia" w:ascii="Times New Roman" w:hAnsi="Times New Roman" w:eastAsia="Times New Roman" w:cs="Times New Roman"/>
-        </w:rPr>
-        <w:t>**</w:t>
-      </w:r>
-      <w:r>
-        <w:rPr>
-          <w:rStyle w:val="VerbatimChar"/>
+          <w:rFonts w:hint="eastAsia" w:ascii="Times New Roman" w:hAnsi="Times New Roman" w:eastAsia="FangSong" w:cs="Times New Roman"/>
+          <w:b/>
+          <w:bCs/>
+        </w:rPr>
+        <w:t xml:space="preserve">位阻最小的面</w:t>
+      </w:r>
+      <w:r>
+        <w:rPr>
           <w:rFonts w:hint="eastAsia" w:ascii="Times New Roman" w:hAnsi="Times New Roman" w:eastAsia="FangSong" w:cs="Times New Roman"/>
         </w:rPr>
         <w:t>进攻</w:t>
       </w:r>
       <w:r>
         <w:rPr>
-          <w:rStyle w:val="VerbatimChar"/>
-          <w:rFonts w:hint="eastAsia" w:ascii="Times New Roman" w:hAnsi="Times New Roman" w:eastAsia="Times New Roman" w:cs="Times New Roman"/>
-        </w:rPr>
-        <w:t>——</w:t>
-      </w:r>
-      <w:r>
-        <w:rPr>
-          <w:rStyle w:val="VerbatimChar"/>
-          <w:rFonts w:hint="eastAsia" w:ascii="Times New Roman" w:hAnsi="Times New Roman" w:eastAsia="FangSong" w:cs="Times New Roman"/>
-        </w:rPr>
-        <w:t>从</w:t>
-      </w:r>
-      <w:r>
-        <w:rPr>
-          <w:rStyle w:val="VerbatimChar"/>
+          <w:rFonts w:hint="eastAsia" w:ascii="Times New Roman" w:hAnsi="Times New Roman" w:eastAsia="Times New Roman" w:cs="Times New Roman"/>
+        </w:rPr>
+        <w:t>，</w:t>
+      </w:r>
+      <w:r>
+        <w:rPr>
+          <w:rFonts w:hint="eastAsia" w:ascii="Times New Roman" w:hAnsi="Times New Roman" w:eastAsia="FangSong" w:cs="Times New Roman"/>
+        </w:rPr>
+        <w:t>即从</w:t>
+      </w:r>
+      <w:r>
+        <w:rPr>
           <w:rFonts w:ascii="Times New Roman" w:hAnsi="Times New Roman" w:eastAsia="Times New Roman" w:cs="Times New Roman"/>
         </w:rPr>
         <w:t xml:space="preserve"> S </w:t>
       </w:r>
       <w:r>
         <w:rPr>
-          <w:rStyle w:val="VerbatimChar"/>
-          <w:rFonts w:hint="eastAsia" w:ascii="Times New Roman" w:hAnsi="Times New Roman" w:eastAsia="FangSong" w:cs="Times New Roman"/>
-        </w:rPr>
-        <w:t xml:space="preserve">所在的那一侧进攻</w:t>
-      </w:r>
-      <w:r>
-        <w:rPr>
-          <w:rFonts w:ascii="Times New Roman" w:hAnsi="Times New Roman" w:eastAsia="Times New Roman" w:cs="Times New Roman"/>
-        </w:rPr>
-        <w:br/>
-      </w:r>
-      <w:r>
-        <w:rPr>
-          <w:rStyle w:val="VerbatimChar"/>
-          <w:rFonts w:ascii="Times New Roman" w:hAnsi="Times New Roman" w:eastAsia="Times New Roman" w:cs="Times New Roman"/>
-        </w:rPr>
-        <w:t xml:space="preserve">  </w:t>
-      </w:r>
-      <w:r>
-        <w:rPr>
-          <w:rStyle w:val="VerbatimChar"/>
-          <w:rFonts w:hint="eastAsia" w:ascii="Times New Roman" w:hAnsi="Times New Roman" w:eastAsia="FangSong" w:cs="Times New Roman"/>
-        </w:rPr>
-        <w:t xml:space="preserve">产物构型由</w:t>
-      </w:r>
-      <w:r>
-        <w:rPr>
-          <w:rStyle w:val="VerbatimChar"/>
+          <w:rFonts w:hint="eastAsia" w:ascii="Times New Roman" w:hAnsi="Times New Roman" w:eastAsia="FangSong" w:cs="Times New Roman"/>
+        </w:rPr>
+        <w:t>所在的那一侧进攻</w:t>
+      </w:r>
+      <w:r>
+        <w:rPr>
+          <w:rFonts w:hint="eastAsia" w:ascii="Times New Roman" w:hAnsi="Times New Roman" w:eastAsia="Times New Roman" w:cs="Times New Roman"/>
+        </w:rPr>
+        <w:t>；</w:t>
+      </w:r>
+      <w:r>
+        <w:rPr>
+          <w:rFonts w:hint="eastAsia" w:ascii="Times New Roman" w:hAnsi="Times New Roman" w:eastAsia="FangSong" w:cs="Times New Roman"/>
+        </w:rPr>
+        <w:t>产物构型由</w:t>
+      </w:r>
+      <w:r>
+        <w:rPr>
           <w:rFonts w:ascii="Times New Roman" w:hAnsi="Times New Roman" w:eastAsia="Times New Roman" w:cs="Times New Roman"/>
         </w:rPr>
         <w:t xml:space="preserve"> S </w:t>
       </w:r>
       <w:r>
         <w:rPr>
-          <w:rStyle w:val="VerbatimChar"/>
           <w:rFonts w:hint="eastAsia" w:ascii="Times New Roman" w:hAnsi="Times New Roman" w:eastAsia="FangSong" w:cs="Times New Roman"/>
         </w:rPr>
         <w:t xml:space="preserve">侧进攻决定</w:t>
@@ -15309,7 +15162,7 @@
         <w:pStyle w:val="Compact"/>
         <w:numPr>
           <w:ilvl w:val="0"/>
-          <w:numId w:val="1002"/>
+          <w:numId w:val="1003"/>
         </w:numPr>
       </w:pPr>
       <w:r>
@@ -15348,7 +15201,7 @@
         <w:pStyle w:val="Compact"/>
         <w:numPr>
           <w:ilvl w:val="0"/>
-          <w:numId w:val="1002"/>
+          <w:numId w:val="1003"/>
         </w:numPr>
       </w:pPr>
       <w:r>
@@ -15429,7 +15282,7 @@
         <w:pStyle w:val="Compact"/>
         <w:numPr>
           <w:ilvl w:val="0"/>
-          <w:numId w:val="1002"/>
+          <w:numId w:val="1003"/>
         </w:numPr>
       </w:pPr>
       <w:r>
@@ -15486,7 +15339,7 @@
         <w:pStyle w:val="Compact"/>
         <w:numPr>
           <w:ilvl w:val="0"/>
-          <w:numId w:val="1002"/>
+          <w:numId w:val="1003"/>
         </w:numPr>
       </w:pPr>
       <w:r>
@@ -15579,7 +15432,7 @@
         <w:pStyle w:val="Compact"/>
         <w:numPr>
           <w:ilvl w:val="0"/>
-          <w:numId w:val="1002"/>
+          <w:numId w:val="1003"/>
         </w:numPr>
       </w:pPr>
       <w:r>
@@ -15600,7 +15453,7 @@
         <w:pStyle w:val="Compact"/>
         <w:numPr>
           <w:ilvl w:val="0"/>
-          <w:numId w:val="1002"/>
+          <w:numId w:val="1003"/>
         </w:numPr>
       </w:pPr>
       <w:r>
@@ -15615,7 +15468,7 @@
         <w:pStyle w:val="Compact"/>
         <w:numPr>
           <w:ilvl w:val="0"/>
-          <w:numId w:val="1002"/>
+          <w:numId w:val="1003"/>
         </w:numPr>
       </w:pPr>
       <w:r>
@@ -16099,244 +15952,26 @@
       <w:pPr>
         <w:numPr>
           <w:ilvl w:val="0"/>
-          <w:numId w:val="1003"/>
-        </w:numPr>
-      </w:pPr>
-      <w:r>
-        <w:rPr>
-          <w:rFonts w:hint="eastAsia" w:ascii="Times New Roman" w:hAnsi="Times New Roman" w:eastAsia="FangSong" w:cs="Times New Roman"/>
-        </w:rPr>
-        <w:t>底物</w:t>
-      </w:r>
-      <w:r>
-        <w:rPr>
-          <w:rFonts w:hint="eastAsia" w:ascii="Times New Roman" w:hAnsi="Times New Roman" w:eastAsia="Times New Roman" w:cs="Times New Roman"/>
-        </w:rPr>
-        <w:t>：(R)-2-</w:t>
-      </w:r>
-      <w:r>
-        <w:rPr>
-          <w:rFonts w:hint="eastAsia" w:ascii="Times New Roman" w:hAnsi="Times New Roman" w:eastAsia="FangSong" w:cs="Times New Roman"/>
-        </w:rPr>
-        <w:t>甲基丁醛</w:t>
-      </w:r>
-    </w:p>
-    <w:p>
-      <w:pPr>
-        <w:pStyle w:val="Compact"/>
-        <w:numPr>
-          <w:ilvl w:val="1"/>
           <w:numId w:val="1004"/>
         </w:numPr>
       </w:pPr>
       <w:r>
         <w:rPr>
-          <w:rFonts w:ascii="Times New Roman" w:hAnsi="Times New Roman" w:eastAsia="Times New Roman" w:cs="Times New Roman"/>
-        </w:rPr>
-        <w:t xml:space="preserve">Cα </w:t>
-      </w:r>
-      <w:r>
-        <w:rPr>
-          <w:rFonts w:hint="eastAsia" w:ascii="Times New Roman" w:hAnsi="Times New Roman" w:eastAsia="FangSong" w:cs="Times New Roman"/>
-        </w:rPr>
-        <w:t>上连</w:t>
-      </w:r>
-      <w:r>
-        <w:rPr>
-          <w:rFonts w:hint="eastAsia" w:ascii="Times New Roman" w:hAnsi="Times New Roman" w:eastAsia="Times New Roman" w:cs="Times New Roman"/>
-        </w:rPr>
-        <w:t>：H（S），CH</w:t>
-      </w:r>
-      <w:r>
-        <w:rPr>
-          <w:rFonts w:hint="eastAsia" w:ascii="Times New Roman" w:hAnsi="Times New Roman" w:eastAsia="Times New Roman" w:cs="Times New Roman"/>
-          <w:vertAlign w:val="subscript"/>
-        </w:rPr>
-        <w:t>3</w:t>
-      </w:r>
-      <w:r>
-        <w:rPr>
-          <w:rFonts w:hint="eastAsia" w:ascii="Times New Roman" w:hAnsi="Times New Roman" w:eastAsia="Times New Roman" w:cs="Times New Roman"/>
-        </w:rPr>
-        <w:t>（M），CH</w:t>
-      </w:r>
-      <w:r>
-        <w:rPr>
-          <w:rFonts w:hint="eastAsia" w:ascii="Times New Roman" w:hAnsi="Times New Roman" w:eastAsia="Times New Roman" w:cs="Times New Roman"/>
-          <w:vertAlign w:val="subscript"/>
-        </w:rPr>
-        <w:t>2</w:t>
-      </w:r>
-      <w:r>
-        <w:rPr>
-          <w:rFonts w:hint="eastAsia" w:ascii="Times New Roman" w:hAnsi="Times New Roman" w:eastAsia="Times New Roman" w:cs="Times New Roman"/>
-        </w:rPr>
-        <w:t>CH</w:t>
-      </w:r>
-      <w:r>
-        <w:rPr>
-          <w:rFonts w:hint="eastAsia" w:ascii="Times New Roman" w:hAnsi="Times New Roman" w:eastAsia="Times New Roman" w:cs="Times New Roman"/>
-          <w:vertAlign w:val="subscript"/>
-        </w:rPr>
-        <w:t>3</w:t>
-      </w:r>
-      <w:r>
-        <w:rPr>
-          <w:rFonts w:hint="eastAsia" w:ascii="Times New Roman" w:hAnsi="Times New Roman" w:eastAsia="Times New Roman" w:cs="Times New Roman"/>
-        </w:rPr>
-        <w:t>（L），CHO（C=O</w:t>
-      </w:r>
-      <w:r>
-        <w:rPr>
-          <w:rFonts w:ascii="Times New Roman" w:hAnsi="Times New Roman" w:eastAsia="Times New Roman" w:cs="Times New Roman"/>
-        </w:rPr>
-        <w:t xml:space="preserve"> </w:t>
-      </w:r>
-      <w:r>
-        <w:rPr>
-          <w:rFonts w:hint="eastAsia" w:ascii="Times New Roman" w:hAnsi="Times New Roman" w:eastAsia="FangSong" w:cs="Times New Roman"/>
-        </w:rPr>
-        <w:t>基团</w:t>
-      </w:r>
-      <w:r>
-        <w:rPr>
-          <w:rFonts w:hint="eastAsia" w:ascii="Times New Roman" w:hAnsi="Times New Roman" w:eastAsia="Times New Roman" w:cs="Times New Roman"/>
-        </w:rPr>
-        <w:t>）</w:t>
-      </w:r>
-    </w:p>
-    <w:p>
-      <w:pPr>
-        <w:pStyle w:val="Compact"/>
-        <w:numPr>
-          <w:ilvl w:val="1"/>
-          <w:numId w:val="1004"/>
-        </w:numPr>
-      </w:pPr>
-      <w:r>
-        <w:rPr>
-          <w:rFonts w:ascii="Times New Roman" w:hAnsi="Times New Roman" w:eastAsia="Times New Roman" w:cs="Times New Roman"/>
-        </w:rPr>
-        <w:t xml:space="preserve">L = </w:t>
-      </w:r>
-      <w:r>
-        <w:rPr>
-          <w:rFonts w:hint="eastAsia" w:ascii="Times New Roman" w:hAnsi="Times New Roman" w:eastAsia="Times New Roman" w:cs="Times New Roman"/>
-        </w:rPr>
-        <w:t>CH</w:t>
-      </w:r>
-      <w:r>
-        <w:rPr>
-          <w:rFonts w:hint="eastAsia" w:ascii="Times New Roman" w:hAnsi="Times New Roman" w:eastAsia="Times New Roman" w:cs="Times New Roman"/>
-          <w:vertAlign w:val="subscript"/>
-        </w:rPr>
-        <w:t>2</w:t>
-      </w:r>
-      <w:r>
-        <w:rPr>
-          <w:rFonts w:hint="eastAsia" w:ascii="Times New Roman" w:hAnsi="Times New Roman" w:eastAsia="Times New Roman" w:cs="Times New Roman"/>
-        </w:rPr>
-        <w:t>CH</w:t>
-      </w:r>
-      <w:r>
-        <w:rPr>
-          <w:rFonts w:hint="eastAsia" w:ascii="Times New Roman" w:hAnsi="Times New Roman" w:eastAsia="Times New Roman" w:cs="Times New Roman"/>
-          <w:vertAlign w:val="subscript"/>
-        </w:rPr>
-        <w:t>3</w:t>
-      </w:r>
-      <w:r>
-        <w:rPr>
-          <w:rFonts w:hint="eastAsia" w:ascii="Times New Roman" w:hAnsi="Times New Roman" w:eastAsia="Times New Roman" w:cs="Times New Roman"/>
-        </w:rPr>
-        <w:t>（</w:t>
-      </w:r>
-      <w:r>
-        <w:rPr>
-          <w:rFonts w:hint="eastAsia" w:ascii="Times New Roman" w:hAnsi="Times New Roman" w:eastAsia="FangSong" w:cs="Times New Roman"/>
-        </w:rPr>
-        <w:t>乙基</w:t>
-      </w:r>
-      <w:r>
-        <w:rPr>
-          <w:rFonts w:hint="eastAsia" w:ascii="Times New Roman" w:hAnsi="Times New Roman" w:eastAsia="Times New Roman" w:cs="Times New Roman"/>
-        </w:rPr>
-        <w:t>），M</w:t>
-      </w:r>
-      <w:r>
-        <w:rPr>
-          <w:rFonts w:ascii="Times New Roman" w:hAnsi="Times New Roman" w:eastAsia="Times New Roman" w:cs="Times New Roman"/>
-        </w:rPr>
-        <w:t xml:space="preserve"> = </w:t>
-      </w:r>
-      <w:r>
-        <w:rPr>
-          <w:rFonts w:hint="eastAsia" w:ascii="Times New Roman" w:hAnsi="Times New Roman" w:eastAsia="Times New Roman" w:cs="Times New Roman"/>
-        </w:rPr>
-        <w:t>CH</w:t>
-      </w:r>
-      <w:r>
-        <w:rPr>
-          <w:rFonts w:hint="eastAsia" w:ascii="Times New Roman" w:hAnsi="Times New Roman" w:eastAsia="Times New Roman" w:cs="Times New Roman"/>
-          <w:vertAlign w:val="subscript"/>
-        </w:rPr>
-        <w:t>3</w:t>
-      </w:r>
-      <w:r>
-        <w:rPr>
-          <w:rFonts w:hint="eastAsia" w:ascii="Times New Roman" w:hAnsi="Times New Roman" w:eastAsia="Times New Roman" w:cs="Times New Roman"/>
-        </w:rPr>
-        <w:t>，S</w:t>
-      </w:r>
-      <w:r>
-        <w:rPr>
-          <w:rFonts w:ascii="Times New Roman" w:hAnsi="Times New Roman" w:eastAsia="Times New Roman" w:cs="Times New Roman"/>
-        </w:rPr>
-        <w:t xml:space="preserve"> = H</w:t>
-      </w:r>
-    </w:p>
-    <w:p>
-      <w:pPr>
-        <w:numPr>
-          <w:ilvl w:val="0"/>
-          <w:numId w:val="1003"/>
-        </w:numPr>
-      </w:pPr>
-      <w:r>
-        <w:rPr>
-          <w:rFonts w:hint="eastAsia" w:ascii="Times New Roman" w:hAnsi="Times New Roman" w:eastAsia="FangSong" w:cs="Times New Roman"/>
-        </w:rPr>
-        <w:t xml:space="preserve">沿</w:t>
-      </w:r>
-      <w:r>
-        <w:rPr>
-          <w:rFonts w:ascii="Times New Roman" w:hAnsi="Times New Roman" w:eastAsia="Times New Roman" w:cs="Times New Roman"/>
-        </w:rPr>
-        <w:t xml:space="preserve"> Cα-C=O </w:t>
-      </w:r>
-      <w:r>
-        <w:rPr>
-          <w:rFonts w:hint="eastAsia" w:ascii="Times New Roman" w:hAnsi="Times New Roman" w:eastAsia="FangSong" w:cs="Times New Roman"/>
-        </w:rPr>
-        <w:t xml:space="preserve">画</w:t>
-      </w:r>
-      <w:r>
-        <w:rPr>
-          <w:rFonts w:ascii="Times New Roman" w:hAnsi="Times New Roman" w:eastAsia="Times New Roman" w:cs="Times New Roman"/>
-        </w:rPr>
-        <w:t xml:space="preserve"> Newman </w:t>
-      </w:r>
-      <w:r>
-        <w:rPr>
-          <w:rFonts w:hint="eastAsia" w:ascii="Times New Roman" w:hAnsi="Times New Roman" w:eastAsia="FangSong" w:cs="Times New Roman"/>
-        </w:rPr>
-        <w:t>投影</w:t>
-      </w:r>
-      <w:r>
-        <w:rPr>
-          <w:rFonts w:hint="eastAsia" w:ascii="Times New Roman" w:hAnsi="Times New Roman" w:eastAsia="Times New Roman" w:cs="Times New Roman"/>
-        </w:rPr>
-        <w:t>：</w:t>
+          <w:rFonts w:hint="eastAsia" w:ascii="Times New Roman" w:hAnsi="Times New Roman" w:eastAsia="FangSong" w:cs="Times New Roman"/>
+        </w:rPr>
+        <w:t>底物</w:t>
+      </w:r>
+      <w:r>
+        <w:rPr>
+          <w:rFonts w:hint="eastAsia" w:ascii="Times New Roman" w:hAnsi="Times New Roman" w:eastAsia="Times New Roman" w:cs="Times New Roman"/>
+        </w:rPr>
+        <w:t>：(R)-2-</w:t>
+      </w:r>
+      <w:r>
+        <w:rPr>
+          <w:rFonts w:hint="eastAsia" w:ascii="Times New Roman" w:hAnsi="Times New Roman" w:eastAsia="FangSong" w:cs="Times New Roman"/>
+        </w:rPr>
+        <w:t>甲基丁醛</w:t>
       </w:r>
     </w:p>
     <w:p>
@@ -16349,15 +15984,40 @@
       </w:pPr>
       <w:r>
         <w:rPr>
-          <w:rFonts w:hint="eastAsia" w:ascii="Times New Roman" w:hAnsi="Times New Roman" w:eastAsia="Times New Roman" w:cs="Times New Roman"/>
-        </w:rPr>
-        <w:t>L（CH</w:t>
+          <w:rFonts w:ascii="Times New Roman" w:hAnsi="Times New Roman" w:eastAsia="Times New Roman" w:cs="Times New Roman"/>
+        </w:rPr>
+        <w:t xml:space="preserve">Cα </w:t>
+      </w:r>
+      <w:r>
+        <w:rPr>
+          <w:rFonts w:hint="eastAsia" w:ascii="Times New Roman" w:hAnsi="Times New Roman" w:eastAsia="FangSong" w:cs="Times New Roman"/>
+        </w:rPr>
+        <w:t>上连</w:t>
+      </w:r>
+      <w:r>
+        <w:rPr>
+          <w:rFonts w:hint="eastAsia" w:ascii="Times New Roman" w:hAnsi="Times New Roman" w:eastAsia="Times New Roman" w:cs="Times New Roman"/>
+        </w:rPr>
+        <w:t>：H（S），CH</w:t>
       </w:r>
       <w:r>
         <w:rPr>
           <w:rFonts w:hint="eastAsia" w:ascii="Times New Roman" w:hAnsi="Times New Roman" w:eastAsia="Times New Roman" w:cs="Times New Roman"/>
           <w:vertAlign w:val="subscript"/>
         </w:rPr>
+        <w:t>3</w:t>
+      </w:r>
+      <w:r>
+        <w:rPr>
+          <w:rFonts w:hint="eastAsia" w:ascii="Times New Roman" w:hAnsi="Times New Roman" w:eastAsia="Times New Roman" w:cs="Times New Roman"/>
+        </w:rPr>
+        <w:t>（M），CH</w:t>
+      </w:r>
+      <w:r>
+        <w:rPr>
+          <w:rFonts w:hint="eastAsia" w:ascii="Times New Roman" w:hAnsi="Times New Roman" w:eastAsia="Times New Roman" w:cs="Times New Roman"/>
+          <w:vertAlign w:val="subscript"/>
+        </w:rPr>
         <w:t>2</w:t>
       </w:r>
       <w:r>
@@ -16377,25 +16037,25 @@
         <w:rPr>
           <w:rFonts w:hint="eastAsia" w:ascii="Times New Roman" w:hAnsi="Times New Roman" w:eastAsia="Times New Roman" w:cs="Times New Roman"/>
         </w:rPr>
+        <w:t>（L），CHO（C=O</w:t>
+      </w:r>
+      <w:r>
+        <w:rPr>
+          <w:rFonts w:ascii="Times New Roman" w:hAnsi="Times New Roman" w:eastAsia="Times New Roman" w:cs="Times New Roman"/>
+        </w:rPr>
+        <w:t xml:space="preserve"> </w:t>
+      </w:r>
+      <w:r>
+        <w:rPr>
+          <w:rFonts w:hint="eastAsia" w:ascii="Times New Roman" w:hAnsi="Times New Roman" w:eastAsia="FangSong" w:cs="Times New Roman"/>
+        </w:rPr>
+        <w:t>基团</w:t>
+      </w:r>
+      <w:r>
+        <w:rPr>
+          <w:rFonts w:hint="eastAsia" w:ascii="Times New Roman" w:hAnsi="Times New Roman" w:eastAsia="Times New Roman" w:cs="Times New Roman"/>
+        </w:rPr>
         <w:t>）</w:t>
-      </w:r>
-      <w:r>
-        <w:rPr>
-          <w:rFonts w:hint="eastAsia" w:ascii="Times New Roman" w:hAnsi="Times New Roman" w:eastAsia="FangSong" w:cs="Times New Roman"/>
-        </w:rPr>
-        <w:t>垂直于</w:t>
-      </w:r>
-      <w:r>
-        <w:rPr>
-          <w:rFonts w:ascii="Times New Roman" w:hAnsi="Times New Roman" w:eastAsia="Times New Roman" w:cs="Times New Roman"/>
-        </w:rPr>
-        <w:t xml:space="preserve"> C=O </w:t>
-      </w:r>
-      <w:r>
-        <w:rPr>
-          <w:rFonts w:hint="eastAsia" w:ascii="Times New Roman" w:hAnsi="Times New Roman" w:eastAsia="FangSong" w:cs="Times New Roman"/>
-        </w:rPr>
-        <w:t xml:space="preserve">平面</w:t>
       </w:r>
     </w:p>
     <w:p>
@@ -16408,40 +16068,128 @@
       </w:pPr>
       <w:r>
         <w:rPr>
-          <w:rFonts w:hint="eastAsia" w:ascii="Times New Roman" w:hAnsi="Times New Roman" w:eastAsia="Times New Roman" w:cs="Times New Roman"/>
-        </w:rPr>
-        <w:t>M（CH</w:t>
+          <w:rFonts w:ascii="Times New Roman" w:hAnsi="Times New Roman" w:eastAsia="Times New Roman" w:cs="Times New Roman"/>
+        </w:rPr>
+        <w:t xml:space="preserve">L = </w:t>
+      </w:r>
+      <w:r>
+        <w:rPr>
+          <w:rFonts w:hint="eastAsia" w:ascii="Times New Roman" w:hAnsi="Times New Roman" w:eastAsia="Times New Roman" w:cs="Times New Roman"/>
+        </w:rPr>
+        <w:t>CH</w:t>
       </w:r>
       <w:r>
         <w:rPr>
           <w:rFonts w:hint="eastAsia" w:ascii="Times New Roman" w:hAnsi="Times New Roman" w:eastAsia="Times New Roman" w:cs="Times New Roman"/>
           <w:vertAlign w:val="subscript"/>
         </w:rPr>
+        <w:t>2</w:t>
+      </w:r>
+      <w:r>
+        <w:rPr>
+          <w:rFonts w:hint="eastAsia" w:ascii="Times New Roman" w:hAnsi="Times New Roman" w:eastAsia="Times New Roman" w:cs="Times New Roman"/>
+        </w:rPr>
+        <w:t>CH</w:t>
+      </w:r>
+      <w:r>
+        <w:rPr>
+          <w:rFonts w:hint="eastAsia" w:ascii="Times New Roman" w:hAnsi="Times New Roman" w:eastAsia="Times New Roman" w:cs="Times New Roman"/>
+          <w:vertAlign w:val="subscript"/>
+        </w:rPr>
         <w:t>3</w:t>
       </w:r>
       <w:r>
         <w:rPr>
           <w:rFonts w:hint="eastAsia" w:ascii="Times New Roman" w:hAnsi="Times New Roman" w:eastAsia="Times New Roman" w:cs="Times New Roman"/>
         </w:rPr>
-        <w:t>）</w:t>
-      </w:r>
-      <w:r>
-        <w:rPr>
-          <w:rFonts w:hint="eastAsia" w:ascii="Times New Roman" w:hAnsi="Times New Roman" w:eastAsia="FangSong" w:cs="Times New Roman"/>
-        </w:rPr>
-        <w:t>在</w:t>
-      </w:r>
-      <w:r>
-        <w:rPr>
-          <w:rFonts w:ascii="Times New Roman" w:hAnsi="Times New Roman" w:eastAsia="Times New Roman" w:cs="Times New Roman"/>
-        </w:rPr>
-        <w:t xml:space="preserve"> C=O </w:t>
-      </w:r>
-      <w:r>
-        <w:rPr>
-          <w:rFonts w:hint="eastAsia" w:ascii="Times New Roman" w:hAnsi="Times New Roman" w:eastAsia="FangSong" w:cs="Times New Roman"/>
-        </w:rPr>
-        <w:t xml:space="preserve">同侧</w:t>
+        <w:t>（</w:t>
+      </w:r>
+      <w:r>
+        <w:rPr>
+          <w:rFonts w:hint="eastAsia" w:ascii="Times New Roman" w:hAnsi="Times New Roman" w:eastAsia="FangSong" w:cs="Times New Roman"/>
+        </w:rPr>
+        <w:t>乙基</w:t>
+      </w:r>
+      <w:r>
+        <w:rPr>
+          <w:rFonts w:hint="eastAsia" w:ascii="Times New Roman" w:hAnsi="Times New Roman" w:eastAsia="Times New Roman" w:cs="Times New Roman"/>
+        </w:rPr>
+        <w:t>），M</w:t>
+      </w:r>
+      <w:r>
+        <w:rPr>
+          <w:rFonts w:ascii="Times New Roman" w:hAnsi="Times New Roman" w:eastAsia="Times New Roman" w:cs="Times New Roman"/>
+        </w:rPr>
+        <w:t xml:space="preserve"> = </w:t>
+      </w:r>
+      <w:r>
+        <w:rPr>
+          <w:rFonts w:hint="eastAsia" w:ascii="Times New Roman" w:hAnsi="Times New Roman" w:eastAsia="Times New Roman" w:cs="Times New Roman"/>
+        </w:rPr>
+        <w:t>CH</w:t>
+      </w:r>
+      <w:r>
+        <w:rPr>
+          <w:rFonts w:hint="eastAsia" w:ascii="Times New Roman" w:hAnsi="Times New Roman" w:eastAsia="Times New Roman" w:cs="Times New Roman"/>
+          <w:vertAlign w:val="subscript"/>
+        </w:rPr>
+        <w:t>3</w:t>
+      </w:r>
+      <w:r>
+        <w:rPr>
+          <w:rFonts w:hint="eastAsia" w:ascii="Times New Roman" w:hAnsi="Times New Roman" w:eastAsia="Times New Roman" w:cs="Times New Roman"/>
+        </w:rPr>
+        <w:t>，S</w:t>
+      </w:r>
+      <w:r>
+        <w:rPr>
+          <w:rFonts w:ascii="Times New Roman" w:hAnsi="Times New Roman" w:eastAsia="Times New Roman" w:cs="Times New Roman"/>
+        </w:rPr>
+        <w:t xml:space="preserve"> = H</w:t>
+      </w:r>
+    </w:p>
+    <w:p>
+      <w:pPr>
+        <w:numPr>
+          <w:ilvl w:val="0"/>
+          <w:numId w:val="1004"/>
+        </w:numPr>
+      </w:pPr>
+      <w:r>
+        <w:rPr>
+          <w:rFonts w:hint="eastAsia" w:ascii="Times New Roman" w:hAnsi="Times New Roman" w:eastAsia="FangSong" w:cs="Times New Roman"/>
+        </w:rPr>
+        <w:t xml:space="preserve">沿</w:t>
+      </w:r>
+      <w:r>
+        <w:rPr>
+          <w:rFonts w:ascii="Times New Roman" w:hAnsi="Times New Roman" w:eastAsia="Times New Roman" w:cs="Times New Roman"/>
+        </w:rPr>
+        <w:t xml:space="preserve"> Cα-C=O </w:t>
+      </w:r>
+      <w:r>
+        <w:rPr>
+          <w:rFonts w:hint="eastAsia" w:ascii="Times New Roman" w:hAnsi="Times New Roman" w:eastAsia="FangSong" w:cs="Times New Roman"/>
+        </w:rPr>
+        <w:t xml:space="preserve">画</w:t>
+      </w:r>
+      <w:r>
+        <w:rPr>
+          <w:rFonts w:ascii="Times New Roman" w:hAnsi="Times New Roman" w:eastAsia="Times New Roman" w:cs="Times New Roman"/>
+        </w:rPr>
+        <w:t xml:space="preserve"> Newman </w:t>
+      </w:r>
+      <w:r>
+        <w:rPr>
+          <w:rFonts w:hint="eastAsia" w:ascii="Times New Roman" w:hAnsi="Times New Roman" w:eastAsia="FangSong" w:cs="Times New Roman"/>
+        </w:rPr>
+        <w:t>投影</w:t>
+      </w:r>
+      <w:r>
+        <w:rPr>
+          <w:rFonts w:hint="eastAsia" w:ascii="Times New Roman" w:hAnsi="Times New Roman" w:eastAsia="Times New Roman" w:cs="Times New Roman"/>
+        </w:rPr>
+        <w:t>：</w:t>
       </w:r>
     </w:p>
     <w:p>
@@ -16449,27 +16197,132 @@
         <w:pStyle w:val="Compact"/>
         <w:numPr>
           <w:ilvl w:val="1"/>
-          <w:numId w:val="1005"/>
+          <w:numId w:val="1006"/>
         </w:numPr>
       </w:pPr>
       <w:r>
         <w:rPr>
           <w:rFonts w:hint="eastAsia" w:ascii="Times New Roman" w:hAnsi="Times New Roman" w:eastAsia="Times New Roman" w:cs="Times New Roman"/>
         </w:rPr>
-        <w:t>S（H）</w:t>
-      </w:r>
-      <w:r>
-        <w:rPr>
-          <w:rFonts w:hint="eastAsia" w:ascii="Times New Roman" w:hAnsi="Times New Roman" w:eastAsia="FangSong" w:cs="Times New Roman"/>
-        </w:rPr>
-        <w:t>在另一侧</w:t>
+        <w:t>L（CH</w:t>
+      </w:r>
+      <w:r>
+        <w:rPr>
+          <w:rFonts w:hint="eastAsia" w:ascii="Times New Roman" w:hAnsi="Times New Roman" w:eastAsia="Times New Roman" w:cs="Times New Roman"/>
+          <w:vertAlign w:val="subscript"/>
+        </w:rPr>
+        <w:t>2</w:t>
+      </w:r>
+      <w:r>
+        <w:rPr>
+          <w:rFonts w:hint="eastAsia" w:ascii="Times New Roman" w:hAnsi="Times New Roman" w:eastAsia="Times New Roman" w:cs="Times New Roman"/>
+        </w:rPr>
+        <w:t>CH</w:t>
+      </w:r>
+      <w:r>
+        <w:rPr>
+          <w:rFonts w:hint="eastAsia" w:ascii="Times New Roman" w:hAnsi="Times New Roman" w:eastAsia="Times New Roman" w:cs="Times New Roman"/>
+          <w:vertAlign w:val="subscript"/>
+        </w:rPr>
+        <w:t>3</w:t>
+      </w:r>
+      <w:r>
+        <w:rPr>
+          <w:rFonts w:hint="eastAsia" w:ascii="Times New Roman" w:hAnsi="Times New Roman" w:eastAsia="Times New Roman" w:cs="Times New Roman"/>
+        </w:rPr>
+        <w:t>）</w:t>
+      </w:r>
+      <w:r>
+        <w:rPr>
+          <w:rFonts w:hint="eastAsia" w:ascii="Times New Roman" w:hAnsi="Times New Roman" w:eastAsia="FangSong" w:cs="Times New Roman"/>
+        </w:rPr>
+        <w:t>垂直于</w:t>
+      </w:r>
+      <w:r>
+        <w:rPr>
+          <w:rFonts w:ascii="Times New Roman" w:hAnsi="Times New Roman" w:eastAsia="Times New Roman" w:cs="Times New Roman"/>
+        </w:rPr>
+        <w:t xml:space="preserve"> C=O </w:t>
+      </w:r>
+      <w:r>
+        <w:rPr>
+          <w:rFonts w:hint="eastAsia" w:ascii="Times New Roman" w:hAnsi="Times New Roman" w:eastAsia="FangSong" w:cs="Times New Roman"/>
+        </w:rPr>
+        <w:t xml:space="preserve">平面</w:t>
       </w:r>
     </w:p>
     <w:p>
       <w:pPr>
+        <w:pStyle w:val="Compact"/>
+        <w:numPr>
+          <w:ilvl w:val="1"/>
+          <w:numId w:val="1006"/>
+        </w:numPr>
+      </w:pPr>
+      <w:r>
+        <w:rPr>
+          <w:rFonts w:hint="eastAsia" w:ascii="Times New Roman" w:hAnsi="Times New Roman" w:eastAsia="Times New Roman" w:cs="Times New Roman"/>
+        </w:rPr>
+        <w:t>M（CH</w:t>
+      </w:r>
+      <w:r>
+        <w:rPr>
+          <w:rFonts w:hint="eastAsia" w:ascii="Times New Roman" w:hAnsi="Times New Roman" w:eastAsia="Times New Roman" w:cs="Times New Roman"/>
+          <w:vertAlign w:val="subscript"/>
+        </w:rPr>
+        <w:t>3</w:t>
+      </w:r>
+      <w:r>
+        <w:rPr>
+          <w:rFonts w:hint="eastAsia" w:ascii="Times New Roman" w:hAnsi="Times New Roman" w:eastAsia="Times New Roman" w:cs="Times New Roman"/>
+        </w:rPr>
+        <w:t>）</w:t>
+      </w:r>
+      <w:r>
+        <w:rPr>
+          <w:rFonts w:hint="eastAsia" w:ascii="Times New Roman" w:hAnsi="Times New Roman" w:eastAsia="FangSong" w:cs="Times New Roman"/>
+        </w:rPr>
+        <w:t>在</w:t>
+      </w:r>
+      <w:r>
+        <w:rPr>
+          <w:rFonts w:ascii="Times New Roman" w:hAnsi="Times New Roman" w:eastAsia="Times New Roman" w:cs="Times New Roman"/>
+        </w:rPr>
+        <w:t xml:space="preserve"> C=O </w:t>
+      </w:r>
+      <w:r>
+        <w:rPr>
+          <w:rFonts w:hint="eastAsia" w:ascii="Times New Roman" w:hAnsi="Times New Roman" w:eastAsia="FangSong" w:cs="Times New Roman"/>
+        </w:rPr>
+        <w:t xml:space="preserve">同侧</w:t>
+      </w:r>
+    </w:p>
+    <w:p>
+      <w:pPr>
+        <w:pStyle w:val="Compact"/>
+        <w:numPr>
+          <w:ilvl w:val="1"/>
+          <w:numId w:val="1006"/>
+        </w:numPr>
+      </w:pPr>
+      <w:r>
+        <w:rPr>
+          <w:rFonts w:hint="eastAsia" w:ascii="Times New Roman" w:hAnsi="Times New Roman" w:eastAsia="Times New Roman" w:cs="Times New Roman"/>
+        </w:rPr>
+        <w:t>S（H）</w:t>
+      </w:r>
+      <w:r>
+        <w:rPr>
+          <w:rFonts w:hint="eastAsia" w:ascii="Times New Roman" w:hAnsi="Times New Roman" w:eastAsia="FangSong" w:cs="Times New Roman"/>
+        </w:rPr>
+        <w:t>在另一侧</w:t>
+      </w:r>
+    </w:p>
+    <w:p>
+      <w:pPr>
         <w:numPr>
           <w:ilvl w:val="0"/>
-          <w:numId w:val="1003"/>
+          <w:numId w:val="1004"/>
         </w:numPr>
       </w:pPr>
       <w:r>
@@ -16532,7 +16385,7 @@
       <w:pPr>
         <w:numPr>
           <w:ilvl w:val="0"/>
-          <w:numId w:val="1003"/>
+          <w:numId w:val="1004"/>
         </w:numPr>
       </w:pPr>
       <w:r>
@@ -18964,171 +18817,24 @@
         <w:pStyle w:val="Compact"/>
         <w:numPr>
           <w:ilvl w:val="0"/>
-          <w:numId w:val="1006"/>
-        </w:numPr>
-      </w:pPr>
-      <w:r>
-        <w:rPr>
-          <w:rFonts w:ascii="Times New Roman" w:hAnsi="Times New Roman" w:eastAsia="Times New Roman" w:cs="Times New Roman"/>
-          <w:b/>
-          <w:bCs/>
-        </w:rPr>
-        <w:t xml:space="preserve">Step 1 - </w:t>
-      </w:r>
-      <w:r>
-        <w:rPr>
-          <w:rFonts w:hint="eastAsia" w:ascii="Times New Roman" w:hAnsi="Times New Roman" w:eastAsia="FangSong" w:cs="Times New Roman"/>
-          <w:b/>
-          <w:bCs/>
-        </w:rPr>
-        <w:t xml:space="preserve">酰化</w:t>
-      </w:r>
-      <w:r>
-        <w:rPr>
-          <w:rFonts w:hint="eastAsia" w:ascii="Times New Roman" w:hAnsi="Times New Roman" w:eastAsia="Times New Roman" w:cs="Times New Roman"/>
-        </w:rPr>
-        <w:t xml:space="preserve">：</w:t>
-      </w:r>
-    </w:p>
-    <w:p>
-      <w:pPr>
-        <w:pStyle w:val="Compact"/>
-        <w:numPr>
-          <w:ilvl w:val="1"/>
           <w:numId w:val="1007"/>
         </w:numPr>
       </w:pPr>
       <w:r>
         <w:rPr>
-          <w:rFonts w:hint="eastAsia" w:ascii="Times New Roman" w:hAnsi="Times New Roman" w:eastAsia="FangSong" w:cs="Times New Roman"/>
-        </w:rPr>
-        <w:t xml:space="preserve">丙酰氯</w:t>
-      </w:r>
-      <w:r>
-        <w:rPr>
-          <w:rFonts w:ascii="Times New Roman" w:hAnsi="Times New Roman" w:eastAsia="Times New Roman" w:cs="Times New Roman"/>
-        </w:rPr>
-        <w:t xml:space="preserve"> (CH</w:t>
-      </w:r>
-      <w:r>
-        <w:rPr>
-          <w:rFonts w:ascii="Times New Roman" w:hAnsi="Times New Roman" w:eastAsia="Times New Roman" w:cs="Times New Roman"/>
-          <w:vertAlign w:val="subscript"/>
-        </w:rPr>
-        <w:t>3</w:t>
-      </w:r>
-      <w:r>
-        <w:rPr>
-          <w:rFonts w:ascii="Times New Roman" w:hAnsi="Times New Roman" w:eastAsia="Times New Roman" w:cs="Times New Roman"/>
-        </w:rPr>
-        <w:t>CH</w:t>
-      </w:r>
-      <w:r>
-        <w:rPr>
-          <w:rFonts w:ascii="Times New Roman" w:hAnsi="Times New Roman" w:eastAsia="Times New Roman" w:cs="Times New Roman"/>
-          <w:vertAlign w:val="subscript"/>
-        </w:rPr>
-        <w:t>2</w:t>
-      </w:r>
-      <w:r>
-        <w:rPr>
-          <w:rFonts w:ascii="Times New Roman" w:hAnsi="Times New Roman" w:eastAsia="Times New Roman" w:cs="Times New Roman"/>
-        </w:rPr>
-        <w:t xml:space="preserve">COCl) + </w:t>
-      </w:r>
-      <w:r>
-        <w:rPr>
-          <w:rFonts w:hint="eastAsia" w:ascii="Times New Roman" w:hAnsi="Times New Roman" w:eastAsia="Times New Roman" w:cs="Times New Roman"/>
-        </w:rPr>
-        <w:t>(R)-4-</w:t>
-      </w:r>
-      <w:r>
-        <w:rPr>
-          <w:rFonts w:hint="eastAsia" w:ascii="Times New Roman" w:hAnsi="Times New Roman" w:eastAsia="FangSong" w:cs="Times New Roman"/>
-        </w:rPr>
-        <w:t>苄基</w:t>
-      </w:r>
-      <w:r>
-        <w:rPr>
-          <w:rFonts w:hint="eastAsia" w:ascii="Times New Roman" w:hAnsi="Times New Roman" w:eastAsia="Times New Roman" w:cs="Times New Roman"/>
-        </w:rPr>
-        <w:t>-2-</w:t>
-      </w:r>
-      <w:r>
-        <w:rPr>
-          <w:rFonts w:hint="eastAsia" w:ascii="Times New Roman" w:hAnsi="Times New Roman" w:eastAsia="FangSong" w:cs="Times New Roman"/>
-        </w:rPr>
-        <w:t>噁唑烷酮</w:t>
-      </w:r>
-      <w:r>
-        <w:rPr>
-          <w:rFonts w:ascii="Times New Roman" w:hAnsi="Times New Roman" w:eastAsia="Times New Roman" w:cs="Times New Roman"/>
-        </w:rPr>
-        <w:t xml:space="preserve"> → </w:t>
-      </w:r>
-      <w:r>
-        <w:rPr>
-          <w:rFonts w:hint="eastAsia" w:ascii="Times New Roman" w:hAnsi="Times New Roman" w:eastAsia="Times New Roman" w:cs="Times New Roman"/>
-        </w:rPr>
-        <w:t>N-</w:t>
-      </w:r>
-      <w:r>
-        <w:rPr>
-          <w:rFonts w:hint="eastAsia" w:ascii="Times New Roman" w:hAnsi="Times New Roman" w:eastAsia="FangSong" w:cs="Times New Roman"/>
-        </w:rPr>
-        <w:t>丙酰基噁唑烷酮</w:t>
-      </w:r>
-    </w:p>
-    <w:p>
-      <w:pPr>
-        <w:pStyle w:val="Compact"/>
-        <w:numPr>
-          <w:ilvl w:val="1"/>
-          <w:numId w:val="1007"/>
-        </w:numPr>
-      </w:pPr>
-      <w:r>
-        <w:rPr>
-          <w:rFonts w:hint="eastAsia" w:ascii="Times New Roman" w:hAnsi="Times New Roman" w:eastAsia="FangSong" w:cs="Times New Roman"/>
-        </w:rPr>
-        <w:t xml:space="preserve">噁唑烷酮的</w:t>
-      </w:r>
-      <w:r>
-        <w:rPr>
-          <w:rFonts w:ascii="Times New Roman" w:hAnsi="Times New Roman" w:eastAsia="Times New Roman" w:cs="Times New Roman"/>
-        </w:rPr>
-        <w:t xml:space="preserve"> N </w:t>
-      </w:r>
-      <w:r>
-        <w:rPr>
-          <w:rFonts w:hint="eastAsia" w:ascii="Times New Roman" w:hAnsi="Times New Roman" w:eastAsia="FangSong" w:cs="Times New Roman"/>
-        </w:rPr>
-        <w:t xml:space="preserve">上挂上丙酰基</w:t>
-      </w:r>
-    </w:p>
-    <w:p>
-      <w:pPr>
-        <w:pStyle w:val="Compact"/>
-        <w:numPr>
-          <w:ilvl w:val="0"/>
-          <w:numId w:val="1006"/>
-        </w:numPr>
-      </w:pPr>
-      <w:r>
-        <w:rPr>
-          <w:rFonts w:ascii="Times New Roman" w:hAnsi="Times New Roman" w:eastAsia="Times New Roman" w:cs="Times New Roman"/>
-          <w:b/>
-          <w:bCs/>
-        </w:rPr>
-        <w:t xml:space="preserve">Step 2 - </w:t>
-      </w:r>
-      <w:r>
-        <w:rPr>
-          <w:rFonts w:hint="eastAsia" w:ascii="Times New Roman" w:hAnsi="Times New Roman" w:eastAsia="FangSong" w:cs="Times New Roman"/>
-          <w:b/>
-          <w:bCs/>
-        </w:rPr>
-        <w:t xml:space="preserve">烷基化</w:t>
+          <w:rFonts w:ascii="Times New Roman" w:hAnsi="Times New Roman" w:eastAsia="Times New Roman" w:cs="Times New Roman"/>
+          <w:b/>
+          <w:bCs/>
+        </w:rPr>
+        <w:t xml:space="preserve">Step 1 - </w:t>
+      </w:r>
+      <w:r>
+        <w:rPr>
+          <w:rFonts w:hint="eastAsia" w:ascii="Times New Roman" w:hAnsi="Times New Roman" w:eastAsia="FangSong" w:cs="Times New Roman"/>
+          <w:b/>
+          <w:bCs/>
+        </w:rPr>
+        <w:t xml:space="preserve">酰化</w:t>
       </w:r>
       <w:r>
         <w:rPr>
@@ -19147,63 +18853,83 @@
       </w:pPr>
       <w:r>
         <w:rPr>
-          <w:rFonts w:ascii="Times New Roman" w:hAnsi="Times New Roman" w:eastAsia="Times New Roman" w:cs="Times New Roman"/>
-        </w:rPr>
-        <w:t xml:space="preserve">LDA </w:t>
-      </w:r>
-      <w:r>
-        <w:rPr>
-          <w:rFonts w:hint="eastAsia" w:ascii="Times New Roman" w:hAnsi="Times New Roman" w:eastAsia="FangSong" w:cs="Times New Roman"/>
-        </w:rPr>
-        <w:t xml:space="preserve">拔</w:t>
-      </w:r>
-      <w:r>
-        <w:rPr>
-          <w:rFonts w:ascii="Times New Roman" w:hAnsi="Times New Roman" w:eastAsia="Times New Roman" w:cs="Times New Roman"/>
-        </w:rPr>
-        <w:t xml:space="preserve"> α-H → </w:t>
-      </w:r>
-      <w:r>
-        <w:rPr>
-          <w:rFonts w:hint="eastAsia" w:ascii="Times New Roman" w:hAnsi="Times New Roman" w:eastAsia="FangSong" w:cs="Times New Roman"/>
-        </w:rPr>
-        <w:t xml:space="preserve">形成</w:t>
-      </w:r>
-      <w:r>
-        <w:rPr>
-          <w:rFonts w:ascii="Times New Roman" w:hAnsi="Times New Roman" w:eastAsia="Times New Roman" w:cs="Times New Roman"/>
-        </w:rPr>
-        <w:t xml:space="preserve"> </w:t>
-      </w:r>
-      <w:r>
-        <w:rPr>
-          <w:rFonts w:hint="eastAsia" w:ascii="Times New Roman" w:hAnsi="Times New Roman" w:eastAsia="Times New Roman" w:cs="Times New Roman"/>
-        </w:rPr>
-        <w:t>(Z)-</w:t>
-      </w:r>
-      <w:r>
-        <w:rPr>
-          <w:rFonts w:hint="eastAsia" w:ascii="Times New Roman" w:hAnsi="Times New Roman" w:eastAsia="FangSong" w:cs="Times New Roman"/>
-        </w:rPr>
-        <w:t>烯醇负离子</w:t>
-      </w:r>
-      <w:r>
-        <w:rPr>
-          <w:rFonts w:hint="eastAsia" w:ascii="Times New Roman" w:hAnsi="Times New Roman" w:eastAsia="Times New Roman" w:cs="Times New Roman"/>
-        </w:rPr>
-        <w:t>（</w:t>
-      </w:r>
-      <w:r>
-        <w:rPr>
-          <w:rFonts w:hint="eastAsia" w:ascii="Times New Roman" w:hAnsi="Times New Roman" w:eastAsia="FangSong" w:cs="Times New Roman"/>
-        </w:rPr>
-        <w:t>热力学控制</w:t>
-      </w:r>
-      <w:r>
-        <w:rPr>
-          <w:rFonts w:hint="eastAsia" w:ascii="Times New Roman" w:hAnsi="Times New Roman" w:eastAsia="Times New Roman" w:cs="Times New Roman"/>
-        </w:rPr>
-        <w:t>）</w:t>
+          <w:rFonts w:hint="eastAsia" w:ascii="Times New Roman" w:hAnsi="Times New Roman" w:eastAsia="FangSong" w:cs="Times New Roman"/>
+        </w:rPr>
+        <w:t xml:space="preserve">丙酰氯</w:t>
+      </w:r>
+      <w:r>
+        <w:rPr>
+          <w:rFonts w:ascii="Times New Roman" w:hAnsi="Times New Roman" w:eastAsia="Times New Roman" w:cs="Times New Roman"/>
+        </w:rPr>
+        <w:t xml:space="preserve"> (CH</w:t>
+      </w:r>
+      <w:r>
+        <w:rPr>
+          <w:rFonts w:ascii="Times New Roman" w:hAnsi="Times New Roman" w:eastAsia="Times New Roman" w:cs="Times New Roman"/>
+          <w:vertAlign w:val="subscript"/>
+        </w:rPr>
+        <w:t>3</w:t>
+      </w:r>
+      <w:r>
+        <w:rPr>
+          <w:rFonts w:ascii="Times New Roman" w:hAnsi="Times New Roman" w:eastAsia="Times New Roman" w:cs="Times New Roman"/>
+        </w:rPr>
+        <w:t>CH</w:t>
+      </w:r>
+      <w:r>
+        <w:rPr>
+          <w:rFonts w:ascii="Times New Roman" w:hAnsi="Times New Roman" w:eastAsia="Times New Roman" w:cs="Times New Roman"/>
+          <w:vertAlign w:val="subscript"/>
+        </w:rPr>
+        <w:t>2</w:t>
+      </w:r>
+      <w:r>
+        <w:rPr>
+          <w:rFonts w:ascii="Times New Roman" w:hAnsi="Times New Roman" w:eastAsia="Times New Roman" w:cs="Times New Roman"/>
+        </w:rPr>
+        <w:t xml:space="preserve">COCl) + </w:t>
+      </w:r>
+      <w:r>
+        <w:rPr>
+          <w:rFonts w:hint="eastAsia" w:ascii="Times New Roman" w:hAnsi="Times New Roman" w:eastAsia="Times New Roman" w:cs="Times New Roman"/>
+        </w:rPr>
+        <w:t>(R)-4-</w:t>
+      </w:r>
+      <w:r>
+        <w:rPr>
+          <w:rFonts w:hint="eastAsia" w:ascii="Times New Roman" w:hAnsi="Times New Roman" w:eastAsia="FangSong" w:cs="Times New Roman"/>
+        </w:rPr>
+        <w:t>苄基</w:t>
+      </w:r>
+      <w:r>
+        <w:rPr>
+          <w:rFonts w:hint="eastAsia" w:ascii="Times New Roman" w:hAnsi="Times New Roman" w:eastAsia="Times New Roman" w:cs="Times New Roman"/>
+        </w:rPr>
+        <w:t>-2-</w:t>
+      </w:r>
+      <w:r>
+        <w:rPr>
+          <w:rFonts w:hint="eastAsia" w:ascii="Times New Roman" w:hAnsi="Times New Roman" w:eastAsia="FangSong" w:cs="Times New Roman"/>
+        </w:rPr>
+        <w:t>噁唑烷酮</w:t>
+      </w:r>
+      <w:r>
+        <w:rPr>
+          <w:rFonts w:ascii="Times New Roman" w:hAnsi="Times New Roman" w:eastAsia="Times New Roman" w:cs="Times New Roman"/>
+        </w:rPr>
+        <w:t xml:space="preserve"> → </w:t>
+      </w:r>
+      <w:r>
+        <w:rPr>
+          <w:rFonts w:hint="eastAsia" w:ascii="Times New Roman" w:hAnsi="Times New Roman" w:eastAsia="Times New Roman" w:cs="Times New Roman"/>
+        </w:rPr>
+        <w:t>N-</w:t>
+      </w:r>
+      <w:r>
+        <w:rPr>
+          <w:rFonts w:hint="eastAsia" w:ascii="Times New Roman" w:hAnsi="Times New Roman" w:eastAsia="FangSong" w:cs="Times New Roman"/>
+        </w:rPr>
+        <w:t>丙酰基噁唑烷酮</w:t>
       </w:r>
     </w:p>
     <w:p>
@@ -19224,147 +18950,13 @@
         <w:rPr>
           <w:rFonts w:ascii="Times New Roman" w:hAnsi="Times New Roman" w:eastAsia="Times New Roman" w:cs="Times New Roman"/>
         </w:rPr>
-        <w:t xml:space="preserve"> </w:t>
-      </w:r>
-      <w:r>
-        <w:rPr>
-          <w:rFonts w:hint="eastAsia" w:ascii="Times New Roman" w:hAnsi="Times New Roman" w:eastAsia="Times New Roman" w:cs="Times New Roman"/>
-        </w:rPr>
-        <w:t>4-</w:t>
-      </w:r>
-      <w:r>
-        <w:rPr>
-          <w:rFonts w:hint="eastAsia" w:ascii="Times New Roman" w:hAnsi="Times New Roman" w:eastAsia="FangSong" w:cs="Times New Roman"/>
-        </w:rPr>
-        <w:t>苄基屏蔽烯醇的一个面</w:t>
-      </w:r>
-    </w:p>
-    <w:p>
-      <w:pPr>
-        <w:pStyle w:val="Compact"/>
-        <w:numPr>
-          <w:ilvl w:val="1"/>
-          <w:numId w:val="1008"/>
-        </w:numPr>
-      </w:pPr>
-      <w:r>
-        <w:rPr>
-          <w:rFonts w:hint="eastAsia" w:ascii="Times New Roman" w:hAnsi="Times New Roman" w:eastAsia="Times New Roman" w:cs="Times New Roman"/>
-        </w:rPr>
-        <w:t>BnBr（</w:t>
-      </w:r>
-      <w:r>
-        <w:rPr>
-          <w:rFonts w:hint="eastAsia" w:ascii="Times New Roman" w:hAnsi="Times New Roman" w:eastAsia="FangSong" w:cs="Times New Roman"/>
-        </w:rPr>
-        <w:t>苄基溴</w:t>
-      </w:r>
-      <w:r>
-        <w:rPr>
-          <w:rFonts w:hint="eastAsia" w:ascii="Times New Roman" w:hAnsi="Times New Roman" w:eastAsia="Times New Roman" w:cs="Times New Roman"/>
-        </w:rPr>
-        <w:t>）+</w:t>
-      </w:r>
-      <w:r>
-        <w:rPr>
-          <w:rFonts w:ascii="Times New Roman" w:hAnsi="Times New Roman" w:eastAsia="Times New Roman" w:cs="Times New Roman"/>
-        </w:rPr>
-        <w:t xml:space="preserve"> </w:t>
-      </w:r>
-      <w:r>
-        <w:rPr>
-          <w:rFonts w:hint="eastAsia" w:ascii="Times New Roman" w:hAnsi="Times New Roman" w:eastAsia="FangSong" w:cs="Times New Roman"/>
-        </w:rPr>
-        <w:t xml:space="preserve">从屏蔽少的面进攻</w:t>
-      </w:r>
-      <w:r>
-        <w:rPr>
-          <w:rFonts w:ascii="Times New Roman" w:hAnsi="Times New Roman" w:eastAsia="Times New Roman" w:cs="Times New Roman"/>
-        </w:rPr>
-        <w:t xml:space="preserve"> → </w:t>
-      </w:r>
-      <w:r>
-        <w:rPr>
-          <w:rFonts w:hint="eastAsia" w:ascii="Times New Roman" w:hAnsi="Times New Roman" w:eastAsia="FangSong" w:cs="Times New Roman"/>
-        </w:rPr>
-        <w:t xml:space="preserve">生成</w:t>
-      </w:r>
-      <w:r>
-        <w:rPr>
-          <w:rFonts w:ascii="Times New Roman" w:hAnsi="Times New Roman" w:eastAsia="Times New Roman" w:cs="Times New Roman"/>
-        </w:rPr>
-        <w:t xml:space="preserve"> </w:t>
-      </w:r>
-      <w:r>
-        <w:rPr>
-          <w:rFonts w:hint="eastAsia" w:ascii="Times New Roman" w:hAnsi="Times New Roman" w:eastAsia="Times New Roman" w:cs="Times New Roman"/>
-        </w:rPr>
-        <w:t>α-</w:t>
-      </w:r>
-      <w:r>
-        <w:rPr>
-          <w:rFonts w:hint="eastAsia" w:ascii="Times New Roman" w:hAnsi="Times New Roman" w:eastAsia="FangSong" w:cs="Times New Roman"/>
-        </w:rPr>
-        <w:t>苄基丙酰基噁唑烷酮</w:t>
-      </w:r>
-    </w:p>
-    <w:p>
-      <w:pPr>
-        <w:pStyle w:val="Compact"/>
-        <w:numPr>
-          <w:ilvl w:val="1"/>
-          <w:numId w:val="1008"/>
-        </w:numPr>
-      </w:pPr>
-      <w:r>
-        <w:rPr>
-          <w:rFonts w:hint="eastAsia" w:ascii="Times New Roman" w:hAnsi="Times New Roman" w:eastAsia="FangSong" w:cs="Times New Roman"/>
-        </w:rPr>
-        <w:t>面选择性</w:t>
-      </w:r>
-      <w:r>
-        <w:rPr>
-          <w:rFonts w:hint="eastAsia" w:ascii="Times New Roman" w:hAnsi="Times New Roman" w:eastAsia="Times New Roman" w:cs="Times New Roman"/>
-        </w:rPr>
-        <w:t>：</w:t>
-      </w:r>
-      <w:r>
-        <w:rPr>
-          <w:rFonts w:hint="eastAsia" w:ascii="Times New Roman" w:hAnsi="Times New Roman" w:eastAsia="FangSong" w:cs="Times New Roman"/>
-        </w:rPr>
-        <w:t>苄基从与噁唑烷酮</w:t>
-      </w:r>
-      <w:r>
-        <w:rPr>
-          <w:rFonts w:ascii="Times New Roman" w:hAnsi="Times New Roman" w:eastAsia="Times New Roman" w:cs="Times New Roman"/>
-        </w:rPr>
-        <w:t xml:space="preserve"> </w:t>
-      </w:r>
-      <w:r>
-        <w:rPr>
-          <w:rFonts w:hint="eastAsia" w:ascii="Times New Roman" w:hAnsi="Times New Roman" w:eastAsia="Times New Roman" w:cs="Times New Roman"/>
-        </w:rPr>
-        <w:t>4-</w:t>
-      </w:r>
-      <w:r>
-        <w:rPr>
-          <w:rFonts w:hint="eastAsia" w:ascii="Times New Roman" w:hAnsi="Times New Roman" w:eastAsia="FangSong" w:cs="Times New Roman"/>
-        </w:rPr>
-        <w:t>苄基</w:t>
-      </w:r>
-      <w:r>
-        <w:rPr>
-          <w:rFonts w:hint="eastAsia" w:ascii="Times New Roman" w:hAnsi="Times New Roman" w:eastAsia="FangSong" w:cs="Times New Roman"/>
-          <w:b/>
-          <w:bCs/>
-        </w:rPr>
-        <w:t xml:space="preserve">反侧</w:t>
-      </w:r>
-      <w:r>
-        <w:rPr>
-          <w:rFonts w:hint="eastAsia" w:ascii="Times New Roman" w:hAnsi="Times New Roman" w:eastAsia="FangSong" w:cs="Times New Roman"/>
-        </w:rPr>
-        <w:t xml:space="preserve">进攻</w:t>
+        <w:t xml:space="preserve"> N </w:t>
+      </w:r>
+      <w:r>
+        <w:rPr>
+          <w:rFonts w:hint="eastAsia" w:ascii="Times New Roman" w:hAnsi="Times New Roman" w:eastAsia="FangSong" w:cs="Times New Roman"/>
+        </w:rPr>
+        <w:t xml:space="preserve">上挂上丙酰基</w:t>
       </w:r>
     </w:p>
     <w:p>
@@ -19372,7 +18964,7 @@
         <w:pStyle w:val="Compact"/>
         <w:numPr>
           <w:ilvl w:val="0"/>
-          <w:numId w:val="1006"/>
+          <w:numId w:val="1007"/>
         </w:numPr>
       </w:pPr>
       <w:r>
@@ -19381,15 +18973,15 @@
           <w:b/>
           <w:bCs/>
         </w:rPr>
-        <w:t xml:space="preserve">Step 3 - </w:t>
-      </w:r>
-      <w:r>
-        <w:rPr>
-          <w:rFonts w:hint="eastAsia" w:ascii="Times New Roman" w:hAnsi="Times New Roman" w:eastAsia="FangSong" w:cs="Times New Roman"/>
-          <w:b/>
-          <w:bCs/>
-        </w:rPr>
-        <w:t xml:space="preserve">脱除</w:t>
+        <w:t xml:space="preserve">Step 2 - </w:t>
+      </w:r>
+      <w:r>
+        <w:rPr>
+          <w:rFonts w:hint="eastAsia" w:ascii="Times New Roman" w:hAnsi="Times New Roman" w:eastAsia="FangSong" w:cs="Times New Roman"/>
+          <w:b/>
+          <w:bCs/>
+        </w:rPr>
+        <w:t xml:space="preserve">烷基化</w:t>
       </w:r>
       <w:r>
         <w:rPr>
@@ -19410,93 +19002,55 @@
         <w:rPr>
           <w:rFonts w:ascii="Times New Roman" w:hAnsi="Times New Roman" w:eastAsia="Times New Roman" w:cs="Times New Roman"/>
         </w:rPr>
-        <w:t>LiOH/H</w:t>
-      </w:r>
-      <w:r>
-        <w:rPr>
-          <w:rFonts w:ascii="Times New Roman" w:hAnsi="Times New Roman" w:eastAsia="Times New Roman" w:cs="Times New Roman"/>
-          <w:vertAlign w:val="subscript"/>
-        </w:rPr>
-        <w:t>2</w:t>
-      </w:r>
-      <w:r>
-        <w:rPr>
-          <w:rFonts w:ascii="Times New Roman" w:hAnsi="Times New Roman" w:eastAsia="Times New Roman" w:cs="Times New Roman"/>
-        </w:rPr>
-        <w:t>O</w:t>
-      </w:r>
-      <w:r>
-        <w:rPr>
-          <w:rFonts w:ascii="Times New Roman" w:hAnsi="Times New Roman" w:eastAsia="Times New Roman" w:cs="Times New Roman"/>
-          <w:vertAlign w:val="subscript"/>
-        </w:rPr>
-        <w:t>2</w:t>
-      </w:r>
-      <w:r>
-        <w:rPr>
-          <w:rFonts w:ascii="Times New Roman" w:hAnsi="Times New Roman" w:eastAsia="Times New Roman" w:cs="Times New Roman"/>
-        </w:rPr>
-        <w:t xml:space="preserve"> → </w:t>
-      </w:r>
-      <w:r>
-        <w:rPr>
-          <w:rFonts w:hint="eastAsia" w:ascii="Times New Roman" w:hAnsi="Times New Roman" w:eastAsia="FangSong" w:cs="Times New Roman"/>
-        </w:rPr>
-        <w:t xml:space="preserve">水解</w:t>
-      </w:r>
-      <w:r>
-        <w:rPr>
-          <w:rFonts w:ascii="Times New Roman" w:hAnsi="Times New Roman" w:eastAsia="Times New Roman" w:cs="Times New Roman"/>
-        </w:rPr>
-        <w:t xml:space="preserve"> → </w:t>
-      </w:r>
-      <w:r>
-        <w:rPr>
-          <w:rFonts w:hint="eastAsia" w:ascii="Times New Roman" w:hAnsi="Times New Roman" w:eastAsia="FangSong" w:cs="Times New Roman"/>
-        </w:rPr>
-        <w:t xml:space="preserve">释放</w:t>
-      </w:r>
-      <w:r>
-        <w:rPr>
-          <w:rFonts w:ascii="Times New Roman" w:hAnsi="Times New Roman" w:eastAsia="Times New Roman" w:cs="Times New Roman"/>
-        </w:rPr>
-        <w:t xml:space="preserve"> </w:t>
-      </w:r>
-      <w:r>
-        <w:rPr>
-          <w:rFonts w:hint="eastAsia" w:ascii="Times New Roman" w:hAnsi="Times New Roman" w:eastAsia="Times New Roman" w:cs="Times New Roman"/>
-        </w:rPr>
-        <w:t>(S)-2-</w:t>
-      </w:r>
-      <w:r>
-        <w:rPr>
-          <w:rFonts w:hint="eastAsia" w:ascii="Times New Roman" w:hAnsi="Times New Roman" w:eastAsia="FangSong" w:cs="Times New Roman"/>
-        </w:rPr>
-        <w:t>苄基丙酸</w:t>
-      </w:r>
-      <w:r>
-        <w:rPr>
-          <w:rFonts w:hint="eastAsia" w:ascii="Times New Roman" w:hAnsi="Times New Roman" w:eastAsia="Times New Roman" w:cs="Times New Roman"/>
-        </w:rPr>
-        <w:t>（(S)-2-</w:t>
-      </w:r>
-      <w:r>
-        <w:rPr>
-          <w:rFonts w:hint="eastAsia" w:ascii="Times New Roman" w:hAnsi="Times New Roman" w:eastAsia="FangSong" w:cs="Times New Roman"/>
-        </w:rPr>
-        <w:t>甲基</w:t>
-      </w:r>
-      <w:r>
-        <w:rPr>
-          <w:rFonts w:hint="eastAsia" w:ascii="Times New Roman" w:hAnsi="Times New Roman" w:eastAsia="Times New Roman" w:cs="Times New Roman"/>
-        </w:rPr>
-        <w:t>-3-</w:t>
-      </w:r>
-      <w:r>
-        <w:rPr>
-          <w:rFonts w:hint="eastAsia" w:ascii="Times New Roman" w:hAnsi="Times New Roman" w:eastAsia="FangSong" w:cs="Times New Roman"/>
-        </w:rPr>
-        <w:t>苯基丙酸</w:t>
+        <w:t xml:space="preserve">LDA </w:t>
+      </w:r>
+      <w:r>
+        <w:rPr>
+          <w:rFonts w:hint="eastAsia" w:ascii="Times New Roman" w:hAnsi="Times New Roman" w:eastAsia="FangSong" w:cs="Times New Roman"/>
+        </w:rPr>
+        <w:t xml:space="preserve">拔</w:t>
+      </w:r>
+      <w:r>
+        <w:rPr>
+          <w:rFonts w:ascii="Times New Roman" w:hAnsi="Times New Roman" w:eastAsia="Times New Roman" w:cs="Times New Roman"/>
+        </w:rPr>
+        <w:t xml:space="preserve"> α-H → </w:t>
+      </w:r>
+      <w:r>
+        <w:rPr>
+          <w:rFonts w:hint="eastAsia" w:ascii="Times New Roman" w:hAnsi="Times New Roman" w:eastAsia="FangSong" w:cs="Times New Roman"/>
+        </w:rPr>
+        <w:t xml:space="preserve">形成</w:t>
+      </w:r>
+      <w:r>
+        <w:rPr>
+          <w:rFonts w:ascii="Times New Roman" w:hAnsi="Times New Roman" w:eastAsia="Times New Roman" w:cs="Times New Roman"/>
+        </w:rPr>
+        <w:t xml:space="preserve"> </w:t>
+      </w:r>
+      <w:r>
+        <w:rPr>
+          <w:rFonts w:hint="eastAsia" w:ascii="Times New Roman" w:hAnsi="Times New Roman" w:eastAsia="Times New Roman" w:cs="Times New Roman"/>
+        </w:rPr>
+        <w:t>(Z)-</w:t>
+      </w:r>
+      <w:r>
+        <w:rPr>
+          <w:rFonts w:hint="eastAsia" w:ascii="Times New Roman" w:hAnsi="Times New Roman" w:eastAsia="FangSong" w:cs="Times New Roman"/>
+        </w:rPr>
+        <w:t>烯醇负离子</w:t>
+      </w:r>
+      <w:r>
+        <w:rPr>
+          <w:rFonts w:hint="eastAsia" w:ascii="Times New Roman" w:hAnsi="Times New Roman" w:eastAsia="Times New Roman" w:cs="Times New Roman"/>
+        </w:rPr>
+        <w:t>（</w:t>
+      </w:r>
+      <w:r>
+        <w:rPr>
+          <w:rFonts w:hint="eastAsia" w:ascii="Times New Roman" w:hAnsi="Times New Roman" w:eastAsia="FangSong" w:cs="Times New Roman"/>
+        </w:rPr>
+        <w:t>热力学控制</w:t>
       </w:r>
       <w:r>
         <w:rPr>
@@ -19517,6 +19071,305 @@
         <w:rPr>
           <w:rFonts w:hint="eastAsia" w:ascii="Times New Roman" w:hAnsi="Times New Roman" w:eastAsia="FangSong" w:cs="Times New Roman"/>
         </w:rPr>
+        <w:t xml:space="preserve">噁唑烷酮的</w:t>
+      </w:r>
+      <w:r>
+        <w:rPr>
+          <w:rFonts w:ascii="Times New Roman" w:hAnsi="Times New Roman" w:eastAsia="Times New Roman" w:cs="Times New Roman"/>
+        </w:rPr>
+        <w:t xml:space="preserve"> </w:t>
+      </w:r>
+      <w:r>
+        <w:rPr>
+          <w:rFonts w:hint="eastAsia" w:ascii="Times New Roman" w:hAnsi="Times New Roman" w:eastAsia="Times New Roman" w:cs="Times New Roman"/>
+        </w:rPr>
+        <w:t>4-</w:t>
+      </w:r>
+      <w:r>
+        <w:rPr>
+          <w:rFonts w:hint="eastAsia" w:ascii="Times New Roman" w:hAnsi="Times New Roman" w:eastAsia="FangSong" w:cs="Times New Roman"/>
+        </w:rPr>
+        <w:t>苄基屏蔽烯醇的一个面</w:t>
+      </w:r>
+    </w:p>
+    <w:p>
+      <w:pPr>
+        <w:pStyle w:val="Compact"/>
+        <w:numPr>
+          <w:ilvl w:val="1"/>
+          <w:numId w:val="1009"/>
+        </w:numPr>
+      </w:pPr>
+      <w:r>
+        <w:rPr>
+          <w:rFonts w:hint="eastAsia" w:ascii="Times New Roman" w:hAnsi="Times New Roman" w:eastAsia="Times New Roman" w:cs="Times New Roman"/>
+        </w:rPr>
+        <w:t>BnBr（</w:t>
+      </w:r>
+      <w:r>
+        <w:rPr>
+          <w:rFonts w:hint="eastAsia" w:ascii="Times New Roman" w:hAnsi="Times New Roman" w:eastAsia="FangSong" w:cs="Times New Roman"/>
+        </w:rPr>
+        <w:t>苄基溴</w:t>
+      </w:r>
+      <w:r>
+        <w:rPr>
+          <w:rFonts w:hint="eastAsia" w:ascii="Times New Roman" w:hAnsi="Times New Roman" w:eastAsia="Times New Roman" w:cs="Times New Roman"/>
+        </w:rPr>
+        <w:t>）+</w:t>
+      </w:r>
+      <w:r>
+        <w:rPr>
+          <w:rFonts w:ascii="Times New Roman" w:hAnsi="Times New Roman" w:eastAsia="Times New Roman" w:cs="Times New Roman"/>
+        </w:rPr>
+        <w:t xml:space="preserve"> </w:t>
+      </w:r>
+      <w:r>
+        <w:rPr>
+          <w:rFonts w:hint="eastAsia" w:ascii="Times New Roman" w:hAnsi="Times New Roman" w:eastAsia="FangSong" w:cs="Times New Roman"/>
+        </w:rPr>
+        <w:t xml:space="preserve">从屏蔽少的面进攻</w:t>
+      </w:r>
+      <w:r>
+        <w:rPr>
+          <w:rFonts w:ascii="Times New Roman" w:hAnsi="Times New Roman" w:eastAsia="Times New Roman" w:cs="Times New Roman"/>
+        </w:rPr>
+        <w:t xml:space="preserve"> → </w:t>
+      </w:r>
+      <w:r>
+        <w:rPr>
+          <w:rFonts w:hint="eastAsia" w:ascii="Times New Roman" w:hAnsi="Times New Roman" w:eastAsia="FangSong" w:cs="Times New Roman"/>
+        </w:rPr>
+        <w:t xml:space="preserve">生成</w:t>
+      </w:r>
+      <w:r>
+        <w:rPr>
+          <w:rFonts w:ascii="Times New Roman" w:hAnsi="Times New Roman" w:eastAsia="Times New Roman" w:cs="Times New Roman"/>
+        </w:rPr>
+        <w:t xml:space="preserve"> </w:t>
+      </w:r>
+      <w:r>
+        <w:rPr>
+          <w:rFonts w:hint="eastAsia" w:ascii="Times New Roman" w:hAnsi="Times New Roman" w:eastAsia="Times New Roman" w:cs="Times New Roman"/>
+        </w:rPr>
+        <w:t>α-</w:t>
+      </w:r>
+      <w:r>
+        <w:rPr>
+          <w:rFonts w:hint="eastAsia" w:ascii="Times New Roman" w:hAnsi="Times New Roman" w:eastAsia="FangSong" w:cs="Times New Roman"/>
+        </w:rPr>
+        <w:t>苄基丙酰基噁唑烷酮</w:t>
+      </w:r>
+    </w:p>
+    <w:p>
+      <w:pPr>
+        <w:pStyle w:val="Compact"/>
+        <w:numPr>
+          <w:ilvl w:val="1"/>
+          <w:numId w:val="1009"/>
+        </w:numPr>
+      </w:pPr>
+      <w:r>
+        <w:rPr>
+          <w:rFonts w:hint="eastAsia" w:ascii="Times New Roman" w:hAnsi="Times New Roman" w:eastAsia="FangSong" w:cs="Times New Roman"/>
+        </w:rPr>
+        <w:t>面选择性</w:t>
+      </w:r>
+      <w:r>
+        <w:rPr>
+          <w:rFonts w:hint="eastAsia" w:ascii="Times New Roman" w:hAnsi="Times New Roman" w:eastAsia="Times New Roman" w:cs="Times New Roman"/>
+        </w:rPr>
+        <w:t>：</w:t>
+      </w:r>
+      <w:r>
+        <w:rPr>
+          <w:rFonts w:hint="eastAsia" w:ascii="Times New Roman" w:hAnsi="Times New Roman" w:eastAsia="FangSong" w:cs="Times New Roman"/>
+        </w:rPr>
+        <w:t>苄基从与噁唑烷酮</w:t>
+      </w:r>
+      <w:r>
+        <w:rPr>
+          <w:rFonts w:ascii="Times New Roman" w:hAnsi="Times New Roman" w:eastAsia="Times New Roman" w:cs="Times New Roman"/>
+        </w:rPr>
+        <w:t xml:space="preserve"> </w:t>
+      </w:r>
+      <w:r>
+        <w:rPr>
+          <w:rFonts w:hint="eastAsia" w:ascii="Times New Roman" w:hAnsi="Times New Roman" w:eastAsia="Times New Roman" w:cs="Times New Roman"/>
+        </w:rPr>
+        <w:t>4-</w:t>
+      </w:r>
+      <w:r>
+        <w:rPr>
+          <w:rFonts w:hint="eastAsia" w:ascii="Times New Roman" w:hAnsi="Times New Roman" w:eastAsia="FangSong" w:cs="Times New Roman"/>
+        </w:rPr>
+        <w:t>苄基</w:t>
+      </w:r>
+      <w:r>
+        <w:rPr>
+          <w:rFonts w:hint="eastAsia" w:ascii="Times New Roman" w:hAnsi="Times New Roman" w:eastAsia="FangSong" w:cs="Times New Roman"/>
+          <w:b/>
+          <w:bCs/>
+        </w:rPr>
+        <w:t xml:space="preserve">反侧</w:t>
+      </w:r>
+      <w:r>
+        <w:rPr>
+          <w:rFonts w:hint="eastAsia" w:ascii="Times New Roman" w:hAnsi="Times New Roman" w:eastAsia="FangSong" w:cs="Times New Roman"/>
+        </w:rPr>
+        <w:t xml:space="preserve">进攻</w:t>
+      </w:r>
+    </w:p>
+    <w:p>
+      <w:pPr>
+        <w:pStyle w:val="Compact"/>
+        <w:numPr>
+          <w:ilvl w:val="0"/>
+          <w:numId w:val="1007"/>
+        </w:numPr>
+      </w:pPr>
+      <w:r>
+        <w:rPr>
+          <w:rFonts w:ascii="Times New Roman" w:hAnsi="Times New Roman" w:eastAsia="Times New Roman" w:cs="Times New Roman"/>
+          <w:b/>
+          <w:bCs/>
+        </w:rPr>
+        <w:t xml:space="preserve">Step 3 - </w:t>
+      </w:r>
+      <w:r>
+        <w:rPr>
+          <w:rFonts w:hint="eastAsia" w:ascii="Times New Roman" w:hAnsi="Times New Roman" w:eastAsia="FangSong" w:cs="Times New Roman"/>
+          <w:b/>
+          <w:bCs/>
+        </w:rPr>
+        <w:t xml:space="preserve">脱除</w:t>
+      </w:r>
+      <w:r>
+        <w:rPr>
+          <w:rFonts w:hint="eastAsia" w:ascii="Times New Roman" w:hAnsi="Times New Roman" w:eastAsia="Times New Roman" w:cs="Times New Roman"/>
+        </w:rPr>
+        <w:t xml:space="preserve">：</w:t>
+      </w:r>
+    </w:p>
+    <w:p>
+      <w:pPr>
+        <w:pStyle w:val="Compact"/>
+        <w:numPr>
+          <w:ilvl w:val="1"/>
+          <w:numId w:val="1010"/>
+        </w:numPr>
+      </w:pPr>
+      <w:r>
+        <w:rPr>
+          <w:rFonts w:ascii="Times New Roman" w:hAnsi="Times New Roman" w:eastAsia="Times New Roman" w:cs="Times New Roman"/>
+        </w:rPr>
+        <w:t>LiOH/H</w:t>
+      </w:r>
+      <w:r>
+        <w:rPr>
+          <w:rFonts w:ascii="Times New Roman" w:hAnsi="Times New Roman" w:eastAsia="Times New Roman" w:cs="Times New Roman"/>
+          <w:vertAlign w:val="subscript"/>
+        </w:rPr>
+        <w:t>2</w:t>
+      </w:r>
+      <w:r>
+        <w:rPr>
+          <w:rFonts w:ascii="Times New Roman" w:hAnsi="Times New Roman" w:eastAsia="Times New Roman" w:cs="Times New Roman"/>
+        </w:rPr>
+        <w:t>O</w:t>
+      </w:r>
+      <w:r>
+        <w:rPr>
+          <w:rFonts w:ascii="Times New Roman" w:hAnsi="Times New Roman" w:eastAsia="Times New Roman" w:cs="Times New Roman"/>
+          <w:vertAlign w:val="subscript"/>
+        </w:rPr>
+        <w:t>2</w:t>
+      </w:r>
+      <w:r>
+        <w:rPr>
+          <w:rFonts w:ascii="Times New Roman" w:hAnsi="Times New Roman" w:eastAsia="Times New Roman" w:cs="Times New Roman"/>
+        </w:rPr>
+        <w:t xml:space="preserve"> → </w:t>
+      </w:r>
+      <w:r>
+        <w:rPr>
+          <w:rFonts w:hint="eastAsia" w:ascii="Times New Roman" w:hAnsi="Times New Roman" w:eastAsia="FangSong" w:cs="Times New Roman"/>
+        </w:rPr>
+        <w:t xml:space="preserve">水解</w:t>
+      </w:r>
+      <w:r>
+        <w:rPr>
+          <w:rFonts w:ascii="Times New Roman" w:hAnsi="Times New Roman" w:eastAsia="Times New Roman" w:cs="Times New Roman"/>
+        </w:rPr>
+        <w:t xml:space="preserve"> → </w:t>
+      </w:r>
+      <w:r>
+        <w:rPr>
+          <w:rFonts w:hint="eastAsia" w:ascii="Times New Roman" w:hAnsi="Times New Roman" w:eastAsia="FangSong" w:cs="Times New Roman"/>
+        </w:rPr>
+        <w:t xml:space="preserve">释放</w:t>
+      </w:r>
+      <w:r>
+        <w:rPr>
+          <w:rFonts w:ascii="Times New Roman" w:hAnsi="Times New Roman" w:eastAsia="Times New Roman" w:cs="Times New Roman"/>
+        </w:rPr>
+        <w:t xml:space="preserve"> </w:t>
+      </w:r>
+      <w:r>
+        <w:rPr>
+          <w:rFonts w:hint="eastAsia" w:ascii="Times New Roman" w:hAnsi="Times New Roman" w:eastAsia="Times New Roman" w:cs="Times New Roman"/>
+        </w:rPr>
+        <w:t>(S)-2-</w:t>
+      </w:r>
+      <w:r>
+        <w:rPr>
+          <w:rFonts w:hint="eastAsia" w:ascii="Times New Roman" w:hAnsi="Times New Roman" w:eastAsia="FangSong" w:cs="Times New Roman"/>
+        </w:rPr>
+        <w:t>苄基丙酸</w:t>
+      </w:r>
+      <w:r>
+        <w:rPr>
+          <w:rFonts w:hint="eastAsia" w:ascii="Times New Roman" w:hAnsi="Times New Roman" w:eastAsia="Times New Roman" w:cs="Times New Roman"/>
+        </w:rPr>
+        <w:t>（(S)-2-</w:t>
+      </w:r>
+      <w:r>
+        <w:rPr>
+          <w:rFonts w:hint="eastAsia" w:ascii="Times New Roman" w:hAnsi="Times New Roman" w:eastAsia="FangSong" w:cs="Times New Roman"/>
+        </w:rPr>
+        <w:t>甲基</w:t>
+      </w:r>
+      <w:r>
+        <w:rPr>
+          <w:rFonts w:hint="eastAsia" w:ascii="Times New Roman" w:hAnsi="Times New Roman" w:eastAsia="Times New Roman" w:cs="Times New Roman"/>
+        </w:rPr>
+        <w:t>-3-</w:t>
+      </w:r>
+      <w:r>
+        <w:rPr>
+          <w:rFonts w:hint="eastAsia" w:ascii="Times New Roman" w:hAnsi="Times New Roman" w:eastAsia="FangSong" w:cs="Times New Roman"/>
+        </w:rPr>
+        <w:t>苯基丙酸</w:t>
+      </w:r>
+      <w:r>
+        <w:rPr>
+          <w:rFonts w:hint="eastAsia" w:ascii="Times New Roman" w:hAnsi="Times New Roman" w:eastAsia="Times New Roman" w:cs="Times New Roman"/>
+        </w:rPr>
+        <w:t>）</w:t>
+      </w:r>
+    </w:p>
+    <w:p>
+      <w:pPr>
+        <w:pStyle w:val="Compact"/>
+        <w:numPr>
+          <w:ilvl w:val="1"/>
+          <w:numId w:val="1010"/>
+        </w:numPr>
+      </w:pPr>
+      <w:r>
+        <w:rPr>
+          <w:rFonts w:hint="eastAsia" w:ascii="Times New Roman" w:hAnsi="Times New Roman" w:eastAsia="FangSong" w:cs="Times New Roman"/>
+        </w:rPr>
         <w:t xml:space="preserve">噁唑烷酮助剂回收</w:t>
       </w:r>
     </w:p>
@@ -20072,7 +19925,7 @@
         <w:pStyle w:val="Compact"/>
         <w:numPr>
           <w:ilvl w:val="0"/>
-          <w:numId w:val="1010"/>
+          <w:numId w:val="1011"/>
         </w:numPr>
       </w:pPr>
       <w:r>
@@ -20155,7 +20008,7 @@
         <w:pStyle w:val="Compact"/>
         <w:numPr>
           <w:ilvl w:val="0"/>
-          <w:numId w:val="1010"/>
+          <w:numId w:val="1011"/>
         </w:numPr>
       </w:pPr>
       <w:r>
@@ -25195,7 +25048,7 @@
       <w:pPr>
         <w:numPr>
           <w:ilvl w:val="0"/>
-          <w:numId w:val="1011"/>
+          <w:numId w:val="1012"/>
         </w:numPr>
       </w:pPr>
       <w:r>
@@ -25251,7 +25104,7 @@
       <w:pPr>
         <w:numPr>
           <w:ilvl w:val="0"/>
-          <w:numId w:val="1011"/>
+          <w:numId w:val="1012"/>
         </w:numPr>
       </w:pPr>
       <w:r>
@@ -25289,7 +25142,7 @@
       <w:pPr>
         <w:numPr>
           <w:ilvl w:val="0"/>
-          <w:numId w:val="1011"/>
+          <w:numId w:val="1012"/>
         </w:numPr>
       </w:pPr>
       <w:r>
@@ -25414,7 +25267,7 @@
       <w:pPr>
         <w:numPr>
           <w:ilvl w:val="0"/>
-          <w:numId w:val="1012"/>
+          <w:numId w:val="1013"/>
         </w:numPr>
       </w:pPr>
       <w:r>
@@ -25547,7 +25400,7 @@
       <w:pPr>
         <w:numPr>
           <w:ilvl w:val="0"/>
-          <w:numId w:val="1012"/>
+          <w:numId w:val="1013"/>
         </w:numPr>
       </w:pPr>
       <w:r>
@@ -25725,7 +25578,7 @@
       <w:pPr>
         <w:numPr>
           <w:ilvl w:val="0"/>
-          <w:numId w:val="1012"/>
+          <w:numId w:val="1013"/>
         </w:numPr>
       </w:pPr>
       <w:r>
@@ -25826,7 +25679,7 @@
         <w:pStyle w:val="Compact"/>
         <w:numPr>
           <w:ilvl w:val="0"/>
-          <w:numId w:val="1013"/>
+          <w:numId w:val="1014"/>
         </w:numPr>
       </w:pPr>
       <w:r>
@@ -26076,7 +25929,7 @@
         <w:pStyle w:val="Compact"/>
         <w:numPr>
           <w:ilvl w:val="1"/>
-          <w:numId w:val="1014"/>
+          <w:numId w:val="1015"/>
         </w:numPr>
       </w:pPr>
       <w:r>
@@ -26091,7 +25944,7 @@
         <w:pStyle w:val="Compact"/>
         <w:numPr>
           <w:ilvl w:val="1"/>
-          <w:numId w:val="1014"/>
+          <w:numId w:val="1015"/>
         </w:numPr>
       </w:pPr>
       <w:r>
@@ -26106,7 +25959,7 @@
         <w:pStyle w:val="Compact"/>
         <w:numPr>
           <w:ilvl w:val="1"/>
-          <w:numId w:val="1014"/>
+          <w:numId w:val="1015"/>
         </w:numPr>
       </w:pPr>
       <w:r>
@@ -26164,7 +26017,7 @@
         <w:pStyle w:val="Compact"/>
         <w:numPr>
           <w:ilvl w:val="0"/>
-          <w:numId w:val="1013"/>
+          <w:numId w:val="1014"/>
         </w:numPr>
       </w:pPr>
       <w:r>
@@ -26372,7 +26225,7 @@
       <w:pPr>
         <w:numPr>
           <w:ilvl w:val="0"/>
-          <w:numId w:val="1015"/>
+          <w:numId w:val="1016"/>
         </w:numPr>
       </w:pPr>
       <w:r>
@@ -26574,7 +26427,7 @@
       <w:pPr>
         <w:numPr>
           <w:ilvl w:val="0"/>
-          <w:numId w:val="1015"/>
+          <w:numId w:val="1016"/>
         </w:numPr>
       </w:pPr>
       <w:r>
@@ -26636,7 +26489,7 @@
       <w:pPr>
         <w:numPr>
           <w:ilvl w:val="0"/>
-          <w:numId w:val="1015"/>
+          <w:numId w:val="1016"/>
         </w:numPr>
       </w:pPr>
       <w:r>
@@ -26828,7 +26681,7 @@
       <w:pPr>
         <w:numPr>
           <w:ilvl w:val="0"/>
-          <w:numId w:val="1015"/>
+          <w:numId w:val="1016"/>
         </w:numPr>
       </w:pPr>
       <w:r>
@@ -26984,7 +26837,7 @@
       <w:pPr>
         <w:numPr>
           <w:ilvl w:val="0"/>
-          <w:numId w:val="1015"/>
+          <w:numId w:val="1016"/>
         </w:numPr>
       </w:pPr>
       <w:r>
@@ -27268,214 +27121,7 @@
         <w:pStyle w:val="Compact"/>
         <w:numPr>
           <w:ilvl w:val="0"/>
-          <w:numId w:val="1015"/>
-        </w:numPr>
-      </w:pPr>
-    </w:p>
-    <w:p>
-      <w:pPr>
-        <w:pStyle w:val="Compact"/>
-        <w:numPr>
-          <w:ilvl w:val="1"/>
           <w:numId w:val="1016"/>
-        </w:numPr>
-      </w:pPr>
-      <w:r>
-        <w:rPr>
-          <w:rFonts w:hint="eastAsia" w:ascii="Times New Roman" w:hAnsi="Times New Roman" w:eastAsia="FangSong" w:cs="Times New Roman"/>
-        </w:rPr>
-        <w:t xml:space="preserve">丙酰氯</w:t>
-      </w:r>
-      <w:r>
-        <w:rPr>
-          <w:rFonts w:ascii="Times New Roman" w:hAnsi="Times New Roman" w:eastAsia="Times New Roman" w:cs="Times New Roman"/>
-        </w:rPr>
-        <w:t xml:space="preserve"> + </w:t>
-      </w:r>
-      <w:r>
-        <w:rPr>
-          <w:rFonts w:hint="eastAsia" w:ascii="Times New Roman" w:hAnsi="Times New Roman" w:eastAsia="Times New Roman" w:cs="Times New Roman"/>
-        </w:rPr>
-        <w:t>(S)-4-</w:t>
-      </w:r>
-      <w:r>
-        <w:rPr>
-          <w:rFonts w:hint="eastAsia" w:ascii="Times New Roman" w:hAnsi="Times New Roman" w:eastAsia="FangSong" w:cs="Times New Roman"/>
-        </w:rPr>
-        <w:t>苄基</w:t>
-      </w:r>
-      <w:r>
-        <w:rPr>
-          <w:rFonts w:hint="eastAsia" w:ascii="Times New Roman" w:hAnsi="Times New Roman" w:eastAsia="Times New Roman" w:cs="Times New Roman"/>
-        </w:rPr>
-        <w:t>-2-</w:t>
-      </w:r>
-      <w:r>
-        <w:rPr>
-          <w:rFonts w:hint="eastAsia" w:ascii="Times New Roman" w:hAnsi="Times New Roman" w:eastAsia="FangSong" w:cs="Times New Roman"/>
-        </w:rPr>
-        <w:t>噁唑烷酮</w:t>
-      </w:r>
-      <w:r>
-        <w:rPr>
-          <w:rFonts w:ascii="Times New Roman" w:hAnsi="Times New Roman" w:eastAsia="Times New Roman" w:cs="Times New Roman"/>
-        </w:rPr>
-        <w:t xml:space="preserve"> → </w:t>
-      </w:r>
-      <w:r>
-        <w:rPr>
-          <w:rFonts w:hint="eastAsia" w:ascii="Times New Roman" w:hAnsi="Times New Roman" w:eastAsia="Times New Roman" w:cs="Times New Roman"/>
-        </w:rPr>
-        <w:t>N-</w:t>
-      </w:r>
-      <w:r>
-        <w:rPr>
-          <w:rFonts w:hint="eastAsia" w:ascii="Times New Roman" w:hAnsi="Times New Roman" w:eastAsia="FangSong" w:cs="Times New Roman"/>
-        </w:rPr>
-        <w:t>丙酰基噁唑烷酮</w:t>
-      </w:r>
-      <w:r>
-        <w:rPr>
-          <w:rFonts w:hint="eastAsia" w:ascii="Times New Roman" w:hAnsi="Times New Roman" w:eastAsia="Times New Roman" w:cs="Times New Roman"/>
-        </w:rPr>
-        <w:t>；(2)</w:t>
-      </w:r>
-      <w:r>
-        <w:rPr>
-          <w:rFonts w:ascii="Times New Roman" w:hAnsi="Times New Roman" w:eastAsia="Times New Roman" w:cs="Times New Roman"/>
-        </w:rPr>
-        <w:t xml:space="preserve"> LDA → </w:t>
-      </w:r>
-      <w:r>
-        <w:rPr>
-          <w:rFonts w:hint="eastAsia" w:ascii="Times New Roman" w:hAnsi="Times New Roman" w:eastAsia="Times New Roman" w:cs="Times New Roman"/>
-        </w:rPr>
-        <w:t>(Z)-</w:t>
-      </w:r>
-      <w:r>
-        <w:rPr>
-          <w:rFonts w:hint="eastAsia" w:ascii="Times New Roman" w:hAnsi="Times New Roman" w:eastAsia="FangSong" w:cs="Times New Roman"/>
-        </w:rPr>
-        <w:t>烯醇</w:t>
-      </w:r>
-      <w:r>
-        <w:rPr>
-          <w:rFonts w:ascii="Times New Roman" w:hAnsi="Times New Roman" w:eastAsia="Times New Roman" w:cs="Times New Roman"/>
-        </w:rPr>
-        <w:t xml:space="preserve"> → CH</w:t>
-      </w:r>
-      <w:r>
-        <w:rPr>
-          <w:rFonts w:ascii="Times New Roman" w:hAnsi="Times New Roman" w:eastAsia="Times New Roman" w:cs="Times New Roman"/>
-          <w:vertAlign w:val="subscript"/>
-        </w:rPr>
-        <w:t>3</w:t>
-      </w:r>
-      <w:r>
-        <w:rPr>
-          <w:rFonts w:ascii="Times New Roman" w:hAnsi="Times New Roman" w:eastAsia="Times New Roman" w:cs="Times New Roman"/>
-        </w:rPr>
-        <w:t xml:space="preserve">I </w:t>
-      </w:r>
-      <w:r>
-        <w:rPr>
-          <w:rFonts w:hint="eastAsia" w:ascii="Times New Roman" w:hAnsi="Times New Roman" w:eastAsia="FangSong" w:cs="Times New Roman"/>
-        </w:rPr>
-        <w:t xml:space="preserve">烷基化</w:t>
-      </w:r>
-      <w:r>
-        <w:rPr>
-          <w:rFonts w:ascii="Times New Roman" w:hAnsi="Times New Roman" w:eastAsia="Times New Roman" w:cs="Times New Roman"/>
-        </w:rPr>
-        <w:t xml:space="preserve"> → </w:t>
-      </w:r>
-      <w:r>
-        <w:rPr>
-          <w:rFonts w:hint="eastAsia" w:ascii="Times New Roman" w:hAnsi="Times New Roman" w:eastAsia="Times New Roman" w:cs="Times New Roman"/>
-        </w:rPr>
-        <w:t>α-</w:t>
-      </w:r>
-      <w:r>
-        <w:rPr>
-          <w:rFonts w:hint="eastAsia" w:ascii="Times New Roman" w:hAnsi="Times New Roman" w:eastAsia="FangSong" w:cs="Times New Roman"/>
-        </w:rPr>
-        <w:t>甲基化产物</w:t>
-      </w:r>
-      <w:r>
-        <w:rPr>
-          <w:rFonts w:hint="eastAsia" w:ascii="Times New Roman" w:hAnsi="Times New Roman" w:eastAsia="Times New Roman" w:cs="Times New Roman"/>
-        </w:rPr>
-        <w:t>；(3)</w:t>
-      </w:r>
-      <w:r>
-        <w:rPr>
-          <w:rFonts w:ascii="Times New Roman" w:hAnsi="Times New Roman" w:eastAsia="Times New Roman" w:cs="Times New Roman"/>
-        </w:rPr>
-        <w:t xml:space="preserve"> LiOH/H</w:t>
-      </w:r>
-      <w:r>
-        <w:rPr>
-          <w:rFonts w:ascii="Times New Roman" w:hAnsi="Times New Roman" w:eastAsia="Times New Roman" w:cs="Times New Roman"/>
-          <w:vertAlign w:val="subscript"/>
-        </w:rPr>
-        <w:t>2</w:t>
-      </w:r>
-      <w:r>
-        <w:rPr>
-          <w:rFonts w:ascii="Times New Roman" w:hAnsi="Times New Roman" w:eastAsia="Times New Roman" w:cs="Times New Roman"/>
-        </w:rPr>
-        <w:t>O</w:t>
-      </w:r>
-      <w:r>
-        <w:rPr>
-          <w:rFonts w:ascii="Times New Roman" w:hAnsi="Times New Roman" w:eastAsia="Times New Roman" w:cs="Times New Roman"/>
-          <w:vertAlign w:val="subscript"/>
-        </w:rPr>
-        <w:t>2</w:t>
-      </w:r>
-      <w:r>
-        <w:rPr>
-          <w:rFonts w:ascii="Times New Roman" w:hAnsi="Times New Roman" w:eastAsia="Times New Roman" w:cs="Times New Roman"/>
-        </w:rPr>
-        <w:t xml:space="preserve"> → </w:t>
-      </w:r>
-      <w:r>
-        <w:rPr>
-          <w:rFonts w:hint="eastAsia" w:ascii="Times New Roman" w:hAnsi="Times New Roman" w:eastAsia="FangSong" w:cs="Times New Roman"/>
-        </w:rPr>
-        <w:t xml:space="preserve">水解</w:t>
-      </w:r>
-      <w:r>
-        <w:rPr>
-          <w:rFonts w:ascii="Times New Roman" w:hAnsi="Times New Roman" w:eastAsia="Times New Roman" w:cs="Times New Roman"/>
-        </w:rPr>
-        <w:t xml:space="preserve"> → </w:t>
-      </w:r>
-      <w:r>
-        <w:rPr>
-          <w:rFonts w:hint="eastAsia" w:ascii="Times New Roman" w:hAnsi="Times New Roman" w:eastAsia="Times New Roman" w:cs="Times New Roman"/>
-        </w:rPr>
-        <w:t>(S)-2-</w:t>
-      </w:r>
-      <w:r>
-        <w:rPr>
-          <w:rFonts w:hint="eastAsia" w:ascii="Times New Roman" w:hAnsi="Times New Roman" w:eastAsia="FangSong" w:cs="Times New Roman"/>
-        </w:rPr>
-        <w:t>甲基丁酸</w:t>
-      </w:r>
-      <w:r>
-        <w:rPr>
-          <w:rFonts w:hint="eastAsia" w:ascii="Times New Roman" w:hAnsi="Times New Roman" w:eastAsia="Times New Roman" w:cs="Times New Roman"/>
-        </w:rPr>
-        <w:t>。</w:t>
-      </w:r>
-    </w:p>
-    <w:p>
-      <w:pPr>
-        <w:pStyle w:val="Compact"/>
-        <w:numPr>
-          <w:ilvl w:val="0"/>
-          <w:numId w:val="1015"/>
         </w:numPr>
       </w:pPr>
     </w:p>
@@ -27489,9 +27135,87 @@
       </w:pPr>
       <w:r>
         <w:rPr>
-          <w:rFonts w:ascii="Times New Roman" w:hAnsi="Times New Roman" w:eastAsia="Times New Roman" w:cs="Times New Roman"/>
-        </w:rPr>
-        <w:t>BF</w:t>
+          <w:rFonts w:hint="eastAsia" w:ascii="Times New Roman" w:hAnsi="Times New Roman" w:eastAsia="FangSong" w:cs="Times New Roman"/>
+        </w:rPr>
+        <w:t xml:space="preserve">丙酰氯</w:t>
+      </w:r>
+      <w:r>
+        <w:rPr>
+          <w:rFonts w:ascii="Times New Roman" w:hAnsi="Times New Roman" w:eastAsia="Times New Roman" w:cs="Times New Roman"/>
+        </w:rPr>
+        <w:t xml:space="preserve"> + </w:t>
+      </w:r>
+      <w:r>
+        <w:rPr>
+          <w:rFonts w:hint="eastAsia" w:ascii="Times New Roman" w:hAnsi="Times New Roman" w:eastAsia="Times New Roman" w:cs="Times New Roman"/>
+        </w:rPr>
+        <w:t>(S)-4-</w:t>
+      </w:r>
+      <w:r>
+        <w:rPr>
+          <w:rFonts w:hint="eastAsia" w:ascii="Times New Roman" w:hAnsi="Times New Roman" w:eastAsia="FangSong" w:cs="Times New Roman"/>
+        </w:rPr>
+        <w:t>苄基</w:t>
+      </w:r>
+      <w:r>
+        <w:rPr>
+          <w:rFonts w:hint="eastAsia" w:ascii="Times New Roman" w:hAnsi="Times New Roman" w:eastAsia="Times New Roman" w:cs="Times New Roman"/>
+        </w:rPr>
+        <w:t>-2-</w:t>
+      </w:r>
+      <w:r>
+        <w:rPr>
+          <w:rFonts w:hint="eastAsia" w:ascii="Times New Roman" w:hAnsi="Times New Roman" w:eastAsia="FangSong" w:cs="Times New Roman"/>
+        </w:rPr>
+        <w:t>噁唑烷酮</w:t>
+      </w:r>
+      <w:r>
+        <w:rPr>
+          <w:rFonts w:ascii="Times New Roman" w:hAnsi="Times New Roman" w:eastAsia="Times New Roman" w:cs="Times New Roman"/>
+        </w:rPr>
+        <w:t xml:space="preserve"> → </w:t>
+      </w:r>
+      <w:r>
+        <w:rPr>
+          <w:rFonts w:hint="eastAsia" w:ascii="Times New Roman" w:hAnsi="Times New Roman" w:eastAsia="Times New Roman" w:cs="Times New Roman"/>
+        </w:rPr>
+        <w:t>N-</w:t>
+      </w:r>
+      <w:r>
+        <w:rPr>
+          <w:rFonts w:hint="eastAsia" w:ascii="Times New Roman" w:hAnsi="Times New Roman" w:eastAsia="FangSong" w:cs="Times New Roman"/>
+        </w:rPr>
+        <w:t>丙酰基噁唑烷酮</w:t>
+      </w:r>
+      <w:r>
+        <w:rPr>
+          <w:rFonts w:hint="eastAsia" w:ascii="Times New Roman" w:hAnsi="Times New Roman" w:eastAsia="Times New Roman" w:cs="Times New Roman"/>
+        </w:rPr>
+        <w:t>；(2)</w:t>
+      </w:r>
+      <w:r>
+        <w:rPr>
+          <w:rFonts w:ascii="Times New Roman" w:hAnsi="Times New Roman" w:eastAsia="Times New Roman" w:cs="Times New Roman"/>
+        </w:rPr>
+        <w:t xml:space="preserve"> LDA → </w:t>
+      </w:r>
+      <w:r>
+        <w:rPr>
+          <w:rFonts w:hint="eastAsia" w:ascii="Times New Roman" w:hAnsi="Times New Roman" w:eastAsia="Times New Roman" w:cs="Times New Roman"/>
+        </w:rPr>
+        <w:t>(Z)-</w:t>
+      </w:r>
+      <w:r>
+        <w:rPr>
+          <w:rFonts w:hint="eastAsia" w:ascii="Times New Roman" w:hAnsi="Times New Roman" w:eastAsia="FangSong" w:cs="Times New Roman"/>
+        </w:rPr>
+        <w:t>烯醇</w:t>
+      </w:r>
+      <w:r>
+        <w:rPr>
+          <w:rFonts w:ascii="Times New Roman" w:hAnsi="Times New Roman" w:eastAsia="Times New Roman" w:cs="Times New Roman"/>
+        </w:rPr>
+        <w:t xml:space="preserve"> → CH</w:t>
       </w:r>
       <w:r>
         <w:rPr>
@@ -27504,110 +27228,63 @@
         <w:rPr>
           <w:rFonts w:ascii="Times New Roman" w:hAnsi="Times New Roman" w:eastAsia="Times New Roman" w:cs="Times New Roman"/>
         </w:rPr>
-        <w:t xml:space="preserve"> </w:t>
-      </w:r>
-      <w:r>
-        <w:rPr>
-          <w:rFonts w:hint="eastAsia" w:ascii="Times New Roman" w:hAnsi="Times New Roman" w:eastAsia="FangSong" w:cs="Times New Roman"/>
-        </w:rPr>
-        <w:t xml:space="preserve">是单齿</w:t>
-      </w:r>
-      <w:r>
-        <w:rPr>
-          <w:rFonts w:ascii="Times New Roman" w:hAnsi="Times New Roman" w:eastAsia="Times New Roman" w:cs="Times New Roman"/>
-        </w:rPr>
-        <w:t xml:space="preserve"> Lewis </w:t>
-      </w:r>
-      <w:r>
-        <w:rPr>
-          <w:rFonts w:hint="eastAsia" w:ascii="Times New Roman" w:hAnsi="Times New Roman" w:eastAsia="FangSong" w:cs="Times New Roman"/>
-        </w:rPr>
-        <w:t>酸</w:t>
-      </w:r>
-      <w:r>
-        <w:rPr>
-          <w:rFonts w:hint="eastAsia" w:ascii="Times New Roman" w:hAnsi="Times New Roman" w:eastAsia="Times New Roman" w:cs="Times New Roman"/>
-        </w:rPr>
-        <w:t>，</w:t>
-      </w:r>
-      <w:r>
-        <w:rPr>
-          <w:rFonts w:hint="eastAsia" w:ascii="Times New Roman" w:hAnsi="Times New Roman" w:eastAsia="FangSong" w:cs="Times New Roman"/>
-        </w:rPr>
-        <w:t>不形成螯合</w:t>
-      </w:r>
-      <w:r>
-        <w:rPr>
-          <w:rFonts w:ascii="Times New Roman" w:hAnsi="Times New Roman" w:eastAsia="Times New Roman" w:cs="Times New Roman"/>
-        </w:rPr>
-        <w:t xml:space="preserve"> → Felkin-Anh </w:t>
-      </w:r>
-      <w:r>
-        <w:rPr>
-          <w:rFonts w:hint="eastAsia" w:ascii="Times New Roman" w:hAnsi="Times New Roman" w:eastAsia="FangSong" w:cs="Times New Roman"/>
-        </w:rPr>
-        <w:t>路径</w:t>
-      </w:r>
-      <w:r>
-        <w:rPr>
-          <w:rFonts w:hint="eastAsia" w:ascii="Times New Roman" w:hAnsi="Times New Roman" w:eastAsia="Times New Roman" w:cs="Times New Roman"/>
-        </w:rPr>
-        <w:t>；TiCl</w:t>
-      </w:r>
-      <w:r>
-        <w:rPr>
-          <w:rFonts w:hint="eastAsia" w:ascii="Times New Roman" w:hAnsi="Times New Roman" w:eastAsia="Times New Roman" w:cs="Times New Roman"/>
+        <w:t xml:space="preserve">I </w:t>
+      </w:r>
+      <w:r>
+        <w:rPr>
+          <w:rFonts w:hint="eastAsia" w:ascii="Times New Roman" w:hAnsi="Times New Roman" w:eastAsia="FangSong" w:cs="Times New Roman"/>
+        </w:rPr>
+        <w:t xml:space="preserve">烷基化</w:t>
+      </w:r>
+      <w:r>
+        <w:rPr>
+          <w:rFonts w:ascii="Times New Roman" w:hAnsi="Times New Roman" w:eastAsia="Times New Roman" w:cs="Times New Roman"/>
+        </w:rPr>
+        <w:t xml:space="preserve"> → </w:t>
+      </w:r>
+      <w:r>
+        <w:rPr>
+          <w:rFonts w:hint="eastAsia" w:ascii="Times New Roman" w:hAnsi="Times New Roman" w:eastAsia="Times New Roman" w:cs="Times New Roman"/>
+        </w:rPr>
+        <w:t>α-</w:t>
+      </w:r>
+      <w:r>
+        <w:rPr>
+          <w:rFonts w:hint="eastAsia" w:ascii="Times New Roman" w:hAnsi="Times New Roman" w:eastAsia="FangSong" w:cs="Times New Roman"/>
+        </w:rPr>
+        <w:t>甲基化产物</w:t>
+      </w:r>
+      <w:r>
+        <w:rPr>
+          <w:rFonts w:hint="eastAsia" w:ascii="Times New Roman" w:hAnsi="Times New Roman" w:eastAsia="Times New Roman" w:cs="Times New Roman"/>
+        </w:rPr>
+        <w:t>；(3)</w:t>
+      </w:r>
+      <w:r>
+        <w:rPr>
+          <w:rFonts w:ascii="Times New Roman" w:hAnsi="Times New Roman" w:eastAsia="Times New Roman" w:cs="Times New Roman"/>
+        </w:rPr>
+        <w:t xml:space="preserve"> LiOH/H</w:t>
+      </w:r>
+      <w:r>
+        <w:rPr>
+          <w:rFonts w:ascii="Times New Roman" w:hAnsi="Times New Roman" w:eastAsia="Times New Roman" w:cs="Times New Roman"/>
           <w:vertAlign w:val="subscript"/>
         </w:rPr>
-        <w:t>4</w:t>
-      </w:r>
-      <w:r>
-        <w:rPr>
-          <w:rFonts w:ascii="Times New Roman" w:hAnsi="Times New Roman" w:eastAsia="Times New Roman" w:cs="Times New Roman"/>
-        </w:rPr>
-        <w:t xml:space="preserve"> </w:t>
-      </w:r>
-      <w:r>
-        <w:rPr>
-          <w:rFonts w:hint="eastAsia" w:ascii="Times New Roman" w:hAnsi="Times New Roman" w:eastAsia="FangSong" w:cs="Times New Roman"/>
-        </w:rPr>
-        <w:t xml:space="preserve">是多齿</w:t>
-      </w:r>
-      <w:r>
-        <w:rPr>
-          <w:rFonts w:ascii="Times New Roman" w:hAnsi="Times New Roman" w:eastAsia="Times New Roman" w:cs="Times New Roman"/>
-        </w:rPr>
-        <w:t xml:space="preserve"> Lewis </w:t>
-      </w:r>
-      <w:r>
-        <w:rPr>
-          <w:rFonts w:hint="eastAsia" w:ascii="Times New Roman" w:hAnsi="Times New Roman" w:eastAsia="FangSong" w:cs="Times New Roman"/>
-        </w:rPr>
-        <w:t>酸</w:t>
-      </w:r>
-      <w:r>
-        <w:rPr>
-          <w:rFonts w:hint="eastAsia" w:ascii="Times New Roman" w:hAnsi="Times New Roman" w:eastAsia="Times New Roman" w:cs="Times New Roman"/>
-        </w:rPr>
-        <w:t>，</w:t>
-      </w:r>
-      <w:r>
-        <w:rPr>
-          <w:rFonts w:hint="eastAsia" w:ascii="Times New Roman" w:hAnsi="Times New Roman" w:eastAsia="FangSong" w:cs="Times New Roman"/>
-        </w:rPr>
-        <w:t>可与底物上的</w:t>
-      </w:r>
-      <w:r>
-        <w:rPr>
-          <w:rFonts w:ascii="Times New Roman" w:hAnsi="Times New Roman" w:eastAsia="Times New Roman" w:cs="Times New Roman"/>
-        </w:rPr>
-        <w:t xml:space="preserve"> OTBS </w:t>
-      </w:r>
-      <w:r>
-        <w:rPr>
-          <w:rFonts w:hint="eastAsia" w:ascii="Times New Roman" w:hAnsi="Times New Roman" w:eastAsia="FangSong" w:cs="Times New Roman"/>
-        </w:rPr>
-        <w:t xml:space="preserve">配位</w:t>
+        <w:t>2</w:t>
+      </w:r>
+      <w:r>
+        <w:rPr>
+          <w:rFonts w:ascii="Times New Roman" w:hAnsi="Times New Roman" w:eastAsia="Times New Roman" w:cs="Times New Roman"/>
+        </w:rPr>
+        <w:t>O</w:t>
+      </w:r>
+      <w:r>
+        <w:rPr>
+          <w:rFonts w:ascii="Times New Roman" w:hAnsi="Times New Roman" w:eastAsia="Times New Roman" w:cs="Times New Roman"/>
+          <w:vertAlign w:val="subscript"/>
+        </w:rPr>
+        <w:t>2</w:t>
       </w:r>
       <w:r>
         <w:rPr>
@@ -27619,7 +27296,7 @@
         <w:rPr>
           <w:rFonts w:hint="eastAsia" w:ascii="Times New Roman" w:hAnsi="Times New Roman" w:eastAsia="FangSong" w:cs="Times New Roman"/>
         </w:rPr>
-        <w:t xml:space="preserve">螯合控制</w:t>
+        <w:t xml:space="preserve">水解</w:t>
       </w:r>
       <w:r>
         <w:rPr>
@@ -27629,9 +27306,15 @@
       </w:r>
       <w:r>
         <w:rPr>
-          <w:rFonts w:hint="eastAsia" w:ascii="Times New Roman" w:hAnsi="Times New Roman" w:eastAsia="FangSong" w:cs="Times New Roman"/>
-        </w:rPr>
-        <w:t>产物构型反转</w:t>
+          <w:rFonts w:hint="eastAsia" w:ascii="Times New Roman" w:hAnsi="Times New Roman" w:eastAsia="Times New Roman" w:cs="Times New Roman"/>
+        </w:rPr>
+        <w:t>(S)-2-</w:t>
+      </w:r>
+      <w:r>
+        <w:rPr>
+          <w:rFonts w:hint="eastAsia" w:ascii="Times New Roman" w:hAnsi="Times New Roman" w:eastAsia="FangSong" w:cs="Times New Roman"/>
+        </w:rPr>
+        <w:t>甲基丁酸</w:t>
       </w:r>
       <w:r>
         <w:rPr>
@@ -27639,38 +27322,175 @@
         </w:rPr>
         <w:t>。</w:t>
       </w:r>
+    </w:p>
+    <w:p>
+      <w:pPr>
+        <w:pStyle w:val="Compact"/>
+        <w:numPr>
+          <w:ilvl w:val="0"/>
+          <w:numId w:val="1016"/>
+        </w:numPr>
+      </w:pPr>
     </w:p>
     <w:p>
       <w:pPr>
         <w:pStyle w:val="Compact"/>
         <w:numPr>
           <w:ilvl w:val="1"/>
-          <w:numId w:val="1017"/>
+          <w:numId w:val="1018"/>
         </w:numPr>
       </w:pPr>
       <w:r>
         <w:rPr>
-          <w:rFonts w:hint="eastAsia" w:ascii="Times New Roman" w:hAnsi="Times New Roman" w:eastAsia="FangSong" w:cs="Times New Roman"/>
-        </w:rPr>
-        <w:t>略</w:t>
-      </w:r>
-      <w:r>
-        <w:rPr>
-          <w:rFonts w:hint="eastAsia" w:ascii="Times New Roman" w:hAnsi="Times New Roman" w:eastAsia="Times New Roman" w:cs="Times New Roman"/>
-        </w:rPr>
-        <w:t>（</w:t>
-      </w:r>
-      <w:r>
-        <w:rPr>
-          <w:rFonts w:hint="eastAsia" w:ascii="Times New Roman" w:hAnsi="Times New Roman" w:eastAsia="FangSong" w:cs="Times New Roman"/>
-        </w:rPr>
-        <w:t>需具体画出底物结构</w:t>
-      </w:r>
-      <w:r>
-        <w:rPr>
-          <w:rFonts w:hint="eastAsia" w:ascii="Times New Roman" w:hAnsi="Times New Roman" w:eastAsia="Times New Roman" w:cs="Times New Roman"/>
-        </w:rPr>
-        <w:t>）。</w:t>
+          <w:rFonts w:ascii="Times New Roman" w:hAnsi="Times New Roman" w:eastAsia="Times New Roman" w:cs="Times New Roman"/>
+        </w:rPr>
+        <w:t>BF</w:t>
+      </w:r>
+      <w:r>
+        <w:rPr>
+          <w:rFonts w:ascii="Times New Roman" w:hAnsi="Times New Roman" w:eastAsia="Times New Roman" w:cs="Times New Roman"/>
+          <w:vertAlign w:val="subscript"/>
+        </w:rPr>
+        <w:t>3</w:t>
+      </w:r>
+      <w:r>
+        <w:rPr>
+          <w:rFonts w:ascii="Times New Roman" w:hAnsi="Times New Roman" w:eastAsia="Times New Roman" w:cs="Times New Roman"/>
+        </w:rPr>
+        <w:t xml:space="preserve"> </w:t>
+      </w:r>
+      <w:r>
+        <w:rPr>
+          <w:rFonts w:hint="eastAsia" w:ascii="Times New Roman" w:hAnsi="Times New Roman" w:eastAsia="FangSong" w:cs="Times New Roman"/>
+        </w:rPr>
+        <w:t xml:space="preserve">是单齿</w:t>
+      </w:r>
+      <w:r>
+        <w:rPr>
+          <w:rFonts w:ascii="Times New Roman" w:hAnsi="Times New Roman" w:eastAsia="Times New Roman" w:cs="Times New Roman"/>
+        </w:rPr>
+        <w:t xml:space="preserve"> Lewis </w:t>
+      </w:r>
+      <w:r>
+        <w:rPr>
+          <w:rFonts w:hint="eastAsia" w:ascii="Times New Roman" w:hAnsi="Times New Roman" w:eastAsia="FangSong" w:cs="Times New Roman"/>
+        </w:rPr>
+        <w:t>酸</w:t>
+      </w:r>
+      <w:r>
+        <w:rPr>
+          <w:rFonts w:hint="eastAsia" w:ascii="Times New Roman" w:hAnsi="Times New Roman" w:eastAsia="Times New Roman" w:cs="Times New Roman"/>
+        </w:rPr>
+        <w:t>，</w:t>
+      </w:r>
+      <w:r>
+        <w:rPr>
+          <w:rFonts w:hint="eastAsia" w:ascii="Times New Roman" w:hAnsi="Times New Roman" w:eastAsia="FangSong" w:cs="Times New Roman"/>
+        </w:rPr>
+        <w:t>不形成螯合</w:t>
+      </w:r>
+      <w:r>
+        <w:rPr>
+          <w:rFonts w:ascii="Times New Roman" w:hAnsi="Times New Roman" w:eastAsia="Times New Roman" w:cs="Times New Roman"/>
+        </w:rPr>
+        <w:t xml:space="preserve"> → Felkin-Anh </w:t>
+      </w:r>
+      <w:r>
+        <w:rPr>
+          <w:rFonts w:hint="eastAsia" w:ascii="Times New Roman" w:hAnsi="Times New Roman" w:eastAsia="FangSong" w:cs="Times New Roman"/>
+        </w:rPr>
+        <w:t>路径</w:t>
+      </w:r>
+      <w:r>
+        <w:rPr>
+          <w:rFonts w:hint="eastAsia" w:ascii="Times New Roman" w:hAnsi="Times New Roman" w:eastAsia="Times New Roman" w:cs="Times New Roman"/>
+        </w:rPr>
+        <w:t>；TiCl</w:t>
+      </w:r>
+      <w:r>
+        <w:rPr>
+          <w:rFonts w:hint="eastAsia" w:ascii="Times New Roman" w:hAnsi="Times New Roman" w:eastAsia="Times New Roman" w:cs="Times New Roman"/>
+          <w:vertAlign w:val="subscript"/>
+        </w:rPr>
+        <w:t>4</w:t>
+      </w:r>
+      <w:r>
+        <w:rPr>
+          <w:rFonts w:ascii="Times New Roman" w:hAnsi="Times New Roman" w:eastAsia="Times New Roman" w:cs="Times New Roman"/>
+        </w:rPr>
+        <w:t xml:space="preserve"> </w:t>
+      </w:r>
+      <w:r>
+        <w:rPr>
+          <w:rFonts w:hint="eastAsia" w:ascii="Times New Roman" w:hAnsi="Times New Roman" w:eastAsia="FangSong" w:cs="Times New Roman"/>
+        </w:rPr>
+        <w:t xml:space="preserve">是多齿</w:t>
+      </w:r>
+      <w:r>
+        <w:rPr>
+          <w:rFonts w:ascii="Times New Roman" w:hAnsi="Times New Roman" w:eastAsia="Times New Roman" w:cs="Times New Roman"/>
+        </w:rPr>
+        <w:t xml:space="preserve"> Lewis </w:t>
+      </w:r>
+      <w:r>
+        <w:rPr>
+          <w:rFonts w:hint="eastAsia" w:ascii="Times New Roman" w:hAnsi="Times New Roman" w:eastAsia="FangSong" w:cs="Times New Roman"/>
+        </w:rPr>
+        <w:t>酸</w:t>
+      </w:r>
+      <w:r>
+        <w:rPr>
+          <w:rFonts w:hint="eastAsia" w:ascii="Times New Roman" w:hAnsi="Times New Roman" w:eastAsia="Times New Roman" w:cs="Times New Roman"/>
+        </w:rPr>
+        <w:t>，</w:t>
+      </w:r>
+      <w:r>
+        <w:rPr>
+          <w:rFonts w:hint="eastAsia" w:ascii="Times New Roman" w:hAnsi="Times New Roman" w:eastAsia="FangSong" w:cs="Times New Roman"/>
+        </w:rPr>
+        <w:t>可与底物上的</w:t>
+      </w:r>
+      <w:r>
+        <w:rPr>
+          <w:rFonts w:ascii="Times New Roman" w:hAnsi="Times New Roman" w:eastAsia="Times New Roman" w:cs="Times New Roman"/>
+        </w:rPr>
+        <w:t xml:space="preserve"> OTBS </w:t>
+      </w:r>
+      <w:r>
+        <w:rPr>
+          <w:rFonts w:hint="eastAsia" w:ascii="Times New Roman" w:hAnsi="Times New Roman" w:eastAsia="FangSong" w:cs="Times New Roman"/>
+        </w:rPr>
+        <w:t xml:space="preserve">配位</w:t>
+      </w:r>
+      <w:r>
+        <w:rPr>
+          <w:rFonts w:ascii="Times New Roman" w:hAnsi="Times New Roman" w:eastAsia="Times New Roman" w:cs="Times New Roman"/>
+        </w:rPr>
+        <w:t xml:space="preserve"> → </w:t>
+      </w:r>
+      <w:r>
+        <w:rPr>
+          <w:rFonts w:hint="eastAsia" w:ascii="Times New Roman" w:hAnsi="Times New Roman" w:eastAsia="FangSong" w:cs="Times New Roman"/>
+        </w:rPr>
+        <w:t xml:space="preserve">螯合控制</w:t>
+      </w:r>
+      <w:r>
+        <w:rPr>
+          <w:rFonts w:ascii="Times New Roman" w:hAnsi="Times New Roman" w:eastAsia="Times New Roman" w:cs="Times New Roman"/>
+        </w:rPr>
+        <w:t xml:space="preserve"> → </w:t>
+      </w:r>
+      <w:r>
+        <w:rPr>
+          <w:rFonts w:hint="eastAsia" w:ascii="Times New Roman" w:hAnsi="Times New Roman" w:eastAsia="FangSong" w:cs="Times New Roman"/>
+        </w:rPr>
+        <w:t>产物构型反转</w:t>
+      </w:r>
+      <w:r>
+        <w:rPr>
+          <w:rFonts w:hint="eastAsia" w:ascii="Times New Roman" w:hAnsi="Times New Roman" w:eastAsia="Times New Roman" w:cs="Times New Roman"/>
+        </w:rPr>
+        <w:t>。</w:t>
       </w:r>
     </w:p>
     <w:p>
@@ -27678,82 +27498,14 @@
         <w:pStyle w:val="Compact"/>
         <w:numPr>
           <w:ilvl w:val="1"/>
-          <w:numId w:val="1017"/>
+          <w:numId w:val="1018"/>
         </w:numPr>
       </w:pPr>
       <w:r>
         <w:rPr>
-          <w:rFonts w:ascii="Times New Roman" w:hAnsi="Times New Roman" w:eastAsia="Times New Roman" w:cs="Times New Roman"/>
-        </w:rPr>
-        <w:t>SnCl</w:t>
-      </w:r>
-      <w:r>
-        <w:rPr>
-          <w:rFonts w:ascii="Times New Roman" w:hAnsi="Times New Roman" w:eastAsia="Times New Roman" w:cs="Times New Roman"/>
-          <w:vertAlign w:val="subscript"/>
-        </w:rPr>
-        <w:t>4</w:t>
-      </w:r>
-      <w:r>
-        <w:rPr>
-          <w:rFonts w:ascii="Times New Roman" w:hAnsi="Times New Roman" w:eastAsia="Times New Roman" w:cs="Times New Roman"/>
-        </w:rPr>
-        <w:t xml:space="preserve"> </w:t>
-      </w:r>
-      <w:r>
-        <w:rPr>
-          <w:rFonts w:hint="eastAsia" w:ascii="Times New Roman" w:hAnsi="Times New Roman" w:eastAsia="FangSong" w:cs="Times New Roman"/>
-        </w:rPr>
-        <w:t xml:space="preserve">同样是多齿</w:t>
-      </w:r>
-      <w:r>
-        <w:rPr>
-          <w:rFonts w:ascii="Times New Roman" w:hAnsi="Times New Roman" w:eastAsia="Times New Roman" w:cs="Times New Roman"/>
-        </w:rPr>
-        <w:t xml:space="preserve"> Lewis </w:t>
-      </w:r>
-      <w:r>
-        <w:rPr>
-          <w:rFonts w:hint="eastAsia" w:ascii="Times New Roman" w:hAnsi="Times New Roman" w:eastAsia="FangSong" w:cs="Times New Roman"/>
-        </w:rPr>
-        <w:t xml:space="preserve">酸</w:t>
-      </w:r>
-      <w:r>
-        <w:rPr>
-          <w:rFonts w:ascii="Times New Roman" w:hAnsi="Times New Roman" w:eastAsia="Times New Roman" w:cs="Times New Roman"/>
-        </w:rPr>
-        <w:t xml:space="preserve"> → </w:t>
-      </w:r>
-      <w:r>
-        <w:rPr>
-          <w:rFonts w:hint="eastAsia" w:ascii="Times New Roman" w:hAnsi="Times New Roman" w:eastAsia="FangSong" w:cs="Times New Roman"/>
-        </w:rPr>
-        <w:t xml:space="preserve">预期与</w:t>
-      </w:r>
-      <w:r>
-        <w:rPr>
-          <w:rFonts w:ascii="Times New Roman" w:hAnsi="Times New Roman" w:eastAsia="Times New Roman" w:cs="Times New Roman"/>
-        </w:rPr>
-        <w:t xml:space="preserve"> TiCl</w:t>
-      </w:r>
-      <w:r>
-        <w:rPr>
-          <w:rFonts w:ascii="Times New Roman" w:hAnsi="Times New Roman" w:eastAsia="Times New Roman" w:cs="Times New Roman"/>
-          <w:vertAlign w:val="subscript"/>
-        </w:rPr>
-        <w:t>4</w:t>
-      </w:r>
-      <w:r>
-        <w:rPr>
-          <w:rFonts w:ascii="Times New Roman" w:hAnsi="Times New Roman" w:eastAsia="Times New Roman" w:cs="Times New Roman"/>
-        </w:rPr>
-        <w:t xml:space="preserve"> </w:t>
-      </w:r>
-      <w:r>
-        <w:rPr>
-          <w:rFonts w:hint="eastAsia" w:ascii="Times New Roman" w:hAnsi="Times New Roman" w:eastAsia="FangSong" w:cs="Times New Roman"/>
-        </w:rPr>
-        <w:t>结果类似</w:t>
+          <w:rFonts w:hint="eastAsia" w:ascii="Times New Roman" w:hAnsi="Times New Roman" w:eastAsia="FangSong" w:cs="Times New Roman"/>
+        </w:rPr>
+        <w:t>略</w:t>
       </w:r>
       <w:r>
         <w:rPr>
@@ -27765,26 +27517,127 @@
         <w:rPr>
           <w:rFonts w:hint="eastAsia" w:ascii="Times New Roman" w:hAnsi="Times New Roman" w:eastAsia="FangSong" w:cs="Times New Roman"/>
         </w:rPr>
-        <w:t>产物构型</w:t>
-      </w:r>
-      <w:r>
-        <w:rPr>
-          <w:rFonts w:ascii="Times New Roman" w:hAnsi="Times New Roman" w:eastAsia="Times New Roman" w:cs="Times New Roman"/>
-        </w:rPr>
-        <w:t xml:space="preserve"> </w:t>
-      </w:r>
-      <w:r>
-        <w:rPr>
-          <w:rFonts w:hint="eastAsia" w:ascii="Times New Roman" w:hAnsi="Times New Roman" w:eastAsia="Times New Roman" w:cs="Times New Roman"/>
-        </w:rPr>
-        <w:t xml:space="preserve">B）。</w:t>
+        <w:t>需具体画出底物结构</w:t>
+      </w:r>
+      <w:r>
+        <w:rPr>
+          <w:rFonts w:hint="eastAsia" w:ascii="Times New Roman" w:hAnsi="Times New Roman" w:eastAsia="Times New Roman" w:cs="Times New Roman"/>
+        </w:rPr>
+        <w:t>）。</w:t>
       </w:r>
     </w:p>
     <w:p>
       <w:pPr>
+        <w:pStyle w:val="Compact"/>
+        <w:numPr>
+          <w:ilvl w:val="1"/>
+          <w:numId w:val="1018"/>
+        </w:numPr>
+      </w:pPr>
+      <w:r>
+        <w:rPr>
+          <w:rFonts w:ascii="Times New Roman" w:hAnsi="Times New Roman" w:eastAsia="Times New Roman" w:cs="Times New Roman"/>
+        </w:rPr>
+        <w:t>SnCl</w:t>
+      </w:r>
+      <w:r>
+        <w:rPr>
+          <w:rFonts w:ascii="Times New Roman" w:hAnsi="Times New Roman" w:eastAsia="Times New Roman" w:cs="Times New Roman"/>
+          <w:vertAlign w:val="subscript"/>
+        </w:rPr>
+        <w:t>4</w:t>
+      </w:r>
+      <w:r>
+        <w:rPr>
+          <w:rFonts w:ascii="Times New Roman" w:hAnsi="Times New Roman" w:eastAsia="Times New Roman" w:cs="Times New Roman"/>
+        </w:rPr>
+        <w:t xml:space="preserve"> </w:t>
+      </w:r>
+      <w:r>
+        <w:rPr>
+          <w:rFonts w:hint="eastAsia" w:ascii="Times New Roman" w:hAnsi="Times New Roman" w:eastAsia="FangSong" w:cs="Times New Roman"/>
+        </w:rPr>
+        <w:t xml:space="preserve">同样是多齿</w:t>
+      </w:r>
+      <w:r>
+        <w:rPr>
+          <w:rFonts w:ascii="Times New Roman" w:hAnsi="Times New Roman" w:eastAsia="Times New Roman" w:cs="Times New Roman"/>
+        </w:rPr>
+        <w:t xml:space="preserve"> Lewis </w:t>
+      </w:r>
+      <w:r>
+        <w:rPr>
+          <w:rFonts w:hint="eastAsia" w:ascii="Times New Roman" w:hAnsi="Times New Roman" w:eastAsia="FangSong" w:cs="Times New Roman"/>
+        </w:rPr>
+        <w:t xml:space="preserve">酸</w:t>
+      </w:r>
+      <w:r>
+        <w:rPr>
+          <w:rFonts w:ascii="Times New Roman" w:hAnsi="Times New Roman" w:eastAsia="Times New Roman" w:cs="Times New Roman"/>
+        </w:rPr>
+        <w:t xml:space="preserve"> → </w:t>
+      </w:r>
+      <w:r>
+        <w:rPr>
+          <w:rFonts w:hint="eastAsia" w:ascii="Times New Roman" w:hAnsi="Times New Roman" w:eastAsia="FangSong" w:cs="Times New Roman"/>
+        </w:rPr>
+        <w:t xml:space="preserve">预期与</w:t>
+      </w:r>
+      <w:r>
+        <w:rPr>
+          <w:rFonts w:ascii="Times New Roman" w:hAnsi="Times New Roman" w:eastAsia="Times New Roman" w:cs="Times New Roman"/>
+        </w:rPr>
+        <w:t xml:space="preserve"> TiCl</w:t>
+      </w:r>
+      <w:r>
+        <w:rPr>
+          <w:rFonts w:ascii="Times New Roman" w:hAnsi="Times New Roman" w:eastAsia="Times New Roman" w:cs="Times New Roman"/>
+          <w:vertAlign w:val="subscript"/>
+        </w:rPr>
+        <w:t>4</w:t>
+      </w:r>
+      <w:r>
+        <w:rPr>
+          <w:rFonts w:ascii="Times New Roman" w:hAnsi="Times New Roman" w:eastAsia="Times New Roman" w:cs="Times New Roman"/>
+        </w:rPr>
+        <w:t xml:space="preserve"> </w:t>
+      </w:r>
+      <w:r>
+        <w:rPr>
+          <w:rFonts w:hint="eastAsia" w:ascii="Times New Roman" w:hAnsi="Times New Roman" w:eastAsia="FangSong" w:cs="Times New Roman"/>
+        </w:rPr>
+        <w:t>结果类似</w:t>
+      </w:r>
+      <w:r>
+        <w:rPr>
+          <w:rFonts w:hint="eastAsia" w:ascii="Times New Roman" w:hAnsi="Times New Roman" w:eastAsia="Times New Roman" w:cs="Times New Roman"/>
+        </w:rPr>
+        <w:t>（</w:t>
+      </w:r>
+      <w:r>
+        <w:rPr>
+          <w:rFonts w:hint="eastAsia" w:ascii="Times New Roman" w:hAnsi="Times New Roman" w:eastAsia="FangSong" w:cs="Times New Roman"/>
+        </w:rPr>
+        <w:t>产物构型</w:t>
+      </w:r>
+      <w:r>
+        <w:rPr>
+          <w:rFonts w:ascii="Times New Roman" w:hAnsi="Times New Roman" w:eastAsia="Times New Roman" w:cs="Times New Roman"/>
+        </w:rPr>
+        <w:t xml:space="preserve"> </w:t>
+      </w:r>
+      <w:r>
+        <w:rPr>
+          <w:rFonts w:hint="eastAsia" w:ascii="Times New Roman" w:hAnsi="Times New Roman" w:eastAsia="Times New Roman" w:cs="Times New Roman"/>
+        </w:rPr>
+        <w:t xml:space="preserve">B）。</w:t>
+      </w:r>
+    </w:p>
+    <w:p>
+      <w:pPr>
         <w:numPr>
           <w:ilvl w:val="0"/>
-          <w:numId w:val="1015"/>
+          <w:numId w:val="1016"/>
         </w:numPr>
       </w:pPr>
       <w:r>
@@ -28057,7 +27910,7 @@
         <w:pStyle w:val="Compact"/>
         <w:numPr>
           <w:ilvl w:val="0"/>
-          <w:numId w:val="1018"/>
+          <w:numId w:val="1019"/>
         </w:numPr>
       </w:pPr>
       <w:r>
@@ -28144,7 +27997,7 @@
         <w:pStyle w:val="Compact"/>
         <w:numPr>
           <w:ilvl w:val="0"/>
-          <w:numId w:val="1018"/>
+          <w:numId w:val="1019"/>
         </w:numPr>
       </w:pPr>
       <w:r>
@@ -28213,7 +28066,7 @@
         <w:pStyle w:val="Compact"/>
         <w:numPr>
           <w:ilvl w:val="0"/>
-          <w:numId w:val="1018"/>
+          <w:numId w:val="1019"/>
         </w:numPr>
       </w:pPr>
       <w:r>
@@ -28294,7 +28147,7 @@
         <w:pStyle w:val="Compact"/>
         <w:numPr>
           <w:ilvl w:val="0"/>
-          <w:numId w:val="1018"/>
+          <w:numId w:val="1019"/>
         </w:numPr>
       </w:pPr>
       <w:r>
@@ -28363,7 +28216,7 @@
         <w:pStyle w:val="Compact"/>
         <w:numPr>
           <w:ilvl w:val="0"/>
-          <w:numId w:val="1018"/>
+          <w:numId w:val="1019"/>
         </w:numPr>
       </w:pPr>
       <w:r>
@@ -28420,7 +28273,7 @@
         <w:pStyle w:val="Compact"/>
         <w:numPr>
           <w:ilvl w:val="0"/>
-          <w:numId w:val="1018"/>
+          <w:numId w:val="1019"/>
         </w:numPr>
       </w:pPr>
       <w:r>
@@ -29245,12 +29098,6 @@
     </w:lvlOverride>
   </w:num>
   <w:num w:numId="1004">
-    <w:abstractNumId w:val="991"/>
-  </w:num>
-  <w:num w:numId="1005">
-    <w:abstractNumId w:val="991"/>
-  </w:num>
-  <w:num w:numId="1006">
     <w:abstractNumId w:val="99411"/>
     <w:lvlOverride w:ilvl="0">
       <w:startOverride w:val="1"/>
@@ -29280,16 +29127,13 @@
       <w:startOverride w:val="1"/>
     </w:lvlOverride>
   </w:num>
-  <w:num w:numId="1007">
+  <w:num w:numId="1005">
     <w:abstractNumId w:val="991"/>
   </w:num>
-  <w:num w:numId="1008">
+  <w:num w:numId="1006">
     <w:abstractNumId w:val="991"/>
   </w:num>
-  <w:num w:numId="1009">
-    <w:abstractNumId w:val="991"/>
-  </w:num>
-  <w:num w:numId="1010">
+  <w:num w:numId="1007">
     <w:abstractNumId w:val="99411"/>
     <w:lvlOverride w:ilvl="0">
       <w:startOverride w:val="1"/>
@@ -29318,6 +29162,15 @@
     <w:lvlOverride w:ilvl="8">
       <w:startOverride w:val="1"/>
     </w:lvlOverride>
+  </w:num>
+  <w:num w:numId="1008">
+    <w:abstractNumId w:val="991"/>
+  </w:num>
+  <w:num w:numId="1009">
+    <w:abstractNumId w:val="991"/>
+  </w:num>
+  <w:num w:numId="1010">
+    <w:abstractNumId w:val="991"/>
   </w:num>
   <w:num w:numId="1011">
     <w:abstractNumId w:val="99411"/>
@@ -29350,6 +29203,36 @@
     </w:lvlOverride>
   </w:num>
   <w:num w:numId="1012">
+    <w:abstractNumId w:val="99411"/>
+    <w:lvlOverride w:ilvl="0">
+      <w:startOverride w:val="1"/>
+    </w:lvlOverride>
+    <w:lvlOverride w:ilvl="1">
+      <w:startOverride w:val="1"/>
+    </w:lvlOverride>
+    <w:lvlOverride w:ilvl="2">
+      <w:startOverride w:val="1"/>
+    </w:lvlOverride>
+    <w:lvlOverride w:ilvl="3">
+      <w:startOverride w:val="1"/>
+    </w:lvlOverride>
+    <w:lvlOverride w:ilvl="4">
+      <w:startOverride w:val="1"/>
+    </w:lvlOverride>
+    <w:lvlOverride w:ilvl="5">
+      <w:startOverride w:val="1"/>
+    </w:lvlOverride>
+    <w:lvlOverride w:ilvl="6">
+      <w:startOverride w:val="1"/>
+    </w:lvlOverride>
+    <w:lvlOverride w:ilvl="7">
+      <w:startOverride w:val="1"/>
+    </w:lvlOverride>
+    <w:lvlOverride w:ilvl="8">
+      <w:startOverride w:val="1"/>
+    </w:lvlOverride>
+  </w:num>
+  <w:num w:numId="1013">
     <w:abstractNumId w:val="99414"/>
     <w:lvlOverride w:ilvl="0">
       <w:startOverride w:val="4"/>
@@ -29379,7 +29262,7 @@
       <w:startOverride w:val="4"/>
     </w:lvlOverride>
   </w:num>
-  <w:num w:numId="1013">
+  <w:num w:numId="1014">
     <w:abstractNumId w:val="99417"/>
     <w:lvlOverride w:ilvl="0">
       <w:startOverride w:val="7"/>
@@ -29409,7 +29292,7 @@
       <w:startOverride w:val="7"/>
     </w:lvlOverride>
   </w:num>
-  <w:num w:numId="1014">
+  <w:num w:numId="1015">
     <w:abstractNumId w:val="99731"/>
     <w:lvlOverride w:ilvl="0">
       <w:startOverride w:val="1"/>
@@ -29439,7 +29322,7 @@
       <w:startOverride w:val="1"/>
     </w:lvlOverride>
   </w:num>
-  <w:num w:numId="1015">
+  <w:num w:numId="1016">
     <w:abstractNumId w:val="99411"/>
     <w:lvlOverride w:ilvl="0">
       <w:startOverride w:val="1"/>
@@ -29469,7 +29352,7 @@
       <w:startOverride w:val="1"/>
     </w:lvlOverride>
   </w:num>
-  <w:num w:numId="1016">
+  <w:num w:numId="1017">
     <w:abstractNumId w:val="99431"/>
     <w:lvlOverride w:ilvl="0">
       <w:startOverride w:val="1"/>
@@ -29499,7 +29382,7 @@
       <w:startOverride w:val="1"/>
     </w:lvlOverride>
   </w:num>
-  <w:num w:numId="1017">
+  <w:num w:numId="1018">
     <w:abstractNumId w:val="99731"/>
     <w:lvlOverride w:ilvl="0">
       <w:startOverride w:val="1"/>
@@ -29529,7 +29412,7 @@
       <w:startOverride w:val="1"/>
     </w:lvlOverride>
   </w:num>
-  <w:num w:numId="1018">
+  <w:num w:numId="1019">
     <w:abstractNumId w:val="991"/>
   </w:num>
 </w:numbering>

--- a/06-学生侧材料/讲义/有机化学/有机立体化学.docx
+++ b/06-学生侧材料/讲义/有机化学/有机立体化学.docx
@@ -10732,18 +10732,15 @@
         </w:rPr>
         <w:t xml:space="preserve">：</w:t>
       </w:r>
-      <w:r>
-        <w:rPr>
-          <w:rFonts w:ascii="Times New Roman" w:hAnsi="Times New Roman" w:eastAsia="Times New Roman" w:cs="Times New Roman"/>
-        </w:rPr>
-        <w:t xml:space="preserve"> </w:t>
-      </w:r>
-      <w:r>
-        <w:rPr>
-          <w:rFonts w:ascii="Times New Roman" w:hAnsi="Times New Roman" w:eastAsia="Times New Roman" w:cs="Times New Roman"/>
-        </w:rPr>
-        <w:t xml:space="preserve">1. </w:t>
-      </w:r>
+    </w:p>
+    <w:p>
+      <w:pPr>
+        <w:pStyle w:val="Compact"/>
+        <w:numPr>
+          <w:ilvl w:val="0"/>
+          <w:numId w:val="1003"/>
+        </w:numPr>
+      </w:pPr>
       <w:r>
         <w:rPr>
           <w:rFonts w:hint="eastAsia" w:ascii="Times New Roman" w:hAnsi="Times New Roman" w:eastAsia="FangSong" w:cs="Times New Roman"/>
@@ -10841,18 +10838,15 @@
         </w:rPr>
         <w:t xml:space="preserve">配位</w:t>
       </w:r>
-      <w:r>
-        <w:rPr>
-          <w:rFonts w:ascii="Times New Roman" w:hAnsi="Times New Roman" w:eastAsia="Times New Roman" w:cs="Times New Roman"/>
-        </w:rPr>
-        <w:t xml:space="preserve"> </w:t>
-      </w:r>
-      <w:r>
-        <w:rPr>
-          <w:rFonts w:ascii="Times New Roman" w:hAnsi="Times New Roman" w:eastAsia="Times New Roman" w:cs="Times New Roman"/>
-        </w:rPr>
-        <w:t xml:space="preserve">2. </w:t>
-      </w:r>
+    </w:p>
+    <w:p>
+      <w:pPr>
+        <w:pStyle w:val="Compact"/>
+        <w:numPr>
+          <w:ilvl w:val="0"/>
+          <w:numId w:val="1003"/>
+        </w:numPr>
+      </w:pPr>
       <w:r>
         <w:rPr>
           <w:rFonts w:hint="eastAsia" w:ascii="Times New Roman" w:hAnsi="Times New Roman" w:eastAsia="FangSong" w:cs="Times New Roman"/>
@@ -10871,17 +10865,20 @@
         </w:rPr>
         <w:t xml:space="preserve">底物构象被锁定</w:t>
       </w:r>
-      <w:r>
-        <w:rPr>
-          <w:rFonts w:ascii="Times New Roman" w:hAnsi="Times New Roman" w:eastAsia="Times New Roman" w:cs="Times New Roman"/>
-        </w:rPr>
-        <w:t xml:space="preserve"> </w:t>
-      </w:r>
-      <w:r>
-        <w:rPr>
-          <w:rFonts w:ascii="Times New Roman" w:hAnsi="Times New Roman" w:eastAsia="Times New Roman" w:cs="Times New Roman"/>
-        </w:rPr>
-        <w:t xml:space="preserve">3. C=O </w:t>
+    </w:p>
+    <w:p>
+      <w:pPr>
+        <w:pStyle w:val="Compact"/>
+        <w:numPr>
+          <w:ilvl w:val="0"/>
+          <w:numId w:val="1003"/>
+        </w:numPr>
+      </w:pPr>
+      <w:r>
+        <w:rPr>
+          <w:rFonts w:ascii="Times New Roman" w:hAnsi="Times New Roman" w:eastAsia="Times New Roman" w:cs="Times New Roman"/>
+        </w:rPr>
+        <w:t xml:space="preserve">C=O </w:t>
       </w:r>
       <w:r>
         <w:rPr>
@@ -10901,18 +10898,15 @@
         </w:rPr>
         <w:t>配体屏蔽</w:t>
       </w:r>
-      <w:r>
-        <w:rPr>
-          <w:rFonts w:ascii="Times New Roman" w:hAnsi="Times New Roman" w:eastAsia="Times New Roman" w:cs="Times New Roman"/>
-        </w:rPr>
-        <w:t xml:space="preserve"> </w:t>
-      </w:r>
-      <w:r>
-        <w:rPr>
-          <w:rFonts w:ascii="Times New Roman" w:hAnsi="Times New Roman" w:eastAsia="Times New Roman" w:cs="Times New Roman"/>
-        </w:rPr>
-        <w:t xml:space="preserve">4. </w:t>
-      </w:r>
+    </w:p>
+    <w:p>
+      <w:pPr>
+        <w:pStyle w:val="Compact"/>
+        <w:numPr>
+          <w:ilvl w:val="0"/>
+          <w:numId w:val="1003"/>
+        </w:numPr>
+      </w:pPr>
       <w:r>
         <w:rPr>
           <w:rFonts w:hint="eastAsia" w:ascii="Times New Roman" w:hAnsi="Times New Roman" w:eastAsia="FangSong" w:cs="Times New Roman"/>
@@ -10933,18 +10927,15 @@
         </w:rPr>
         <w:t xml:space="preserve">进攻</w:t>
       </w:r>
-      <w:r>
-        <w:rPr>
-          <w:rFonts w:ascii="Times New Roman" w:hAnsi="Times New Roman" w:eastAsia="Times New Roman" w:cs="Times New Roman"/>
-        </w:rPr>
-        <w:t xml:space="preserve"> </w:t>
-      </w:r>
-      <w:r>
-        <w:rPr>
-          <w:rFonts w:ascii="Times New Roman" w:hAnsi="Times New Roman" w:eastAsia="Times New Roman" w:cs="Times New Roman"/>
-        </w:rPr>
-        <w:t xml:space="preserve">5. </w:t>
-      </w:r>
+    </w:p>
+    <w:p>
+      <w:pPr>
+        <w:pStyle w:val="Compact"/>
+        <w:numPr>
+          <w:ilvl w:val="0"/>
+          <w:numId w:val="1003"/>
+        </w:numPr>
+      </w:pPr>
       <w:r>
         <w:rPr>
           <w:rFonts w:hint="eastAsia" w:ascii="Times New Roman" w:hAnsi="Times New Roman" w:eastAsia="FangSong" w:cs="Times New Roman"/>
@@ -11425,53 +11416,38 @@
     </w:p>
     <w:p>
       <w:pPr>
-        <w:pStyle w:val="SourceCode"/>
-      </w:pPr>
-      <w:r>
-        <w:rPr>
-          <w:rStyle w:val="VerbatimChar"/>
-          <w:rFonts w:ascii="Times New Roman" w:hAnsi="Times New Roman" w:eastAsia="Times New Roman" w:cs="Times New Roman"/>
-        </w:rPr>
-        <w:t xml:space="preserve">Step </w:t>
-      </w:r>
-      <w:r>
-        <w:rPr>
-          <w:rStyle w:val="VerbatimChar"/>
-          <w:rFonts w:hint="eastAsia" w:ascii="Times New Roman" w:hAnsi="Times New Roman" w:eastAsia="Times New Roman" w:cs="Times New Roman"/>
-        </w:rPr>
-        <w:t>1：</w:t>
-      </w:r>
-      <w:r>
-        <w:rPr>
-          <w:rStyle w:val="VerbatimChar"/>
-          <w:rFonts w:hint="eastAsia" w:ascii="Times New Roman" w:hAnsi="Times New Roman" w:eastAsia="FangSong" w:cs="Times New Roman"/>
-        </w:rPr>
-        <w:t>酰化</w:t>
-      </w:r>
-      <w:r>
-        <w:rPr>
-          <w:rStyle w:val="VerbatimChar"/>
+        <w:pStyle w:val="Compact"/>
+        <w:numPr>
+          <w:ilvl w:val="0"/>
+          <w:numId w:val="1004"/>
+        </w:numPr>
+      </w:pPr>
+      <w:r>
+        <w:rPr>
+          <w:rFonts w:hint="eastAsia" w:ascii="Times New Roman" w:hAnsi="Times New Roman" w:eastAsia="FangSong" w:cs="Times New Roman"/>
+        </w:rPr>
+        <w:t xml:space="preserve">酰化</w:t>
+      </w:r>
+      <w:r>
+        <w:rPr>
           <w:rFonts w:ascii="Times New Roman" w:hAnsi="Times New Roman" w:eastAsia="Times New Roman" w:cs="Times New Roman"/>
         </w:rPr>
         <w:t xml:space="preserve"> — </w:t>
       </w:r>
       <w:r>
         <w:rPr>
-          <w:rStyle w:val="VerbatimChar"/>
           <w:rFonts w:hint="eastAsia" w:ascii="Times New Roman" w:hAnsi="Times New Roman" w:eastAsia="FangSong" w:cs="Times New Roman"/>
         </w:rPr>
         <w:t>将酰氯</w:t>
       </w:r>
       <w:r>
         <w:rPr>
-          <w:rStyle w:val="VerbatimChar"/>
           <w:rFonts w:hint="eastAsia" w:ascii="Times New Roman" w:hAnsi="Times New Roman" w:eastAsia="Times New Roman" w:cs="Times New Roman"/>
         </w:rPr>
         <w:t>（RCH</w:t>
       </w:r>
       <w:r>
         <w:rPr>
-          <w:rStyle w:val="VerbatimChar"/>
           <w:rFonts w:hint="eastAsia" w:ascii="Times New Roman" w:hAnsi="Times New Roman" w:eastAsia="Times New Roman" w:cs="Times New Roman"/>
           <w:vertAlign w:val="subscript"/>
         </w:rPr>
@@ -11479,145 +11455,108 @@
       </w:r>
       <w:r>
         <w:rPr>
-          <w:rStyle w:val="VerbatimChar"/>
           <w:rFonts w:hint="eastAsia" w:ascii="Times New Roman" w:hAnsi="Times New Roman" w:eastAsia="Times New Roman" w:cs="Times New Roman"/>
         </w:rPr>
         <w:t>COCl）</w:t>
       </w:r>
       <w:r>
         <w:rPr>
-          <w:rStyle w:val="VerbatimChar"/>
           <w:rFonts w:hint="eastAsia" w:ascii="Times New Roman" w:hAnsi="Times New Roman" w:eastAsia="FangSong" w:cs="Times New Roman"/>
         </w:rPr>
         <w:t>连接到噁唑烷酮手性助剂的</w:t>
       </w:r>
       <w:r>
         <w:rPr>
-          <w:rStyle w:val="VerbatimChar"/>
           <w:rFonts w:ascii="Times New Roman" w:hAnsi="Times New Roman" w:eastAsia="Times New Roman" w:cs="Times New Roman"/>
         </w:rPr>
         <w:t xml:space="preserve"> N </w:t>
       </w:r>
       <w:r>
         <w:rPr>
-          <w:rStyle w:val="VerbatimChar"/>
           <w:rFonts w:hint="eastAsia" w:ascii="Times New Roman" w:hAnsi="Times New Roman" w:eastAsia="FangSong" w:cs="Times New Roman"/>
         </w:rPr>
         <w:t xml:space="preserve">上</w:t>
       </w:r>
-      <w:r>
-        <w:rPr>
-          <w:rFonts w:ascii="Times New Roman" w:hAnsi="Times New Roman" w:eastAsia="Times New Roman" w:cs="Times New Roman"/>
-        </w:rPr>
-        <w:br/>
-      </w:r>
-      <w:r>
-        <w:rPr>
-          <w:rStyle w:val="VerbatimChar"/>
-          <w:rFonts w:ascii="Times New Roman" w:hAnsi="Times New Roman" w:eastAsia="Times New Roman" w:cs="Times New Roman"/>
-        </w:rPr>
-        <w:t xml:space="preserve">Step </w:t>
-      </w:r>
-      <w:r>
-        <w:rPr>
-          <w:rStyle w:val="VerbatimChar"/>
-          <w:rFonts w:hint="eastAsia" w:ascii="Times New Roman" w:hAnsi="Times New Roman" w:eastAsia="Times New Roman" w:cs="Times New Roman"/>
-        </w:rPr>
-        <w:t>2：</w:t>
-      </w:r>
-      <w:r>
-        <w:rPr>
-          <w:rStyle w:val="VerbatimChar"/>
-          <w:rFonts w:hint="eastAsia" w:ascii="Times New Roman" w:hAnsi="Times New Roman" w:eastAsia="FangSong" w:cs="Times New Roman"/>
-        </w:rPr>
-        <w:t>烷基化</w:t>
-      </w:r>
-      <w:r>
-        <w:rPr>
-          <w:rStyle w:val="VerbatimChar"/>
+    </w:p>
+    <w:p>
+      <w:pPr>
+        <w:pStyle w:val="Compact"/>
+        <w:numPr>
+          <w:ilvl w:val="0"/>
+          <w:numId w:val="1004"/>
+        </w:numPr>
+      </w:pPr>
+      <w:r>
+        <w:rPr>
+          <w:rFonts w:hint="eastAsia" w:ascii="Times New Roman" w:hAnsi="Times New Roman" w:eastAsia="FangSong" w:cs="Times New Roman"/>
+        </w:rPr>
+        <w:t xml:space="preserve">烷基化</w:t>
+      </w:r>
+      <w:r>
+        <w:rPr>
           <w:rFonts w:ascii="Times New Roman" w:hAnsi="Times New Roman" w:eastAsia="Times New Roman" w:cs="Times New Roman"/>
         </w:rPr>
         <w:t xml:space="preserve"> — LDA </w:t>
       </w:r>
       <w:r>
         <w:rPr>
-          <w:rStyle w:val="VerbatimChar"/>
           <w:rFonts w:hint="eastAsia" w:ascii="Times New Roman" w:hAnsi="Times New Roman" w:eastAsia="FangSong" w:cs="Times New Roman"/>
         </w:rPr>
         <w:t xml:space="preserve">生成</w:t>
       </w:r>
       <w:r>
         <w:rPr>
-          <w:rStyle w:val="VerbatimChar"/>
-          <w:rFonts w:ascii="Times New Roman" w:hAnsi="Times New Roman" w:eastAsia="Times New Roman" w:cs="Times New Roman"/>
-        </w:rPr>
-        <w:t xml:space="preserve"> </w:t>
-      </w:r>
-      <w:r>
-        <w:rPr>
-          <w:rStyle w:val="VerbatimChar"/>
+          <w:rFonts w:ascii="Times New Roman" w:hAnsi="Times New Roman" w:eastAsia="Times New Roman" w:cs="Times New Roman"/>
+        </w:rPr>
+        <w:t xml:space="preserve"> </w:t>
+      </w:r>
+      <w:r>
+        <w:rPr>
           <w:rFonts w:hint="eastAsia" w:ascii="Times New Roman" w:hAnsi="Times New Roman" w:eastAsia="Times New Roman" w:cs="Times New Roman"/>
         </w:rPr>
         <w:t>(Z)-</w:t>
       </w:r>
       <w:r>
         <w:rPr>
-          <w:rStyle w:val="VerbatimChar"/>
           <w:rFonts w:hint="eastAsia" w:ascii="Times New Roman" w:hAnsi="Times New Roman" w:eastAsia="FangSong" w:cs="Times New Roman"/>
         </w:rPr>
         <w:t>烯醇</w:t>
       </w:r>
       <w:r>
         <w:rPr>
-          <w:rStyle w:val="VerbatimChar"/>
-          <w:rFonts w:ascii="Times New Roman" w:hAnsi="Times New Roman" w:eastAsia="Times New Roman" w:cs="Times New Roman"/>
-        </w:rPr>
-        <w:t xml:space="preserve"> → R'X </w:t>
-      </w:r>
-      <w:r>
-        <w:rPr>
-          <w:rStyle w:val="VerbatimChar"/>
+          <w:rFonts w:ascii="Times New Roman" w:hAnsi="Times New Roman" w:eastAsia="Times New Roman" w:cs="Times New Roman"/>
+        </w:rPr>
+        <w:t xml:space="preserve"> → R’X </w:t>
+      </w:r>
+      <w:r>
+        <w:rPr>
           <w:rFonts w:hint="eastAsia" w:ascii="Times New Roman" w:hAnsi="Times New Roman" w:eastAsia="FangSong" w:cs="Times New Roman"/>
         </w:rPr>
         <w:t xml:space="preserve">亲电烷基化</w:t>
       </w:r>
-      <w:r>
-        <w:rPr>
-          <w:rFonts w:ascii="Times New Roman" w:hAnsi="Times New Roman" w:eastAsia="Times New Roman" w:cs="Times New Roman"/>
-        </w:rPr>
-        <w:br/>
-      </w:r>
-      <w:r>
-        <w:rPr>
-          <w:rStyle w:val="VerbatimChar"/>
-          <w:rFonts w:ascii="Times New Roman" w:hAnsi="Times New Roman" w:eastAsia="Times New Roman" w:cs="Times New Roman"/>
-        </w:rPr>
-        <w:t xml:space="preserve">Step </w:t>
-      </w:r>
-      <w:r>
-        <w:rPr>
-          <w:rStyle w:val="VerbatimChar"/>
-          <w:rFonts w:hint="eastAsia" w:ascii="Times New Roman" w:hAnsi="Times New Roman" w:eastAsia="Times New Roman" w:cs="Times New Roman"/>
-        </w:rPr>
-        <w:t>3：</w:t>
-      </w:r>
-      <w:r>
-        <w:rPr>
-          <w:rStyle w:val="VerbatimChar"/>
-          <w:rFonts w:hint="eastAsia" w:ascii="Times New Roman" w:hAnsi="Times New Roman" w:eastAsia="FangSong" w:cs="Times New Roman"/>
-        </w:rPr>
-        <w:t>脱除</w:t>
-      </w:r>
-      <w:r>
-        <w:rPr>
-          <w:rStyle w:val="VerbatimChar"/>
+    </w:p>
+    <w:p>
+      <w:pPr>
+        <w:pStyle w:val="Compact"/>
+        <w:numPr>
+          <w:ilvl w:val="0"/>
+          <w:numId w:val="1004"/>
+        </w:numPr>
+      </w:pPr>
+      <w:r>
+        <w:rPr>
+          <w:rFonts w:hint="eastAsia" w:ascii="Times New Roman" w:hAnsi="Times New Roman" w:eastAsia="FangSong" w:cs="Times New Roman"/>
+        </w:rPr>
+        <w:t xml:space="preserve">脱除</w:t>
+      </w:r>
+      <w:r>
+        <w:rPr>
           <w:rFonts w:ascii="Times New Roman" w:hAnsi="Times New Roman" w:eastAsia="Times New Roman" w:cs="Times New Roman"/>
         </w:rPr>
         <w:t xml:space="preserve"> — LiOH/H</w:t>
       </w:r>
       <w:r>
         <w:rPr>
-          <w:rStyle w:val="VerbatimChar"/>
           <w:rFonts w:ascii="Times New Roman" w:hAnsi="Times New Roman" w:eastAsia="Times New Roman" w:cs="Times New Roman"/>
           <w:vertAlign w:val="subscript"/>
         </w:rPr>
@@ -11625,14 +11564,12 @@
       </w:r>
       <w:r>
         <w:rPr>
-          <w:rStyle w:val="VerbatimChar"/>
           <w:rFonts w:ascii="Times New Roman" w:hAnsi="Times New Roman" w:eastAsia="Times New Roman" w:cs="Times New Roman"/>
         </w:rPr>
         <w:t>O</w:t>
       </w:r>
       <w:r>
         <w:rPr>
-          <w:rStyle w:val="VerbatimChar"/>
           <w:rFonts w:ascii="Times New Roman" w:hAnsi="Times New Roman" w:eastAsia="Times New Roman" w:cs="Times New Roman"/>
           <w:vertAlign w:val="subscript"/>
         </w:rPr>
@@ -11640,28 +11577,24 @@
       </w:r>
       <w:r>
         <w:rPr>
-          <w:rStyle w:val="VerbatimChar"/>
-          <w:rFonts w:ascii="Times New Roman" w:hAnsi="Times New Roman" w:eastAsia="Times New Roman" w:cs="Times New Roman"/>
-        </w:rPr>
-        <w:t xml:space="preserve"> </w:t>
-      </w:r>
-      <w:r>
-        <w:rPr>
-          <w:rStyle w:val="VerbatimChar"/>
+          <w:rFonts w:ascii="Times New Roman" w:hAnsi="Times New Roman" w:eastAsia="Times New Roman" w:cs="Times New Roman"/>
+        </w:rPr>
+        <w:t xml:space="preserve"> </w:t>
+      </w:r>
+      <w:r>
+        <w:rPr>
           <w:rFonts w:hint="eastAsia" w:ascii="Times New Roman" w:hAnsi="Times New Roman" w:eastAsia="FangSong" w:cs="Times New Roman"/>
         </w:rPr>
         <w:t xml:space="preserve">水解脱除助剂</w:t>
       </w:r>
       <w:r>
         <w:rPr>
-          <w:rStyle w:val="VerbatimChar"/>
           <w:rFonts w:ascii="Times New Roman" w:hAnsi="Times New Roman" w:eastAsia="Times New Roman" w:cs="Times New Roman"/>
         </w:rPr>
         <w:t xml:space="preserve"> → </w:t>
       </w:r>
       <w:r>
         <w:rPr>
-          <w:rStyle w:val="VerbatimChar"/>
           <w:rFonts w:hint="eastAsia" w:ascii="Times New Roman" w:hAnsi="Times New Roman" w:eastAsia="FangSong" w:cs="Times New Roman"/>
         </w:rPr>
         <w:t xml:space="preserve">手性羧酸</w:t>
@@ -15162,7 +15095,7 @@
         <w:pStyle w:val="Compact"/>
         <w:numPr>
           <w:ilvl w:val="0"/>
-          <w:numId w:val="1003"/>
+          <w:numId w:val="1005"/>
         </w:numPr>
       </w:pPr>
       <w:r>
@@ -15201,7 +15134,7 @@
         <w:pStyle w:val="Compact"/>
         <w:numPr>
           <w:ilvl w:val="0"/>
-          <w:numId w:val="1003"/>
+          <w:numId w:val="1005"/>
         </w:numPr>
       </w:pPr>
       <w:r>
@@ -15282,7 +15215,7 @@
         <w:pStyle w:val="Compact"/>
         <w:numPr>
           <w:ilvl w:val="0"/>
-          <w:numId w:val="1003"/>
+          <w:numId w:val="1005"/>
         </w:numPr>
       </w:pPr>
       <w:r>
@@ -15339,7 +15272,7 @@
         <w:pStyle w:val="Compact"/>
         <w:numPr>
           <w:ilvl w:val="0"/>
-          <w:numId w:val="1003"/>
+          <w:numId w:val="1005"/>
         </w:numPr>
       </w:pPr>
       <w:r>
@@ -15432,7 +15365,7 @@
         <w:pStyle w:val="Compact"/>
         <w:numPr>
           <w:ilvl w:val="0"/>
-          <w:numId w:val="1003"/>
+          <w:numId w:val="1005"/>
         </w:numPr>
       </w:pPr>
       <w:r>
@@ -15453,7 +15386,7 @@
         <w:pStyle w:val="Compact"/>
         <w:numPr>
           <w:ilvl w:val="0"/>
-          <w:numId w:val="1003"/>
+          <w:numId w:val="1005"/>
         </w:numPr>
       </w:pPr>
       <w:r>
@@ -15468,7 +15401,7 @@
         <w:pStyle w:val="Compact"/>
         <w:numPr>
           <w:ilvl w:val="0"/>
-          <w:numId w:val="1003"/>
+          <w:numId w:val="1005"/>
         </w:numPr>
       </w:pPr>
       <w:r>
@@ -15952,7 +15885,7 @@
       <w:pPr>
         <w:numPr>
           <w:ilvl w:val="0"/>
-          <w:numId w:val="1004"/>
+          <w:numId w:val="1006"/>
         </w:numPr>
       </w:pPr>
       <w:r>
@@ -15979,7 +15912,7 @@
         <w:pStyle w:val="Compact"/>
         <w:numPr>
           <w:ilvl w:val="1"/>
-          <w:numId w:val="1005"/>
+          <w:numId w:val="1007"/>
         </w:numPr>
       </w:pPr>
       <w:r>
@@ -16063,7 +15996,7 @@
         <w:pStyle w:val="Compact"/>
         <w:numPr>
           <w:ilvl w:val="1"/>
-          <w:numId w:val="1005"/>
+          <w:numId w:val="1007"/>
         </w:numPr>
       </w:pPr>
       <w:r>
@@ -16152,2695 +16085,44 @@
       <w:pPr>
         <w:numPr>
           <w:ilvl w:val="0"/>
-          <w:numId w:val="1004"/>
-        </w:numPr>
-      </w:pPr>
-      <w:r>
-        <w:rPr>
-          <w:rFonts w:hint="eastAsia" w:ascii="Times New Roman" w:hAnsi="Times New Roman" w:eastAsia="FangSong" w:cs="Times New Roman"/>
-        </w:rPr>
-        <w:t xml:space="preserve">沿</w:t>
-      </w:r>
-      <w:r>
-        <w:rPr>
-          <w:rFonts w:ascii="Times New Roman" w:hAnsi="Times New Roman" w:eastAsia="Times New Roman" w:cs="Times New Roman"/>
-        </w:rPr>
-        <w:t xml:space="preserve"> Cα-C=O </w:t>
-      </w:r>
-      <w:r>
-        <w:rPr>
-          <w:rFonts w:hint="eastAsia" w:ascii="Times New Roman" w:hAnsi="Times New Roman" w:eastAsia="FangSong" w:cs="Times New Roman"/>
-        </w:rPr>
-        <w:t xml:space="preserve">画</w:t>
-      </w:r>
-      <w:r>
-        <w:rPr>
-          <w:rFonts w:ascii="Times New Roman" w:hAnsi="Times New Roman" w:eastAsia="Times New Roman" w:cs="Times New Roman"/>
-        </w:rPr>
-        <w:t xml:space="preserve"> Newman </w:t>
-      </w:r>
-      <w:r>
-        <w:rPr>
-          <w:rFonts w:hint="eastAsia" w:ascii="Times New Roman" w:hAnsi="Times New Roman" w:eastAsia="FangSong" w:cs="Times New Roman"/>
-        </w:rPr>
-        <w:t>投影</w:t>
-      </w:r>
-      <w:r>
-        <w:rPr>
-          <w:rFonts w:hint="eastAsia" w:ascii="Times New Roman" w:hAnsi="Times New Roman" w:eastAsia="Times New Roman" w:cs="Times New Roman"/>
-        </w:rPr>
-        <w:t>：</w:t>
-      </w:r>
-    </w:p>
-    <w:p>
-      <w:pPr>
-        <w:pStyle w:val="Compact"/>
-        <w:numPr>
-          <w:ilvl w:val="1"/>
           <w:numId w:val="1006"/>
         </w:numPr>
       </w:pPr>
       <w:r>
         <w:rPr>
-          <w:rFonts w:hint="eastAsia" w:ascii="Times New Roman" w:hAnsi="Times New Roman" w:eastAsia="Times New Roman" w:cs="Times New Roman"/>
-        </w:rPr>
-        <w:t>L（CH</w:t>
-      </w:r>
-      <w:r>
-        <w:rPr>
-          <w:rFonts w:hint="eastAsia" w:ascii="Times New Roman" w:hAnsi="Times New Roman" w:eastAsia="Times New Roman" w:cs="Times New Roman"/>
-          <w:vertAlign w:val="subscript"/>
-        </w:rPr>
-        <w:t>2</w:t>
-      </w:r>
-      <w:r>
-        <w:rPr>
-          <w:rFonts w:hint="eastAsia" w:ascii="Times New Roman" w:hAnsi="Times New Roman" w:eastAsia="Times New Roman" w:cs="Times New Roman"/>
-        </w:rPr>
-        <w:t>CH</w:t>
-      </w:r>
-      <w:r>
-        <w:rPr>
-          <w:rFonts w:hint="eastAsia" w:ascii="Times New Roman" w:hAnsi="Times New Roman" w:eastAsia="Times New Roman" w:cs="Times New Roman"/>
-          <w:vertAlign w:val="subscript"/>
-        </w:rPr>
-        <w:t>3</w:t>
-      </w:r>
-      <w:r>
-        <w:rPr>
-          <w:rFonts w:hint="eastAsia" w:ascii="Times New Roman" w:hAnsi="Times New Roman" w:eastAsia="Times New Roman" w:cs="Times New Roman"/>
-        </w:rPr>
-        <w:t>）</w:t>
-      </w:r>
-      <w:r>
-        <w:rPr>
-          <w:rFonts w:hint="eastAsia" w:ascii="Times New Roman" w:hAnsi="Times New Roman" w:eastAsia="FangSong" w:cs="Times New Roman"/>
-        </w:rPr>
-        <w:t>垂直于</w:t>
-      </w:r>
-      <w:r>
-        <w:rPr>
-          <w:rFonts w:ascii="Times New Roman" w:hAnsi="Times New Roman" w:eastAsia="Times New Roman" w:cs="Times New Roman"/>
-        </w:rPr>
-        <w:t xml:space="preserve"> C=O </w:t>
-      </w:r>
-      <w:r>
-        <w:rPr>
-          <w:rFonts w:hint="eastAsia" w:ascii="Times New Roman" w:hAnsi="Times New Roman" w:eastAsia="FangSong" w:cs="Times New Roman"/>
-        </w:rPr>
-        <w:t xml:space="preserve">平面</w:t>
-      </w:r>
-    </w:p>
-    <w:p>
-      <w:pPr>
-        <w:pStyle w:val="Compact"/>
-        <w:numPr>
-          <w:ilvl w:val="1"/>
-          <w:numId w:val="1006"/>
-        </w:numPr>
-      </w:pPr>
-      <w:r>
-        <w:rPr>
-          <w:rFonts w:hint="eastAsia" w:ascii="Times New Roman" w:hAnsi="Times New Roman" w:eastAsia="Times New Roman" w:cs="Times New Roman"/>
-        </w:rPr>
-        <w:t>M（CH</w:t>
-      </w:r>
-      <w:r>
-        <w:rPr>
-          <w:rFonts w:hint="eastAsia" w:ascii="Times New Roman" w:hAnsi="Times New Roman" w:eastAsia="Times New Roman" w:cs="Times New Roman"/>
-          <w:vertAlign w:val="subscript"/>
-        </w:rPr>
-        <w:t>3</w:t>
-      </w:r>
-      <w:r>
-        <w:rPr>
-          <w:rFonts w:hint="eastAsia" w:ascii="Times New Roman" w:hAnsi="Times New Roman" w:eastAsia="Times New Roman" w:cs="Times New Roman"/>
-        </w:rPr>
-        <w:t>）</w:t>
-      </w:r>
-      <w:r>
-        <w:rPr>
-          <w:rFonts w:hint="eastAsia" w:ascii="Times New Roman" w:hAnsi="Times New Roman" w:eastAsia="FangSong" w:cs="Times New Roman"/>
-        </w:rPr>
-        <w:t>在</w:t>
-      </w:r>
-      <w:r>
-        <w:rPr>
-          <w:rFonts w:ascii="Times New Roman" w:hAnsi="Times New Roman" w:eastAsia="Times New Roman" w:cs="Times New Roman"/>
-        </w:rPr>
-        <w:t xml:space="preserve"> C=O </w:t>
-      </w:r>
-      <w:r>
-        <w:rPr>
-          <w:rFonts w:hint="eastAsia" w:ascii="Times New Roman" w:hAnsi="Times New Roman" w:eastAsia="FangSong" w:cs="Times New Roman"/>
-        </w:rPr>
-        <w:t xml:space="preserve">同侧</w:t>
-      </w:r>
-    </w:p>
-    <w:p>
-      <w:pPr>
-        <w:pStyle w:val="Compact"/>
-        <w:numPr>
-          <w:ilvl w:val="1"/>
-          <w:numId w:val="1006"/>
-        </w:numPr>
-      </w:pPr>
-      <w:r>
-        <w:rPr>
-          <w:rFonts w:hint="eastAsia" w:ascii="Times New Roman" w:hAnsi="Times New Roman" w:eastAsia="Times New Roman" w:cs="Times New Roman"/>
-        </w:rPr>
-        <w:t>S（H）</w:t>
-      </w:r>
-      <w:r>
-        <w:rPr>
-          <w:rFonts w:hint="eastAsia" w:ascii="Times New Roman" w:hAnsi="Times New Roman" w:eastAsia="FangSong" w:cs="Times New Roman"/>
-        </w:rPr>
-        <w:t>在另一侧</w:t>
-      </w:r>
-    </w:p>
-    <w:p>
-      <w:pPr>
-        <w:numPr>
-          <w:ilvl w:val="0"/>
-          <w:numId w:val="1004"/>
-        </w:numPr>
-      </w:pPr>
-      <w:r>
-        <w:rPr>
-          <w:rFonts w:ascii="Times New Roman" w:hAnsi="Times New Roman" w:eastAsia="Times New Roman" w:cs="Times New Roman"/>
-        </w:rPr>
-        <w:t>CH</w:t>
-      </w:r>
-      <w:r>
-        <w:rPr>
-          <w:rFonts w:ascii="Times New Roman" w:hAnsi="Times New Roman" w:eastAsia="Times New Roman" w:cs="Times New Roman"/>
-          <w:vertAlign w:val="subscript"/>
-        </w:rPr>
-        <w:t>3</w:t>
-      </w:r>
-      <w:r>
-        <w:rPr>
-          <w:rFonts w:ascii="Times New Roman" w:hAnsi="Times New Roman" w:eastAsia="Times New Roman" w:cs="Times New Roman"/>
-        </w:rPr>
-        <w:t xml:space="preserve">MgBr </w:t>
-      </w:r>
-      <w:r>
-        <w:rPr>
-          <w:rFonts w:hint="eastAsia" w:ascii="Times New Roman" w:hAnsi="Times New Roman" w:eastAsia="FangSong" w:cs="Times New Roman"/>
-        </w:rPr>
-        <w:t xml:space="preserve">从</w:t>
-      </w:r>
-      <w:r>
-        <w:rPr>
-          <w:rFonts w:ascii="Times New Roman" w:hAnsi="Times New Roman" w:eastAsia="Times New Roman" w:cs="Times New Roman"/>
-        </w:rPr>
-        <w:t xml:space="preserve"> </w:t>
-      </w:r>
-      <w:r>
-        <w:rPr>
-          <w:rFonts w:hint="eastAsia" w:ascii="Times New Roman" w:hAnsi="Times New Roman" w:eastAsia="Times New Roman" w:cs="Times New Roman"/>
-        </w:rPr>
-        <w:t>S（H）</w:t>
-      </w:r>
-      <w:r>
-        <w:rPr>
-          <w:rFonts w:hint="eastAsia" w:ascii="Times New Roman" w:hAnsi="Times New Roman" w:eastAsia="FangSong" w:cs="Times New Roman"/>
-        </w:rPr>
-        <w:t>侧进攻</w:t>
-      </w:r>
-      <w:r>
-        <w:rPr>
-          <w:rFonts w:ascii="Times New Roman" w:hAnsi="Times New Roman" w:eastAsia="Times New Roman" w:cs="Times New Roman"/>
-        </w:rPr>
-        <w:t xml:space="preserve"> C=O → </w:t>
-      </w:r>
-      <w:r>
-        <w:rPr>
-          <w:rFonts w:hint="eastAsia" w:ascii="Times New Roman" w:hAnsi="Times New Roman" w:eastAsia="FangSong" w:cs="Times New Roman"/>
-        </w:rPr>
-        <w:t xml:space="preserve">形成新的手性中心</w:t>
-      </w:r>
-    </w:p>
-    <w:p>
-      <w:pPr>
-        <w:numPr>
-          <w:ilvl w:val="0"/>
-          <w:numId w:val="1004"/>
-        </w:numPr>
-      </w:pPr>
-      <w:r>
-        <w:rPr>
-          <w:rFonts w:hint="eastAsia" w:ascii="Times New Roman" w:hAnsi="Times New Roman" w:eastAsia="FangSong" w:cs="Times New Roman"/>
-        </w:rPr>
-        <w:t>产物的绝对构型</w:t>
+          <w:rFonts w:hint="eastAsia" w:ascii="Times New Roman" w:hAnsi="Times New Roman" w:eastAsia="FangSong" w:cs="Times New Roman"/>
+        </w:rPr>
+        <w:t xml:space="preserve">沿</w:t>
+      </w:r>
+      <w:r>
+        <w:rPr>
+          <w:rFonts w:ascii="Times New Roman" w:hAnsi="Times New Roman" w:eastAsia="Times New Roman" w:cs="Times New Roman"/>
+        </w:rPr>
+        <w:t xml:space="preserve"> Cα-C=O </w:t>
+      </w:r>
+      <w:r>
+        <w:rPr>
+          <w:rFonts w:hint="eastAsia" w:ascii="Times New Roman" w:hAnsi="Times New Roman" w:eastAsia="FangSong" w:cs="Times New Roman"/>
+        </w:rPr>
+        <w:t xml:space="preserve">画</w:t>
+      </w:r>
+      <w:r>
+        <w:rPr>
+          <w:rFonts w:ascii="Times New Roman" w:hAnsi="Times New Roman" w:eastAsia="Times New Roman" w:cs="Times New Roman"/>
+        </w:rPr>
+        <w:t xml:space="preserve"> Newman </w:t>
+      </w:r>
+      <w:r>
+        <w:rPr>
+          <w:rFonts w:hint="eastAsia" w:ascii="Times New Roman" w:hAnsi="Times New Roman" w:eastAsia="FangSong" w:cs="Times New Roman"/>
+        </w:rPr>
+        <w:t>投影</w:t>
       </w:r>
       <w:r>
         <w:rPr>
           <w:rFonts w:hint="eastAsia" w:ascii="Times New Roman" w:hAnsi="Times New Roman" w:eastAsia="Times New Roman" w:cs="Times New Roman"/>
         </w:rPr>
         <w:t>：</w:t>
-      </w:r>
-      <w:r>
-        <w:rPr>
-          <w:rFonts w:hint="eastAsia" w:ascii="Times New Roman" w:hAnsi="Times New Roman" w:eastAsia="FangSong" w:cs="Times New Roman"/>
-        </w:rPr>
-        <w:t>需要具体画图确定</w:t>
-      </w:r>
-      <w:r>
-        <w:rPr>
-          <w:rFonts w:hint="eastAsia" w:ascii="Times New Roman" w:hAnsi="Times New Roman" w:eastAsia="Times New Roman" w:cs="Times New Roman"/>
-        </w:rPr>
-        <w:t>。</w:t>
-      </w:r>
-      <w:r>
-        <w:rPr>
-          <w:rFonts w:hint="eastAsia" w:ascii="Times New Roman" w:hAnsi="Times New Roman" w:eastAsia="FangSong" w:cs="Times New Roman"/>
-        </w:rPr>
-        <w:t>大致方向是</w:t>
-      </w:r>
-      <w:r>
-        <w:rPr>
-          <w:rFonts w:hint="eastAsia" w:ascii="Times New Roman" w:hAnsi="Times New Roman" w:eastAsia="Times New Roman" w:cs="Times New Roman"/>
-        </w:rPr>
-        <w:t>：</w:t>
-      </w:r>
-      <w:r>
-        <w:rPr>
-          <w:rFonts w:hint="eastAsia" w:ascii="Times New Roman" w:hAnsi="Times New Roman" w:eastAsia="FangSong" w:cs="Times New Roman"/>
-        </w:rPr>
-        <w:t>如果</w:t>
-      </w:r>
-      <w:r>
-        <w:rPr>
-          <w:rFonts w:ascii="Times New Roman" w:hAnsi="Times New Roman" w:eastAsia="Times New Roman" w:cs="Times New Roman"/>
-        </w:rPr>
-        <w:t xml:space="preserve"> H </w:t>
-      </w:r>
-      <w:r>
-        <w:rPr>
-          <w:rFonts w:hint="eastAsia" w:ascii="Times New Roman" w:hAnsi="Times New Roman" w:eastAsia="FangSong" w:cs="Times New Roman"/>
-        </w:rPr>
-        <w:t>侧进攻</w:t>
-      </w:r>
-      <w:r>
-        <w:rPr>
-          <w:rFonts w:hint="eastAsia" w:ascii="Times New Roman" w:hAnsi="Times New Roman" w:eastAsia="Times New Roman" w:cs="Times New Roman"/>
-        </w:rPr>
-        <w:t>，</w:t>
-      </w:r>
-      <w:r>
-        <w:rPr>
-          <w:rFonts w:hint="eastAsia" w:ascii="Times New Roman" w:hAnsi="Times New Roman" w:eastAsia="FangSong" w:cs="Times New Roman"/>
-        </w:rPr>
-        <w:t>且</w:t>
-      </w:r>
-      <w:r>
-        <w:rPr>
-          <w:rFonts w:ascii="Times New Roman" w:hAnsi="Times New Roman" w:eastAsia="Times New Roman" w:cs="Times New Roman"/>
-        </w:rPr>
-        <w:t xml:space="preserve"> L </w:t>
-      </w:r>
-      <w:r>
-        <w:rPr>
-          <w:rFonts w:hint="eastAsia" w:ascii="Times New Roman" w:hAnsi="Times New Roman" w:eastAsia="FangSong" w:cs="Times New Roman"/>
-        </w:rPr>
-        <w:t>垂直</w:t>
-      </w:r>
-      <w:r>
-        <w:rPr>
-          <w:rFonts w:hint="eastAsia" w:ascii="Times New Roman" w:hAnsi="Times New Roman" w:eastAsia="Times New Roman" w:cs="Times New Roman"/>
-        </w:rPr>
-        <w:t>，</w:t>
-      </w:r>
-      <w:r>
-        <w:rPr>
-          <w:rFonts w:hint="eastAsia" w:ascii="Times New Roman" w:hAnsi="Times New Roman" w:eastAsia="FangSong" w:cs="Times New Roman"/>
-        </w:rPr>
-        <w:t>则新的手性中心的构型取决于具体的</w:t>
-      </w:r>
-      <w:r>
-        <w:rPr>
-          <w:rFonts w:ascii="Times New Roman" w:hAnsi="Times New Roman" w:eastAsia="Times New Roman" w:cs="Times New Roman"/>
-        </w:rPr>
-        <w:t xml:space="preserve"> 3D </w:t>
-      </w:r>
-      <w:r>
-        <w:rPr>
-          <w:rFonts w:hint="eastAsia" w:ascii="Times New Roman" w:hAnsi="Times New Roman" w:eastAsia="FangSong" w:cs="Times New Roman"/>
-        </w:rPr>
-        <w:t>取向</w:t>
-      </w:r>
-      <w:r>
-        <w:rPr>
-          <w:rFonts w:hint="eastAsia" w:ascii="Times New Roman" w:hAnsi="Times New Roman" w:eastAsia="Times New Roman" w:cs="Times New Roman"/>
-        </w:rPr>
-        <w:t>。</w:t>
-      </w:r>
-    </w:p>
-    <w:p>
-      <w:pPr>
-        <w:pStyle w:val="FirstParagraph"/>
-      </w:pPr>
-      <w:r>
-        <w:rPr>
-          <w:rFonts w:hint="eastAsia" w:ascii="Times New Roman" w:hAnsi="Times New Roman" w:eastAsia="FangSong" w:cs="Times New Roman"/>
-          <w:b/>
-          <w:bCs/>
-        </w:rPr>
-        <w:t xml:space="preserve">更精确的分析</w:t>
-      </w:r>
-      <w:r>
-        <w:rPr>
-          <w:rFonts w:hint="eastAsia" w:ascii="Times New Roman" w:hAnsi="Times New Roman" w:eastAsia="Times New Roman" w:cs="Times New Roman"/>
-        </w:rPr>
-        <w:t>（</w:t>
-      </w:r>
-      <w:r>
-        <w:rPr>
-          <w:rFonts w:hint="eastAsia" w:ascii="Times New Roman" w:hAnsi="Times New Roman" w:eastAsia="FangSong" w:cs="Times New Roman"/>
-        </w:rPr>
-        <w:t>竞赛级别</w:t>
-      </w:r>
-      <w:r>
-        <w:rPr>
-          <w:rFonts w:hint="eastAsia" w:ascii="Times New Roman" w:hAnsi="Times New Roman" w:eastAsia="Times New Roman" w:cs="Times New Roman"/>
-        </w:rPr>
-        <w:t>）：</w:t>
-      </w:r>
-    </w:p>
-    <w:p>
-      <w:pPr>
-        <w:pStyle w:val="BodyText"/>
-      </w:pPr>
-      <w:r>
-        <w:rPr>
-          <w:rFonts w:hint="eastAsia" w:ascii="Times New Roman" w:hAnsi="Times New Roman" w:eastAsia="FangSong" w:cs="Times New Roman"/>
-        </w:rPr>
-        <w:t xml:space="preserve">画出</w:t>
-      </w:r>
-      <w:r>
-        <w:rPr>
-          <w:rFonts w:ascii="Times New Roman" w:hAnsi="Times New Roman" w:eastAsia="Times New Roman" w:cs="Times New Roman"/>
-        </w:rPr>
-        <w:t xml:space="preserve"> Newman </w:t>
-      </w:r>
-      <w:r>
-        <w:rPr>
-          <w:rFonts w:hint="eastAsia" w:ascii="Times New Roman" w:hAnsi="Times New Roman" w:eastAsia="FangSong" w:cs="Times New Roman"/>
-        </w:rPr>
-        <w:t>投影</w:t>
-      </w:r>
-      <w:r>
-        <w:rPr>
-          <w:rFonts w:hint="eastAsia" w:ascii="Times New Roman" w:hAnsi="Times New Roman" w:eastAsia="Times New Roman" w:cs="Times New Roman"/>
-        </w:rPr>
-        <w:t>（</w:t>
-      </w:r>
-      <w:r>
-        <w:rPr>
-          <w:rFonts w:hint="eastAsia" w:ascii="Times New Roman" w:hAnsi="Times New Roman" w:eastAsia="FangSong" w:cs="Times New Roman"/>
-        </w:rPr>
-        <w:t>沿</w:t>
-      </w:r>
-      <w:r>
-        <w:rPr>
-          <w:rFonts w:ascii="Times New Roman" w:hAnsi="Times New Roman" w:eastAsia="Times New Roman" w:cs="Times New Roman"/>
-        </w:rPr>
-        <w:t xml:space="preserve"> Cα→C=O </w:t>
-      </w:r>
-      <w:r>
-        <w:rPr>
-          <w:rFonts w:hint="eastAsia" w:ascii="Times New Roman" w:hAnsi="Times New Roman" w:eastAsia="FangSong" w:cs="Times New Roman"/>
-        </w:rPr>
-        <w:t>方向看</w:t>
-      </w:r>
-      <w:r>
-        <w:rPr>
-          <w:rFonts w:hint="eastAsia" w:ascii="Times New Roman" w:hAnsi="Times New Roman" w:eastAsia="Times New Roman" w:cs="Times New Roman"/>
-        </w:rPr>
-        <w:t>）：</w:t>
-      </w:r>
-    </w:p>
-    <w:p>
-      <w:pPr>
-        <w:pStyle w:val="SourceCode"/>
-      </w:pPr>
-      <w:r>
-        <w:rPr>
-          <w:rStyle w:val="VerbatimChar"/>
-          <w:rFonts w:ascii="Times New Roman" w:hAnsi="Times New Roman" w:eastAsia="Times New Roman" w:cs="Times New Roman"/>
-        </w:rPr>
-        <w:t xml:space="preserve">      O</w:t>
-      </w:r>
-      <w:r>
-        <w:rPr>
-          <w:rFonts w:ascii="Times New Roman" w:hAnsi="Times New Roman" w:eastAsia="Times New Roman" w:cs="Times New Roman"/>
-        </w:rPr>
-        <w:br/>
-      </w:r>
-      <w:r>
-        <w:rPr>
-          <w:rStyle w:val="VerbatimChar"/>
-          <w:rFonts w:ascii="Times New Roman" w:hAnsi="Times New Roman" w:eastAsia="Times New Roman" w:cs="Times New Roman"/>
-        </w:rPr>
-        <w:t xml:space="preserve">      ‖</w:t>
-      </w:r>
-      <w:r>
-        <w:rPr>
-          <w:rFonts w:ascii="Times New Roman" w:hAnsi="Times New Roman" w:eastAsia="Times New Roman" w:cs="Times New Roman"/>
-        </w:rPr>
-        <w:br/>
-      </w:r>
-      <w:r>
-        <w:rPr>
-          <w:rStyle w:val="VerbatimChar"/>
-          <w:rFonts w:ascii="Times New Roman" w:hAnsi="Times New Roman" w:eastAsia="Times New Roman" w:cs="Times New Roman"/>
-        </w:rPr>
-        <w:t xml:space="preserve">    Cα — C</w:t>
-      </w:r>
-      <w:r>
-        <w:rPr>
-          <w:rFonts w:ascii="Times New Roman" w:hAnsi="Times New Roman" w:eastAsia="Times New Roman" w:cs="Times New Roman"/>
-        </w:rPr>
-        <w:br/>
-      </w:r>
-      <w:r>
-        <w:rPr>
-          <w:rStyle w:val="VerbatimChar"/>
-          <w:rFonts w:ascii="Times New Roman" w:hAnsi="Times New Roman" w:eastAsia="Times New Roman" w:cs="Times New Roman"/>
-        </w:rPr>
-        <w:t xml:space="preserve">    / | \</w:t>
-      </w:r>
-      <w:r>
-        <w:rPr>
-          <w:rFonts w:ascii="Times New Roman" w:hAnsi="Times New Roman" w:eastAsia="Times New Roman" w:cs="Times New Roman"/>
-        </w:rPr>
-        <w:br/>
-      </w:r>
-      <w:r>
-        <w:rPr>
-          <w:rStyle w:val="VerbatimChar"/>
-          <w:rFonts w:ascii="Times New Roman" w:hAnsi="Times New Roman" w:eastAsia="Times New Roman" w:cs="Times New Roman"/>
-        </w:rPr>
-        <w:t xml:space="preserve">   L  M  </w:t>
-      </w:r>
-      <w:r>
-        <w:rPr>
-          <w:rStyle w:val="VerbatimChar"/>
-          <w:rFonts w:hint="eastAsia" w:ascii="Times New Roman" w:hAnsi="Times New Roman" w:eastAsia="Times New Roman" w:cs="Times New Roman"/>
-        </w:rPr>
-        <w:t xml:space="preserve">S（H</w:t>
-      </w:r>
-      <w:r>
-        <w:rPr>
-          <w:rStyle w:val="VerbatimChar"/>
-          <w:rFonts w:ascii="Times New Roman" w:hAnsi="Times New Roman" w:eastAsia="Times New Roman" w:cs="Times New Roman"/>
-        </w:rPr>
-        <w:t xml:space="preserve"> </w:t>
-      </w:r>
-      <w:r>
-        <w:rPr>
-          <w:rStyle w:val="VerbatimChar"/>
-          <w:rFonts w:hint="eastAsia" w:ascii="Times New Roman" w:hAnsi="Times New Roman" w:eastAsia="FangSong" w:cs="Times New Roman"/>
-        </w:rPr>
-        <w:t xml:space="preserve">朝前或朝后取决于</w:t>
-      </w:r>
-      <w:r>
-        <w:rPr>
-          <w:rStyle w:val="VerbatimChar"/>
-          <w:rFonts w:ascii="Times New Roman" w:hAnsi="Times New Roman" w:eastAsia="Times New Roman" w:cs="Times New Roman"/>
-        </w:rPr>
-        <w:t xml:space="preserve"> Newman </w:t>
-      </w:r>
-      <w:r>
-        <w:rPr>
-          <w:rStyle w:val="VerbatimChar"/>
-          <w:rFonts w:hint="eastAsia" w:ascii="Times New Roman" w:hAnsi="Times New Roman" w:eastAsia="FangSong" w:cs="Times New Roman"/>
-        </w:rPr>
-        <w:t>取向</w:t>
-      </w:r>
-      <w:r>
-        <w:rPr>
-          <w:rStyle w:val="VerbatimChar"/>
-          <w:rFonts w:hint="eastAsia" w:ascii="Times New Roman" w:hAnsi="Times New Roman" w:eastAsia="Times New Roman" w:cs="Times New Roman"/>
-        </w:rPr>
-        <w:t>）</w:t>
-      </w:r>
-    </w:p>
-    <w:p>
-      <w:pPr>
-        <w:pStyle w:val="FirstParagraph"/>
-      </w:pPr>
-      <w:r>
-        <w:rPr>
-          <w:rFonts w:hint="eastAsia" w:ascii="Times New Roman" w:hAnsi="Times New Roman" w:eastAsia="FangSong" w:cs="Times New Roman"/>
-        </w:rPr>
-        <w:t xml:space="preserve">在</w:t>
-      </w:r>
-      <w:r>
-        <w:rPr>
-          <w:rFonts w:ascii="Times New Roman" w:hAnsi="Times New Roman" w:eastAsia="Times New Roman" w:cs="Times New Roman"/>
-        </w:rPr>
-        <w:t xml:space="preserve"> Cram </w:t>
-      </w:r>
-      <w:r>
-        <w:rPr>
-          <w:rFonts w:hint="eastAsia" w:ascii="Times New Roman" w:hAnsi="Times New Roman" w:eastAsia="FangSong" w:cs="Times New Roman"/>
-        </w:rPr>
-        <w:t>的原版模型中</w:t>
-      </w:r>
-      <w:r>
-        <w:rPr>
-          <w:rFonts w:hint="eastAsia" w:ascii="Times New Roman" w:hAnsi="Times New Roman" w:eastAsia="Times New Roman" w:cs="Times New Roman"/>
-        </w:rPr>
-        <w:t>，L</w:t>
-      </w:r>
-      <w:r>
-        <w:rPr>
-          <w:rFonts w:ascii="Times New Roman" w:hAnsi="Times New Roman" w:eastAsia="Times New Roman" w:cs="Times New Roman"/>
-        </w:rPr>
-        <w:t xml:space="preserve"> </w:t>
-      </w:r>
-      <w:r>
-        <w:rPr>
-          <w:rFonts w:hint="eastAsia" w:ascii="Times New Roman" w:hAnsi="Times New Roman" w:eastAsia="FangSong" w:cs="Times New Roman"/>
-        </w:rPr>
-        <w:t xml:space="preserve">与</w:t>
-      </w:r>
-      <w:r>
-        <w:rPr>
-          <w:rFonts w:ascii="Times New Roman" w:hAnsi="Times New Roman" w:eastAsia="Times New Roman" w:cs="Times New Roman"/>
-        </w:rPr>
-        <w:t xml:space="preserve"> C=O </w:t>
-      </w:r>
-      <w:r>
-        <w:rPr>
-          <w:rFonts w:hint="eastAsia" w:ascii="Times New Roman" w:hAnsi="Times New Roman" w:eastAsia="FangSong" w:cs="Times New Roman"/>
-        </w:rPr>
-        <w:t>对位交叉</w:t>
-      </w:r>
-      <w:r>
-        <w:rPr>
-          <w:rFonts w:hint="eastAsia" w:ascii="Times New Roman" w:hAnsi="Times New Roman" w:eastAsia="Times New Roman" w:cs="Times New Roman"/>
-        </w:rPr>
-        <w:t>（anti）。</w:t>
-      </w:r>
-      <w:r>
-        <w:rPr>
-          <w:rFonts w:hint="eastAsia" w:ascii="Times New Roman" w:hAnsi="Times New Roman" w:eastAsia="FangSong" w:cs="Times New Roman"/>
-        </w:rPr>
-        <w:t>在</w:t>
-      </w:r>
-      <w:r>
-        <w:rPr>
-          <w:rFonts w:ascii="Times New Roman" w:hAnsi="Times New Roman" w:eastAsia="Times New Roman" w:cs="Times New Roman"/>
-        </w:rPr>
-        <w:t xml:space="preserve"> Felkin-Anh </w:t>
-      </w:r>
-      <w:r>
-        <w:rPr>
-          <w:rFonts w:hint="eastAsia" w:ascii="Times New Roman" w:hAnsi="Times New Roman" w:eastAsia="FangSong" w:cs="Times New Roman"/>
-        </w:rPr>
-        <w:t>修正中</w:t>
-      </w:r>
-      <w:r>
-        <w:rPr>
-          <w:rFonts w:hint="eastAsia" w:ascii="Times New Roman" w:hAnsi="Times New Roman" w:eastAsia="Times New Roman" w:cs="Times New Roman"/>
-        </w:rPr>
-        <w:t>，L</w:t>
-      </w:r>
-      <w:r>
-        <w:rPr>
-          <w:rFonts w:ascii="Times New Roman" w:hAnsi="Times New Roman" w:eastAsia="Times New Roman" w:cs="Times New Roman"/>
-        </w:rPr>
-        <w:t xml:space="preserve"> </w:t>
-      </w:r>
-      <w:r>
-        <w:rPr>
-          <w:rFonts w:hint="eastAsia" w:ascii="Times New Roman" w:hAnsi="Times New Roman" w:eastAsia="FangSong" w:cs="Times New Roman"/>
-        </w:rPr>
-        <w:t xml:space="preserve">垂直于</w:t>
-      </w:r>
-      <w:r>
-        <w:rPr>
-          <w:rFonts w:ascii="Times New Roman" w:hAnsi="Times New Roman" w:eastAsia="Times New Roman" w:cs="Times New Roman"/>
-        </w:rPr>
-        <w:t xml:space="preserve"> </w:t>
-      </w:r>
-      <w:r>
-        <w:rPr>
-          <w:rFonts w:hint="eastAsia" w:ascii="Times New Roman" w:hAnsi="Times New Roman" w:eastAsia="Times New Roman" w:cs="Times New Roman"/>
-        </w:rPr>
-        <w:t>C=O。</w:t>
-      </w:r>
-      <w:r>
-        <w:rPr>
-          <w:rFonts w:hint="eastAsia" w:ascii="Times New Roman" w:hAnsi="Times New Roman" w:eastAsia="FangSong" w:cs="Times New Roman"/>
-        </w:rPr>
-        <w:t>最常用的教学法是结合两者</w:t>
-      </w:r>
-      <w:r>
-        <w:rPr>
-          <w:rFonts w:hint="eastAsia" w:ascii="Times New Roman" w:hAnsi="Times New Roman" w:eastAsia="Times New Roman" w:cs="Times New Roman"/>
-        </w:rPr>
-        <w:t>：</w:t>
-      </w:r>
-    </w:p>
-    <w:p>
-      <w:pPr>
-        <w:pStyle w:val="BodyText"/>
-      </w:pPr>
-      <w:r>
-        <w:rPr>
-          <w:rFonts w:hint="eastAsia" w:ascii="Times New Roman" w:hAnsi="Times New Roman" w:eastAsia="FangSong" w:cs="Times New Roman"/>
-        </w:rPr>
-        <w:t xml:space="preserve">最优构象中</w:t>
-      </w:r>
-      <w:r>
-        <w:rPr>
-          <w:rFonts w:ascii="Times New Roman" w:hAnsi="Times New Roman" w:eastAsia="Times New Roman" w:cs="Times New Roman"/>
-        </w:rPr>
-        <w:t xml:space="preserve"> L </w:t>
-      </w:r>
-      <w:r>
-        <w:rPr>
-          <w:rFonts w:hint="eastAsia" w:ascii="Times New Roman" w:hAnsi="Times New Roman" w:eastAsia="FangSong" w:cs="Times New Roman"/>
-        </w:rPr>
-        <w:t xml:space="preserve">与</w:t>
-      </w:r>
-      <w:r>
-        <w:rPr>
-          <w:rFonts w:ascii="Times New Roman" w:hAnsi="Times New Roman" w:eastAsia="Times New Roman" w:cs="Times New Roman"/>
-        </w:rPr>
-        <w:t xml:space="preserve"> C=O </w:t>
-      </w:r>
-      <w:r>
-        <w:rPr>
-          <w:rFonts w:hint="eastAsia" w:ascii="Times New Roman" w:hAnsi="Times New Roman" w:eastAsia="FangSong" w:cs="Times New Roman"/>
-        </w:rPr>
-        <w:t xml:space="preserve">呈</w:t>
-      </w:r>
-      <w:r>
-        <w:rPr>
-          <w:rFonts w:ascii="Times New Roman" w:hAnsi="Times New Roman" w:eastAsia="Times New Roman" w:cs="Times New Roman"/>
-        </w:rPr>
-        <w:t xml:space="preserve"> </w:t>
-      </w:r>
-      <w:r>
-        <w:rPr>
-          <w:rFonts w:hint="eastAsia" w:ascii="Times New Roman" w:hAnsi="Times New Roman" w:eastAsia="Times New Roman" w:cs="Times New Roman"/>
-        </w:rPr>
-        <w:t>~90°（</w:t>
-      </w:r>
-      <w:r>
-        <w:rPr>
-          <w:rFonts w:hint="eastAsia" w:ascii="Times New Roman" w:hAnsi="Times New Roman" w:eastAsia="FangSong" w:cs="Times New Roman"/>
-        </w:rPr>
-        <w:t>垂直</w:t>
-      </w:r>
-      <w:r>
-        <w:rPr>
-          <w:rFonts w:hint="eastAsia" w:ascii="Times New Roman" w:hAnsi="Times New Roman" w:eastAsia="Times New Roman" w:cs="Times New Roman"/>
-        </w:rPr>
-        <w:t>），</w:t>
-      </w:r>
-      <w:r>
-        <w:rPr>
-          <w:rFonts w:hint="eastAsia" w:ascii="Times New Roman" w:hAnsi="Times New Roman" w:eastAsia="FangSong" w:cs="Times New Roman"/>
-        </w:rPr>
-        <w:t>亲核试剂从</w:t>
-      </w:r>
-      <w:r>
-        <w:rPr>
-          <w:rFonts w:ascii="Times New Roman" w:hAnsi="Times New Roman" w:eastAsia="Times New Roman" w:cs="Times New Roman"/>
-        </w:rPr>
-        <w:t xml:space="preserve"> S </w:t>
-      </w:r>
-      <w:r>
-        <w:rPr>
-          <w:rFonts w:hint="eastAsia" w:ascii="Times New Roman" w:hAnsi="Times New Roman" w:eastAsia="FangSong" w:cs="Times New Roman"/>
-        </w:rPr>
-        <w:t>侧进攻</w:t>
-      </w:r>
-      <w:r>
-        <w:rPr>
-          <w:rFonts w:hint="eastAsia" w:ascii="Times New Roman" w:hAnsi="Times New Roman" w:eastAsia="Times New Roman" w:cs="Times New Roman"/>
-        </w:rPr>
-        <w:t>。</w:t>
-      </w:r>
-    </w:p>
-    <w:p>
-      <w:pPr>
-        <w:pStyle w:val="BodyText"/>
-      </w:pPr>
-      <w:r>
-        <w:rPr>
-          <w:rFonts w:hint="eastAsia" w:ascii="Times New Roman" w:hAnsi="Times New Roman" w:eastAsia="FangSong" w:cs="Times New Roman"/>
-          <w:b/>
-          <w:bCs/>
-        </w:rPr>
-        <w:t xml:space="preserve">答案</w:t>
-      </w:r>
-      <w:r>
-        <w:rPr>
-          <w:rFonts w:hint="eastAsia" w:ascii="Times New Roman" w:hAnsi="Times New Roman" w:eastAsia="Times New Roman" w:cs="Times New Roman"/>
-        </w:rPr>
-        <w:t>：</w:t>
-      </w:r>
-      <w:r>
-        <w:rPr>
-          <w:rFonts w:hint="eastAsia" w:ascii="Times New Roman" w:hAnsi="Times New Roman" w:eastAsia="FangSong" w:cs="Times New Roman"/>
-        </w:rPr>
-        <w:t>主产物为</w:t>
-      </w:r>
-      <w:r>
-        <w:rPr>
-          <w:rFonts w:ascii="Times New Roman" w:hAnsi="Times New Roman" w:eastAsia="Times New Roman" w:cs="Times New Roman"/>
-        </w:rPr>
-        <w:t xml:space="preserve"> Felkin-Anh </w:t>
-      </w:r>
-      <w:r>
-        <w:rPr>
-          <w:rFonts w:hint="eastAsia" w:ascii="Times New Roman" w:hAnsi="Times New Roman" w:eastAsia="FangSong" w:cs="Times New Roman"/>
-        </w:rPr>
-        <w:t>产物</w:t>
-      </w:r>
-      <w:r>
-        <w:rPr>
-          <w:rFonts w:hint="eastAsia" w:ascii="Times New Roman" w:hAnsi="Times New Roman" w:eastAsia="Times New Roman" w:cs="Times New Roman"/>
-        </w:rPr>
-        <w:t>（</w:t>
-      </w:r>
-      <w:r>
-        <w:rPr>
-          <w:rFonts w:hint="eastAsia" w:ascii="Times New Roman" w:hAnsi="Times New Roman" w:eastAsia="FangSong" w:cs="Times New Roman"/>
-        </w:rPr>
-        <w:t>亲核试剂从</w:t>
-      </w:r>
-      <w:r>
-        <w:rPr>
-          <w:rFonts w:ascii="Times New Roman" w:hAnsi="Times New Roman" w:eastAsia="Times New Roman" w:cs="Times New Roman"/>
-        </w:rPr>
-        <w:t xml:space="preserve"> H </w:t>
-      </w:r>
-      <w:r>
-        <w:rPr>
-          <w:rFonts w:hint="eastAsia" w:ascii="Times New Roman" w:hAnsi="Times New Roman" w:eastAsia="FangSong" w:cs="Times New Roman"/>
-        </w:rPr>
-        <w:t>侧进攻</w:t>
-      </w:r>
-      <w:r>
-        <w:rPr>
-          <w:rFonts w:hint="eastAsia" w:ascii="Times New Roman" w:hAnsi="Times New Roman" w:eastAsia="Times New Roman" w:cs="Times New Roman"/>
-        </w:rPr>
-        <w:t>）。</w:t>
-      </w:r>
-      <w:r>
-        <w:rPr>
-          <w:rFonts w:hint="eastAsia" w:ascii="Times New Roman" w:hAnsi="Times New Roman" w:eastAsia="FangSong" w:cs="Times New Roman"/>
-        </w:rPr>
-        <w:t>具体</w:t>
-      </w:r>
-      <w:r>
-        <w:rPr>
-          <w:rFonts w:ascii="Times New Roman" w:hAnsi="Times New Roman" w:eastAsia="Times New Roman" w:cs="Times New Roman"/>
-        </w:rPr>
-        <w:t xml:space="preserve"> R/S </w:t>
-      </w:r>
-      <w:r>
-        <w:rPr>
-          <w:rFonts w:hint="eastAsia" w:ascii="Times New Roman" w:hAnsi="Times New Roman" w:eastAsia="FangSong" w:cs="Times New Roman"/>
-        </w:rPr>
-        <w:t xml:space="preserve">取决于</w:t>
-      </w:r>
-      <w:r>
-        <w:rPr>
-          <w:rFonts w:ascii="Times New Roman" w:hAnsi="Times New Roman" w:eastAsia="Times New Roman" w:cs="Times New Roman"/>
-        </w:rPr>
-        <w:t xml:space="preserve"> Newman </w:t>
-      </w:r>
-      <w:r>
-        <w:rPr>
-          <w:rFonts w:hint="eastAsia" w:ascii="Times New Roman" w:hAnsi="Times New Roman" w:eastAsia="FangSong" w:cs="Times New Roman"/>
-        </w:rPr>
-        <w:t>投影的具体画法</w:t>
-      </w:r>
-      <w:r>
-        <w:rPr>
-          <w:rFonts w:hint="eastAsia" w:ascii="Times New Roman" w:hAnsi="Times New Roman" w:eastAsia="Times New Roman" w:cs="Times New Roman"/>
-        </w:rPr>
-        <w:t>——</w:t>
-      </w:r>
-      <w:r>
-        <w:rPr>
-          <w:rFonts w:hint="eastAsia" w:ascii="Times New Roman" w:hAnsi="Times New Roman" w:eastAsia="FangSong" w:cs="Times New Roman"/>
-          <w:b/>
-          <w:bCs/>
-        </w:rPr>
-        <w:t>关键是理解三步推导过程</w:t>
-      </w:r>
-      <w:r>
-        <w:rPr>
-          <w:rFonts w:hint="eastAsia" w:ascii="Times New Roman" w:hAnsi="Times New Roman" w:eastAsia="Times New Roman" w:cs="Times New Roman"/>
-          <w:b/>
-          <w:bCs/>
-        </w:rPr>
-        <w:t>，</w:t>
-      </w:r>
-      <w:r>
-        <w:rPr>
-          <w:rFonts w:hint="eastAsia" w:ascii="Times New Roman" w:hAnsi="Times New Roman" w:eastAsia="FangSong" w:cs="Times New Roman"/>
-          <w:b/>
-          <w:bCs/>
-        </w:rPr>
-        <w:t>而非死记产物构型</w:t>
-      </w:r>
-      <w:r>
-        <w:rPr>
-          <w:rFonts w:ascii="Times New Roman" w:hAnsi="Times New Roman" w:eastAsia="Times New Roman" w:cs="Times New Roman"/>
-        </w:rPr>
-        <w:t xml:space="preserve">。</w:t>
-      </w:r>
-    </w:p>
-    <w:p>
-      <w:pPr>
-        <w:pStyle w:val="BodyText"/>
-      </w:pPr>
-      <w:r>
-        <w:rPr>
-          <w:rFonts w:hint="eastAsia" w:ascii="Times New Roman" w:hAnsi="Times New Roman" w:eastAsia="FangSong" w:cs="Times New Roman"/>
-          <w:b/>
-          <w:bCs/>
-        </w:rPr>
-        <w:t xml:space="preserve">反思</w:t>
-      </w:r>
-      <w:r>
-        <w:rPr>
-          <w:rFonts w:hint="eastAsia" w:ascii="Times New Roman" w:hAnsi="Times New Roman" w:eastAsia="Times New Roman" w:cs="Times New Roman"/>
-        </w:rPr>
-        <w:t xml:space="preserve">：Felkin-Anh</w:t>
-      </w:r>
-      <w:r>
-        <w:rPr>
-          <w:rFonts w:ascii="Times New Roman" w:hAnsi="Times New Roman" w:eastAsia="Times New Roman" w:cs="Times New Roman"/>
-        </w:rPr>
-        <w:t xml:space="preserve"> </w:t>
-      </w:r>
-      <w:r>
-        <w:rPr>
-          <w:rFonts w:hint="eastAsia" w:ascii="Times New Roman" w:hAnsi="Times New Roman" w:eastAsia="FangSong" w:cs="Times New Roman"/>
-        </w:rPr>
-        <w:t>的核心价值不是让你背产物构型</w:t>
-      </w:r>
-      <w:r>
-        <w:rPr>
-          <w:rFonts w:hint="eastAsia" w:ascii="Times New Roman" w:hAnsi="Times New Roman" w:eastAsia="Times New Roman" w:cs="Times New Roman"/>
-        </w:rPr>
-        <w:t>，</w:t>
-      </w:r>
-      <w:r>
-        <w:rPr>
-          <w:rFonts w:hint="eastAsia" w:ascii="Times New Roman" w:hAnsi="Times New Roman" w:eastAsia="FangSong" w:cs="Times New Roman"/>
-        </w:rPr>
-        <w:t>而是</w:t>
-      </w:r>
-      <w:r>
-        <w:rPr>
-          <w:rFonts w:hint="eastAsia" w:ascii="Times New Roman" w:hAnsi="Times New Roman" w:eastAsia="FangSong" w:cs="Times New Roman"/>
-          <w:b/>
-          <w:bCs/>
-        </w:rPr>
-        <w:t xml:space="preserve">看到</w:t>
-      </w:r>
-      <w:r>
-        <w:rPr>
-          <w:rFonts w:ascii="Times New Roman" w:hAnsi="Times New Roman" w:eastAsia="Times New Roman" w:cs="Times New Roman"/>
-          <w:b/>
-          <w:bCs/>
-        </w:rPr>
-        <w:t xml:space="preserve"> </w:t>
-      </w:r>
-      <w:r>
-        <w:rPr>
-          <w:rFonts w:hint="eastAsia" w:ascii="Times New Roman" w:hAnsi="Times New Roman" w:eastAsia="Times New Roman" w:cs="Times New Roman"/>
-          <w:b/>
-          <w:bCs/>
-        </w:rPr>
-        <w:t>α-</w:t>
-      </w:r>
-      <w:r>
-        <w:rPr>
-          <w:rFonts w:hint="eastAsia" w:ascii="Times New Roman" w:hAnsi="Times New Roman" w:eastAsia="FangSong" w:cs="Times New Roman"/>
-          <w:b/>
-          <w:bCs/>
-        </w:rPr>
-        <w:t>手性羰基化合物</w:t>
-      </w:r>
-      <w:r>
-        <w:rPr>
-          <w:rFonts w:ascii="Times New Roman" w:hAnsi="Times New Roman" w:eastAsia="Times New Roman" w:cs="Times New Roman"/>
-          <w:b/>
-          <w:bCs/>
-        </w:rPr>
-        <w:t xml:space="preserve"> + </w:t>
-      </w:r>
-      <w:r>
-        <w:rPr>
-          <w:rFonts w:hint="eastAsia" w:ascii="Times New Roman" w:hAnsi="Times New Roman" w:eastAsia="FangSong" w:cs="Times New Roman"/>
-          <w:b/>
-          <w:bCs/>
-        </w:rPr>
-        <w:t xml:space="preserve">非配位亲核试剂</w:t>
-      </w:r>
-      <w:r>
-        <w:rPr>
-          <w:rFonts w:hint="eastAsia" w:ascii="Times New Roman" w:hAnsi="Times New Roman" w:eastAsia="FangSong" w:cs="Times New Roman"/>
-        </w:rPr>
-        <w:t>时</w:t>
-      </w:r>
-      <w:r>
-        <w:rPr>
-          <w:rFonts w:hint="eastAsia" w:ascii="Times New Roman" w:hAnsi="Times New Roman" w:eastAsia="Times New Roman" w:cs="Times New Roman"/>
-        </w:rPr>
-        <w:t>，</w:t>
-      </w:r>
-      <w:r>
-        <w:rPr>
-          <w:rFonts w:hint="eastAsia" w:ascii="Times New Roman" w:hAnsi="Times New Roman" w:eastAsia="FangSong" w:cs="Times New Roman"/>
-        </w:rPr>
-        <w:t>自动进行</w:t>
-      </w:r>
-      <w:r>
-        <w:rPr>
-          <w:rFonts w:hint="eastAsia" w:ascii="Times New Roman" w:hAnsi="Times New Roman" w:eastAsia="Times New Roman" w:cs="Times New Roman"/>
-        </w:rPr>
-        <w:t>”</w:t>
-      </w:r>
-      <w:r>
-        <w:rPr>
-          <w:rFonts w:hint="eastAsia" w:ascii="Times New Roman" w:hAnsi="Times New Roman" w:eastAsia="FangSong" w:cs="Times New Roman"/>
-        </w:rPr>
-        <w:t>画</w:t>
-      </w:r>
-      <w:r>
-        <w:rPr>
-          <w:rFonts w:ascii="Times New Roman" w:hAnsi="Times New Roman" w:eastAsia="Times New Roman" w:cs="Times New Roman"/>
-        </w:rPr>
-        <w:t xml:space="preserve"> Newman → </w:t>
-      </w:r>
-      <w:r>
-        <w:rPr>
-          <w:rFonts w:hint="eastAsia" w:ascii="Times New Roman" w:hAnsi="Times New Roman" w:eastAsia="FangSong" w:cs="Times New Roman"/>
-        </w:rPr>
-        <w:t xml:space="preserve">找</w:t>
-      </w:r>
-      <w:r>
-        <w:rPr>
-          <w:rFonts w:ascii="Times New Roman" w:hAnsi="Times New Roman" w:eastAsia="Times New Roman" w:cs="Times New Roman"/>
-        </w:rPr>
-        <w:t xml:space="preserve"> L/M/S → </w:t>
-      </w:r>
-      <w:r>
-        <w:rPr>
-          <w:rFonts w:hint="eastAsia" w:ascii="Times New Roman" w:hAnsi="Times New Roman" w:eastAsia="FangSong" w:cs="Times New Roman"/>
-        </w:rPr>
-        <w:t>判断最小位阻面</w:t>
-      </w:r>
-      <w:r>
-        <w:rPr>
-          <w:rFonts w:hint="eastAsia" w:ascii="Times New Roman" w:hAnsi="Times New Roman" w:eastAsia="Times New Roman" w:cs="Times New Roman"/>
-        </w:rPr>
-        <w:t>”</w:t>
-      </w:r>
-      <w:r>
-        <w:rPr>
-          <w:rFonts w:hint="eastAsia" w:ascii="Times New Roman" w:hAnsi="Times New Roman" w:eastAsia="FangSong" w:cs="Times New Roman"/>
-        </w:rPr>
-        <w:t>的推理流程</w:t>
-      </w:r>
-      <w:r>
-        <w:rPr>
-          <w:rFonts w:hint="eastAsia" w:ascii="Times New Roman" w:hAnsi="Times New Roman" w:eastAsia="Times New Roman" w:cs="Times New Roman"/>
-        </w:rPr>
-        <w:t>。</w:t>
-      </w:r>
-    </w:p>
-    <w:p>
-      <w:pPr>
-        <w:spacing w:before="160" w:after="80"/>
-      </w:pPr>
-      <w:r>
-        <w:pict>
-          <v:rect style="width:0;height:1.5pt" o:hralign="center" o:hrstd="t" o:hr="t"/>
-        </w:pict>
-      </w:r>
-    </w:p>
-    <w:bookmarkEnd w:id="36"/>
-    <w:bookmarkStart w:id="37" w:name="例3-cram-螯合-vs-felkin-anh-同一底物不同条件"/>
-    <w:p>
-      <w:pPr>
-        <w:pStyle w:val="Heading3"/>
-        <w:spacing w:before="280" w:after="120"/>
-      </w:pPr>
-      <w:r>
-        <w:rPr>
-          <w:rFonts w:hint="eastAsia" w:ascii="Times New Roman" w:hAnsi="Times New Roman" w:eastAsia="SimHei" w:cs="Times New Roman"/>
-        </w:rPr>
-        <w:t>例</w:t>
-      </w:r>
-      <w:r>
-        <w:rPr>
-          <w:rFonts w:hint="eastAsia" w:ascii="Times New Roman" w:hAnsi="Times New Roman" w:eastAsia="Times New Roman" w:cs="Times New Roman"/>
-        </w:rPr>
-        <w:t>3</w:t>
-      </w:r>
-      <w:r>
-        <w:rPr>
-          <w:rFonts w:ascii="Times New Roman" w:hAnsi="Times New Roman" w:eastAsia="Times New Roman" w:cs="Times New Roman"/>
-        </w:rPr>
-        <w:t xml:space="preserve"> Cram </w:t>
-      </w:r>
-      <w:r>
-        <w:rPr>
-          <w:rFonts w:hint="eastAsia" w:ascii="Times New Roman" w:hAnsi="Times New Roman" w:eastAsia="SimHei" w:cs="Times New Roman"/>
-        </w:rPr>
-        <w:t xml:space="preserve">螯合</w:t>
-      </w:r>
-      <w:r>
-        <w:rPr>
-          <w:rFonts w:ascii="Times New Roman" w:hAnsi="Times New Roman" w:eastAsia="Times New Roman" w:cs="Times New Roman"/>
-        </w:rPr>
-        <w:t xml:space="preserve"> vs Felkin-Anh —— </w:t>
-      </w:r>
-      <w:r>
-        <w:rPr>
-          <w:rFonts w:hint="eastAsia" w:ascii="Times New Roman" w:hAnsi="Times New Roman" w:eastAsia="SimHei" w:cs="Times New Roman"/>
-        </w:rPr>
-        <w:t>同一底物</w:t>
-      </w:r>
-      <w:r>
-        <w:rPr>
-          <w:rFonts w:hint="eastAsia" w:ascii="Times New Roman" w:hAnsi="Times New Roman" w:eastAsia="Times New Roman" w:cs="Times New Roman"/>
-        </w:rPr>
-        <w:t>，</w:t>
-      </w:r>
-      <w:r>
-        <w:rPr>
-          <w:rFonts w:hint="eastAsia" w:ascii="Times New Roman" w:hAnsi="Times New Roman" w:eastAsia="SimHei" w:cs="Times New Roman"/>
-        </w:rPr>
-        <w:t>不同条件</w:t>
-      </w:r>
-      <w:r>
-        <w:rPr>
-          <w:rFonts w:ascii="Times New Roman" w:hAnsi="Times New Roman" w:eastAsia="Times New Roman" w:cs="Times New Roman"/>
-        </w:rPr>
-        <w:t xml:space="preserve"> ⭐⭐⭐⭐⭐</w:t>
-      </w:r>
-    </w:p>
-    <w:p>
-      <w:pPr>
-        <w:pStyle w:val="FirstParagraph"/>
-      </w:pPr>
-      <w:r>
-        <w:rPr>
-          <w:rFonts w:hint="eastAsia" w:ascii="Times New Roman" w:hAnsi="Times New Roman" w:eastAsia="FangSong" w:cs="Times New Roman"/>
-          <w:b/>
-          <w:bCs/>
-        </w:rPr>
-        <w:t xml:space="preserve">题干</w:t>
-      </w:r>
-      <w:r>
-        <w:rPr>
-          <w:rFonts w:hint="eastAsia" w:ascii="Times New Roman" w:hAnsi="Times New Roman" w:eastAsia="Times New Roman" w:cs="Times New Roman"/>
-        </w:rPr>
-        <w:t>：</w:t>
-      </w:r>
-      <w:r>
-        <w:rPr>
-          <w:rFonts w:hint="eastAsia" w:ascii="Times New Roman" w:hAnsi="Times New Roman" w:eastAsia="FangSong" w:cs="Times New Roman"/>
-        </w:rPr>
-        <w:t>化合物</w:t>
-      </w:r>
-      <w:r>
-        <w:rPr>
-          <w:rFonts w:ascii="Times New Roman" w:hAnsi="Times New Roman" w:eastAsia="Times New Roman" w:cs="Times New Roman"/>
-        </w:rPr>
-        <w:t xml:space="preserve"> </w:t>
-      </w:r>
-      <w:r>
-        <w:rPr>
-          <w:rFonts w:hint="eastAsia" w:ascii="Times New Roman" w:hAnsi="Times New Roman" w:eastAsia="Times New Roman" w:cs="Times New Roman"/>
-        </w:rPr>
-        <w:t>A（(S)-3-</w:t>
-      </w:r>
-      <w:r>
-        <w:rPr>
-          <w:rFonts w:hint="eastAsia" w:ascii="Times New Roman" w:hAnsi="Times New Roman" w:eastAsia="FangSong" w:cs="Times New Roman"/>
-        </w:rPr>
-        <w:t>羟基</w:t>
-      </w:r>
-      <w:r>
-        <w:rPr>
-          <w:rFonts w:hint="eastAsia" w:ascii="Times New Roman" w:hAnsi="Times New Roman" w:eastAsia="Times New Roman" w:cs="Times New Roman"/>
-        </w:rPr>
-        <w:t>-2-</w:t>
-      </w:r>
-      <w:r>
-        <w:rPr>
-          <w:rFonts w:hint="eastAsia" w:ascii="Times New Roman" w:hAnsi="Times New Roman" w:eastAsia="FangSong" w:cs="Times New Roman"/>
-        </w:rPr>
-        <w:t>丁酮</w:t>
-      </w:r>
-      <w:r>
-        <w:rPr>
-          <w:rFonts w:hint="eastAsia" w:ascii="Times New Roman" w:hAnsi="Times New Roman" w:eastAsia="Times New Roman" w:cs="Times New Roman"/>
-        </w:rPr>
-        <w:t>，CH</w:t>
-      </w:r>
-      <w:r>
-        <w:rPr>
-          <w:rFonts w:hint="eastAsia" w:ascii="Times New Roman" w:hAnsi="Times New Roman" w:eastAsia="Times New Roman" w:cs="Times New Roman"/>
-          <w:vertAlign w:val="subscript"/>
-        </w:rPr>
-        <w:t>3</w:t>
-      </w:r>
-      <w:r>
-        <w:rPr>
-          <w:rFonts w:hint="eastAsia" w:ascii="Times New Roman" w:hAnsi="Times New Roman" w:eastAsia="Times New Roman" w:cs="Times New Roman"/>
-        </w:rPr>
-        <w:t>-CH(OH)-CO-CH</w:t>
-      </w:r>
-      <w:r>
-        <w:rPr>
-          <w:rFonts w:hint="eastAsia" w:ascii="Times New Roman" w:hAnsi="Times New Roman" w:eastAsia="Times New Roman" w:cs="Times New Roman"/>
-          <w:vertAlign w:val="subscript"/>
-        </w:rPr>
-        <w:t>3</w:t>
-      </w:r>
-      <w:r>
-        <w:rPr>
-          <w:rFonts w:hint="eastAsia" w:ascii="Times New Roman" w:hAnsi="Times New Roman" w:eastAsia="Times New Roman" w:cs="Times New Roman"/>
-        </w:rPr>
-        <w:t>）</w:t>
-      </w:r>
-      <w:r>
-        <w:rPr>
-          <w:rFonts w:hint="eastAsia" w:ascii="Times New Roman" w:hAnsi="Times New Roman" w:eastAsia="FangSong" w:cs="Times New Roman"/>
-        </w:rPr>
-        <w:t>在以下两种条件下分别与</w:t>
-      </w:r>
-      <w:r>
-        <w:rPr>
-          <w:rFonts w:ascii="Times New Roman" w:hAnsi="Times New Roman" w:eastAsia="Times New Roman" w:cs="Times New Roman"/>
-        </w:rPr>
-        <w:t xml:space="preserve"> CH</w:t>
-      </w:r>
-      <w:r>
-        <w:rPr>
-          <w:rFonts w:ascii="Times New Roman" w:hAnsi="Times New Roman" w:eastAsia="Times New Roman" w:cs="Times New Roman"/>
-          <w:vertAlign w:val="subscript"/>
-        </w:rPr>
-        <w:t>3</w:t>
-      </w:r>
-      <w:r>
-        <w:rPr>
-          <w:rFonts w:ascii="Times New Roman" w:hAnsi="Times New Roman" w:eastAsia="Times New Roman" w:cs="Times New Roman"/>
-        </w:rPr>
-        <w:t xml:space="preserve">MgBr </w:t>
-      </w:r>
-      <w:r>
-        <w:rPr>
-          <w:rFonts w:hint="eastAsia" w:ascii="Times New Roman" w:hAnsi="Times New Roman" w:eastAsia="FangSong" w:cs="Times New Roman"/>
-        </w:rPr>
-        <w:t>反应</w:t>
-      </w:r>
-      <w:r>
-        <w:rPr>
-          <w:rFonts w:hint="eastAsia" w:ascii="Times New Roman" w:hAnsi="Times New Roman" w:eastAsia="Times New Roman" w:cs="Times New Roman"/>
-        </w:rPr>
-        <w:t>：</w:t>
-      </w:r>
-      <w:r>
-        <w:rPr>
-          <w:rFonts w:ascii="Times New Roman" w:hAnsi="Times New Roman" w:eastAsia="Times New Roman" w:cs="Times New Roman"/>
-        </w:rPr>
-        <w:t xml:space="preserve"> </w:t>
-      </w:r>
-      <w:r>
-        <w:rPr>
-          <w:rFonts w:ascii="Times New Roman" w:hAnsi="Times New Roman" w:eastAsia="Times New Roman" w:cs="Times New Roman"/>
-        </w:rPr>
-        <w:t xml:space="preserve">(1) </w:t>
-      </w:r>
-      <w:r>
-        <w:rPr>
-          <w:rFonts w:hint="eastAsia" w:ascii="Times New Roman" w:hAnsi="Times New Roman" w:eastAsia="FangSong" w:cs="Times New Roman"/>
-        </w:rPr>
-        <w:t xml:space="preserve">无额外</w:t>
-      </w:r>
-      <w:r>
-        <w:rPr>
-          <w:rFonts w:ascii="Times New Roman" w:hAnsi="Times New Roman" w:eastAsia="Times New Roman" w:cs="Times New Roman"/>
-        </w:rPr>
-        <w:t xml:space="preserve"> Lewis </w:t>
-      </w:r>
-      <w:r>
-        <w:rPr>
-          <w:rFonts w:hint="eastAsia" w:ascii="Times New Roman" w:hAnsi="Times New Roman" w:eastAsia="FangSong" w:cs="Times New Roman"/>
-        </w:rPr>
-        <w:t>酸</w:t>
-      </w:r>
-      <w:r>
-        <w:rPr>
-          <w:rFonts w:hint="eastAsia" w:ascii="Times New Roman" w:hAnsi="Times New Roman" w:eastAsia="Times New Roman" w:cs="Times New Roman"/>
-        </w:rPr>
-        <w:t>，Et</w:t>
-      </w:r>
-      <w:r>
-        <w:rPr>
-          <w:rFonts w:hint="eastAsia" w:ascii="Times New Roman" w:hAnsi="Times New Roman" w:eastAsia="Times New Roman" w:cs="Times New Roman"/>
-          <w:vertAlign w:val="subscript"/>
-        </w:rPr>
-        <w:t>2</w:t>
-      </w:r>
-      <w:r>
-        <w:rPr>
-          <w:rFonts w:hint="eastAsia" w:ascii="Times New Roman" w:hAnsi="Times New Roman" w:eastAsia="Times New Roman" w:cs="Times New Roman"/>
-        </w:rPr>
-        <w:t>O</w:t>
-      </w:r>
-      <w:r>
-        <w:rPr>
-          <w:rFonts w:ascii="Times New Roman" w:hAnsi="Times New Roman" w:eastAsia="Times New Roman" w:cs="Times New Roman"/>
-        </w:rPr>
-        <w:t xml:space="preserve"> </w:t>
-      </w:r>
-      <w:r>
-        <w:rPr>
-          <w:rFonts w:hint="eastAsia" w:ascii="Times New Roman" w:hAnsi="Times New Roman" w:eastAsia="FangSong" w:cs="Times New Roman"/>
-        </w:rPr>
-        <w:t xml:space="preserve">溶剂</w:t>
-      </w:r>
-      <w:r>
-        <w:rPr>
-          <w:rFonts w:ascii="Times New Roman" w:hAnsi="Times New Roman" w:eastAsia="Times New Roman" w:cs="Times New Roman"/>
-        </w:rPr>
-        <w:t xml:space="preserve"> </w:t>
-      </w:r>
-      <w:r>
-        <w:rPr>
-          <w:rFonts w:ascii="Times New Roman" w:hAnsi="Times New Roman" w:eastAsia="Times New Roman" w:cs="Times New Roman"/>
-        </w:rPr>
-        <w:t xml:space="preserve">(2) </w:t>
-      </w:r>
-      <w:r>
-        <w:rPr>
-          <w:rFonts w:hint="eastAsia" w:ascii="Times New Roman" w:hAnsi="Times New Roman" w:eastAsia="FangSong" w:cs="Times New Roman"/>
-        </w:rPr>
-        <w:t xml:space="preserve">加入</w:t>
-      </w:r>
-      <w:r>
-        <w:rPr>
-          <w:rFonts w:ascii="Times New Roman" w:hAnsi="Times New Roman" w:eastAsia="Times New Roman" w:cs="Times New Roman"/>
-        </w:rPr>
-        <w:t xml:space="preserve"> 1.0 equiv </w:t>
-      </w:r>
-      <w:r>
-        <w:rPr>
-          <w:rFonts w:hint="eastAsia" w:ascii="Times New Roman" w:hAnsi="Times New Roman" w:eastAsia="Times New Roman" w:cs="Times New Roman"/>
-        </w:rPr>
-        <w:t>TiCl</w:t>
-      </w:r>
-      <w:r>
-        <w:rPr>
-          <w:rFonts w:hint="eastAsia" w:ascii="Times New Roman" w:hAnsi="Times New Roman" w:eastAsia="Times New Roman" w:cs="Times New Roman"/>
-          <w:vertAlign w:val="subscript"/>
-        </w:rPr>
-        <w:t>4</w:t>
-      </w:r>
-      <w:r>
-        <w:rPr>
-          <w:rFonts w:hint="eastAsia" w:ascii="Times New Roman" w:hAnsi="Times New Roman" w:eastAsia="Times New Roman" w:cs="Times New Roman"/>
-        </w:rPr>
-        <w:t>，CH</w:t>
-      </w:r>
-      <w:r>
-        <w:rPr>
-          <w:rFonts w:hint="eastAsia" w:ascii="Times New Roman" w:hAnsi="Times New Roman" w:eastAsia="Times New Roman" w:cs="Times New Roman"/>
-          <w:vertAlign w:val="subscript"/>
-        </w:rPr>
-        <w:t>2</w:t>
-      </w:r>
-      <w:r>
-        <w:rPr>
-          <w:rFonts w:hint="eastAsia" w:ascii="Times New Roman" w:hAnsi="Times New Roman" w:eastAsia="Times New Roman" w:cs="Times New Roman"/>
-        </w:rPr>
-        <w:t>Cl</w:t>
-      </w:r>
-      <w:r>
-        <w:rPr>
-          <w:rFonts w:hint="eastAsia" w:ascii="Times New Roman" w:hAnsi="Times New Roman" w:eastAsia="Times New Roman" w:cs="Times New Roman"/>
-          <w:vertAlign w:val="subscript"/>
-        </w:rPr>
-        <w:t>2</w:t>
-      </w:r>
-      <w:r>
-        <w:rPr>
-          <w:rFonts w:ascii="Times New Roman" w:hAnsi="Times New Roman" w:eastAsia="Times New Roman" w:cs="Times New Roman"/>
-        </w:rPr>
-        <w:t xml:space="preserve"> </w:t>
-      </w:r>
-      <w:r>
-        <w:rPr>
-          <w:rFonts w:hint="eastAsia" w:ascii="Times New Roman" w:hAnsi="Times New Roman" w:eastAsia="FangSong" w:cs="Times New Roman"/>
-        </w:rPr>
-        <w:t xml:space="preserve">溶剂</w:t>
-      </w:r>
-    </w:p>
-    <w:p>
-      <w:pPr>
-        <w:pStyle w:val="BodyText"/>
-      </w:pPr>
-      <w:r>
-        <w:rPr>
-          <w:rFonts w:hint="eastAsia" w:ascii="Times New Roman" w:hAnsi="Times New Roman" w:eastAsia="FangSong" w:cs="Times New Roman"/>
-        </w:rPr>
-        <w:t>预测每种条件下的主产物绝对构型并解释</w:t>
-      </w:r>
-      <w:r>
-        <w:rPr>
-          <w:rFonts w:hint="eastAsia" w:ascii="Times New Roman" w:hAnsi="Times New Roman" w:eastAsia="Times New Roman" w:cs="Times New Roman"/>
-        </w:rPr>
-        <w:t>。</w:t>
-      </w:r>
-    </w:p>
-    <w:p>
-      <w:pPr>
-        <w:pStyle w:val="BodyText"/>
-      </w:pPr>
-      <w:r>
-        <w:rPr>
-          <w:rFonts w:hint="eastAsia" w:ascii="Times New Roman" w:hAnsi="Times New Roman" w:eastAsia="FangSong" w:cs="Times New Roman"/>
-          <w:b/>
-          <w:bCs/>
-        </w:rPr>
-        <w:t xml:space="preserve">思路</w:t>
-      </w:r>
-      <w:r>
-        <w:rPr>
-          <w:rFonts w:hint="eastAsia" w:ascii="Times New Roman" w:hAnsi="Times New Roman" w:eastAsia="Times New Roman" w:cs="Times New Roman"/>
-        </w:rPr>
-        <w:t>：</w:t>
-      </w:r>
-      <w:r>
-        <w:rPr>
-          <w:rFonts w:hint="eastAsia" w:ascii="Times New Roman" w:hAnsi="Times New Roman" w:eastAsia="FangSong" w:cs="Times New Roman"/>
-        </w:rPr>
-        <w:t>条件</w:t>
-      </w:r>
-      <w:r>
-        <w:rPr>
-          <w:rFonts w:hint="eastAsia" w:ascii="Times New Roman" w:hAnsi="Times New Roman" w:eastAsia="Times New Roman" w:cs="Times New Roman"/>
-        </w:rPr>
-        <w:t>(1)</w:t>
-      </w:r>
-      <w:r>
-        <w:rPr>
-          <w:rFonts w:hint="eastAsia" w:ascii="Times New Roman" w:hAnsi="Times New Roman" w:eastAsia="FangSong" w:cs="Times New Roman"/>
-        </w:rPr>
-        <w:t>无金属螯合</w:t>
-      </w:r>
-      <w:r>
-        <w:rPr>
-          <w:rFonts w:ascii="Times New Roman" w:hAnsi="Times New Roman" w:eastAsia="Times New Roman" w:cs="Times New Roman"/>
-        </w:rPr>
-        <w:t xml:space="preserve"> → </w:t>
-      </w:r>
-      <w:r>
-        <w:rPr>
-          <w:rFonts w:hint="eastAsia" w:ascii="Times New Roman" w:hAnsi="Times New Roman" w:eastAsia="Times New Roman" w:cs="Times New Roman"/>
-        </w:rPr>
-        <w:t>Felkin-Anh；</w:t>
-      </w:r>
-      <w:r>
-        <w:rPr>
-          <w:rFonts w:hint="eastAsia" w:ascii="Times New Roman" w:hAnsi="Times New Roman" w:eastAsia="FangSong" w:cs="Times New Roman"/>
-        </w:rPr>
-        <w:t>条件</w:t>
-      </w:r>
-      <w:r>
-        <w:rPr>
-          <w:rFonts w:hint="eastAsia" w:ascii="Times New Roman" w:hAnsi="Times New Roman" w:eastAsia="Times New Roman" w:cs="Times New Roman"/>
-        </w:rPr>
-        <w:t>(2)</w:t>
-      </w:r>
-      <w:r>
-        <w:rPr>
-          <w:rFonts w:hint="eastAsia" w:ascii="Times New Roman" w:hAnsi="Times New Roman" w:eastAsia="FangSong" w:cs="Times New Roman"/>
-        </w:rPr>
-        <w:t>有</w:t>
-      </w:r>
-      <w:r>
-        <w:rPr>
-          <w:rFonts w:ascii="Times New Roman" w:hAnsi="Times New Roman" w:eastAsia="Times New Roman" w:cs="Times New Roman"/>
-        </w:rPr>
-        <w:t xml:space="preserve"> TiCl</w:t>
-      </w:r>
-      <w:r>
-        <w:rPr>
-          <w:rFonts w:ascii="Times New Roman" w:hAnsi="Times New Roman" w:eastAsia="Times New Roman" w:cs="Times New Roman"/>
-          <w:vertAlign w:val="subscript"/>
-        </w:rPr>
-        <w:t>4</w:t>
-      </w:r>
-      <w:r>
-        <w:rPr>
-          <w:rFonts w:ascii="Times New Roman" w:hAnsi="Times New Roman" w:eastAsia="Times New Roman" w:cs="Times New Roman"/>
-        </w:rPr>
-        <w:t xml:space="preserve"> → Cram </w:t>
-      </w:r>
-      <w:r>
-        <w:rPr>
-          <w:rFonts w:hint="eastAsia" w:ascii="Times New Roman" w:hAnsi="Times New Roman" w:eastAsia="FangSong" w:cs="Times New Roman"/>
-        </w:rPr>
-        <w:t>螯合</w:t>
-      </w:r>
-      <w:r>
-        <w:rPr>
-          <w:rFonts w:hint="eastAsia" w:ascii="Times New Roman" w:hAnsi="Times New Roman" w:eastAsia="Times New Roman" w:cs="Times New Roman"/>
-        </w:rPr>
-        <w:t>（</w:t>
-      </w:r>
-      <w:r>
-        <w:rPr>
-          <w:rFonts w:hint="eastAsia" w:ascii="Times New Roman" w:hAnsi="Times New Roman" w:eastAsia="FangSong" w:cs="Times New Roman"/>
-        </w:rPr>
-        <w:t>底物有</w:t>
-      </w:r>
-      <w:r>
-        <w:rPr>
-          <w:rFonts w:ascii="Times New Roman" w:hAnsi="Times New Roman" w:eastAsia="Times New Roman" w:cs="Times New Roman"/>
-        </w:rPr>
-        <w:t xml:space="preserve"> OH </w:t>
-      </w:r>
-      <w:r>
-        <w:rPr>
-          <w:rFonts w:hint="eastAsia" w:ascii="Times New Roman" w:hAnsi="Times New Roman" w:eastAsia="FangSong" w:cs="Times New Roman"/>
-        </w:rPr>
-        <w:t>配位原子</w:t>
-      </w:r>
-      <w:r>
-        <w:rPr>
-          <w:rFonts w:hint="eastAsia" w:ascii="Times New Roman" w:hAnsi="Times New Roman" w:eastAsia="Times New Roman" w:cs="Times New Roman"/>
-        </w:rPr>
-        <w:t>）。</w:t>
-      </w:r>
-    </w:p>
-    <w:p>
-      <w:pPr>
-        <w:pStyle w:val="BodyText"/>
-      </w:pPr>
-      <w:r>
-        <w:rPr>
-          <w:rFonts w:hint="eastAsia" w:ascii="Times New Roman" w:hAnsi="Times New Roman" w:eastAsia="FangSong" w:cs="Times New Roman"/>
-          <w:b/>
-          <w:bCs/>
-        </w:rPr>
-        <w:t xml:space="preserve">解析</w:t>
-      </w:r>
-      <w:r>
-        <w:rPr>
-          <w:rFonts w:hint="eastAsia" w:ascii="Times New Roman" w:hAnsi="Times New Roman" w:eastAsia="Times New Roman" w:cs="Times New Roman"/>
-        </w:rPr>
-        <w:t xml:space="preserve">：</w:t>
-      </w:r>
-    </w:p>
-    <w:p>
-      <w:pPr>
-        <w:pStyle w:val="BodyText"/>
-      </w:pPr>
-      <w:r>
-        <w:rPr>
-          <w:rFonts w:ascii="Times New Roman" w:hAnsi="Times New Roman" w:eastAsia="Times New Roman" w:cs="Times New Roman"/>
-          <w:b/>
-          <w:bCs/>
-        </w:rPr>
-        <w:t xml:space="preserve">(1) Felkin-Anh </w:t>
-      </w:r>
-      <w:r>
-        <w:rPr>
-          <w:rFonts w:hint="eastAsia" w:ascii="Times New Roman" w:hAnsi="Times New Roman" w:eastAsia="FangSong" w:cs="Times New Roman"/>
-          <w:b/>
-          <w:bCs/>
-        </w:rPr>
-        <w:t>条件</w:t>
-      </w:r>
-      <w:r>
-        <w:rPr>
-          <w:rFonts w:hint="eastAsia" w:ascii="Times New Roman" w:hAnsi="Times New Roman" w:eastAsia="Times New Roman" w:cs="Times New Roman"/>
-          <w:b/>
-          <w:bCs/>
-        </w:rPr>
-        <w:t>（</w:t>
-      </w:r>
-      <w:r>
-        <w:rPr>
-          <w:rFonts w:hint="eastAsia" w:ascii="Times New Roman" w:hAnsi="Times New Roman" w:eastAsia="FangSong" w:cs="Times New Roman"/>
-          <w:b/>
-          <w:bCs/>
-        </w:rPr>
-        <w:t>无螯合金属</w:t>
-      </w:r>
-      <w:r>
-        <w:rPr>
-          <w:rFonts w:hint="eastAsia" w:ascii="Times New Roman" w:hAnsi="Times New Roman" w:eastAsia="Times New Roman" w:cs="Times New Roman"/>
-          <w:b/>
-          <w:bCs/>
-        </w:rPr>
-        <w:t>）</w:t>
-      </w:r>
-      <w:r>
-        <w:rPr>
-          <w:rFonts w:hint="eastAsia" w:ascii="Times New Roman" w:hAnsi="Times New Roman" w:eastAsia="Times New Roman" w:cs="Times New Roman"/>
-        </w:rPr>
-        <w:t xml:space="preserve">：</w:t>
-      </w:r>
-      <w:r>
-        <w:rPr>
-          <w:rFonts w:ascii="Times New Roman" w:hAnsi="Times New Roman" w:eastAsia="Times New Roman" w:cs="Times New Roman"/>
-        </w:rPr>
-        <w:t xml:space="preserve"> </w:t>
-      </w:r>
-      <w:r>
-        <w:rPr>
-          <w:rFonts w:ascii="Times New Roman" w:hAnsi="Times New Roman" w:eastAsia="Times New Roman" w:cs="Times New Roman"/>
-        </w:rPr>
-        <w:t xml:space="preserve">- </w:t>
-      </w:r>
-      <w:r>
-        <w:rPr>
-          <w:rFonts w:hint="eastAsia" w:ascii="Times New Roman" w:hAnsi="Times New Roman" w:eastAsia="Times New Roman" w:cs="Times New Roman"/>
-        </w:rPr>
-        <w:t>α-</w:t>
-      </w:r>
-      <w:r>
-        <w:rPr>
-          <w:rFonts w:hint="eastAsia" w:ascii="Times New Roman" w:hAnsi="Times New Roman" w:eastAsia="FangSong" w:cs="Times New Roman"/>
-        </w:rPr>
-        <w:t>手性碳连</w:t>
-      </w:r>
-      <w:r>
-        <w:rPr>
-          <w:rFonts w:hint="eastAsia" w:ascii="Times New Roman" w:hAnsi="Times New Roman" w:eastAsia="Times New Roman" w:cs="Times New Roman"/>
-        </w:rPr>
-        <w:t>：H（S），CH</w:t>
-      </w:r>
-      <w:r>
-        <w:rPr>
-          <w:rFonts w:hint="eastAsia" w:ascii="Times New Roman" w:hAnsi="Times New Roman" w:eastAsia="Times New Roman" w:cs="Times New Roman"/>
-          <w:vertAlign w:val="subscript"/>
-        </w:rPr>
-        <w:t>3</w:t>
-      </w:r>
-      <w:r>
-        <w:rPr>
-          <w:rFonts w:hint="eastAsia" w:ascii="Times New Roman" w:hAnsi="Times New Roman" w:eastAsia="Times New Roman" w:cs="Times New Roman"/>
-        </w:rPr>
-        <w:t>（M），OH（L？），COCH</w:t>
-      </w:r>
-      <w:r>
-        <w:rPr>
-          <w:rFonts w:hint="eastAsia" w:ascii="Times New Roman" w:hAnsi="Times New Roman" w:eastAsia="Times New Roman" w:cs="Times New Roman"/>
-          <w:vertAlign w:val="subscript"/>
-        </w:rPr>
-        <w:t>3</w:t>
-      </w:r>
-      <w:r>
-        <w:rPr>
-          <w:rFonts w:ascii="Times New Roman" w:hAnsi="Times New Roman" w:eastAsia="Times New Roman" w:cs="Times New Roman"/>
-        </w:rPr>
-        <w:t xml:space="preserve"> </w:t>
-      </w:r>
-      <w:r>
-        <w:rPr>
-          <w:rFonts w:ascii="Times New Roman" w:hAnsi="Times New Roman" w:eastAsia="Times New Roman" w:cs="Times New Roman"/>
-        </w:rPr>
-        <w:t xml:space="preserve">- </w:t>
-      </w:r>
-      <w:r>
-        <w:rPr>
-          <w:rFonts w:hint="eastAsia" w:ascii="Times New Roman" w:hAnsi="Times New Roman" w:eastAsia="FangSong" w:cs="Times New Roman"/>
-        </w:rPr>
-        <w:t xml:space="preserve">需确定</w:t>
-      </w:r>
-      <w:r>
-        <w:rPr>
-          <w:rFonts w:ascii="Times New Roman" w:hAnsi="Times New Roman" w:eastAsia="Times New Roman" w:cs="Times New Roman"/>
-        </w:rPr>
-        <w:t xml:space="preserve"> </w:t>
-      </w:r>
-      <w:r>
-        <w:rPr>
-          <w:rFonts w:hint="eastAsia" w:ascii="Times New Roman" w:hAnsi="Times New Roman" w:eastAsia="Times New Roman" w:cs="Times New Roman"/>
-        </w:rPr>
-        <w:t xml:space="preserve">L/M/S：OH</w:t>
-      </w:r>
-      <w:r>
-        <w:rPr>
-          <w:rFonts w:ascii="Times New Roman" w:hAnsi="Times New Roman" w:eastAsia="Times New Roman" w:cs="Times New Roman"/>
-        </w:rPr>
-        <w:t xml:space="preserve"> </w:t>
-      </w:r>
-      <w:r>
-        <w:rPr>
-          <w:rFonts w:hint="eastAsia" w:ascii="Times New Roman" w:hAnsi="Times New Roman" w:eastAsia="FangSong" w:cs="Times New Roman"/>
-        </w:rPr>
-        <w:t xml:space="preserve">与</w:t>
-      </w:r>
-      <w:r>
-        <w:rPr>
-          <w:rFonts w:ascii="Times New Roman" w:hAnsi="Times New Roman" w:eastAsia="Times New Roman" w:cs="Times New Roman"/>
-        </w:rPr>
-        <w:t xml:space="preserve"> C=O </w:t>
-      </w:r>
-      <w:r>
-        <w:rPr>
-          <w:rFonts w:hint="eastAsia" w:ascii="Times New Roman" w:hAnsi="Times New Roman" w:eastAsia="FangSong" w:cs="Times New Roman"/>
-        </w:rPr>
-        <w:t xml:space="preserve">之间的位阻关系和电子效应</w:t>
-      </w:r>
-      <w:r>
-        <w:rPr>
-          <w:rFonts w:ascii="Times New Roman" w:hAnsi="Times New Roman" w:eastAsia="Times New Roman" w:cs="Times New Roman"/>
-        </w:rPr>
-        <w:t xml:space="preserve"> </w:t>
-      </w:r>
-      <w:r>
-        <w:rPr>
-          <w:rFonts w:ascii="Times New Roman" w:hAnsi="Times New Roman" w:eastAsia="Times New Roman" w:cs="Times New Roman"/>
-        </w:rPr>
-        <w:t xml:space="preserve">- </w:t>
-      </w:r>
-      <w:r>
-        <w:rPr>
-          <w:rFonts w:hint="eastAsia" w:ascii="Times New Roman" w:hAnsi="Times New Roman" w:eastAsia="FangSong" w:cs="Times New Roman"/>
-        </w:rPr>
-        <w:t xml:space="preserve">按</w:t>
-      </w:r>
-      <w:r>
-        <w:rPr>
-          <w:rFonts w:ascii="Times New Roman" w:hAnsi="Times New Roman" w:eastAsia="Times New Roman" w:cs="Times New Roman"/>
-        </w:rPr>
-        <w:t xml:space="preserve"> </w:t>
-      </w:r>
-      <w:r>
-        <w:rPr>
-          <w:rFonts w:hint="eastAsia" w:ascii="Times New Roman" w:hAnsi="Times New Roman" w:eastAsia="Times New Roman" w:cs="Times New Roman"/>
-        </w:rPr>
-        <w:t>Felkin-Anh：</w:t>
-      </w:r>
-      <w:r>
-        <w:rPr>
-          <w:rFonts w:hint="eastAsia" w:ascii="Times New Roman" w:hAnsi="Times New Roman" w:eastAsia="FangSong" w:cs="Times New Roman"/>
-        </w:rPr>
-        <w:t>位阻最大的基团垂直于</w:t>
-      </w:r>
-      <w:r>
-        <w:rPr>
-          <w:rFonts w:ascii="Times New Roman" w:hAnsi="Times New Roman" w:eastAsia="Times New Roman" w:cs="Times New Roman"/>
-        </w:rPr>
-        <w:t xml:space="preserve"> C=O → </w:t>
-      </w:r>
-      <w:r>
-        <w:rPr>
-          <w:rFonts w:hint="eastAsia" w:ascii="Times New Roman" w:hAnsi="Times New Roman" w:eastAsia="FangSong" w:cs="Times New Roman"/>
-        </w:rPr>
-        <w:t>亲核试剂从最小基团</w:t>
-      </w:r>
-      <w:r>
-        <w:rPr>
-          <w:rFonts w:hint="eastAsia" w:ascii="Times New Roman" w:hAnsi="Times New Roman" w:eastAsia="Times New Roman" w:cs="Times New Roman"/>
-        </w:rPr>
-        <w:t>（H）</w:t>
-      </w:r>
-      <w:r>
-        <w:rPr>
-          <w:rFonts w:hint="eastAsia" w:ascii="Times New Roman" w:hAnsi="Times New Roman" w:eastAsia="FangSong" w:cs="Times New Roman"/>
-        </w:rPr>
-        <w:t>侧进攻</w:t>
-      </w:r>
-      <w:r>
-        <w:rPr>
-          <w:rFonts w:ascii="Times New Roman" w:hAnsi="Times New Roman" w:eastAsia="Times New Roman" w:cs="Times New Roman"/>
-        </w:rPr>
-        <w:t xml:space="preserve"> </w:t>
-      </w:r>
-      <w:r>
-        <w:rPr>
-          <w:rFonts w:ascii="Times New Roman" w:hAnsi="Times New Roman" w:eastAsia="Times New Roman" w:cs="Times New Roman"/>
-        </w:rPr>
-        <w:t xml:space="preserve">- </w:t>
-      </w:r>
-      <w:r>
-        <w:rPr>
-          <w:rFonts w:hint="eastAsia" w:ascii="Times New Roman" w:hAnsi="Times New Roman" w:eastAsia="FangSong" w:cs="Times New Roman"/>
-        </w:rPr>
-        <w:t>产物</w:t>
-      </w:r>
-      <w:r>
-        <w:rPr>
-          <w:rFonts w:hint="eastAsia" w:ascii="Times New Roman" w:hAnsi="Times New Roman" w:eastAsia="Times New Roman" w:cs="Times New Roman"/>
-        </w:rPr>
-        <w:t>：Felkin-Anh</w:t>
-      </w:r>
-      <w:r>
-        <w:rPr>
-          <w:rFonts w:ascii="Times New Roman" w:hAnsi="Times New Roman" w:eastAsia="Times New Roman" w:cs="Times New Roman"/>
-        </w:rPr>
-        <w:t xml:space="preserve"> </w:t>
-      </w:r>
-      <w:r>
-        <w:rPr>
-          <w:rFonts w:hint="eastAsia" w:ascii="Times New Roman" w:hAnsi="Times New Roman" w:eastAsia="FangSong" w:cs="Times New Roman"/>
-        </w:rPr>
-        <w:t xml:space="preserve">产物</w:t>
-      </w:r>
-    </w:p>
-    <w:p>
-      <w:pPr>
-        <w:pStyle w:val="BodyText"/>
-      </w:pPr>
-      <w:r>
-        <w:rPr>
-          <w:rFonts w:ascii="Times New Roman" w:hAnsi="Times New Roman" w:eastAsia="Times New Roman" w:cs="Times New Roman"/>
-          <w:b/>
-          <w:bCs/>
-        </w:rPr>
-        <w:t xml:space="preserve">(2) Cram </w:t>
-      </w:r>
-      <w:r>
-        <w:rPr>
-          <w:rFonts w:hint="eastAsia" w:ascii="Times New Roman" w:hAnsi="Times New Roman" w:eastAsia="FangSong" w:cs="Times New Roman"/>
-          <w:b/>
-          <w:bCs/>
-        </w:rPr>
-        <w:t>螯合条件</w:t>
-      </w:r>
-      <w:r>
-        <w:rPr>
-          <w:rFonts w:hint="eastAsia" w:ascii="Times New Roman" w:hAnsi="Times New Roman" w:eastAsia="Times New Roman" w:cs="Times New Roman"/>
-          <w:b/>
-          <w:bCs/>
-        </w:rPr>
-        <w:t>（+</w:t>
-      </w:r>
-      <w:r>
-        <w:rPr>
-          <w:rFonts w:ascii="Times New Roman" w:hAnsi="Times New Roman" w:eastAsia="Times New Roman" w:cs="Times New Roman"/>
-          <w:b/>
-          <w:bCs/>
-        </w:rPr>
-        <w:t xml:space="preserve"> </w:t>
-      </w:r>
-      <w:r>
-        <w:rPr>
-          <w:rFonts w:hint="eastAsia" w:ascii="Times New Roman" w:hAnsi="Times New Roman" w:eastAsia="Times New Roman" w:cs="Times New Roman"/>
-          <w:b/>
-          <w:bCs/>
-        </w:rPr>
-        <w:t>TiCl</w:t>
-      </w:r>
-      <w:r>
-        <w:rPr>
-          <w:rFonts w:hint="eastAsia" w:ascii="Times New Roman" w:hAnsi="Times New Roman" w:eastAsia="Times New Roman" w:cs="Times New Roman"/>
-          <w:b/>
-          <w:bCs/>
-          <w:vertAlign w:val="subscript"/>
-        </w:rPr>
-        <w:t>4</w:t>
-      </w:r>
-      <w:r>
-        <w:rPr>
-          <w:rFonts w:hint="eastAsia" w:ascii="Times New Roman" w:hAnsi="Times New Roman" w:eastAsia="Times New Roman" w:cs="Times New Roman"/>
-          <w:b/>
-          <w:bCs/>
-        </w:rPr>
-        <w:t>）</w:t>
-      </w:r>
-      <w:r>
-        <w:rPr>
-          <w:rFonts w:hint="eastAsia" w:ascii="Times New Roman" w:hAnsi="Times New Roman" w:eastAsia="Times New Roman" w:cs="Times New Roman"/>
-        </w:rPr>
-        <w:t xml:space="preserve">：</w:t>
-      </w:r>
-      <w:r>
-        <w:rPr>
-          <w:rFonts w:ascii="Times New Roman" w:hAnsi="Times New Roman" w:eastAsia="Times New Roman" w:cs="Times New Roman"/>
-        </w:rPr>
-        <w:t xml:space="preserve"> </w:t>
-      </w:r>
-      <w:r>
-        <w:rPr>
-          <w:rFonts w:ascii="Times New Roman" w:hAnsi="Times New Roman" w:eastAsia="Times New Roman" w:cs="Times New Roman"/>
-        </w:rPr>
-        <w:t>- TiCl</w:t>
-      </w:r>
-      <w:r>
-        <w:rPr>
-          <w:rFonts w:ascii="Times New Roman" w:hAnsi="Times New Roman" w:eastAsia="Times New Roman" w:cs="Times New Roman"/>
-          <w:vertAlign w:val="subscript"/>
-        </w:rPr>
-        <w:t>4</w:t>
-      </w:r>
-      <w:r>
-        <w:rPr>
-          <w:rFonts w:ascii="Times New Roman" w:hAnsi="Times New Roman" w:eastAsia="Times New Roman" w:cs="Times New Roman"/>
-        </w:rPr>
-        <w:t xml:space="preserve"> </w:t>
-      </w:r>
-      <w:r>
-        <w:rPr>
-          <w:rFonts w:hint="eastAsia" w:ascii="Times New Roman" w:hAnsi="Times New Roman" w:eastAsia="FangSong" w:cs="Times New Roman"/>
-        </w:rPr>
-        <w:t xml:space="preserve">同时配位</w:t>
-      </w:r>
-      <w:r>
-        <w:rPr>
-          <w:rFonts w:ascii="Times New Roman" w:hAnsi="Times New Roman" w:eastAsia="Times New Roman" w:cs="Times New Roman"/>
-        </w:rPr>
-        <w:t xml:space="preserve"> C=O </w:t>
-      </w:r>
-      <w:r>
-        <w:rPr>
-          <w:rFonts w:hint="eastAsia" w:ascii="Times New Roman" w:hAnsi="Times New Roman" w:eastAsia="FangSong" w:cs="Times New Roman"/>
-        </w:rPr>
-        <w:t xml:space="preserve">的</w:t>
-      </w:r>
-      <w:r>
-        <w:rPr>
-          <w:rFonts w:ascii="Times New Roman" w:hAnsi="Times New Roman" w:eastAsia="Times New Roman" w:cs="Times New Roman"/>
-        </w:rPr>
-        <w:t xml:space="preserve"> O </w:t>
-      </w:r>
-      <w:r>
-        <w:rPr>
-          <w:rFonts w:hint="eastAsia" w:ascii="Times New Roman" w:hAnsi="Times New Roman" w:eastAsia="FangSong" w:cs="Times New Roman"/>
-        </w:rPr>
-        <w:t xml:space="preserve">和</w:t>
-      </w:r>
-      <w:r>
-        <w:rPr>
-          <w:rFonts w:ascii="Times New Roman" w:hAnsi="Times New Roman" w:eastAsia="Times New Roman" w:cs="Times New Roman"/>
-        </w:rPr>
-        <w:t xml:space="preserve"> α-OH </w:t>
-      </w:r>
-      <w:r>
-        <w:rPr>
-          <w:rFonts w:hint="eastAsia" w:ascii="Times New Roman" w:hAnsi="Times New Roman" w:eastAsia="FangSong" w:cs="Times New Roman"/>
-        </w:rPr>
-        <w:t xml:space="preserve">的</w:t>
-      </w:r>
-      <w:r>
-        <w:rPr>
-          <w:rFonts w:ascii="Times New Roman" w:hAnsi="Times New Roman" w:eastAsia="Times New Roman" w:cs="Times New Roman"/>
-        </w:rPr>
-        <w:t xml:space="preserve"> O → </w:t>
-      </w:r>
-      <w:r>
-        <w:rPr>
-          <w:rFonts w:hint="eastAsia" w:ascii="Times New Roman" w:hAnsi="Times New Roman" w:eastAsia="FangSong" w:cs="Times New Roman"/>
-        </w:rPr>
-        <w:t xml:space="preserve">形成五元环螯合物</w:t>
-      </w:r>
-      <w:r>
-        <w:rPr>
-          <w:rFonts w:ascii="Times New Roman" w:hAnsi="Times New Roman" w:eastAsia="Times New Roman" w:cs="Times New Roman"/>
-        </w:rPr>
-        <w:t xml:space="preserve"> </w:t>
-      </w:r>
-      <w:r>
-        <w:rPr>
-          <w:rFonts w:ascii="Times New Roman" w:hAnsi="Times New Roman" w:eastAsia="Times New Roman" w:cs="Times New Roman"/>
-        </w:rPr>
-        <w:t xml:space="preserve">- </w:t>
-      </w:r>
-      <w:r>
-        <w:rPr>
-          <w:rFonts w:hint="eastAsia" w:ascii="Times New Roman" w:hAnsi="Times New Roman" w:eastAsia="FangSong" w:cs="Times New Roman"/>
-        </w:rPr>
-        <w:t>螯合物锁定构象</w:t>
-      </w:r>
-      <w:r>
-        <w:rPr>
-          <w:rFonts w:hint="eastAsia" w:ascii="Times New Roman" w:hAnsi="Times New Roman" w:eastAsia="Times New Roman" w:cs="Times New Roman"/>
-        </w:rPr>
-        <w:t>：C=O</w:t>
-      </w:r>
-      <w:r>
-        <w:rPr>
-          <w:rFonts w:ascii="Times New Roman" w:hAnsi="Times New Roman" w:eastAsia="Times New Roman" w:cs="Times New Roman"/>
-        </w:rPr>
-        <w:t xml:space="preserve"> </w:t>
-      </w:r>
-      <w:r>
-        <w:rPr>
-          <w:rFonts w:hint="eastAsia" w:ascii="Times New Roman" w:hAnsi="Times New Roman" w:eastAsia="FangSong" w:cs="Times New Roman"/>
-        </w:rPr>
-        <w:t xml:space="preserve">被</w:t>
-      </w:r>
-      <w:r>
-        <w:rPr>
-          <w:rFonts w:ascii="Times New Roman" w:hAnsi="Times New Roman" w:eastAsia="Times New Roman" w:cs="Times New Roman"/>
-        </w:rPr>
-        <w:t xml:space="preserve"> TiCl</w:t>
-      </w:r>
-      <w:r>
-        <w:rPr>
-          <w:rFonts w:ascii="Times New Roman" w:hAnsi="Times New Roman" w:eastAsia="Times New Roman" w:cs="Times New Roman"/>
-          <w:vertAlign w:val="subscript"/>
-        </w:rPr>
-        <w:t>4</w:t>
-      </w:r>
-      <w:r>
-        <w:rPr>
-          <w:rFonts w:ascii="Times New Roman" w:hAnsi="Times New Roman" w:eastAsia="Times New Roman" w:cs="Times New Roman"/>
-        </w:rPr>
-        <w:t xml:space="preserve"> </w:t>
-      </w:r>
-      <w:r>
-        <w:rPr>
-          <w:rFonts w:hint="eastAsia" w:ascii="Times New Roman" w:hAnsi="Times New Roman" w:eastAsia="FangSong" w:cs="Times New Roman"/>
-        </w:rPr>
-        <w:t xml:space="preserve">配体从一面屏蔽</w:t>
-      </w:r>
-      <w:r>
-        <w:rPr>
-          <w:rFonts w:ascii="Times New Roman" w:hAnsi="Times New Roman" w:eastAsia="Times New Roman" w:cs="Times New Roman"/>
-        </w:rPr>
-        <w:t xml:space="preserve"> </w:t>
-      </w:r>
-      <w:r>
-        <w:rPr>
-          <w:rFonts w:ascii="Times New Roman" w:hAnsi="Times New Roman" w:eastAsia="Times New Roman" w:cs="Times New Roman"/>
-        </w:rPr>
-        <w:t>- CH</w:t>
-      </w:r>
-      <w:r>
-        <w:rPr>
-          <w:rFonts w:ascii="Times New Roman" w:hAnsi="Times New Roman" w:eastAsia="Times New Roman" w:cs="Times New Roman"/>
-          <w:vertAlign w:val="subscript"/>
-        </w:rPr>
-        <w:t>3</w:t>
-      </w:r>
-      <w:r>
-        <w:rPr>
-          <w:rFonts w:ascii="Times New Roman" w:hAnsi="Times New Roman" w:eastAsia="Times New Roman" w:cs="Times New Roman"/>
-        </w:rPr>
-        <w:t xml:space="preserve">MgBr </w:t>
-      </w:r>
-      <w:r>
-        <w:rPr>
-          <w:rFonts w:hint="eastAsia" w:ascii="Times New Roman" w:hAnsi="Times New Roman" w:eastAsia="FangSong" w:cs="Times New Roman"/>
-        </w:rPr>
-        <w:t xml:space="preserve">从</w:t>
-      </w:r>
-      <w:r>
-        <w:rPr>
-          <w:rFonts w:hint="eastAsia" w:ascii="Times New Roman" w:hAnsi="Times New Roman" w:eastAsia="FangSong" w:cs="Times New Roman"/>
-          <w:b/>
-          <w:bCs/>
-        </w:rPr>
-        <w:t xml:space="preserve">未被屏蔽的面</w:t>
-      </w:r>
-      <w:r>
-        <w:rPr>
-          <w:rFonts w:hint="eastAsia" w:ascii="Times New Roman" w:hAnsi="Times New Roman" w:eastAsia="FangSong" w:cs="Times New Roman"/>
-        </w:rPr>
-        <w:t xml:space="preserve">进攻</w:t>
-      </w:r>
-      <w:r>
-        <w:rPr>
-          <w:rFonts w:ascii="Times New Roman" w:hAnsi="Times New Roman" w:eastAsia="Times New Roman" w:cs="Times New Roman"/>
-        </w:rPr>
-        <w:t xml:space="preserve"> </w:t>
-      </w:r>
-      <w:r>
-        <w:rPr>
-          <w:rFonts w:ascii="Times New Roman" w:hAnsi="Times New Roman" w:eastAsia="Times New Roman" w:cs="Times New Roman"/>
-        </w:rPr>
-        <w:t xml:space="preserve">-</w:t>
-      </w:r>
-      <w:r>
-        <w:rPr>
-          <w:rFonts w:ascii="Times New Roman" w:hAnsi="Times New Roman" w:eastAsia="Times New Roman" w:cs="Times New Roman"/>
-        </w:rPr>
-        <w:t xml:space="preserve"> </w:t>
-      </w:r>
-      <w:r>
-        <w:rPr>
-          <w:rFonts w:hint="eastAsia" w:ascii="Times New Roman" w:hAnsi="Times New Roman" w:eastAsia="FangSong" w:cs="Times New Roman"/>
-          <w:b/>
-          <w:bCs/>
-        </w:rPr>
-        <w:t xml:space="preserve">产物构型可能反转</w:t>
-      </w:r>
-      <w:r>
-        <w:rPr>
-          <w:rFonts w:hint="eastAsia" w:ascii="Times New Roman" w:hAnsi="Times New Roman" w:eastAsia="Times New Roman" w:cs="Times New Roman"/>
-        </w:rPr>
-        <w:t>（</w:t>
-      </w:r>
-      <w:r>
-        <w:rPr>
-          <w:rFonts w:hint="eastAsia" w:ascii="Times New Roman" w:hAnsi="Times New Roman" w:eastAsia="FangSong" w:cs="Times New Roman"/>
-        </w:rPr>
-        <w:t>与条件</w:t>
-      </w:r>
-      <w:r>
-        <w:rPr>
-          <w:rFonts w:hint="eastAsia" w:ascii="Times New Roman" w:hAnsi="Times New Roman" w:eastAsia="Times New Roman" w:cs="Times New Roman"/>
-        </w:rPr>
-        <w:t>(1)</w:t>
-      </w:r>
-      <w:r>
-        <w:rPr>
-          <w:rFonts w:hint="eastAsia" w:ascii="Times New Roman" w:hAnsi="Times New Roman" w:eastAsia="FangSong" w:cs="Times New Roman"/>
-        </w:rPr>
-        <w:t>相反</w:t>
-      </w:r>
-      <w:r>
-        <w:rPr>
-          <w:rFonts w:hint="eastAsia" w:ascii="Times New Roman" w:hAnsi="Times New Roman" w:eastAsia="Times New Roman" w:cs="Times New Roman"/>
-        </w:rPr>
-        <w:t>）</w:t>
-      </w:r>
-    </w:p>
-    <w:p>
-      <w:pPr>
-        <w:pStyle w:val="BodyText"/>
-      </w:pPr>
-      <w:r>
-        <w:rPr>
-          <w:rFonts w:hint="eastAsia" w:ascii="Times New Roman" w:hAnsi="Times New Roman" w:eastAsia="FangSong" w:cs="Times New Roman"/>
-          <w:b/>
-          <w:bCs/>
-        </w:rPr>
-        <w:t xml:space="preserve">答案</w:t>
-      </w:r>
-      <w:r>
-        <w:rPr>
-          <w:rFonts w:hint="eastAsia" w:ascii="Times New Roman" w:hAnsi="Times New Roman" w:eastAsia="Times New Roman" w:cs="Times New Roman"/>
-        </w:rPr>
-        <w:t>：</w:t>
-      </w:r>
-      <w:r>
-        <w:rPr>
-          <w:rFonts w:hint="eastAsia" w:ascii="Times New Roman" w:hAnsi="Times New Roman" w:eastAsia="FangSong" w:cs="Times New Roman"/>
-        </w:rPr>
-        <w:t>条件</w:t>
-      </w:r>
-      <w:r>
-        <w:rPr>
-          <w:rFonts w:hint="eastAsia" w:ascii="Times New Roman" w:hAnsi="Times New Roman" w:eastAsia="Times New Roman" w:cs="Times New Roman"/>
-        </w:rPr>
-        <w:t>(1)</w:t>
-      </w:r>
-      <w:r>
-        <w:rPr>
-          <w:rFonts w:hint="eastAsia" w:ascii="Times New Roman" w:hAnsi="Times New Roman" w:eastAsia="FangSong" w:cs="Times New Roman"/>
-        </w:rPr>
-        <w:t>得</w:t>
-      </w:r>
-      <w:r>
-        <w:rPr>
-          <w:rFonts w:ascii="Times New Roman" w:hAnsi="Times New Roman" w:eastAsia="Times New Roman" w:cs="Times New Roman"/>
-        </w:rPr>
-        <w:t xml:space="preserve"> Felkin-Anh </w:t>
-      </w:r>
-      <w:r>
-        <w:rPr>
-          <w:rFonts w:hint="eastAsia" w:ascii="Times New Roman" w:hAnsi="Times New Roman" w:eastAsia="FangSong" w:cs="Times New Roman"/>
-        </w:rPr>
-        <w:t>产物</w:t>
-      </w:r>
-      <w:r>
-        <w:rPr>
-          <w:rFonts w:hint="eastAsia" w:ascii="Times New Roman" w:hAnsi="Times New Roman" w:eastAsia="Times New Roman" w:cs="Times New Roman"/>
-        </w:rPr>
-        <w:t>；</w:t>
-      </w:r>
-      <w:r>
-        <w:rPr>
-          <w:rFonts w:hint="eastAsia" w:ascii="Times New Roman" w:hAnsi="Times New Roman" w:eastAsia="FangSong" w:cs="Times New Roman"/>
-        </w:rPr>
-        <w:t>条件</w:t>
-      </w:r>
-      <w:r>
-        <w:rPr>
-          <w:rFonts w:hint="eastAsia" w:ascii="Times New Roman" w:hAnsi="Times New Roman" w:eastAsia="Times New Roman" w:cs="Times New Roman"/>
-        </w:rPr>
-        <w:t>(2)</w:t>
-      </w:r>
-      <w:r>
-        <w:rPr>
-          <w:rFonts w:hint="eastAsia" w:ascii="Times New Roman" w:hAnsi="Times New Roman" w:eastAsia="FangSong" w:cs="Times New Roman"/>
-        </w:rPr>
-        <w:t>得</w:t>
-      </w:r>
-      <w:r>
-        <w:rPr>
-          <w:rFonts w:ascii="Times New Roman" w:hAnsi="Times New Roman" w:eastAsia="Times New Roman" w:cs="Times New Roman"/>
-        </w:rPr>
-        <w:t xml:space="preserve"> Cram </w:t>
-      </w:r>
-      <w:r>
-        <w:rPr>
-          <w:rFonts w:hint="eastAsia" w:ascii="Times New Roman" w:hAnsi="Times New Roman" w:eastAsia="FangSong" w:cs="Times New Roman"/>
-        </w:rPr>
-        <w:t>螯合产物</w:t>
-      </w:r>
-      <w:r>
-        <w:rPr>
-          <w:rFonts w:hint="eastAsia" w:ascii="Times New Roman" w:hAnsi="Times New Roman" w:eastAsia="Times New Roman" w:cs="Times New Roman"/>
-        </w:rPr>
-        <w:t>。</w:t>
-      </w:r>
-      <w:r>
-        <w:rPr>
-          <w:rFonts w:hint="eastAsia" w:ascii="Times New Roman" w:hAnsi="Times New Roman" w:eastAsia="FangSong" w:cs="Times New Roman"/>
-        </w:rPr>
-        <w:t>两者的绝对构型不同</w:t>
-      </w:r>
-      <w:r>
-        <w:rPr>
-          <w:rFonts w:hint="eastAsia" w:ascii="Times New Roman" w:hAnsi="Times New Roman" w:eastAsia="Times New Roman" w:cs="Times New Roman"/>
-        </w:rPr>
-        <w:t>。</w:t>
-      </w:r>
-      <w:r>
-        <w:rPr>
-          <w:rFonts w:hint="eastAsia" w:ascii="Times New Roman" w:hAnsi="Times New Roman" w:eastAsia="FangSong" w:cs="Times New Roman"/>
-        </w:rPr>
-        <w:t>同一底物</w:t>
-      </w:r>
-      <w:r>
-        <w:rPr>
-          <w:rFonts w:hint="eastAsia" w:ascii="Times New Roman" w:hAnsi="Times New Roman" w:eastAsia="Times New Roman" w:cs="Times New Roman"/>
-        </w:rPr>
-        <w:t>、</w:t>
-      </w:r>
-      <w:r>
-        <w:rPr>
-          <w:rFonts w:hint="eastAsia" w:ascii="Times New Roman" w:hAnsi="Times New Roman" w:eastAsia="FangSong" w:cs="Times New Roman"/>
-        </w:rPr>
-        <w:t>不同条件</w:t>
-      </w:r>
-      <w:r>
-        <w:rPr>
-          <w:rFonts w:hint="eastAsia" w:ascii="Times New Roman" w:hAnsi="Times New Roman" w:eastAsia="Times New Roman" w:cs="Times New Roman"/>
-        </w:rPr>
-        <w:t>→</w:t>
-      </w:r>
-      <w:r>
-        <w:rPr>
-          <w:rFonts w:hint="eastAsia" w:ascii="Times New Roman" w:hAnsi="Times New Roman" w:eastAsia="FangSong" w:cs="Times New Roman"/>
-        </w:rPr>
-        <w:t>产物构型反转</w:t>
-      </w:r>
-      <w:r>
-        <w:rPr>
-          <w:rFonts w:hint="eastAsia" w:ascii="Times New Roman" w:hAnsi="Times New Roman" w:eastAsia="Times New Roman" w:cs="Times New Roman"/>
-        </w:rPr>
-        <w:t>，</w:t>
-      </w:r>
-      <w:r>
-        <w:rPr>
-          <w:rFonts w:hint="eastAsia" w:ascii="Times New Roman" w:hAnsi="Times New Roman" w:eastAsia="FangSong" w:cs="Times New Roman"/>
-        </w:rPr>
-        <w:t>这正是螯合控制的强大效应</w:t>
-      </w:r>
-      <w:r>
-        <w:rPr>
-          <w:rFonts w:hint="eastAsia" w:ascii="Times New Roman" w:hAnsi="Times New Roman" w:eastAsia="Times New Roman" w:cs="Times New Roman"/>
-        </w:rPr>
-        <w:t>。</w:t>
-      </w:r>
-    </w:p>
-    <w:p>
-      <w:pPr>
-        <w:pStyle w:val="BodyText"/>
-      </w:pPr>
-      <w:r>
-        <w:rPr>
-          <w:rFonts w:hint="eastAsia" w:ascii="Times New Roman" w:hAnsi="Times New Roman" w:eastAsia="FangSong" w:cs="Times New Roman"/>
-          <w:b/>
-          <w:bCs/>
-        </w:rPr>
-        <w:t xml:space="preserve">反思</w:t>
-      </w:r>
-      <w:r>
-        <w:rPr>
-          <w:rFonts w:hint="eastAsia" w:ascii="Times New Roman" w:hAnsi="Times New Roman" w:eastAsia="Times New Roman" w:cs="Times New Roman"/>
-        </w:rPr>
-        <w:t>：</w:t>
-      </w:r>
-      <w:r>
-        <w:rPr>
-          <w:rFonts w:hint="eastAsia" w:ascii="Times New Roman" w:hAnsi="Times New Roman" w:eastAsia="FangSong" w:cs="Times New Roman"/>
-        </w:rPr>
-        <w:t>看到</w:t>
-      </w:r>
-      <w:r>
-        <w:rPr>
-          <w:rFonts w:ascii="Times New Roman" w:hAnsi="Times New Roman" w:eastAsia="Times New Roman" w:cs="Times New Roman"/>
-        </w:rPr>
-        <w:t xml:space="preserve"> </w:t>
-      </w:r>
-      <w:r>
-        <w:rPr>
-          <w:rFonts w:hint="eastAsia" w:ascii="Times New Roman" w:hAnsi="Times New Roman" w:eastAsia="Times New Roman" w:cs="Times New Roman"/>
-        </w:rPr>
-        <w:t>α-</w:t>
-      </w:r>
-      <w:r>
-        <w:rPr>
-          <w:rFonts w:hint="eastAsia" w:ascii="Times New Roman" w:hAnsi="Times New Roman" w:eastAsia="FangSong" w:cs="Times New Roman"/>
-        </w:rPr>
-        <w:t>羟基</w:t>
-      </w:r>
-      <w:r>
-        <w:rPr>
-          <w:rFonts w:hint="eastAsia" w:ascii="Times New Roman" w:hAnsi="Times New Roman" w:eastAsia="Times New Roman" w:cs="Times New Roman"/>
-        </w:rPr>
-        <w:t>/α-</w:t>
-      </w:r>
-      <w:r>
-        <w:rPr>
-          <w:rFonts w:hint="eastAsia" w:ascii="Times New Roman" w:hAnsi="Times New Roman" w:eastAsia="FangSong" w:cs="Times New Roman"/>
-        </w:rPr>
-        <w:t>烷氧基</w:t>
-      </w:r>
-      <w:r>
-        <w:rPr>
-          <w:rFonts w:ascii="Times New Roman" w:hAnsi="Times New Roman" w:eastAsia="Times New Roman" w:cs="Times New Roman"/>
-        </w:rPr>
-        <w:t xml:space="preserve"> + </w:t>
-      </w:r>
-      <w:r>
-        <w:rPr>
-          <w:rFonts w:hint="eastAsia" w:ascii="Times New Roman" w:hAnsi="Times New Roman" w:eastAsia="FangSong" w:cs="Times New Roman"/>
-        </w:rPr>
-        <w:t xml:space="preserve">金属试剂</w:t>
-      </w:r>
-      <w:r>
-        <w:rPr>
-          <w:rFonts w:ascii="Times New Roman" w:hAnsi="Times New Roman" w:eastAsia="Times New Roman" w:cs="Times New Roman"/>
-        </w:rPr>
-        <w:t xml:space="preserve"> + Lewis </w:t>
-      </w:r>
-      <w:r>
-        <w:rPr>
-          <w:rFonts w:hint="eastAsia" w:ascii="Times New Roman" w:hAnsi="Times New Roman" w:eastAsia="FangSong" w:cs="Times New Roman"/>
-        </w:rPr>
-        <w:t xml:space="preserve">酸</w:t>
-      </w:r>
-      <w:r>
-        <w:rPr>
-          <w:rFonts w:ascii="Times New Roman" w:hAnsi="Times New Roman" w:eastAsia="Times New Roman" w:cs="Times New Roman"/>
-        </w:rPr>
-        <w:t xml:space="preserve"> →</w:t>
-      </w:r>
-      <w:r>
-        <w:rPr>
-          <w:rFonts w:ascii="Times New Roman" w:hAnsi="Times New Roman" w:eastAsia="Times New Roman" w:cs="Times New Roman"/>
-        </w:rPr>
-        <w:t xml:space="preserve"> </w:t>
-      </w:r>
-      <w:r>
-        <w:rPr>
-          <w:rFonts w:hint="eastAsia" w:ascii="Times New Roman" w:hAnsi="Times New Roman" w:eastAsia="FangSong" w:cs="Times New Roman"/>
-          <w:b/>
-          <w:bCs/>
-        </w:rPr>
-        <w:t xml:space="preserve">第一反应是</w:t>
-      </w:r>
-      <w:r>
-        <w:rPr>
-          <w:rFonts w:ascii="Times New Roman" w:hAnsi="Times New Roman" w:eastAsia="Times New Roman" w:cs="Times New Roman"/>
-          <w:b/>
-          <w:bCs/>
-        </w:rPr>
-        <w:t xml:space="preserve"> Cram </w:t>
-      </w:r>
-      <w:r>
-        <w:rPr>
-          <w:rFonts w:hint="eastAsia" w:ascii="Times New Roman" w:hAnsi="Times New Roman" w:eastAsia="FangSong" w:cs="Times New Roman"/>
-          <w:b/>
-          <w:bCs/>
-        </w:rPr>
-        <w:t xml:space="preserve">螯合</w:t>
-      </w:r>
-      <w:r>
-        <w:rPr>
-          <w:rFonts w:hint="eastAsia" w:ascii="Times New Roman" w:hAnsi="Times New Roman" w:eastAsia="Times New Roman" w:cs="Times New Roman"/>
-        </w:rPr>
-        <w:t>，</w:t>
-      </w:r>
-      <w:r>
-        <w:rPr>
-          <w:rFonts w:hint="eastAsia" w:ascii="Times New Roman" w:hAnsi="Times New Roman" w:eastAsia="FangSong" w:cs="Times New Roman"/>
-        </w:rPr>
-        <w:t>不是</w:t>
-      </w:r>
-      <w:r>
-        <w:rPr>
-          <w:rFonts w:ascii="Times New Roman" w:hAnsi="Times New Roman" w:eastAsia="Times New Roman" w:cs="Times New Roman"/>
-        </w:rPr>
-        <w:t xml:space="preserve"> Felkin-Anh。</w:t>
-      </w:r>
-    </w:p>
-    <w:p>
-      <w:pPr>
-        <w:spacing w:before="160" w:after="80"/>
-      </w:pPr>
-      <w:r>
-        <w:pict>
-          <v:rect style="width:0;height:1.5pt" o:hralign="center" o:hrstd="t" o:hr="t"/>
-        </w:pict>
-      </w:r>
-    </w:p>
-    <w:bookmarkEnd w:id="37"/>
-    <w:bookmarkStart w:id="38" w:name="例4-evans-助剂烷基化完整三步推演"/>
-    <w:p>
-      <w:pPr>
-        <w:pStyle w:val="Heading3"/>
-        <w:spacing w:before="280" w:after="120"/>
-      </w:pPr>
-      <w:r>
-        <w:rPr>
-          <w:rFonts w:hint="eastAsia" w:ascii="Times New Roman" w:hAnsi="Times New Roman" w:eastAsia="SimHei" w:cs="Times New Roman"/>
-        </w:rPr>
-        <w:t>例</w:t>
-      </w:r>
-      <w:r>
-        <w:rPr>
-          <w:rFonts w:hint="eastAsia" w:ascii="Times New Roman" w:hAnsi="Times New Roman" w:eastAsia="Times New Roman" w:cs="Times New Roman"/>
-        </w:rPr>
-        <w:t>4</w:t>
-      </w:r>
-      <w:r>
-        <w:rPr>
-          <w:rFonts w:ascii="Times New Roman" w:hAnsi="Times New Roman" w:eastAsia="Times New Roman" w:cs="Times New Roman"/>
-        </w:rPr>
-        <w:t xml:space="preserve"> Evans </w:t>
-      </w:r>
-      <w:r>
-        <w:rPr>
-          <w:rFonts w:hint="eastAsia" w:ascii="Times New Roman" w:hAnsi="Times New Roman" w:eastAsia="SimHei" w:cs="Times New Roman"/>
-        </w:rPr>
-        <w:t>助剂烷基化</w:t>
-      </w:r>
-      <w:r>
-        <w:rPr>
-          <w:rFonts w:hint="eastAsia" w:ascii="Times New Roman" w:hAnsi="Times New Roman" w:eastAsia="Times New Roman" w:cs="Times New Roman"/>
-        </w:rPr>
-        <w:t>——</w:t>
-      </w:r>
-      <w:r>
-        <w:rPr>
-          <w:rFonts w:hint="eastAsia" w:ascii="Times New Roman" w:hAnsi="Times New Roman" w:eastAsia="SimHei" w:cs="Times New Roman"/>
-        </w:rPr>
-        <w:t>完整三步推演</w:t>
-      </w:r>
-      <w:r>
-        <w:rPr>
-          <w:rFonts w:ascii="Times New Roman" w:hAnsi="Times New Roman" w:eastAsia="Times New Roman" w:cs="Times New Roman"/>
-        </w:rPr>
-        <w:t xml:space="preserve"> ⭐⭐⭐⭐</w:t>
-      </w:r>
-    </w:p>
-    <w:p>
-      <w:pPr>
-        <w:pStyle w:val="FirstParagraph"/>
-      </w:pPr>
-      <w:r>
-        <w:rPr>
-          <w:rFonts w:hint="eastAsia" w:ascii="Times New Roman" w:hAnsi="Times New Roman" w:eastAsia="FangSong" w:cs="Times New Roman"/>
-          <w:b/>
-          <w:bCs/>
-        </w:rPr>
-        <w:t xml:space="preserve">题干</w:t>
-      </w:r>
-      <w:r>
-        <w:rPr>
-          <w:rFonts w:hint="eastAsia" w:ascii="Times New Roman" w:hAnsi="Times New Roman" w:eastAsia="Times New Roman" w:cs="Times New Roman"/>
-        </w:rPr>
-        <w:t>：</w:t>
-      </w:r>
-      <w:r>
-        <w:rPr>
-          <w:rFonts w:hint="eastAsia" w:ascii="Times New Roman" w:hAnsi="Times New Roman" w:eastAsia="FangSong" w:cs="Times New Roman"/>
-        </w:rPr>
-        <w:t>使用</w:t>
-      </w:r>
-      <w:r>
-        <w:rPr>
-          <w:rFonts w:hint="eastAsia" w:ascii="Times New Roman" w:hAnsi="Times New Roman" w:eastAsia="Times New Roman" w:cs="Times New Roman"/>
-        </w:rPr>
-        <w:t>(R)-4-</w:t>
-      </w:r>
-      <w:r>
-        <w:rPr>
-          <w:rFonts w:hint="eastAsia" w:ascii="Times New Roman" w:hAnsi="Times New Roman" w:eastAsia="FangSong" w:cs="Times New Roman"/>
-        </w:rPr>
-        <w:t>苄基</w:t>
-      </w:r>
-      <w:r>
-        <w:rPr>
-          <w:rFonts w:hint="eastAsia" w:ascii="Times New Roman" w:hAnsi="Times New Roman" w:eastAsia="Times New Roman" w:cs="Times New Roman"/>
-        </w:rPr>
-        <w:t>-2-</w:t>
-      </w:r>
-      <w:r>
-        <w:rPr>
-          <w:rFonts w:hint="eastAsia" w:ascii="Times New Roman" w:hAnsi="Times New Roman" w:eastAsia="FangSong" w:cs="Times New Roman"/>
-        </w:rPr>
-        <w:t>噁唑烷酮作为手性助剂时</w:t>
-      </w:r>
-      <w:r>
-        <w:rPr>
-          <w:rFonts w:hint="eastAsia" w:ascii="Times New Roman" w:hAnsi="Times New Roman" w:eastAsia="Times New Roman" w:cs="Times New Roman"/>
-        </w:rPr>
-        <w:t>，</w:t>
-      </w:r>
-      <w:r>
-        <w:rPr>
-          <w:rFonts w:hint="eastAsia" w:ascii="Times New Roman" w:hAnsi="Times New Roman" w:eastAsia="FangSong" w:cs="Times New Roman"/>
-        </w:rPr>
-        <w:t>丙酰氯经</w:t>
-      </w:r>
-      <w:r>
-        <w:rPr>
-          <w:rFonts w:ascii="Times New Roman" w:hAnsi="Times New Roman" w:eastAsia="Times New Roman" w:cs="Times New Roman"/>
-        </w:rPr>
-        <w:t xml:space="preserve"> Evans </w:t>
-      </w:r>
-      <w:r>
-        <w:rPr>
-          <w:rFonts w:hint="eastAsia" w:ascii="Times New Roman" w:hAnsi="Times New Roman" w:eastAsia="FangSong" w:cs="Times New Roman"/>
-        </w:rPr>
-        <w:t>烷基化</w:t>
-      </w:r>
-      <w:r>
-        <w:rPr>
-          <w:rFonts w:hint="eastAsia" w:ascii="Times New Roman" w:hAnsi="Times New Roman" w:eastAsia="Times New Roman" w:cs="Times New Roman"/>
-        </w:rPr>
-        <w:t>（LDA,</w:t>
-      </w:r>
-      <w:r>
-        <w:rPr>
-          <w:rFonts w:ascii="Times New Roman" w:hAnsi="Times New Roman" w:eastAsia="Times New Roman" w:cs="Times New Roman"/>
-        </w:rPr>
-        <w:t xml:space="preserve"> -78°C → BnBr → </w:t>
-      </w:r>
-      <w:r>
-        <w:rPr>
-          <w:rFonts w:hint="eastAsia" w:ascii="Times New Roman" w:hAnsi="Times New Roman" w:eastAsia="Times New Roman" w:cs="Times New Roman"/>
-        </w:rPr>
-        <w:t>LiOH/H</w:t>
-      </w:r>
-      <w:r>
-        <w:rPr>
-          <w:rFonts w:hint="eastAsia" w:ascii="Times New Roman" w:hAnsi="Times New Roman" w:eastAsia="Times New Roman" w:cs="Times New Roman"/>
-          <w:vertAlign w:val="subscript"/>
-        </w:rPr>
-        <w:t>2</w:t>
-      </w:r>
-      <w:r>
-        <w:rPr>
-          <w:rFonts w:hint="eastAsia" w:ascii="Times New Roman" w:hAnsi="Times New Roman" w:eastAsia="Times New Roman" w:cs="Times New Roman"/>
-        </w:rPr>
-        <w:t>O</w:t>
-      </w:r>
-      <w:r>
-        <w:rPr>
-          <w:rFonts w:hint="eastAsia" w:ascii="Times New Roman" w:hAnsi="Times New Roman" w:eastAsia="Times New Roman" w:cs="Times New Roman"/>
-          <w:vertAlign w:val="subscript"/>
-        </w:rPr>
-        <w:t>2</w:t>
-      </w:r>
-      <w:r>
-        <w:rPr>
-          <w:rFonts w:hint="eastAsia" w:ascii="Times New Roman" w:hAnsi="Times New Roman" w:eastAsia="FangSong" w:cs="Times New Roman"/>
-        </w:rPr>
-        <w:t>水解</w:t>
-      </w:r>
-      <w:r>
-        <w:rPr>
-          <w:rFonts w:hint="eastAsia" w:ascii="Times New Roman" w:hAnsi="Times New Roman" w:eastAsia="Times New Roman" w:cs="Times New Roman"/>
-        </w:rPr>
-        <w:t>）</w:t>
-      </w:r>
-      <w:r>
-        <w:rPr>
-          <w:rFonts w:hint="eastAsia" w:ascii="Times New Roman" w:hAnsi="Times New Roman" w:eastAsia="FangSong" w:cs="Times New Roman"/>
-        </w:rPr>
-        <w:t>后的产物是什么</w:t>
-      </w:r>
-      <w:r>
-        <w:rPr>
-          <w:rFonts w:hint="eastAsia" w:ascii="Times New Roman" w:hAnsi="Times New Roman" w:eastAsia="Times New Roman" w:cs="Times New Roman"/>
-        </w:rPr>
-        <w:t>？</w:t>
-      </w:r>
-      <w:r>
-        <w:rPr>
-          <w:rFonts w:hint="eastAsia" w:ascii="Times New Roman" w:hAnsi="Times New Roman" w:eastAsia="FangSong" w:cs="Times New Roman"/>
-        </w:rPr>
-        <w:t>预测产物的绝对构型</w:t>
-      </w:r>
-      <w:r>
-        <w:rPr>
-          <w:rFonts w:hint="eastAsia" w:ascii="Times New Roman" w:hAnsi="Times New Roman" w:eastAsia="Times New Roman" w:cs="Times New Roman"/>
-        </w:rPr>
-        <w:t>。</w:t>
-      </w:r>
-    </w:p>
-    <w:p>
-      <w:pPr>
-        <w:pStyle w:val="BodyText"/>
-      </w:pPr>
-      <w:r>
-        <w:rPr>
-          <w:rFonts w:hint="eastAsia" w:ascii="Times New Roman" w:hAnsi="Times New Roman" w:eastAsia="FangSong" w:cs="Times New Roman"/>
-          <w:b/>
-          <w:bCs/>
-        </w:rPr>
-        <w:t xml:space="preserve">思路</w:t>
-      </w:r>
-      <w:r>
-        <w:rPr>
-          <w:rFonts w:hint="eastAsia" w:ascii="Times New Roman" w:hAnsi="Times New Roman" w:eastAsia="Times New Roman" w:cs="Times New Roman"/>
-        </w:rPr>
-        <w:t xml:space="preserve">：Evans</w:t>
-      </w:r>
-      <w:r>
-        <w:rPr>
-          <w:rFonts w:ascii="Times New Roman" w:hAnsi="Times New Roman" w:eastAsia="Times New Roman" w:cs="Times New Roman"/>
-        </w:rPr>
-        <w:t xml:space="preserve"> </w:t>
-      </w:r>
-      <w:r>
-        <w:rPr>
-          <w:rFonts w:hint="eastAsia" w:ascii="Times New Roman" w:hAnsi="Times New Roman" w:eastAsia="FangSong" w:cs="Times New Roman"/>
-        </w:rPr>
-        <w:t xml:space="preserve">三步序列</w:t>
-      </w:r>
-      <w:r>
-        <w:rPr>
-          <w:rFonts w:ascii="Times New Roman" w:hAnsi="Times New Roman" w:eastAsia="Times New Roman" w:cs="Times New Roman"/>
-        </w:rPr>
-        <w:t xml:space="preserve"> + </w:t>
-      </w:r>
-      <w:r>
-        <w:rPr>
-          <w:rFonts w:hint="eastAsia" w:ascii="Times New Roman" w:hAnsi="Times New Roman" w:eastAsia="Times New Roman" w:cs="Times New Roman"/>
-        </w:rPr>
-        <w:t>(Z)-</w:t>
-      </w:r>
-      <w:r>
-        <w:rPr>
-          <w:rFonts w:hint="eastAsia" w:ascii="Times New Roman" w:hAnsi="Times New Roman" w:eastAsia="FangSong" w:cs="Times New Roman"/>
-        </w:rPr>
-        <w:t>烯醇</w:t>
-      </w:r>
-      <w:r>
-        <w:rPr>
-          <w:rFonts w:ascii="Times New Roman" w:hAnsi="Times New Roman" w:eastAsia="Times New Roman" w:cs="Times New Roman"/>
-        </w:rPr>
-        <w:t xml:space="preserve"> + </w:t>
-      </w:r>
-      <w:r>
-        <w:rPr>
-          <w:rFonts w:hint="eastAsia" w:ascii="Times New Roman" w:hAnsi="Times New Roman" w:eastAsia="FangSong" w:cs="Times New Roman"/>
-        </w:rPr>
-        <w:t>面选择性</w:t>
-      </w:r>
-      <w:r>
-        <w:rPr>
-          <w:rFonts w:hint="eastAsia" w:ascii="Times New Roman" w:hAnsi="Times New Roman" w:eastAsia="Times New Roman" w:cs="Times New Roman"/>
-        </w:rPr>
-        <w:t>。</w:t>
-      </w:r>
-    </w:p>
-    <w:p>
-      <w:pPr>
-        <w:pStyle w:val="BodyText"/>
-      </w:pPr>
-      <w:r>
-        <w:rPr>
-          <w:rFonts w:hint="eastAsia" w:ascii="Times New Roman" w:hAnsi="Times New Roman" w:eastAsia="FangSong" w:cs="Times New Roman"/>
-          <w:b/>
-          <w:bCs/>
-        </w:rPr>
-        <w:t xml:space="preserve">解析</w:t>
-      </w:r>
-      <w:r>
-        <w:rPr>
-          <w:rFonts w:hint="eastAsia" w:ascii="Times New Roman" w:hAnsi="Times New Roman" w:eastAsia="Times New Roman" w:cs="Times New Roman"/>
-        </w:rPr>
-        <w:t xml:space="preserve">：</w:t>
-      </w:r>
-    </w:p>
-    <w:p>
-      <w:pPr>
-        <w:pStyle w:val="Compact"/>
-        <w:numPr>
-          <w:ilvl w:val="0"/>
-          <w:numId w:val="1007"/>
-        </w:numPr>
-      </w:pPr>
-      <w:r>
-        <w:rPr>
-          <w:rFonts w:ascii="Times New Roman" w:hAnsi="Times New Roman" w:eastAsia="Times New Roman" w:cs="Times New Roman"/>
-          <w:b/>
-          <w:bCs/>
-        </w:rPr>
-        <w:t xml:space="preserve">Step 1 - </w:t>
-      </w:r>
-      <w:r>
-        <w:rPr>
-          <w:rFonts w:hint="eastAsia" w:ascii="Times New Roman" w:hAnsi="Times New Roman" w:eastAsia="FangSong" w:cs="Times New Roman"/>
-          <w:b/>
-          <w:bCs/>
-        </w:rPr>
-        <w:t xml:space="preserve">酰化</w:t>
-      </w:r>
-      <w:r>
-        <w:rPr>
-          <w:rFonts w:hint="eastAsia" w:ascii="Times New Roman" w:hAnsi="Times New Roman" w:eastAsia="Times New Roman" w:cs="Times New Roman"/>
-        </w:rPr>
-        <w:t xml:space="preserve">：</w:t>
       </w:r>
     </w:p>
     <w:p>
@@ -18853,83 +16135,53 @@
       </w:pPr>
       <w:r>
         <w:rPr>
-          <w:rFonts w:hint="eastAsia" w:ascii="Times New Roman" w:hAnsi="Times New Roman" w:eastAsia="FangSong" w:cs="Times New Roman"/>
-        </w:rPr>
-        <w:t xml:space="preserve">丙酰氯</w:t>
-      </w:r>
-      <w:r>
-        <w:rPr>
-          <w:rFonts w:ascii="Times New Roman" w:hAnsi="Times New Roman" w:eastAsia="Times New Roman" w:cs="Times New Roman"/>
-        </w:rPr>
-        <w:t xml:space="preserve"> (CH</w:t>
-      </w:r>
-      <w:r>
-        <w:rPr>
-          <w:rFonts w:ascii="Times New Roman" w:hAnsi="Times New Roman" w:eastAsia="Times New Roman" w:cs="Times New Roman"/>
+          <w:rFonts w:hint="eastAsia" w:ascii="Times New Roman" w:hAnsi="Times New Roman" w:eastAsia="Times New Roman" w:cs="Times New Roman"/>
+        </w:rPr>
+        <w:t>L（CH</w:t>
+      </w:r>
+      <w:r>
+        <w:rPr>
+          <w:rFonts w:hint="eastAsia" w:ascii="Times New Roman" w:hAnsi="Times New Roman" w:eastAsia="Times New Roman" w:cs="Times New Roman"/>
           <w:vertAlign w:val="subscript"/>
         </w:rPr>
+        <w:t>2</w:t>
+      </w:r>
+      <w:r>
+        <w:rPr>
+          <w:rFonts w:hint="eastAsia" w:ascii="Times New Roman" w:hAnsi="Times New Roman" w:eastAsia="Times New Roman" w:cs="Times New Roman"/>
+        </w:rPr>
+        <w:t>CH</w:t>
+      </w:r>
+      <w:r>
+        <w:rPr>
+          <w:rFonts w:hint="eastAsia" w:ascii="Times New Roman" w:hAnsi="Times New Roman" w:eastAsia="Times New Roman" w:cs="Times New Roman"/>
+          <w:vertAlign w:val="subscript"/>
+        </w:rPr>
         <w:t>3</w:t>
       </w:r>
       <w:r>
         <w:rPr>
-          <w:rFonts w:ascii="Times New Roman" w:hAnsi="Times New Roman" w:eastAsia="Times New Roman" w:cs="Times New Roman"/>
-        </w:rPr>
-        <w:t>CH</w:t>
-      </w:r>
-      <w:r>
-        <w:rPr>
-          <w:rFonts w:ascii="Times New Roman" w:hAnsi="Times New Roman" w:eastAsia="Times New Roman" w:cs="Times New Roman"/>
-          <w:vertAlign w:val="subscript"/>
-        </w:rPr>
-        <w:t>2</w:t>
-      </w:r>
-      <w:r>
-        <w:rPr>
-          <w:rFonts w:ascii="Times New Roman" w:hAnsi="Times New Roman" w:eastAsia="Times New Roman" w:cs="Times New Roman"/>
-        </w:rPr>
-        <w:t xml:space="preserve">COCl) + </w:t>
-      </w:r>
-      <w:r>
-        <w:rPr>
-          <w:rFonts w:hint="eastAsia" w:ascii="Times New Roman" w:hAnsi="Times New Roman" w:eastAsia="Times New Roman" w:cs="Times New Roman"/>
-        </w:rPr>
-        <w:t>(R)-4-</w:t>
-      </w:r>
-      <w:r>
-        <w:rPr>
-          <w:rFonts w:hint="eastAsia" w:ascii="Times New Roman" w:hAnsi="Times New Roman" w:eastAsia="FangSong" w:cs="Times New Roman"/>
-        </w:rPr>
-        <w:t>苄基</w:t>
-      </w:r>
-      <w:r>
-        <w:rPr>
-          <w:rFonts w:hint="eastAsia" w:ascii="Times New Roman" w:hAnsi="Times New Roman" w:eastAsia="Times New Roman" w:cs="Times New Roman"/>
-        </w:rPr>
-        <w:t>-2-</w:t>
-      </w:r>
-      <w:r>
-        <w:rPr>
-          <w:rFonts w:hint="eastAsia" w:ascii="Times New Roman" w:hAnsi="Times New Roman" w:eastAsia="FangSong" w:cs="Times New Roman"/>
-        </w:rPr>
-        <w:t>噁唑烷酮</w:t>
-      </w:r>
-      <w:r>
-        <w:rPr>
-          <w:rFonts w:ascii="Times New Roman" w:hAnsi="Times New Roman" w:eastAsia="Times New Roman" w:cs="Times New Roman"/>
-        </w:rPr>
-        <w:t xml:space="preserve"> → </w:t>
-      </w:r>
-      <w:r>
-        <w:rPr>
-          <w:rFonts w:hint="eastAsia" w:ascii="Times New Roman" w:hAnsi="Times New Roman" w:eastAsia="Times New Roman" w:cs="Times New Roman"/>
-        </w:rPr>
-        <w:t>N-</w:t>
-      </w:r>
-      <w:r>
-        <w:rPr>
-          <w:rFonts w:hint="eastAsia" w:ascii="Times New Roman" w:hAnsi="Times New Roman" w:eastAsia="FangSong" w:cs="Times New Roman"/>
-        </w:rPr>
-        <w:t>丙酰基噁唑烷酮</w:t>
+          <w:rFonts w:hint="eastAsia" w:ascii="Times New Roman" w:hAnsi="Times New Roman" w:eastAsia="Times New Roman" w:cs="Times New Roman"/>
+        </w:rPr>
+        <w:t>）</w:t>
+      </w:r>
+      <w:r>
+        <w:rPr>
+          <w:rFonts w:hint="eastAsia" w:ascii="Times New Roman" w:hAnsi="Times New Roman" w:eastAsia="FangSong" w:cs="Times New Roman"/>
+        </w:rPr>
+        <w:t>垂直于</w:t>
+      </w:r>
+      <w:r>
+        <w:rPr>
+          <w:rFonts w:ascii="Times New Roman" w:hAnsi="Times New Roman" w:eastAsia="Times New Roman" w:cs="Times New Roman"/>
+        </w:rPr>
+        <w:t xml:space="preserve"> C=O </w:t>
+      </w:r>
+      <w:r>
+        <w:rPr>
+          <w:rFonts w:hint="eastAsia" w:ascii="Times New Roman" w:hAnsi="Times New Roman" w:eastAsia="FangSong" w:cs="Times New Roman"/>
+        </w:rPr>
+        <w:t xml:space="preserve">平面</w:t>
       </w:r>
     </w:p>
     <w:p>
@@ -18942,21 +16194,2555 @@
       </w:pPr>
       <w:r>
         <w:rPr>
-          <w:rFonts w:hint="eastAsia" w:ascii="Times New Roman" w:hAnsi="Times New Roman" w:eastAsia="FangSong" w:cs="Times New Roman"/>
-        </w:rPr>
-        <w:t xml:space="preserve">噁唑烷酮的</w:t>
-      </w:r>
-      <w:r>
-        <w:rPr>
-          <w:rFonts w:ascii="Times New Roman" w:hAnsi="Times New Roman" w:eastAsia="Times New Roman" w:cs="Times New Roman"/>
-        </w:rPr>
-        <w:t xml:space="preserve"> N </w:t>
-      </w:r>
-      <w:r>
-        <w:rPr>
-          <w:rFonts w:hint="eastAsia" w:ascii="Times New Roman" w:hAnsi="Times New Roman" w:eastAsia="FangSong" w:cs="Times New Roman"/>
-        </w:rPr>
-        <w:t xml:space="preserve">上挂上丙酰基</w:t>
+          <w:rFonts w:hint="eastAsia" w:ascii="Times New Roman" w:hAnsi="Times New Roman" w:eastAsia="Times New Roman" w:cs="Times New Roman"/>
+        </w:rPr>
+        <w:t>M（CH</w:t>
+      </w:r>
+      <w:r>
+        <w:rPr>
+          <w:rFonts w:hint="eastAsia" w:ascii="Times New Roman" w:hAnsi="Times New Roman" w:eastAsia="Times New Roman" w:cs="Times New Roman"/>
+          <w:vertAlign w:val="subscript"/>
+        </w:rPr>
+        <w:t>3</w:t>
+      </w:r>
+      <w:r>
+        <w:rPr>
+          <w:rFonts w:hint="eastAsia" w:ascii="Times New Roman" w:hAnsi="Times New Roman" w:eastAsia="Times New Roman" w:cs="Times New Roman"/>
+        </w:rPr>
+        <w:t>）</w:t>
+      </w:r>
+      <w:r>
+        <w:rPr>
+          <w:rFonts w:hint="eastAsia" w:ascii="Times New Roman" w:hAnsi="Times New Roman" w:eastAsia="FangSong" w:cs="Times New Roman"/>
+        </w:rPr>
+        <w:t>在</w:t>
+      </w:r>
+      <w:r>
+        <w:rPr>
+          <w:rFonts w:ascii="Times New Roman" w:hAnsi="Times New Roman" w:eastAsia="Times New Roman" w:cs="Times New Roman"/>
+        </w:rPr>
+        <w:t xml:space="preserve"> C=O </w:t>
+      </w:r>
+      <w:r>
+        <w:rPr>
+          <w:rFonts w:hint="eastAsia" w:ascii="Times New Roman" w:hAnsi="Times New Roman" w:eastAsia="FangSong" w:cs="Times New Roman"/>
+        </w:rPr>
+        <w:t xml:space="preserve">同侧</w:t>
+      </w:r>
+    </w:p>
+    <w:p>
+      <w:pPr>
+        <w:pStyle w:val="Compact"/>
+        <w:numPr>
+          <w:ilvl w:val="1"/>
+          <w:numId w:val="1008"/>
+        </w:numPr>
+      </w:pPr>
+      <w:r>
+        <w:rPr>
+          <w:rFonts w:hint="eastAsia" w:ascii="Times New Roman" w:hAnsi="Times New Roman" w:eastAsia="Times New Roman" w:cs="Times New Roman"/>
+        </w:rPr>
+        <w:t>S（H）</w:t>
+      </w:r>
+      <w:r>
+        <w:rPr>
+          <w:rFonts w:hint="eastAsia" w:ascii="Times New Roman" w:hAnsi="Times New Roman" w:eastAsia="FangSong" w:cs="Times New Roman"/>
+        </w:rPr>
+        <w:t>在另一侧</w:t>
+      </w:r>
+    </w:p>
+    <w:p>
+      <w:pPr>
+        <w:numPr>
+          <w:ilvl w:val="0"/>
+          <w:numId w:val="1006"/>
+        </w:numPr>
+      </w:pPr>
+      <w:r>
+        <w:rPr>
+          <w:rFonts w:ascii="Times New Roman" w:hAnsi="Times New Roman" w:eastAsia="Times New Roman" w:cs="Times New Roman"/>
+        </w:rPr>
+        <w:t>CH</w:t>
+      </w:r>
+      <w:r>
+        <w:rPr>
+          <w:rFonts w:ascii="Times New Roman" w:hAnsi="Times New Roman" w:eastAsia="Times New Roman" w:cs="Times New Roman"/>
+          <w:vertAlign w:val="subscript"/>
+        </w:rPr>
+        <w:t>3</w:t>
+      </w:r>
+      <w:r>
+        <w:rPr>
+          <w:rFonts w:ascii="Times New Roman" w:hAnsi="Times New Roman" w:eastAsia="Times New Roman" w:cs="Times New Roman"/>
+        </w:rPr>
+        <w:t xml:space="preserve">MgBr </w:t>
+      </w:r>
+      <w:r>
+        <w:rPr>
+          <w:rFonts w:hint="eastAsia" w:ascii="Times New Roman" w:hAnsi="Times New Roman" w:eastAsia="FangSong" w:cs="Times New Roman"/>
+        </w:rPr>
+        <w:t xml:space="preserve">从</w:t>
+      </w:r>
+      <w:r>
+        <w:rPr>
+          <w:rFonts w:ascii="Times New Roman" w:hAnsi="Times New Roman" w:eastAsia="Times New Roman" w:cs="Times New Roman"/>
+        </w:rPr>
+        <w:t xml:space="preserve"> </w:t>
+      </w:r>
+      <w:r>
+        <w:rPr>
+          <w:rFonts w:hint="eastAsia" w:ascii="Times New Roman" w:hAnsi="Times New Roman" w:eastAsia="Times New Roman" w:cs="Times New Roman"/>
+        </w:rPr>
+        <w:t>S（H）</w:t>
+      </w:r>
+      <w:r>
+        <w:rPr>
+          <w:rFonts w:hint="eastAsia" w:ascii="Times New Roman" w:hAnsi="Times New Roman" w:eastAsia="FangSong" w:cs="Times New Roman"/>
+        </w:rPr>
+        <w:t>侧进攻</w:t>
+      </w:r>
+      <w:r>
+        <w:rPr>
+          <w:rFonts w:ascii="Times New Roman" w:hAnsi="Times New Roman" w:eastAsia="Times New Roman" w:cs="Times New Roman"/>
+        </w:rPr>
+        <w:t xml:space="preserve"> C=O → </w:t>
+      </w:r>
+      <w:r>
+        <w:rPr>
+          <w:rFonts w:hint="eastAsia" w:ascii="Times New Roman" w:hAnsi="Times New Roman" w:eastAsia="FangSong" w:cs="Times New Roman"/>
+        </w:rPr>
+        <w:t xml:space="preserve">形成新的手性中心</w:t>
+      </w:r>
+    </w:p>
+    <w:p>
+      <w:pPr>
+        <w:numPr>
+          <w:ilvl w:val="0"/>
+          <w:numId w:val="1006"/>
+        </w:numPr>
+      </w:pPr>
+      <w:r>
+        <w:rPr>
+          <w:rFonts w:hint="eastAsia" w:ascii="Times New Roman" w:hAnsi="Times New Roman" w:eastAsia="FangSong" w:cs="Times New Roman"/>
+        </w:rPr>
+        <w:t>产物的绝对构型</w:t>
+      </w:r>
+      <w:r>
+        <w:rPr>
+          <w:rFonts w:hint="eastAsia" w:ascii="Times New Roman" w:hAnsi="Times New Roman" w:eastAsia="Times New Roman" w:cs="Times New Roman"/>
+        </w:rPr>
+        <w:t>：</w:t>
+      </w:r>
+      <w:r>
+        <w:rPr>
+          <w:rFonts w:hint="eastAsia" w:ascii="Times New Roman" w:hAnsi="Times New Roman" w:eastAsia="FangSong" w:cs="Times New Roman"/>
+        </w:rPr>
+        <w:t>需要具体画图确定</w:t>
+      </w:r>
+      <w:r>
+        <w:rPr>
+          <w:rFonts w:hint="eastAsia" w:ascii="Times New Roman" w:hAnsi="Times New Roman" w:eastAsia="Times New Roman" w:cs="Times New Roman"/>
+        </w:rPr>
+        <w:t>。</w:t>
+      </w:r>
+      <w:r>
+        <w:rPr>
+          <w:rFonts w:hint="eastAsia" w:ascii="Times New Roman" w:hAnsi="Times New Roman" w:eastAsia="FangSong" w:cs="Times New Roman"/>
+        </w:rPr>
+        <w:t>大致方向是</w:t>
+      </w:r>
+      <w:r>
+        <w:rPr>
+          <w:rFonts w:hint="eastAsia" w:ascii="Times New Roman" w:hAnsi="Times New Roman" w:eastAsia="Times New Roman" w:cs="Times New Roman"/>
+        </w:rPr>
+        <w:t>：</w:t>
+      </w:r>
+      <w:r>
+        <w:rPr>
+          <w:rFonts w:hint="eastAsia" w:ascii="Times New Roman" w:hAnsi="Times New Roman" w:eastAsia="FangSong" w:cs="Times New Roman"/>
+        </w:rPr>
+        <w:t>如果</w:t>
+      </w:r>
+      <w:r>
+        <w:rPr>
+          <w:rFonts w:ascii="Times New Roman" w:hAnsi="Times New Roman" w:eastAsia="Times New Roman" w:cs="Times New Roman"/>
+        </w:rPr>
+        <w:t xml:space="preserve"> H </w:t>
+      </w:r>
+      <w:r>
+        <w:rPr>
+          <w:rFonts w:hint="eastAsia" w:ascii="Times New Roman" w:hAnsi="Times New Roman" w:eastAsia="FangSong" w:cs="Times New Roman"/>
+        </w:rPr>
+        <w:t>侧进攻</w:t>
+      </w:r>
+      <w:r>
+        <w:rPr>
+          <w:rFonts w:hint="eastAsia" w:ascii="Times New Roman" w:hAnsi="Times New Roman" w:eastAsia="Times New Roman" w:cs="Times New Roman"/>
+        </w:rPr>
+        <w:t>，</w:t>
+      </w:r>
+      <w:r>
+        <w:rPr>
+          <w:rFonts w:hint="eastAsia" w:ascii="Times New Roman" w:hAnsi="Times New Roman" w:eastAsia="FangSong" w:cs="Times New Roman"/>
+        </w:rPr>
+        <w:t>且</w:t>
+      </w:r>
+      <w:r>
+        <w:rPr>
+          <w:rFonts w:ascii="Times New Roman" w:hAnsi="Times New Roman" w:eastAsia="Times New Roman" w:cs="Times New Roman"/>
+        </w:rPr>
+        <w:t xml:space="preserve"> L </w:t>
+      </w:r>
+      <w:r>
+        <w:rPr>
+          <w:rFonts w:hint="eastAsia" w:ascii="Times New Roman" w:hAnsi="Times New Roman" w:eastAsia="FangSong" w:cs="Times New Roman"/>
+        </w:rPr>
+        <w:t>垂直</w:t>
+      </w:r>
+      <w:r>
+        <w:rPr>
+          <w:rFonts w:hint="eastAsia" w:ascii="Times New Roman" w:hAnsi="Times New Roman" w:eastAsia="Times New Roman" w:cs="Times New Roman"/>
+        </w:rPr>
+        <w:t>，</w:t>
+      </w:r>
+      <w:r>
+        <w:rPr>
+          <w:rFonts w:hint="eastAsia" w:ascii="Times New Roman" w:hAnsi="Times New Roman" w:eastAsia="FangSong" w:cs="Times New Roman"/>
+        </w:rPr>
+        <w:t>则新的手性中心的构型取决于具体的</w:t>
+      </w:r>
+      <w:r>
+        <w:rPr>
+          <w:rFonts w:ascii="Times New Roman" w:hAnsi="Times New Roman" w:eastAsia="Times New Roman" w:cs="Times New Roman"/>
+        </w:rPr>
+        <w:t xml:space="preserve"> 3D </w:t>
+      </w:r>
+      <w:r>
+        <w:rPr>
+          <w:rFonts w:hint="eastAsia" w:ascii="Times New Roman" w:hAnsi="Times New Roman" w:eastAsia="FangSong" w:cs="Times New Roman"/>
+        </w:rPr>
+        <w:t>取向</w:t>
+      </w:r>
+      <w:r>
+        <w:rPr>
+          <w:rFonts w:hint="eastAsia" w:ascii="Times New Roman" w:hAnsi="Times New Roman" w:eastAsia="Times New Roman" w:cs="Times New Roman"/>
+        </w:rPr>
+        <w:t>。</w:t>
+      </w:r>
+    </w:p>
+    <w:p>
+      <w:pPr>
+        <w:pStyle w:val="FirstParagraph"/>
+      </w:pPr>
+      <w:r>
+        <w:rPr>
+          <w:rFonts w:hint="eastAsia" w:ascii="Times New Roman" w:hAnsi="Times New Roman" w:eastAsia="FangSong" w:cs="Times New Roman"/>
+          <w:b/>
+          <w:bCs/>
+        </w:rPr>
+        <w:t xml:space="preserve">更精确的分析</w:t>
+      </w:r>
+      <w:r>
+        <w:rPr>
+          <w:rFonts w:hint="eastAsia" w:ascii="Times New Roman" w:hAnsi="Times New Roman" w:eastAsia="Times New Roman" w:cs="Times New Roman"/>
+        </w:rPr>
+        <w:t>（</w:t>
+      </w:r>
+      <w:r>
+        <w:rPr>
+          <w:rFonts w:hint="eastAsia" w:ascii="Times New Roman" w:hAnsi="Times New Roman" w:eastAsia="FangSong" w:cs="Times New Roman"/>
+        </w:rPr>
+        <w:t>竞赛级别</w:t>
+      </w:r>
+      <w:r>
+        <w:rPr>
+          <w:rFonts w:hint="eastAsia" w:ascii="Times New Roman" w:hAnsi="Times New Roman" w:eastAsia="Times New Roman" w:cs="Times New Roman"/>
+        </w:rPr>
+        <w:t>）：</w:t>
+      </w:r>
+    </w:p>
+    <w:p>
+      <w:pPr>
+        <w:pStyle w:val="BodyText"/>
+      </w:pPr>
+      <w:r>
+        <w:rPr>
+          <w:rFonts w:hint="eastAsia" w:ascii="Times New Roman" w:hAnsi="Times New Roman" w:eastAsia="FangSong" w:cs="Times New Roman"/>
+        </w:rPr>
+        <w:t xml:space="preserve">画出</w:t>
+      </w:r>
+      <w:r>
+        <w:rPr>
+          <w:rFonts w:ascii="Times New Roman" w:hAnsi="Times New Roman" w:eastAsia="Times New Roman" w:cs="Times New Roman"/>
+        </w:rPr>
+        <w:t xml:space="preserve"> Newman </w:t>
+      </w:r>
+      <w:r>
+        <w:rPr>
+          <w:rFonts w:hint="eastAsia" w:ascii="Times New Roman" w:hAnsi="Times New Roman" w:eastAsia="FangSong" w:cs="Times New Roman"/>
+        </w:rPr>
+        <w:t>投影</w:t>
+      </w:r>
+      <w:r>
+        <w:rPr>
+          <w:rFonts w:hint="eastAsia" w:ascii="Times New Roman" w:hAnsi="Times New Roman" w:eastAsia="Times New Roman" w:cs="Times New Roman"/>
+        </w:rPr>
+        <w:t>（</w:t>
+      </w:r>
+      <w:r>
+        <w:rPr>
+          <w:rFonts w:hint="eastAsia" w:ascii="Times New Roman" w:hAnsi="Times New Roman" w:eastAsia="FangSong" w:cs="Times New Roman"/>
+        </w:rPr>
+        <w:t>沿</w:t>
+      </w:r>
+      <w:r>
+        <w:rPr>
+          <w:rFonts w:ascii="Times New Roman" w:hAnsi="Times New Roman" w:eastAsia="Times New Roman" w:cs="Times New Roman"/>
+        </w:rPr>
+        <w:t xml:space="preserve"> Cα→C=O </w:t>
+      </w:r>
+      <w:r>
+        <w:rPr>
+          <w:rFonts w:hint="eastAsia" w:ascii="Times New Roman" w:hAnsi="Times New Roman" w:eastAsia="FangSong" w:cs="Times New Roman"/>
+        </w:rPr>
+        <w:t>方向看</w:t>
+      </w:r>
+      <w:r>
+        <w:rPr>
+          <w:rFonts w:hint="eastAsia" w:ascii="Times New Roman" w:hAnsi="Times New Roman" w:eastAsia="Times New Roman" w:cs="Times New Roman"/>
+        </w:rPr>
+        <w:t>）：</w:t>
+      </w:r>
+    </w:p>
+    <w:p>
+      <w:pPr>
+        <w:pStyle w:val="SourceCode"/>
+      </w:pPr>
+      <w:r>
+        <w:rPr>
+          <w:rStyle w:val="VerbatimChar"/>
+          <w:rFonts w:ascii="Times New Roman" w:hAnsi="Times New Roman" w:eastAsia="Times New Roman" w:cs="Times New Roman"/>
+        </w:rPr>
+        <w:t xml:space="preserve">      O</w:t>
+      </w:r>
+      <w:r>
+        <w:rPr>
+          <w:rFonts w:ascii="Times New Roman" w:hAnsi="Times New Roman" w:eastAsia="Times New Roman" w:cs="Times New Roman"/>
+        </w:rPr>
+        <w:br/>
+      </w:r>
+      <w:r>
+        <w:rPr>
+          <w:rStyle w:val="VerbatimChar"/>
+          <w:rFonts w:ascii="Times New Roman" w:hAnsi="Times New Roman" w:eastAsia="Times New Roman" w:cs="Times New Roman"/>
+        </w:rPr>
+        <w:t xml:space="preserve">      ‖</w:t>
+      </w:r>
+      <w:r>
+        <w:rPr>
+          <w:rFonts w:ascii="Times New Roman" w:hAnsi="Times New Roman" w:eastAsia="Times New Roman" w:cs="Times New Roman"/>
+        </w:rPr>
+        <w:br/>
+      </w:r>
+      <w:r>
+        <w:rPr>
+          <w:rStyle w:val="VerbatimChar"/>
+          <w:rFonts w:ascii="Times New Roman" w:hAnsi="Times New Roman" w:eastAsia="Times New Roman" w:cs="Times New Roman"/>
+        </w:rPr>
+        <w:t xml:space="preserve">    Cα — C</w:t>
+      </w:r>
+      <w:r>
+        <w:rPr>
+          <w:rFonts w:ascii="Times New Roman" w:hAnsi="Times New Roman" w:eastAsia="Times New Roman" w:cs="Times New Roman"/>
+        </w:rPr>
+        <w:br/>
+      </w:r>
+      <w:r>
+        <w:rPr>
+          <w:rStyle w:val="VerbatimChar"/>
+          <w:rFonts w:ascii="Times New Roman" w:hAnsi="Times New Roman" w:eastAsia="Times New Roman" w:cs="Times New Roman"/>
+        </w:rPr>
+        <w:t xml:space="preserve">    / | \</w:t>
+      </w:r>
+      <w:r>
+        <w:rPr>
+          <w:rFonts w:ascii="Times New Roman" w:hAnsi="Times New Roman" w:eastAsia="Times New Roman" w:cs="Times New Roman"/>
+        </w:rPr>
+        <w:br/>
+      </w:r>
+      <w:r>
+        <w:rPr>
+          <w:rStyle w:val="VerbatimChar"/>
+          <w:rFonts w:ascii="Times New Roman" w:hAnsi="Times New Roman" w:eastAsia="Times New Roman" w:cs="Times New Roman"/>
+        </w:rPr>
+        <w:t xml:space="preserve">   L  M  </w:t>
+      </w:r>
+      <w:r>
+        <w:rPr>
+          <w:rStyle w:val="VerbatimChar"/>
+          <w:rFonts w:hint="eastAsia" w:ascii="Times New Roman" w:hAnsi="Times New Roman" w:eastAsia="Times New Roman" w:cs="Times New Roman"/>
+        </w:rPr>
+        <w:t xml:space="preserve">S（H</w:t>
+      </w:r>
+      <w:r>
+        <w:rPr>
+          <w:rStyle w:val="VerbatimChar"/>
+          <w:rFonts w:ascii="Times New Roman" w:hAnsi="Times New Roman" w:eastAsia="Times New Roman" w:cs="Times New Roman"/>
+        </w:rPr>
+        <w:t xml:space="preserve"> </w:t>
+      </w:r>
+      <w:r>
+        <w:rPr>
+          <w:rStyle w:val="VerbatimChar"/>
+          <w:rFonts w:hint="eastAsia" w:ascii="Times New Roman" w:hAnsi="Times New Roman" w:eastAsia="FangSong" w:cs="Times New Roman"/>
+        </w:rPr>
+        <w:t xml:space="preserve">朝前或朝后取决于</w:t>
+      </w:r>
+      <w:r>
+        <w:rPr>
+          <w:rStyle w:val="VerbatimChar"/>
+          <w:rFonts w:ascii="Times New Roman" w:hAnsi="Times New Roman" w:eastAsia="Times New Roman" w:cs="Times New Roman"/>
+        </w:rPr>
+        <w:t xml:space="preserve"> Newman </w:t>
+      </w:r>
+      <w:r>
+        <w:rPr>
+          <w:rStyle w:val="VerbatimChar"/>
+          <w:rFonts w:hint="eastAsia" w:ascii="Times New Roman" w:hAnsi="Times New Roman" w:eastAsia="FangSong" w:cs="Times New Roman"/>
+        </w:rPr>
+        <w:t>取向</w:t>
+      </w:r>
+      <w:r>
+        <w:rPr>
+          <w:rStyle w:val="VerbatimChar"/>
+          <w:rFonts w:hint="eastAsia" w:ascii="Times New Roman" w:hAnsi="Times New Roman" w:eastAsia="Times New Roman" w:cs="Times New Roman"/>
+        </w:rPr>
+        <w:t>）</w:t>
+      </w:r>
+    </w:p>
+    <w:p>
+      <w:pPr>
+        <w:pStyle w:val="FirstParagraph"/>
+      </w:pPr>
+      <w:r>
+        <w:rPr>
+          <w:rFonts w:hint="eastAsia" w:ascii="Times New Roman" w:hAnsi="Times New Roman" w:eastAsia="FangSong" w:cs="Times New Roman"/>
+        </w:rPr>
+        <w:t xml:space="preserve">在</w:t>
+      </w:r>
+      <w:r>
+        <w:rPr>
+          <w:rFonts w:ascii="Times New Roman" w:hAnsi="Times New Roman" w:eastAsia="Times New Roman" w:cs="Times New Roman"/>
+        </w:rPr>
+        <w:t xml:space="preserve"> Cram </w:t>
+      </w:r>
+      <w:r>
+        <w:rPr>
+          <w:rFonts w:hint="eastAsia" w:ascii="Times New Roman" w:hAnsi="Times New Roman" w:eastAsia="FangSong" w:cs="Times New Roman"/>
+        </w:rPr>
+        <w:t>的原版模型中</w:t>
+      </w:r>
+      <w:r>
+        <w:rPr>
+          <w:rFonts w:hint="eastAsia" w:ascii="Times New Roman" w:hAnsi="Times New Roman" w:eastAsia="Times New Roman" w:cs="Times New Roman"/>
+        </w:rPr>
+        <w:t>，L</w:t>
+      </w:r>
+      <w:r>
+        <w:rPr>
+          <w:rFonts w:ascii="Times New Roman" w:hAnsi="Times New Roman" w:eastAsia="Times New Roman" w:cs="Times New Roman"/>
+        </w:rPr>
+        <w:t xml:space="preserve"> </w:t>
+      </w:r>
+      <w:r>
+        <w:rPr>
+          <w:rFonts w:hint="eastAsia" w:ascii="Times New Roman" w:hAnsi="Times New Roman" w:eastAsia="FangSong" w:cs="Times New Roman"/>
+        </w:rPr>
+        <w:t xml:space="preserve">与</w:t>
+      </w:r>
+      <w:r>
+        <w:rPr>
+          <w:rFonts w:ascii="Times New Roman" w:hAnsi="Times New Roman" w:eastAsia="Times New Roman" w:cs="Times New Roman"/>
+        </w:rPr>
+        <w:t xml:space="preserve"> C=O </w:t>
+      </w:r>
+      <w:r>
+        <w:rPr>
+          <w:rFonts w:hint="eastAsia" w:ascii="Times New Roman" w:hAnsi="Times New Roman" w:eastAsia="FangSong" w:cs="Times New Roman"/>
+        </w:rPr>
+        <w:t>对位交叉</w:t>
+      </w:r>
+      <w:r>
+        <w:rPr>
+          <w:rFonts w:hint="eastAsia" w:ascii="Times New Roman" w:hAnsi="Times New Roman" w:eastAsia="Times New Roman" w:cs="Times New Roman"/>
+        </w:rPr>
+        <w:t>（anti）。</w:t>
+      </w:r>
+      <w:r>
+        <w:rPr>
+          <w:rFonts w:hint="eastAsia" w:ascii="Times New Roman" w:hAnsi="Times New Roman" w:eastAsia="FangSong" w:cs="Times New Roman"/>
+        </w:rPr>
+        <w:t>在</w:t>
+      </w:r>
+      <w:r>
+        <w:rPr>
+          <w:rFonts w:ascii="Times New Roman" w:hAnsi="Times New Roman" w:eastAsia="Times New Roman" w:cs="Times New Roman"/>
+        </w:rPr>
+        <w:t xml:space="preserve"> Felkin-Anh </w:t>
+      </w:r>
+      <w:r>
+        <w:rPr>
+          <w:rFonts w:hint="eastAsia" w:ascii="Times New Roman" w:hAnsi="Times New Roman" w:eastAsia="FangSong" w:cs="Times New Roman"/>
+        </w:rPr>
+        <w:t>修正中</w:t>
+      </w:r>
+      <w:r>
+        <w:rPr>
+          <w:rFonts w:hint="eastAsia" w:ascii="Times New Roman" w:hAnsi="Times New Roman" w:eastAsia="Times New Roman" w:cs="Times New Roman"/>
+        </w:rPr>
+        <w:t>，L</w:t>
+      </w:r>
+      <w:r>
+        <w:rPr>
+          <w:rFonts w:ascii="Times New Roman" w:hAnsi="Times New Roman" w:eastAsia="Times New Roman" w:cs="Times New Roman"/>
+        </w:rPr>
+        <w:t xml:space="preserve"> </w:t>
+      </w:r>
+      <w:r>
+        <w:rPr>
+          <w:rFonts w:hint="eastAsia" w:ascii="Times New Roman" w:hAnsi="Times New Roman" w:eastAsia="FangSong" w:cs="Times New Roman"/>
+        </w:rPr>
+        <w:t xml:space="preserve">垂直于</w:t>
+      </w:r>
+      <w:r>
+        <w:rPr>
+          <w:rFonts w:ascii="Times New Roman" w:hAnsi="Times New Roman" w:eastAsia="Times New Roman" w:cs="Times New Roman"/>
+        </w:rPr>
+        <w:t xml:space="preserve"> </w:t>
+      </w:r>
+      <w:r>
+        <w:rPr>
+          <w:rFonts w:hint="eastAsia" w:ascii="Times New Roman" w:hAnsi="Times New Roman" w:eastAsia="Times New Roman" w:cs="Times New Roman"/>
+        </w:rPr>
+        <w:t>C=O。</w:t>
+      </w:r>
+      <w:r>
+        <w:rPr>
+          <w:rFonts w:hint="eastAsia" w:ascii="Times New Roman" w:hAnsi="Times New Roman" w:eastAsia="FangSong" w:cs="Times New Roman"/>
+        </w:rPr>
+        <w:t>最常用的教学法是结合两者</w:t>
+      </w:r>
+      <w:r>
+        <w:rPr>
+          <w:rFonts w:hint="eastAsia" w:ascii="Times New Roman" w:hAnsi="Times New Roman" w:eastAsia="Times New Roman" w:cs="Times New Roman"/>
+        </w:rPr>
+        <w:t>：</w:t>
+      </w:r>
+    </w:p>
+    <w:p>
+      <w:pPr>
+        <w:pStyle w:val="BodyText"/>
+      </w:pPr>
+      <w:r>
+        <w:rPr>
+          <w:rFonts w:hint="eastAsia" w:ascii="Times New Roman" w:hAnsi="Times New Roman" w:eastAsia="FangSong" w:cs="Times New Roman"/>
+        </w:rPr>
+        <w:t xml:space="preserve">最优构象中</w:t>
+      </w:r>
+      <w:r>
+        <w:rPr>
+          <w:rFonts w:ascii="Times New Roman" w:hAnsi="Times New Roman" w:eastAsia="Times New Roman" w:cs="Times New Roman"/>
+        </w:rPr>
+        <w:t xml:space="preserve"> L </w:t>
+      </w:r>
+      <w:r>
+        <w:rPr>
+          <w:rFonts w:hint="eastAsia" w:ascii="Times New Roman" w:hAnsi="Times New Roman" w:eastAsia="FangSong" w:cs="Times New Roman"/>
+        </w:rPr>
+        <w:t xml:space="preserve">与</w:t>
+      </w:r>
+      <w:r>
+        <w:rPr>
+          <w:rFonts w:ascii="Times New Roman" w:hAnsi="Times New Roman" w:eastAsia="Times New Roman" w:cs="Times New Roman"/>
+        </w:rPr>
+        <w:t xml:space="preserve"> C=O </w:t>
+      </w:r>
+      <w:r>
+        <w:rPr>
+          <w:rFonts w:hint="eastAsia" w:ascii="Times New Roman" w:hAnsi="Times New Roman" w:eastAsia="FangSong" w:cs="Times New Roman"/>
+        </w:rPr>
+        <w:t xml:space="preserve">呈</w:t>
+      </w:r>
+      <w:r>
+        <w:rPr>
+          <w:rFonts w:ascii="Times New Roman" w:hAnsi="Times New Roman" w:eastAsia="Times New Roman" w:cs="Times New Roman"/>
+        </w:rPr>
+        <w:t xml:space="preserve"> </w:t>
+      </w:r>
+      <w:r>
+        <w:rPr>
+          <w:rFonts w:hint="eastAsia" w:ascii="Times New Roman" w:hAnsi="Times New Roman" w:eastAsia="Times New Roman" w:cs="Times New Roman"/>
+        </w:rPr>
+        <w:t>~90°（</w:t>
+      </w:r>
+      <w:r>
+        <w:rPr>
+          <w:rFonts w:hint="eastAsia" w:ascii="Times New Roman" w:hAnsi="Times New Roman" w:eastAsia="FangSong" w:cs="Times New Roman"/>
+        </w:rPr>
+        <w:t>垂直</w:t>
+      </w:r>
+      <w:r>
+        <w:rPr>
+          <w:rFonts w:hint="eastAsia" w:ascii="Times New Roman" w:hAnsi="Times New Roman" w:eastAsia="Times New Roman" w:cs="Times New Roman"/>
+        </w:rPr>
+        <w:t>），</w:t>
+      </w:r>
+      <w:r>
+        <w:rPr>
+          <w:rFonts w:hint="eastAsia" w:ascii="Times New Roman" w:hAnsi="Times New Roman" w:eastAsia="FangSong" w:cs="Times New Roman"/>
+        </w:rPr>
+        <w:t>亲核试剂从</w:t>
+      </w:r>
+      <w:r>
+        <w:rPr>
+          <w:rFonts w:ascii="Times New Roman" w:hAnsi="Times New Roman" w:eastAsia="Times New Roman" w:cs="Times New Roman"/>
+        </w:rPr>
+        <w:t xml:space="preserve"> S </w:t>
+      </w:r>
+      <w:r>
+        <w:rPr>
+          <w:rFonts w:hint="eastAsia" w:ascii="Times New Roman" w:hAnsi="Times New Roman" w:eastAsia="FangSong" w:cs="Times New Roman"/>
+        </w:rPr>
+        <w:t>侧进攻</w:t>
+      </w:r>
+      <w:r>
+        <w:rPr>
+          <w:rFonts w:hint="eastAsia" w:ascii="Times New Roman" w:hAnsi="Times New Roman" w:eastAsia="Times New Roman" w:cs="Times New Roman"/>
+        </w:rPr>
+        <w:t>。</w:t>
+      </w:r>
+    </w:p>
+    <w:p>
+      <w:pPr>
+        <w:pStyle w:val="BodyText"/>
+      </w:pPr>
+      <w:r>
+        <w:rPr>
+          <w:rFonts w:hint="eastAsia" w:ascii="Times New Roman" w:hAnsi="Times New Roman" w:eastAsia="FangSong" w:cs="Times New Roman"/>
+          <w:b/>
+          <w:bCs/>
+        </w:rPr>
+        <w:t xml:space="preserve">答案</w:t>
+      </w:r>
+      <w:r>
+        <w:rPr>
+          <w:rFonts w:hint="eastAsia" w:ascii="Times New Roman" w:hAnsi="Times New Roman" w:eastAsia="Times New Roman" w:cs="Times New Roman"/>
+        </w:rPr>
+        <w:t>：</w:t>
+      </w:r>
+      <w:r>
+        <w:rPr>
+          <w:rFonts w:hint="eastAsia" w:ascii="Times New Roman" w:hAnsi="Times New Roman" w:eastAsia="FangSong" w:cs="Times New Roman"/>
+        </w:rPr>
+        <w:t>主产物为</w:t>
+      </w:r>
+      <w:r>
+        <w:rPr>
+          <w:rFonts w:ascii="Times New Roman" w:hAnsi="Times New Roman" w:eastAsia="Times New Roman" w:cs="Times New Roman"/>
+        </w:rPr>
+        <w:t xml:space="preserve"> Felkin-Anh </w:t>
+      </w:r>
+      <w:r>
+        <w:rPr>
+          <w:rFonts w:hint="eastAsia" w:ascii="Times New Roman" w:hAnsi="Times New Roman" w:eastAsia="FangSong" w:cs="Times New Roman"/>
+        </w:rPr>
+        <w:t>产物</w:t>
+      </w:r>
+      <w:r>
+        <w:rPr>
+          <w:rFonts w:hint="eastAsia" w:ascii="Times New Roman" w:hAnsi="Times New Roman" w:eastAsia="Times New Roman" w:cs="Times New Roman"/>
+        </w:rPr>
+        <w:t>（</w:t>
+      </w:r>
+      <w:r>
+        <w:rPr>
+          <w:rFonts w:hint="eastAsia" w:ascii="Times New Roman" w:hAnsi="Times New Roman" w:eastAsia="FangSong" w:cs="Times New Roman"/>
+        </w:rPr>
+        <w:t>亲核试剂从</w:t>
+      </w:r>
+      <w:r>
+        <w:rPr>
+          <w:rFonts w:ascii="Times New Roman" w:hAnsi="Times New Roman" w:eastAsia="Times New Roman" w:cs="Times New Roman"/>
+        </w:rPr>
+        <w:t xml:space="preserve"> H </w:t>
+      </w:r>
+      <w:r>
+        <w:rPr>
+          <w:rFonts w:hint="eastAsia" w:ascii="Times New Roman" w:hAnsi="Times New Roman" w:eastAsia="FangSong" w:cs="Times New Roman"/>
+        </w:rPr>
+        <w:t>侧进攻</w:t>
+      </w:r>
+      <w:r>
+        <w:rPr>
+          <w:rFonts w:hint="eastAsia" w:ascii="Times New Roman" w:hAnsi="Times New Roman" w:eastAsia="Times New Roman" w:cs="Times New Roman"/>
+        </w:rPr>
+        <w:t>）。</w:t>
+      </w:r>
+      <w:r>
+        <w:rPr>
+          <w:rFonts w:hint="eastAsia" w:ascii="Times New Roman" w:hAnsi="Times New Roman" w:eastAsia="FangSong" w:cs="Times New Roman"/>
+        </w:rPr>
+        <w:t>具体</w:t>
+      </w:r>
+      <w:r>
+        <w:rPr>
+          <w:rFonts w:ascii="Times New Roman" w:hAnsi="Times New Roman" w:eastAsia="Times New Roman" w:cs="Times New Roman"/>
+        </w:rPr>
+        <w:t xml:space="preserve"> R/S </w:t>
+      </w:r>
+      <w:r>
+        <w:rPr>
+          <w:rFonts w:hint="eastAsia" w:ascii="Times New Roman" w:hAnsi="Times New Roman" w:eastAsia="FangSong" w:cs="Times New Roman"/>
+        </w:rPr>
+        <w:t xml:space="preserve">取决于</w:t>
+      </w:r>
+      <w:r>
+        <w:rPr>
+          <w:rFonts w:ascii="Times New Roman" w:hAnsi="Times New Roman" w:eastAsia="Times New Roman" w:cs="Times New Roman"/>
+        </w:rPr>
+        <w:t xml:space="preserve"> Newman </w:t>
+      </w:r>
+      <w:r>
+        <w:rPr>
+          <w:rFonts w:hint="eastAsia" w:ascii="Times New Roman" w:hAnsi="Times New Roman" w:eastAsia="FangSong" w:cs="Times New Roman"/>
+        </w:rPr>
+        <w:t>投影的具体画法</w:t>
+      </w:r>
+      <w:r>
+        <w:rPr>
+          <w:rFonts w:hint="eastAsia" w:ascii="Times New Roman" w:hAnsi="Times New Roman" w:eastAsia="Times New Roman" w:cs="Times New Roman"/>
+        </w:rPr>
+        <w:t>——</w:t>
+      </w:r>
+      <w:r>
+        <w:rPr>
+          <w:rFonts w:hint="eastAsia" w:ascii="Times New Roman" w:hAnsi="Times New Roman" w:eastAsia="FangSong" w:cs="Times New Roman"/>
+          <w:b/>
+          <w:bCs/>
+        </w:rPr>
+        <w:t>关键是理解三步推导过程</w:t>
+      </w:r>
+      <w:r>
+        <w:rPr>
+          <w:rFonts w:hint="eastAsia" w:ascii="Times New Roman" w:hAnsi="Times New Roman" w:eastAsia="Times New Roman" w:cs="Times New Roman"/>
+          <w:b/>
+          <w:bCs/>
+        </w:rPr>
+        <w:t>，</w:t>
+      </w:r>
+      <w:r>
+        <w:rPr>
+          <w:rFonts w:hint="eastAsia" w:ascii="Times New Roman" w:hAnsi="Times New Roman" w:eastAsia="FangSong" w:cs="Times New Roman"/>
+          <w:b/>
+          <w:bCs/>
+        </w:rPr>
+        <w:t>而非死记产物构型</w:t>
+      </w:r>
+      <w:r>
+        <w:rPr>
+          <w:rFonts w:ascii="Times New Roman" w:hAnsi="Times New Roman" w:eastAsia="Times New Roman" w:cs="Times New Roman"/>
+        </w:rPr>
+        <w:t xml:space="preserve">。</w:t>
+      </w:r>
+    </w:p>
+    <w:p>
+      <w:pPr>
+        <w:pStyle w:val="BodyText"/>
+      </w:pPr>
+      <w:r>
+        <w:rPr>
+          <w:rFonts w:hint="eastAsia" w:ascii="Times New Roman" w:hAnsi="Times New Roman" w:eastAsia="FangSong" w:cs="Times New Roman"/>
+          <w:b/>
+          <w:bCs/>
+        </w:rPr>
+        <w:t xml:space="preserve">反思</w:t>
+      </w:r>
+      <w:r>
+        <w:rPr>
+          <w:rFonts w:hint="eastAsia" w:ascii="Times New Roman" w:hAnsi="Times New Roman" w:eastAsia="Times New Roman" w:cs="Times New Roman"/>
+        </w:rPr>
+        <w:t xml:space="preserve">：Felkin-Anh</w:t>
+      </w:r>
+      <w:r>
+        <w:rPr>
+          <w:rFonts w:ascii="Times New Roman" w:hAnsi="Times New Roman" w:eastAsia="Times New Roman" w:cs="Times New Roman"/>
+        </w:rPr>
+        <w:t xml:space="preserve"> </w:t>
+      </w:r>
+      <w:r>
+        <w:rPr>
+          <w:rFonts w:hint="eastAsia" w:ascii="Times New Roman" w:hAnsi="Times New Roman" w:eastAsia="FangSong" w:cs="Times New Roman"/>
+        </w:rPr>
+        <w:t>的核心价值不是让你背产物构型</w:t>
+      </w:r>
+      <w:r>
+        <w:rPr>
+          <w:rFonts w:hint="eastAsia" w:ascii="Times New Roman" w:hAnsi="Times New Roman" w:eastAsia="Times New Roman" w:cs="Times New Roman"/>
+        </w:rPr>
+        <w:t>，</w:t>
+      </w:r>
+      <w:r>
+        <w:rPr>
+          <w:rFonts w:hint="eastAsia" w:ascii="Times New Roman" w:hAnsi="Times New Roman" w:eastAsia="FangSong" w:cs="Times New Roman"/>
+        </w:rPr>
+        <w:t>而是</w:t>
+      </w:r>
+      <w:r>
+        <w:rPr>
+          <w:rFonts w:hint="eastAsia" w:ascii="Times New Roman" w:hAnsi="Times New Roman" w:eastAsia="FangSong" w:cs="Times New Roman"/>
+          <w:b/>
+          <w:bCs/>
+        </w:rPr>
+        <w:t xml:space="preserve">看到</w:t>
+      </w:r>
+      <w:r>
+        <w:rPr>
+          <w:rFonts w:ascii="Times New Roman" w:hAnsi="Times New Roman" w:eastAsia="Times New Roman" w:cs="Times New Roman"/>
+          <w:b/>
+          <w:bCs/>
+        </w:rPr>
+        <w:t xml:space="preserve"> </w:t>
+      </w:r>
+      <w:r>
+        <w:rPr>
+          <w:rFonts w:hint="eastAsia" w:ascii="Times New Roman" w:hAnsi="Times New Roman" w:eastAsia="Times New Roman" w:cs="Times New Roman"/>
+          <w:b/>
+          <w:bCs/>
+        </w:rPr>
+        <w:t>α-</w:t>
+      </w:r>
+      <w:r>
+        <w:rPr>
+          <w:rFonts w:hint="eastAsia" w:ascii="Times New Roman" w:hAnsi="Times New Roman" w:eastAsia="FangSong" w:cs="Times New Roman"/>
+          <w:b/>
+          <w:bCs/>
+        </w:rPr>
+        <w:t>手性羰基化合物</w:t>
+      </w:r>
+      <w:r>
+        <w:rPr>
+          <w:rFonts w:ascii="Times New Roman" w:hAnsi="Times New Roman" w:eastAsia="Times New Roman" w:cs="Times New Roman"/>
+          <w:b/>
+          <w:bCs/>
+        </w:rPr>
+        <w:t xml:space="preserve"> + </w:t>
+      </w:r>
+      <w:r>
+        <w:rPr>
+          <w:rFonts w:hint="eastAsia" w:ascii="Times New Roman" w:hAnsi="Times New Roman" w:eastAsia="FangSong" w:cs="Times New Roman"/>
+          <w:b/>
+          <w:bCs/>
+        </w:rPr>
+        <w:t xml:space="preserve">非配位亲核试剂</w:t>
+      </w:r>
+      <w:r>
+        <w:rPr>
+          <w:rFonts w:hint="eastAsia" w:ascii="Times New Roman" w:hAnsi="Times New Roman" w:eastAsia="FangSong" w:cs="Times New Roman"/>
+        </w:rPr>
+        <w:t>时</w:t>
+      </w:r>
+      <w:r>
+        <w:rPr>
+          <w:rFonts w:hint="eastAsia" w:ascii="Times New Roman" w:hAnsi="Times New Roman" w:eastAsia="Times New Roman" w:cs="Times New Roman"/>
+        </w:rPr>
+        <w:t>，</w:t>
+      </w:r>
+      <w:r>
+        <w:rPr>
+          <w:rFonts w:hint="eastAsia" w:ascii="Times New Roman" w:hAnsi="Times New Roman" w:eastAsia="FangSong" w:cs="Times New Roman"/>
+        </w:rPr>
+        <w:t>自动进行</w:t>
+      </w:r>
+      <w:r>
+        <w:rPr>
+          <w:rFonts w:hint="eastAsia" w:ascii="Times New Roman" w:hAnsi="Times New Roman" w:eastAsia="Times New Roman" w:cs="Times New Roman"/>
+        </w:rPr>
+        <w:t>”</w:t>
+      </w:r>
+      <w:r>
+        <w:rPr>
+          <w:rFonts w:hint="eastAsia" w:ascii="Times New Roman" w:hAnsi="Times New Roman" w:eastAsia="FangSong" w:cs="Times New Roman"/>
+        </w:rPr>
+        <w:t>画</w:t>
+      </w:r>
+      <w:r>
+        <w:rPr>
+          <w:rFonts w:ascii="Times New Roman" w:hAnsi="Times New Roman" w:eastAsia="Times New Roman" w:cs="Times New Roman"/>
+        </w:rPr>
+        <w:t xml:space="preserve"> Newman → </w:t>
+      </w:r>
+      <w:r>
+        <w:rPr>
+          <w:rFonts w:hint="eastAsia" w:ascii="Times New Roman" w:hAnsi="Times New Roman" w:eastAsia="FangSong" w:cs="Times New Roman"/>
+        </w:rPr>
+        <w:t xml:space="preserve">找</w:t>
+      </w:r>
+      <w:r>
+        <w:rPr>
+          <w:rFonts w:ascii="Times New Roman" w:hAnsi="Times New Roman" w:eastAsia="Times New Roman" w:cs="Times New Roman"/>
+        </w:rPr>
+        <w:t xml:space="preserve"> L/M/S → </w:t>
+      </w:r>
+      <w:r>
+        <w:rPr>
+          <w:rFonts w:hint="eastAsia" w:ascii="Times New Roman" w:hAnsi="Times New Roman" w:eastAsia="FangSong" w:cs="Times New Roman"/>
+        </w:rPr>
+        <w:t>判断最小位阻面</w:t>
+      </w:r>
+      <w:r>
+        <w:rPr>
+          <w:rFonts w:hint="eastAsia" w:ascii="Times New Roman" w:hAnsi="Times New Roman" w:eastAsia="Times New Roman" w:cs="Times New Roman"/>
+        </w:rPr>
+        <w:t>”</w:t>
+      </w:r>
+      <w:r>
+        <w:rPr>
+          <w:rFonts w:hint="eastAsia" w:ascii="Times New Roman" w:hAnsi="Times New Roman" w:eastAsia="FangSong" w:cs="Times New Roman"/>
+        </w:rPr>
+        <w:t>的推理流程</w:t>
+      </w:r>
+      <w:r>
+        <w:rPr>
+          <w:rFonts w:hint="eastAsia" w:ascii="Times New Roman" w:hAnsi="Times New Roman" w:eastAsia="Times New Roman" w:cs="Times New Roman"/>
+        </w:rPr>
+        <w:t>。</w:t>
+      </w:r>
+    </w:p>
+    <w:p>
+      <w:pPr>
+        <w:spacing w:before="160" w:after="80"/>
+      </w:pPr>
+      <w:r>
+        <w:pict>
+          <v:rect style="width:0;height:1.5pt" o:hralign="center" o:hrstd="t" o:hr="t"/>
+        </w:pict>
+      </w:r>
+    </w:p>
+    <w:bookmarkEnd w:id="36"/>
+    <w:bookmarkStart w:id="37" w:name="例3-cram-螯合-vs-felkin-anh-同一底物不同条件"/>
+    <w:p>
+      <w:pPr>
+        <w:pStyle w:val="Heading3"/>
+        <w:spacing w:before="280" w:after="120"/>
+      </w:pPr>
+      <w:r>
+        <w:rPr>
+          <w:rFonts w:hint="eastAsia" w:ascii="Times New Roman" w:hAnsi="Times New Roman" w:eastAsia="SimHei" w:cs="Times New Roman"/>
+        </w:rPr>
+        <w:t>例</w:t>
+      </w:r>
+      <w:r>
+        <w:rPr>
+          <w:rFonts w:hint="eastAsia" w:ascii="Times New Roman" w:hAnsi="Times New Roman" w:eastAsia="Times New Roman" w:cs="Times New Roman"/>
+        </w:rPr>
+        <w:t>3</w:t>
+      </w:r>
+      <w:r>
+        <w:rPr>
+          <w:rFonts w:ascii="Times New Roman" w:hAnsi="Times New Roman" w:eastAsia="Times New Roman" w:cs="Times New Roman"/>
+        </w:rPr>
+        <w:t xml:space="preserve"> Cram </w:t>
+      </w:r>
+      <w:r>
+        <w:rPr>
+          <w:rFonts w:hint="eastAsia" w:ascii="Times New Roman" w:hAnsi="Times New Roman" w:eastAsia="SimHei" w:cs="Times New Roman"/>
+        </w:rPr>
+        <w:t xml:space="preserve">螯合</w:t>
+      </w:r>
+      <w:r>
+        <w:rPr>
+          <w:rFonts w:ascii="Times New Roman" w:hAnsi="Times New Roman" w:eastAsia="Times New Roman" w:cs="Times New Roman"/>
+        </w:rPr>
+        <w:t xml:space="preserve"> vs Felkin-Anh —— </w:t>
+      </w:r>
+      <w:r>
+        <w:rPr>
+          <w:rFonts w:hint="eastAsia" w:ascii="Times New Roman" w:hAnsi="Times New Roman" w:eastAsia="SimHei" w:cs="Times New Roman"/>
+        </w:rPr>
+        <w:t>同一底物</w:t>
+      </w:r>
+      <w:r>
+        <w:rPr>
+          <w:rFonts w:hint="eastAsia" w:ascii="Times New Roman" w:hAnsi="Times New Roman" w:eastAsia="Times New Roman" w:cs="Times New Roman"/>
+        </w:rPr>
+        <w:t>，</w:t>
+      </w:r>
+      <w:r>
+        <w:rPr>
+          <w:rFonts w:hint="eastAsia" w:ascii="Times New Roman" w:hAnsi="Times New Roman" w:eastAsia="SimHei" w:cs="Times New Roman"/>
+        </w:rPr>
+        <w:t>不同条件</w:t>
+      </w:r>
+      <w:r>
+        <w:rPr>
+          <w:rFonts w:ascii="Times New Roman" w:hAnsi="Times New Roman" w:eastAsia="Times New Roman" w:cs="Times New Roman"/>
+        </w:rPr>
+        <w:t xml:space="preserve"> ⭐⭐⭐⭐⭐</w:t>
+      </w:r>
+    </w:p>
+    <w:p>
+      <w:pPr>
+        <w:pStyle w:val="FirstParagraph"/>
+      </w:pPr>
+      <w:r>
+        <w:rPr>
+          <w:rFonts w:hint="eastAsia" w:ascii="Times New Roman" w:hAnsi="Times New Roman" w:eastAsia="FangSong" w:cs="Times New Roman"/>
+          <w:b/>
+          <w:bCs/>
+        </w:rPr>
+        <w:t xml:space="preserve">题干</w:t>
+      </w:r>
+      <w:r>
+        <w:rPr>
+          <w:rFonts w:hint="eastAsia" w:ascii="Times New Roman" w:hAnsi="Times New Roman" w:eastAsia="Times New Roman" w:cs="Times New Roman"/>
+        </w:rPr>
+        <w:t>：</w:t>
+      </w:r>
+      <w:r>
+        <w:rPr>
+          <w:rFonts w:hint="eastAsia" w:ascii="Times New Roman" w:hAnsi="Times New Roman" w:eastAsia="FangSong" w:cs="Times New Roman"/>
+        </w:rPr>
+        <w:t>化合物</w:t>
+      </w:r>
+      <w:r>
+        <w:rPr>
+          <w:rFonts w:ascii="Times New Roman" w:hAnsi="Times New Roman" w:eastAsia="Times New Roman" w:cs="Times New Roman"/>
+        </w:rPr>
+        <w:t xml:space="preserve"> </w:t>
+      </w:r>
+      <w:r>
+        <w:rPr>
+          <w:rFonts w:hint="eastAsia" w:ascii="Times New Roman" w:hAnsi="Times New Roman" w:eastAsia="Times New Roman" w:cs="Times New Roman"/>
+        </w:rPr>
+        <w:t>A（(S)-3-</w:t>
+      </w:r>
+      <w:r>
+        <w:rPr>
+          <w:rFonts w:hint="eastAsia" w:ascii="Times New Roman" w:hAnsi="Times New Roman" w:eastAsia="FangSong" w:cs="Times New Roman"/>
+        </w:rPr>
+        <w:t>羟基</w:t>
+      </w:r>
+      <w:r>
+        <w:rPr>
+          <w:rFonts w:hint="eastAsia" w:ascii="Times New Roman" w:hAnsi="Times New Roman" w:eastAsia="Times New Roman" w:cs="Times New Roman"/>
+        </w:rPr>
+        <w:t>-2-</w:t>
+      </w:r>
+      <w:r>
+        <w:rPr>
+          <w:rFonts w:hint="eastAsia" w:ascii="Times New Roman" w:hAnsi="Times New Roman" w:eastAsia="FangSong" w:cs="Times New Roman"/>
+        </w:rPr>
+        <w:t>丁酮</w:t>
+      </w:r>
+      <w:r>
+        <w:rPr>
+          <w:rFonts w:hint="eastAsia" w:ascii="Times New Roman" w:hAnsi="Times New Roman" w:eastAsia="Times New Roman" w:cs="Times New Roman"/>
+        </w:rPr>
+        <w:t>，CH</w:t>
+      </w:r>
+      <w:r>
+        <w:rPr>
+          <w:rFonts w:hint="eastAsia" w:ascii="Times New Roman" w:hAnsi="Times New Roman" w:eastAsia="Times New Roman" w:cs="Times New Roman"/>
+          <w:vertAlign w:val="subscript"/>
+        </w:rPr>
+        <w:t>3</w:t>
+      </w:r>
+      <w:r>
+        <w:rPr>
+          <w:rFonts w:hint="eastAsia" w:ascii="Times New Roman" w:hAnsi="Times New Roman" w:eastAsia="Times New Roman" w:cs="Times New Roman"/>
+        </w:rPr>
+        <w:t>-CH(OH)-CO-CH</w:t>
+      </w:r>
+      <w:r>
+        <w:rPr>
+          <w:rFonts w:hint="eastAsia" w:ascii="Times New Roman" w:hAnsi="Times New Roman" w:eastAsia="Times New Roman" w:cs="Times New Roman"/>
+          <w:vertAlign w:val="subscript"/>
+        </w:rPr>
+        <w:t>3</w:t>
+      </w:r>
+      <w:r>
+        <w:rPr>
+          <w:rFonts w:hint="eastAsia" w:ascii="Times New Roman" w:hAnsi="Times New Roman" w:eastAsia="Times New Roman" w:cs="Times New Roman"/>
+        </w:rPr>
+        <w:t>）</w:t>
+      </w:r>
+      <w:r>
+        <w:rPr>
+          <w:rFonts w:hint="eastAsia" w:ascii="Times New Roman" w:hAnsi="Times New Roman" w:eastAsia="FangSong" w:cs="Times New Roman"/>
+        </w:rPr>
+        <w:t>在以下两种条件下分别与</w:t>
+      </w:r>
+      <w:r>
+        <w:rPr>
+          <w:rFonts w:ascii="Times New Roman" w:hAnsi="Times New Roman" w:eastAsia="Times New Roman" w:cs="Times New Roman"/>
+        </w:rPr>
+        <w:t xml:space="preserve"> CH</w:t>
+      </w:r>
+      <w:r>
+        <w:rPr>
+          <w:rFonts w:ascii="Times New Roman" w:hAnsi="Times New Roman" w:eastAsia="Times New Roman" w:cs="Times New Roman"/>
+          <w:vertAlign w:val="subscript"/>
+        </w:rPr>
+        <w:t>3</w:t>
+      </w:r>
+      <w:r>
+        <w:rPr>
+          <w:rFonts w:ascii="Times New Roman" w:hAnsi="Times New Roman" w:eastAsia="Times New Roman" w:cs="Times New Roman"/>
+        </w:rPr>
+        <w:t xml:space="preserve">MgBr </w:t>
+      </w:r>
+      <w:r>
+        <w:rPr>
+          <w:rFonts w:hint="eastAsia" w:ascii="Times New Roman" w:hAnsi="Times New Roman" w:eastAsia="FangSong" w:cs="Times New Roman"/>
+        </w:rPr>
+        <w:t>反应</w:t>
+      </w:r>
+      <w:r>
+        <w:rPr>
+          <w:rFonts w:hint="eastAsia" w:ascii="Times New Roman" w:hAnsi="Times New Roman" w:eastAsia="Times New Roman" w:cs="Times New Roman"/>
+        </w:rPr>
+        <w:t>：</w:t>
+      </w:r>
+      <w:r>
+        <w:rPr>
+          <w:rFonts w:ascii="Times New Roman" w:hAnsi="Times New Roman" w:eastAsia="Times New Roman" w:cs="Times New Roman"/>
+        </w:rPr>
+        <w:t xml:space="preserve"> </w:t>
+      </w:r>
+      <w:r>
+        <w:rPr>
+          <w:rFonts w:ascii="Times New Roman" w:hAnsi="Times New Roman" w:eastAsia="Times New Roman" w:cs="Times New Roman"/>
+        </w:rPr>
+        <w:t xml:space="preserve">(1) </w:t>
+      </w:r>
+      <w:r>
+        <w:rPr>
+          <w:rFonts w:hint="eastAsia" w:ascii="Times New Roman" w:hAnsi="Times New Roman" w:eastAsia="FangSong" w:cs="Times New Roman"/>
+        </w:rPr>
+        <w:t xml:space="preserve">无额外</w:t>
+      </w:r>
+      <w:r>
+        <w:rPr>
+          <w:rFonts w:ascii="Times New Roman" w:hAnsi="Times New Roman" w:eastAsia="Times New Roman" w:cs="Times New Roman"/>
+        </w:rPr>
+        <w:t xml:space="preserve"> Lewis </w:t>
+      </w:r>
+      <w:r>
+        <w:rPr>
+          <w:rFonts w:hint="eastAsia" w:ascii="Times New Roman" w:hAnsi="Times New Roman" w:eastAsia="FangSong" w:cs="Times New Roman"/>
+        </w:rPr>
+        <w:t>酸</w:t>
+      </w:r>
+      <w:r>
+        <w:rPr>
+          <w:rFonts w:hint="eastAsia" w:ascii="Times New Roman" w:hAnsi="Times New Roman" w:eastAsia="Times New Roman" w:cs="Times New Roman"/>
+        </w:rPr>
+        <w:t>，Et</w:t>
+      </w:r>
+      <w:r>
+        <w:rPr>
+          <w:rFonts w:hint="eastAsia" w:ascii="Times New Roman" w:hAnsi="Times New Roman" w:eastAsia="Times New Roman" w:cs="Times New Roman"/>
+          <w:vertAlign w:val="subscript"/>
+        </w:rPr>
+        <w:t>2</w:t>
+      </w:r>
+      <w:r>
+        <w:rPr>
+          <w:rFonts w:hint="eastAsia" w:ascii="Times New Roman" w:hAnsi="Times New Roman" w:eastAsia="Times New Roman" w:cs="Times New Roman"/>
+        </w:rPr>
+        <w:t>O</w:t>
+      </w:r>
+      <w:r>
+        <w:rPr>
+          <w:rFonts w:ascii="Times New Roman" w:hAnsi="Times New Roman" w:eastAsia="Times New Roman" w:cs="Times New Roman"/>
+        </w:rPr>
+        <w:t xml:space="preserve"> </w:t>
+      </w:r>
+      <w:r>
+        <w:rPr>
+          <w:rFonts w:hint="eastAsia" w:ascii="Times New Roman" w:hAnsi="Times New Roman" w:eastAsia="FangSong" w:cs="Times New Roman"/>
+        </w:rPr>
+        <w:t xml:space="preserve">溶剂</w:t>
+      </w:r>
+      <w:r>
+        <w:rPr>
+          <w:rFonts w:ascii="Times New Roman" w:hAnsi="Times New Roman" w:eastAsia="Times New Roman" w:cs="Times New Roman"/>
+        </w:rPr>
+        <w:t xml:space="preserve"> </w:t>
+      </w:r>
+      <w:r>
+        <w:rPr>
+          <w:rFonts w:ascii="Times New Roman" w:hAnsi="Times New Roman" w:eastAsia="Times New Roman" w:cs="Times New Roman"/>
+        </w:rPr>
+        <w:t xml:space="preserve">(2) </w:t>
+      </w:r>
+      <w:r>
+        <w:rPr>
+          <w:rFonts w:hint="eastAsia" w:ascii="Times New Roman" w:hAnsi="Times New Roman" w:eastAsia="FangSong" w:cs="Times New Roman"/>
+        </w:rPr>
+        <w:t xml:space="preserve">加入</w:t>
+      </w:r>
+      <w:r>
+        <w:rPr>
+          <w:rFonts w:ascii="Times New Roman" w:hAnsi="Times New Roman" w:eastAsia="Times New Roman" w:cs="Times New Roman"/>
+        </w:rPr>
+        <w:t xml:space="preserve"> 1.0 equiv </w:t>
+      </w:r>
+      <w:r>
+        <w:rPr>
+          <w:rFonts w:hint="eastAsia" w:ascii="Times New Roman" w:hAnsi="Times New Roman" w:eastAsia="Times New Roman" w:cs="Times New Roman"/>
+        </w:rPr>
+        <w:t>TiCl</w:t>
+      </w:r>
+      <w:r>
+        <w:rPr>
+          <w:rFonts w:hint="eastAsia" w:ascii="Times New Roman" w:hAnsi="Times New Roman" w:eastAsia="Times New Roman" w:cs="Times New Roman"/>
+          <w:vertAlign w:val="subscript"/>
+        </w:rPr>
+        <w:t>4</w:t>
+      </w:r>
+      <w:r>
+        <w:rPr>
+          <w:rFonts w:hint="eastAsia" w:ascii="Times New Roman" w:hAnsi="Times New Roman" w:eastAsia="Times New Roman" w:cs="Times New Roman"/>
+        </w:rPr>
+        <w:t>，CH</w:t>
+      </w:r>
+      <w:r>
+        <w:rPr>
+          <w:rFonts w:hint="eastAsia" w:ascii="Times New Roman" w:hAnsi="Times New Roman" w:eastAsia="Times New Roman" w:cs="Times New Roman"/>
+          <w:vertAlign w:val="subscript"/>
+        </w:rPr>
+        <w:t>2</w:t>
+      </w:r>
+      <w:r>
+        <w:rPr>
+          <w:rFonts w:hint="eastAsia" w:ascii="Times New Roman" w:hAnsi="Times New Roman" w:eastAsia="Times New Roman" w:cs="Times New Roman"/>
+        </w:rPr>
+        <w:t>Cl</w:t>
+      </w:r>
+      <w:r>
+        <w:rPr>
+          <w:rFonts w:hint="eastAsia" w:ascii="Times New Roman" w:hAnsi="Times New Roman" w:eastAsia="Times New Roman" w:cs="Times New Roman"/>
+          <w:vertAlign w:val="subscript"/>
+        </w:rPr>
+        <w:t>2</w:t>
+      </w:r>
+      <w:r>
+        <w:rPr>
+          <w:rFonts w:ascii="Times New Roman" w:hAnsi="Times New Roman" w:eastAsia="Times New Roman" w:cs="Times New Roman"/>
+        </w:rPr>
+        <w:t xml:space="preserve"> </w:t>
+      </w:r>
+      <w:r>
+        <w:rPr>
+          <w:rFonts w:hint="eastAsia" w:ascii="Times New Roman" w:hAnsi="Times New Roman" w:eastAsia="FangSong" w:cs="Times New Roman"/>
+        </w:rPr>
+        <w:t xml:space="preserve">溶剂</w:t>
+      </w:r>
+    </w:p>
+    <w:p>
+      <w:pPr>
+        <w:pStyle w:val="BodyText"/>
+      </w:pPr>
+      <w:r>
+        <w:rPr>
+          <w:rFonts w:hint="eastAsia" w:ascii="Times New Roman" w:hAnsi="Times New Roman" w:eastAsia="FangSong" w:cs="Times New Roman"/>
+        </w:rPr>
+        <w:t>预测每种条件下的主产物绝对构型并解释</w:t>
+      </w:r>
+      <w:r>
+        <w:rPr>
+          <w:rFonts w:hint="eastAsia" w:ascii="Times New Roman" w:hAnsi="Times New Roman" w:eastAsia="Times New Roman" w:cs="Times New Roman"/>
+        </w:rPr>
+        <w:t>。</w:t>
+      </w:r>
+    </w:p>
+    <w:p>
+      <w:pPr>
+        <w:pStyle w:val="BodyText"/>
+      </w:pPr>
+      <w:r>
+        <w:rPr>
+          <w:rFonts w:hint="eastAsia" w:ascii="Times New Roman" w:hAnsi="Times New Roman" w:eastAsia="FangSong" w:cs="Times New Roman"/>
+          <w:b/>
+          <w:bCs/>
+        </w:rPr>
+        <w:t xml:space="preserve">思路</w:t>
+      </w:r>
+      <w:r>
+        <w:rPr>
+          <w:rFonts w:hint="eastAsia" w:ascii="Times New Roman" w:hAnsi="Times New Roman" w:eastAsia="Times New Roman" w:cs="Times New Roman"/>
+        </w:rPr>
+        <w:t>：</w:t>
+      </w:r>
+      <w:r>
+        <w:rPr>
+          <w:rFonts w:hint="eastAsia" w:ascii="Times New Roman" w:hAnsi="Times New Roman" w:eastAsia="FangSong" w:cs="Times New Roman"/>
+        </w:rPr>
+        <w:t>条件</w:t>
+      </w:r>
+      <w:r>
+        <w:rPr>
+          <w:rFonts w:hint="eastAsia" w:ascii="Times New Roman" w:hAnsi="Times New Roman" w:eastAsia="Times New Roman" w:cs="Times New Roman"/>
+        </w:rPr>
+        <w:t>(1)</w:t>
+      </w:r>
+      <w:r>
+        <w:rPr>
+          <w:rFonts w:hint="eastAsia" w:ascii="Times New Roman" w:hAnsi="Times New Roman" w:eastAsia="FangSong" w:cs="Times New Roman"/>
+        </w:rPr>
+        <w:t>无金属螯合</w:t>
+      </w:r>
+      <w:r>
+        <w:rPr>
+          <w:rFonts w:ascii="Times New Roman" w:hAnsi="Times New Roman" w:eastAsia="Times New Roman" w:cs="Times New Roman"/>
+        </w:rPr>
+        <w:t xml:space="preserve"> → </w:t>
+      </w:r>
+      <w:r>
+        <w:rPr>
+          <w:rFonts w:hint="eastAsia" w:ascii="Times New Roman" w:hAnsi="Times New Roman" w:eastAsia="Times New Roman" w:cs="Times New Roman"/>
+        </w:rPr>
+        <w:t>Felkin-Anh；</w:t>
+      </w:r>
+      <w:r>
+        <w:rPr>
+          <w:rFonts w:hint="eastAsia" w:ascii="Times New Roman" w:hAnsi="Times New Roman" w:eastAsia="FangSong" w:cs="Times New Roman"/>
+        </w:rPr>
+        <w:t>条件</w:t>
+      </w:r>
+      <w:r>
+        <w:rPr>
+          <w:rFonts w:hint="eastAsia" w:ascii="Times New Roman" w:hAnsi="Times New Roman" w:eastAsia="Times New Roman" w:cs="Times New Roman"/>
+        </w:rPr>
+        <w:t>(2)</w:t>
+      </w:r>
+      <w:r>
+        <w:rPr>
+          <w:rFonts w:hint="eastAsia" w:ascii="Times New Roman" w:hAnsi="Times New Roman" w:eastAsia="FangSong" w:cs="Times New Roman"/>
+        </w:rPr>
+        <w:t>有</w:t>
+      </w:r>
+      <w:r>
+        <w:rPr>
+          <w:rFonts w:ascii="Times New Roman" w:hAnsi="Times New Roman" w:eastAsia="Times New Roman" w:cs="Times New Roman"/>
+        </w:rPr>
+        <w:t xml:space="preserve"> TiCl</w:t>
+      </w:r>
+      <w:r>
+        <w:rPr>
+          <w:rFonts w:ascii="Times New Roman" w:hAnsi="Times New Roman" w:eastAsia="Times New Roman" w:cs="Times New Roman"/>
+          <w:vertAlign w:val="subscript"/>
+        </w:rPr>
+        <w:t>4</w:t>
+      </w:r>
+      <w:r>
+        <w:rPr>
+          <w:rFonts w:ascii="Times New Roman" w:hAnsi="Times New Roman" w:eastAsia="Times New Roman" w:cs="Times New Roman"/>
+        </w:rPr>
+        <w:t xml:space="preserve"> → Cram </w:t>
+      </w:r>
+      <w:r>
+        <w:rPr>
+          <w:rFonts w:hint="eastAsia" w:ascii="Times New Roman" w:hAnsi="Times New Roman" w:eastAsia="FangSong" w:cs="Times New Roman"/>
+        </w:rPr>
+        <w:t>螯合</w:t>
+      </w:r>
+      <w:r>
+        <w:rPr>
+          <w:rFonts w:hint="eastAsia" w:ascii="Times New Roman" w:hAnsi="Times New Roman" w:eastAsia="Times New Roman" w:cs="Times New Roman"/>
+        </w:rPr>
+        <w:t>（</w:t>
+      </w:r>
+      <w:r>
+        <w:rPr>
+          <w:rFonts w:hint="eastAsia" w:ascii="Times New Roman" w:hAnsi="Times New Roman" w:eastAsia="FangSong" w:cs="Times New Roman"/>
+        </w:rPr>
+        <w:t>底物有</w:t>
+      </w:r>
+      <w:r>
+        <w:rPr>
+          <w:rFonts w:ascii="Times New Roman" w:hAnsi="Times New Roman" w:eastAsia="Times New Roman" w:cs="Times New Roman"/>
+        </w:rPr>
+        <w:t xml:space="preserve"> OH </w:t>
+      </w:r>
+      <w:r>
+        <w:rPr>
+          <w:rFonts w:hint="eastAsia" w:ascii="Times New Roman" w:hAnsi="Times New Roman" w:eastAsia="FangSong" w:cs="Times New Roman"/>
+        </w:rPr>
+        <w:t>配位原子</w:t>
+      </w:r>
+      <w:r>
+        <w:rPr>
+          <w:rFonts w:hint="eastAsia" w:ascii="Times New Roman" w:hAnsi="Times New Roman" w:eastAsia="Times New Roman" w:cs="Times New Roman"/>
+        </w:rPr>
+        <w:t>）。</w:t>
+      </w:r>
+    </w:p>
+    <w:p>
+      <w:pPr>
+        <w:pStyle w:val="BodyText"/>
+      </w:pPr>
+      <w:r>
+        <w:rPr>
+          <w:rFonts w:hint="eastAsia" w:ascii="Times New Roman" w:hAnsi="Times New Roman" w:eastAsia="FangSong" w:cs="Times New Roman"/>
+          <w:b/>
+          <w:bCs/>
+        </w:rPr>
+        <w:t xml:space="preserve">解析</w:t>
+      </w:r>
+      <w:r>
+        <w:rPr>
+          <w:rFonts w:hint="eastAsia" w:ascii="Times New Roman" w:hAnsi="Times New Roman" w:eastAsia="Times New Roman" w:cs="Times New Roman"/>
+        </w:rPr>
+        <w:t xml:space="preserve">：</w:t>
+      </w:r>
+    </w:p>
+    <w:p>
+      <w:pPr>
+        <w:pStyle w:val="BodyText"/>
+      </w:pPr>
+      <w:r>
+        <w:rPr>
+          <w:rFonts w:ascii="Times New Roman" w:hAnsi="Times New Roman" w:eastAsia="Times New Roman" w:cs="Times New Roman"/>
+          <w:b/>
+          <w:bCs/>
+        </w:rPr>
+        <w:t xml:space="preserve">(1) Felkin-Anh </w:t>
+      </w:r>
+      <w:r>
+        <w:rPr>
+          <w:rFonts w:hint="eastAsia" w:ascii="Times New Roman" w:hAnsi="Times New Roman" w:eastAsia="FangSong" w:cs="Times New Roman"/>
+          <w:b/>
+          <w:bCs/>
+        </w:rPr>
+        <w:t>条件</w:t>
+      </w:r>
+      <w:r>
+        <w:rPr>
+          <w:rFonts w:hint="eastAsia" w:ascii="Times New Roman" w:hAnsi="Times New Roman" w:eastAsia="Times New Roman" w:cs="Times New Roman"/>
+          <w:b/>
+          <w:bCs/>
+        </w:rPr>
+        <w:t>（</w:t>
+      </w:r>
+      <w:r>
+        <w:rPr>
+          <w:rFonts w:hint="eastAsia" w:ascii="Times New Roman" w:hAnsi="Times New Roman" w:eastAsia="FangSong" w:cs="Times New Roman"/>
+          <w:b/>
+          <w:bCs/>
+        </w:rPr>
+        <w:t>无螯合金属</w:t>
+      </w:r>
+      <w:r>
+        <w:rPr>
+          <w:rFonts w:hint="eastAsia" w:ascii="Times New Roman" w:hAnsi="Times New Roman" w:eastAsia="Times New Roman" w:cs="Times New Roman"/>
+          <w:b/>
+          <w:bCs/>
+        </w:rPr>
+        <w:t>）</w:t>
+      </w:r>
+      <w:r>
+        <w:rPr>
+          <w:rFonts w:hint="eastAsia" w:ascii="Times New Roman" w:hAnsi="Times New Roman" w:eastAsia="Times New Roman" w:cs="Times New Roman"/>
+        </w:rPr>
+        <w:t xml:space="preserve">：</w:t>
+      </w:r>
+      <w:r>
+        <w:rPr>
+          <w:rFonts w:ascii="Times New Roman" w:hAnsi="Times New Roman" w:eastAsia="Times New Roman" w:cs="Times New Roman"/>
+        </w:rPr>
+        <w:t xml:space="preserve"> </w:t>
+      </w:r>
+      <w:r>
+        <w:rPr>
+          <w:rFonts w:ascii="Times New Roman" w:hAnsi="Times New Roman" w:eastAsia="Times New Roman" w:cs="Times New Roman"/>
+        </w:rPr>
+        <w:t xml:space="preserve">- </w:t>
+      </w:r>
+      <w:r>
+        <w:rPr>
+          <w:rFonts w:hint="eastAsia" w:ascii="Times New Roman" w:hAnsi="Times New Roman" w:eastAsia="Times New Roman" w:cs="Times New Roman"/>
+        </w:rPr>
+        <w:t>α-</w:t>
+      </w:r>
+      <w:r>
+        <w:rPr>
+          <w:rFonts w:hint="eastAsia" w:ascii="Times New Roman" w:hAnsi="Times New Roman" w:eastAsia="FangSong" w:cs="Times New Roman"/>
+        </w:rPr>
+        <w:t>手性碳连</w:t>
+      </w:r>
+      <w:r>
+        <w:rPr>
+          <w:rFonts w:hint="eastAsia" w:ascii="Times New Roman" w:hAnsi="Times New Roman" w:eastAsia="Times New Roman" w:cs="Times New Roman"/>
+        </w:rPr>
+        <w:t>：H（S），CH</w:t>
+      </w:r>
+      <w:r>
+        <w:rPr>
+          <w:rFonts w:hint="eastAsia" w:ascii="Times New Roman" w:hAnsi="Times New Roman" w:eastAsia="Times New Roman" w:cs="Times New Roman"/>
+          <w:vertAlign w:val="subscript"/>
+        </w:rPr>
+        <w:t>3</w:t>
+      </w:r>
+      <w:r>
+        <w:rPr>
+          <w:rFonts w:hint="eastAsia" w:ascii="Times New Roman" w:hAnsi="Times New Roman" w:eastAsia="Times New Roman" w:cs="Times New Roman"/>
+        </w:rPr>
+        <w:t>（M），OH（L？），COCH</w:t>
+      </w:r>
+      <w:r>
+        <w:rPr>
+          <w:rFonts w:hint="eastAsia" w:ascii="Times New Roman" w:hAnsi="Times New Roman" w:eastAsia="Times New Roman" w:cs="Times New Roman"/>
+          <w:vertAlign w:val="subscript"/>
+        </w:rPr>
+        <w:t>3</w:t>
+      </w:r>
+      <w:r>
+        <w:rPr>
+          <w:rFonts w:ascii="Times New Roman" w:hAnsi="Times New Roman" w:eastAsia="Times New Roman" w:cs="Times New Roman"/>
+        </w:rPr>
+        <w:t xml:space="preserve"> </w:t>
+      </w:r>
+      <w:r>
+        <w:rPr>
+          <w:rFonts w:ascii="Times New Roman" w:hAnsi="Times New Roman" w:eastAsia="Times New Roman" w:cs="Times New Roman"/>
+        </w:rPr>
+        <w:t xml:space="preserve">- </w:t>
+      </w:r>
+      <w:r>
+        <w:rPr>
+          <w:rFonts w:hint="eastAsia" w:ascii="Times New Roman" w:hAnsi="Times New Roman" w:eastAsia="FangSong" w:cs="Times New Roman"/>
+        </w:rPr>
+        <w:t xml:space="preserve">需确定</w:t>
+      </w:r>
+      <w:r>
+        <w:rPr>
+          <w:rFonts w:ascii="Times New Roman" w:hAnsi="Times New Roman" w:eastAsia="Times New Roman" w:cs="Times New Roman"/>
+        </w:rPr>
+        <w:t xml:space="preserve"> </w:t>
+      </w:r>
+      <w:r>
+        <w:rPr>
+          <w:rFonts w:hint="eastAsia" w:ascii="Times New Roman" w:hAnsi="Times New Roman" w:eastAsia="Times New Roman" w:cs="Times New Roman"/>
+        </w:rPr>
+        <w:t xml:space="preserve">L/M/S：OH</w:t>
+      </w:r>
+      <w:r>
+        <w:rPr>
+          <w:rFonts w:ascii="Times New Roman" w:hAnsi="Times New Roman" w:eastAsia="Times New Roman" w:cs="Times New Roman"/>
+        </w:rPr>
+        <w:t xml:space="preserve"> </w:t>
+      </w:r>
+      <w:r>
+        <w:rPr>
+          <w:rFonts w:hint="eastAsia" w:ascii="Times New Roman" w:hAnsi="Times New Roman" w:eastAsia="FangSong" w:cs="Times New Roman"/>
+        </w:rPr>
+        <w:t xml:space="preserve">与</w:t>
+      </w:r>
+      <w:r>
+        <w:rPr>
+          <w:rFonts w:ascii="Times New Roman" w:hAnsi="Times New Roman" w:eastAsia="Times New Roman" w:cs="Times New Roman"/>
+        </w:rPr>
+        <w:t xml:space="preserve"> C=O </w:t>
+      </w:r>
+      <w:r>
+        <w:rPr>
+          <w:rFonts w:hint="eastAsia" w:ascii="Times New Roman" w:hAnsi="Times New Roman" w:eastAsia="FangSong" w:cs="Times New Roman"/>
+        </w:rPr>
+        <w:t xml:space="preserve">之间的位阻关系和电子效应</w:t>
+      </w:r>
+      <w:r>
+        <w:rPr>
+          <w:rFonts w:ascii="Times New Roman" w:hAnsi="Times New Roman" w:eastAsia="Times New Roman" w:cs="Times New Roman"/>
+        </w:rPr>
+        <w:t xml:space="preserve"> </w:t>
+      </w:r>
+      <w:r>
+        <w:rPr>
+          <w:rFonts w:ascii="Times New Roman" w:hAnsi="Times New Roman" w:eastAsia="Times New Roman" w:cs="Times New Roman"/>
+        </w:rPr>
+        <w:t xml:space="preserve">- </w:t>
+      </w:r>
+      <w:r>
+        <w:rPr>
+          <w:rFonts w:hint="eastAsia" w:ascii="Times New Roman" w:hAnsi="Times New Roman" w:eastAsia="FangSong" w:cs="Times New Roman"/>
+        </w:rPr>
+        <w:t xml:space="preserve">按</w:t>
+      </w:r>
+      <w:r>
+        <w:rPr>
+          <w:rFonts w:ascii="Times New Roman" w:hAnsi="Times New Roman" w:eastAsia="Times New Roman" w:cs="Times New Roman"/>
+        </w:rPr>
+        <w:t xml:space="preserve"> </w:t>
+      </w:r>
+      <w:r>
+        <w:rPr>
+          <w:rFonts w:hint="eastAsia" w:ascii="Times New Roman" w:hAnsi="Times New Roman" w:eastAsia="Times New Roman" w:cs="Times New Roman"/>
+        </w:rPr>
+        <w:t>Felkin-Anh：</w:t>
+      </w:r>
+      <w:r>
+        <w:rPr>
+          <w:rFonts w:hint="eastAsia" w:ascii="Times New Roman" w:hAnsi="Times New Roman" w:eastAsia="FangSong" w:cs="Times New Roman"/>
+        </w:rPr>
+        <w:t>位阻最大的基团垂直于</w:t>
+      </w:r>
+      <w:r>
+        <w:rPr>
+          <w:rFonts w:ascii="Times New Roman" w:hAnsi="Times New Roman" w:eastAsia="Times New Roman" w:cs="Times New Roman"/>
+        </w:rPr>
+        <w:t xml:space="preserve"> C=O → </w:t>
+      </w:r>
+      <w:r>
+        <w:rPr>
+          <w:rFonts w:hint="eastAsia" w:ascii="Times New Roman" w:hAnsi="Times New Roman" w:eastAsia="FangSong" w:cs="Times New Roman"/>
+        </w:rPr>
+        <w:t>亲核试剂从最小基团</w:t>
+      </w:r>
+      <w:r>
+        <w:rPr>
+          <w:rFonts w:hint="eastAsia" w:ascii="Times New Roman" w:hAnsi="Times New Roman" w:eastAsia="Times New Roman" w:cs="Times New Roman"/>
+        </w:rPr>
+        <w:t>（H）</w:t>
+      </w:r>
+      <w:r>
+        <w:rPr>
+          <w:rFonts w:hint="eastAsia" w:ascii="Times New Roman" w:hAnsi="Times New Roman" w:eastAsia="FangSong" w:cs="Times New Roman"/>
+        </w:rPr>
+        <w:t>侧进攻</w:t>
+      </w:r>
+      <w:r>
+        <w:rPr>
+          <w:rFonts w:ascii="Times New Roman" w:hAnsi="Times New Roman" w:eastAsia="Times New Roman" w:cs="Times New Roman"/>
+        </w:rPr>
+        <w:t xml:space="preserve"> </w:t>
+      </w:r>
+      <w:r>
+        <w:rPr>
+          <w:rFonts w:ascii="Times New Roman" w:hAnsi="Times New Roman" w:eastAsia="Times New Roman" w:cs="Times New Roman"/>
+        </w:rPr>
+        <w:t xml:space="preserve">- </w:t>
+      </w:r>
+      <w:r>
+        <w:rPr>
+          <w:rFonts w:hint="eastAsia" w:ascii="Times New Roman" w:hAnsi="Times New Roman" w:eastAsia="FangSong" w:cs="Times New Roman"/>
+        </w:rPr>
+        <w:t>产物</w:t>
+      </w:r>
+      <w:r>
+        <w:rPr>
+          <w:rFonts w:hint="eastAsia" w:ascii="Times New Roman" w:hAnsi="Times New Roman" w:eastAsia="Times New Roman" w:cs="Times New Roman"/>
+        </w:rPr>
+        <w:t>：Felkin-Anh</w:t>
+      </w:r>
+      <w:r>
+        <w:rPr>
+          <w:rFonts w:ascii="Times New Roman" w:hAnsi="Times New Roman" w:eastAsia="Times New Roman" w:cs="Times New Roman"/>
+        </w:rPr>
+        <w:t xml:space="preserve"> </w:t>
+      </w:r>
+      <w:r>
+        <w:rPr>
+          <w:rFonts w:hint="eastAsia" w:ascii="Times New Roman" w:hAnsi="Times New Roman" w:eastAsia="FangSong" w:cs="Times New Roman"/>
+        </w:rPr>
+        <w:t xml:space="preserve">产物</w:t>
+      </w:r>
+    </w:p>
+    <w:p>
+      <w:pPr>
+        <w:pStyle w:val="BodyText"/>
+      </w:pPr>
+      <w:r>
+        <w:rPr>
+          <w:rFonts w:ascii="Times New Roman" w:hAnsi="Times New Roman" w:eastAsia="Times New Roman" w:cs="Times New Roman"/>
+          <w:b/>
+          <w:bCs/>
+        </w:rPr>
+        <w:t xml:space="preserve">(2) Cram </w:t>
+      </w:r>
+      <w:r>
+        <w:rPr>
+          <w:rFonts w:hint="eastAsia" w:ascii="Times New Roman" w:hAnsi="Times New Roman" w:eastAsia="FangSong" w:cs="Times New Roman"/>
+          <w:b/>
+          <w:bCs/>
+        </w:rPr>
+        <w:t>螯合条件</w:t>
+      </w:r>
+      <w:r>
+        <w:rPr>
+          <w:rFonts w:hint="eastAsia" w:ascii="Times New Roman" w:hAnsi="Times New Roman" w:eastAsia="Times New Roman" w:cs="Times New Roman"/>
+          <w:b/>
+          <w:bCs/>
+        </w:rPr>
+        <w:t>（+</w:t>
+      </w:r>
+      <w:r>
+        <w:rPr>
+          <w:rFonts w:ascii="Times New Roman" w:hAnsi="Times New Roman" w:eastAsia="Times New Roman" w:cs="Times New Roman"/>
+          <w:b/>
+          <w:bCs/>
+        </w:rPr>
+        <w:t xml:space="preserve"> </w:t>
+      </w:r>
+      <w:r>
+        <w:rPr>
+          <w:rFonts w:hint="eastAsia" w:ascii="Times New Roman" w:hAnsi="Times New Roman" w:eastAsia="Times New Roman" w:cs="Times New Roman"/>
+          <w:b/>
+          <w:bCs/>
+        </w:rPr>
+        <w:t>TiCl</w:t>
+      </w:r>
+      <w:r>
+        <w:rPr>
+          <w:rFonts w:hint="eastAsia" w:ascii="Times New Roman" w:hAnsi="Times New Roman" w:eastAsia="Times New Roman" w:cs="Times New Roman"/>
+          <w:b/>
+          <w:bCs/>
+          <w:vertAlign w:val="subscript"/>
+        </w:rPr>
+        <w:t>4</w:t>
+      </w:r>
+      <w:r>
+        <w:rPr>
+          <w:rFonts w:hint="eastAsia" w:ascii="Times New Roman" w:hAnsi="Times New Roman" w:eastAsia="Times New Roman" w:cs="Times New Roman"/>
+          <w:b/>
+          <w:bCs/>
+        </w:rPr>
+        <w:t>）</w:t>
+      </w:r>
+      <w:r>
+        <w:rPr>
+          <w:rFonts w:hint="eastAsia" w:ascii="Times New Roman" w:hAnsi="Times New Roman" w:eastAsia="Times New Roman" w:cs="Times New Roman"/>
+        </w:rPr>
+        <w:t xml:space="preserve">：</w:t>
+      </w:r>
+      <w:r>
+        <w:rPr>
+          <w:rFonts w:ascii="Times New Roman" w:hAnsi="Times New Roman" w:eastAsia="Times New Roman" w:cs="Times New Roman"/>
+        </w:rPr>
+        <w:t xml:space="preserve"> </w:t>
+      </w:r>
+      <w:r>
+        <w:rPr>
+          <w:rFonts w:ascii="Times New Roman" w:hAnsi="Times New Roman" w:eastAsia="Times New Roman" w:cs="Times New Roman"/>
+        </w:rPr>
+        <w:t>- TiCl</w:t>
+      </w:r>
+      <w:r>
+        <w:rPr>
+          <w:rFonts w:ascii="Times New Roman" w:hAnsi="Times New Roman" w:eastAsia="Times New Roman" w:cs="Times New Roman"/>
+          <w:vertAlign w:val="subscript"/>
+        </w:rPr>
+        <w:t>4</w:t>
+      </w:r>
+      <w:r>
+        <w:rPr>
+          <w:rFonts w:ascii="Times New Roman" w:hAnsi="Times New Roman" w:eastAsia="Times New Roman" w:cs="Times New Roman"/>
+        </w:rPr>
+        <w:t xml:space="preserve"> </w:t>
+      </w:r>
+      <w:r>
+        <w:rPr>
+          <w:rFonts w:hint="eastAsia" w:ascii="Times New Roman" w:hAnsi="Times New Roman" w:eastAsia="FangSong" w:cs="Times New Roman"/>
+        </w:rPr>
+        <w:t xml:space="preserve">同时配位</w:t>
+      </w:r>
+      <w:r>
+        <w:rPr>
+          <w:rFonts w:ascii="Times New Roman" w:hAnsi="Times New Roman" w:eastAsia="Times New Roman" w:cs="Times New Roman"/>
+        </w:rPr>
+        <w:t xml:space="preserve"> C=O </w:t>
+      </w:r>
+      <w:r>
+        <w:rPr>
+          <w:rFonts w:hint="eastAsia" w:ascii="Times New Roman" w:hAnsi="Times New Roman" w:eastAsia="FangSong" w:cs="Times New Roman"/>
+        </w:rPr>
+        <w:t xml:space="preserve">的</w:t>
+      </w:r>
+      <w:r>
+        <w:rPr>
+          <w:rFonts w:ascii="Times New Roman" w:hAnsi="Times New Roman" w:eastAsia="Times New Roman" w:cs="Times New Roman"/>
+        </w:rPr>
+        <w:t xml:space="preserve"> O </w:t>
+      </w:r>
+      <w:r>
+        <w:rPr>
+          <w:rFonts w:hint="eastAsia" w:ascii="Times New Roman" w:hAnsi="Times New Roman" w:eastAsia="FangSong" w:cs="Times New Roman"/>
+        </w:rPr>
+        <w:t xml:space="preserve">和</w:t>
+      </w:r>
+      <w:r>
+        <w:rPr>
+          <w:rFonts w:ascii="Times New Roman" w:hAnsi="Times New Roman" w:eastAsia="Times New Roman" w:cs="Times New Roman"/>
+        </w:rPr>
+        <w:t xml:space="preserve"> α-OH </w:t>
+      </w:r>
+      <w:r>
+        <w:rPr>
+          <w:rFonts w:hint="eastAsia" w:ascii="Times New Roman" w:hAnsi="Times New Roman" w:eastAsia="FangSong" w:cs="Times New Roman"/>
+        </w:rPr>
+        <w:t xml:space="preserve">的</w:t>
+      </w:r>
+      <w:r>
+        <w:rPr>
+          <w:rFonts w:ascii="Times New Roman" w:hAnsi="Times New Roman" w:eastAsia="Times New Roman" w:cs="Times New Roman"/>
+        </w:rPr>
+        <w:t xml:space="preserve"> O → </w:t>
+      </w:r>
+      <w:r>
+        <w:rPr>
+          <w:rFonts w:hint="eastAsia" w:ascii="Times New Roman" w:hAnsi="Times New Roman" w:eastAsia="FangSong" w:cs="Times New Roman"/>
+        </w:rPr>
+        <w:t xml:space="preserve">形成五元环螯合物</w:t>
+      </w:r>
+      <w:r>
+        <w:rPr>
+          <w:rFonts w:ascii="Times New Roman" w:hAnsi="Times New Roman" w:eastAsia="Times New Roman" w:cs="Times New Roman"/>
+        </w:rPr>
+        <w:t xml:space="preserve"> </w:t>
+      </w:r>
+      <w:r>
+        <w:rPr>
+          <w:rFonts w:ascii="Times New Roman" w:hAnsi="Times New Roman" w:eastAsia="Times New Roman" w:cs="Times New Roman"/>
+        </w:rPr>
+        <w:t xml:space="preserve">- </w:t>
+      </w:r>
+      <w:r>
+        <w:rPr>
+          <w:rFonts w:hint="eastAsia" w:ascii="Times New Roman" w:hAnsi="Times New Roman" w:eastAsia="FangSong" w:cs="Times New Roman"/>
+        </w:rPr>
+        <w:t>螯合物锁定构象</w:t>
+      </w:r>
+      <w:r>
+        <w:rPr>
+          <w:rFonts w:hint="eastAsia" w:ascii="Times New Roman" w:hAnsi="Times New Roman" w:eastAsia="Times New Roman" w:cs="Times New Roman"/>
+        </w:rPr>
+        <w:t>：C=O</w:t>
+      </w:r>
+      <w:r>
+        <w:rPr>
+          <w:rFonts w:ascii="Times New Roman" w:hAnsi="Times New Roman" w:eastAsia="Times New Roman" w:cs="Times New Roman"/>
+        </w:rPr>
+        <w:t xml:space="preserve"> </w:t>
+      </w:r>
+      <w:r>
+        <w:rPr>
+          <w:rFonts w:hint="eastAsia" w:ascii="Times New Roman" w:hAnsi="Times New Roman" w:eastAsia="FangSong" w:cs="Times New Roman"/>
+        </w:rPr>
+        <w:t xml:space="preserve">被</w:t>
+      </w:r>
+      <w:r>
+        <w:rPr>
+          <w:rFonts w:ascii="Times New Roman" w:hAnsi="Times New Roman" w:eastAsia="Times New Roman" w:cs="Times New Roman"/>
+        </w:rPr>
+        <w:t xml:space="preserve"> TiCl</w:t>
+      </w:r>
+      <w:r>
+        <w:rPr>
+          <w:rFonts w:ascii="Times New Roman" w:hAnsi="Times New Roman" w:eastAsia="Times New Roman" w:cs="Times New Roman"/>
+          <w:vertAlign w:val="subscript"/>
+        </w:rPr>
+        <w:t>4</w:t>
+      </w:r>
+      <w:r>
+        <w:rPr>
+          <w:rFonts w:ascii="Times New Roman" w:hAnsi="Times New Roman" w:eastAsia="Times New Roman" w:cs="Times New Roman"/>
+        </w:rPr>
+        <w:t xml:space="preserve"> </w:t>
+      </w:r>
+      <w:r>
+        <w:rPr>
+          <w:rFonts w:hint="eastAsia" w:ascii="Times New Roman" w:hAnsi="Times New Roman" w:eastAsia="FangSong" w:cs="Times New Roman"/>
+        </w:rPr>
+        <w:t xml:space="preserve">配体从一面屏蔽</w:t>
+      </w:r>
+      <w:r>
+        <w:rPr>
+          <w:rFonts w:ascii="Times New Roman" w:hAnsi="Times New Roman" w:eastAsia="Times New Roman" w:cs="Times New Roman"/>
+        </w:rPr>
+        <w:t xml:space="preserve"> </w:t>
+      </w:r>
+      <w:r>
+        <w:rPr>
+          <w:rFonts w:ascii="Times New Roman" w:hAnsi="Times New Roman" w:eastAsia="Times New Roman" w:cs="Times New Roman"/>
+        </w:rPr>
+        <w:t>- CH</w:t>
+      </w:r>
+      <w:r>
+        <w:rPr>
+          <w:rFonts w:ascii="Times New Roman" w:hAnsi="Times New Roman" w:eastAsia="Times New Roman" w:cs="Times New Roman"/>
+          <w:vertAlign w:val="subscript"/>
+        </w:rPr>
+        <w:t>3</w:t>
+      </w:r>
+      <w:r>
+        <w:rPr>
+          <w:rFonts w:ascii="Times New Roman" w:hAnsi="Times New Roman" w:eastAsia="Times New Roman" w:cs="Times New Roman"/>
+        </w:rPr>
+        <w:t xml:space="preserve">MgBr </w:t>
+      </w:r>
+      <w:r>
+        <w:rPr>
+          <w:rFonts w:hint="eastAsia" w:ascii="Times New Roman" w:hAnsi="Times New Roman" w:eastAsia="FangSong" w:cs="Times New Roman"/>
+        </w:rPr>
+        <w:t xml:space="preserve">从</w:t>
+      </w:r>
+      <w:r>
+        <w:rPr>
+          <w:rFonts w:hint="eastAsia" w:ascii="Times New Roman" w:hAnsi="Times New Roman" w:eastAsia="FangSong" w:cs="Times New Roman"/>
+          <w:b/>
+          <w:bCs/>
+        </w:rPr>
+        <w:t xml:space="preserve">未被屏蔽的面</w:t>
+      </w:r>
+      <w:r>
+        <w:rPr>
+          <w:rFonts w:hint="eastAsia" w:ascii="Times New Roman" w:hAnsi="Times New Roman" w:eastAsia="FangSong" w:cs="Times New Roman"/>
+        </w:rPr>
+        <w:t xml:space="preserve">进攻</w:t>
+      </w:r>
+      <w:r>
+        <w:rPr>
+          <w:rFonts w:ascii="Times New Roman" w:hAnsi="Times New Roman" w:eastAsia="Times New Roman" w:cs="Times New Roman"/>
+        </w:rPr>
+        <w:t xml:space="preserve"> </w:t>
+      </w:r>
+      <w:r>
+        <w:rPr>
+          <w:rFonts w:ascii="Times New Roman" w:hAnsi="Times New Roman" w:eastAsia="Times New Roman" w:cs="Times New Roman"/>
+        </w:rPr>
+        <w:t xml:space="preserve">-</w:t>
+      </w:r>
+      <w:r>
+        <w:rPr>
+          <w:rFonts w:ascii="Times New Roman" w:hAnsi="Times New Roman" w:eastAsia="Times New Roman" w:cs="Times New Roman"/>
+        </w:rPr>
+        <w:t xml:space="preserve"> </w:t>
+      </w:r>
+      <w:r>
+        <w:rPr>
+          <w:rFonts w:hint="eastAsia" w:ascii="Times New Roman" w:hAnsi="Times New Roman" w:eastAsia="FangSong" w:cs="Times New Roman"/>
+          <w:b/>
+          <w:bCs/>
+        </w:rPr>
+        <w:t xml:space="preserve">产物构型可能反转</w:t>
+      </w:r>
+      <w:r>
+        <w:rPr>
+          <w:rFonts w:hint="eastAsia" w:ascii="Times New Roman" w:hAnsi="Times New Roman" w:eastAsia="Times New Roman" w:cs="Times New Roman"/>
+        </w:rPr>
+        <w:t>（</w:t>
+      </w:r>
+      <w:r>
+        <w:rPr>
+          <w:rFonts w:hint="eastAsia" w:ascii="Times New Roman" w:hAnsi="Times New Roman" w:eastAsia="FangSong" w:cs="Times New Roman"/>
+        </w:rPr>
+        <w:t>与条件</w:t>
+      </w:r>
+      <w:r>
+        <w:rPr>
+          <w:rFonts w:hint="eastAsia" w:ascii="Times New Roman" w:hAnsi="Times New Roman" w:eastAsia="Times New Roman" w:cs="Times New Roman"/>
+        </w:rPr>
+        <w:t>(1)</w:t>
+      </w:r>
+      <w:r>
+        <w:rPr>
+          <w:rFonts w:hint="eastAsia" w:ascii="Times New Roman" w:hAnsi="Times New Roman" w:eastAsia="FangSong" w:cs="Times New Roman"/>
+        </w:rPr>
+        <w:t>相反</w:t>
+      </w:r>
+      <w:r>
+        <w:rPr>
+          <w:rFonts w:hint="eastAsia" w:ascii="Times New Roman" w:hAnsi="Times New Roman" w:eastAsia="Times New Roman" w:cs="Times New Roman"/>
+        </w:rPr>
+        <w:t>）</w:t>
+      </w:r>
+    </w:p>
+    <w:p>
+      <w:pPr>
+        <w:pStyle w:val="BodyText"/>
+      </w:pPr>
+      <w:r>
+        <w:rPr>
+          <w:rFonts w:hint="eastAsia" w:ascii="Times New Roman" w:hAnsi="Times New Roman" w:eastAsia="FangSong" w:cs="Times New Roman"/>
+          <w:b/>
+          <w:bCs/>
+        </w:rPr>
+        <w:t xml:space="preserve">答案</w:t>
+      </w:r>
+      <w:r>
+        <w:rPr>
+          <w:rFonts w:hint="eastAsia" w:ascii="Times New Roman" w:hAnsi="Times New Roman" w:eastAsia="Times New Roman" w:cs="Times New Roman"/>
+        </w:rPr>
+        <w:t>：</w:t>
+      </w:r>
+      <w:r>
+        <w:rPr>
+          <w:rFonts w:hint="eastAsia" w:ascii="Times New Roman" w:hAnsi="Times New Roman" w:eastAsia="FangSong" w:cs="Times New Roman"/>
+        </w:rPr>
+        <w:t>条件</w:t>
+      </w:r>
+      <w:r>
+        <w:rPr>
+          <w:rFonts w:hint="eastAsia" w:ascii="Times New Roman" w:hAnsi="Times New Roman" w:eastAsia="Times New Roman" w:cs="Times New Roman"/>
+        </w:rPr>
+        <w:t>(1)</w:t>
+      </w:r>
+      <w:r>
+        <w:rPr>
+          <w:rFonts w:hint="eastAsia" w:ascii="Times New Roman" w:hAnsi="Times New Roman" w:eastAsia="FangSong" w:cs="Times New Roman"/>
+        </w:rPr>
+        <w:t>得</w:t>
+      </w:r>
+      <w:r>
+        <w:rPr>
+          <w:rFonts w:ascii="Times New Roman" w:hAnsi="Times New Roman" w:eastAsia="Times New Roman" w:cs="Times New Roman"/>
+        </w:rPr>
+        <w:t xml:space="preserve"> Felkin-Anh </w:t>
+      </w:r>
+      <w:r>
+        <w:rPr>
+          <w:rFonts w:hint="eastAsia" w:ascii="Times New Roman" w:hAnsi="Times New Roman" w:eastAsia="FangSong" w:cs="Times New Roman"/>
+        </w:rPr>
+        <w:t>产物</w:t>
+      </w:r>
+      <w:r>
+        <w:rPr>
+          <w:rFonts w:hint="eastAsia" w:ascii="Times New Roman" w:hAnsi="Times New Roman" w:eastAsia="Times New Roman" w:cs="Times New Roman"/>
+        </w:rPr>
+        <w:t>；</w:t>
+      </w:r>
+      <w:r>
+        <w:rPr>
+          <w:rFonts w:hint="eastAsia" w:ascii="Times New Roman" w:hAnsi="Times New Roman" w:eastAsia="FangSong" w:cs="Times New Roman"/>
+        </w:rPr>
+        <w:t>条件</w:t>
+      </w:r>
+      <w:r>
+        <w:rPr>
+          <w:rFonts w:hint="eastAsia" w:ascii="Times New Roman" w:hAnsi="Times New Roman" w:eastAsia="Times New Roman" w:cs="Times New Roman"/>
+        </w:rPr>
+        <w:t>(2)</w:t>
+      </w:r>
+      <w:r>
+        <w:rPr>
+          <w:rFonts w:hint="eastAsia" w:ascii="Times New Roman" w:hAnsi="Times New Roman" w:eastAsia="FangSong" w:cs="Times New Roman"/>
+        </w:rPr>
+        <w:t>得</w:t>
+      </w:r>
+      <w:r>
+        <w:rPr>
+          <w:rFonts w:ascii="Times New Roman" w:hAnsi="Times New Roman" w:eastAsia="Times New Roman" w:cs="Times New Roman"/>
+        </w:rPr>
+        <w:t xml:space="preserve"> Cram </w:t>
+      </w:r>
+      <w:r>
+        <w:rPr>
+          <w:rFonts w:hint="eastAsia" w:ascii="Times New Roman" w:hAnsi="Times New Roman" w:eastAsia="FangSong" w:cs="Times New Roman"/>
+        </w:rPr>
+        <w:t>螯合产物</w:t>
+      </w:r>
+      <w:r>
+        <w:rPr>
+          <w:rFonts w:hint="eastAsia" w:ascii="Times New Roman" w:hAnsi="Times New Roman" w:eastAsia="Times New Roman" w:cs="Times New Roman"/>
+        </w:rPr>
+        <w:t>。</w:t>
+      </w:r>
+      <w:r>
+        <w:rPr>
+          <w:rFonts w:hint="eastAsia" w:ascii="Times New Roman" w:hAnsi="Times New Roman" w:eastAsia="FangSong" w:cs="Times New Roman"/>
+        </w:rPr>
+        <w:t>两者的绝对构型不同</w:t>
+      </w:r>
+      <w:r>
+        <w:rPr>
+          <w:rFonts w:hint="eastAsia" w:ascii="Times New Roman" w:hAnsi="Times New Roman" w:eastAsia="Times New Roman" w:cs="Times New Roman"/>
+        </w:rPr>
+        <w:t>。</w:t>
+      </w:r>
+      <w:r>
+        <w:rPr>
+          <w:rFonts w:hint="eastAsia" w:ascii="Times New Roman" w:hAnsi="Times New Roman" w:eastAsia="FangSong" w:cs="Times New Roman"/>
+        </w:rPr>
+        <w:t>同一底物</w:t>
+      </w:r>
+      <w:r>
+        <w:rPr>
+          <w:rFonts w:hint="eastAsia" w:ascii="Times New Roman" w:hAnsi="Times New Roman" w:eastAsia="Times New Roman" w:cs="Times New Roman"/>
+        </w:rPr>
+        <w:t>、</w:t>
+      </w:r>
+      <w:r>
+        <w:rPr>
+          <w:rFonts w:hint="eastAsia" w:ascii="Times New Roman" w:hAnsi="Times New Roman" w:eastAsia="FangSong" w:cs="Times New Roman"/>
+        </w:rPr>
+        <w:t>不同条件</w:t>
+      </w:r>
+      <w:r>
+        <w:rPr>
+          <w:rFonts w:hint="eastAsia" w:ascii="Times New Roman" w:hAnsi="Times New Roman" w:eastAsia="Times New Roman" w:cs="Times New Roman"/>
+        </w:rPr>
+        <w:t>→</w:t>
+      </w:r>
+      <w:r>
+        <w:rPr>
+          <w:rFonts w:hint="eastAsia" w:ascii="Times New Roman" w:hAnsi="Times New Roman" w:eastAsia="FangSong" w:cs="Times New Roman"/>
+        </w:rPr>
+        <w:t>产物构型反转</w:t>
+      </w:r>
+      <w:r>
+        <w:rPr>
+          <w:rFonts w:hint="eastAsia" w:ascii="Times New Roman" w:hAnsi="Times New Roman" w:eastAsia="Times New Roman" w:cs="Times New Roman"/>
+        </w:rPr>
+        <w:t>，</w:t>
+      </w:r>
+      <w:r>
+        <w:rPr>
+          <w:rFonts w:hint="eastAsia" w:ascii="Times New Roman" w:hAnsi="Times New Roman" w:eastAsia="FangSong" w:cs="Times New Roman"/>
+        </w:rPr>
+        <w:t>这正是螯合控制的强大效应</w:t>
+      </w:r>
+      <w:r>
+        <w:rPr>
+          <w:rFonts w:hint="eastAsia" w:ascii="Times New Roman" w:hAnsi="Times New Roman" w:eastAsia="Times New Roman" w:cs="Times New Roman"/>
+        </w:rPr>
+        <w:t>。</w:t>
+      </w:r>
+    </w:p>
+    <w:p>
+      <w:pPr>
+        <w:pStyle w:val="BodyText"/>
+      </w:pPr>
+      <w:r>
+        <w:rPr>
+          <w:rFonts w:hint="eastAsia" w:ascii="Times New Roman" w:hAnsi="Times New Roman" w:eastAsia="FangSong" w:cs="Times New Roman"/>
+          <w:b/>
+          <w:bCs/>
+        </w:rPr>
+        <w:t xml:space="preserve">反思</w:t>
+      </w:r>
+      <w:r>
+        <w:rPr>
+          <w:rFonts w:hint="eastAsia" w:ascii="Times New Roman" w:hAnsi="Times New Roman" w:eastAsia="Times New Roman" w:cs="Times New Roman"/>
+        </w:rPr>
+        <w:t>：</w:t>
+      </w:r>
+      <w:r>
+        <w:rPr>
+          <w:rFonts w:hint="eastAsia" w:ascii="Times New Roman" w:hAnsi="Times New Roman" w:eastAsia="FangSong" w:cs="Times New Roman"/>
+        </w:rPr>
+        <w:t>看到</w:t>
+      </w:r>
+      <w:r>
+        <w:rPr>
+          <w:rFonts w:ascii="Times New Roman" w:hAnsi="Times New Roman" w:eastAsia="Times New Roman" w:cs="Times New Roman"/>
+        </w:rPr>
+        <w:t xml:space="preserve"> </w:t>
+      </w:r>
+      <w:r>
+        <w:rPr>
+          <w:rFonts w:hint="eastAsia" w:ascii="Times New Roman" w:hAnsi="Times New Roman" w:eastAsia="Times New Roman" w:cs="Times New Roman"/>
+        </w:rPr>
+        <w:t>α-</w:t>
+      </w:r>
+      <w:r>
+        <w:rPr>
+          <w:rFonts w:hint="eastAsia" w:ascii="Times New Roman" w:hAnsi="Times New Roman" w:eastAsia="FangSong" w:cs="Times New Roman"/>
+        </w:rPr>
+        <w:t>羟基</w:t>
+      </w:r>
+      <w:r>
+        <w:rPr>
+          <w:rFonts w:hint="eastAsia" w:ascii="Times New Roman" w:hAnsi="Times New Roman" w:eastAsia="Times New Roman" w:cs="Times New Roman"/>
+        </w:rPr>
+        <w:t>/α-</w:t>
+      </w:r>
+      <w:r>
+        <w:rPr>
+          <w:rFonts w:hint="eastAsia" w:ascii="Times New Roman" w:hAnsi="Times New Roman" w:eastAsia="FangSong" w:cs="Times New Roman"/>
+        </w:rPr>
+        <w:t>烷氧基</w:t>
+      </w:r>
+      <w:r>
+        <w:rPr>
+          <w:rFonts w:ascii="Times New Roman" w:hAnsi="Times New Roman" w:eastAsia="Times New Roman" w:cs="Times New Roman"/>
+        </w:rPr>
+        <w:t xml:space="preserve"> + </w:t>
+      </w:r>
+      <w:r>
+        <w:rPr>
+          <w:rFonts w:hint="eastAsia" w:ascii="Times New Roman" w:hAnsi="Times New Roman" w:eastAsia="FangSong" w:cs="Times New Roman"/>
+        </w:rPr>
+        <w:t xml:space="preserve">金属试剂</w:t>
+      </w:r>
+      <w:r>
+        <w:rPr>
+          <w:rFonts w:ascii="Times New Roman" w:hAnsi="Times New Roman" w:eastAsia="Times New Roman" w:cs="Times New Roman"/>
+        </w:rPr>
+        <w:t xml:space="preserve"> + Lewis </w:t>
+      </w:r>
+      <w:r>
+        <w:rPr>
+          <w:rFonts w:hint="eastAsia" w:ascii="Times New Roman" w:hAnsi="Times New Roman" w:eastAsia="FangSong" w:cs="Times New Roman"/>
+        </w:rPr>
+        <w:t xml:space="preserve">酸</w:t>
+      </w:r>
+      <w:r>
+        <w:rPr>
+          <w:rFonts w:ascii="Times New Roman" w:hAnsi="Times New Roman" w:eastAsia="Times New Roman" w:cs="Times New Roman"/>
+        </w:rPr>
+        <w:t xml:space="preserve"> →</w:t>
+      </w:r>
+      <w:r>
+        <w:rPr>
+          <w:rFonts w:ascii="Times New Roman" w:hAnsi="Times New Roman" w:eastAsia="Times New Roman" w:cs="Times New Roman"/>
+        </w:rPr>
+        <w:t xml:space="preserve"> </w:t>
+      </w:r>
+      <w:r>
+        <w:rPr>
+          <w:rFonts w:hint="eastAsia" w:ascii="Times New Roman" w:hAnsi="Times New Roman" w:eastAsia="FangSong" w:cs="Times New Roman"/>
+          <w:b/>
+          <w:bCs/>
+        </w:rPr>
+        <w:t xml:space="preserve">第一反应是</w:t>
+      </w:r>
+      <w:r>
+        <w:rPr>
+          <w:rFonts w:ascii="Times New Roman" w:hAnsi="Times New Roman" w:eastAsia="Times New Roman" w:cs="Times New Roman"/>
+          <w:b/>
+          <w:bCs/>
+        </w:rPr>
+        <w:t xml:space="preserve"> Cram </w:t>
+      </w:r>
+      <w:r>
+        <w:rPr>
+          <w:rFonts w:hint="eastAsia" w:ascii="Times New Roman" w:hAnsi="Times New Roman" w:eastAsia="FangSong" w:cs="Times New Roman"/>
+          <w:b/>
+          <w:bCs/>
+        </w:rPr>
+        <w:t xml:space="preserve">螯合</w:t>
+      </w:r>
+      <w:r>
+        <w:rPr>
+          <w:rFonts w:hint="eastAsia" w:ascii="Times New Roman" w:hAnsi="Times New Roman" w:eastAsia="Times New Roman" w:cs="Times New Roman"/>
+        </w:rPr>
+        <w:t>，</w:t>
+      </w:r>
+      <w:r>
+        <w:rPr>
+          <w:rFonts w:hint="eastAsia" w:ascii="Times New Roman" w:hAnsi="Times New Roman" w:eastAsia="FangSong" w:cs="Times New Roman"/>
+        </w:rPr>
+        <w:t>不是</w:t>
+      </w:r>
+      <w:r>
+        <w:rPr>
+          <w:rFonts w:ascii="Times New Roman" w:hAnsi="Times New Roman" w:eastAsia="Times New Roman" w:cs="Times New Roman"/>
+        </w:rPr>
+        <w:t xml:space="preserve"> Felkin-Anh。</w:t>
+      </w:r>
+    </w:p>
+    <w:p>
+      <w:pPr>
+        <w:spacing w:before="160" w:after="80"/>
+      </w:pPr>
+      <w:r>
+        <w:pict>
+          <v:rect style="width:0;height:1.5pt" o:hralign="center" o:hrstd="t" o:hr="t"/>
+        </w:pict>
+      </w:r>
+    </w:p>
+    <w:bookmarkEnd w:id="37"/>
+    <w:bookmarkStart w:id="38" w:name="例4-evans-助剂烷基化完整三步推演"/>
+    <w:p>
+      <w:pPr>
+        <w:pStyle w:val="Heading3"/>
+        <w:spacing w:before="280" w:after="120"/>
+      </w:pPr>
+      <w:r>
+        <w:rPr>
+          <w:rFonts w:hint="eastAsia" w:ascii="Times New Roman" w:hAnsi="Times New Roman" w:eastAsia="SimHei" w:cs="Times New Roman"/>
+        </w:rPr>
+        <w:t>例</w:t>
+      </w:r>
+      <w:r>
+        <w:rPr>
+          <w:rFonts w:hint="eastAsia" w:ascii="Times New Roman" w:hAnsi="Times New Roman" w:eastAsia="Times New Roman" w:cs="Times New Roman"/>
+        </w:rPr>
+        <w:t>4</w:t>
+      </w:r>
+      <w:r>
+        <w:rPr>
+          <w:rFonts w:ascii="Times New Roman" w:hAnsi="Times New Roman" w:eastAsia="Times New Roman" w:cs="Times New Roman"/>
+        </w:rPr>
+        <w:t xml:space="preserve"> Evans </w:t>
+      </w:r>
+      <w:r>
+        <w:rPr>
+          <w:rFonts w:hint="eastAsia" w:ascii="Times New Roman" w:hAnsi="Times New Roman" w:eastAsia="SimHei" w:cs="Times New Roman"/>
+        </w:rPr>
+        <w:t>助剂烷基化</w:t>
+      </w:r>
+      <w:r>
+        <w:rPr>
+          <w:rFonts w:hint="eastAsia" w:ascii="Times New Roman" w:hAnsi="Times New Roman" w:eastAsia="Times New Roman" w:cs="Times New Roman"/>
+        </w:rPr>
+        <w:t>——</w:t>
+      </w:r>
+      <w:r>
+        <w:rPr>
+          <w:rFonts w:hint="eastAsia" w:ascii="Times New Roman" w:hAnsi="Times New Roman" w:eastAsia="SimHei" w:cs="Times New Roman"/>
+        </w:rPr>
+        <w:t>完整三步推演</w:t>
+      </w:r>
+      <w:r>
+        <w:rPr>
+          <w:rFonts w:ascii="Times New Roman" w:hAnsi="Times New Roman" w:eastAsia="Times New Roman" w:cs="Times New Roman"/>
+        </w:rPr>
+        <w:t xml:space="preserve"> ⭐⭐⭐⭐</w:t>
+      </w:r>
+    </w:p>
+    <w:p>
+      <w:pPr>
+        <w:pStyle w:val="FirstParagraph"/>
+      </w:pPr>
+      <w:r>
+        <w:rPr>
+          <w:rFonts w:hint="eastAsia" w:ascii="Times New Roman" w:hAnsi="Times New Roman" w:eastAsia="FangSong" w:cs="Times New Roman"/>
+          <w:b/>
+          <w:bCs/>
+        </w:rPr>
+        <w:t xml:space="preserve">题干</w:t>
+      </w:r>
+      <w:r>
+        <w:rPr>
+          <w:rFonts w:hint="eastAsia" w:ascii="Times New Roman" w:hAnsi="Times New Roman" w:eastAsia="Times New Roman" w:cs="Times New Roman"/>
+        </w:rPr>
+        <w:t>：</w:t>
+      </w:r>
+      <w:r>
+        <w:rPr>
+          <w:rFonts w:hint="eastAsia" w:ascii="Times New Roman" w:hAnsi="Times New Roman" w:eastAsia="FangSong" w:cs="Times New Roman"/>
+        </w:rPr>
+        <w:t>使用</w:t>
+      </w:r>
+      <w:r>
+        <w:rPr>
+          <w:rFonts w:hint="eastAsia" w:ascii="Times New Roman" w:hAnsi="Times New Roman" w:eastAsia="Times New Roman" w:cs="Times New Roman"/>
+        </w:rPr>
+        <w:t>(R)-4-</w:t>
+      </w:r>
+      <w:r>
+        <w:rPr>
+          <w:rFonts w:hint="eastAsia" w:ascii="Times New Roman" w:hAnsi="Times New Roman" w:eastAsia="FangSong" w:cs="Times New Roman"/>
+        </w:rPr>
+        <w:t>苄基</w:t>
+      </w:r>
+      <w:r>
+        <w:rPr>
+          <w:rFonts w:hint="eastAsia" w:ascii="Times New Roman" w:hAnsi="Times New Roman" w:eastAsia="Times New Roman" w:cs="Times New Roman"/>
+        </w:rPr>
+        <w:t>-2-</w:t>
+      </w:r>
+      <w:r>
+        <w:rPr>
+          <w:rFonts w:hint="eastAsia" w:ascii="Times New Roman" w:hAnsi="Times New Roman" w:eastAsia="FangSong" w:cs="Times New Roman"/>
+        </w:rPr>
+        <w:t>噁唑烷酮作为手性助剂时</w:t>
+      </w:r>
+      <w:r>
+        <w:rPr>
+          <w:rFonts w:hint="eastAsia" w:ascii="Times New Roman" w:hAnsi="Times New Roman" w:eastAsia="Times New Roman" w:cs="Times New Roman"/>
+        </w:rPr>
+        <w:t>，</w:t>
+      </w:r>
+      <w:r>
+        <w:rPr>
+          <w:rFonts w:hint="eastAsia" w:ascii="Times New Roman" w:hAnsi="Times New Roman" w:eastAsia="FangSong" w:cs="Times New Roman"/>
+        </w:rPr>
+        <w:t>丙酰氯经</w:t>
+      </w:r>
+      <w:r>
+        <w:rPr>
+          <w:rFonts w:ascii="Times New Roman" w:hAnsi="Times New Roman" w:eastAsia="Times New Roman" w:cs="Times New Roman"/>
+        </w:rPr>
+        <w:t xml:space="preserve"> Evans </w:t>
+      </w:r>
+      <w:r>
+        <w:rPr>
+          <w:rFonts w:hint="eastAsia" w:ascii="Times New Roman" w:hAnsi="Times New Roman" w:eastAsia="FangSong" w:cs="Times New Roman"/>
+        </w:rPr>
+        <w:t>烷基化</w:t>
+      </w:r>
+      <w:r>
+        <w:rPr>
+          <w:rFonts w:hint="eastAsia" w:ascii="Times New Roman" w:hAnsi="Times New Roman" w:eastAsia="Times New Roman" w:cs="Times New Roman"/>
+        </w:rPr>
+        <w:t>（LDA,</w:t>
+      </w:r>
+      <w:r>
+        <w:rPr>
+          <w:rFonts w:ascii="Times New Roman" w:hAnsi="Times New Roman" w:eastAsia="Times New Roman" w:cs="Times New Roman"/>
+        </w:rPr>
+        <w:t xml:space="preserve"> -78°C → BnBr → </w:t>
+      </w:r>
+      <w:r>
+        <w:rPr>
+          <w:rFonts w:hint="eastAsia" w:ascii="Times New Roman" w:hAnsi="Times New Roman" w:eastAsia="Times New Roman" w:cs="Times New Roman"/>
+        </w:rPr>
+        <w:t>LiOH/H</w:t>
+      </w:r>
+      <w:r>
+        <w:rPr>
+          <w:rFonts w:hint="eastAsia" w:ascii="Times New Roman" w:hAnsi="Times New Roman" w:eastAsia="Times New Roman" w:cs="Times New Roman"/>
+          <w:vertAlign w:val="subscript"/>
+        </w:rPr>
+        <w:t>2</w:t>
+      </w:r>
+      <w:r>
+        <w:rPr>
+          <w:rFonts w:hint="eastAsia" w:ascii="Times New Roman" w:hAnsi="Times New Roman" w:eastAsia="Times New Roman" w:cs="Times New Roman"/>
+        </w:rPr>
+        <w:t>O</w:t>
+      </w:r>
+      <w:r>
+        <w:rPr>
+          <w:rFonts w:hint="eastAsia" w:ascii="Times New Roman" w:hAnsi="Times New Roman" w:eastAsia="Times New Roman" w:cs="Times New Roman"/>
+          <w:vertAlign w:val="subscript"/>
+        </w:rPr>
+        <w:t>2</w:t>
+      </w:r>
+      <w:r>
+        <w:rPr>
+          <w:rFonts w:hint="eastAsia" w:ascii="Times New Roman" w:hAnsi="Times New Roman" w:eastAsia="FangSong" w:cs="Times New Roman"/>
+        </w:rPr>
+        <w:t>水解</w:t>
+      </w:r>
+      <w:r>
+        <w:rPr>
+          <w:rFonts w:hint="eastAsia" w:ascii="Times New Roman" w:hAnsi="Times New Roman" w:eastAsia="Times New Roman" w:cs="Times New Roman"/>
+        </w:rPr>
+        <w:t>）</w:t>
+      </w:r>
+      <w:r>
+        <w:rPr>
+          <w:rFonts w:hint="eastAsia" w:ascii="Times New Roman" w:hAnsi="Times New Roman" w:eastAsia="FangSong" w:cs="Times New Roman"/>
+        </w:rPr>
+        <w:t>后的产物是什么</w:t>
+      </w:r>
+      <w:r>
+        <w:rPr>
+          <w:rFonts w:hint="eastAsia" w:ascii="Times New Roman" w:hAnsi="Times New Roman" w:eastAsia="Times New Roman" w:cs="Times New Roman"/>
+        </w:rPr>
+        <w:t>？</w:t>
+      </w:r>
+      <w:r>
+        <w:rPr>
+          <w:rFonts w:hint="eastAsia" w:ascii="Times New Roman" w:hAnsi="Times New Roman" w:eastAsia="FangSong" w:cs="Times New Roman"/>
+        </w:rPr>
+        <w:t>预测产物的绝对构型</w:t>
+      </w:r>
+      <w:r>
+        <w:rPr>
+          <w:rFonts w:hint="eastAsia" w:ascii="Times New Roman" w:hAnsi="Times New Roman" w:eastAsia="Times New Roman" w:cs="Times New Roman"/>
+        </w:rPr>
+        <w:t>。</w:t>
+      </w:r>
+    </w:p>
+    <w:p>
+      <w:pPr>
+        <w:pStyle w:val="BodyText"/>
+      </w:pPr>
+      <w:r>
+        <w:rPr>
+          <w:rFonts w:hint="eastAsia" w:ascii="Times New Roman" w:hAnsi="Times New Roman" w:eastAsia="FangSong" w:cs="Times New Roman"/>
+          <w:b/>
+          <w:bCs/>
+        </w:rPr>
+        <w:t xml:space="preserve">思路</w:t>
+      </w:r>
+      <w:r>
+        <w:rPr>
+          <w:rFonts w:hint="eastAsia" w:ascii="Times New Roman" w:hAnsi="Times New Roman" w:eastAsia="Times New Roman" w:cs="Times New Roman"/>
+        </w:rPr>
+        <w:t xml:space="preserve">：Evans</w:t>
+      </w:r>
+      <w:r>
+        <w:rPr>
+          <w:rFonts w:ascii="Times New Roman" w:hAnsi="Times New Roman" w:eastAsia="Times New Roman" w:cs="Times New Roman"/>
+        </w:rPr>
+        <w:t xml:space="preserve"> </w:t>
+      </w:r>
+      <w:r>
+        <w:rPr>
+          <w:rFonts w:hint="eastAsia" w:ascii="Times New Roman" w:hAnsi="Times New Roman" w:eastAsia="FangSong" w:cs="Times New Roman"/>
+        </w:rPr>
+        <w:t xml:space="preserve">三步序列</w:t>
+      </w:r>
+      <w:r>
+        <w:rPr>
+          <w:rFonts w:ascii="Times New Roman" w:hAnsi="Times New Roman" w:eastAsia="Times New Roman" w:cs="Times New Roman"/>
+        </w:rPr>
+        <w:t xml:space="preserve"> + </w:t>
+      </w:r>
+      <w:r>
+        <w:rPr>
+          <w:rFonts w:hint="eastAsia" w:ascii="Times New Roman" w:hAnsi="Times New Roman" w:eastAsia="Times New Roman" w:cs="Times New Roman"/>
+        </w:rPr>
+        <w:t>(Z)-</w:t>
+      </w:r>
+      <w:r>
+        <w:rPr>
+          <w:rFonts w:hint="eastAsia" w:ascii="Times New Roman" w:hAnsi="Times New Roman" w:eastAsia="FangSong" w:cs="Times New Roman"/>
+        </w:rPr>
+        <w:t>烯醇</w:t>
+      </w:r>
+      <w:r>
+        <w:rPr>
+          <w:rFonts w:ascii="Times New Roman" w:hAnsi="Times New Roman" w:eastAsia="Times New Roman" w:cs="Times New Roman"/>
+        </w:rPr>
+        <w:t xml:space="preserve"> + </w:t>
+      </w:r>
+      <w:r>
+        <w:rPr>
+          <w:rFonts w:hint="eastAsia" w:ascii="Times New Roman" w:hAnsi="Times New Roman" w:eastAsia="FangSong" w:cs="Times New Roman"/>
+        </w:rPr>
+        <w:t>面选择性</w:t>
+      </w:r>
+      <w:r>
+        <w:rPr>
+          <w:rFonts w:hint="eastAsia" w:ascii="Times New Roman" w:hAnsi="Times New Roman" w:eastAsia="Times New Roman" w:cs="Times New Roman"/>
+        </w:rPr>
+        <w:t>。</w:t>
+      </w:r>
+    </w:p>
+    <w:p>
+      <w:pPr>
+        <w:pStyle w:val="BodyText"/>
+      </w:pPr>
+      <w:r>
+        <w:rPr>
+          <w:rFonts w:hint="eastAsia" w:ascii="Times New Roman" w:hAnsi="Times New Roman" w:eastAsia="FangSong" w:cs="Times New Roman"/>
+          <w:b/>
+          <w:bCs/>
+        </w:rPr>
+        <w:t xml:space="preserve">解析</w:t>
+      </w:r>
+      <w:r>
+        <w:rPr>
+          <w:rFonts w:hint="eastAsia" w:ascii="Times New Roman" w:hAnsi="Times New Roman" w:eastAsia="Times New Roman" w:cs="Times New Roman"/>
+        </w:rPr>
+        <w:t xml:space="preserve">：</w:t>
       </w:r>
     </w:p>
     <w:p>
@@ -18964,285 +18750,24 @@
         <w:pStyle w:val="Compact"/>
         <w:numPr>
           <w:ilvl w:val="0"/>
-          <w:numId w:val="1007"/>
-        </w:numPr>
-      </w:pPr>
-      <w:r>
-        <w:rPr>
-          <w:rFonts w:ascii="Times New Roman" w:hAnsi="Times New Roman" w:eastAsia="Times New Roman" w:cs="Times New Roman"/>
-          <w:b/>
-          <w:bCs/>
-        </w:rPr>
-        <w:t xml:space="preserve">Step 2 - </w:t>
-      </w:r>
-      <w:r>
-        <w:rPr>
-          <w:rFonts w:hint="eastAsia" w:ascii="Times New Roman" w:hAnsi="Times New Roman" w:eastAsia="FangSong" w:cs="Times New Roman"/>
-          <w:b/>
-          <w:bCs/>
-        </w:rPr>
-        <w:t xml:space="preserve">烷基化</w:t>
-      </w:r>
-      <w:r>
-        <w:rPr>
-          <w:rFonts w:hint="eastAsia" w:ascii="Times New Roman" w:hAnsi="Times New Roman" w:eastAsia="Times New Roman" w:cs="Times New Roman"/>
-        </w:rPr>
-        <w:t xml:space="preserve">：</w:t>
-      </w:r>
-    </w:p>
-    <w:p>
-      <w:pPr>
-        <w:pStyle w:val="Compact"/>
-        <w:numPr>
-          <w:ilvl w:val="1"/>
           <w:numId w:val="1009"/>
         </w:numPr>
       </w:pPr>
       <w:r>
         <w:rPr>
           <w:rFonts w:ascii="Times New Roman" w:hAnsi="Times New Roman" w:eastAsia="Times New Roman" w:cs="Times New Roman"/>
-        </w:rPr>
-        <w:t xml:space="preserve">LDA </w:t>
-      </w:r>
-      <w:r>
-        <w:rPr>
-          <w:rFonts w:hint="eastAsia" w:ascii="Times New Roman" w:hAnsi="Times New Roman" w:eastAsia="FangSong" w:cs="Times New Roman"/>
-        </w:rPr>
-        <w:t xml:space="preserve">拔</w:t>
-      </w:r>
-      <w:r>
-        <w:rPr>
-          <w:rFonts w:ascii="Times New Roman" w:hAnsi="Times New Roman" w:eastAsia="Times New Roman" w:cs="Times New Roman"/>
-        </w:rPr>
-        <w:t xml:space="preserve"> α-H → </w:t>
-      </w:r>
-      <w:r>
-        <w:rPr>
-          <w:rFonts w:hint="eastAsia" w:ascii="Times New Roman" w:hAnsi="Times New Roman" w:eastAsia="FangSong" w:cs="Times New Roman"/>
-        </w:rPr>
-        <w:t xml:space="preserve">形成</w:t>
-      </w:r>
-      <w:r>
-        <w:rPr>
-          <w:rFonts w:ascii="Times New Roman" w:hAnsi="Times New Roman" w:eastAsia="Times New Roman" w:cs="Times New Roman"/>
-        </w:rPr>
-        <w:t xml:space="preserve"> </w:t>
-      </w:r>
-      <w:r>
-        <w:rPr>
-          <w:rFonts w:hint="eastAsia" w:ascii="Times New Roman" w:hAnsi="Times New Roman" w:eastAsia="Times New Roman" w:cs="Times New Roman"/>
-        </w:rPr>
-        <w:t>(Z)-</w:t>
-      </w:r>
-      <w:r>
-        <w:rPr>
-          <w:rFonts w:hint="eastAsia" w:ascii="Times New Roman" w:hAnsi="Times New Roman" w:eastAsia="FangSong" w:cs="Times New Roman"/>
-        </w:rPr>
-        <w:t>烯醇负离子</w:t>
-      </w:r>
-      <w:r>
-        <w:rPr>
-          <w:rFonts w:hint="eastAsia" w:ascii="Times New Roman" w:hAnsi="Times New Roman" w:eastAsia="Times New Roman" w:cs="Times New Roman"/>
-        </w:rPr>
-        <w:t>（</w:t>
-      </w:r>
-      <w:r>
-        <w:rPr>
-          <w:rFonts w:hint="eastAsia" w:ascii="Times New Roman" w:hAnsi="Times New Roman" w:eastAsia="FangSong" w:cs="Times New Roman"/>
-        </w:rPr>
-        <w:t>热力学控制</w:t>
-      </w:r>
-      <w:r>
-        <w:rPr>
-          <w:rFonts w:hint="eastAsia" w:ascii="Times New Roman" w:hAnsi="Times New Roman" w:eastAsia="Times New Roman" w:cs="Times New Roman"/>
-        </w:rPr>
-        <w:t>）</w:t>
-      </w:r>
-    </w:p>
-    <w:p>
-      <w:pPr>
-        <w:pStyle w:val="Compact"/>
-        <w:numPr>
-          <w:ilvl w:val="1"/>
-          <w:numId w:val="1009"/>
-        </w:numPr>
-      </w:pPr>
-      <w:r>
-        <w:rPr>
-          <w:rFonts w:hint="eastAsia" w:ascii="Times New Roman" w:hAnsi="Times New Roman" w:eastAsia="FangSong" w:cs="Times New Roman"/>
-        </w:rPr>
-        <w:t xml:space="preserve">噁唑烷酮的</w:t>
-      </w:r>
-      <w:r>
-        <w:rPr>
-          <w:rFonts w:ascii="Times New Roman" w:hAnsi="Times New Roman" w:eastAsia="Times New Roman" w:cs="Times New Roman"/>
-        </w:rPr>
-        <w:t xml:space="preserve"> </w:t>
-      </w:r>
-      <w:r>
-        <w:rPr>
-          <w:rFonts w:hint="eastAsia" w:ascii="Times New Roman" w:hAnsi="Times New Roman" w:eastAsia="Times New Roman" w:cs="Times New Roman"/>
-        </w:rPr>
-        <w:t>4-</w:t>
-      </w:r>
-      <w:r>
-        <w:rPr>
-          <w:rFonts w:hint="eastAsia" w:ascii="Times New Roman" w:hAnsi="Times New Roman" w:eastAsia="FangSong" w:cs="Times New Roman"/>
-        </w:rPr>
-        <w:t>苄基屏蔽烯醇的一个面</w:t>
-      </w:r>
-    </w:p>
-    <w:p>
-      <w:pPr>
-        <w:pStyle w:val="Compact"/>
-        <w:numPr>
-          <w:ilvl w:val="1"/>
-          <w:numId w:val="1009"/>
-        </w:numPr>
-      </w:pPr>
-      <w:r>
-        <w:rPr>
-          <w:rFonts w:hint="eastAsia" w:ascii="Times New Roman" w:hAnsi="Times New Roman" w:eastAsia="Times New Roman" w:cs="Times New Roman"/>
-        </w:rPr>
-        <w:t>BnBr（</w:t>
-      </w:r>
-      <w:r>
-        <w:rPr>
-          <w:rFonts w:hint="eastAsia" w:ascii="Times New Roman" w:hAnsi="Times New Roman" w:eastAsia="FangSong" w:cs="Times New Roman"/>
-        </w:rPr>
-        <w:t>苄基溴</w:t>
-      </w:r>
-      <w:r>
-        <w:rPr>
-          <w:rFonts w:hint="eastAsia" w:ascii="Times New Roman" w:hAnsi="Times New Roman" w:eastAsia="Times New Roman" w:cs="Times New Roman"/>
-        </w:rPr>
-        <w:t>）+</w:t>
-      </w:r>
-      <w:r>
-        <w:rPr>
-          <w:rFonts w:ascii="Times New Roman" w:hAnsi="Times New Roman" w:eastAsia="Times New Roman" w:cs="Times New Roman"/>
-        </w:rPr>
-        <w:t xml:space="preserve"> </w:t>
-      </w:r>
-      <w:r>
-        <w:rPr>
-          <w:rFonts w:hint="eastAsia" w:ascii="Times New Roman" w:hAnsi="Times New Roman" w:eastAsia="FangSong" w:cs="Times New Roman"/>
-        </w:rPr>
-        <w:t xml:space="preserve">从屏蔽少的面进攻</w:t>
-      </w:r>
-      <w:r>
-        <w:rPr>
-          <w:rFonts w:ascii="Times New Roman" w:hAnsi="Times New Roman" w:eastAsia="Times New Roman" w:cs="Times New Roman"/>
-        </w:rPr>
-        <w:t xml:space="preserve"> → </w:t>
-      </w:r>
-      <w:r>
-        <w:rPr>
-          <w:rFonts w:hint="eastAsia" w:ascii="Times New Roman" w:hAnsi="Times New Roman" w:eastAsia="FangSong" w:cs="Times New Roman"/>
-        </w:rPr>
-        <w:t xml:space="preserve">生成</w:t>
-      </w:r>
-      <w:r>
-        <w:rPr>
-          <w:rFonts w:ascii="Times New Roman" w:hAnsi="Times New Roman" w:eastAsia="Times New Roman" w:cs="Times New Roman"/>
-        </w:rPr>
-        <w:t xml:space="preserve"> </w:t>
-      </w:r>
-      <w:r>
-        <w:rPr>
-          <w:rFonts w:hint="eastAsia" w:ascii="Times New Roman" w:hAnsi="Times New Roman" w:eastAsia="Times New Roman" w:cs="Times New Roman"/>
-        </w:rPr>
-        <w:t>α-</w:t>
-      </w:r>
-      <w:r>
-        <w:rPr>
-          <w:rFonts w:hint="eastAsia" w:ascii="Times New Roman" w:hAnsi="Times New Roman" w:eastAsia="FangSong" w:cs="Times New Roman"/>
-        </w:rPr>
-        <w:t>苄基丙酰基噁唑烷酮</w:t>
-      </w:r>
-    </w:p>
-    <w:p>
-      <w:pPr>
-        <w:pStyle w:val="Compact"/>
-        <w:numPr>
-          <w:ilvl w:val="1"/>
-          <w:numId w:val="1009"/>
-        </w:numPr>
-      </w:pPr>
-      <w:r>
-        <w:rPr>
-          <w:rFonts w:hint="eastAsia" w:ascii="Times New Roman" w:hAnsi="Times New Roman" w:eastAsia="FangSong" w:cs="Times New Roman"/>
-        </w:rPr>
-        <w:t>面选择性</w:t>
-      </w:r>
-      <w:r>
-        <w:rPr>
-          <w:rFonts w:hint="eastAsia" w:ascii="Times New Roman" w:hAnsi="Times New Roman" w:eastAsia="Times New Roman" w:cs="Times New Roman"/>
-        </w:rPr>
-        <w:t>：</w:t>
-      </w:r>
-      <w:r>
-        <w:rPr>
-          <w:rFonts w:hint="eastAsia" w:ascii="Times New Roman" w:hAnsi="Times New Roman" w:eastAsia="FangSong" w:cs="Times New Roman"/>
-        </w:rPr>
-        <w:t>苄基从与噁唑烷酮</w:t>
-      </w:r>
-      <w:r>
-        <w:rPr>
-          <w:rFonts w:ascii="Times New Roman" w:hAnsi="Times New Roman" w:eastAsia="Times New Roman" w:cs="Times New Roman"/>
-        </w:rPr>
-        <w:t xml:space="preserve"> </w:t>
-      </w:r>
-      <w:r>
-        <w:rPr>
-          <w:rFonts w:hint="eastAsia" w:ascii="Times New Roman" w:hAnsi="Times New Roman" w:eastAsia="Times New Roman" w:cs="Times New Roman"/>
-        </w:rPr>
-        <w:t>4-</w:t>
-      </w:r>
-      <w:r>
-        <w:rPr>
-          <w:rFonts w:hint="eastAsia" w:ascii="Times New Roman" w:hAnsi="Times New Roman" w:eastAsia="FangSong" w:cs="Times New Roman"/>
-        </w:rPr>
-        <w:t>苄基</w:t>
-      </w:r>
-      <w:r>
-        <w:rPr>
-          <w:rFonts w:hint="eastAsia" w:ascii="Times New Roman" w:hAnsi="Times New Roman" w:eastAsia="FangSong" w:cs="Times New Roman"/>
-          <w:b/>
-          <w:bCs/>
-        </w:rPr>
-        <w:t xml:space="preserve">反侧</w:t>
-      </w:r>
-      <w:r>
-        <w:rPr>
-          <w:rFonts w:hint="eastAsia" w:ascii="Times New Roman" w:hAnsi="Times New Roman" w:eastAsia="FangSong" w:cs="Times New Roman"/>
-        </w:rPr>
-        <w:t xml:space="preserve">进攻</w:t>
-      </w:r>
-    </w:p>
-    <w:p>
-      <w:pPr>
-        <w:pStyle w:val="Compact"/>
-        <w:numPr>
-          <w:ilvl w:val="0"/>
-          <w:numId w:val="1007"/>
-        </w:numPr>
-      </w:pPr>
-      <w:r>
-        <w:rPr>
-          <w:rFonts w:ascii="Times New Roman" w:hAnsi="Times New Roman" w:eastAsia="Times New Roman" w:cs="Times New Roman"/>
-          <w:b/>
-          <w:bCs/>
-        </w:rPr>
-        <w:t xml:space="preserve">Step 3 - </w:t>
-      </w:r>
-      <w:r>
-        <w:rPr>
-          <w:rFonts w:hint="eastAsia" w:ascii="Times New Roman" w:hAnsi="Times New Roman" w:eastAsia="FangSong" w:cs="Times New Roman"/>
-          <w:b/>
-          <w:bCs/>
-        </w:rPr>
-        <w:t xml:space="preserve">脱除</w:t>
+          <w:b/>
+          <w:bCs/>
+        </w:rPr>
+        <w:t xml:space="preserve">Step 1 - </w:t>
+      </w:r>
+      <w:r>
+        <w:rPr>
+          <w:rFonts w:hint="eastAsia" w:ascii="Times New Roman" w:hAnsi="Times New Roman" w:eastAsia="FangSong" w:cs="Times New Roman"/>
+          <w:b/>
+          <w:bCs/>
+        </w:rPr>
+        <w:t xml:space="preserve">酰化</w:t>
       </w:r>
       <w:r>
         <w:rPr>
@@ -19261,29 +18786,65 @@
       </w:pPr>
       <w:r>
         <w:rPr>
-          <w:rFonts w:ascii="Times New Roman" w:hAnsi="Times New Roman" w:eastAsia="Times New Roman" w:cs="Times New Roman"/>
-        </w:rPr>
-        <w:t>LiOH/H</w:t>
+          <w:rFonts w:hint="eastAsia" w:ascii="Times New Roman" w:hAnsi="Times New Roman" w:eastAsia="FangSong" w:cs="Times New Roman"/>
+        </w:rPr>
+        <w:t xml:space="preserve">丙酰氯</w:t>
+      </w:r>
+      <w:r>
+        <w:rPr>
+          <w:rFonts w:ascii="Times New Roman" w:hAnsi="Times New Roman" w:eastAsia="Times New Roman" w:cs="Times New Roman"/>
+        </w:rPr>
+        <w:t xml:space="preserve"> (CH</w:t>
       </w:r>
       <w:r>
         <w:rPr>
           <w:rFonts w:ascii="Times New Roman" w:hAnsi="Times New Roman" w:eastAsia="Times New Roman" w:cs="Times New Roman"/>
           <w:vertAlign w:val="subscript"/>
         </w:rPr>
+        <w:t>3</w:t>
+      </w:r>
+      <w:r>
+        <w:rPr>
+          <w:rFonts w:ascii="Times New Roman" w:hAnsi="Times New Roman" w:eastAsia="Times New Roman" w:cs="Times New Roman"/>
+        </w:rPr>
+        <w:t>CH</w:t>
+      </w:r>
+      <w:r>
+        <w:rPr>
+          <w:rFonts w:ascii="Times New Roman" w:hAnsi="Times New Roman" w:eastAsia="Times New Roman" w:cs="Times New Roman"/>
+          <w:vertAlign w:val="subscript"/>
+        </w:rPr>
         <w:t>2</w:t>
       </w:r>
       <w:r>
         <w:rPr>
           <w:rFonts w:ascii="Times New Roman" w:hAnsi="Times New Roman" w:eastAsia="Times New Roman" w:cs="Times New Roman"/>
         </w:rPr>
-        <w:t>O</w:t>
-      </w:r>
-      <w:r>
-        <w:rPr>
-          <w:rFonts w:ascii="Times New Roman" w:hAnsi="Times New Roman" w:eastAsia="Times New Roman" w:cs="Times New Roman"/>
-          <w:vertAlign w:val="subscript"/>
-        </w:rPr>
-        <w:t>2</w:t>
+        <w:t xml:space="preserve">COCl) + </w:t>
+      </w:r>
+      <w:r>
+        <w:rPr>
+          <w:rFonts w:hint="eastAsia" w:ascii="Times New Roman" w:hAnsi="Times New Roman" w:eastAsia="Times New Roman" w:cs="Times New Roman"/>
+        </w:rPr>
+        <w:t>(R)-4-</w:t>
+      </w:r>
+      <w:r>
+        <w:rPr>
+          <w:rFonts w:hint="eastAsia" w:ascii="Times New Roman" w:hAnsi="Times New Roman" w:eastAsia="FangSong" w:cs="Times New Roman"/>
+        </w:rPr>
+        <w:t>苄基</w:t>
+      </w:r>
+      <w:r>
+        <w:rPr>
+          <w:rFonts w:hint="eastAsia" w:ascii="Times New Roman" w:hAnsi="Times New Roman" w:eastAsia="Times New Roman" w:cs="Times New Roman"/>
+        </w:rPr>
+        <w:t>-2-</w:t>
+      </w:r>
+      <w:r>
+        <w:rPr>
+          <w:rFonts w:hint="eastAsia" w:ascii="Times New Roman" w:hAnsi="Times New Roman" w:eastAsia="FangSong" w:cs="Times New Roman"/>
+        </w:rPr>
+        <w:t>噁唑烷酮</w:t>
       </w:r>
       <w:r>
         <w:rPr>
@@ -19293,69 +18854,15 @@
       </w:r>
       <w:r>
         <w:rPr>
-          <w:rFonts w:hint="eastAsia" w:ascii="Times New Roman" w:hAnsi="Times New Roman" w:eastAsia="FangSong" w:cs="Times New Roman"/>
-        </w:rPr>
-        <w:t xml:space="preserve">水解</w:t>
-      </w:r>
-      <w:r>
-        <w:rPr>
-          <w:rFonts w:ascii="Times New Roman" w:hAnsi="Times New Roman" w:eastAsia="Times New Roman" w:cs="Times New Roman"/>
-        </w:rPr>
-        <w:t xml:space="preserve"> → </w:t>
-      </w:r>
-      <w:r>
-        <w:rPr>
-          <w:rFonts w:hint="eastAsia" w:ascii="Times New Roman" w:hAnsi="Times New Roman" w:eastAsia="FangSong" w:cs="Times New Roman"/>
-        </w:rPr>
-        <w:t xml:space="preserve">释放</w:t>
-      </w:r>
-      <w:r>
-        <w:rPr>
-          <w:rFonts w:ascii="Times New Roman" w:hAnsi="Times New Roman" w:eastAsia="Times New Roman" w:cs="Times New Roman"/>
-        </w:rPr>
-        <w:t xml:space="preserve"> </w:t>
-      </w:r>
-      <w:r>
-        <w:rPr>
-          <w:rFonts w:hint="eastAsia" w:ascii="Times New Roman" w:hAnsi="Times New Roman" w:eastAsia="Times New Roman" w:cs="Times New Roman"/>
-        </w:rPr>
-        <w:t>(S)-2-</w:t>
-      </w:r>
-      <w:r>
-        <w:rPr>
-          <w:rFonts w:hint="eastAsia" w:ascii="Times New Roman" w:hAnsi="Times New Roman" w:eastAsia="FangSong" w:cs="Times New Roman"/>
-        </w:rPr>
-        <w:t>苄基丙酸</w:t>
-      </w:r>
-      <w:r>
-        <w:rPr>
-          <w:rFonts w:hint="eastAsia" w:ascii="Times New Roman" w:hAnsi="Times New Roman" w:eastAsia="Times New Roman" w:cs="Times New Roman"/>
-        </w:rPr>
-        <w:t>（(S)-2-</w:t>
-      </w:r>
-      <w:r>
-        <w:rPr>
-          <w:rFonts w:hint="eastAsia" w:ascii="Times New Roman" w:hAnsi="Times New Roman" w:eastAsia="FangSong" w:cs="Times New Roman"/>
-        </w:rPr>
-        <w:t>甲基</w:t>
-      </w:r>
-      <w:r>
-        <w:rPr>
-          <w:rFonts w:hint="eastAsia" w:ascii="Times New Roman" w:hAnsi="Times New Roman" w:eastAsia="Times New Roman" w:cs="Times New Roman"/>
-        </w:rPr>
-        <w:t>-3-</w:t>
-      </w:r>
-      <w:r>
-        <w:rPr>
-          <w:rFonts w:hint="eastAsia" w:ascii="Times New Roman" w:hAnsi="Times New Roman" w:eastAsia="FangSong" w:cs="Times New Roman"/>
-        </w:rPr>
-        <w:t>苯基丙酸</w:t>
-      </w:r>
-      <w:r>
-        <w:rPr>
-          <w:rFonts w:hint="eastAsia" w:ascii="Times New Roman" w:hAnsi="Times New Roman" w:eastAsia="Times New Roman" w:cs="Times New Roman"/>
-        </w:rPr>
-        <w:t>）</w:t>
+          <w:rFonts w:hint="eastAsia" w:ascii="Times New Roman" w:hAnsi="Times New Roman" w:eastAsia="Times New Roman" w:cs="Times New Roman"/>
+        </w:rPr>
+        <w:t>N-</w:t>
+      </w:r>
+      <w:r>
+        <w:rPr>
+          <w:rFonts w:hint="eastAsia" w:ascii="Times New Roman" w:hAnsi="Times New Roman" w:eastAsia="FangSong" w:cs="Times New Roman"/>
+        </w:rPr>
+        <w:t>丙酰基噁唑烷酮</w:t>
       </w:r>
     </w:p>
     <w:p>
@@ -19370,6 +18877,432 @@
         <w:rPr>
           <w:rFonts w:hint="eastAsia" w:ascii="Times New Roman" w:hAnsi="Times New Roman" w:eastAsia="FangSong" w:cs="Times New Roman"/>
         </w:rPr>
+        <w:t xml:space="preserve">噁唑烷酮的</w:t>
+      </w:r>
+      <w:r>
+        <w:rPr>
+          <w:rFonts w:ascii="Times New Roman" w:hAnsi="Times New Roman" w:eastAsia="Times New Roman" w:cs="Times New Roman"/>
+        </w:rPr>
+        <w:t xml:space="preserve"> N </w:t>
+      </w:r>
+      <w:r>
+        <w:rPr>
+          <w:rFonts w:hint="eastAsia" w:ascii="Times New Roman" w:hAnsi="Times New Roman" w:eastAsia="FangSong" w:cs="Times New Roman"/>
+        </w:rPr>
+        <w:t xml:space="preserve">上挂上丙酰基</w:t>
+      </w:r>
+    </w:p>
+    <w:p>
+      <w:pPr>
+        <w:pStyle w:val="Compact"/>
+        <w:numPr>
+          <w:ilvl w:val="0"/>
+          <w:numId w:val="1009"/>
+        </w:numPr>
+      </w:pPr>
+      <w:r>
+        <w:rPr>
+          <w:rFonts w:ascii="Times New Roman" w:hAnsi="Times New Roman" w:eastAsia="Times New Roman" w:cs="Times New Roman"/>
+          <w:b/>
+          <w:bCs/>
+        </w:rPr>
+        <w:t xml:space="preserve">Step 2 - </w:t>
+      </w:r>
+      <w:r>
+        <w:rPr>
+          <w:rFonts w:hint="eastAsia" w:ascii="Times New Roman" w:hAnsi="Times New Roman" w:eastAsia="FangSong" w:cs="Times New Roman"/>
+          <w:b/>
+          <w:bCs/>
+        </w:rPr>
+        <w:t xml:space="preserve">烷基化</w:t>
+      </w:r>
+      <w:r>
+        <w:rPr>
+          <w:rFonts w:hint="eastAsia" w:ascii="Times New Roman" w:hAnsi="Times New Roman" w:eastAsia="Times New Roman" w:cs="Times New Roman"/>
+        </w:rPr>
+        <w:t xml:space="preserve">：</w:t>
+      </w:r>
+    </w:p>
+    <w:p>
+      <w:pPr>
+        <w:pStyle w:val="Compact"/>
+        <w:numPr>
+          <w:ilvl w:val="1"/>
+          <w:numId w:val="1011"/>
+        </w:numPr>
+      </w:pPr>
+      <w:r>
+        <w:rPr>
+          <w:rFonts w:ascii="Times New Roman" w:hAnsi="Times New Roman" w:eastAsia="Times New Roman" w:cs="Times New Roman"/>
+        </w:rPr>
+        <w:t xml:space="preserve">LDA </w:t>
+      </w:r>
+      <w:r>
+        <w:rPr>
+          <w:rFonts w:hint="eastAsia" w:ascii="Times New Roman" w:hAnsi="Times New Roman" w:eastAsia="FangSong" w:cs="Times New Roman"/>
+        </w:rPr>
+        <w:t xml:space="preserve">拔</w:t>
+      </w:r>
+      <w:r>
+        <w:rPr>
+          <w:rFonts w:ascii="Times New Roman" w:hAnsi="Times New Roman" w:eastAsia="Times New Roman" w:cs="Times New Roman"/>
+        </w:rPr>
+        <w:t xml:space="preserve"> α-H → </w:t>
+      </w:r>
+      <w:r>
+        <w:rPr>
+          <w:rFonts w:hint="eastAsia" w:ascii="Times New Roman" w:hAnsi="Times New Roman" w:eastAsia="FangSong" w:cs="Times New Roman"/>
+        </w:rPr>
+        <w:t xml:space="preserve">形成</w:t>
+      </w:r>
+      <w:r>
+        <w:rPr>
+          <w:rFonts w:ascii="Times New Roman" w:hAnsi="Times New Roman" w:eastAsia="Times New Roman" w:cs="Times New Roman"/>
+        </w:rPr>
+        <w:t xml:space="preserve"> </w:t>
+      </w:r>
+      <w:r>
+        <w:rPr>
+          <w:rFonts w:hint="eastAsia" w:ascii="Times New Roman" w:hAnsi="Times New Roman" w:eastAsia="Times New Roman" w:cs="Times New Roman"/>
+        </w:rPr>
+        <w:t>(Z)-</w:t>
+      </w:r>
+      <w:r>
+        <w:rPr>
+          <w:rFonts w:hint="eastAsia" w:ascii="Times New Roman" w:hAnsi="Times New Roman" w:eastAsia="FangSong" w:cs="Times New Roman"/>
+        </w:rPr>
+        <w:t>烯醇负离子</w:t>
+      </w:r>
+      <w:r>
+        <w:rPr>
+          <w:rFonts w:hint="eastAsia" w:ascii="Times New Roman" w:hAnsi="Times New Roman" w:eastAsia="Times New Roman" w:cs="Times New Roman"/>
+        </w:rPr>
+        <w:t>（</w:t>
+      </w:r>
+      <w:r>
+        <w:rPr>
+          <w:rFonts w:hint="eastAsia" w:ascii="Times New Roman" w:hAnsi="Times New Roman" w:eastAsia="FangSong" w:cs="Times New Roman"/>
+        </w:rPr>
+        <w:t>热力学控制</w:t>
+      </w:r>
+      <w:r>
+        <w:rPr>
+          <w:rFonts w:hint="eastAsia" w:ascii="Times New Roman" w:hAnsi="Times New Roman" w:eastAsia="Times New Roman" w:cs="Times New Roman"/>
+        </w:rPr>
+        <w:t>）</w:t>
+      </w:r>
+    </w:p>
+    <w:p>
+      <w:pPr>
+        <w:pStyle w:val="Compact"/>
+        <w:numPr>
+          <w:ilvl w:val="1"/>
+          <w:numId w:val="1011"/>
+        </w:numPr>
+      </w:pPr>
+      <w:r>
+        <w:rPr>
+          <w:rFonts w:hint="eastAsia" w:ascii="Times New Roman" w:hAnsi="Times New Roman" w:eastAsia="FangSong" w:cs="Times New Roman"/>
+        </w:rPr>
+        <w:t xml:space="preserve">噁唑烷酮的</w:t>
+      </w:r>
+      <w:r>
+        <w:rPr>
+          <w:rFonts w:ascii="Times New Roman" w:hAnsi="Times New Roman" w:eastAsia="Times New Roman" w:cs="Times New Roman"/>
+        </w:rPr>
+        <w:t xml:space="preserve"> </w:t>
+      </w:r>
+      <w:r>
+        <w:rPr>
+          <w:rFonts w:hint="eastAsia" w:ascii="Times New Roman" w:hAnsi="Times New Roman" w:eastAsia="Times New Roman" w:cs="Times New Roman"/>
+        </w:rPr>
+        <w:t>4-</w:t>
+      </w:r>
+      <w:r>
+        <w:rPr>
+          <w:rFonts w:hint="eastAsia" w:ascii="Times New Roman" w:hAnsi="Times New Roman" w:eastAsia="FangSong" w:cs="Times New Roman"/>
+        </w:rPr>
+        <w:t>苄基屏蔽烯醇的一个面</w:t>
+      </w:r>
+    </w:p>
+    <w:p>
+      <w:pPr>
+        <w:pStyle w:val="Compact"/>
+        <w:numPr>
+          <w:ilvl w:val="1"/>
+          <w:numId w:val="1011"/>
+        </w:numPr>
+      </w:pPr>
+      <w:r>
+        <w:rPr>
+          <w:rFonts w:hint="eastAsia" w:ascii="Times New Roman" w:hAnsi="Times New Roman" w:eastAsia="Times New Roman" w:cs="Times New Roman"/>
+        </w:rPr>
+        <w:t>BnBr（</w:t>
+      </w:r>
+      <w:r>
+        <w:rPr>
+          <w:rFonts w:hint="eastAsia" w:ascii="Times New Roman" w:hAnsi="Times New Roman" w:eastAsia="FangSong" w:cs="Times New Roman"/>
+        </w:rPr>
+        <w:t>苄基溴</w:t>
+      </w:r>
+      <w:r>
+        <w:rPr>
+          <w:rFonts w:hint="eastAsia" w:ascii="Times New Roman" w:hAnsi="Times New Roman" w:eastAsia="Times New Roman" w:cs="Times New Roman"/>
+        </w:rPr>
+        <w:t>）+</w:t>
+      </w:r>
+      <w:r>
+        <w:rPr>
+          <w:rFonts w:ascii="Times New Roman" w:hAnsi="Times New Roman" w:eastAsia="Times New Roman" w:cs="Times New Roman"/>
+        </w:rPr>
+        <w:t xml:space="preserve"> </w:t>
+      </w:r>
+      <w:r>
+        <w:rPr>
+          <w:rFonts w:hint="eastAsia" w:ascii="Times New Roman" w:hAnsi="Times New Roman" w:eastAsia="FangSong" w:cs="Times New Roman"/>
+        </w:rPr>
+        <w:t xml:space="preserve">从屏蔽少的面进攻</w:t>
+      </w:r>
+      <w:r>
+        <w:rPr>
+          <w:rFonts w:ascii="Times New Roman" w:hAnsi="Times New Roman" w:eastAsia="Times New Roman" w:cs="Times New Roman"/>
+        </w:rPr>
+        <w:t xml:space="preserve"> → </w:t>
+      </w:r>
+      <w:r>
+        <w:rPr>
+          <w:rFonts w:hint="eastAsia" w:ascii="Times New Roman" w:hAnsi="Times New Roman" w:eastAsia="FangSong" w:cs="Times New Roman"/>
+        </w:rPr>
+        <w:t xml:space="preserve">生成</w:t>
+      </w:r>
+      <w:r>
+        <w:rPr>
+          <w:rFonts w:ascii="Times New Roman" w:hAnsi="Times New Roman" w:eastAsia="Times New Roman" w:cs="Times New Roman"/>
+        </w:rPr>
+        <w:t xml:space="preserve"> </w:t>
+      </w:r>
+      <w:r>
+        <w:rPr>
+          <w:rFonts w:hint="eastAsia" w:ascii="Times New Roman" w:hAnsi="Times New Roman" w:eastAsia="Times New Roman" w:cs="Times New Roman"/>
+        </w:rPr>
+        <w:t>α-</w:t>
+      </w:r>
+      <w:r>
+        <w:rPr>
+          <w:rFonts w:hint="eastAsia" w:ascii="Times New Roman" w:hAnsi="Times New Roman" w:eastAsia="FangSong" w:cs="Times New Roman"/>
+        </w:rPr>
+        <w:t>苄基丙酰基噁唑烷酮</w:t>
+      </w:r>
+    </w:p>
+    <w:p>
+      <w:pPr>
+        <w:pStyle w:val="Compact"/>
+        <w:numPr>
+          <w:ilvl w:val="1"/>
+          <w:numId w:val="1011"/>
+        </w:numPr>
+      </w:pPr>
+      <w:r>
+        <w:rPr>
+          <w:rFonts w:hint="eastAsia" w:ascii="Times New Roman" w:hAnsi="Times New Roman" w:eastAsia="FangSong" w:cs="Times New Roman"/>
+        </w:rPr>
+        <w:t>面选择性</w:t>
+      </w:r>
+      <w:r>
+        <w:rPr>
+          <w:rFonts w:hint="eastAsia" w:ascii="Times New Roman" w:hAnsi="Times New Roman" w:eastAsia="Times New Roman" w:cs="Times New Roman"/>
+        </w:rPr>
+        <w:t>：</w:t>
+      </w:r>
+      <w:r>
+        <w:rPr>
+          <w:rFonts w:hint="eastAsia" w:ascii="Times New Roman" w:hAnsi="Times New Roman" w:eastAsia="FangSong" w:cs="Times New Roman"/>
+        </w:rPr>
+        <w:t>苄基从与噁唑烷酮</w:t>
+      </w:r>
+      <w:r>
+        <w:rPr>
+          <w:rFonts w:ascii="Times New Roman" w:hAnsi="Times New Roman" w:eastAsia="Times New Roman" w:cs="Times New Roman"/>
+        </w:rPr>
+        <w:t xml:space="preserve"> </w:t>
+      </w:r>
+      <w:r>
+        <w:rPr>
+          <w:rFonts w:hint="eastAsia" w:ascii="Times New Roman" w:hAnsi="Times New Roman" w:eastAsia="Times New Roman" w:cs="Times New Roman"/>
+        </w:rPr>
+        <w:t>4-</w:t>
+      </w:r>
+      <w:r>
+        <w:rPr>
+          <w:rFonts w:hint="eastAsia" w:ascii="Times New Roman" w:hAnsi="Times New Roman" w:eastAsia="FangSong" w:cs="Times New Roman"/>
+        </w:rPr>
+        <w:t>苄基</w:t>
+      </w:r>
+      <w:r>
+        <w:rPr>
+          <w:rFonts w:hint="eastAsia" w:ascii="Times New Roman" w:hAnsi="Times New Roman" w:eastAsia="FangSong" w:cs="Times New Roman"/>
+          <w:b/>
+          <w:bCs/>
+        </w:rPr>
+        <w:t xml:space="preserve">反侧</w:t>
+      </w:r>
+      <w:r>
+        <w:rPr>
+          <w:rFonts w:hint="eastAsia" w:ascii="Times New Roman" w:hAnsi="Times New Roman" w:eastAsia="FangSong" w:cs="Times New Roman"/>
+        </w:rPr>
+        <w:t xml:space="preserve">进攻</w:t>
+      </w:r>
+    </w:p>
+    <w:p>
+      <w:pPr>
+        <w:pStyle w:val="Compact"/>
+        <w:numPr>
+          <w:ilvl w:val="0"/>
+          <w:numId w:val="1009"/>
+        </w:numPr>
+      </w:pPr>
+      <w:r>
+        <w:rPr>
+          <w:rFonts w:ascii="Times New Roman" w:hAnsi="Times New Roman" w:eastAsia="Times New Roman" w:cs="Times New Roman"/>
+          <w:b/>
+          <w:bCs/>
+        </w:rPr>
+        <w:t xml:space="preserve">Step 3 - </w:t>
+      </w:r>
+      <w:r>
+        <w:rPr>
+          <w:rFonts w:hint="eastAsia" w:ascii="Times New Roman" w:hAnsi="Times New Roman" w:eastAsia="FangSong" w:cs="Times New Roman"/>
+          <w:b/>
+          <w:bCs/>
+        </w:rPr>
+        <w:t xml:space="preserve">脱除</w:t>
+      </w:r>
+      <w:r>
+        <w:rPr>
+          <w:rFonts w:hint="eastAsia" w:ascii="Times New Roman" w:hAnsi="Times New Roman" w:eastAsia="Times New Roman" w:cs="Times New Roman"/>
+        </w:rPr>
+        <w:t xml:space="preserve">：</w:t>
+      </w:r>
+    </w:p>
+    <w:p>
+      <w:pPr>
+        <w:pStyle w:val="Compact"/>
+        <w:numPr>
+          <w:ilvl w:val="1"/>
+          <w:numId w:val="1012"/>
+        </w:numPr>
+      </w:pPr>
+      <w:r>
+        <w:rPr>
+          <w:rFonts w:ascii="Times New Roman" w:hAnsi="Times New Roman" w:eastAsia="Times New Roman" w:cs="Times New Roman"/>
+        </w:rPr>
+        <w:t>LiOH/H</w:t>
+      </w:r>
+      <w:r>
+        <w:rPr>
+          <w:rFonts w:ascii="Times New Roman" w:hAnsi="Times New Roman" w:eastAsia="Times New Roman" w:cs="Times New Roman"/>
+          <w:vertAlign w:val="subscript"/>
+        </w:rPr>
+        <w:t>2</w:t>
+      </w:r>
+      <w:r>
+        <w:rPr>
+          <w:rFonts w:ascii="Times New Roman" w:hAnsi="Times New Roman" w:eastAsia="Times New Roman" w:cs="Times New Roman"/>
+        </w:rPr>
+        <w:t>O</w:t>
+      </w:r>
+      <w:r>
+        <w:rPr>
+          <w:rFonts w:ascii="Times New Roman" w:hAnsi="Times New Roman" w:eastAsia="Times New Roman" w:cs="Times New Roman"/>
+          <w:vertAlign w:val="subscript"/>
+        </w:rPr>
+        <w:t>2</w:t>
+      </w:r>
+      <w:r>
+        <w:rPr>
+          <w:rFonts w:ascii="Times New Roman" w:hAnsi="Times New Roman" w:eastAsia="Times New Roman" w:cs="Times New Roman"/>
+        </w:rPr>
+        <w:t xml:space="preserve"> → </w:t>
+      </w:r>
+      <w:r>
+        <w:rPr>
+          <w:rFonts w:hint="eastAsia" w:ascii="Times New Roman" w:hAnsi="Times New Roman" w:eastAsia="FangSong" w:cs="Times New Roman"/>
+        </w:rPr>
+        <w:t xml:space="preserve">水解</w:t>
+      </w:r>
+      <w:r>
+        <w:rPr>
+          <w:rFonts w:ascii="Times New Roman" w:hAnsi="Times New Roman" w:eastAsia="Times New Roman" w:cs="Times New Roman"/>
+        </w:rPr>
+        <w:t xml:space="preserve"> → </w:t>
+      </w:r>
+      <w:r>
+        <w:rPr>
+          <w:rFonts w:hint="eastAsia" w:ascii="Times New Roman" w:hAnsi="Times New Roman" w:eastAsia="FangSong" w:cs="Times New Roman"/>
+        </w:rPr>
+        <w:t xml:space="preserve">释放</w:t>
+      </w:r>
+      <w:r>
+        <w:rPr>
+          <w:rFonts w:ascii="Times New Roman" w:hAnsi="Times New Roman" w:eastAsia="Times New Roman" w:cs="Times New Roman"/>
+        </w:rPr>
+        <w:t xml:space="preserve"> </w:t>
+      </w:r>
+      <w:r>
+        <w:rPr>
+          <w:rFonts w:hint="eastAsia" w:ascii="Times New Roman" w:hAnsi="Times New Roman" w:eastAsia="Times New Roman" w:cs="Times New Roman"/>
+        </w:rPr>
+        <w:t>(S)-2-</w:t>
+      </w:r>
+      <w:r>
+        <w:rPr>
+          <w:rFonts w:hint="eastAsia" w:ascii="Times New Roman" w:hAnsi="Times New Roman" w:eastAsia="FangSong" w:cs="Times New Roman"/>
+        </w:rPr>
+        <w:t>苄基丙酸</w:t>
+      </w:r>
+      <w:r>
+        <w:rPr>
+          <w:rFonts w:hint="eastAsia" w:ascii="Times New Roman" w:hAnsi="Times New Roman" w:eastAsia="Times New Roman" w:cs="Times New Roman"/>
+        </w:rPr>
+        <w:t>（(S)-2-</w:t>
+      </w:r>
+      <w:r>
+        <w:rPr>
+          <w:rFonts w:hint="eastAsia" w:ascii="Times New Roman" w:hAnsi="Times New Roman" w:eastAsia="FangSong" w:cs="Times New Roman"/>
+        </w:rPr>
+        <w:t>甲基</w:t>
+      </w:r>
+      <w:r>
+        <w:rPr>
+          <w:rFonts w:hint="eastAsia" w:ascii="Times New Roman" w:hAnsi="Times New Roman" w:eastAsia="Times New Roman" w:cs="Times New Roman"/>
+        </w:rPr>
+        <w:t>-3-</w:t>
+      </w:r>
+      <w:r>
+        <w:rPr>
+          <w:rFonts w:hint="eastAsia" w:ascii="Times New Roman" w:hAnsi="Times New Roman" w:eastAsia="FangSong" w:cs="Times New Roman"/>
+        </w:rPr>
+        <w:t>苯基丙酸</w:t>
+      </w:r>
+      <w:r>
+        <w:rPr>
+          <w:rFonts w:hint="eastAsia" w:ascii="Times New Roman" w:hAnsi="Times New Roman" w:eastAsia="Times New Roman" w:cs="Times New Roman"/>
+        </w:rPr>
+        <w:t>）</w:t>
+      </w:r>
+    </w:p>
+    <w:p>
+      <w:pPr>
+        <w:pStyle w:val="Compact"/>
+        <w:numPr>
+          <w:ilvl w:val="1"/>
+          <w:numId w:val="1012"/>
+        </w:numPr>
+      </w:pPr>
+      <w:r>
+        <w:rPr>
+          <w:rFonts w:hint="eastAsia" w:ascii="Times New Roman" w:hAnsi="Times New Roman" w:eastAsia="FangSong" w:cs="Times New Roman"/>
+        </w:rPr>
         <w:t xml:space="preserve">噁唑烷酮助剂回收</w:t>
       </w:r>
     </w:p>
@@ -19925,7 +19858,7 @@
         <w:pStyle w:val="Compact"/>
         <w:numPr>
           <w:ilvl w:val="0"/>
-          <w:numId w:val="1011"/>
+          <w:numId w:val="1013"/>
         </w:numPr>
       </w:pPr>
       <w:r>
@@ -20008,7 +19941,7 @@
         <w:pStyle w:val="Compact"/>
         <w:numPr>
           <w:ilvl w:val="0"/>
-          <w:numId w:val="1011"/>
+          <w:numId w:val="1013"/>
         </w:numPr>
       </w:pPr>
       <w:r>
@@ -25048,7 +24981,7 @@
       <w:pPr>
         <w:numPr>
           <w:ilvl w:val="0"/>
-          <w:numId w:val="1012"/>
+          <w:numId w:val="1014"/>
         </w:numPr>
       </w:pPr>
       <w:r>
@@ -25104,7 +25037,7 @@
       <w:pPr>
         <w:numPr>
           <w:ilvl w:val="0"/>
-          <w:numId w:val="1012"/>
+          <w:numId w:val="1014"/>
         </w:numPr>
       </w:pPr>
       <w:r>
@@ -25142,7 +25075,7 @@
       <w:pPr>
         <w:numPr>
           <w:ilvl w:val="0"/>
-          <w:numId w:val="1012"/>
+          <w:numId w:val="1014"/>
         </w:numPr>
       </w:pPr>
       <w:r>
@@ -25267,7 +25200,7 @@
       <w:pPr>
         <w:numPr>
           <w:ilvl w:val="0"/>
-          <w:numId w:val="1013"/>
+          <w:numId w:val="1015"/>
         </w:numPr>
       </w:pPr>
       <w:r>
@@ -25400,7 +25333,7 @@
       <w:pPr>
         <w:numPr>
           <w:ilvl w:val="0"/>
-          <w:numId w:val="1013"/>
+          <w:numId w:val="1015"/>
         </w:numPr>
       </w:pPr>
       <w:r>
@@ -25578,7 +25511,7 @@
       <w:pPr>
         <w:numPr>
           <w:ilvl w:val="0"/>
-          <w:numId w:val="1013"/>
+          <w:numId w:val="1015"/>
         </w:numPr>
       </w:pPr>
       <w:r>
@@ -25679,7 +25612,7 @@
         <w:pStyle w:val="Compact"/>
         <w:numPr>
           <w:ilvl w:val="0"/>
-          <w:numId w:val="1014"/>
+          <w:numId w:val="1016"/>
         </w:numPr>
       </w:pPr>
       <w:r>
@@ -25929,7 +25862,7 @@
         <w:pStyle w:val="Compact"/>
         <w:numPr>
           <w:ilvl w:val="1"/>
-          <w:numId w:val="1015"/>
+          <w:numId w:val="1017"/>
         </w:numPr>
       </w:pPr>
       <w:r>
@@ -25944,7 +25877,7 @@
         <w:pStyle w:val="Compact"/>
         <w:numPr>
           <w:ilvl w:val="1"/>
-          <w:numId w:val="1015"/>
+          <w:numId w:val="1017"/>
         </w:numPr>
       </w:pPr>
       <w:r>
@@ -25959,7 +25892,7 @@
         <w:pStyle w:val="Compact"/>
         <w:numPr>
           <w:ilvl w:val="1"/>
-          <w:numId w:val="1015"/>
+          <w:numId w:val="1017"/>
         </w:numPr>
       </w:pPr>
       <w:r>
@@ -26017,7 +25950,7 @@
         <w:pStyle w:val="Compact"/>
         <w:numPr>
           <w:ilvl w:val="0"/>
-          <w:numId w:val="1014"/>
+          <w:numId w:val="1016"/>
         </w:numPr>
       </w:pPr>
       <w:r>
@@ -26225,7 +26158,7 @@
       <w:pPr>
         <w:numPr>
           <w:ilvl w:val="0"/>
-          <w:numId w:val="1016"/>
+          <w:numId w:val="1018"/>
         </w:numPr>
       </w:pPr>
       <w:r>
@@ -26427,7 +26360,7 @@
       <w:pPr>
         <w:numPr>
           <w:ilvl w:val="0"/>
-          <w:numId w:val="1016"/>
+          <w:numId w:val="1018"/>
         </w:numPr>
       </w:pPr>
       <w:r>
@@ -26489,7 +26422,7 @@
       <w:pPr>
         <w:numPr>
           <w:ilvl w:val="0"/>
-          <w:numId w:val="1016"/>
+          <w:numId w:val="1018"/>
         </w:numPr>
       </w:pPr>
       <w:r>
@@ -26681,7 +26614,7 @@
       <w:pPr>
         <w:numPr>
           <w:ilvl w:val="0"/>
-          <w:numId w:val="1016"/>
+          <w:numId w:val="1018"/>
         </w:numPr>
       </w:pPr>
       <w:r>
@@ -26837,7 +26770,7 @@
       <w:pPr>
         <w:numPr>
           <w:ilvl w:val="0"/>
-          <w:numId w:val="1016"/>
+          <w:numId w:val="1018"/>
         </w:numPr>
       </w:pPr>
       <w:r>
@@ -27121,7 +27054,7 @@
         <w:pStyle w:val="Compact"/>
         <w:numPr>
           <w:ilvl w:val="0"/>
-          <w:numId w:val="1016"/>
+          <w:numId w:val="1018"/>
         </w:numPr>
       </w:pPr>
     </w:p>
@@ -27130,7 +27063,7 @@
         <w:pStyle w:val="Compact"/>
         <w:numPr>
           <w:ilvl w:val="1"/>
-          <w:numId w:val="1017"/>
+          <w:numId w:val="1019"/>
         </w:numPr>
       </w:pPr>
       <w:r>
@@ -27328,7 +27261,7 @@
         <w:pStyle w:val="Compact"/>
         <w:numPr>
           <w:ilvl w:val="0"/>
-          <w:numId w:val="1016"/>
+          <w:numId w:val="1018"/>
         </w:numPr>
       </w:pPr>
     </w:p>
@@ -27337,7 +27270,7 @@
         <w:pStyle w:val="Compact"/>
         <w:numPr>
           <w:ilvl w:val="1"/>
-          <w:numId w:val="1018"/>
+          <w:numId w:val="1020"/>
         </w:numPr>
       </w:pPr>
       <w:r>
@@ -27498,7 +27431,7 @@
         <w:pStyle w:val="Compact"/>
         <w:numPr>
           <w:ilvl w:val="1"/>
-          <w:numId w:val="1018"/>
+          <w:numId w:val="1020"/>
         </w:numPr>
       </w:pPr>
       <w:r>
@@ -27531,7 +27464,7 @@
         <w:pStyle w:val="Compact"/>
         <w:numPr>
           <w:ilvl w:val="1"/>
-          <w:numId w:val="1018"/>
+          <w:numId w:val="1020"/>
         </w:numPr>
       </w:pPr>
       <w:r>
@@ -27637,7 +27570,7 @@
       <w:pPr>
         <w:numPr>
           <w:ilvl w:val="0"/>
-          <w:numId w:val="1016"/>
+          <w:numId w:val="1018"/>
         </w:numPr>
       </w:pPr>
       <w:r>
@@ -27910,7 +27843,7 @@
         <w:pStyle w:val="Compact"/>
         <w:numPr>
           <w:ilvl w:val="0"/>
-          <w:numId w:val="1019"/>
+          <w:numId w:val="1021"/>
         </w:numPr>
       </w:pPr>
       <w:r>
@@ -27997,7 +27930,7 @@
         <w:pStyle w:val="Compact"/>
         <w:numPr>
           <w:ilvl w:val="0"/>
-          <w:numId w:val="1019"/>
+          <w:numId w:val="1021"/>
         </w:numPr>
       </w:pPr>
       <w:r>
@@ -28066,7 +27999,7 @@
         <w:pStyle w:val="Compact"/>
         <w:numPr>
           <w:ilvl w:val="0"/>
-          <w:numId w:val="1019"/>
+          <w:numId w:val="1021"/>
         </w:numPr>
       </w:pPr>
       <w:r>
@@ -28147,7 +28080,7 @@
         <w:pStyle w:val="Compact"/>
         <w:numPr>
           <w:ilvl w:val="0"/>
-          <w:numId w:val="1019"/>
+          <w:numId w:val="1021"/>
         </w:numPr>
       </w:pPr>
       <w:r>
@@ -28216,7 +28149,7 @@
         <w:pStyle w:val="Compact"/>
         <w:numPr>
           <w:ilvl w:val="0"/>
-          <w:numId w:val="1019"/>
+          <w:numId w:val="1021"/>
         </w:numPr>
       </w:pPr>
       <w:r>
@@ -28273,7 +28206,7 @@
         <w:pStyle w:val="Compact"/>
         <w:numPr>
           <w:ilvl w:val="0"/>
-          <w:numId w:val="1019"/>
+          <w:numId w:val="1021"/>
         </w:numPr>
       </w:pPr>
       <w:r>
@@ -29128,12 +29061,6 @@
     </w:lvlOverride>
   </w:num>
   <w:num w:numId="1005">
-    <w:abstractNumId w:val="991"/>
-  </w:num>
-  <w:num w:numId="1006">
-    <w:abstractNumId w:val="991"/>
-  </w:num>
-  <w:num w:numId="1007">
     <w:abstractNumId w:val="99411"/>
     <w:lvlOverride w:ilvl="0">
       <w:startOverride w:val="1"/>
@@ -29163,16 +29090,7 @@
       <w:startOverride w:val="1"/>
     </w:lvlOverride>
   </w:num>
-  <w:num w:numId="1008">
-    <w:abstractNumId w:val="991"/>
-  </w:num>
-  <w:num w:numId="1009">
-    <w:abstractNumId w:val="991"/>
-  </w:num>
-  <w:num w:numId="1010">
-    <w:abstractNumId w:val="991"/>
-  </w:num>
-  <w:num w:numId="1011">
+  <w:num w:numId="1006">
     <w:abstractNumId w:val="99411"/>
     <w:lvlOverride w:ilvl="0">
       <w:startOverride w:val="1"/>
@@ -29202,7 +29120,13 @@
       <w:startOverride w:val="1"/>
     </w:lvlOverride>
   </w:num>
-  <w:num w:numId="1012">
+  <w:num w:numId="1007">
+    <w:abstractNumId w:val="991"/>
+  </w:num>
+  <w:num w:numId="1008">
+    <w:abstractNumId w:val="991"/>
+  </w:num>
+  <w:num w:numId="1009">
     <w:abstractNumId w:val="99411"/>
     <w:lvlOverride w:ilvl="0">
       <w:startOverride w:val="1"/>
@@ -29232,7 +29156,76 @@
       <w:startOverride w:val="1"/>
     </w:lvlOverride>
   </w:num>
+  <w:num w:numId="1010">
+    <w:abstractNumId w:val="991"/>
+  </w:num>
+  <w:num w:numId="1011">
+    <w:abstractNumId w:val="991"/>
+  </w:num>
+  <w:num w:numId="1012">
+    <w:abstractNumId w:val="991"/>
+  </w:num>
   <w:num w:numId="1013">
+    <w:abstractNumId w:val="99411"/>
+    <w:lvlOverride w:ilvl="0">
+      <w:startOverride w:val="1"/>
+    </w:lvlOverride>
+    <w:lvlOverride w:ilvl="1">
+      <w:startOverride w:val="1"/>
+    </w:lvlOverride>
+    <w:lvlOverride w:ilvl="2">
+      <w:startOverride w:val="1"/>
+    </w:lvlOverride>
+    <w:lvlOverride w:ilvl="3">
+      <w:startOverride w:val="1"/>
+    </w:lvlOverride>
+    <w:lvlOverride w:ilvl="4">
+      <w:startOverride w:val="1"/>
+    </w:lvlOverride>
+    <w:lvlOverride w:ilvl="5">
+      <w:startOverride w:val="1"/>
+    </w:lvlOverride>
+    <w:lvlOverride w:ilvl="6">
+      <w:startOverride w:val="1"/>
+    </w:lvlOverride>
+    <w:lvlOverride w:ilvl="7">
+      <w:startOverride w:val="1"/>
+    </w:lvlOverride>
+    <w:lvlOverride w:ilvl="8">
+      <w:startOverride w:val="1"/>
+    </w:lvlOverride>
+  </w:num>
+  <w:num w:numId="1014">
+    <w:abstractNumId w:val="99411"/>
+    <w:lvlOverride w:ilvl="0">
+      <w:startOverride w:val="1"/>
+    </w:lvlOverride>
+    <w:lvlOverride w:ilvl="1">
+      <w:startOverride w:val="1"/>
+    </w:lvlOverride>
+    <w:lvlOverride w:ilvl="2">
+      <w:startOverride w:val="1"/>
+    </w:lvlOverride>
+    <w:lvlOverride w:ilvl="3">
+      <w:startOverride w:val="1"/>
+    </w:lvlOverride>
+    <w:lvlOverride w:ilvl="4">
+      <w:startOverride w:val="1"/>
+    </w:lvlOverride>
+    <w:lvlOverride w:ilvl="5">
+      <w:startOverride w:val="1"/>
+    </w:lvlOverride>
+    <w:lvlOverride w:ilvl="6">
+      <w:startOverride w:val="1"/>
+    </w:lvlOverride>
+    <w:lvlOverride w:ilvl="7">
+      <w:startOverride w:val="1"/>
+    </w:lvlOverride>
+    <w:lvlOverride w:ilvl="8">
+      <w:startOverride w:val="1"/>
+    </w:lvlOverride>
+  </w:num>
+  <w:num w:numId="1015">
     <w:abstractNumId w:val="99414"/>
     <w:lvlOverride w:ilvl="0">
       <w:startOverride w:val="4"/>
@@ -29262,7 +29255,7 @@
       <w:startOverride w:val="4"/>
     </w:lvlOverride>
   </w:num>
-  <w:num w:numId="1014">
+  <w:num w:numId="1016">
     <w:abstractNumId w:val="99417"/>
     <w:lvlOverride w:ilvl="0">
       <w:startOverride w:val="7"/>
@@ -29292,7 +29285,7 @@
       <w:startOverride w:val="7"/>
     </w:lvlOverride>
   </w:num>
-  <w:num w:numId="1015">
+  <w:num w:numId="1017">
     <w:abstractNumId w:val="99731"/>
     <w:lvlOverride w:ilvl="0">
       <w:startOverride w:val="1"/>
@@ -29322,7 +29315,7 @@
       <w:startOverride w:val="1"/>
     </w:lvlOverride>
   </w:num>
-  <w:num w:numId="1016">
+  <w:num w:numId="1018">
     <w:abstractNumId w:val="99411"/>
     <w:lvlOverride w:ilvl="0">
       <w:startOverride w:val="1"/>
@@ -29352,7 +29345,7 @@
       <w:startOverride w:val="1"/>
     </w:lvlOverride>
   </w:num>
-  <w:num w:numId="1017">
+  <w:num w:numId="1019">
     <w:abstractNumId w:val="99431"/>
     <w:lvlOverride w:ilvl="0">
       <w:startOverride w:val="1"/>
@@ -29382,7 +29375,7 @@
       <w:startOverride w:val="1"/>
     </w:lvlOverride>
   </w:num>
-  <w:num w:numId="1018">
+  <w:num w:numId="1020">
     <w:abstractNumId w:val="99731"/>
     <w:lvlOverride w:ilvl="0">
       <w:startOverride w:val="1"/>
@@ -29412,7 +29405,7 @@
       <w:startOverride w:val="1"/>
     </w:lvlOverride>
   </w:num>
-  <w:num w:numId="1019">
+  <w:num w:numId="1021">
     <w:abstractNumId w:val="991"/>
   </w:num>
 </w:numbering>

--- a/06-学生侧材料/讲义/有机化学/有机立体化学.docx
+++ b/06-学生侧材料/讲义/有机化学/有机立体化学.docx
@@ -7512,133 +7512,116 @@
         </w:rPr>
         <w:t xml:space="preserve">：</w:t>
       </w:r>
+      <w:r>
+        <w:rPr>
+          <w:rFonts w:ascii="Times New Roman" w:hAnsi="Times New Roman" w:eastAsia="Times New Roman" w:cs="Times New Roman"/>
+        </w:rPr>
+        <w:t xml:space="preserve"> </w:t>
+      </w:r>
+      <w:r>
+        <w:rPr>
+          <w:rFonts w:hint="eastAsia" w:ascii="Times New Roman" w:hAnsi="Times New Roman" w:eastAsia="FangSong" w:cs="Times New Roman"/>
+        </w:rPr>
+        <w:t>极性溶剂</w:t>
+      </w:r>
+      <w:r>
+        <w:rPr>
+          <w:rFonts w:hint="eastAsia" w:ascii="Times New Roman" w:hAnsi="Times New Roman" w:eastAsia="Times New Roman" w:cs="Times New Roman"/>
+        </w:rPr>
+        <w:t>（H</w:t>
+      </w:r>
+      <w:r>
+        <w:rPr>
+          <w:rFonts w:hint="eastAsia" w:ascii="Times New Roman" w:hAnsi="Times New Roman" w:eastAsia="Times New Roman" w:cs="Times New Roman"/>
+          <w:vertAlign w:val="subscript"/>
+        </w:rPr>
+        <w:t>2</w:t>
+      </w:r>
+      <w:r>
+        <w:rPr>
+          <w:rFonts w:hint="eastAsia" w:ascii="Times New Roman" w:hAnsi="Times New Roman" w:eastAsia="Times New Roman" w:cs="Times New Roman"/>
+        </w:rPr>
+        <w:t>O）:</w:t>
+      </w:r>
+      <w:r>
+        <w:rPr>
+          <w:rFonts w:ascii="Times New Roman" w:hAnsi="Times New Roman" w:eastAsia="Times New Roman" w:cs="Times New Roman"/>
+        </w:rPr>
+        <w:t xml:space="preserve"> equatorial ≈ </w:t>
+      </w:r>
+      <w:r>
+        <w:rPr>
+          <w:rFonts w:hint="eastAsia" w:ascii="Times New Roman" w:hAnsi="Times New Roman" w:eastAsia="Times New Roman" w:cs="Times New Roman"/>
+        </w:rPr>
+        <w:t>axial（</w:t>
+      </w:r>
+      <w:r>
+        <w:rPr>
+          <w:rFonts w:hint="eastAsia" w:ascii="Times New Roman" w:hAnsi="Times New Roman" w:eastAsia="FangSong" w:cs="Times New Roman"/>
+        </w:rPr>
+        <w:t>溶剂化效应补偿</w:t>
+      </w:r>
+      <w:r>
+        <w:rPr>
+          <w:rFonts w:hint="eastAsia" w:ascii="Times New Roman" w:hAnsi="Times New Roman" w:eastAsia="Times New Roman" w:cs="Times New Roman"/>
+        </w:rPr>
+        <w:t>）</w:t>
+      </w:r>
     </w:p>
     <w:p>
       <w:pPr>
-        <w:pStyle w:val="SourceCode"/>
-      </w:pPr>
-      <w:r>
-        <w:rPr>
-          <w:rStyle w:val="VerbatimChar"/>
-          <w:rFonts w:hint="eastAsia" w:ascii="Times New Roman" w:hAnsi="Times New Roman" w:eastAsia="FangSong" w:cs="Times New Roman"/>
-        </w:rPr>
-        <w:t>极性溶剂</w:t>
-      </w:r>
-      <w:r>
-        <w:rPr>
-          <w:rStyle w:val="VerbatimChar"/>
-          <w:rFonts w:hint="eastAsia" w:ascii="Times New Roman" w:hAnsi="Times New Roman" w:eastAsia="Times New Roman" w:cs="Times New Roman"/>
-        </w:rPr>
-        <w:t>（H</w:t>
-      </w:r>
-      <w:r>
-        <w:rPr>
-          <w:rStyle w:val="VerbatimChar"/>
-          <w:rFonts w:hint="eastAsia" w:ascii="Times New Roman" w:hAnsi="Times New Roman" w:eastAsia="Times New Roman" w:cs="Times New Roman"/>
-          <w:vertAlign w:val="subscript"/>
-        </w:rPr>
-        <w:t>2</w:t>
-      </w:r>
-      <w:r>
-        <w:rPr>
-          <w:rStyle w:val="VerbatimChar"/>
-          <w:rFonts w:hint="eastAsia" w:ascii="Times New Roman" w:hAnsi="Times New Roman" w:eastAsia="Times New Roman" w:cs="Times New Roman"/>
-        </w:rPr>
-        <w:t>O）:</w:t>
-      </w:r>
-      <w:r>
-        <w:rPr>
-          <w:rStyle w:val="VerbatimChar"/>
-          <w:rFonts w:ascii="Times New Roman" w:hAnsi="Times New Roman" w:eastAsia="Times New Roman" w:cs="Times New Roman"/>
-        </w:rPr>
-        <w:t xml:space="preserve"> equatorial ≈ </w:t>
-      </w:r>
-      <w:r>
-        <w:rPr>
-          <w:rStyle w:val="VerbatimChar"/>
-          <w:rFonts w:hint="eastAsia" w:ascii="Times New Roman" w:hAnsi="Times New Roman" w:eastAsia="Times New Roman" w:cs="Times New Roman"/>
-        </w:rPr>
-        <w:t>axial（</w:t>
-      </w:r>
-      <w:r>
-        <w:rPr>
-          <w:rStyle w:val="VerbatimChar"/>
-          <w:rFonts w:hint="eastAsia" w:ascii="Times New Roman" w:hAnsi="Times New Roman" w:eastAsia="FangSong" w:cs="Times New Roman"/>
-        </w:rPr>
-        <w:t>溶剂化效应补偿</w:t>
-      </w:r>
-      <w:r>
-        <w:rPr>
-          <w:rStyle w:val="VerbatimChar"/>
-          <w:rFonts w:hint="eastAsia" w:ascii="Times New Roman" w:hAnsi="Times New Roman" w:eastAsia="Times New Roman" w:cs="Times New Roman"/>
-        </w:rPr>
-        <w:t>）</w:t>
-      </w:r>
-      <w:r>
-        <w:rPr>
-          <w:rFonts w:ascii="Times New Roman" w:hAnsi="Times New Roman" w:eastAsia="Times New Roman" w:cs="Times New Roman"/>
-        </w:rPr>
-        <w:br/>
-      </w:r>
-      <w:r>
-        <w:rPr>
-          <w:rStyle w:val="VerbatimChar"/>
+        <w:pStyle w:val="BodyText"/>
+      </w:pPr>
+      <w:r>
+        <w:rPr>
           <w:rFonts w:hint="eastAsia" w:ascii="Times New Roman" w:hAnsi="Times New Roman" w:eastAsia="FangSong" w:cs="Times New Roman"/>
         </w:rPr>
         <w:t>非极性溶剂</w:t>
       </w:r>
       <w:r>
         <w:rPr>
-          <w:rStyle w:val="VerbatimChar"/>
           <w:rFonts w:hint="eastAsia" w:ascii="Times New Roman" w:hAnsi="Times New Roman" w:eastAsia="Times New Roman" w:cs="Times New Roman"/>
         </w:rPr>
         <w:t>:</w:t>
       </w:r>
       <w:r>
         <w:rPr>
-          <w:rStyle w:val="VerbatimChar"/>
           <w:rFonts w:ascii="Times New Roman" w:hAnsi="Times New Roman" w:eastAsia="Times New Roman" w:cs="Times New Roman"/>
         </w:rPr>
         <w:t xml:space="preserve"> axial &gt; </w:t>
       </w:r>
       <w:r>
         <w:rPr>
-          <w:rStyle w:val="VerbatimChar"/>
           <w:rFonts w:hint="eastAsia" w:ascii="Times New Roman" w:hAnsi="Times New Roman" w:eastAsia="Times New Roman" w:cs="Times New Roman"/>
         </w:rPr>
         <w:t>equatorial（</w:t>
       </w:r>
       <w:r>
         <w:rPr>
-          <w:rStyle w:val="VerbatimChar"/>
           <w:rFonts w:hint="eastAsia" w:ascii="Times New Roman" w:hAnsi="Times New Roman" w:eastAsia="FangSong" w:cs="Times New Roman"/>
         </w:rPr>
         <w:t>端基效应主导</w:t>
       </w:r>
       <w:r>
         <w:rPr>
-          <w:rStyle w:val="VerbatimChar"/>
           <w:rFonts w:hint="eastAsia" w:ascii="Times New Roman" w:hAnsi="Times New Roman" w:eastAsia="Times New Roman" w:cs="Times New Roman"/>
         </w:rPr>
         <w:t>，</w:t>
       </w:r>
       <w:r>
         <w:rPr>
-          <w:rStyle w:val="VerbatimChar"/>
           <w:rFonts w:hint="eastAsia" w:ascii="Times New Roman" w:hAnsi="Times New Roman" w:eastAsia="FangSong" w:cs="Times New Roman"/>
         </w:rPr>
         <w:t>稳定化</w:t>
       </w:r>
       <w:r>
         <w:rPr>
-          <w:rStyle w:val="VerbatimChar"/>
           <w:rFonts w:ascii="Times New Roman" w:hAnsi="Times New Roman" w:eastAsia="Times New Roman" w:cs="Times New Roman"/>
         </w:rPr>
         <w:t xml:space="preserve"> ~5-15 </w:t>
       </w:r>
       <w:r>
         <w:rPr>
-          <w:rStyle w:val="VerbatimChar"/>
           <w:rFonts w:hint="eastAsia" w:ascii="Times New Roman" w:hAnsi="Times New Roman" w:eastAsia="Times New Roman" w:cs="Times New Roman"/>
         </w:rPr>
         <w:t xml:space="preserve">kJ/mol）</w:t>
@@ -9510,28 +9493,28 @@
       <w:r>
         <w:rPr>
           <w:rStyle w:val="VerbatimChar"/>
-          <w:rFonts w:hint="eastAsia" w:ascii="Times New Roman" w:hAnsi="Times New Roman" w:eastAsia="Times New Roman" w:cs="Times New Roman"/>
+          <w:rFonts w:hint="eastAsia" w:ascii="SimSun" w:hAnsi="SimSun" w:eastAsia="SimSun" w:cs="SimSun"/>
         </w:rPr>
         <w:t>(S)-2-</w:t>
       </w:r>
       <w:r>
         <w:rPr>
           <w:rStyle w:val="VerbatimChar"/>
-          <w:rFonts w:hint="eastAsia" w:ascii="Times New Roman" w:hAnsi="Times New Roman" w:eastAsia="FangSong" w:cs="Times New Roman"/>
+          <w:rFonts w:hint="eastAsia" w:ascii="SimSun" w:hAnsi="SimSun" w:eastAsia="SimSun" w:cs="SimSun"/>
         </w:rPr>
         <w:t>苯基丙醛</w:t>
       </w:r>
       <w:r>
         <w:rPr>
           <w:rStyle w:val="VerbatimChar"/>
-          <w:rFonts w:hint="eastAsia" w:ascii="Times New Roman" w:hAnsi="Times New Roman" w:eastAsia="Times New Roman" w:cs="Times New Roman"/>
+          <w:rFonts w:hint="eastAsia" w:ascii="SimSun" w:hAnsi="SimSun" w:eastAsia="SimSun" w:cs="SimSun"/>
         </w:rPr>
         <w:t>：Ph-CH(CH</w:t>
       </w:r>
       <w:r>
         <w:rPr>
           <w:rStyle w:val="VerbatimChar"/>
-          <w:rFonts w:hint="eastAsia" w:ascii="Times New Roman" w:hAnsi="Times New Roman" w:eastAsia="Times New Roman" w:cs="Times New Roman"/>
+          <w:rFonts w:hint="eastAsia" w:ascii="SimSun" w:hAnsi="SimSun" w:eastAsia="SimSun" w:cs="SimSun"/>
           <w:vertAlign w:val="subscript"/>
         </w:rPr>
         <w:t>3</w:t>
@@ -9539,27 +9522,27 @@
       <w:r>
         <w:rPr>
           <w:rStyle w:val="VerbatimChar"/>
-          <w:rFonts w:hint="eastAsia" w:ascii="Times New Roman" w:hAnsi="Times New Roman" w:eastAsia="Times New Roman" w:cs="Times New Roman"/>
+          <w:rFonts w:hint="eastAsia" w:ascii="SimSun" w:hAnsi="SimSun" w:eastAsia="SimSun" w:cs="SimSun"/>
         </w:rPr>
         <w:t>)-CHO</w:t>
       </w:r>
       <w:r>
         <w:rPr>
-          <w:rFonts w:ascii="Times New Roman" w:hAnsi="Times New Roman" w:eastAsia="Times New Roman" w:cs="Times New Roman"/>
+          <w:rFonts w:ascii="SimSun" w:hAnsi="SimSun" w:eastAsia="SimSun" w:cs="SimSun"/>
         </w:rPr>
         <w:br/>
       </w:r>
       <w:r>
         <w:rPr>
           <w:rStyle w:val="VerbatimChar"/>
-          <w:rFonts w:ascii="Times New Roman" w:hAnsi="Times New Roman" w:eastAsia="Times New Roman" w:cs="Times New Roman"/>
+          <w:rFonts w:ascii="SimSun" w:hAnsi="SimSun" w:eastAsia="SimSun" w:cs="SimSun"/>
         </w:rPr>
         <w:t xml:space="preserve">  L = Ph, M = CH</w:t>
       </w:r>
       <w:r>
         <w:rPr>
           <w:rStyle w:val="VerbatimChar"/>
-          <w:rFonts w:ascii="Times New Roman" w:hAnsi="Times New Roman" w:eastAsia="Times New Roman" w:cs="Times New Roman"/>
+          <w:rFonts w:ascii="SimSun" w:hAnsi="SimSun" w:eastAsia="SimSun" w:cs="SimSun"/>
           <w:vertAlign w:val="subscript"/>
         </w:rPr>
         <w:t>3</w:t>
@@ -9567,69 +9550,69 @@
       <w:r>
         <w:rPr>
           <w:rStyle w:val="VerbatimChar"/>
-          <w:rFonts w:ascii="Times New Roman" w:hAnsi="Times New Roman" w:eastAsia="Times New Roman" w:cs="Times New Roman"/>
+          <w:rFonts w:ascii="SimSun" w:hAnsi="SimSun" w:eastAsia="SimSun" w:cs="SimSun"/>
         </w:rPr>
         <w:t>, S = H</w:t>
       </w:r>
       <w:r>
         <w:rPr>
-          <w:rFonts w:ascii="Times New Roman" w:hAnsi="Times New Roman" w:eastAsia="Times New Roman" w:cs="Times New Roman"/>
+          <w:rFonts w:ascii="SimSun" w:hAnsi="SimSun" w:eastAsia="SimSun" w:cs="SimSun"/>
         </w:rPr>
         <w:br/>
       </w:r>
       <w:r>
         <w:rPr>
           <w:rStyle w:val="VerbatimChar"/>
-          <w:rFonts w:ascii="Times New Roman" w:hAnsi="Times New Roman" w:eastAsia="Times New Roman" w:cs="Times New Roman"/>
+          <w:rFonts w:ascii="SimSun" w:hAnsi="SimSun" w:eastAsia="SimSun" w:cs="SimSun"/>
         </w:rPr>
         <w:t xml:space="preserve">  </w:t>
       </w:r>
       <w:r>
         <w:rPr>
           <w:rStyle w:val="VerbatimChar"/>
-          <w:rFonts w:hint="eastAsia" w:ascii="Times New Roman" w:hAnsi="Times New Roman" w:eastAsia="FangSong" w:cs="Times New Roman"/>
+          <w:rFonts w:hint="eastAsia" w:ascii="SimSun" w:hAnsi="SimSun" w:eastAsia="SimSun" w:cs="SimSun"/>
         </w:rPr>
         <w:t xml:space="preserve">按</w:t>
       </w:r>
       <w:r>
         <w:rPr>
           <w:rStyle w:val="VerbatimChar"/>
-          <w:rFonts w:ascii="Times New Roman" w:hAnsi="Times New Roman" w:eastAsia="Times New Roman" w:cs="Times New Roman"/>
+          <w:rFonts w:ascii="SimSun" w:hAnsi="SimSun" w:eastAsia="SimSun" w:cs="SimSun"/>
         </w:rPr>
         <w:t xml:space="preserve"> </w:t>
       </w:r>
       <w:r>
         <w:rPr>
           <w:rStyle w:val="VerbatimChar"/>
-          <w:rFonts w:hint="eastAsia" w:ascii="Times New Roman" w:hAnsi="Times New Roman" w:eastAsia="Times New Roman" w:cs="Times New Roman"/>
+          <w:rFonts w:hint="eastAsia" w:ascii="SimSun" w:hAnsi="SimSun" w:eastAsia="SimSun" w:cs="SimSun"/>
         </w:rPr>
         <w:t xml:space="preserve">Felkin-Anh：Ph</w:t>
       </w:r>
       <w:r>
         <w:rPr>
           <w:rStyle w:val="VerbatimChar"/>
-          <w:rFonts w:ascii="Times New Roman" w:hAnsi="Times New Roman" w:eastAsia="Times New Roman" w:cs="Times New Roman"/>
+          <w:rFonts w:ascii="SimSun" w:hAnsi="SimSun" w:eastAsia="SimSun" w:cs="SimSun"/>
         </w:rPr>
         <w:t xml:space="preserve"> </w:t>
       </w:r>
       <w:r>
         <w:rPr>
           <w:rStyle w:val="VerbatimChar"/>
-          <w:rFonts w:hint="eastAsia" w:ascii="Times New Roman" w:hAnsi="Times New Roman" w:eastAsia="FangSong" w:cs="Times New Roman"/>
+          <w:rFonts w:hint="eastAsia" w:ascii="SimSun" w:hAnsi="SimSun" w:eastAsia="SimSun" w:cs="SimSun"/>
         </w:rPr>
         <w:t xml:space="preserve">垂直纸面</w:t>
       </w:r>
       <w:r>
         <w:rPr>
           <w:rStyle w:val="VerbatimChar"/>
-          <w:rFonts w:ascii="Times New Roman" w:hAnsi="Times New Roman" w:eastAsia="Times New Roman" w:cs="Times New Roman"/>
+          <w:rFonts w:ascii="SimSun" w:hAnsi="SimSun" w:eastAsia="SimSun" w:cs="SimSun"/>
         </w:rPr>
         <w:t xml:space="preserve"> → CH</w:t>
       </w:r>
       <w:r>
         <w:rPr>
           <w:rStyle w:val="VerbatimChar"/>
-          <w:rFonts w:ascii="Times New Roman" w:hAnsi="Times New Roman" w:eastAsia="Times New Roman" w:cs="Times New Roman"/>
+          <w:rFonts w:ascii="SimSun" w:hAnsi="SimSun" w:eastAsia="SimSun" w:cs="SimSun"/>
           <w:vertAlign w:val="subscript"/>
         </w:rPr>
         <w:t>3</w:t>
@@ -9637,62 +9620,62 @@
       <w:r>
         <w:rPr>
           <w:rStyle w:val="VerbatimChar"/>
-          <w:rFonts w:ascii="Times New Roman" w:hAnsi="Times New Roman" w:eastAsia="Times New Roman" w:cs="Times New Roman"/>
+          <w:rFonts w:ascii="SimSun" w:hAnsi="SimSun" w:eastAsia="SimSun" w:cs="SimSun"/>
         </w:rPr>
         <w:t xml:space="preserve"> </w:t>
       </w:r>
       <w:r>
         <w:rPr>
           <w:rStyle w:val="VerbatimChar"/>
-          <w:rFonts w:hint="eastAsia" w:ascii="Times New Roman" w:hAnsi="Times New Roman" w:eastAsia="FangSong" w:cs="Times New Roman"/>
+          <w:rFonts w:hint="eastAsia" w:ascii="SimSun" w:hAnsi="SimSun" w:eastAsia="SimSun" w:cs="SimSun"/>
         </w:rPr>
         <w:t xml:space="preserve">在</w:t>
       </w:r>
       <w:r>
         <w:rPr>
           <w:rStyle w:val="VerbatimChar"/>
-          <w:rFonts w:ascii="Times New Roman" w:hAnsi="Times New Roman" w:eastAsia="Times New Roman" w:cs="Times New Roman"/>
+          <w:rFonts w:ascii="SimSun" w:hAnsi="SimSun" w:eastAsia="SimSun" w:cs="SimSun"/>
         </w:rPr>
         <w:t xml:space="preserve"> C=O </w:t>
       </w:r>
       <w:r>
         <w:rPr>
           <w:rStyle w:val="VerbatimChar"/>
-          <w:rFonts w:hint="eastAsia" w:ascii="Times New Roman" w:hAnsi="Times New Roman" w:eastAsia="FangSong" w:cs="Times New Roman"/>
+          <w:rFonts w:hint="eastAsia" w:ascii="SimSun" w:hAnsi="SimSun" w:eastAsia="SimSun" w:cs="SimSun"/>
         </w:rPr>
         <w:t xml:space="preserve">氧同侧</w:t>
       </w:r>
       <w:r>
         <w:rPr>
           <w:rStyle w:val="VerbatimChar"/>
-          <w:rFonts w:ascii="Times New Roman" w:hAnsi="Times New Roman" w:eastAsia="Times New Roman" w:cs="Times New Roman"/>
+          <w:rFonts w:ascii="SimSun" w:hAnsi="SimSun" w:eastAsia="SimSun" w:cs="SimSun"/>
         </w:rPr>
         <w:t xml:space="preserve"> → H </w:t>
       </w:r>
       <w:r>
         <w:rPr>
           <w:rStyle w:val="VerbatimChar"/>
-          <w:rFonts w:hint="eastAsia" w:ascii="Times New Roman" w:hAnsi="Times New Roman" w:eastAsia="FangSong" w:cs="Times New Roman"/>
+          <w:rFonts w:hint="eastAsia" w:ascii="SimSun" w:hAnsi="SimSun" w:eastAsia="SimSun" w:cs="SimSun"/>
         </w:rPr>
         <w:t xml:space="preserve">在另一侧</w:t>
       </w:r>
       <w:r>
         <w:rPr>
-          <w:rFonts w:ascii="Times New Roman" w:hAnsi="Times New Roman" w:eastAsia="Times New Roman" w:cs="Times New Roman"/>
+          <w:rFonts w:ascii="SimSun" w:hAnsi="SimSun" w:eastAsia="SimSun" w:cs="SimSun"/>
         </w:rPr>
         <w:br/>
       </w:r>
       <w:r>
         <w:rPr>
           <w:rStyle w:val="VerbatimChar"/>
-          <w:rFonts w:ascii="Times New Roman" w:hAnsi="Times New Roman" w:eastAsia="Times New Roman" w:cs="Times New Roman"/>
+          <w:rFonts w:ascii="SimSun" w:hAnsi="SimSun" w:eastAsia="SimSun" w:cs="SimSun"/>
         </w:rPr>
         <w:t xml:space="preserve">  CH</w:t>
       </w:r>
       <w:r>
         <w:rPr>
           <w:rStyle w:val="VerbatimChar"/>
-          <w:rFonts w:ascii="Times New Roman" w:hAnsi="Times New Roman" w:eastAsia="Times New Roman" w:cs="Times New Roman"/>
+          <w:rFonts w:ascii="SimSun" w:hAnsi="SimSun" w:eastAsia="SimSun" w:cs="SimSun"/>
           <w:vertAlign w:val="subscript"/>
         </w:rPr>
         <w:t>3</w:t>
@@ -9700,98 +9683,98 @@
       <w:r>
         <w:rPr>
           <w:rStyle w:val="VerbatimChar"/>
-          <w:rFonts w:ascii="Times New Roman" w:hAnsi="Times New Roman" w:eastAsia="Times New Roman" w:cs="Times New Roman"/>
+          <w:rFonts w:ascii="SimSun" w:hAnsi="SimSun" w:eastAsia="SimSun" w:cs="SimSun"/>
         </w:rPr>
         <w:t xml:space="preserve">MgBr </w:t>
       </w:r>
       <w:r>
         <w:rPr>
           <w:rStyle w:val="VerbatimChar"/>
-          <w:rFonts w:hint="eastAsia" w:ascii="Times New Roman" w:hAnsi="Times New Roman" w:eastAsia="FangSong" w:cs="Times New Roman"/>
+          <w:rFonts w:hint="eastAsia" w:ascii="SimSun" w:hAnsi="SimSun" w:eastAsia="SimSun" w:cs="SimSun"/>
         </w:rPr>
         <w:t xml:space="preserve">从</w:t>
       </w:r>
       <w:r>
         <w:rPr>
           <w:rStyle w:val="VerbatimChar"/>
-          <w:rFonts w:ascii="Times New Roman" w:hAnsi="Times New Roman" w:eastAsia="Times New Roman" w:cs="Times New Roman"/>
+          <w:rFonts w:ascii="SimSun" w:hAnsi="SimSun" w:eastAsia="SimSun" w:cs="SimSun"/>
         </w:rPr>
         <w:t xml:space="preserve"> </w:t>
       </w:r>
       <w:r>
         <w:rPr>
           <w:rStyle w:val="VerbatimChar"/>
-          <w:rFonts w:hint="eastAsia" w:ascii="Times New Roman" w:hAnsi="Times New Roman" w:eastAsia="Times New Roman" w:cs="Times New Roman"/>
+          <w:rFonts w:hint="eastAsia" w:ascii="SimSun" w:hAnsi="SimSun" w:eastAsia="SimSun" w:cs="SimSun"/>
         </w:rPr>
         <w:t>H（S）</w:t>
       </w:r>
       <w:r>
         <w:rPr>
           <w:rStyle w:val="VerbatimChar"/>
-          <w:rFonts w:hint="eastAsia" w:ascii="Times New Roman" w:hAnsi="Times New Roman" w:eastAsia="FangSong" w:cs="Times New Roman"/>
+          <w:rFonts w:hint="eastAsia" w:ascii="SimSun" w:hAnsi="SimSun" w:eastAsia="SimSun" w:cs="SimSun"/>
         </w:rPr>
         <w:t>侧进攻</w:t>
       </w:r>
       <w:r>
         <w:rPr>
           <w:rStyle w:val="VerbatimChar"/>
-          <w:rFonts w:ascii="Times New Roman" w:hAnsi="Times New Roman" w:eastAsia="Times New Roman" w:cs="Times New Roman"/>
+          <w:rFonts w:ascii="SimSun" w:hAnsi="SimSun" w:eastAsia="SimSun" w:cs="SimSun"/>
         </w:rPr>
         <w:t xml:space="preserve"> → Felkin-Anh </w:t>
       </w:r>
       <w:r>
         <w:rPr>
           <w:rStyle w:val="VerbatimChar"/>
-          <w:rFonts w:hint="eastAsia" w:ascii="Times New Roman" w:hAnsi="Times New Roman" w:eastAsia="FangSong" w:cs="Times New Roman"/>
+          <w:rFonts w:hint="eastAsia" w:ascii="SimSun" w:hAnsi="SimSun" w:eastAsia="SimSun" w:cs="SimSun"/>
         </w:rPr>
         <w:t>主产物</w:t>
       </w:r>
       <w:r>
         <w:rPr>
           <w:rStyle w:val="VerbatimChar"/>
-          <w:rFonts w:hint="eastAsia" w:ascii="Times New Roman" w:hAnsi="Times New Roman" w:eastAsia="Times New Roman" w:cs="Times New Roman"/>
+          <w:rFonts w:hint="eastAsia" w:ascii="SimSun" w:hAnsi="SimSun" w:eastAsia="SimSun" w:cs="SimSun"/>
         </w:rPr>
         <w:t>（</w:t>
       </w:r>
       <w:r>
         <w:rPr>
           <w:rStyle w:val="VerbatimChar"/>
-          <w:rFonts w:hint="eastAsia" w:ascii="Times New Roman" w:hAnsi="Times New Roman" w:eastAsia="FangSong" w:cs="Times New Roman"/>
+          <w:rFonts w:hint="eastAsia" w:ascii="SimSun" w:hAnsi="SimSun" w:eastAsia="SimSun" w:cs="SimSun"/>
         </w:rPr>
         <w:t>新手性中心的绝对构型需按</w:t>
       </w:r>
       <w:r>
         <w:rPr>
           <w:rStyle w:val="VerbatimChar"/>
-          <w:rFonts w:ascii="Times New Roman" w:hAnsi="Times New Roman" w:eastAsia="Times New Roman" w:cs="Times New Roman"/>
+          <w:rFonts w:ascii="SimSun" w:hAnsi="SimSun" w:eastAsia="SimSun" w:cs="SimSun"/>
         </w:rPr>
         <w:t xml:space="preserve"> Newman </w:t>
       </w:r>
       <w:r>
         <w:rPr>
           <w:rStyle w:val="VerbatimChar"/>
-          <w:rFonts w:hint="eastAsia" w:ascii="Times New Roman" w:hAnsi="Times New Roman" w:eastAsia="FangSong" w:cs="Times New Roman"/>
+          <w:rFonts w:hint="eastAsia" w:ascii="SimSun" w:hAnsi="SimSun" w:eastAsia="SimSun" w:cs="SimSun"/>
         </w:rPr>
         <w:t>投影判定</w:t>
       </w:r>
       <w:r>
         <w:rPr>
           <w:rStyle w:val="VerbatimChar"/>
-          <w:rFonts w:hint="eastAsia" w:ascii="Times New Roman" w:hAnsi="Times New Roman" w:eastAsia="Times New Roman" w:cs="Times New Roman"/>
+          <w:rFonts w:hint="eastAsia" w:ascii="SimSun" w:hAnsi="SimSun" w:eastAsia="SimSun" w:cs="SimSun"/>
         </w:rPr>
         <w:t>，</w:t>
       </w:r>
       <w:r>
         <w:rPr>
           <w:rStyle w:val="VerbatimChar"/>
-          <w:rFonts w:hint="eastAsia" w:ascii="Times New Roman" w:hAnsi="Times New Roman" w:eastAsia="FangSong" w:cs="Times New Roman"/>
+          <w:rFonts w:hint="eastAsia" w:ascii="SimSun" w:hAnsi="SimSun" w:eastAsia="SimSun" w:cs="SimSun"/>
         </w:rPr>
         <w:t>见下</w:t>
       </w:r>
       <w:r>
         <w:rPr>
           <w:rStyle w:val="VerbatimChar"/>
-          <w:rFonts w:hint="eastAsia" w:ascii="Times New Roman" w:hAnsi="Times New Roman" w:eastAsia="Times New Roman" w:cs="Times New Roman"/>
+          <w:rFonts w:hint="eastAsia" w:ascii="SimSun" w:hAnsi="SimSun" w:eastAsia="SimSun" w:cs="SimSun"/>
         </w:rPr>
         <w:t>）</w:t>
       </w:r>
@@ -16461,101 +16444,101 @@
       <w:r>
         <w:rPr>
           <w:rStyle w:val="VerbatimChar"/>
-          <w:rFonts w:ascii="Times New Roman" w:hAnsi="Times New Roman" w:eastAsia="Times New Roman" w:cs="Times New Roman"/>
+          <w:rFonts w:ascii="SimSun" w:hAnsi="SimSun" w:eastAsia="SimSun" w:cs="SimSun"/>
         </w:rPr>
         <w:t xml:space="preserve">      O</w:t>
       </w:r>
       <w:r>
         <w:rPr>
-          <w:rFonts w:ascii="Times New Roman" w:hAnsi="Times New Roman" w:eastAsia="Times New Roman" w:cs="Times New Roman"/>
+          <w:rFonts w:ascii="SimSun" w:hAnsi="SimSun" w:eastAsia="SimSun" w:cs="SimSun"/>
         </w:rPr>
         <w:br/>
       </w:r>
       <w:r>
         <w:rPr>
           <w:rStyle w:val="VerbatimChar"/>
-          <w:rFonts w:ascii="Times New Roman" w:hAnsi="Times New Roman" w:eastAsia="Times New Roman" w:cs="Times New Roman"/>
+          <w:rFonts w:ascii="SimSun" w:hAnsi="SimSun" w:eastAsia="SimSun" w:cs="SimSun"/>
         </w:rPr>
         <w:t xml:space="preserve">      ‖</w:t>
       </w:r>
       <w:r>
         <w:rPr>
-          <w:rFonts w:ascii="Times New Roman" w:hAnsi="Times New Roman" w:eastAsia="Times New Roman" w:cs="Times New Roman"/>
+          <w:rFonts w:ascii="SimSun" w:hAnsi="SimSun" w:eastAsia="SimSun" w:cs="SimSun"/>
         </w:rPr>
         <w:br/>
       </w:r>
       <w:r>
         <w:rPr>
           <w:rStyle w:val="VerbatimChar"/>
-          <w:rFonts w:ascii="Times New Roman" w:hAnsi="Times New Roman" w:eastAsia="Times New Roman" w:cs="Times New Roman"/>
+          <w:rFonts w:ascii="SimSun" w:hAnsi="SimSun" w:eastAsia="SimSun" w:cs="SimSun"/>
         </w:rPr>
         <w:t xml:space="preserve">    Cα — C</w:t>
       </w:r>
       <w:r>
         <w:rPr>
-          <w:rFonts w:ascii="Times New Roman" w:hAnsi="Times New Roman" w:eastAsia="Times New Roman" w:cs="Times New Roman"/>
+          <w:rFonts w:ascii="SimSun" w:hAnsi="SimSun" w:eastAsia="SimSun" w:cs="SimSun"/>
         </w:rPr>
         <w:br/>
       </w:r>
       <w:r>
         <w:rPr>
           <w:rStyle w:val="VerbatimChar"/>
-          <w:rFonts w:ascii="Times New Roman" w:hAnsi="Times New Roman" w:eastAsia="Times New Roman" w:cs="Times New Roman"/>
+          <w:rFonts w:ascii="SimSun" w:hAnsi="SimSun" w:eastAsia="SimSun" w:cs="SimSun"/>
         </w:rPr>
         <w:t xml:space="preserve">    / | \</w:t>
       </w:r>
       <w:r>
         <w:rPr>
-          <w:rFonts w:ascii="Times New Roman" w:hAnsi="Times New Roman" w:eastAsia="Times New Roman" w:cs="Times New Roman"/>
+          <w:rFonts w:ascii="SimSun" w:hAnsi="SimSun" w:eastAsia="SimSun" w:cs="SimSun"/>
         </w:rPr>
         <w:br/>
       </w:r>
       <w:r>
         <w:rPr>
           <w:rStyle w:val="VerbatimChar"/>
-          <w:rFonts w:ascii="Times New Roman" w:hAnsi="Times New Roman" w:eastAsia="Times New Roman" w:cs="Times New Roman"/>
+          <w:rFonts w:ascii="SimSun" w:hAnsi="SimSun" w:eastAsia="SimSun" w:cs="SimSun"/>
         </w:rPr>
         <w:t xml:space="preserve">   L  M  </w:t>
       </w:r>
       <w:r>
         <w:rPr>
           <w:rStyle w:val="VerbatimChar"/>
-          <w:rFonts w:hint="eastAsia" w:ascii="Times New Roman" w:hAnsi="Times New Roman" w:eastAsia="Times New Roman" w:cs="Times New Roman"/>
+          <w:rFonts w:hint="eastAsia" w:ascii="SimSun" w:hAnsi="SimSun" w:eastAsia="SimSun" w:cs="SimSun"/>
         </w:rPr>
         <w:t xml:space="preserve">S（H</w:t>
       </w:r>
       <w:r>
         <w:rPr>
           <w:rStyle w:val="VerbatimChar"/>
-          <w:rFonts w:ascii="Times New Roman" w:hAnsi="Times New Roman" w:eastAsia="Times New Roman" w:cs="Times New Roman"/>
+          <w:rFonts w:ascii="SimSun" w:hAnsi="SimSun" w:eastAsia="SimSun" w:cs="SimSun"/>
         </w:rPr>
         <w:t xml:space="preserve"> </w:t>
       </w:r>
       <w:r>
         <w:rPr>
           <w:rStyle w:val="VerbatimChar"/>
-          <w:rFonts w:hint="eastAsia" w:ascii="Times New Roman" w:hAnsi="Times New Roman" w:eastAsia="FangSong" w:cs="Times New Roman"/>
+          <w:rFonts w:hint="eastAsia" w:ascii="SimSun" w:hAnsi="SimSun" w:eastAsia="SimSun" w:cs="SimSun"/>
         </w:rPr>
         <w:t xml:space="preserve">朝前或朝后取决于</w:t>
       </w:r>
       <w:r>
         <w:rPr>
           <w:rStyle w:val="VerbatimChar"/>
-          <w:rFonts w:ascii="Times New Roman" w:hAnsi="Times New Roman" w:eastAsia="Times New Roman" w:cs="Times New Roman"/>
+          <w:rFonts w:ascii="SimSun" w:hAnsi="SimSun" w:eastAsia="SimSun" w:cs="SimSun"/>
         </w:rPr>
         <w:t xml:space="preserve"> Newman </w:t>
       </w:r>
       <w:r>
         <w:rPr>
           <w:rStyle w:val="VerbatimChar"/>
-          <w:rFonts w:hint="eastAsia" w:ascii="Times New Roman" w:hAnsi="Times New Roman" w:eastAsia="FangSong" w:cs="Times New Roman"/>
+          <w:rFonts w:hint="eastAsia" w:ascii="SimSun" w:hAnsi="SimSun" w:eastAsia="SimSun" w:cs="SimSun"/>
         </w:rPr>
         <w:t>取向</w:t>
       </w:r>
       <w:r>
         <w:rPr>
           <w:rStyle w:val="VerbatimChar"/>
-          <w:rFonts w:hint="eastAsia" w:ascii="Times New Roman" w:hAnsi="Times New Roman" w:eastAsia="Times New Roman" w:cs="Times New Roman"/>
+          <w:rFonts w:hint="eastAsia" w:ascii="SimSun" w:hAnsi="SimSun" w:eastAsia="SimSun" w:cs="SimSun"/>
         </w:rPr>
         <w:t>）</w:t>
       </w:r>
@@ -22418,955 +22401,955 @@
       <w:r>
         <w:rPr>
           <w:rStyle w:val="VerbatimChar"/>
-          <w:rFonts w:hint="eastAsia" w:ascii="Times New Roman" w:hAnsi="Times New Roman" w:eastAsia="FangSong" w:cs="Times New Roman"/>
+          <w:rFonts w:hint="eastAsia" w:ascii="SimSun" w:hAnsi="SimSun" w:eastAsia="SimSun" w:cs="SimSun"/>
         </w:rPr>
         <w:t xml:space="preserve">拿到一个不对称合成题</w:t>
       </w:r>
       <w:r>
         <w:rPr>
-          <w:rFonts w:ascii="Times New Roman" w:hAnsi="Times New Roman" w:eastAsia="Times New Roman" w:cs="Times New Roman"/>
+          <w:rFonts w:ascii="SimSun" w:hAnsi="SimSun" w:eastAsia="SimSun" w:cs="SimSun"/>
         </w:rPr>
         <w:br/>
       </w:r>
       <w:r>
         <w:rPr>
           <w:rStyle w:val="VerbatimChar"/>
-          <w:rFonts w:ascii="Times New Roman" w:hAnsi="Times New Roman" w:eastAsia="Times New Roman" w:cs="Times New Roman"/>
+          <w:rFonts w:ascii="SimSun" w:hAnsi="SimSun" w:eastAsia="SimSun" w:cs="SimSun"/>
         </w:rPr>
         <w:t xml:space="preserve">│</w:t>
       </w:r>
       <w:r>
         <w:rPr>
-          <w:rFonts w:ascii="Times New Roman" w:hAnsi="Times New Roman" w:eastAsia="Times New Roman" w:cs="Times New Roman"/>
+          <w:rFonts w:ascii="SimSun" w:hAnsi="SimSun" w:eastAsia="SimSun" w:cs="SimSun"/>
         </w:rPr>
         <w:br/>
       </w:r>
       <w:r>
         <w:rPr>
           <w:rStyle w:val="VerbatimChar"/>
-          <w:rFonts w:ascii="Times New Roman" w:hAnsi="Times New Roman" w:eastAsia="Times New Roman" w:cs="Times New Roman"/>
+          <w:rFonts w:ascii="SimSun" w:hAnsi="SimSun" w:eastAsia="SimSun" w:cs="SimSun"/>
         </w:rPr>
         <w:t xml:space="preserve">├─ Step </w:t>
       </w:r>
       <w:r>
         <w:rPr>
           <w:rStyle w:val="VerbatimChar"/>
-          <w:rFonts w:hint="eastAsia" w:ascii="Times New Roman" w:hAnsi="Times New Roman" w:eastAsia="Times New Roman" w:cs="Times New Roman"/>
+          <w:rFonts w:hint="eastAsia" w:ascii="SimSun" w:hAnsi="SimSun" w:eastAsia="SimSun" w:cs="SimSun"/>
         </w:rPr>
         <w:t>1：</w:t>
       </w:r>
       <w:r>
         <w:rPr>
           <w:rStyle w:val="VerbatimChar"/>
-          <w:rFonts w:hint="eastAsia" w:ascii="Times New Roman" w:hAnsi="Times New Roman" w:eastAsia="FangSong" w:cs="Times New Roman"/>
+          <w:rFonts w:hint="eastAsia" w:ascii="SimSun" w:hAnsi="SimSun" w:eastAsia="SimSun" w:cs="SimSun"/>
         </w:rPr>
         <w:t>看底物类型</w:t>
       </w:r>
       <w:r>
         <w:rPr>
-          <w:rFonts w:ascii="Times New Roman" w:hAnsi="Times New Roman" w:eastAsia="Times New Roman" w:cs="Times New Roman"/>
+          <w:rFonts w:ascii="SimSun" w:hAnsi="SimSun" w:eastAsia="SimSun" w:cs="SimSun"/>
         </w:rPr>
         <w:br/>
       </w:r>
       <w:r>
         <w:rPr>
           <w:rStyle w:val="VerbatimChar"/>
-          <w:rFonts w:ascii="Times New Roman" w:hAnsi="Times New Roman" w:eastAsia="Times New Roman" w:cs="Times New Roman"/>
+          <w:rFonts w:ascii="SimSun" w:hAnsi="SimSun" w:eastAsia="SimSun" w:cs="SimSun"/>
         </w:rPr>
         <w:t xml:space="preserve">│   ├── </w:t>
       </w:r>
       <w:r>
         <w:rPr>
           <w:rStyle w:val="VerbatimChar"/>
-          <w:rFonts w:hint="eastAsia" w:ascii="Times New Roman" w:hAnsi="Times New Roman" w:eastAsia="Times New Roman" w:cs="Times New Roman"/>
+          <w:rFonts w:hint="eastAsia" w:ascii="SimSun" w:hAnsi="SimSun" w:eastAsia="SimSun" w:cs="SimSun"/>
         </w:rPr>
         <w:t>α-</w:t>
       </w:r>
       <w:r>
         <w:rPr>
           <w:rStyle w:val="VerbatimChar"/>
-          <w:rFonts w:hint="eastAsia" w:ascii="Times New Roman" w:hAnsi="Times New Roman" w:eastAsia="FangSong" w:cs="Times New Roman"/>
+          <w:rFonts w:hint="eastAsia" w:ascii="SimSun" w:hAnsi="SimSun" w:eastAsia="SimSun" w:cs="SimSun"/>
         </w:rPr>
         <w:t>手性羰基化合物</w:t>
       </w:r>
       <w:r>
         <w:rPr>
           <w:rStyle w:val="VerbatimChar"/>
-          <w:rFonts w:ascii="Times New Roman" w:hAnsi="Times New Roman" w:eastAsia="Times New Roman" w:cs="Times New Roman"/>
+          <w:rFonts w:ascii="SimSun" w:hAnsi="SimSun" w:eastAsia="SimSun" w:cs="SimSun"/>
         </w:rPr>
         <w:t xml:space="preserve"> + </w:t>
       </w:r>
       <w:r>
         <w:rPr>
           <w:rStyle w:val="VerbatimChar"/>
-          <w:rFonts w:hint="eastAsia" w:ascii="Times New Roman" w:hAnsi="Times New Roman" w:eastAsia="FangSong" w:cs="Times New Roman"/>
+          <w:rFonts w:hint="eastAsia" w:ascii="SimSun" w:hAnsi="SimSun" w:eastAsia="SimSun" w:cs="SimSun"/>
         </w:rPr>
         <w:t xml:space="preserve">亲核加成</w:t>
       </w:r>
       <w:r>
         <w:rPr>
-          <w:rFonts w:ascii="Times New Roman" w:hAnsi="Times New Roman" w:eastAsia="Times New Roman" w:cs="Times New Roman"/>
+          <w:rFonts w:ascii="SimSun" w:hAnsi="SimSun" w:eastAsia="SimSun" w:cs="SimSun"/>
         </w:rPr>
         <w:br/>
       </w:r>
       <w:r>
         <w:rPr>
           <w:rStyle w:val="VerbatimChar"/>
-          <w:rFonts w:ascii="Times New Roman" w:hAnsi="Times New Roman" w:eastAsia="Times New Roman" w:cs="Times New Roman"/>
+          <w:rFonts w:ascii="SimSun" w:hAnsi="SimSun" w:eastAsia="SimSun" w:cs="SimSun"/>
         </w:rPr>
         <w:t xml:space="preserve">│   │   ├── </w:t>
       </w:r>
       <w:r>
         <w:rPr>
           <w:rStyle w:val="VerbatimChar"/>
-          <w:rFonts w:hint="eastAsia" w:ascii="Times New Roman" w:hAnsi="Times New Roman" w:eastAsia="Times New Roman" w:cs="Times New Roman"/>
+          <w:rFonts w:hint="eastAsia" w:ascii="SimSun" w:hAnsi="SimSun" w:eastAsia="SimSun" w:cs="SimSun"/>
         </w:rPr>
         <w:t>α-</w:t>
       </w:r>
       <w:r>
         <w:rPr>
           <w:rStyle w:val="VerbatimChar"/>
-          <w:rFonts w:hint="eastAsia" w:ascii="Times New Roman" w:hAnsi="Times New Roman" w:eastAsia="FangSong" w:cs="Times New Roman"/>
+          <w:rFonts w:hint="eastAsia" w:ascii="SimSun" w:hAnsi="SimSun" w:eastAsia="SimSun" w:cs="SimSun"/>
         </w:rPr>
         <w:t>位有配位杂原子</w:t>
       </w:r>
       <w:r>
         <w:rPr>
           <w:rStyle w:val="VerbatimChar"/>
-          <w:rFonts w:hint="eastAsia" w:ascii="Times New Roman" w:hAnsi="Times New Roman" w:eastAsia="Times New Roman" w:cs="Times New Roman"/>
+          <w:rFonts w:hint="eastAsia" w:ascii="SimSun" w:hAnsi="SimSun" w:eastAsia="SimSun" w:cs="SimSun"/>
         </w:rPr>
         <w:t>（O/N）？</w:t>
       </w:r>
       <w:r>
         <w:rPr>
-          <w:rFonts w:ascii="Times New Roman" w:hAnsi="Times New Roman" w:eastAsia="Times New Roman" w:cs="Times New Roman"/>
+          <w:rFonts w:ascii="SimSun" w:hAnsi="SimSun" w:eastAsia="SimSun" w:cs="SimSun"/>
         </w:rPr>
         <w:br/>
       </w:r>
       <w:r>
         <w:rPr>
           <w:rStyle w:val="VerbatimChar"/>
-          <w:rFonts w:ascii="Times New Roman" w:hAnsi="Times New Roman" w:eastAsia="Times New Roman" w:cs="Times New Roman"/>
+          <w:rFonts w:ascii="SimSun" w:hAnsi="SimSun" w:eastAsia="SimSun" w:cs="SimSun"/>
         </w:rPr>
         <w:t xml:space="preserve">│   │   │   ├── </w:t>
       </w:r>
       <w:r>
         <w:rPr>
           <w:rStyle w:val="VerbatimChar"/>
-          <w:rFonts w:hint="eastAsia" w:ascii="Times New Roman" w:hAnsi="Times New Roman" w:eastAsia="FangSong" w:cs="Times New Roman"/>
+          <w:rFonts w:hint="eastAsia" w:ascii="SimSun" w:hAnsi="SimSun" w:eastAsia="SimSun" w:cs="SimSun"/>
         </w:rPr>
         <w:t xml:space="preserve">有</w:t>
       </w:r>
       <w:r>
         <w:rPr>
           <w:rStyle w:val="VerbatimChar"/>
-          <w:rFonts w:ascii="Times New Roman" w:hAnsi="Times New Roman" w:eastAsia="Times New Roman" w:cs="Times New Roman"/>
+          <w:rFonts w:ascii="SimSun" w:hAnsi="SimSun" w:eastAsia="SimSun" w:cs="SimSun"/>
         </w:rPr>
         <w:t xml:space="preserve"> + </w:t>
       </w:r>
       <w:r>
         <w:rPr>
           <w:rStyle w:val="VerbatimChar"/>
-          <w:rFonts w:hint="eastAsia" w:ascii="Times New Roman" w:hAnsi="Times New Roman" w:eastAsia="FangSong" w:cs="Times New Roman"/>
+          <w:rFonts w:hint="eastAsia" w:ascii="SimSun" w:hAnsi="SimSun" w:eastAsia="SimSun" w:cs="SimSun"/>
         </w:rPr>
         <w:t>螯合金属</w:t>
       </w:r>
       <w:r>
         <w:rPr>
           <w:rStyle w:val="VerbatimChar"/>
-          <w:rFonts w:hint="eastAsia" w:ascii="Times New Roman" w:hAnsi="Times New Roman" w:eastAsia="Times New Roman" w:cs="Times New Roman"/>
+          <w:rFonts w:hint="eastAsia" w:ascii="SimSun" w:hAnsi="SimSun" w:eastAsia="SimSun" w:cs="SimSun"/>
         </w:rPr>
         <w:t>（Mg/Ti/Zn）→</w:t>
       </w:r>
       <w:r>
         <w:rPr>
           <w:rStyle w:val="VerbatimChar"/>
-          <w:rFonts w:ascii="Times New Roman" w:hAnsi="Times New Roman" w:eastAsia="Times New Roman" w:cs="Times New Roman"/>
+          <w:rFonts w:ascii="SimSun" w:hAnsi="SimSun" w:eastAsia="SimSun" w:cs="SimSun"/>
         </w:rPr>
         <w:t xml:space="preserve"> Cram </w:t>
       </w:r>
       <w:r>
         <w:rPr>
           <w:rStyle w:val="VerbatimChar"/>
-          <w:rFonts w:hint="eastAsia" w:ascii="Times New Roman" w:hAnsi="Times New Roman" w:eastAsia="FangSong" w:cs="Times New Roman"/>
+          <w:rFonts w:hint="eastAsia" w:ascii="SimSun" w:hAnsi="SimSun" w:eastAsia="SimSun" w:cs="SimSun"/>
         </w:rPr>
         <w:t xml:space="preserve">螯合</w:t>
       </w:r>
       <w:r>
         <w:rPr>
-          <w:rFonts w:ascii="Times New Roman" w:hAnsi="Times New Roman" w:eastAsia="Times New Roman" w:cs="Times New Roman"/>
+          <w:rFonts w:ascii="SimSun" w:hAnsi="SimSun" w:eastAsia="SimSun" w:cs="SimSun"/>
         </w:rPr>
         <w:br/>
       </w:r>
       <w:r>
         <w:rPr>
           <w:rStyle w:val="VerbatimChar"/>
-          <w:rFonts w:ascii="Times New Roman" w:hAnsi="Times New Roman" w:eastAsia="Times New Roman" w:cs="Times New Roman"/>
+          <w:rFonts w:ascii="SimSun" w:hAnsi="SimSun" w:eastAsia="SimSun" w:cs="SimSun"/>
         </w:rPr>
         <w:t xml:space="preserve">│   │   │   └── </w:t>
       </w:r>
       <w:r>
         <w:rPr>
           <w:rStyle w:val="VerbatimChar"/>
-          <w:rFonts w:hint="eastAsia" w:ascii="Times New Roman" w:hAnsi="Times New Roman" w:eastAsia="FangSong" w:cs="Times New Roman"/>
+          <w:rFonts w:hint="eastAsia" w:ascii="SimSun" w:hAnsi="SimSun" w:eastAsia="SimSun" w:cs="SimSun"/>
         </w:rPr>
         <w:t xml:space="preserve">无金属</w:t>
       </w:r>
       <w:r>
         <w:rPr>
           <w:rStyle w:val="VerbatimChar"/>
-          <w:rFonts w:ascii="Times New Roman" w:hAnsi="Times New Roman" w:eastAsia="Times New Roman" w:cs="Times New Roman"/>
+          <w:rFonts w:ascii="SimSun" w:hAnsi="SimSun" w:eastAsia="SimSun" w:cs="SimSun"/>
         </w:rPr>
         <w:t xml:space="preserve"> / </w:t>
       </w:r>
       <w:r>
         <w:rPr>
           <w:rStyle w:val="VerbatimChar"/>
-          <w:rFonts w:hint="eastAsia" w:ascii="Times New Roman" w:hAnsi="Times New Roman" w:eastAsia="FangSong" w:cs="Times New Roman"/>
+          <w:rFonts w:hint="eastAsia" w:ascii="SimSun" w:hAnsi="SimSun" w:eastAsia="SimSun" w:cs="SimSun"/>
         </w:rPr>
         <w:t xml:space="preserve">无配位原子</w:t>
       </w:r>
       <w:r>
         <w:rPr>
           <w:rStyle w:val="VerbatimChar"/>
-          <w:rFonts w:ascii="Times New Roman" w:hAnsi="Times New Roman" w:eastAsia="Times New Roman" w:cs="Times New Roman"/>
+          <w:rFonts w:ascii="SimSun" w:hAnsi="SimSun" w:eastAsia="SimSun" w:cs="SimSun"/>
         </w:rPr>
         <w:t xml:space="preserve"> → Felkin-Anh</w:t>
       </w:r>
       <w:r>
         <w:rPr>
-          <w:rFonts w:ascii="Times New Roman" w:hAnsi="Times New Roman" w:eastAsia="Times New Roman" w:cs="Times New Roman"/>
+          <w:rFonts w:ascii="SimSun" w:hAnsi="SimSun" w:eastAsia="SimSun" w:cs="SimSun"/>
         </w:rPr>
         <w:br/>
       </w:r>
       <w:r>
         <w:rPr>
           <w:rStyle w:val="VerbatimChar"/>
-          <w:rFonts w:ascii="Times New Roman" w:hAnsi="Times New Roman" w:eastAsia="Times New Roman" w:cs="Times New Roman"/>
+          <w:rFonts w:ascii="SimSun" w:hAnsi="SimSun" w:eastAsia="SimSun" w:cs="SimSun"/>
         </w:rPr>
         <w:t xml:space="preserve">│   │   └── </w:t>
       </w:r>
       <w:r>
         <w:rPr>
           <w:rStyle w:val="VerbatimChar"/>
-          <w:rFonts w:hint="eastAsia" w:ascii="Times New Roman" w:hAnsi="Times New Roman" w:eastAsia="FangSong" w:cs="Times New Roman"/>
+          <w:rFonts w:hint="eastAsia" w:ascii="SimSun" w:hAnsi="SimSun" w:eastAsia="SimSun" w:cs="SimSun"/>
         </w:rPr>
         <w:t xml:space="preserve">两者都有</w:t>
       </w:r>
       <w:r>
         <w:rPr>
           <w:rStyle w:val="VerbatimChar"/>
-          <w:rFonts w:ascii="Times New Roman" w:hAnsi="Times New Roman" w:eastAsia="Times New Roman" w:cs="Times New Roman"/>
+          <w:rFonts w:ascii="SimSun" w:hAnsi="SimSun" w:eastAsia="SimSun" w:cs="SimSun"/>
         </w:rPr>
         <w:t xml:space="preserve"> → </w:t>
       </w:r>
       <w:r>
         <w:rPr>
           <w:rStyle w:val="VerbatimChar"/>
-          <w:rFonts w:hint="eastAsia" w:ascii="Times New Roman" w:hAnsi="Times New Roman" w:eastAsia="FangSong" w:cs="Times New Roman"/>
+          <w:rFonts w:hint="eastAsia" w:ascii="SimSun" w:hAnsi="SimSun" w:eastAsia="SimSun" w:cs="SimSun"/>
         </w:rPr>
         <w:t>看反应条件</w:t>
       </w:r>
       <w:r>
         <w:rPr>
           <w:rStyle w:val="VerbatimChar"/>
-          <w:rFonts w:hint="eastAsia" w:ascii="Times New Roman" w:hAnsi="Times New Roman" w:eastAsia="Times New Roman" w:cs="Times New Roman"/>
+          <w:rFonts w:hint="eastAsia" w:ascii="SimSun" w:hAnsi="SimSun" w:eastAsia="SimSun" w:cs="SimSun"/>
         </w:rPr>
         <w:t>（</w:t>
       </w:r>
       <w:r>
         <w:rPr>
           <w:rStyle w:val="VerbatimChar"/>
-          <w:rFonts w:hint="eastAsia" w:ascii="Times New Roman" w:hAnsi="Times New Roman" w:eastAsia="FangSong" w:cs="Times New Roman"/>
+          <w:rFonts w:hint="eastAsia" w:ascii="SimSun" w:hAnsi="SimSun" w:eastAsia="SimSun" w:cs="SimSun"/>
         </w:rPr>
         <w:t>有金属走螯合</w:t>
       </w:r>
       <w:r>
         <w:rPr>
           <w:rStyle w:val="VerbatimChar"/>
-          <w:rFonts w:hint="eastAsia" w:ascii="Times New Roman" w:hAnsi="Times New Roman" w:eastAsia="Times New Roman" w:cs="Times New Roman"/>
+          <w:rFonts w:hint="eastAsia" w:ascii="SimSun" w:hAnsi="SimSun" w:eastAsia="SimSun" w:cs="SimSun"/>
         </w:rPr>
         <w:t>，</w:t>
       </w:r>
       <w:r>
         <w:rPr>
           <w:rStyle w:val="VerbatimChar"/>
-          <w:rFonts w:hint="eastAsia" w:ascii="Times New Roman" w:hAnsi="Times New Roman" w:eastAsia="FangSong" w:cs="Times New Roman"/>
+          <w:rFonts w:hint="eastAsia" w:ascii="SimSun" w:hAnsi="SimSun" w:eastAsia="SimSun" w:cs="SimSun"/>
         </w:rPr>
         <w:t>无金属走</w:t>
       </w:r>
       <w:r>
         <w:rPr>
           <w:rStyle w:val="VerbatimChar"/>
-          <w:rFonts w:ascii="Times New Roman" w:hAnsi="Times New Roman" w:eastAsia="Times New Roman" w:cs="Times New Roman"/>
+          <w:rFonts w:ascii="SimSun" w:hAnsi="SimSun" w:eastAsia="SimSun" w:cs="SimSun"/>
         </w:rPr>
         <w:t xml:space="preserve"> </w:t>
       </w:r>
       <w:r>
         <w:rPr>
           <w:rStyle w:val="VerbatimChar"/>
-          <w:rFonts w:hint="eastAsia" w:ascii="Times New Roman" w:hAnsi="Times New Roman" w:eastAsia="Times New Roman" w:cs="Times New Roman"/>
+          <w:rFonts w:hint="eastAsia" w:ascii="SimSun" w:hAnsi="SimSun" w:eastAsia="SimSun" w:cs="SimSun"/>
         </w:rPr>
         <w:t xml:space="preserve">F-A）</w:t>
       </w:r>
       <w:r>
         <w:rPr>
-          <w:rFonts w:ascii="Times New Roman" w:hAnsi="Times New Roman" w:eastAsia="Times New Roman" w:cs="Times New Roman"/>
+          <w:rFonts w:ascii="SimSun" w:hAnsi="SimSun" w:eastAsia="SimSun" w:cs="SimSun"/>
         </w:rPr>
         <w:br/>
       </w:r>
       <w:r>
         <w:rPr>
           <w:rStyle w:val="VerbatimChar"/>
-          <w:rFonts w:ascii="Times New Roman" w:hAnsi="Times New Roman" w:eastAsia="Times New Roman" w:cs="Times New Roman"/>
+          <w:rFonts w:ascii="SimSun" w:hAnsi="SimSun" w:eastAsia="SimSun" w:cs="SimSun"/>
         </w:rPr>
         <w:t xml:space="preserve">│   │</w:t>
       </w:r>
       <w:r>
         <w:rPr>
-          <w:rFonts w:ascii="Times New Roman" w:hAnsi="Times New Roman" w:eastAsia="Times New Roman" w:cs="Times New Roman"/>
+          <w:rFonts w:ascii="SimSun" w:hAnsi="SimSun" w:eastAsia="SimSun" w:cs="SimSun"/>
         </w:rPr>
         <w:br/>
       </w:r>
       <w:r>
         <w:rPr>
           <w:rStyle w:val="VerbatimChar"/>
-          <w:rFonts w:ascii="Times New Roman" w:hAnsi="Times New Roman" w:eastAsia="Times New Roman" w:cs="Times New Roman"/>
+          <w:rFonts w:ascii="SimSun" w:hAnsi="SimSun" w:eastAsia="SimSun" w:cs="SimSun"/>
         </w:rPr>
         <w:t xml:space="preserve">│   ├── </w:t>
       </w:r>
       <w:r>
         <w:rPr>
           <w:rStyle w:val="VerbatimChar"/>
-          <w:rFonts w:hint="eastAsia" w:ascii="Times New Roman" w:hAnsi="Times New Roman" w:eastAsia="FangSong" w:cs="Times New Roman"/>
+          <w:rFonts w:hint="eastAsia" w:ascii="SimSun" w:hAnsi="SimSun" w:eastAsia="SimSun" w:cs="SimSun"/>
         </w:rPr>
         <w:t xml:space="preserve">手性助剂控制</w:t>
       </w:r>
       <w:r>
         <w:rPr>
-          <w:rFonts w:ascii="Times New Roman" w:hAnsi="Times New Roman" w:eastAsia="Times New Roman" w:cs="Times New Roman"/>
+          <w:rFonts w:ascii="SimSun" w:hAnsi="SimSun" w:eastAsia="SimSun" w:cs="SimSun"/>
         </w:rPr>
         <w:br/>
       </w:r>
       <w:r>
         <w:rPr>
           <w:rStyle w:val="VerbatimChar"/>
-          <w:rFonts w:ascii="Times New Roman" w:hAnsi="Times New Roman" w:eastAsia="Times New Roman" w:cs="Times New Roman"/>
+          <w:rFonts w:ascii="SimSun" w:hAnsi="SimSun" w:eastAsia="SimSun" w:cs="SimSun"/>
         </w:rPr>
         <w:t xml:space="preserve">│   │   └── Evans </w:t>
       </w:r>
       <w:r>
         <w:rPr>
           <w:rStyle w:val="VerbatimChar"/>
-          <w:rFonts w:hint="eastAsia" w:ascii="Times New Roman" w:hAnsi="Times New Roman" w:eastAsia="FangSong" w:cs="Times New Roman"/>
+          <w:rFonts w:hint="eastAsia" w:ascii="SimSun" w:hAnsi="SimSun" w:eastAsia="SimSun" w:cs="SimSun"/>
         </w:rPr>
         <w:t xml:space="preserve">噁唑烷酮</w:t>
       </w:r>
       <w:r>
         <w:rPr>
           <w:rStyle w:val="VerbatimChar"/>
-          <w:rFonts w:ascii="Times New Roman" w:hAnsi="Times New Roman" w:eastAsia="Times New Roman" w:cs="Times New Roman"/>
+          <w:rFonts w:ascii="SimSun" w:hAnsi="SimSun" w:eastAsia="SimSun" w:cs="SimSun"/>
         </w:rPr>
         <w:t xml:space="preserve"> → </w:t>
       </w:r>
       <w:r>
         <w:rPr>
           <w:rStyle w:val="VerbatimChar"/>
-          <w:rFonts w:hint="eastAsia" w:ascii="Times New Roman" w:hAnsi="Times New Roman" w:eastAsia="FangSong" w:cs="Times New Roman"/>
+          <w:rFonts w:hint="eastAsia" w:ascii="SimSun" w:hAnsi="SimSun" w:eastAsia="SimSun" w:cs="SimSun"/>
         </w:rPr>
         <w:t>三步序列</w:t>
       </w:r>
       <w:r>
         <w:rPr>
           <w:rStyle w:val="VerbatimChar"/>
-          <w:rFonts w:hint="eastAsia" w:ascii="Times New Roman" w:hAnsi="Times New Roman" w:eastAsia="Times New Roman" w:cs="Times New Roman"/>
+          <w:rFonts w:hint="eastAsia" w:ascii="SimSun" w:hAnsi="SimSun" w:eastAsia="SimSun" w:cs="SimSun"/>
         </w:rPr>
         <w:t>（</w:t>
       </w:r>
       <w:r>
         <w:rPr>
           <w:rStyle w:val="VerbatimChar"/>
-          <w:rFonts w:hint="eastAsia" w:ascii="Times New Roman" w:hAnsi="Times New Roman" w:eastAsia="FangSong" w:cs="Times New Roman"/>
+          <w:rFonts w:hint="eastAsia" w:ascii="SimSun" w:hAnsi="SimSun" w:eastAsia="SimSun" w:cs="SimSun"/>
         </w:rPr>
         <w:t>酰化</w:t>
       </w:r>
       <w:r>
         <w:rPr>
           <w:rStyle w:val="VerbatimChar"/>
-          <w:rFonts w:hint="eastAsia" w:ascii="Times New Roman" w:hAnsi="Times New Roman" w:eastAsia="Times New Roman" w:cs="Times New Roman"/>
+          <w:rFonts w:hint="eastAsia" w:ascii="SimSun" w:hAnsi="SimSun" w:eastAsia="SimSun" w:cs="SimSun"/>
         </w:rPr>
         <w:t>/</w:t>
       </w:r>
       <w:r>
         <w:rPr>
           <w:rStyle w:val="VerbatimChar"/>
-          <w:rFonts w:hint="eastAsia" w:ascii="Times New Roman" w:hAnsi="Times New Roman" w:eastAsia="FangSong" w:cs="Times New Roman"/>
+          <w:rFonts w:hint="eastAsia" w:ascii="SimSun" w:hAnsi="SimSun" w:eastAsia="SimSun" w:cs="SimSun"/>
         </w:rPr>
         <w:t>烷基化</w:t>
       </w:r>
       <w:r>
         <w:rPr>
           <w:rStyle w:val="VerbatimChar"/>
-          <w:rFonts w:hint="eastAsia" w:ascii="Times New Roman" w:hAnsi="Times New Roman" w:eastAsia="Times New Roman" w:cs="Times New Roman"/>
+          <w:rFonts w:hint="eastAsia" w:ascii="SimSun" w:hAnsi="SimSun" w:eastAsia="SimSun" w:cs="SimSun"/>
         </w:rPr>
         <w:t>/</w:t>
       </w:r>
       <w:r>
         <w:rPr>
           <w:rStyle w:val="VerbatimChar"/>
-          <w:rFonts w:hint="eastAsia" w:ascii="Times New Roman" w:hAnsi="Times New Roman" w:eastAsia="FangSong" w:cs="Times New Roman"/>
+          <w:rFonts w:hint="eastAsia" w:ascii="SimSun" w:hAnsi="SimSun" w:eastAsia="SimSun" w:cs="SimSun"/>
         </w:rPr>
         <w:t>脱除</w:t>
       </w:r>
       <w:r>
         <w:rPr>
           <w:rStyle w:val="VerbatimChar"/>
-          <w:rFonts w:hint="eastAsia" w:ascii="Times New Roman" w:hAnsi="Times New Roman" w:eastAsia="Times New Roman" w:cs="Times New Roman"/>
+          <w:rFonts w:hint="eastAsia" w:ascii="SimSun" w:hAnsi="SimSun" w:eastAsia="SimSun" w:cs="SimSun"/>
         </w:rPr>
         <w:t>）</w:t>
       </w:r>
       <w:r>
         <w:rPr>
-          <w:rFonts w:ascii="Times New Roman" w:hAnsi="Times New Roman" w:eastAsia="Times New Roman" w:cs="Times New Roman"/>
+          <w:rFonts w:ascii="SimSun" w:hAnsi="SimSun" w:eastAsia="SimSun" w:cs="SimSun"/>
         </w:rPr>
         <w:br/>
       </w:r>
       <w:r>
         <w:rPr>
           <w:rStyle w:val="VerbatimChar"/>
-          <w:rFonts w:ascii="Times New Roman" w:hAnsi="Times New Roman" w:eastAsia="Times New Roman" w:cs="Times New Roman"/>
+          <w:rFonts w:ascii="SimSun" w:hAnsi="SimSun" w:eastAsia="SimSun" w:cs="SimSun"/>
         </w:rPr>
         <w:t xml:space="preserve">│   │       </w:t>
       </w:r>
       <w:r>
         <w:rPr>
           <w:rStyle w:val="VerbatimChar"/>
-          <w:rFonts w:hint="eastAsia" w:ascii="Times New Roman" w:hAnsi="Times New Roman" w:eastAsia="FangSong" w:cs="Times New Roman"/>
+          <w:rFonts w:hint="eastAsia" w:ascii="SimSun" w:hAnsi="SimSun" w:eastAsia="SimSun" w:cs="SimSun"/>
         </w:rPr>
         <w:t>口诀</w:t>
       </w:r>
       <w:r>
         <w:rPr>
           <w:rStyle w:val="VerbatimChar"/>
-          <w:rFonts w:hint="eastAsia" w:ascii="Times New Roman" w:hAnsi="Times New Roman" w:eastAsia="Times New Roman" w:cs="Times New Roman"/>
+          <w:rFonts w:hint="eastAsia" w:ascii="SimSun" w:hAnsi="SimSun" w:eastAsia="SimSun" w:cs="SimSun"/>
         </w:rPr>
         <w:t>："</w:t>
       </w:r>
       <w:r>
         <w:rPr>
           <w:rStyle w:val="VerbatimChar"/>
-          <w:rFonts w:hint="eastAsia" w:ascii="Times New Roman" w:hAnsi="Times New Roman" w:eastAsia="FangSong" w:cs="Times New Roman"/>
+          <w:rFonts w:hint="eastAsia" w:ascii="SimSun" w:hAnsi="SimSun" w:eastAsia="SimSun" w:cs="SimSun"/>
         </w:rPr>
         <w:t>挂上去</w:t>
       </w:r>
       <w:r>
         <w:rPr>
           <w:rStyle w:val="VerbatimChar"/>
-          <w:rFonts w:hint="eastAsia" w:ascii="Times New Roman" w:hAnsi="Times New Roman" w:eastAsia="Times New Roman" w:cs="Times New Roman"/>
+          <w:rFonts w:hint="eastAsia" w:ascii="SimSun" w:hAnsi="SimSun" w:eastAsia="SimSun" w:cs="SimSun"/>
         </w:rPr>
         <w:t>→</w:t>
       </w:r>
       <w:r>
         <w:rPr>
           <w:rStyle w:val="VerbatimChar"/>
-          <w:rFonts w:hint="eastAsia" w:ascii="Times New Roman" w:hAnsi="Times New Roman" w:eastAsia="FangSong" w:cs="Times New Roman"/>
+          <w:rFonts w:hint="eastAsia" w:ascii="SimSun" w:hAnsi="SimSun" w:eastAsia="SimSun" w:cs="SimSun"/>
         </w:rPr>
         <w:t>拔氢</w:t>
       </w:r>
       <w:r>
         <w:rPr>
           <w:rStyle w:val="VerbatimChar"/>
-          <w:rFonts w:hint="eastAsia" w:ascii="Times New Roman" w:hAnsi="Times New Roman" w:eastAsia="Times New Roman" w:cs="Times New Roman"/>
+          <w:rFonts w:hint="eastAsia" w:ascii="SimSun" w:hAnsi="SimSun" w:eastAsia="SimSun" w:cs="SimSun"/>
         </w:rPr>
         <w:t>→R'X</w:t>
       </w:r>
       <w:r>
         <w:rPr>
           <w:rStyle w:val="VerbatimChar"/>
-          <w:rFonts w:ascii="Times New Roman" w:hAnsi="Times New Roman" w:eastAsia="Times New Roman" w:cs="Times New Roman"/>
+          <w:rFonts w:ascii="SimSun" w:hAnsi="SimSun" w:eastAsia="SimSun" w:cs="SimSun"/>
         </w:rPr>
         <w:t xml:space="preserve"> </w:t>
       </w:r>
       <w:r>
         <w:rPr>
           <w:rStyle w:val="VerbatimChar"/>
-          <w:rFonts w:hint="eastAsia" w:ascii="Times New Roman" w:hAnsi="Times New Roman" w:eastAsia="FangSong" w:cs="Times New Roman"/>
+          <w:rFonts w:hint="eastAsia" w:ascii="SimSun" w:hAnsi="SimSun" w:eastAsia="SimSun" w:cs="SimSun"/>
         </w:rPr>
         <w:t>从背面来</w:t>
       </w:r>
       <w:r>
         <w:rPr>
           <w:rStyle w:val="VerbatimChar"/>
-          <w:rFonts w:hint="eastAsia" w:ascii="Times New Roman" w:hAnsi="Times New Roman" w:eastAsia="Times New Roman" w:cs="Times New Roman"/>
+          <w:rFonts w:hint="eastAsia" w:ascii="SimSun" w:hAnsi="SimSun" w:eastAsia="SimSun" w:cs="SimSun"/>
         </w:rPr>
         <w:t>→</w:t>
       </w:r>
       <w:r>
         <w:rPr>
           <w:rStyle w:val="VerbatimChar"/>
-          <w:rFonts w:hint="eastAsia" w:ascii="Times New Roman" w:hAnsi="Times New Roman" w:eastAsia="FangSong" w:cs="Times New Roman"/>
+          <w:rFonts w:hint="eastAsia" w:ascii="SimSun" w:hAnsi="SimSun" w:eastAsia="SimSun" w:cs="SimSun"/>
         </w:rPr>
         <w:t>水解卸下来</w:t>
       </w:r>
       <w:r>
         <w:rPr>
           <w:rStyle w:val="VerbatimChar"/>
-          <w:rFonts w:hint="eastAsia" w:ascii="Times New Roman" w:hAnsi="Times New Roman" w:eastAsia="Times New Roman" w:cs="Times New Roman"/>
+          <w:rFonts w:hint="eastAsia" w:ascii="SimSun" w:hAnsi="SimSun" w:eastAsia="SimSun" w:cs="SimSun"/>
         </w:rPr>
         <w:t>"</w:t>
       </w:r>
       <w:r>
         <w:rPr>
-          <w:rFonts w:ascii="Times New Roman" w:hAnsi="Times New Roman" w:eastAsia="Times New Roman" w:cs="Times New Roman"/>
+          <w:rFonts w:ascii="SimSun" w:hAnsi="SimSun" w:eastAsia="SimSun" w:cs="SimSun"/>
         </w:rPr>
         <w:br/>
       </w:r>
       <w:r>
         <w:rPr>
           <w:rStyle w:val="VerbatimChar"/>
-          <w:rFonts w:ascii="Times New Roman" w:hAnsi="Times New Roman" w:eastAsia="Times New Roman" w:cs="Times New Roman"/>
+          <w:rFonts w:ascii="SimSun" w:hAnsi="SimSun" w:eastAsia="SimSun" w:cs="SimSun"/>
         </w:rPr>
         <w:t xml:space="preserve">│   │</w:t>
       </w:r>
       <w:r>
         <w:rPr>
-          <w:rFonts w:ascii="Times New Roman" w:hAnsi="Times New Roman" w:eastAsia="Times New Roman" w:cs="Times New Roman"/>
+          <w:rFonts w:ascii="SimSun" w:hAnsi="SimSun" w:eastAsia="SimSun" w:cs="SimSun"/>
         </w:rPr>
         <w:br/>
       </w:r>
       <w:r>
         <w:rPr>
           <w:rStyle w:val="VerbatimChar"/>
-          <w:rFonts w:ascii="Times New Roman" w:hAnsi="Times New Roman" w:eastAsia="Times New Roman" w:cs="Times New Roman"/>
+          <w:rFonts w:ascii="SimSun" w:hAnsi="SimSun" w:eastAsia="SimSun" w:cs="SimSun"/>
         </w:rPr>
         <w:t xml:space="preserve">│   └── </w:t>
       </w:r>
       <w:r>
         <w:rPr>
           <w:rStyle w:val="VerbatimChar"/>
-          <w:rFonts w:hint="eastAsia" w:ascii="Times New Roman" w:hAnsi="Times New Roman" w:eastAsia="FangSong" w:cs="Times New Roman"/>
+          <w:rFonts w:hint="eastAsia" w:ascii="SimSun" w:hAnsi="SimSun" w:eastAsia="SimSun" w:cs="SimSun"/>
         </w:rPr>
         <w:t xml:space="preserve">手性催化剂控制</w:t>
       </w:r>
       <w:r>
         <w:rPr>
-          <w:rFonts w:ascii="Times New Roman" w:hAnsi="Times New Roman" w:eastAsia="Times New Roman" w:cs="Times New Roman"/>
+          <w:rFonts w:ascii="SimSun" w:hAnsi="SimSun" w:eastAsia="SimSun" w:cs="SimSun"/>
         </w:rPr>
         <w:br/>
       </w:r>
       <w:r>
         <w:rPr>
           <w:rStyle w:val="VerbatimChar"/>
-          <w:rFonts w:ascii="Times New Roman" w:hAnsi="Times New Roman" w:eastAsia="Times New Roman" w:cs="Times New Roman"/>
+          <w:rFonts w:ascii="SimSun" w:hAnsi="SimSun" w:eastAsia="SimSun" w:cs="SimSun"/>
         </w:rPr>
         <w:t xml:space="preserve">│       └── </w:t>
       </w:r>
       <w:r>
         <w:rPr>
           <w:rStyle w:val="VerbatimChar"/>
-          <w:rFonts w:hint="eastAsia" w:ascii="Times New Roman" w:hAnsi="Times New Roman" w:eastAsia="FangSong" w:cs="Times New Roman"/>
+          <w:rFonts w:hint="eastAsia" w:ascii="SimSun" w:hAnsi="SimSun" w:eastAsia="SimSun" w:cs="SimSun"/>
         </w:rPr>
         <w:t xml:space="preserve">烯丙醇</w:t>
       </w:r>
       <w:r>
         <w:rPr>
           <w:rStyle w:val="VerbatimChar"/>
-          <w:rFonts w:ascii="Times New Roman" w:hAnsi="Times New Roman" w:eastAsia="Times New Roman" w:cs="Times New Roman"/>
+          <w:rFonts w:ascii="SimSun" w:hAnsi="SimSun" w:eastAsia="SimSun" w:cs="SimSun"/>
         </w:rPr>
         <w:t xml:space="preserve"> + Ti-DET → Sharpless </w:t>
       </w:r>
       <w:r>
         <w:rPr>
           <w:rStyle w:val="VerbatimChar"/>
-          <w:rFonts w:hint="eastAsia" w:ascii="Times New Roman" w:hAnsi="Times New Roman" w:eastAsia="FangSong" w:cs="Times New Roman"/>
+          <w:rFonts w:hint="eastAsia" w:ascii="SimSun" w:hAnsi="SimSun" w:eastAsia="SimSun" w:cs="SimSun"/>
         </w:rPr>
         <w:t xml:space="preserve">环氧化</w:t>
       </w:r>
       <w:r>
         <w:rPr>
-          <w:rFonts w:ascii="Times New Roman" w:hAnsi="Times New Roman" w:eastAsia="Times New Roman" w:cs="Times New Roman"/>
+          <w:rFonts w:ascii="SimSun" w:hAnsi="SimSun" w:eastAsia="SimSun" w:cs="SimSun"/>
         </w:rPr>
         <w:br/>
       </w:r>
       <w:r>
         <w:rPr>
           <w:rStyle w:val="VerbatimChar"/>
-          <w:rFonts w:ascii="Times New Roman" w:hAnsi="Times New Roman" w:eastAsia="Times New Roman" w:cs="Times New Roman"/>
+          <w:rFonts w:ascii="SimSun" w:hAnsi="SimSun" w:eastAsia="SimSun" w:cs="SimSun"/>
         </w:rPr>
         <w:t xml:space="preserve">│           </w:t>
       </w:r>
       <w:r>
         <w:rPr>
           <w:rStyle w:val="VerbatimChar"/>
-          <w:rFonts w:hint="eastAsia" w:ascii="Times New Roman" w:hAnsi="Times New Roman" w:eastAsia="FangSong" w:cs="Times New Roman"/>
+          <w:rFonts w:hint="eastAsia" w:ascii="SimSun" w:hAnsi="SimSun" w:eastAsia="SimSun" w:cs="SimSun"/>
         </w:rPr>
         <w:t>口诀</w:t>
       </w:r>
       <w:r>
         <w:rPr>
           <w:rStyle w:val="VerbatimChar"/>
-          <w:rFonts w:hint="eastAsia" w:ascii="Times New Roman" w:hAnsi="Times New Roman" w:eastAsia="Times New Roman" w:cs="Times New Roman"/>
+          <w:rFonts w:hint="eastAsia" w:ascii="SimSun" w:hAnsi="SimSun" w:eastAsia="SimSun" w:cs="SimSun"/>
         </w:rPr>
         <w:t>："(+)-DET</w:t>
       </w:r>
       <w:r>
         <w:rPr>
           <w:rStyle w:val="VerbatimChar"/>
-          <w:rFonts w:ascii="Times New Roman" w:hAnsi="Times New Roman" w:eastAsia="Times New Roman" w:cs="Times New Roman"/>
+          <w:rFonts w:ascii="SimSun" w:hAnsi="SimSun" w:eastAsia="SimSun" w:cs="SimSun"/>
         </w:rPr>
         <w:t xml:space="preserve"> </w:t>
       </w:r>
       <w:r>
         <w:rPr>
           <w:rStyle w:val="VerbatimChar"/>
-          <w:rFonts w:hint="eastAsia" w:ascii="Times New Roman" w:hAnsi="Times New Roman" w:eastAsia="FangSong" w:cs="Times New Roman"/>
+          <w:rFonts w:hint="eastAsia" w:ascii="SimSun" w:hAnsi="SimSun" w:eastAsia="SimSun" w:cs="SimSun"/>
         </w:rPr>
         <w:t>下方走</w:t>
       </w:r>
       <w:r>
         <w:rPr>
           <w:rStyle w:val="VerbatimChar"/>
-          <w:rFonts w:hint="eastAsia" w:ascii="Times New Roman" w:hAnsi="Times New Roman" w:eastAsia="Times New Roman" w:cs="Times New Roman"/>
+          <w:rFonts w:hint="eastAsia" w:ascii="SimSun" w:hAnsi="SimSun" w:eastAsia="SimSun" w:cs="SimSun"/>
         </w:rPr>
         <w:t>，(-)-DET</w:t>
       </w:r>
       <w:r>
         <w:rPr>
           <w:rStyle w:val="VerbatimChar"/>
-          <w:rFonts w:ascii="Times New Roman" w:hAnsi="Times New Roman" w:eastAsia="Times New Roman" w:cs="Times New Roman"/>
+          <w:rFonts w:ascii="SimSun" w:hAnsi="SimSun" w:eastAsia="SimSun" w:cs="SimSun"/>
         </w:rPr>
         <w:t xml:space="preserve"> </w:t>
       </w:r>
       <w:r>
         <w:rPr>
           <w:rStyle w:val="VerbatimChar"/>
-          <w:rFonts w:hint="eastAsia" w:ascii="Times New Roman" w:hAnsi="Times New Roman" w:eastAsia="FangSong" w:cs="Times New Roman"/>
+          <w:rFonts w:hint="eastAsia" w:ascii="SimSun" w:hAnsi="SimSun" w:eastAsia="SimSun" w:cs="SimSun"/>
         </w:rPr>
         <w:t>上方走</w:t>
       </w:r>
       <w:r>
         <w:rPr>
           <w:rStyle w:val="VerbatimChar"/>
-          <w:rFonts w:hint="eastAsia" w:ascii="Times New Roman" w:hAnsi="Times New Roman" w:eastAsia="Times New Roman" w:cs="Times New Roman"/>
+          <w:rFonts w:hint="eastAsia" w:ascii="SimSun" w:hAnsi="SimSun" w:eastAsia="SimSun" w:cs="SimSun"/>
         </w:rPr>
         <w:t>"</w:t>
       </w:r>
       <w:r>
         <w:rPr>
-          <w:rFonts w:ascii="Times New Roman" w:hAnsi="Times New Roman" w:eastAsia="Times New Roman" w:cs="Times New Roman"/>
+          <w:rFonts w:ascii="SimSun" w:hAnsi="SimSun" w:eastAsia="SimSun" w:cs="SimSun"/>
         </w:rPr>
         <w:br/>
       </w:r>
       <w:r>
         <w:rPr>
           <w:rStyle w:val="VerbatimChar"/>
-          <w:rFonts w:ascii="Times New Roman" w:hAnsi="Times New Roman" w:eastAsia="Times New Roman" w:cs="Times New Roman"/>
+          <w:rFonts w:ascii="SimSun" w:hAnsi="SimSun" w:eastAsia="SimSun" w:cs="SimSun"/>
         </w:rPr>
         <w:t xml:space="preserve">│</w:t>
       </w:r>
       <w:r>
         <w:rPr>
-          <w:rFonts w:ascii="Times New Roman" w:hAnsi="Times New Roman" w:eastAsia="Times New Roman" w:cs="Times New Roman"/>
+          <w:rFonts w:ascii="SimSun" w:hAnsi="SimSun" w:eastAsia="SimSun" w:cs="SimSun"/>
         </w:rPr>
         <w:br/>
       </w:r>
       <w:r>
         <w:rPr>
           <w:rStyle w:val="VerbatimChar"/>
-          <w:rFonts w:ascii="Times New Roman" w:hAnsi="Times New Roman" w:eastAsia="Times New Roman" w:cs="Times New Roman"/>
+          <w:rFonts w:ascii="SimSun" w:hAnsi="SimSun" w:eastAsia="SimSun" w:cs="SimSun"/>
         </w:rPr>
         <w:t xml:space="preserve">├─ Step </w:t>
       </w:r>
       <w:r>
         <w:rPr>
           <w:rStyle w:val="VerbatimChar"/>
-          <w:rFonts w:hint="eastAsia" w:ascii="Times New Roman" w:hAnsi="Times New Roman" w:eastAsia="Times New Roman" w:cs="Times New Roman"/>
+          <w:rFonts w:hint="eastAsia" w:ascii="SimSun" w:hAnsi="SimSun" w:eastAsia="SimSun" w:cs="SimSun"/>
         </w:rPr>
         <w:t>2：</w:t>
       </w:r>
       <w:r>
         <w:rPr>
           <w:rStyle w:val="VerbatimChar"/>
-          <w:rFonts w:hint="eastAsia" w:ascii="Times New Roman" w:hAnsi="Times New Roman" w:eastAsia="FangSong" w:cs="Times New Roman"/>
+          <w:rFonts w:hint="eastAsia" w:ascii="SimSun" w:hAnsi="SimSun" w:eastAsia="SimSun" w:cs="SimSun"/>
         </w:rPr>
         <w:t>构象</w:t>
       </w:r>
       <w:r>
         <w:rPr>
           <w:rStyle w:val="VerbatimChar"/>
-          <w:rFonts w:ascii="Times New Roman" w:hAnsi="Times New Roman" w:eastAsia="Times New Roman" w:cs="Times New Roman"/>
+          <w:rFonts w:ascii="SimSun" w:hAnsi="SimSun" w:eastAsia="SimSun" w:cs="SimSun"/>
         </w:rPr>
         <w:t xml:space="preserve"> → </w:t>
       </w:r>
       <w:r>
         <w:rPr>
           <w:rStyle w:val="VerbatimChar"/>
-          <w:rFonts w:hint="eastAsia" w:ascii="Times New Roman" w:hAnsi="Times New Roman" w:eastAsia="FangSong" w:cs="Times New Roman"/>
+          <w:rFonts w:hint="eastAsia" w:ascii="SimSun" w:hAnsi="SimSun" w:eastAsia="SimSun" w:cs="SimSun"/>
         </w:rPr>
         <w:t xml:space="preserve">选择性</w:t>
       </w:r>
       <w:r>
         <w:rPr>
           <w:rStyle w:val="VerbatimChar"/>
-          <w:rFonts w:ascii="Times New Roman" w:hAnsi="Times New Roman" w:eastAsia="Times New Roman" w:cs="Times New Roman"/>
+          <w:rFonts w:ascii="SimSun" w:hAnsi="SimSun" w:eastAsia="SimSun" w:cs="SimSun"/>
         </w:rPr>
         <w:t xml:space="preserve"> → </w:t>
       </w:r>
       <w:r>
         <w:rPr>
           <w:rStyle w:val="VerbatimChar"/>
-          <w:rFonts w:hint="eastAsia" w:ascii="Times New Roman" w:hAnsi="Times New Roman" w:eastAsia="FangSong" w:cs="Times New Roman"/>
+          <w:rFonts w:hint="eastAsia" w:ascii="SimSun" w:hAnsi="SimSun" w:eastAsia="SimSun" w:cs="SimSun"/>
         </w:rPr>
         <w:t xml:space="preserve">产物</w:t>
       </w:r>
       <w:r>
         <w:rPr>
-          <w:rFonts w:ascii="Times New Roman" w:hAnsi="Times New Roman" w:eastAsia="Times New Roman" w:cs="Times New Roman"/>
+          <w:rFonts w:ascii="SimSun" w:hAnsi="SimSun" w:eastAsia="SimSun" w:cs="SimSun"/>
         </w:rPr>
         <w:br/>
       </w:r>
       <w:r>
         <w:rPr>
           <w:rStyle w:val="VerbatimChar"/>
-          <w:rFonts w:ascii="Times New Roman" w:hAnsi="Times New Roman" w:eastAsia="Times New Roman" w:cs="Times New Roman"/>
+          <w:rFonts w:ascii="SimSun" w:hAnsi="SimSun" w:eastAsia="SimSun" w:cs="SimSun"/>
         </w:rPr>
         <w:t xml:space="preserve">│   ├── </w:t>
       </w:r>
       <w:r>
         <w:rPr>
           <w:rStyle w:val="VerbatimChar"/>
-          <w:rFonts w:hint="eastAsia" w:ascii="Times New Roman" w:hAnsi="Times New Roman" w:eastAsia="FangSong" w:cs="Times New Roman"/>
+          <w:rFonts w:hint="eastAsia" w:ascii="SimSun" w:hAnsi="SimSun" w:eastAsia="SimSun" w:cs="SimSun"/>
         </w:rPr>
         <w:t>先画优势构象</w:t>
       </w:r>
       <w:r>
         <w:rPr>
           <w:rStyle w:val="VerbatimChar"/>
-          <w:rFonts w:hint="eastAsia" w:ascii="Times New Roman" w:hAnsi="Times New Roman" w:eastAsia="Times New Roman" w:cs="Times New Roman"/>
+          <w:rFonts w:hint="eastAsia" w:ascii="SimSun" w:hAnsi="SimSun" w:eastAsia="SimSun" w:cs="SimSun"/>
         </w:rPr>
         <w:t>（Newman</w:t>
       </w:r>
       <w:r>
         <w:rPr>
           <w:rStyle w:val="VerbatimChar"/>
-          <w:rFonts w:ascii="Times New Roman" w:hAnsi="Times New Roman" w:eastAsia="Times New Roman" w:cs="Times New Roman"/>
+          <w:rFonts w:ascii="SimSun" w:hAnsi="SimSun" w:eastAsia="SimSun" w:cs="SimSun"/>
         </w:rPr>
         <w:t xml:space="preserve"> </w:t>
       </w:r>
       <w:r>
         <w:rPr>
           <w:rStyle w:val="VerbatimChar"/>
-          <w:rFonts w:hint="eastAsia" w:ascii="Times New Roman" w:hAnsi="Times New Roman" w:eastAsia="FangSong" w:cs="Times New Roman"/>
+          <w:rFonts w:hint="eastAsia" w:ascii="SimSun" w:hAnsi="SimSun" w:eastAsia="SimSun" w:cs="SimSun"/>
         </w:rPr>
         <w:t>或椅式</w:t>
       </w:r>
       <w:r>
         <w:rPr>
           <w:rStyle w:val="VerbatimChar"/>
-          <w:rFonts w:hint="eastAsia" w:ascii="Times New Roman" w:hAnsi="Times New Roman" w:eastAsia="Times New Roman" w:cs="Times New Roman"/>
+          <w:rFonts w:hint="eastAsia" w:ascii="SimSun" w:hAnsi="SimSun" w:eastAsia="SimSun" w:cs="SimSun"/>
         </w:rPr>
         <w:t>）</w:t>
       </w:r>
       <w:r>
         <w:rPr>
-          <w:rFonts w:ascii="Times New Roman" w:hAnsi="Times New Roman" w:eastAsia="Times New Roman" w:cs="Times New Roman"/>
+          <w:rFonts w:ascii="SimSun" w:hAnsi="SimSun" w:eastAsia="SimSun" w:cs="SimSun"/>
         </w:rPr>
         <w:br/>
       </w:r>
       <w:r>
         <w:rPr>
           <w:rStyle w:val="VerbatimChar"/>
-          <w:rFonts w:ascii="Times New Roman" w:hAnsi="Times New Roman" w:eastAsia="Times New Roman" w:cs="Times New Roman"/>
+          <w:rFonts w:ascii="SimSun" w:hAnsi="SimSun" w:eastAsia="SimSun" w:cs="SimSun"/>
         </w:rPr>
         <w:t xml:space="preserve">│   ├── </w:t>
       </w:r>
       <w:r>
         <w:rPr>
           <w:rStyle w:val="VerbatimChar"/>
-          <w:rFonts w:hint="eastAsia" w:ascii="Times New Roman" w:hAnsi="Times New Roman" w:eastAsia="FangSong" w:cs="Times New Roman"/>
+          <w:rFonts w:hint="eastAsia" w:ascii="SimSun" w:hAnsi="SimSun" w:eastAsia="SimSun" w:cs="SimSun"/>
         </w:rPr>
         <w:t xml:space="preserve">判断位阻最小面</w:t>
       </w:r>
       <w:r>
         <w:rPr>
-          <w:rFonts w:ascii="Times New Roman" w:hAnsi="Times New Roman" w:eastAsia="Times New Roman" w:cs="Times New Roman"/>
+          <w:rFonts w:ascii="SimSun" w:hAnsi="SimSun" w:eastAsia="SimSun" w:cs="SimSun"/>
         </w:rPr>
         <w:br/>
       </w:r>
       <w:r>
         <w:rPr>
           <w:rStyle w:val="VerbatimChar"/>
-          <w:rFonts w:ascii="Times New Roman" w:hAnsi="Times New Roman" w:eastAsia="Times New Roman" w:cs="Times New Roman"/>
+          <w:rFonts w:ascii="SimSun" w:hAnsi="SimSun" w:eastAsia="SimSun" w:cs="SimSun"/>
         </w:rPr>
         <w:t xml:space="preserve">│   └── </w:t>
       </w:r>
       <w:r>
         <w:rPr>
           <w:rStyle w:val="VerbatimChar"/>
-          <w:rFonts w:hint="eastAsia" w:ascii="Times New Roman" w:hAnsi="Times New Roman" w:eastAsia="FangSong" w:cs="Times New Roman"/>
+          <w:rFonts w:hint="eastAsia" w:ascii="SimSun" w:hAnsi="SimSun" w:eastAsia="SimSun" w:cs="SimSun"/>
         </w:rPr>
         <w:t xml:space="preserve">试剂从该面进攻</w:t>
       </w:r>
       <w:r>
         <w:rPr>
           <w:rStyle w:val="VerbatimChar"/>
-          <w:rFonts w:ascii="Times New Roman" w:hAnsi="Times New Roman" w:eastAsia="Times New Roman" w:cs="Times New Roman"/>
+          <w:rFonts w:ascii="SimSun" w:hAnsi="SimSun" w:eastAsia="SimSun" w:cs="SimSun"/>
         </w:rPr>
         <w:t xml:space="preserve"> → </w:t>
       </w:r>
       <w:r>
         <w:rPr>
           <w:rStyle w:val="VerbatimChar"/>
-          <w:rFonts w:hint="eastAsia" w:ascii="Times New Roman" w:hAnsi="Times New Roman" w:eastAsia="FangSong" w:cs="Times New Roman"/>
+          <w:rFonts w:hint="eastAsia" w:ascii="SimSun" w:hAnsi="SimSun" w:eastAsia="SimSun" w:cs="SimSun"/>
         </w:rPr>
         <w:t xml:space="preserve">预测产物构型</w:t>
       </w:r>
       <w:r>
         <w:rPr>
-          <w:rFonts w:ascii="Times New Roman" w:hAnsi="Times New Roman" w:eastAsia="Times New Roman" w:cs="Times New Roman"/>
+          <w:rFonts w:ascii="SimSun" w:hAnsi="SimSun" w:eastAsia="SimSun" w:cs="SimSun"/>
         </w:rPr>
         <w:br/>
       </w:r>
       <w:r>
         <w:rPr>
           <w:rStyle w:val="VerbatimChar"/>
-          <w:rFonts w:ascii="Times New Roman" w:hAnsi="Times New Roman" w:eastAsia="Times New Roman" w:cs="Times New Roman"/>
+          <w:rFonts w:ascii="SimSun" w:hAnsi="SimSun" w:eastAsia="SimSun" w:cs="SimSun"/>
         </w:rPr>
         <w:t xml:space="preserve">│</w:t>
       </w:r>
       <w:r>
         <w:rPr>
-          <w:rFonts w:ascii="Times New Roman" w:hAnsi="Times New Roman" w:eastAsia="Times New Roman" w:cs="Times New Roman"/>
+          <w:rFonts w:ascii="SimSun" w:hAnsi="SimSun" w:eastAsia="SimSun" w:cs="SimSun"/>
         </w:rPr>
         <w:br/>
       </w:r>
       <w:r>
         <w:rPr>
           <w:rStyle w:val="VerbatimChar"/>
-          <w:rFonts w:ascii="Times New Roman" w:hAnsi="Times New Roman" w:eastAsia="Times New Roman" w:cs="Times New Roman"/>
+          <w:rFonts w:ascii="SimSun" w:hAnsi="SimSun" w:eastAsia="SimSun" w:cs="SimSun"/>
         </w:rPr>
         <w:t xml:space="preserve">└─ Step </w:t>
       </w:r>
       <w:r>
         <w:rPr>
           <w:rStyle w:val="VerbatimChar"/>
-          <w:rFonts w:hint="eastAsia" w:ascii="Times New Roman" w:hAnsi="Times New Roman" w:eastAsia="Times New Roman" w:cs="Times New Roman"/>
+          <w:rFonts w:hint="eastAsia" w:ascii="SimSun" w:hAnsi="SimSun" w:eastAsia="SimSun" w:cs="SimSun"/>
         </w:rPr>
         <w:t>3：</w:t>
       </w:r>
       <w:r>
         <w:rPr>
           <w:rStyle w:val="VerbatimChar"/>
-          <w:rFonts w:hint="eastAsia" w:ascii="Times New Roman" w:hAnsi="Times New Roman" w:eastAsia="FangSong" w:cs="Times New Roman"/>
+          <w:rFonts w:hint="eastAsia" w:ascii="SimSun" w:hAnsi="SimSun" w:eastAsia="SimSun" w:cs="SimSun"/>
         </w:rPr>
         <w:t>验证</w:t>
       </w:r>
       <w:r>
         <w:rPr>
-          <w:rFonts w:ascii="Times New Roman" w:hAnsi="Times New Roman" w:eastAsia="Times New Roman" w:cs="Times New Roman"/>
+          <w:rFonts w:ascii="SimSun" w:hAnsi="SimSun" w:eastAsia="SimSun" w:cs="SimSun"/>
         </w:rPr>
         <w:br/>
       </w:r>
       <w:r>
         <w:rPr>
           <w:rStyle w:val="VerbatimChar"/>
-          <w:rFonts w:ascii="Times New Roman" w:hAnsi="Times New Roman" w:eastAsia="Times New Roman" w:cs="Times New Roman"/>
+          <w:rFonts w:ascii="SimSun" w:hAnsi="SimSun" w:eastAsia="SimSun" w:cs="SimSun"/>
         </w:rPr>
         <w:t xml:space="preserve">    ├── </w:t>
       </w:r>
       <w:r>
         <w:rPr>
           <w:rStyle w:val="VerbatimChar"/>
-          <w:rFonts w:hint="eastAsia" w:ascii="Times New Roman" w:hAnsi="Times New Roman" w:eastAsia="FangSong" w:cs="Times New Roman"/>
+          <w:rFonts w:hint="eastAsia" w:ascii="SimSun" w:hAnsi="SimSun" w:eastAsia="SimSun" w:cs="SimSun"/>
         </w:rPr>
         <w:t>是否满足该模型的适用条件</w:t>
       </w:r>
       <w:r>
         <w:rPr>
           <w:rStyle w:val="VerbatimChar"/>
-          <w:rFonts w:hint="eastAsia" w:ascii="Times New Roman" w:hAnsi="Times New Roman" w:eastAsia="Times New Roman" w:cs="Times New Roman"/>
+          <w:rFonts w:hint="eastAsia" w:ascii="SimSun" w:hAnsi="SimSun" w:eastAsia="SimSun" w:cs="SimSun"/>
         </w:rPr>
         <w:t>？</w:t>
       </w:r>
       <w:r>
         <w:rPr>
-          <w:rFonts w:ascii="Times New Roman" w:hAnsi="Times New Roman" w:eastAsia="Times New Roman" w:cs="Times New Roman"/>
+          <w:rFonts w:ascii="SimSun" w:hAnsi="SimSun" w:eastAsia="SimSun" w:cs="SimSun"/>
         </w:rPr>
         <w:br/>
       </w:r>
       <w:r>
         <w:rPr>
           <w:rStyle w:val="VerbatimChar"/>
-          <w:rFonts w:ascii="Times New Roman" w:hAnsi="Times New Roman" w:eastAsia="Times New Roman" w:cs="Times New Roman"/>
+          <w:rFonts w:ascii="SimSun" w:hAnsi="SimSun" w:eastAsia="SimSun" w:cs="SimSun"/>
         </w:rPr>
         <w:t xml:space="preserve">    ├── </w:t>
       </w:r>
       <w:r>
         <w:rPr>
           <w:rStyle w:val="VerbatimChar"/>
-          <w:rFonts w:hint="eastAsia" w:ascii="Times New Roman" w:hAnsi="Times New Roman" w:eastAsia="FangSong" w:cs="Times New Roman"/>
+          <w:rFonts w:hint="eastAsia" w:ascii="SimSun" w:hAnsi="SimSun" w:eastAsia="SimSun" w:cs="SimSun"/>
         </w:rPr>
         <w:t xml:space="preserve">产物</w:t>
       </w:r>
       <w:r>
         <w:rPr>
           <w:rStyle w:val="VerbatimChar"/>
-          <w:rFonts w:ascii="Times New Roman" w:hAnsi="Times New Roman" w:eastAsia="Times New Roman" w:cs="Times New Roman"/>
+          <w:rFonts w:ascii="SimSun" w:hAnsi="SimSun" w:eastAsia="SimSun" w:cs="SimSun"/>
         </w:rPr>
         <w:t xml:space="preserve"> ee/dr </w:t>
       </w:r>
       <w:r>
         <w:rPr>
           <w:rStyle w:val="VerbatimChar"/>
-          <w:rFonts w:hint="eastAsia" w:ascii="Times New Roman" w:hAnsi="Times New Roman" w:eastAsia="FangSong" w:cs="Times New Roman"/>
+          <w:rFonts w:hint="eastAsia" w:ascii="SimSun" w:hAnsi="SimSun" w:eastAsia="SimSun" w:cs="SimSun"/>
         </w:rPr>
         <w:t>是否合理</w:t>
       </w:r>
       <w:r>
         <w:rPr>
           <w:rStyle w:val="VerbatimChar"/>
-          <w:rFonts w:hint="eastAsia" w:ascii="Times New Roman" w:hAnsi="Times New Roman" w:eastAsia="Times New Roman" w:cs="Times New Roman"/>
+          <w:rFonts w:hint="eastAsia" w:ascii="SimSun" w:hAnsi="SimSun" w:eastAsia="SimSun" w:cs="SimSun"/>
         </w:rPr>
         <w:t>？</w:t>
       </w:r>
       <w:r>
         <w:rPr>
-          <w:rFonts w:ascii="Times New Roman" w:hAnsi="Times New Roman" w:eastAsia="Times New Roman" w:cs="Times New Roman"/>
+          <w:rFonts w:ascii="SimSun" w:hAnsi="SimSun" w:eastAsia="SimSun" w:cs="SimSun"/>
         </w:rPr>
         <w:br/>
       </w:r>
       <w:r>
         <w:rPr>
           <w:rStyle w:val="VerbatimChar"/>
-          <w:rFonts w:ascii="Times New Roman" w:hAnsi="Times New Roman" w:eastAsia="Times New Roman" w:cs="Times New Roman"/>
+          <w:rFonts w:ascii="SimSun" w:hAnsi="SimSun" w:eastAsia="SimSun" w:cs="SimSun"/>
         </w:rPr>
         <w:t xml:space="preserve">    └── </w:t>
       </w:r>
       <w:r>
         <w:rPr>
           <w:rStyle w:val="VerbatimChar"/>
-          <w:rFonts w:hint="eastAsia" w:ascii="Times New Roman" w:hAnsi="Times New Roman" w:eastAsia="FangSong" w:cs="Times New Roman"/>
+          <w:rFonts w:hint="eastAsia" w:ascii="SimSun" w:hAnsi="SimSun" w:eastAsia="SimSun" w:cs="SimSun"/>
         </w:rPr>
         <w:t>有没有竞争模型给出不同预测</w:t>
       </w:r>
       <w:r>
         <w:rPr>
           <w:rStyle w:val="VerbatimChar"/>
-          <w:rFonts w:hint="eastAsia" w:ascii="Times New Roman" w:hAnsi="Times New Roman" w:eastAsia="Times New Roman" w:cs="Times New Roman"/>
+          <w:rFonts w:hint="eastAsia" w:ascii="SimSun" w:hAnsi="SimSun" w:eastAsia="SimSun" w:cs="SimSun"/>
         </w:rPr>
         <w:t>？</w:t>
       </w:r>
       <w:r>
         <w:rPr>
           <w:rStyle w:val="VerbatimChar"/>
-          <w:rFonts w:hint="eastAsia" w:ascii="Times New Roman" w:hAnsi="Times New Roman" w:eastAsia="FangSong" w:cs="Times New Roman"/>
+          <w:rFonts w:hint="eastAsia" w:ascii="SimSun" w:hAnsi="SimSun" w:eastAsia="SimSun" w:cs="SimSun"/>
         </w:rPr>
         <w:t>为什么被排除</w:t>
       </w:r>
       <w:r>
         <w:rPr>
           <w:rStyle w:val="VerbatimChar"/>
-          <w:rFonts w:hint="eastAsia" w:ascii="Times New Roman" w:hAnsi="Times New Roman" w:eastAsia="Times New Roman" w:cs="Times New Roman"/>
+          <w:rFonts w:hint="eastAsia" w:ascii="SimSun" w:hAnsi="SimSun" w:eastAsia="SimSun" w:cs="SimSun"/>
         </w:rPr>
         <w:t>？</w:t>
       </w:r>
@@ -30038,7 +30021,7 @@
     <ns0:name ns0:val="Verbatim Char"/>
     <ns0:basedOn ns0:val="BodyTextChar"/>
     <ns0:rPr>
-      <ns0:rFonts ns0:ascii="Times New Roman" ns0:cs="Times New Roman" ns0:eastAsia="FangSong" ns0:hAnsi="Times New Roman"/>
+      <ns0:rFonts ns0:ascii="SimSun" ns0:cs="SimSun" ns0:eastAsia="SimSun" ns0:hAnsi="SimSun"/>
       <ns0:b ns0:val="0"/>
       <ns0:sz ns0:val="20"/>
     </ns0:rPr>
@@ -30100,7 +30083,7 @@
       <w:wordWrap w:val="off"/>
     </w:pPr>
     <ns0:rPr>
-      <w:rFonts ns0:ascii="Times New Roman" ns0:hAnsi="Times New Roman" ns0:eastAsia="FangSong" ns0:cs="Times New Roman"/>
+      <w:rFonts ns0:ascii="SimSun" ns0:hAnsi="SimSun" ns0:eastAsia="SimSun" ns0:cs="SimSun"/>
     </ns0:rPr>
   </w:style>
   <w:style w:type="character" w:customStyle="1" w:styleId="KeywordTok">

--- a/06-学生侧材料/讲义/有机化学/有机立体化学.docx
+++ b/06-学生侧材料/讲义/有机化学/有机立体化学.docx
@@ -9488,293 +9488,262 @@
     </w:p>
     <w:p>
       <w:pPr>
-        <w:pStyle w:val="SourceCode"/>
-      </w:pPr>
-      <w:r>
-        <w:rPr>
-          <w:rStyle w:val="VerbatimChar"/>
-          <w:rFonts w:hint="eastAsia" w:ascii="SimSun" w:hAnsi="SimSun" w:eastAsia="SimSun" w:cs="SimSun"/>
+        <w:pStyle w:val="Compact"/>
+        <w:numPr>
+          <w:ilvl w:val="0"/>
+          <w:numId w:val="1006"/>
+        </w:numPr>
+      </w:pPr>
+      <w:r>
+        <w:rPr>
+          <w:rFonts w:hint="eastAsia" w:ascii="Times New Roman" w:hAnsi="Times New Roman" w:eastAsia="Times New Roman" w:cs="Times New Roman"/>
         </w:rPr>
         <w:t>(S)-2-</w:t>
       </w:r>
       <w:r>
         <w:rPr>
-          <w:rStyle w:val="VerbatimChar"/>
-          <w:rFonts w:hint="eastAsia" w:ascii="SimSun" w:hAnsi="SimSun" w:eastAsia="SimSun" w:cs="SimSun"/>
+          <w:rFonts w:hint="eastAsia" w:ascii="Times New Roman" w:hAnsi="Times New Roman" w:eastAsia="FangSong" w:cs="Times New Roman"/>
         </w:rPr>
         <w:t>苯基丙醛</w:t>
       </w:r>
       <w:r>
         <w:rPr>
-          <w:rStyle w:val="VerbatimChar"/>
-          <w:rFonts w:hint="eastAsia" w:ascii="SimSun" w:hAnsi="SimSun" w:eastAsia="SimSun" w:cs="SimSun"/>
+          <w:rFonts w:hint="eastAsia" w:ascii="Times New Roman" w:hAnsi="Times New Roman" w:eastAsia="Times New Roman" w:cs="Times New Roman"/>
         </w:rPr>
         <w:t>：Ph-CH(CH</w:t>
       </w:r>
       <w:r>
         <w:rPr>
-          <w:rStyle w:val="VerbatimChar"/>
-          <w:rFonts w:hint="eastAsia" w:ascii="SimSun" w:hAnsi="SimSun" w:eastAsia="SimSun" w:cs="SimSun"/>
+          <w:rFonts w:hint="eastAsia" w:ascii="Times New Roman" w:hAnsi="Times New Roman" w:eastAsia="Times New Roman" w:cs="Times New Roman"/>
           <w:vertAlign w:val="subscript"/>
         </w:rPr>
         <w:t>3</w:t>
       </w:r>
       <w:r>
         <w:rPr>
-          <w:rStyle w:val="VerbatimChar"/>
-          <w:rFonts w:hint="eastAsia" w:ascii="SimSun" w:hAnsi="SimSun" w:eastAsia="SimSun" w:cs="SimSun"/>
+          <w:rFonts w:hint="eastAsia" w:ascii="Times New Roman" w:hAnsi="Times New Roman" w:eastAsia="Times New Roman" w:cs="Times New Roman"/>
         </w:rPr>
         <w:t>)-CHO</w:t>
       </w:r>
-      <w:r>
-        <w:rPr>
-          <w:rFonts w:ascii="SimSun" w:hAnsi="SimSun" w:eastAsia="SimSun" w:cs="SimSun"/>
-        </w:rPr>
-        <w:br/>
-      </w:r>
-      <w:r>
-        <w:rPr>
-          <w:rStyle w:val="VerbatimChar"/>
-          <w:rFonts w:ascii="SimSun" w:hAnsi="SimSun" w:eastAsia="SimSun" w:cs="SimSun"/>
-        </w:rPr>
-        <w:t xml:space="preserve">  L = Ph, M = CH</w:t>
-      </w:r>
-      <w:r>
-        <w:rPr>
-          <w:rStyle w:val="VerbatimChar"/>
-          <w:rFonts w:ascii="SimSun" w:hAnsi="SimSun" w:eastAsia="SimSun" w:cs="SimSun"/>
+    </w:p>
+    <w:p>
+      <w:pPr>
+        <w:pStyle w:val="Compact"/>
+        <w:numPr>
+          <w:ilvl w:val="1"/>
+          <w:numId w:val="1007"/>
+        </w:numPr>
+      </w:pPr>
+      <w:r>
+        <w:rPr>
+          <w:rFonts w:ascii="Times New Roman" w:hAnsi="Times New Roman" w:eastAsia="Times New Roman" w:cs="Times New Roman"/>
+        </w:rPr>
+        <w:t>L = Ph, M = CH</w:t>
+      </w:r>
+      <w:r>
+        <w:rPr>
+          <w:rFonts w:ascii="Times New Roman" w:hAnsi="Times New Roman" w:eastAsia="Times New Roman" w:cs="Times New Roman"/>
           <w:vertAlign w:val="subscript"/>
         </w:rPr>
         <w:t>3</w:t>
       </w:r>
       <w:r>
         <w:rPr>
-          <w:rStyle w:val="VerbatimChar"/>
-          <w:rFonts w:ascii="SimSun" w:hAnsi="SimSun" w:eastAsia="SimSun" w:cs="SimSun"/>
+          <w:rFonts w:ascii="Times New Roman" w:hAnsi="Times New Roman" w:eastAsia="Times New Roman" w:cs="Times New Roman"/>
         </w:rPr>
         <w:t>, S = H</w:t>
       </w:r>
-      <w:r>
-        <w:rPr>
-          <w:rFonts w:ascii="SimSun" w:hAnsi="SimSun" w:eastAsia="SimSun" w:cs="SimSun"/>
-        </w:rPr>
-        <w:br/>
-      </w:r>
-      <w:r>
-        <w:rPr>
-          <w:rStyle w:val="VerbatimChar"/>
-          <w:rFonts w:ascii="SimSun" w:hAnsi="SimSun" w:eastAsia="SimSun" w:cs="SimSun"/>
-        </w:rPr>
-        <w:t xml:space="preserve">  </w:t>
-      </w:r>
-      <w:r>
-        <w:rPr>
-          <w:rStyle w:val="VerbatimChar"/>
-          <w:rFonts w:hint="eastAsia" w:ascii="SimSun" w:hAnsi="SimSun" w:eastAsia="SimSun" w:cs="SimSun"/>
+    </w:p>
+    <w:p>
+      <w:pPr>
+        <w:pStyle w:val="Compact"/>
+        <w:numPr>
+          <w:ilvl w:val="1"/>
+          <w:numId w:val="1007"/>
+        </w:numPr>
+      </w:pPr>
+      <w:r>
+        <w:rPr>
+          <w:rFonts w:hint="eastAsia" w:ascii="Times New Roman" w:hAnsi="Times New Roman" w:eastAsia="FangSong" w:cs="Times New Roman"/>
         </w:rPr>
         <w:t xml:space="preserve">按</w:t>
       </w:r>
       <w:r>
         <w:rPr>
-          <w:rStyle w:val="VerbatimChar"/>
-          <w:rFonts w:ascii="SimSun" w:hAnsi="SimSun" w:eastAsia="SimSun" w:cs="SimSun"/>
-        </w:rPr>
-        <w:t xml:space="preserve"> </w:t>
-      </w:r>
-      <w:r>
-        <w:rPr>
-          <w:rStyle w:val="VerbatimChar"/>
-          <w:rFonts w:hint="eastAsia" w:ascii="SimSun" w:hAnsi="SimSun" w:eastAsia="SimSun" w:cs="SimSun"/>
+          <w:rFonts w:ascii="Times New Roman" w:hAnsi="Times New Roman" w:eastAsia="Times New Roman" w:cs="Times New Roman"/>
+        </w:rPr>
+        <w:t xml:space="preserve"> </w:t>
+      </w:r>
+      <w:r>
+        <w:rPr>
+          <w:rFonts w:hint="eastAsia" w:ascii="Times New Roman" w:hAnsi="Times New Roman" w:eastAsia="Times New Roman" w:cs="Times New Roman"/>
         </w:rPr>
         <w:t xml:space="preserve">Felkin-Anh：Ph</w:t>
       </w:r>
       <w:r>
         <w:rPr>
-          <w:rStyle w:val="VerbatimChar"/>
-          <w:rFonts w:ascii="SimSun" w:hAnsi="SimSun" w:eastAsia="SimSun" w:cs="SimSun"/>
-        </w:rPr>
-        <w:t xml:space="preserve"> </w:t>
-      </w:r>
-      <w:r>
-        <w:rPr>
-          <w:rStyle w:val="VerbatimChar"/>
-          <w:rFonts w:hint="eastAsia" w:ascii="SimSun" w:hAnsi="SimSun" w:eastAsia="SimSun" w:cs="SimSun"/>
+          <w:rFonts w:ascii="Times New Roman" w:hAnsi="Times New Roman" w:eastAsia="Times New Roman" w:cs="Times New Roman"/>
+        </w:rPr>
+        <w:t xml:space="preserve"> </w:t>
+      </w:r>
+      <w:r>
+        <w:rPr>
+          <w:rFonts w:hint="eastAsia" w:ascii="Times New Roman" w:hAnsi="Times New Roman" w:eastAsia="FangSong" w:cs="Times New Roman"/>
         </w:rPr>
         <w:t xml:space="preserve">垂直纸面</w:t>
       </w:r>
       <w:r>
         <w:rPr>
-          <w:rStyle w:val="VerbatimChar"/>
-          <w:rFonts w:ascii="SimSun" w:hAnsi="SimSun" w:eastAsia="SimSun" w:cs="SimSun"/>
+          <w:rFonts w:ascii="Times New Roman" w:hAnsi="Times New Roman" w:eastAsia="Times New Roman" w:cs="Times New Roman"/>
         </w:rPr>
         <w:t xml:space="preserve"> → CH</w:t>
       </w:r>
       <w:r>
         <w:rPr>
-          <w:rStyle w:val="VerbatimChar"/>
-          <w:rFonts w:ascii="SimSun" w:hAnsi="SimSun" w:eastAsia="SimSun" w:cs="SimSun"/>
+          <w:rFonts w:ascii="Times New Roman" w:hAnsi="Times New Roman" w:eastAsia="Times New Roman" w:cs="Times New Roman"/>
           <w:vertAlign w:val="subscript"/>
         </w:rPr>
         <w:t>3</w:t>
       </w:r>
       <w:r>
         <w:rPr>
-          <w:rStyle w:val="VerbatimChar"/>
-          <w:rFonts w:ascii="SimSun" w:hAnsi="SimSun" w:eastAsia="SimSun" w:cs="SimSun"/>
-        </w:rPr>
-        <w:t xml:space="preserve"> </w:t>
-      </w:r>
-      <w:r>
-        <w:rPr>
-          <w:rStyle w:val="VerbatimChar"/>
-          <w:rFonts w:hint="eastAsia" w:ascii="SimSun" w:hAnsi="SimSun" w:eastAsia="SimSun" w:cs="SimSun"/>
+          <w:rFonts w:ascii="Times New Roman" w:hAnsi="Times New Roman" w:eastAsia="Times New Roman" w:cs="Times New Roman"/>
+        </w:rPr>
+        <w:t xml:space="preserve"> </w:t>
+      </w:r>
+      <w:r>
+        <w:rPr>
+          <w:rFonts w:hint="eastAsia" w:ascii="Times New Roman" w:hAnsi="Times New Roman" w:eastAsia="FangSong" w:cs="Times New Roman"/>
         </w:rPr>
         <w:t xml:space="preserve">在</w:t>
       </w:r>
       <w:r>
         <w:rPr>
-          <w:rStyle w:val="VerbatimChar"/>
-          <w:rFonts w:ascii="SimSun" w:hAnsi="SimSun" w:eastAsia="SimSun" w:cs="SimSun"/>
+          <w:rFonts w:ascii="Times New Roman" w:hAnsi="Times New Roman" w:eastAsia="Times New Roman" w:cs="Times New Roman"/>
         </w:rPr>
         <w:t xml:space="preserve"> C=O </w:t>
       </w:r>
       <w:r>
         <w:rPr>
-          <w:rStyle w:val="VerbatimChar"/>
-          <w:rFonts w:hint="eastAsia" w:ascii="SimSun" w:hAnsi="SimSun" w:eastAsia="SimSun" w:cs="SimSun"/>
+          <w:rFonts w:hint="eastAsia" w:ascii="Times New Roman" w:hAnsi="Times New Roman" w:eastAsia="FangSong" w:cs="Times New Roman"/>
         </w:rPr>
         <w:t xml:space="preserve">氧同侧</w:t>
       </w:r>
       <w:r>
         <w:rPr>
-          <w:rStyle w:val="VerbatimChar"/>
-          <w:rFonts w:ascii="SimSun" w:hAnsi="SimSun" w:eastAsia="SimSun" w:cs="SimSun"/>
+          <w:rFonts w:ascii="Times New Roman" w:hAnsi="Times New Roman" w:eastAsia="Times New Roman" w:cs="Times New Roman"/>
         </w:rPr>
         <w:t xml:space="preserve"> → H </w:t>
       </w:r>
       <w:r>
         <w:rPr>
-          <w:rStyle w:val="VerbatimChar"/>
-          <w:rFonts w:hint="eastAsia" w:ascii="SimSun" w:hAnsi="SimSun" w:eastAsia="SimSun" w:cs="SimSun"/>
+          <w:rFonts w:hint="eastAsia" w:ascii="Times New Roman" w:hAnsi="Times New Roman" w:eastAsia="FangSong" w:cs="Times New Roman"/>
         </w:rPr>
         <w:t xml:space="preserve">在另一侧</w:t>
       </w:r>
-      <w:r>
-        <w:rPr>
-          <w:rFonts w:ascii="SimSun" w:hAnsi="SimSun" w:eastAsia="SimSun" w:cs="SimSun"/>
-        </w:rPr>
-        <w:br/>
-      </w:r>
-      <w:r>
-        <w:rPr>
-          <w:rStyle w:val="VerbatimChar"/>
-          <w:rFonts w:ascii="SimSun" w:hAnsi="SimSun" w:eastAsia="SimSun" w:cs="SimSun"/>
-        </w:rPr>
-        <w:t xml:space="preserve">  CH</w:t>
-      </w:r>
-      <w:r>
-        <w:rPr>
-          <w:rStyle w:val="VerbatimChar"/>
-          <w:rFonts w:ascii="SimSun" w:hAnsi="SimSun" w:eastAsia="SimSun" w:cs="SimSun"/>
+    </w:p>
+    <w:p>
+      <w:pPr>
+        <w:pStyle w:val="Compact"/>
+        <w:numPr>
+          <w:ilvl w:val="1"/>
+          <w:numId w:val="1007"/>
+        </w:numPr>
+      </w:pPr>
+      <w:r>
+        <w:rPr>
+          <w:rFonts w:ascii="Times New Roman" w:hAnsi="Times New Roman" w:eastAsia="Times New Roman" w:cs="Times New Roman"/>
+        </w:rPr>
+        <w:t>CH</w:t>
+      </w:r>
+      <w:r>
+        <w:rPr>
+          <w:rFonts w:ascii="Times New Roman" w:hAnsi="Times New Roman" w:eastAsia="Times New Roman" w:cs="Times New Roman"/>
           <w:vertAlign w:val="subscript"/>
         </w:rPr>
         <w:t>3</w:t>
       </w:r>
       <w:r>
         <w:rPr>
-          <w:rStyle w:val="VerbatimChar"/>
-          <w:rFonts w:ascii="SimSun" w:hAnsi="SimSun" w:eastAsia="SimSun" w:cs="SimSun"/>
+          <w:rFonts w:ascii="Times New Roman" w:hAnsi="Times New Roman" w:eastAsia="Times New Roman" w:cs="Times New Roman"/>
         </w:rPr>
         <w:t xml:space="preserve">MgBr </w:t>
       </w:r>
       <w:r>
         <w:rPr>
-          <w:rStyle w:val="VerbatimChar"/>
-          <w:rFonts w:hint="eastAsia" w:ascii="SimSun" w:hAnsi="SimSun" w:eastAsia="SimSun" w:cs="SimSun"/>
+          <w:rFonts w:hint="eastAsia" w:ascii="Times New Roman" w:hAnsi="Times New Roman" w:eastAsia="FangSong" w:cs="Times New Roman"/>
         </w:rPr>
         <w:t xml:space="preserve">从</w:t>
       </w:r>
       <w:r>
         <w:rPr>
-          <w:rStyle w:val="VerbatimChar"/>
-          <w:rFonts w:ascii="SimSun" w:hAnsi="SimSun" w:eastAsia="SimSun" w:cs="SimSun"/>
-        </w:rPr>
-        <w:t xml:space="preserve"> </w:t>
-      </w:r>
-      <w:r>
-        <w:rPr>
-          <w:rStyle w:val="VerbatimChar"/>
-          <w:rFonts w:hint="eastAsia" w:ascii="SimSun" w:hAnsi="SimSun" w:eastAsia="SimSun" w:cs="SimSun"/>
+          <w:rFonts w:ascii="Times New Roman" w:hAnsi="Times New Roman" w:eastAsia="Times New Roman" w:cs="Times New Roman"/>
+        </w:rPr>
+        <w:t xml:space="preserve"> </w:t>
+      </w:r>
+      <w:r>
+        <w:rPr>
+          <w:rFonts w:hint="eastAsia" w:ascii="Times New Roman" w:hAnsi="Times New Roman" w:eastAsia="Times New Roman" w:cs="Times New Roman"/>
         </w:rPr>
         <w:t>H（S）</w:t>
       </w:r>
       <w:r>
         <w:rPr>
-          <w:rStyle w:val="VerbatimChar"/>
-          <w:rFonts w:hint="eastAsia" w:ascii="SimSun" w:hAnsi="SimSun" w:eastAsia="SimSun" w:cs="SimSun"/>
+          <w:rFonts w:hint="eastAsia" w:ascii="Times New Roman" w:hAnsi="Times New Roman" w:eastAsia="FangSong" w:cs="Times New Roman"/>
         </w:rPr>
         <w:t>侧进攻</w:t>
       </w:r>
       <w:r>
         <w:rPr>
-          <w:rStyle w:val="VerbatimChar"/>
-          <w:rFonts w:ascii="SimSun" w:hAnsi="SimSun" w:eastAsia="SimSun" w:cs="SimSun"/>
+          <w:rFonts w:ascii="Times New Roman" w:hAnsi="Times New Roman" w:eastAsia="Times New Roman" w:cs="Times New Roman"/>
         </w:rPr>
         <w:t xml:space="preserve"> → Felkin-Anh </w:t>
       </w:r>
       <w:r>
         <w:rPr>
-          <w:rStyle w:val="VerbatimChar"/>
-          <w:rFonts w:hint="eastAsia" w:ascii="SimSun" w:hAnsi="SimSun" w:eastAsia="SimSun" w:cs="SimSun"/>
+          <w:rFonts w:hint="eastAsia" w:ascii="Times New Roman" w:hAnsi="Times New Roman" w:eastAsia="FangSong" w:cs="Times New Roman"/>
         </w:rPr>
         <w:t>主产物</w:t>
       </w:r>
       <w:r>
         <w:rPr>
-          <w:rStyle w:val="VerbatimChar"/>
-          <w:rFonts w:hint="eastAsia" w:ascii="SimSun" w:hAnsi="SimSun" w:eastAsia="SimSun" w:cs="SimSun"/>
+          <w:rFonts w:hint="eastAsia" w:ascii="Times New Roman" w:hAnsi="Times New Roman" w:eastAsia="Times New Roman" w:cs="Times New Roman"/>
         </w:rPr>
         <w:t>（</w:t>
       </w:r>
       <w:r>
         <w:rPr>
-          <w:rStyle w:val="VerbatimChar"/>
-          <w:rFonts w:hint="eastAsia" w:ascii="SimSun" w:hAnsi="SimSun" w:eastAsia="SimSun" w:cs="SimSun"/>
+          <w:rFonts w:hint="eastAsia" w:ascii="Times New Roman" w:hAnsi="Times New Roman" w:eastAsia="FangSong" w:cs="Times New Roman"/>
         </w:rPr>
         <w:t>新手性中心的绝对构型需按</w:t>
       </w:r>
       <w:r>
         <w:rPr>
-          <w:rStyle w:val="VerbatimChar"/>
-          <w:rFonts w:ascii="SimSun" w:hAnsi="SimSun" w:eastAsia="SimSun" w:cs="SimSun"/>
+          <w:rFonts w:ascii="Times New Roman" w:hAnsi="Times New Roman" w:eastAsia="Times New Roman" w:cs="Times New Roman"/>
         </w:rPr>
         <w:t xml:space="preserve"> Newman </w:t>
       </w:r>
       <w:r>
         <w:rPr>
-          <w:rStyle w:val="VerbatimChar"/>
-          <w:rFonts w:hint="eastAsia" w:ascii="SimSun" w:hAnsi="SimSun" w:eastAsia="SimSun" w:cs="SimSun"/>
+          <w:rFonts w:hint="eastAsia" w:ascii="Times New Roman" w:hAnsi="Times New Roman" w:eastAsia="FangSong" w:cs="Times New Roman"/>
         </w:rPr>
         <w:t>投影判定</w:t>
       </w:r>
       <w:r>
         <w:rPr>
-          <w:rStyle w:val="VerbatimChar"/>
-          <w:rFonts w:hint="eastAsia" w:ascii="SimSun" w:hAnsi="SimSun" w:eastAsia="SimSun" w:cs="SimSun"/>
+          <w:rFonts w:hint="eastAsia" w:ascii="Times New Roman" w:hAnsi="Times New Roman" w:eastAsia="Times New Roman" w:cs="Times New Roman"/>
         </w:rPr>
         <w:t>，</w:t>
       </w:r>
       <w:r>
         <w:rPr>
-          <w:rStyle w:val="VerbatimChar"/>
-          <w:rFonts w:hint="eastAsia" w:ascii="SimSun" w:hAnsi="SimSun" w:eastAsia="SimSun" w:cs="SimSun"/>
+          <w:rFonts w:hint="eastAsia" w:ascii="Times New Roman" w:hAnsi="Times New Roman" w:eastAsia="FangSong" w:cs="Times New Roman"/>
         </w:rPr>
         <w:t>见下</w:t>
       </w:r>
       <w:r>
         <w:rPr>
-          <w:rStyle w:val="VerbatimChar"/>
-          <w:rFonts w:hint="eastAsia" w:ascii="SimSun" w:hAnsi="SimSun" w:eastAsia="SimSun" w:cs="SimSun"/>
+          <w:rFonts w:hint="eastAsia" w:ascii="Times New Roman" w:hAnsi="Times New Roman" w:eastAsia="Times New Roman" w:cs="Times New Roman"/>
         </w:rPr>
         <w:t>）</w:t>
       </w:r>
@@ -10661,7 +10630,7 @@
         <w:pStyle w:val="Compact"/>
         <w:numPr>
           <w:ilvl w:val="0"/>
-          <w:numId w:val="1006"/>
+          <w:numId w:val="1008"/>
         </w:numPr>
       </w:pPr>
       <w:r>
@@ -10767,7 +10736,7 @@
         <w:pStyle w:val="Compact"/>
         <w:numPr>
           <w:ilvl w:val="0"/>
-          <w:numId w:val="1006"/>
+          <w:numId w:val="1008"/>
         </w:numPr>
       </w:pPr>
       <w:r>
@@ -10794,7 +10763,7 @@
         <w:pStyle w:val="Compact"/>
         <w:numPr>
           <w:ilvl w:val="0"/>
-          <w:numId w:val="1006"/>
+          <w:numId w:val="1008"/>
         </w:numPr>
       </w:pPr>
       <w:r>
@@ -10827,7 +10796,7 @@
         <w:pStyle w:val="Compact"/>
         <w:numPr>
           <w:ilvl w:val="0"/>
-          <w:numId w:val="1006"/>
+          <w:numId w:val="1008"/>
         </w:numPr>
       </w:pPr>
       <w:r>
@@ -10856,7 +10825,7 @@
         <w:pStyle w:val="Compact"/>
         <w:numPr>
           <w:ilvl w:val="0"/>
-          <w:numId w:val="1006"/>
+          <w:numId w:val="1008"/>
         </w:numPr>
       </w:pPr>
       <w:r>
@@ -11342,7 +11311,7 @@
         <w:pStyle w:val="Compact"/>
         <w:numPr>
           <w:ilvl w:val="0"/>
-          <w:numId w:val="1007"/>
+          <w:numId w:val="1009"/>
         </w:numPr>
       </w:pPr>
       <w:r>
@@ -11406,7 +11375,7 @@
         <w:pStyle w:val="Compact"/>
         <w:numPr>
           <w:ilvl w:val="0"/>
-          <w:numId w:val="1007"/>
+          <w:numId w:val="1009"/>
         </w:numPr>
       </w:pPr>
       <w:r>
@@ -11463,7 +11432,7 @@
         <w:pStyle w:val="Compact"/>
         <w:numPr>
           <w:ilvl w:val="0"/>
-          <w:numId w:val="1007"/>
+          <w:numId w:val="1009"/>
         </w:numPr>
       </w:pPr>
       <w:r>
@@ -15018,7 +14987,7 @@
         <w:pStyle w:val="Compact"/>
         <w:numPr>
           <w:ilvl w:val="0"/>
-          <w:numId w:val="1008"/>
+          <w:numId w:val="1010"/>
         </w:numPr>
       </w:pPr>
       <w:r>
@@ -15057,7 +15026,7 @@
         <w:pStyle w:val="Compact"/>
         <w:numPr>
           <w:ilvl w:val="0"/>
-          <w:numId w:val="1008"/>
+          <w:numId w:val="1010"/>
         </w:numPr>
       </w:pPr>
       <w:r>
@@ -15138,7 +15107,7 @@
         <w:pStyle w:val="Compact"/>
         <w:numPr>
           <w:ilvl w:val="0"/>
-          <w:numId w:val="1008"/>
+          <w:numId w:val="1010"/>
         </w:numPr>
       </w:pPr>
       <w:r>
@@ -15195,7 +15164,7 @@
         <w:pStyle w:val="Compact"/>
         <w:numPr>
           <w:ilvl w:val="0"/>
-          <w:numId w:val="1008"/>
+          <w:numId w:val="1010"/>
         </w:numPr>
       </w:pPr>
       <w:r>
@@ -15288,7 +15257,7 @@
         <w:pStyle w:val="Compact"/>
         <w:numPr>
           <w:ilvl w:val="0"/>
-          <w:numId w:val="1008"/>
+          <w:numId w:val="1010"/>
         </w:numPr>
       </w:pPr>
       <w:r>
@@ -15309,7 +15278,7 @@
         <w:pStyle w:val="Compact"/>
         <w:numPr>
           <w:ilvl w:val="0"/>
-          <w:numId w:val="1008"/>
+          <w:numId w:val="1010"/>
         </w:numPr>
       </w:pPr>
       <w:r>
@@ -15324,7 +15293,7 @@
         <w:pStyle w:val="Compact"/>
         <w:numPr>
           <w:ilvl w:val="0"/>
-          <w:numId w:val="1008"/>
+          <w:numId w:val="1010"/>
         </w:numPr>
       </w:pPr>
       <w:r>
@@ -15808,7 +15777,7 @@
       <w:pPr>
         <w:numPr>
           <w:ilvl w:val="0"/>
-          <w:numId w:val="1009"/>
+          <w:numId w:val="1011"/>
         </w:numPr>
       </w:pPr>
       <w:r>
@@ -15835,7 +15804,7 @@
         <w:pStyle w:val="Compact"/>
         <w:numPr>
           <w:ilvl w:val="1"/>
-          <w:numId w:val="1010"/>
+          <w:numId w:val="1012"/>
         </w:numPr>
       </w:pPr>
       <w:r>
@@ -15919,7 +15888,7 @@
         <w:pStyle w:val="Compact"/>
         <w:numPr>
           <w:ilvl w:val="1"/>
-          <w:numId w:val="1010"/>
+          <w:numId w:val="1012"/>
         </w:numPr>
       </w:pPr>
       <w:r>
@@ -16008,2695 +15977,44 @@
       <w:pPr>
         <w:numPr>
           <w:ilvl w:val="0"/>
-          <w:numId w:val="1009"/>
-        </w:numPr>
-      </w:pPr>
-      <w:r>
-        <w:rPr>
-          <w:rFonts w:hint="eastAsia" w:ascii="Times New Roman" w:hAnsi="Times New Roman" w:eastAsia="FangSong" w:cs="Times New Roman"/>
-        </w:rPr>
-        <w:t xml:space="preserve">沿</w:t>
-      </w:r>
-      <w:r>
-        <w:rPr>
-          <w:rFonts w:ascii="Times New Roman" w:hAnsi="Times New Roman" w:eastAsia="Times New Roman" w:cs="Times New Roman"/>
-        </w:rPr>
-        <w:t xml:space="preserve"> Cα-C=O </w:t>
-      </w:r>
-      <w:r>
-        <w:rPr>
-          <w:rFonts w:hint="eastAsia" w:ascii="Times New Roman" w:hAnsi="Times New Roman" w:eastAsia="FangSong" w:cs="Times New Roman"/>
-        </w:rPr>
-        <w:t xml:space="preserve">画</w:t>
-      </w:r>
-      <w:r>
-        <w:rPr>
-          <w:rFonts w:ascii="Times New Roman" w:hAnsi="Times New Roman" w:eastAsia="Times New Roman" w:cs="Times New Roman"/>
-        </w:rPr>
-        <w:t xml:space="preserve"> Newman </w:t>
-      </w:r>
-      <w:r>
-        <w:rPr>
-          <w:rFonts w:hint="eastAsia" w:ascii="Times New Roman" w:hAnsi="Times New Roman" w:eastAsia="FangSong" w:cs="Times New Roman"/>
-        </w:rPr>
-        <w:t>投影</w:t>
-      </w:r>
-      <w:r>
-        <w:rPr>
-          <w:rFonts w:hint="eastAsia" w:ascii="Times New Roman" w:hAnsi="Times New Roman" w:eastAsia="Times New Roman" w:cs="Times New Roman"/>
-        </w:rPr>
-        <w:t>：</w:t>
-      </w:r>
-    </w:p>
-    <w:p>
-      <w:pPr>
-        <w:pStyle w:val="Compact"/>
-        <w:numPr>
-          <w:ilvl w:val="1"/>
           <w:numId w:val="1011"/>
         </w:numPr>
       </w:pPr>
       <w:r>
         <w:rPr>
-          <w:rFonts w:hint="eastAsia" w:ascii="Times New Roman" w:hAnsi="Times New Roman" w:eastAsia="Times New Roman" w:cs="Times New Roman"/>
-        </w:rPr>
-        <w:t>L（CH</w:t>
-      </w:r>
-      <w:r>
-        <w:rPr>
-          <w:rFonts w:hint="eastAsia" w:ascii="Times New Roman" w:hAnsi="Times New Roman" w:eastAsia="Times New Roman" w:cs="Times New Roman"/>
-          <w:vertAlign w:val="subscript"/>
-        </w:rPr>
-        <w:t>2</w:t>
-      </w:r>
-      <w:r>
-        <w:rPr>
-          <w:rFonts w:hint="eastAsia" w:ascii="Times New Roman" w:hAnsi="Times New Roman" w:eastAsia="Times New Roman" w:cs="Times New Roman"/>
-        </w:rPr>
-        <w:t>CH</w:t>
-      </w:r>
-      <w:r>
-        <w:rPr>
-          <w:rFonts w:hint="eastAsia" w:ascii="Times New Roman" w:hAnsi="Times New Roman" w:eastAsia="Times New Roman" w:cs="Times New Roman"/>
-          <w:vertAlign w:val="subscript"/>
-        </w:rPr>
-        <w:t>3</w:t>
-      </w:r>
-      <w:r>
-        <w:rPr>
-          <w:rFonts w:hint="eastAsia" w:ascii="Times New Roman" w:hAnsi="Times New Roman" w:eastAsia="Times New Roman" w:cs="Times New Roman"/>
-        </w:rPr>
-        <w:t>）</w:t>
-      </w:r>
-      <w:r>
-        <w:rPr>
-          <w:rFonts w:hint="eastAsia" w:ascii="Times New Roman" w:hAnsi="Times New Roman" w:eastAsia="FangSong" w:cs="Times New Roman"/>
-        </w:rPr>
-        <w:t>垂直于</w:t>
-      </w:r>
-      <w:r>
-        <w:rPr>
-          <w:rFonts w:ascii="Times New Roman" w:hAnsi="Times New Roman" w:eastAsia="Times New Roman" w:cs="Times New Roman"/>
-        </w:rPr>
-        <w:t xml:space="preserve"> C=O </w:t>
-      </w:r>
-      <w:r>
-        <w:rPr>
-          <w:rFonts w:hint="eastAsia" w:ascii="Times New Roman" w:hAnsi="Times New Roman" w:eastAsia="FangSong" w:cs="Times New Roman"/>
-        </w:rPr>
-        <w:t xml:space="preserve">平面</w:t>
-      </w:r>
-    </w:p>
-    <w:p>
-      <w:pPr>
-        <w:pStyle w:val="Compact"/>
-        <w:numPr>
-          <w:ilvl w:val="1"/>
-          <w:numId w:val="1011"/>
-        </w:numPr>
-      </w:pPr>
-      <w:r>
-        <w:rPr>
-          <w:rFonts w:hint="eastAsia" w:ascii="Times New Roman" w:hAnsi="Times New Roman" w:eastAsia="Times New Roman" w:cs="Times New Roman"/>
-        </w:rPr>
-        <w:t>M（CH</w:t>
-      </w:r>
-      <w:r>
-        <w:rPr>
-          <w:rFonts w:hint="eastAsia" w:ascii="Times New Roman" w:hAnsi="Times New Roman" w:eastAsia="Times New Roman" w:cs="Times New Roman"/>
-          <w:vertAlign w:val="subscript"/>
-        </w:rPr>
-        <w:t>3</w:t>
-      </w:r>
-      <w:r>
-        <w:rPr>
-          <w:rFonts w:hint="eastAsia" w:ascii="Times New Roman" w:hAnsi="Times New Roman" w:eastAsia="Times New Roman" w:cs="Times New Roman"/>
-        </w:rPr>
-        <w:t>）</w:t>
-      </w:r>
-      <w:r>
-        <w:rPr>
-          <w:rFonts w:hint="eastAsia" w:ascii="Times New Roman" w:hAnsi="Times New Roman" w:eastAsia="FangSong" w:cs="Times New Roman"/>
-        </w:rPr>
-        <w:t>在</w:t>
-      </w:r>
-      <w:r>
-        <w:rPr>
-          <w:rFonts w:ascii="Times New Roman" w:hAnsi="Times New Roman" w:eastAsia="Times New Roman" w:cs="Times New Roman"/>
-        </w:rPr>
-        <w:t xml:space="preserve"> C=O </w:t>
-      </w:r>
-      <w:r>
-        <w:rPr>
-          <w:rFonts w:hint="eastAsia" w:ascii="Times New Roman" w:hAnsi="Times New Roman" w:eastAsia="FangSong" w:cs="Times New Roman"/>
-        </w:rPr>
-        <w:t xml:space="preserve">同侧</w:t>
-      </w:r>
-    </w:p>
-    <w:p>
-      <w:pPr>
-        <w:pStyle w:val="Compact"/>
-        <w:numPr>
-          <w:ilvl w:val="1"/>
-          <w:numId w:val="1011"/>
-        </w:numPr>
-      </w:pPr>
-      <w:r>
-        <w:rPr>
-          <w:rFonts w:hint="eastAsia" w:ascii="Times New Roman" w:hAnsi="Times New Roman" w:eastAsia="Times New Roman" w:cs="Times New Roman"/>
-        </w:rPr>
-        <w:t>S（H）</w:t>
-      </w:r>
-      <w:r>
-        <w:rPr>
-          <w:rFonts w:hint="eastAsia" w:ascii="Times New Roman" w:hAnsi="Times New Roman" w:eastAsia="FangSong" w:cs="Times New Roman"/>
-        </w:rPr>
-        <w:t>在另一侧</w:t>
-      </w:r>
-    </w:p>
-    <w:p>
-      <w:pPr>
-        <w:numPr>
-          <w:ilvl w:val="0"/>
-          <w:numId w:val="1009"/>
-        </w:numPr>
-      </w:pPr>
-      <w:r>
-        <w:rPr>
-          <w:rFonts w:ascii="Times New Roman" w:hAnsi="Times New Roman" w:eastAsia="Times New Roman" w:cs="Times New Roman"/>
-        </w:rPr>
-        <w:t>CH</w:t>
-      </w:r>
-      <w:r>
-        <w:rPr>
-          <w:rFonts w:ascii="Times New Roman" w:hAnsi="Times New Roman" w:eastAsia="Times New Roman" w:cs="Times New Roman"/>
-          <w:vertAlign w:val="subscript"/>
-        </w:rPr>
-        <w:t>3</w:t>
-      </w:r>
-      <w:r>
-        <w:rPr>
-          <w:rFonts w:ascii="Times New Roman" w:hAnsi="Times New Roman" w:eastAsia="Times New Roman" w:cs="Times New Roman"/>
-        </w:rPr>
-        <w:t xml:space="preserve">MgBr </w:t>
-      </w:r>
-      <w:r>
-        <w:rPr>
-          <w:rFonts w:hint="eastAsia" w:ascii="Times New Roman" w:hAnsi="Times New Roman" w:eastAsia="FangSong" w:cs="Times New Roman"/>
-        </w:rPr>
-        <w:t xml:space="preserve">从</w:t>
-      </w:r>
-      <w:r>
-        <w:rPr>
-          <w:rFonts w:ascii="Times New Roman" w:hAnsi="Times New Roman" w:eastAsia="Times New Roman" w:cs="Times New Roman"/>
-        </w:rPr>
-        <w:t xml:space="preserve"> </w:t>
-      </w:r>
-      <w:r>
-        <w:rPr>
-          <w:rFonts w:hint="eastAsia" w:ascii="Times New Roman" w:hAnsi="Times New Roman" w:eastAsia="Times New Roman" w:cs="Times New Roman"/>
-        </w:rPr>
-        <w:t>S（H）</w:t>
-      </w:r>
-      <w:r>
-        <w:rPr>
-          <w:rFonts w:hint="eastAsia" w:ascii="Times New Roman" w:hAnsi="Times New Roman" w:eastAsia="FangSong" w:cs="Times New Roman"/>
-        </w:rPr>
-        <w:t>侧进攻</w:t>
-      </w:r>
-      <w:r>
-        <w:rPr>
-          <w:rFonts w:ascii="Times New Roman" w:hAnsi="Times New Roman" w:eastAsia="Times New Roman" w:cs="Times New Roman"/>
-        </w:rPr>
-        <w:t xml:space="preserve"> C=O → </w:t>
-      </w:r>
-      <w:r>
-        <w:rPr>
-          <w:rFonts w:hint="eastAsia" w:ascii="Times New Roman" w:hAnsi="Times New Roman" w:eastAsia="FangSong" w:cs="Times New Roman"/>
-        </w:rPr>
-        <w:t xml:space="preserve">形成新的手性中心</w:t>
-      </w:r>
-    </w:p>
-    <w:p>
-      <w:pPr>
-        <w:numPr>
-          <w:ilvl w:val="0"/>
-          <w:numId w:val="1009"/>
-        </w:numPr>
-      </w:pPr>
-      <w:r>
-        <w:rPr>
-          <w:rFonts w:hint="eastAsia" w:ascii="Times New Roman" w:hAnsi="Times New Roman" w:eastAsia="FangSong" w:cs="Times New Roman"/>
-        </w:rPr>
-        <w:t>产物的绝对构型</w:t>
+          <w:rFonts w:hint="eastAsia" w:ascii="Times New Roman" w:hAnsi="Times New Roman" w:eastAsia="FangSong" w:cs="Times New Roman"/>
+        </w:rPr>
+        <w:t xml:space="preserve">沿</w:t>
+      </w:r>
+      <w:r>
+        <w:rPr>
+          <w:rFonts w:ascii="Times New Roman" w:hAnsi="Times New Roman" w:eastAsia="Times New Roman" w:cs="Times New Roman"/>
+        </w:rPr>
+        <w:t xml:space="preserve"> Cα-C=O </w:t>
+      </w:r>
+      <w:r>
+        <w:rPr>
+          <w:rFonts w:hint="eastAsia" w:ascii="Times New Roman" w:hAnsi="Times New Roman" w:eastAsia="FangSong" w:cs="Times New Roman"/>
+        </w:rPr>
+        <w:t xml:space="preserve">画</w:t>
+      </w:r>
+      <w:r>
+        <w:rPr>
+          <w:rFonts w:ascii="Times New Roman" w:hAnsi="Times New Roman" w:eastAsia="Times New Roman" w:cs="Times New Roman"/>
+        </w:rPr>
+        <w:t xml:space="preserve"> Newman </w:t>
+      </w:r>
+      <w:r>
+        <w:rPr>
+          <w:rFonts w:hint="eastAsia" w:ascii="Times New Roman" w:hAnsi="Times New Roman" w:eastAsia="FangSong" w:cs="Times New Roman"/>
+        </w:rPr>
+        <w:t>投影</w:t>
       </w:r>
       <w:r>
         <w:rPr>
           <w:rFonts w:hint="eastAsia" w:ascii="Times New Roman" w:hAnsi="Times New Roman" w:eastAsia="Times New Roman" w:cs="Times New Roman"/>
         </w:rPr>
         <w:t>：</w:t>
-      </w:r>
-      <w:r>
-        <w:rPr>
-          <w:rFonts w:hint="eastAsia" w:ascii="Times New Roman" w:hAnsi="Times New Roman" w:eastAsia="FangSong" w:cs="Times New Roman"/>
-        </w:rPr>
-        <w:t>需要具体画图确定</w:t>
-      </w:r>
-      <w:r>
-        <w:rPr>
-          <w:rFonts w:hint="eastAsia" w:ascii="Times New Roman" w:hAnsi="Times New Roman" w:eastAsia="Times New Roman" w:cs="Times New Roman"/>
-        </w:rPr>
-        <w:t>。</w:t>
-      </w:r>
-      <w:r>
-        <w:rPr>
-          <w:rFonts w:hint="eastAsia" w:ascii="Times New Roman" w:hAnsi="Times New Roman" w:eastAsia="FangSong" w:cs="Times New Roman"/>
-        </w:rPr>
-        <w:t>大致方向是</w:t>
-      </w:r>
-      <w:r>
-        <w:rPr>
-          <w:rFonts w:hint="eastAsia" w:ascii="Times New Roman" w:hAnsi="Times New Roman" w:eastAsia="Times New Roman" w:cs="Times New Roman"/>
-        </w:rPr>
-        <w:t>：</w:t>
-      </w:r>
-      <w:r>
-        <w:rPr>
-          <w:rFonts w:hint="eastAsia" w:ascii="Times New Roman" w:hAnsi="Times New Roman" w:eastAsia="FangSong" w:cs="Times New Roman"/>
-        </w:rPr>
-        <w:t>如果</w:t>
-      </w:r>
-      <w:r>
-        <w:rPr>
-          <w:rFonts w:ascii="Times New Roman" w:hAnsi="Times New Roman" w:eastAsia="Times New Roman" w:cs="Times New Roman"/>
-        </w:rPr>
-        <w:t xml:space="preserve"> H </w:t>
-      </w:r>
-      <w:r>
-        <w:rPr>
-          <w:rFonts w:hint="eastAsia" w:ascii="Times New Roman" w:hAnsi="Times New Roman" w:eastAsia="FangSong" w:cs="Times New Roman"/>
-        </w:rPr>
-        <w:t>侧进攻</w:t>
-      </w:r>
-      <w:r>
-        <w:rPr>
-          <w:rFonts w:hint="eastAsia" w:ascii="Times New Roman" w:hAnsi="Times New Roman" w:eastAsia="Times New Roman" w:cs="Times New Roman"/>
-        </w:rPr>
-        <w:t>，</w:t>
-      </w:r>
-      <w:r>
-        <w:rPr>
-          <w:rFonts w:hint="eastAsia" w:ascii="Times New Roman" w:hAnsi="Times New Roman" w:eastAsia="FangSong" w:cs="Times New Roman"/>
-        </w:rPr>
-        <w:t>且</w:t>
-      </w:r>
-      <w:r>
-        <w:rPr>
-          <w:rFonts w:ascii="Times New Roman" w:hAnsi="Times New Roman" w:eastAsia="Times New Roman" w:cs="Times New Roman"/>
-        </w:rPr>
-        <w:t xml:space="preserve"> L </w:t>
-      </w:r>
-      <w:r>
-        <w:rPr>
-          <w:rFonts w:hint="eastAsia" w:ascii="Times New Roman" w:hAnsi="Times New Roman" w:eastAsia="FangSong" w:cs="Times New Roman"/>
-        </w:rPr>
-        <w:t>垂直</w:t>
-      </w:r>
-      <w:r>
-        <w:rPr>
-          <w:rFonts w:hint="eastAsia" w:ascii="Times New Roman" w:hAnsi="Times New Roman" w:eastAsia="Times New Roman" w:cs="Times New Roman"/>
-        </w:rPr>
-        <w:t>，</w:t>
-      </w:r>
-      <w:r>
-        <w:rPr>
-          <w:rFonts w:hint="eastAsia" w:ascii="Times New Roman" w:hAnsi="Times New Roman" w:eastAsia="FangSong" w:cs="Times New Roman"/>
-        </w:rPr>
-        <w:t>则新的手性中心的构型取决于具体的</w:t>
-      </w:r>
-      <w:r>
-        <w:rPr>
-          <w:rFonts w:ascii="Times New Roman" w:hAnsi="Times New Roman" w:eastAsia="Times New Roman" w:cs="Times New Roman"/>
-        </w:rPr>
-        <w:t xml:space="preserve"> 3D </w:t>
-      </w:r>
-      <w:r>
-        <w:rPr>
-          <w:rFonts w:hint="eastAsia" w:ascii="Times New Roman" w:hAnsi="Times New Roman" w:eastAsia="FangSong" w:cs="Times New Roman"/>
-        </w:rPr>
-        <w:t>取向</w:t>
-      </w:r>
-      <w:r>
-        <w:rPr>
-          <w:rFonts w:hint="eastAsia" w:ascii="Times New Roman" w:hAnsi="Times New Roman" w:eastAsia="Times New Roman" w:cs="Times New Roman"/>
-        </w:rPr>
-        <w:t>。</w:t>
-      </w:r>
-    </w:p>
-    <w:p>
-      <w:pPr>
-        <w:pStyle w:val="FirstParagraph"/>
-      </w:pPr>
-      <w:r>
-        <w:rPr>
-          <w:rFonts w:hint="eastAsia" w:ascii="Times New Roman" w:hAnsi="Times New Roman" w:eastAsia="FangSong" w:cs="Times New Roman"/>
-          <w:b/>
-          <w:bCs/>
-        </w:rPr>
-        <w:t xml:space="preserve">更精确的分析</w:t>
-      </w:r>
-      <w:r>
-        <w:rPr>
-          <w:rFonts w:hint="eastAsia" w:ascii="Times New Roman" w:hAnsi="Times New Roman" w:eastAsia="Times New Roman" w:cs="Times New Roman"/>
-        </w:rPr>
-        <w:t>（</w:t>
-      </w:r>
-      <w:r>
-        <w:rPr>
-          <w:rFonts w:hint="eastAsia" w:ascii="Times New Roman" w:hAnsi="Times New Roman" w:eastAsia="FangSong" w:cs="Times New Roman"/>
-        </w:rPr>
-        <w:t>竞赛级别</w:t>
-      </w:r>
-      <w:r>
-        <w:rPr>
-          <w:rFonts w:hint="eastAsia" w:ascii="Times New Roman" w:hAnsi="Times New Roman" w:eastAsia="Times New Roman" w:cs="Times New Roman"/>
-        </w:rPr>
-        <w:t>）：</w:t>
-      </w:r>
-    </w:p>
-    <w:p>
-      <w:pPr>
-        <w:pStyle w:val="BodyText"/>
-      </w:pPr>
-      <w:r>
-        <w:rPr>
-          <w:rFonts w:hint="eastAsia" w:ascii="Times New Roman" w:hAnsi="Times New Roman" w:eastAsia="FangSong" w:cs="Times New Roman"/>
-        </w:rPr>
-        <w:t xml:space="preserve">画出</w:t>
-      </w:r>
-      <w:r>
-        <w:rPr>
-          <w:rFonts w:ascii="Times New Roman" w:hAnsi="Times New Roman" w:eastAsia="Times New Roman" w:cs="Times New Roman"/>
-        </w:rPr>
-        <w:t xml:space="preserve"> Newman </w:t>
-      </w:r>
-      <w:r>
-        <w:rPr>
-          <w:rFonts w:hint="eastAsia" w:ascii="Times New Roman" w:hAnsi="Times New Roman" w:eastAsia="FangSong" w:cs="Times New Roman"/>
-        </w:rPr>
-        <w:t>投影</w:t>
-      </w:r>
-      <w:r>
-        <w:rPr>
-          <w:rFonts w:hint="eastAsia" w:ascii="Times New Roman" w:hAnsi="Times New Roman" w:eastAsia="Times New Roman" w:cs="Times New Roman"/>
-        </w:rPr>
-        <w:t>（</w:t>
-      </w:r>
-      <w:r>
-        <w:rPr>
-          <w:rFonts w:hint="eastAsia" w:ascii="Times New Roman" w:hAnsi="Times New Roman" w:eastAsia="FangSong" w:cs="Times New Roman"/>
-        </w:rPr>
-        <w:t>沿</w:t>
-      </w:r>
-      <w:r>
-        <w:rPr>
-          <w:rFonts w:ascii="Times New Roman" w:hAnsi="Times New Roman" w:eastAsia="Times New Roman" w:cs="Times New Roman"/>
-        </w:rPr>
-        <w:t xml:space="preserve"> Cα→C=O </w:t>
-      </w:r>
-      <w:r>
-        <w:rPr>
-          <w:rFonts w:hint="eastAsia" w:ascii="Times New Roman" w:hAnsi="Times New Roman" w:eastAsia="FangSong" w:cs="Times New Roman"/>
-        </w:rPr>
-        <w:t>方向看</w:t>
-      </w:r>
-      <w:r>
-        <w:rPr>
-          <w:rFonts w:hint="eastAsia" w:ascii="Times New Roman" w:hAnsi="Times New Roman" w:eastAsia="Times New Roman" w:cs="Times New Roman"/>
-        </w:rPr>
-        <w:t>）：</w:t>
-      </w:r>
-    </w:p>
-    <w:p>
-      <w:pPr>
-        <w:pStyle w:val="SourceCode"/>
-      </w:pPr>
-      <w:r>
-        <w:rPr>
-          <w:rStyle w:val="VerbatimChar"/>
-          <w:rFonts w:ascii="SimSun" w:hAnsi="SimSun" w:eastAsia="SimSun" w:cs="SimSun"/>
-        </w:rPr>
-        <w:t xml:space="preserve">      O</w:t>
-      </w:r>
-      <w:r>
-        <w:rPr>
-          <w:rFonts w:ascii="SimSun" w:hAnsi="SimSun" w:eastAsia="SimSun" w:cs="SimSun"/>
-        </w:rPr>
-        <w:br/>
-      </w:r>
-      <w:r>
-        <w:rPr>
-          <w:rStyle w:val="VerbatimChar"/>
-          <w:rFonts w:ascii="SimSun" w:hAnsi="SimSun" w:eastAsia="SimSun" w:cs="SimSun"/>
-        </w:rPr>
-        <w:t xml:space="preserve">      ‖</w:t>
-      </w:r>
-      <w:r>
-        <w:rPr>
-          <w:rFonts w:ascii="SimSun" w:hAnsi="SimSun" w:eastAsia="SimSun" w:cs="SimSun"/>
-        </w:rPr>
-        <w:br/>
-      </w:r>
-      <w:r>
-        <w:rPr>
-          <w:rStyle w:val="VerbatimChar"/>
-          <w:rFonts w:ascii="SimSun" w:hAnsi="SimSun" w:eastAsia="SimSun" w:cs="SimSun"/>
-        </w:rPr>
-        <w:t xml:space="preserve">    Cα — C</w:t>
-      </w:r>
-      <w:r>
-        <w:rPr>
-          <w:rFonts w:ascii="SimSun" w:hAnsi="SimSun" w:eastAsia="SimSun" w:cs="SimSun"/>
-        </w:rPr>
-        <w:br/>
-      </w:r>
-      <w:r>
-        <w:rPr>
-          <w:rStyle w:val="VerbatimChar"/>
-          <w:rFonts w:ascii="SimSun" w:hAnsi="SimSun" w:eastAsia="SimSun" w:cs="SimSun"/>
-        </w:rPr>
-        <w:t xml:space="preserve">    / | \</w:t>
-      </w:r>
-      <w:r>
-        <w:rPr>
-          <w:rFonts w:ascii="SimSun" w:hAnsi="SimSun" w:eastAsia="SimSun" w:cs="SimSun"/>
-        </w:rPr>
-        <w:br/>
-      </w:r>
-      <w:r>
-        <w:rPr>
-          <w:rStyle w:val="VerbatimChar"/>
-          <w:rFonts w:ascii="SimSun" w:hAnsi="SimSun" w:eastAsia="SimSun" w:cs="SimSun"/>
-        </w:rPr>
-        <w:t xml:space="preserve">   L  M  </w:t>
-      </w:r>
-      <w:r>
-        <w:rPr>
-          <w:rStyle w:val="VerbatimChar"/>
-          <w:rFonts w:hint="eastAsia" w:ascii="SimSun" w:hAnsi="SimSun" w:eastAsia="SimSun" w:cs="SimSun"/>
-        </w:rPr>
-        <w:t xml:space="preserve">S（H</w:t>
-      </w:r>
-      <w:r>
-        <w:rPr>
-          <w:rStyle w:val="VerbatimChar"/>
-          <w:rFonts w:ascii="SimSun" w:hAnsi="SimSun" w:eastAsia="SimSun" w:cs="SimSun"/>
-        </w:rPr>
-        <w:t xml:space="preserve"> </w:t>
-      </w:r>
-      <w:r>
-        <w:rPr>
-          <w:rStyle w:val="VerbatimChar"/>
-          <w:rFonts w:hint="eastAsia" w:ascii="SimSun" w:hAnsi="SimSun" w:eastAsia="SimSun" w:cs="SimSun"/>
-        </w:rPr>
-        <w:t xml:space="preserve">朝前或朝后取决于</w:t>
-      </w:r>
-      <w:r>
-        <w:rPr>
-          <w:rStyle w:val="VerbatimChar"/>
-          <w:rFonts w:ascii="SimSun" w:hAnsi="SimSun" w:eastAsia="SimSun" w:cs="SimSun"/>
-        </w:rPr>
-        <w:t xml:space="preserve"> Newman </w:t>
-      </w:r>
-      <w:r>
-        <w:rPr>
-          <w:rStyle w:val="VerbatimChar"/>
-          <w:rFonts w:hint="eastAsia" w:ascii="SimSun" w:hAnsi="SimSun" w:eastAsia="SimSun" w:cs="SimSun"/>
-        </w:rPr>
-        <w:t>取向</w:t>
-      </w:r>
-      <w:r>
-        <w:rPr>
-          <w:rStyle w:val="VerbatimChar"/>
-          <w:rFonts w:hint="eastAsia" w:ascii="SimSun" w:hAnsi="SimSun" w:eastAsia="SimSun" w:cs="SimSun"/>
-        </w:rPr>
-        <w:t>）</w:t>
-      </w:r>
-    </w:p>
-    <w:p>
-      <w:pPr>
-        <w:pStyle w:val="FirstParagraph"/>
-      </w:pPr>
-      <w:r>
-        <w:rPr>
-          <w:rFonts w:hint="eastAsia" w:ascii="Times New Roman" w:hAnsi="Times New Roman" w:eastAsia="FangSong" w:cs="Times New Roman"/>
-        </w:rPr>
-        <w:t xml:space="preserve">在</w:t>
-      </w:r>
-      <w:r>
-        <w:rPr>
-          <w:rFonts w:ascii="Times New Roman" w:hAnsi="Times New Roman" w:eastAsia="Times New Roman" w:cs="Times New Roman"/>
-        </w:rPr>
-        <w:t xml:space="preserve"> Cram </w:t>
-      </w:r>
-      <w:r>
-        <w:rPr>
-          <w:rFonts w:hint="eastAsia" w:ascii="Times New Roman" w:hAnsi="Times New Roman" w:eastAsia="FangSong" w:cs="Times New Roman"/>
-        </w:rPr>
-        <w:t>的原版模型中</w:t>
-      </w:r>
-      <w:r>
-        <w:rPr>
-          <w:rFonts w:hint="eastAsia" w:ascii="Times New Roman" w:hAnsi="Times New Roman" w:eastAsia="Times New Roman" w:cs="Times New Roman"/>
-        </w:rPr>
-        <w:t>，L</w:t>
-      </w:r>
-      <w:r>
-        <w:rPr>
-          <w:rFonts w:ascii="Times New Roman" w:hAnsi="Times New Roman" w:eastAsia="Times New Roman" w:cs="Times New Roman"/>
-        </w:rPr>
-        <w:t xml:space="preserve"> </w:t>
-      </w:r>
-      <w:r>
-        <w:rPr>
-          <w:rFonts w:hint="eastAsia" w:ascii="Times New Roman" w:hAnsi="Times New Roman" w:eastAsia="FangSong" w:cs="Times New Roman"/>
-        </w:rPr>
-        <w:t xml:space="preserve">与</w:t>
-      </w:r>
-      <w:r>
-        <w:rPr>
-          <w:rFonts w:ascii="Times New Roman" w:hAnsi="Times New Roman" w:eastAsia="Times New Roman" w:cs="Times New Roman"/>
-        </w:rPr>
-        <w:t xml:space="preserve"> C=O </w:t>
-      </w:r>
-      <w:r>
-        <w:rPr>
-          <w:rFonts w:hint="eastAsia" w:ascii="Times New Roman" w:hAnsi="Times New Roman" w:eastAsia="FangSong" w:cs="Times New Roman"/>
-        </w:rPr>
-        <w:t>对位交叉</w:t>
-      </w:r>
-      <w:r>
-        <w:rPr>
-          <w:rFonts w:hint="eastAsia" w:ascii="Times New Roman" w:hAnsi="Times New Roman" w:eastAsia="Times New Roman" w:cs="Times New Roman"/>
-        </w:rPr>
-        <w:t>（anti）。</w:t>
-      </w:r>
-      <w:r>
-        <w:rPr>
-          <w:rFonts w:hint="eastAsia" w:ascii="Times New Roman" w:hAnsi="Times New Roman" w:eastAsia="FangSong" w:cs="Times New Roman"/>
-        </w:rPr>
-        <w:t>在</w:t>
-      </w:r>
-      <w:r>
-        <w:rPr>
-          <w:rFonts w:ascii="Times New Roman" w:hAnsi="Times New Roman" w:eastAsia="Times New Roman" w:cs="Times New Roman"/>
-        </w:rPr>
-        <w:t xml:space="preserve"> Felkin-Anh </w:t>
-      </w:r>
-      <w:r>
-        <w:rPr>
-          <w:rFonts w:hint="eastAsia" w:ascii="Times New Roman" w:hAnsi="Times New Roman" w:eastAsia="FangSong" w:cs="Times New Roman"/>
-        </w:rPr>
-        <w:t>修正中</w:t>
-      </w:r>
-      <w:r>
-        <w:rPr>
-          <w:rFonts w:hint="eastAsia" w:ascii="Times New Roman" w:hAnsi="Times New Roman" w:eastAsia="Times New Roman" w:cs="Times New Roman"/>
-        </w:rPr>
-        <w:t>，L</w:t>
-      </w:r>
-      <w:r>
-        <w:rPr>
-          <w:rFonts w:ascii="Times New Roman" w:hAnsi="Times New Roman" w:eastAsia="Times New Roman" w:cs="Times New Roman"/>
-        </w:rPr>
-        <w:t xml:space="preserve"> </w:t>
-      </w:r>
-      <w:r>
-        <w:rPr>
-          <w:rFonts w:hint="eastAsia" w:ascii="Times New Roman" w:hAnsi="Times New Roman" w:eastAsia="FangSong" w:cs="Times New Roman"/>
-        </w:rPr>
-        <w:t xml:space="preserve">垂直于</w:t>
-      </w:r>
-      <w:r>
-        <w:rPr>
-          <w:rFonts w:ascii="Times New Roman" w:hAnsi="Times New Roman" w:eastAsia="Times New Roman" w:cs="Times New Roman"/>
-        </w:rPr>
-        <w:t xml:space="preserve"> </w:t>
-      </w:r>
-      <w:r>
-        <w:rPr>
-          <w:rFonts w:hint="eastAsia" w:ascii="Times New Roman" w:hAnsi="Times New Roman" w:eastAsia="Times New Roman" w:cs="Times New Roman"/>
-        </w:rPr>
-        <w:t>C=O。</w:t>
-      </w:r>
-      <w:r>
-        <w:rPr>
-          <w:rFonts w:hint="eastAsia" w:ascii="Times New Roman" w:hAnsi="Times New Roman" w:eastAsia="FangSong" w:cs="Times New Roman"/>
-        </w:rPr>
-        <w:t>最常用的教学法是结合两者</w:t>
-      </w:r>
-      <w:r>
-        <w:rPr>
-          <w:rFonts w:hint="eastAsia" w:ascii="Times New Roman" w:hAnsi="Times New Roman" w:eastAsia="Times New Roman" w:cs="Times New Roman"/>
-        </w:rPr>
-        <w:t>：</w:t>
-      </w:r>
-    </w:p>
-    <w:p>
-      <w:pPr>
-        <w:pStyle w:val="BodyText"/>
-      </w:pPr>
-      <w:r>
-        <w:rPr>
-          <w:rFonts w:hint="eastAsia" w:ascii="Times New Roman" w:hAnsi="Times New Roman" w:eastAsia="FangSong" w:cs="Times New Roman"/>
-        </w:rPr>
-        <w:t xml:space="preserve">最优构象中</w:t>
-      </w:r>
-      <w:r>
-        <w:rPr>
-          <w:rFonts w:ascii="Times New Roman" w:hAnsi="Times New Roman" w:eastAsia="Times New Roman" w:cs="Times New Roman"/>
-        </w:rPr>
-        <w:t xml:space="preserve"> L </w:t>
-      </w:r>
-      <w:r>
-        <w:rPr>
-          <w:rFonts w:hint="eastAsia" w:ascii="Times New Roman" w:hAnsi="Times New Roman" w:eastAsia="FangSong" w:cs="Times New Roman"/>
-        </w:rPr>
-        <w:t xml:space="preserve">与</w:t>
-      </w:r>
-      <w:r>
-        <w:rPr>
-          <w:rFonts w:ascii="Times New Roman" w:hAnsi="Times New Roman" w:eastAsia="Times New Roman" w:cs="Times New Roman"/>
-        </w:rPr>
-        <w:t xml:space="preserve"> C=O </w:t>
-      </w:r>
-      <w:r>
-        <w:rPr>
-          <w:rFonts w:hint="eastAsia" w:ascii="Times New Roman" w:hAnsi="Times New Roman" w:eastAsia="FangSong" w:cs="Times New Roman"/>
-        </w:rPr>
-        <w:t xml:space="preserve">呈</w:t>
-      </w:r>
-      <w:r>
-        <w:rPr>
-          <w:rFonts w:ascii="Times New Roman" w:hAnsi="Times New Roman" w:eastAsia="Times New Roman" w:cs="Times New Roman"/>
-        </w:rPr>
-        <w:t xml:space="preserve"> </w:t>
-      </w:r>
-      <w:r>
-        <w:rPr>
-          <w:rFonts w:hint="eastAsia" w:ascii="Times New Roman" w:hAnsi="Times New Roman" w:eastAsia="Times New Roman" w:cs="Times New Roman"/>
-        </w:rPr>
-        <w:t>~90°（</w:t>
-      </w:r>
-      <w:r>
-        <w:rPr>
-          <w:rFonts w:hint="eastAsia" w:ascii="Times New Roman" w:hAnsi="Times New Roman" w:eastAsia="FangSong" w:cs="Times New Roman"/>
-        </w:rPr>
-        <w:t>垂直</w:t>
-      </w:r>
-      <w:r>
-        <w:rPr>
-          <w:rFonts w:hint="eastAsia" w:ascii="Times New Roman" w:hAnsi="Times New Roman" w:eastAsia="Times New Roman" w:cs="Times New Roman"/>
-        </w:rPr>
-        <w:t>），</w:t>
-      </w:r>
-      <w:r>
-        <w:rPr>
-          <w:rFonts w:hint="eastAsia" w:ascii="Times New Roman" w:hAnsi="Times New Roman" w:eastAsia="FangSong" w:cs="Times New Roman"/>
-        </w:rPr>
-        <w:t>亲核试剂从</w:t>
-      </w:r>
-      <w:r>
-        <w:rPr>
-          <w:rFonts w:ascii="Times New Roman" w:hAnsi="Times New Roman" w:eastAsia="Times New Roman" w:cs="Times New Roman"/>
-        </w:rPr>
-        <w:t xml:space="preserve"> S </w:t>
-      </w:r>
-      <w:r>
-        <w:rPr>
-          <w:rFonts w:hint="eastAsia" w:ascii="Times New Roman" w:hAnsi="Times New Roman" w:eastAsia="FangSong" w:cs="Times New Roman"/>
-        </w:rPr>
-        <w:t>侧进攻</w:t>
-      </w:r>
-      <w:r>
-        <w:rPr>
-          <w:rFonts w:hint="eastAsia" w:ascii="Times New Roman" w:hAnsi="Times New Roman" w:eastAsia="Times New Roman" w:cs="Times New Roman"/>
-        </w:rPr>
-        <w:t>。</w:t>
-      </w:r>
-    </w:p>
-    <w:p>
-      <w:pPr>
-        <w:pStyle w:val="BodyText"/>
-      </w:pPr>
-      <w:r>
-        <w:rPr>
-          <w:rFonts w:hint="eastAsia" w:ascii="Times New Roman" w:hAnsi="Times New Roman" w:eastAsia="FangSong" w:cs="Times New Roman"/>
-          <w:b/>
-          <w:bCs/>
-        </w:rPr>
-        <w:t xml:space="preserve">答案</w:t>
-      </w:r>
-      <w:r>
-        <w:rPr>
-          <w:rFonts w:hint="eastAsia" w:ascii="Times New Roman" w:hAnsi="Times New Roman" w:eastAsia="Times New Roman" w:cs="Times New Roman"/>
-        </w:rPr>
-        <w:t>：</w:t>
-      </w:r>
-      <w:r>
-        <w:rPr>
-          <w:rFonts w:hint="eastAsia" w:ascii="Times New Roman" w:hAnsi="Times New Roman" w:eastAsia="FangSong" w:cs="Times New Roman"/>
-        </w:rPr>
-        <w:t>主产物为</w:t>
-      </w:r>
-      <w:r>
-        <w:rPr>
-          <w:rFonts w:ascii="Times New Roman" w:hAnsi="Times New Roman" w:eastAsia="Times New Roman" w:cs="Times New Roman"/>
-        </w:rPr>
-        <w:t xml:space="preserve"> Felkin-Anh </w:t>
-      </w:r>
-      <w:r>
-        <w:rPr>
-          <w:rFonts w:hint="eastAsia" w:ascii="Times New Roman" w:hAnsi="Times New Roman" w:eastAsia="FangSong" w:cs="Times New Roman"/>
-        </w:rPr>
-        <w:t>产物</w:t>
-      </w:r>
-      <w:r>
-        <w:rPr>
-          <w:rFonts w:hint="eastAsia" w:ascii="Times New Roman" w:hAnsi="Times New Roman" w:eastAsia="Times New Roman" w:cs="Times New Roman"/>
-        </w:rPr>
-        <w:t>（</w:t>
-      </w:r>
-      <w:r>
-        <w:rPr>
-          <w:rFonts w:hint="eastAsia" w:ascii="Times New Roman" w:hAnsi="Times New Roman" w:eastAsia="FangSong" w:cs="Times New Roman"/>
-        </w:rPr>
-        <w:t>亲核试剂从</w:t>
-      </w:r>
-      <w:r>
-        <w:rPr>
-          <w:rFonts w:ascii="Times New Roman" w:hAnsi="Times New Roman" w:eastAsia="Times New Roman" w:cs="Times New Roman"/>
-        </w:rPr>
-        <w:t xml:space="preserve"> H </w:t>
-      </w:r>
-      <w:r>
-        <w:rPr>
-          <w:rFonts w:hint="eastAsia" w:ascii="Times New Roman" w:hAnsi="Times New Roman" w:eastAsia="FangSong" w:cs="Times New Roman"/>
-        </w:rPr>
-        <w:t>侧进攻</w:t>
-      </w:r>
-      <w:r>
-        <w:rPr>
-          <w:rFonts w:hint="eastAsia" w:ascii="Times New Roman" w:hAnsi="Times New Roman" w:eastAsia="Times New Roman" w:cs="Times New Roman"/>
-        </w:rPr>
-        <w:t>）。</w:t>
-      </w:r>
-      <w:r>
-        <w:rPr>
-          <w:rFonts w:hint="eastAsia" w:ascii="Times New Roman" w:hAnsi="Times New Roman" w:eastAsia="FangSong" w:cs="Times New Roman"/>
-        </w:rPr>
-        <w:t>具体</w:t>
-      </w:r>
-      <w:r>
-        <w:rPr>
-          <w:rFonts w:ascii="Times New Roman" w:hAnsi="Times New Roman" w:eastAsia="Times New Roman" w:cs="Times New Roman"/>
-        </w:rPr>
-        <w:t xml:space="preserve"> R/S </w:t>
-      </w:r>
-      <w:r>
-        <w:rPr>
-          <w:rFonts w:hint="eastAsia" w:ascii="Times New Roman" w:hAnsi="Times New Roman" w:eastAsia="FangSong" w:cs="Times New Roman"/>
-        </w:rPr>
-        <w:t xml:space="preserve">取决于</w:t>
-      </w:r>
-      <w:r>
-        <w:rPr>
-          <w:rFonts w:ascii="Times New Roman" w:hAnsi="Times New Roman" w:eastAsia="Times New Roman" w:cs="Times New Roman"/>
-        </w:rPr>
-        <w:t xml:space="preserve"> Newman </w:t>
-      </w:r>
-      <w:r>
-        <w:rPr>
-          <w:rFonts w:hint="eastAsia" w:ascii="Times New Roman" w:hAnsi="Times New Roman" w:eastAsia="FangSong" w:cs="Times New Roman"/>
-        </w:rPr>
-        <w:t>投影的具体画法</w:t>
-      </w:r>
-      <w:r>
-        <w:rPr>
-          <w:rFonts w:hint="eastAsia" w:ascii="Times New Roman" w:hAnsi="Times New Roman" w:eastAsia="Times New Roman" w:cs="Times New Roman"/>
-        </w:rPr>
-        <w:t>——</w:t>
-      </w:r>
-      <w:r>
-        <w:rPr>
-          <w:rFonts w:hint="eastAsia" w:ascii="Times New Roman" w:hAnsi="Times New Roman" w:eastAsia="FangSong" w:cs="Times New Roman"/>
-          <w:b/>
-          <w:bCs/>
-        </w:rPr>
-        <w:t>关键是理解三步推导过程</w:t>
-      </w:r>
-      <w:r>
-        <w:rPr>
-          <w:rFonts w:hint="eastAsia" w:ascii="Times New Roman" w:hAnsi="Times New Roman" w:eastAsia="Times New Roman" w:cs="Times New Roman"/>
-          <w:b/>
-          <w:bCs/>
-        </w:rPr>
-        <w:t>，</w:t>
-      </w:r>
-      <w:r>
-        <w:rPr>
-          <w:rFonts w:hint="eastAsia" w:ascii="Times New Roman" w:hAnsi="Times New Roman" w:eastAsia="FangSong" w:cs="Times New Roman"/>
-          <w:b/>
-          <w:bCs/>
-        </w:rPr>
-        <w:t>而非死记产物构型</w:t>
-      </w:r>
-      <w:r>
-        <w:rPr>
-          <w:rFonts w:ascii="Times New Roman" w:hAnsi="Times New Roman" w:eastAsia="Times New Roman" w:cs="Times New Roman"/>
-        </w:rPr>
-        <w:t xml:space="preserve">。</w:t>
-      </w:r>
-    </w:p>
-    <w:p>
-      <w:pPr>
-        <w:pStyle w:val="BodyText"/>
-      </w:pPr>
-      <w:r>
-        <w:rPr>
-          <w:rFonts w:hint="eastAsia" w:ascii="Times New Roman" w:hAnsi="Times New Roman" w:eastAsia="FangSong" w:cs="Times New Roman"/>
-          <w:b/>
-          <w:bCs/>
-        </w:rPr>
-        <w:t xml:space="preserve">反思</w:t>
-      </w:r>
-      <w:r>
-        <w:rPr>
-          <w:rFonts w:hint="eastAsia" w:ascii="Times New Roman" w:hAnsi="Times New Roman" w:eastAsia="Times New Roman" w:cs="Times New Roman"/>
-        </w:rPr>
-        <w:t xml:space="preserve">：Felkin-Anh</w:t>
-      </w:r>
-      <w:r>
-        <w:rPr>
-          <w:rFonts w:ascii="Times New Roman" w:hAnsi="Times New Roman" w:eastAsia="Times New Roman" w:cs="Times New Roman"/>
-        </w:rPr>
-        <w:t xml:space="preserve"> </w:t>
-      </w:r>
-      <w:r>
-        <w:rPr>
-          <w:rFonts w:hint="eastAsia" w:ascii="Times New Roman" w:hAnsi="Times New Roman" w:eastAsia="FangSong" w:cs="Times New Roman"/>
-        </w:rPr>
-        <w:t>的核心价值不是让你背产物构型</w:t>
-      </w:r>
-      <w:r>
-        <w:rPr>
-          <w:rFonts w:hint="eastAsia" w:ascii="Times New Roman" w:hAnsi="Times New Roman" w:eastAsia="Times New Roman" w:cs="Times New Roman"/>
-        </w:rPr>
-        <w:t>，</w:t>
-      </w:r>
-      <w:r>
-        <w:rPr>
-          <w:rFonts w:hint="eastAsia" w:ascii="Times New Roman" w:hAnsi="Times New Roman" w:eastAsia="FangSong" w:cs="Times New Roman"/>
-        </w:rPr>
-        <w:t>而是</w:t>
-      </w:r>
-      <w:r>
-        <w:rPr>
-          <w:rFonts w:hint="eastAsia" w:ascii="Times New Roman" w:hAnsi="Times New Roman" w:eastAsia="FangSong" w:cs="Times New Roman"/>
-          <w:b/>
-          <w:bCs/>
-        </w:rPr>
-        <w:t xml:space="preserve">看到</w:t>
-      </w:r>
-      <w:r>
-        <w:rPr>
-          <w:rFonts w:ascii="Times New Roman" w:hAnsi="Times New Roman" w:eastAsia="Times New Roman" w:cs="Times New Roman"/>
-          <w:b/>
-          <w:bCs/>
-        </w:rPr>
-        <w:t xml:space="preserve"> </w:t>
-      </w:r>
-      <w:r>
-        <w:rPr>
-          <w:rFonts w:hint="eastAsia" w:ascii="Times New Roman" w:hAnsi="Times New Roman" w:eastAsia="Times New Roman" w:cs="Times New Roman"/>
-          <w:b/>
-          <w:bCs/>
-        </w:rPr>
-        <w:t>α-</w:t>
-      </w:r>
-      <w:r>
-        <w:rPr>
-          <w:rFonts w:hint="eastAsia" w:ascii="Times New Roman" w:hAnsi="Times New Roman" w:eastAsia="FangSong" w:cs="Times New Roman"/>
-          <w:b/>
-          <w:bCs/>
-        </w:rPr>
-        <w:t>手性羰基化合物</w:t>
-      </w:r>
-      <w:r>
-        <w:rPr>
-          <w:rFonts w:ascii="Times New Roman" w:hAnsi="Times New Roman" w:eastAsia="Times New Roman" w:cs="Times New Roman"/>
-          <w:b/>
-          <w:bCs/>
-        </w:rPr>
-        <w:t xml:space="preserve"> + </w:t>
-      </w:r>
-      <w:r>
-        <w:rPr>
-          <w:rFonts w:hint="eastAsia" w:ascii="Times New Roman" w:hAnsi="Times New Roman" w:eastAsia="FangSong" w:cs="Times New Roman"/>
-          <w:b/>
-          <w:bCs/>
-        </w:rPr>
-        <w:t xml:space="preserve">非配位亲核试剂</w:t>
-      </w:r>
-      <w:r>
-        <w:rPr>
-          <w:rFonts w:hint="eastAsia" w:ascii="Times New Roman" w:hAnsi="Times New Roman" w:eastAsia="FangSong" w:cs="Times New Roman"/>
-        </w:rPr>
-        <w:t>时</w:t>
-      </w:r>
-      <w:r>
-        <w:rPr>
-          <w:rFonts w:hint="eastAsia" w:ascii="Times New Roman" w:hAnsi="Times New Roman" w:eastAsia="Times New Roman" w:cs="Times New Roman"/>
-        </w:rPr>
-        <w:t>，</w:t>
-      </w:r>
-      <w:r>
-        <w:rPr>
-          <w:rFonts w:hint="eastAsia" w:ascii="Times New Roman" w:hAnsi="Times New Roman" w:eastAsia="FangSong" w:cs="Times New Roman"/>
-        </w:rPr>
-        <w:t>自动进行</w:t>
-      </w:r>
-      <w:r>
-        <w:rPr>
-          <w:rFonts w:hint="eastAsia" w:ascii="Times New Roman" w:hAnsi="Times New Roman" w:eastAsia="Times New Roman" w:cs="Times New Roman"/>
-        </w:rPr>
-        <w:t>”</w:t>
-      </w:r>
-      <w:r>
-        <w:rPr>
-          <w:rFonts w:hint="eastAsia" w:ascii="Times New Roman" w:hAnsi="Times New Roman" w:eastAsia="FangSong" w:cs="Times New Roman"/>
-        </w:rPr>
-        <w:t>画</w:t>
-      </w:r>
-      <w:r>
-        <w:rPr>
-          <w:rFonts w:ascii="Times New Roman" w:hAnsi="Times New Roman" w:eastAsia="Times New Roman" w:cs="Times New Roman"/>
-        </w:rPr>
-        <w:t xml:space="preserve"> Newman → </w:t>
-      </w:r>
-      <w:r>
-        <w:rPr>
-          <w:rFonts w:hint="eastAsia" w:ascii="Times New Roman" w:hAnsi="Times New Roman" w:eastAsia="FangSong" w:cs="Times New Roman"/>
-        </w:rPr>
-        <w:t xml:space="preserve">找</w:t>
-      </w:r>
-      <w:r>
-        <w:rPr>
-          <w:rFonts w:ascii="Times New Roman" w:hAnsi="Times New Roman" w:eastAsia="Times New Roman" w:cs="Times New Roman"/>
-        </w:rPr>
-        <w:t xml:space="preserve"> L/M/S → </w:t>
-      </w:r>
-      <w:r>
-        <w:rPr>
-          <w:rFonts w:hint="eastAsia" w:ascii="Times New Roman" w:hAnsi="Times New Roman" w:eastAsia="FangSong" w:cs="Times New Roman"/>
-        </w:rPr>
-        <w:t>判断最小位阻面</w:t>
-      </w:r>
-      <w:r>
-        <w:rPr>
-          <w:rFonts w:hint="eastAsia" w:ascii="Times New Roman" w:hAnsi="Times New Roman" w:eastAsia="Times New Roman" w:cs="Times New Roman"/>
-        </w:rPr>
-        <w:t>”</w:t>
-      </w:r>
-      <w:r>
-        <w:rPr>
-          <w:rFonts w:hint="eastAsia" w:ascii="Times New Roman" w:hAnsi="Times New Roman" w:eastAsia="FangSong" w:cs="Times New Roman"/>
-        </w:rPr>
-        <w:t>的推理流程</w:t>
-      </w:r>
-      <w:r>
-        <w:rPr>
-          <w:rFonts w:hint="eastAsia" w:ascii="Times New Roman" w:hAnsi="Times New Roman" w:eastAsia="Times New Roman" w:cs="Times New Roman"/>
-        </w:rPr>
-        <w:t>。</w:t>
-      </w:r>
-    </w:p>
-    <w:p>
-      <w:pPr>
-        <w:spacing w:before="160" w:after="80"/>
-      </w:pPr>
-      <w:r>
-        <w:pict>
-          <v:rect style="width:0;height:1.5pt" o:hralign="center" o:hrstd="t" o:hr="t"/>
-        </w:pict>
-      </w:r>
-    </w:p>
-    <w:bookmarkEnd w:id="36"/>
-    <w:bookmarkStart w:id="37" w:name="例3-cram-螯合-vs-felkin-anh-同一底物不同条件"/>
-    <w:p>
-      <w:pPr>
-        <w:pStyle w:val="Heading3"/>
-        <w:spacing w:before="280" w:after="120"/>
-      </w:pPr>
-      <w:r>
-        <w:rPr>
-          <w:rFonts w:hint="eastAsia" w:ascii="Times New Roman" w:hAnsi="Times New Roman" w:eastAsia="SimHei" w:cs="Times New Roman"/>
-        </w:rPr>
-        <w:t>例</w:t>
-      </w:r>
-      <w:r>
-        <w:rPr>
-          <w:rFonts w:hint="eastAsia" w:ascii="Times New Roman" w:hAnsi="Times New Roman" w:eastAsia="Times New Roman" w:cs="Times New Roman"/>
-        </w:rPr>
-        <w:t>3</w:t>
-      </w:r>
-      <w:r>
-        <w:rPr>
-          <w:rFonts w:ascii="Times New Roman" w:hAnsi="Times New Roman" w:eastAsia="Times New Roman" w:cs="Times New Roman"/>
-        </w:rPr>
-        <w:t xml:space="preserve"> Cram </w:t>
-      </w:r>
-      <w:r>
-        <w:rPr>
-          <w:rFonts w:hint="eastAsia" w:ascii="Times New Roman" w:hAnsi="Times New Roman" w:eastAsia="SimHei" w:cs="Times New Roman"/>
-        </w:rPr>
-        <w:t xml:space="preserve">螯合</w:t>
-      </w:r>
-      <w:r>
-        <w:rPr>
-          <w:rFonts w:ascii="Times New Roman" w:hAnsi="Times New Roman" w:eastAsia="Times New Roman" w:cs="Times New Roman"/>
-        </w:rPr>
-        <w:t xml:space="preserve"> vs Felkin-Anh —— </w:t>
-      </w:r>
-      <w:r>
-        <w:rPr>
-          <w:rFonts w:hint="eastAsia" w:ascii="Times New Roman" w:hAnsi="Times New Roman" w:eastAsia="SimHei" w:cs="Times New Roman"/>
-        </w:rPr>
-        <w:t>同一底物</w:t>
-      </w:r>
-      <w:r>
-        <w:rPr>
-          <w:rFonts w:hint="eastAsia" w:ascii="Times New Roman" w:hAnsi="Times New Roman" w:eastAsia="Times New Roman" w:cs="Times New Roman"/>
-        </w:rPr>
-        <w:t>，</w:t>
-      </w:r>
-      <w:r>
-        <w:rPr>
-          <w:rFonts w:hint="eastAsia" w:ascii="Times New Roman" w:hAnsi="Times New Roman" w:eastAsia="SimHei" w:cs="Times New Roman"/>
-        </w:rPr>
-        <w:t>不同条件</w:t>
-      </w:r>
-      <w:r>
-        <w:rPr>
-          <w:rFonts w:ascii="Times New Roman" w:hAnsi="Times New Roman" w:eastAsia="Times New Roman" w:cs="Times New Roman"/>
-        </w:rPr>
-        <w:t xml:space="preserve"> ⭐⭐⭐⭐⭐</w:t>
-      </w:r>
-    </w:p>
-    <w:p>
-      <w:pPr>
-        <w:pStyle w:val="FirstParagraph"/>
-      </w:pPr>
-      <w:r>
-        <w:rPr>
-          <w:rFonts w:hint="eastAsia" w:ascii="Times New Roman" w:hAnsi="Times New Roman" w:eastAsia="FangSong" w:cs="Times New Roman"/>
-          <w:b/>
-          <w:bCs/>
-        </w:rPr>
-        <w:t xml:space="preserve">题干</w:t>
-      </w:r>
-      <w:r>
-        <w:rPr>
-          <w:rFonts w:hint="eastAsia" w:ascii="Times New Roman" w:hAnsi="Times New Roman" w:eastAsia="Times New Roman" w:cs="Times New Roman"/>
-        </w:rPr>
-        <w:t>：</w:t>
-      </w:r>
-      <w:r>
-        <w:rPr>
-          <w:rFonts w:hint="eastAsia" w:ascii="Times New Roman" w:hAnsi="Times New Roman" w:eastAsia="FangSong" w:cs="Times New Roman"/>
-        </w:rPr>
-        <w:t>化合物</w:t>
-      </w:r>
-      <w:r>
-        <w:rPr>
-          <w:rFonts w:ascii="Times New Roman" w:hAnsi="Times New Roman" w:eastAsia="Times New Roman" w:cs="Times New Roman"/>
-        </w:rPr>
-        <w:t xml:space="preserve"> </w:t>
-      </w:r>
-      <w:r>
-        <w:rPr>
-          <w:rFonts w:hint="eastAsia" w:ascii="Times New Roman" w:hAnsi="Times New Roman" w:eastAsia="Times New Roman" w:cs="Times New Roman"/>
-        </w:rPr>
-        <w:t>A（(S)-3-</w:t>
-      </w:r>
-      <w:r>
-        <w:rPr>
-          <w:rFonts w:hint="eastAsia" w:ascii="Times New Roman" w:hAnsi="Times New Roman" w:eastAsia="FangSong" w:cs="Times New Roman"/>
-        </w:rPr>
-        <w:t>羟基</w:t>
-      </w:r>
-      <w:r>
-        <w:rPr>
-          <w:rFonts w:hint="eastAsia" w:ascii="Times New Roman" w:hAnsi="Times New Roman" w:eastAsia="Times New Roman" w:cs="Times New Roman"/>
-        </w:rPr>
-        <w:t>-2-</w:t>
-      </w:r>
-      <w:r>
-        <w:rPr>
-          <w:rFonts w:hint="eastAsia" w:ascii="Times New Roman" w:hAnsi="Times New Roman" w:eastAsia="FangSong" w:cs="Times New Roman"/>
-        </w:rPr>
-        <w:t>丁酮</w:t>
-      </w:r>
-      <w:r>
-        <w:rPr>
-          <w:rFonts w:hint="eastAsia" w:ascii="Times New Roman" w:hAnsi="Times New Roman" w:eastAsia="Times New Roman" w:cs="Times New Roman"/>
-        </w:rPr>
-        <w:t>，CH</w:t>
-      </w:r>
-      <w:r>
-        <w:rPr>
-          <w:rFonts w:hint="eastAsia" w:ascii="Times New Roman" w:hAnsi="Times New Roman" w:eastAsia="Times New Roman" w:cs="Times New Roman"/>
-          <w:vertAlign w:val="subscript"/>
-        </w:rPr>
-        <w:t>3</w:t>
-      </w:r>
-      <w:r>
-        <w:rPr>
-          <w:rFonts w:hint="eastAsia" w:ascii="Times New Roman" w:hAnsi="Times New Roman" w:eastAsia="Times New Roman" w:cs="Times New Roman"/>
-        </w:rPr>
-        <w:t>-CH(OH)-CO-CH</w:t>
-      </w:r>
-      <w:r>
-        <w:rPr>
-          <w:rFonts w:hint="eastAsia" w:ascii="Times New Roman" w:hAnsi="Times New Roman" w:eastAsia="Times New Roman" w:cs="Times New Roman"/>
-          <w:vertAlign w:val="subscript"/>
-        </w:rPr>
-        <w:t>3</w:t>
-      </w:r>
-      <w:r>
-        <w:rPr>
-          <w:rFonts w:hint="eastAsia" w:ascii="Times New Roman" w:hAnsi="Times New Roman" w:eastAsia="Times New Roman" w:cs="Times New Roman"/>
-        </w:rPr>
-        <w:t>）</w:t>
-      </w:r>
-      <w:r>
-        <w:rPr>
-          <w:rFonts w:hint="eastAsia" w:ascii="Times New Roman" w:hAnsi="Times New Roman" w:eastAsia="FangSong" w:cs="Times New Roman"/>
-        </w:rPr>
-        <w:t>在以下两种条件下分别与</w:t>
-      </w:r>
-      <w:r>
-        <w:rPr>
-          <w:rFonts w:ascii="Times New Roman" w:hAnsi="Times New Roman" w:eastAsia="Times New Roman" w:cs="Times New Roman"/>
-        </w:rPr>
-        <w:t xml:space="preserve"> CH</w:t>
-      </w:r>
-      <w:r>
-        <w:rPr>
-          <w:rFonts w:ascii="Times New Roman" w:hAnsi="Times New Roman" w:eastAsia="Times New Roman" w:cs="Times New Roman"/>
-          <w:vertAlign w:val="subscript"/>
-        </w:rPr>
-        <w:t>3</w:t>
-      </w:r>
-      <w:r>
-        <w:rPr>
-          <w:rFonts w:ascii="Times New Roman" w:hAnsi="Times New Roman" w:eastAsia="Times New Roman" w:cs="Times New Roman"/>
-        </w:rPr>
-        <w:t xml:space="preserve">MgBr </w:t>
-      </w:r>
-      <w:r>
-        <w:rPr>
-          <w:rFonts w:hint="eastAsia" w:ascii="Times New Roman" w:hAnsi="Times New Roman" w:eastAsia="FangSong" w:cs="Times New Roman"/>
-        </w:rPr>
-        <w:t>反应</w:t>
-      </w:r>
-      <w:r>
-        <w:rPr>
-          <w:rFonts w:hint="eastAsia" w:ascii="Times New Roman" w:hAnsi="Times New Roman" w:eastAsia="Times New Roman" w:cs="Times New Roman"/>
-        </w:rPr>
-        <w:t>：</w:t>
-      </w:r>
-      <w:r>
-        <w:rPr>
-          <w:rFonts w:ascii="Times New Roman" w:hAnsi="Times New Roman" w:eastAsia="Times New Roman" w:cs="Times New Roman"/>
-        </w:rPr>
-        <w:t xml:space="preserve"> </w:t>
-      </w:r>
-      <w:r>
-        <w:rPr>
-          <w:rFonts w:ascii="Times New Roman" w:hAnsi="Times New Roman" w:eastAsia="Times New Roman" w:cs="Times New Roman"/>
-        </w:rPr>
-        <w:t xml:space="preserve">(1) </w:t>
-      </w:r>
-      <w:r>
-        <w:rPr>
-          <w:rFonts w:hint="eastAsia" w:ascii="Times New Roman" w:hAnsi="Times New Roman" w:eastAsia="FangSong" w:cs="Times New Roman"/>
-        </w:rPr>
-        <w:t xml:space="preserve">无额外</w:t>
-      </w:r>
-      <w:r>
-        <w:rPr>
-          <w:rFonts w:ascii="Times New Roman" w:hAnsi="Times New Roman" w:eastAsia="Times New Roman" w:cs="Times New Roman"/>
-        </w:rPr>
-        <w:t xml:space="preserve"> Lewis </w:t>
-      </w:r>
-      <w:r>
-        <w:rPr>
-          <w:rFonts w:hint="eastAsia" w:ascii="Times New Roman" w:hAnsi="Times New Roman" w:eastAsia="FangSong" w:cs="Times New Roman"/>
-        </w:rPr>
-        <w:t>酸</w:t>
-      </w:r>
-      <w:r>
-        <w:rPr>
-          <w:rFonts w:hint="eastAsia" w:ascii="Times New Roman" w:hAnsi="Times New Roman" w:eastAsia="Times New Roman" w:cs="Times New Roman"/>
-        </w:rPr>
-        <w:t>，Et</w:t>
-      </w:r>
-      <w:r>
-        <w:rPr>
-          <w:rFonts w:hint="eastAsia" w:ascii="Times New Roman" w:hAnsi="Times New Roman" w:eastAsia="Times New Roman" w:cs="Times New Roman"/>
-          <w:vertAlign w:val="subscript"/>
-        </w:rPr>
-        <w:t>2</w:t>
-      </w:r>
-      <w:r>
-        <w:rPr>
-          <w:rFonts w:hint="eastAsia" w:ascii="Times New Roman" w:hAnsi="Times New Roman" w:eastAsia="Times New Roman" w:cs="Times New Roman"/>
-        </w:rPr>
-        <w:t>O</w:t>
-      </w:r>
-      <w:r>
-        <w:rPr>
-          <w:rFonts w:ascii="Times New Roman" w:hAnsi="Times New Roman" w:eastAsia="Times New Roman" w:cs="Times New Roman"/>
-        </w:rPr>
-        <w:t xml:space="preserve"> </w:t>
-      </w:r>
-      <w:r>
-        <w:rPr>
-          <w:rFonts w:hint="eastAsia" w:ascii="Times New Roman" w:hAnsi="Times New Roman" w:eastAsia="FangSong" w:cs="Times New Roman"/>
-        </w:rPr>
-        <w:t xml:space="preserve">溶剂</w:t>
-      </w:r>
-      <w:r>
-        <w:rPr>
-          <w:rFonts w:ascii="Times New Roman" w:hAnsi="Times New Roman" w:eastAsia="Times New Roman" w:cs="Times New Roman"/>
-        </w:rPr>
-        <w:t xml:space="preserve"> </w:t>
-      </w:r>
-      <w:r>
-        <w:rPr>
-          <w:rFonts w:ascii="Times New Roman" w:hAnsi="Times New Roman" w:eastAsia="Times New Roman" w:cs="Times New Roman"/>
-        </w:rPr>
-        <w:t xml:space="preserve">(2) </w:t>
-      </w:r>
-      <w:r>
-        <w:rPr>
-          <w:rFonts w:hint="eastAsia" w:ascii="Times New Roman" w:hAnsi="Times New Roman" w:eastAsia="FangSong" w:cs="Times New Roman"/>
-        </w:rPr>
-        <w:t xml:space="preserve">加入</w:t>
-      </w:r>
-      <w:r>
-        <w:rPr>
-          <w:rFonts w:ascii="Times New Roman" w:hAnsi="Times New Roman" w:eastAsia="Times New Roman" w:cs="Times New Roman"/>
-        </w:rPr>
-        <w:t xml:space="preserve"> 1.0 equiv </w:t>
-      </w:r>
-      <w:r>
-        <w:rPr>
-          <w:rFonts w:hint="eastAsia" w:ascii="Times New Roman" w:hAnsi="Times New Roman" w:eastAsia="Times New Roman" w:cs="Times New Roman"/>
-        </w:rPr>
-        <w:t>TiCl</w:t>
-      </w:r>
-      <w:r>
-        <w:rPr>
-          <w:rFonts w:hint="eastAsia" w:ascii="Times New Roman" w:hAnsi="Times New Roman" w:eastAsia="Times New Roman" w:cs="Times New Roman"/>
-          <w:vertAlign w:val="subscript"/>
-        </w:rPr>
-        <w:t>4</w:t>
-      </w:r>
-      <w:r>
-        <w:rPr>
-          <w:rFonts w:hint="eastAsia" w:ascii="Times New Roman" w:hAnsi="Times New Roman" w:eastAsia="Times New Roman" w:cs="Times New Roman"/>
-        </w:rPr>
-        <w:t>，CH</w:t>
-      </w:r>
-      <w:r>
-        <w:rPr>
-          <w:rFonts w:hint="eastAsia" w:ascii="Times New Roman" w:hAnsi="Times New Roman" w:eastAsia="Times New Roman" w:cs="Times New Roman"/>
-          <w:vertAlign w:val="subscript"/>
-        </w:rPr>
-        <w:t>2</w:t>
-      </w:r>
-      <w:r>
-        <w:rPr>
-          <w:rFonts w:hint="eastAsia" w:ascii="Times New Roman" w:hAnsi="Times New Roman" w:eastAsia="Times New Roman" w:cs="Times New Roman"/>
-        </w:rPr>
-        <w:t>Cl</w:t>
-      </w:r>
-      <w:r>
-        <w:rPr>
-          <w:rFonts w:hint="eastAsia" w:ascii="Times New Roman" w:hAnsi="Times New Roman" w:eastAsia="Times New Roman" w:cs="Times New Roman"/>
-          <w:vertAlign w:val="subscript"/>
-        </w:rPr>
-        <w:t>2</w:t>
-      </w:r>
-      <w:r>
-        <w:rPr>
-          <w:rFonts w:ascii="Times New Roman" w:hAnsi="Times New Roman" w:eastAsia="Times New Roman" w:cs="Times New Roman"/>
-        </w:rPr>
-        <w:t xml:space="preserve"> </w:t>
-      </w:r>
-      <w:r>
-        <w:rPr>
-          <w:rFonts w:hint="eastAsia" w:ascii="Times New Roman" w:hAnsi="Times New Roman" w:eastAsia="FangSong" w:cs="Times New Roman"/>
-        </w:rPr>
-        <w:t xml:space="preserve">溶剂</w:t>
-      </w:r>
-    </w:p>
-    <w:p>
-      <w:pPr>
-        <w:pStyle w:val="BodyText"/>
-      </w:pPr>
-      <w:r>
-        <w:rPr>
-          <w:rFonts w:hint="eastAsia" w:ascii="Times New Roman" w:hAnsi="Times New Roman" w:eastAsia="FangSong" w:cs="Times New Roman"/>
-        </w:rPr>
-        <w:t>预测每种条件下的主产物绝对构型并解释</w:t>
-      </w:r>
-      <w:r>
-        <w:rPr>
-          <w:rFonts w:hint="eastAsia" w:ascii="Times New Roman" w:hAnsi="Times New Roman" w:eastAsia="Times New Roman" w:cs="Times New Roman"/>
-        </w:rPr>
-        <w:t>。</w:t>
-      </w:r>
-    </w:p>
-    <w:p>
-      <w:pPr>
-        <w:pStyle w:val="BodyText"/>
-      </w:pPr>
-      <w:r>
-        <w:rPr>
-          <w:rFonts w:hint="eastAsia" w:ascii="Times New Roman" w:hAnsi="Times New Roman" w:eastAsia="FangSong" w:cs="Times New Roman"/>
-          <w:b/>
-          <w:bCs/>
-        </w:rPr>
-        <w:t xml:space="preserve">思路</w:t>
-      </w:r>
-      <w:r>
-        <w:rPr>
-          <w:rFonts w:hint="eastAsia" w:ascii="Times New Roman" w:hAnsi="Times New Roman" w:eastAsia="Times New Roman" w:cs="Times New Roman"/>
-        </w:rPr>
-        <w:t>：</w:t>
-      </w:r>
-      <w:r>
-        <w:rPr>
-          <w:rFonts w:hint="eastAsia" w:ascii="Times New Roman" w:hAnsi="Times New Roman" w:eastAsia="FangSong" w:cs="Times New Roman"/>
-        </w:rPr>
-        <w:t>条件</w:t>
-      </w:r>
-      <w:r>
-        <w:rPr>
-          <w:rFonts w:hint="eastAsia" w:ascii="Times New Roman" w:hAnsi="Times New Roman" w:eastAsia="Times New Roman" w:cs="Times New Roman"/>
-        </w:rPr>
-        <w:t>(1)</w:t>
-      </w:r>
-      <w:r>
-        <w:rPr>
-          <w:rFonts w:hint="eastAsia" w:ascii="Times New Roman" w:hAnsi="Times New Roman" w:eastAsia="FangSong" w:cs="Times New Roman"/>
-        </w:rPr>
-        <w:t>无金属螯合</w:t>
-      </w:r>
-      <w:r>
-        <w:rPr>
-          <w:rFonts w:ascii="Times New Roman" w:hAnsi="Times New Roman" w:eastAsia="Times New Roman" w:cs="Times New Roman"/>
-        </w:rPr>
-        <w:t xml:space="preserve"> → </w:t>
-      </w:r>
-      <w:r>
-        <w:rPr>
-          <w:rFonts w:hint="eastAsia" w:ascii="Times New Roman" w:hAnsi="Times New Roman" w:eastAsia="Times New Roman" w:cs="Times New Roman"/>
-        </w:rPr>
-        <w:t>Felkin-Anh；</w:t>
-      </w:r>
-      <w:r>
-        <w:rPr>
-          <w:rFonts w:hint="eastAsia" w:ascii="Times New Roman" w:hAnsi="Times New Roman" w:eastAsia="FangSong" w:cs="Times New Roman"/>
-        </w:rPr>
-        <w:t>条件</w:t>
-      </w:r>
-      <w:r>
-        <w:rPr>
-          <w:rFonts w:hint="eastAsia" w:ascii="Times New Roman" w:hAnsi="Times New Roman" w:eastAsia="Times New Roman" w:cs="Times New Roman"/>
-        </w:rPr>
-        <w:t>(2)</w:t>
-      </w:r>
-      <w:r>
-        <w:rPr>
-          <w:rFonts w:hint="eastAsia" w:ascii="Times New Roman" w:hAnsi="Times New Roman" w:eastAsia="FangSong" w:cs="Times New Roman"/>
-        </w:rPr>
-        <w:t>有</w:t>
-      </w:r>
-      <w:r>
-        <w:rPr>
-          <w:rFonts w:ascii="Times New Roman" w:hAnsi="Times New Roman" w:eastAsia="Times New Roman" w:cs="Times New Roman"/>
-        </w:rPr>
-        <w:t xml:space="preserve"> TiCl</w:t>
-      </w:r>
-      <w:r>
-        <w:rPr>
-          <w:rFonts w:ascii="Times New Roman" w:hAnsi="Times New Roman" w:eastAsia="Times New Roman" w:cs="Times New Roman"/>
-          <w:vertAlign w:val="subscript"/>
-        </w:rPr>
-        <w:t>4</w:t>
-      </w:r>
-      <w:r>
-        <w:rPr>
-          <w:rFonts w:ascii="Times New Roman" w:hAnsi="Times New Roman" w:eastAsia="Times New Roman" w:cs="Times New Roman"/>
-        </w:rPr>
-        <w:t xml:space="preserve"> → Cram </w:t>
-      </w:r>
-      <w:r>
-        <w:rPr>
-          <w:rFonts w:hint="eastAsia" w:ascii="Times New Roman" w:hAnsi="Times New Roman" w:eastAsia="FangSong" w:cs="Times New Roman"/>
-        </w:rPr>
-        <w:t>螯合</w:t>
-      </w:r>
-      <w:r>
-        <w:rPr>
-          <w:rFonts w:hint="eastAsia" w:ascii="Times New Roman" w:hAnsi="Times New Roman" w:eastAsia="Times New Roman" w:cs="Times New Roman"/>
-        </w:rPr>
-        <w:t>（</w:t>
-      </w:r>
-      <w:r>
-        <w:rPr>
-          <w:rFonts w:hint="eastAsia" w:ascii="Times New Roman" w:hAnsi="Times New Roman" w:eastAsia="FangSong" w:cs="Times New Roman"/>
-        </w:rPr>
-        <w:t>底物有</w:t>
-      </w:r>
-      <w:r>
-        <w:rPr>
-          <w:rFonts w:ascii="Times New Roman" w:hAnsi="Times New Roman" w:eastAsia="Times New Roman" w:cs="Times New Roman"/>
-        </w:rPr>
-        <w:t xml:space="preserve"> OH </w:t>
-      </w:r>
-      <w:r>
-        <w:rPr>
-          <w:rFonts w:hint="eastAsia" w:ascii="Times New Roman" w:hAnsi="Times New Roman" w:eastAsia="FangSong" w:cs="Times New Roman"/>
-        </w:rPr>
-        <w:t>配位原子</w:t>
-      </w:r>
-      <w:r>
-        <w:rPr>
-          <w:rFonts w:hint="eastAsia" w:ascii="Times New Roman" w:hAnsi="Times New Roman" w:eastAsia="Times New Roman" w:cs="Times New Roman"/>
-        </w:rPr>
-        <w:t>）。</w:t>
-      </w:r>
-    </w:p>
-    <w:p>
-      <w:pPr>
-        <w:pStyle w:val="BodyText"/>
-      </w:pPr>
-      <w:r>
-        <w:rPr>
-          <w:rFonts w:hint="eastAsia" w:ascii="Times New Roman" w:hAnsi="Times New Roman" w:eastAsia="FangSong" w:cs="Times New Roman"/>
-          <w:b/>
-          <w:bCs/>
-        </w:rPr>
-        <w:t xml:space="preserve">解析</w:t>
-      </w:r>
-      <w:r>
-        <w:rPr>
-          <w:rFonts w:hint="eastAsia" w:ascii="Times New Roman" w:hAnsi="Times New Roman" w:eastAsia="Times New Roman" w:cs="Times New Roman"/>
-        </w:rPr>
-        <w:t xml:space="preserve">：</w:t>
-      </w:r>
-    </w:p>
-    <w:p>
-      <w:pPr>
-        <w:pStyle w:val="BodyText"/>
-      </w:pPr>
-      <w:r>
-        <w:rPr>
-          <w:rFonts w:ascii="Times New Roman" w:hAnsi="Times New Roman" w:eastAsia="Times New Roman" w:cs="Times New Roman"/>
-          <w:b/>
-          <w:bCs/>
-        </w:rPr>
-        <w:t xml:space="preserve">(1) Felkin-Anh </w:t>
-      </w:r>
-      <w:r>
-        <w:rPr>
-          <w:rFonts w:hint="eastAsia" w:ascii="Times New Roman" w:hAnsi="Times New Roman" w:eastAsia="FangSong" w:cs="Times New Roman"/>
-          <w:b/>
-          <w:bCs/>
-        </w:rPr>
-        <w:t>条件</w:t>
-      </w:r>
-      <w:r>
-        <w:rPr>
-          <w:rFonts w:hint="eastAsia" w:ascii="Times New Roman" w:hAnsi="Times New Roman" w:eastAsia="Times New Roman" w:cs="Times New Roman"/>
-          <w:b/>
-          <w:bCs/>
-        </w:rPr>
-        <w:t>（</w:t>
-      </w:r>
-      <w:r>
-        <w:rPr>
-          <w:rFonts w:hint="eastAsia" w:ascii="Times New Roman" w:hAnsi="Times New Roman" w:eastAsia="FangSong" w:cs="Times New Roman"/>
-          <w:b/>
-          <w:bCs/>
-        </w:rPr>
-        <w:t>无螯合金属</w:t>
-      </w:r>
-      <w:r>
-        <w:rPr>
-          <w:rFonts w:hint="eastAsia" w:ascii="Times New Roman" w:hAnsi="Times New Roman" w:eastAsia="Times New Roman" w:cs="Times New Roman"/>
-          <w:b/>
-          <w:bCs/>
-        </w:rPr>
-        <w:t>）</w:t>
-      </w:r>
-      <w:r>
-        <w:rPr>
-          <w:rFonts w:hint="eastAsia" w:ascii="Times New Roman" w:hAnsi="Times New Roman" w:eastAsia="Times New Roman" w:cs="Times New Roman"/>
-        </w:rPr>
-        <w:t xml:space="preserve">：</w:t>
-      </w:r>
-      <w:r>
-        <w:rPr>
-          <w:rFonts w:ascii="Times New Roman" w:hAnsi="Times New Roman" w:eastAsia="Times New Roman" w:cs="Times New Roman"/>
-        </w:rPr>
-        <w:t xml:space="preserve"> </w:t>
-      </w:r>
-      <w:r>
-        <w:rPr>
-          <w:rFonts w:ascii="Times New Roman" w:hAnsi="Times New Roman" w:eastAsia="Times New Roman" w:cs="Times New Roman"/>
-        </w:rPr>
-        <w:t xml:space="preserve">- </w:t>
-      </w:r>
-      <w:r>
-        <w:rPr>
-          <w:rFonts w:hint="eastAsia" w:ascii="Times New Roman" w:hAnsi="Times New Roman" w:eastAsia="Times New Roman" w:cs="Times New Roman"/>
-        </w:rPr>
-        <w:t>α-</w:t>
-      </w:r>
-      <w:r>
-        <w:rPr>
-          <w:rFonts w:hint="eastAsia" w:ascii="Times New Roman" w:hAnsi="Times New Roman" w:eastAsia="FangSong" w:cs="Times New Roman"/>
-        </w:rPr>
-        <w:t>手性碳连</w:t>
-      </w:r>
-      <w:r>
-        <w:rPr>
-          <w:rFonts w:hint="eastAsia" w:ascii="Times New Roman" w:hAnsi="Times New Roman" w:eastAsia="Times New Roman" w:cs="Times New Roman"/>
-        </w:rPr>
-        <w:t>：H（S），CH</w:t>
-      </w:r>
-      <w:r>
-        <w:rPr>
-          <w:rFonts w:hint="eastAsia" w:ascii="Times New Roman" w:hAnsi="Times New Roman" w:eastAsia="Times New Roman" w:cs="Times New Roman"/>
-          <w:vertAlign w:val="subscript"/>
-        </w:rPr>
-        <w:t>3</w:t>
-      </w:r>
-      <w:r>
-        <w:rPr>
-          <w:rFonts w:hint="eastAsia" w:ascii="Times New Roman" w:hAnsi="Times New Roman" w:eastAsia="Times New Roman" w:cs="Times New Roman"/>
-        </w:rPr>
-        <w:t>（M），OH（L？），COCH</w:t>
-      </w:r>
-      <w:r>
-        <w:rPr>
-          <w:rFonts w:hint="eastAsia" w:ascii="Times New Roman" w:hAnsi="Times New Roman" w:eastAsia="Times New Roman" w:cs="Times New Roman"/>
-          <w:vertAlign w:val="subscript"/>
-        </w:rPr>
-        <w:t>3</w:t>
-      </w:r>
-      <w:r>
-        <w:rPr>
-          <w:rFonts w:ascii="Times New Roman" w:hAnsi="Times New Roman" w:eastAsia="Times New Roman" w:cs="Times New Roman"/>
-        </w:rPr>
-        <w:t xml:space="preserve"> </w:t>
-      </w:r>
-      <w:r>
-        <w:rPr>
-          <w:rFonts w:ascii="Times New Roman" w:hAnsi="Times New Roman" w:eastAsia="Times New Roman" w:cs="Times New Roman"/>
-        </w:rPr>
-        <w:t xml:space="preserve">- </w:t>
-      </w:r>
-      <w:r>
-        <w:rPr>
-          <w:rFonts w:hint="eastAsia" w:ascii="Times New Roman" w:hAnsi="Times New Roman" w:eastAsia="FangSong" w:cs="Times New Roman"/>
-        </w:rPr>
-        <w:t xml:space="preserve">需确定</w:t>
-      </w:r>
-      <w:r>
-        <w:rPr>
-          <w:rFonts w:ascii="Times New Roman" w:hAnsi="Times New Roman" w:eastAsia="Times New Roman" w:cs="Times New Roman"/>
-        </w:rPr>
-        <w:t xml:space="preserve"> </w:t>
-      </w:r>
-      <w:r>
-        <w:rPr>
-          <w:rFonts w:hint="eastAsia" w:ascii="Times New Roman" w:hAnsi="Times New Roman" w:eastAsia="Times New Roman" w:cs="Times New Roman"/>
-        </w:rPr>
-        <w:t xml:space="preserve">L/M/S：OH</w:t>
-      </w:r>
-      <w:r>
-        <w:rPr>
-          <w:rFonts w:ascii="Times New Roman" w:hAnsi="Times New Roman" w:eastAsia="Times New Roman" w:cs="Times New Roman"/>
-        </w:rPr>
-        <w:t xml:space="preserve"> </w:t>
-      </w:r>
-      <w:r>
-        <w:rPr>
-          <w:rFonts w:hint="eastAsia" w:ascii="Times New Roman" w:hAnsi="Times New Roman" w:eastAsia="FangSong" w:cs="Times New Roman"/>
-        </w:rPr>
-        <w:t xml:space="preserve">与</w:t>
-      </w:r>
-      <w:r>
-        <w:rPr>
-          <w:rFonts w:ascii="Times New Roman" w:hAnsi="Times New Roman" w:eastAsia="Times New Roman" w:cs="Times New Roman"/>
-        </w:rPr>
-        <w:t xml:space="preserve"> C=O </w:t>
-      </w:r>
-      <w:r>
-        <w:rPr>
-          <w:rFonts w:hint="eastAsia" w:ascii="Times New Roman" w:hAnsi="Times New Roman" w:eastAsia="FangSong" w:cs="Times New Roman"/>
-        </w:rPr>
-        <w:t xml:space="preserve">之间的位阻关系和电子效应</w:t>
-      </w:r>
-      <w:r>
-        <w:rPr>
-          <w:rFonts w:ascii="Times New Roman" w:hAnsi="Times New Roman" w:eastAsia="Times New Roman" w:cs="Times New Roman"/>
-        </w:rPr>
-        <w:t xml:space="preserve"> </w:t>
-      </w:r>
-      <w:r>
-        <w:rPr>
-          <w:rFonts w:ascii="Times New Roman" w:hAnsi="Times New Roman" w:eastAsia="Times New Roman" w:cs="Times New Roman"/>
-        </w:rPr>
-        <w:t xml:space="preserve">- </w:t>
-      </w:r>
-      <w:r>
-        <w:rPr>
-          <w:rFonts w:hint="eastAsia" w:ascii="Times New Roman" w:hAnsi="Times New Roman" w:eastAsia="FangSong" w:cs="Times New Roman"/>
-        </w:rPr>
-        <w:t xml:space="preserve">按</w:t>
-      </w:r>
-      <w:r>
-        <w:rPr>
-          <w:rFonts w:ascii="Times New Roman" w:hAnsi="Times New Roman" w:eastAsia="Times New Roman" w:cs="Times New Roman"/>
-        </w:rPr>
-        <w:t xml:space="preserve"> </w:t>
-      </w:r>
-      <w:r>
-        <w:rPr>
-          <w:rFonts w:hint="eastAsia" w:ascii="Times New Roman" w:hAnsi="Times New Roman" w:eastAsia="Times New Roman" w:cs="Times New Roman"/>
-        </w:rPr>
-        <w:t>Felkin-Anh：</w:t>
-      </w:r>
-      <w:r>
-        <w:rPr>
-          <w:rFonts w:hint="eastAsia" w:ascii="Times New Roman" w:hAnsi="Times New Roman" w:eastAsia="FangSong" w:cs="Times New Roman"/>
-        </w:rPr>
-        <w:t>位阻最大的基团垂直于</w:t>
-      </w:r>
-      <w:r>
-        <w:rPr>
-          <w:rFonts w:ascii="Times New Roman" w:hAnsi="Times New Roman" w:eastAsia="Times New Roman" w:cs="Times New Roman"/>
-        </w:rPr>
-        <w:t xml:space="preserve"> C=O → </w:t>
-      </w:r>
-      <w:r>
-        <w:rPr>
-          <w:rFonts w:hint="eastAsia" w:ascii="Times New Roman" w:hAnsi="Times New Roman" w:eastAsia="FangSong" w:cs="Times New Roman"/>
-        </w:rPr>
-        <w:t>亲核试剂从最小基团</w:t>
-      </w:r>
-      <w:r>
-        <w:rPr>
-          <w:rFonts w:hint="eastAsia" w:ascii="Times New Roman" w:hAnsi="Times New Roman" w:eastAsia="Times New Roman" w:cs="Times New Roman"/>
-        </w:rPr>
-        <w:t>（H）</w:t>
-      </w:r>
-      <w:r>
-        <w:rPr>
-          <w:rFonts w:hint="eastAsia" w:ascii="Times New Roman" w:hAnsi="Times New Roman" w:eastAsia="FangSong" w:cs="Times New Roman"/>
-        </w:rPr>
-        <w:t>侧进攻</w:t>
-      </w:r>
-      <w:r>
-        <w:rPr>
-          <w:rFonts w:ascii="Times New Roman" w:hAnsi="Times New Roman" w:eastAsia="Times New Roman" w:cs="Times New Roman"/>
-        </w:rPr>
-        <w:t xml:space="preserve"> </w:t>
-      </w:r>
-      <w:r>
-        <w:rPr>
-          <w:rFonts w:ascii="Times New Roman" w:hAnsi="Times New Roman" w:eastAsia="Times New Roman" w:cs="Times New Roman"/>
-        </w:rPr>
-        <w:t xml:space="preserve">- </w:t>
-      </w:r>
-      <w:r>
-        <w:rPr>
-          <w:rFonts w:hint="eastAsia" w:ascii="Times New Roman" w:hAnsi="Times New Roman" w:eastAsia="FangSong" w:cs="Times New Roman"/>
-        </w:rPr>
-        <w:t>产物</w:t>
-      </w:r>
-      <w:r>
-        <w:rPr>
-          <w:rFonts w:hint="eastAsia" w:ascii="Times New Roman" w:hAnsi="Times New Roman" w:eastAsia="Times New Roman" w:cs="Times New Roman"/>
-        </w:rPr>
-        <w:t>：Felkin-Anh</w:t>
-      </w:r>
-      <w:r>
-        <w:rPr>
-          <w:rFonts w:ascii="Times New Roman" w:hAnsi="Times New Roman" w:eastAsia="Times New Roman" w:cs="Times New Roman"/>
-        </w:rPr>
-        <w:t xml:space="preserve"> </w:t>
-      </w:r>
-      <w:r>
-        <w:rPr>
-          <w:rFonts w:hint="eastAsia" w:ascii="Times New Roman" w:hAnsi="Times New Roman" w:eastAsia="FangSong" w:cs="Times New Roman"/>
-        </w:rPr>
-        <w:t xml:space="preserve">产物</w:t>
-      </w:r>
-    </w:p>
-    <w:p>
-      <w:pPr>
-        <w:pStyle w:val="BodyText"/>
-      </w:pPr>
-      <w:r>
-        <w:rPr>
-          <w:rFonts w:ascii="Times New Roman" w:hAnsi="Times New Roman" w:eastAsia="Times New Roman" w:cs="Times New Roman"/>
-          <w:b/>
-          <w:bCs/>
-        </w:rPr>
-        <w:t xml:space="preserve">(2) Cram </w:t>
-      </w:r>
-      <w:r>
-        <w:rPr>
-          <w:rFonts w:hint="eastAsia" w:ascii="Times New Roman" w:hAnsi="Times New Roman" w:eastAsia="FangSong" w:cs="Times New Roman"/>
-          <w:b/>
-          <w:bCs/>
-        </w:rPr>
-        <w:t>螯合条件</w:t>
-      </w:r>
-      <w:r>
-        <w:rPr>
-          <w:rFonts w:hint="eastAsia" w:ascii="Times New Roman" w:hAnsi="Times New Roman" w:eastAsia="Times New Roman" w:cs="Times New Roman"/>
-          <w:b/>
-          <w:bCs/>
-        </w:rPr>
-        <w:t>（+</w:t>
-      </w:r>
-      <w:r>
-        <w:rPr>
-          <w:rFonts w:ascii="Times New Roman" w:hAnsi="Times New Roman" w:eastAsia="Times New Roman" w:cs="Times New Roman"/>
-          <w:b/>
-          <w:bCs/>
-        </w:rPr>
-        <w:t xml:space="preserve"> </w:t>
-      </w:r>
-      <w:r>
-        <w:rPr>
-          <w:rFonts w:hint="eastAsia" w:ascii="Times New Roman" w:hAnsi="Times New Roman" w:eastAsia="Times New Roman" w:cs="Times New Roman"/>
-          <w:b/>
-          <w:bCs/>
-        </w:rPr>
-        <w:t>TiCl</w:t>
-      </w:r>
-      <w:r>
-        <w:rPr>
-          <w:rFonts w:hint="eastAsia" w:ascii="Times New Roman" w:hAnsi="Times New Roman" w:eastAsia="Times New Roman" w:cs="Times New Roman"/>
-          <w:b/>
-          <w:bCs/>
-          <w:vertAlign w:val="subscript"/>
-        </w:rPr>
-        <w:t>4</w:t>
-      </w:r>
-      <w:r>
-        <w:rPr>
-          <w:rFonts w:hint="eastAsia" w:ascii="Times New Roman" w:hAnsi="Times New Roman" w:eastAsia="Times New Roman" w:cs="Times New Roman"/>
-          <w:b/>
-          <w:bCs/>
-        </w:rPr>
-        <w:t>）</w:t>
-      </w:r>
-      <w:r>
-        <w:rPr>
-          <w:rFonts w:hint="eastAsia" w:ascii="Times New Roman" w:hAnsi="Times New Roman" w:eastAsia="Times New Roman" w:cs="Times New Roman"/>
-        </w:rPr>
-        <w:t xml:space="preserve">：</w:t>
-      </w:r>
-      <w:r>
-        <w:rPr>
-          <w:rFonts w:ascii="Times New Roman" w:hAnsi="Times New Roman" w:eastAsia="Times New Roman" w:cs="Times New Roman"/>
-        </w:rPr>
-        <w:t xml:space="preserve"> </w:t>
-      </w:r>
-      <w:r>
-        <w:rPr>
-          <w:rFonts w:ascii="Times New Roman" w:hAnsi="Times New Roman" w:eastAsia="Times New Roman" w:cs="Times New Roman"/>
-        </w:rPr>
-        <w:t>- TiCl</w:t>
-      </w:r>
-      <w:r>
-        <w:rPr>
-          <w:rFonts w:ascii="Times New Roman" w:hAnsi="Times New Roman" w:eastAsia="Times New Roman" w:cs="Times New Roman"/>
-          <w:vertAlign w:val="subscript"/>
-        </w:rPr>
-        <w:t>4</w:t>
-      </w:r>
-      <w:r>
-        <w:rPr>
-          <w:rFonts w:ascii="Times New Roman" w:hAnsi="Times New Roman" w:eastAsia="Times New Roman" w:cs="Times New Roman"/>
-        </w:rPr>
-        <w:t xml:space="preserve"> </w:t>
-      </w:r>
-      <w:r>
-        <w:rPr>
-          <w:rFonts w:hint="eastAsia" w:ascii="Times New Roman" w:hAnsi="Times New Roman" w:eastAsia="FangSong" w:cs="Times New Roman"/>
-        </w:rPr>
-        <w:t xml:space="preserve">同时配位</w:t>
-      </w:r>
-      <w:r>
-        <w:rPr>
-          <w:rFonts w:ascii="Times New Roman" w:hAnsi="Times New Roman" w:eastAsia="Times New Roman" w:cs="Times New Roman"/>
-        </w:rPr>
-        <w:t xml:space="preserve"> C=O </w:t>
-      </w:r>
-      <w:r>
-        <w:rPr>
-          <w:rFonts w:hint="eastAsia" w:ascii="Times New Roman" w:hAnsi="Times New Roman" w:eastAsia="FangSong" w:cs="Times New Roman"/>
-        </w:rPr>
-        <w:t xml:space="preserve">的</w:t>
-      </w:r>
-      <w:r>
-        <w:rPr>
-          <w:rFonts w:ascii="Times New Roman" w:hAnsi="Times New Roman" w:eastAsia="Times New Roman" w:cs="Times New Roman"/>
-        </w:rPr>
-        <w:t xml:space="preserve"> O </w:t>
-      </w:r>
-      <w:r>
-        <w:rPr>
-          <w:rFonts w:hint="eastAsia" w:ascii="Times New Roman" w:hAnsi="Times New Roman" w:eastAsia="FangSong" w:cs="Times New Roman"/>
-        </w:rPr>
-        <w:t xml:space="preserve">和</w:t>
-      </w:r>
-      <w:r>
-        <w:rPr>
-          <w:rFonts w:ascii="Times New Roman" w:hAnsi="Times New Roman" w:eastAsia="Times New Roman" w:cs="Times New Roman"/>
-        </w:rPr>
-        <w:t xml:space="preserve"> α-OH </w:t>
-      </w:r>
-      <w:r>
-        <w:rPr>
-          <w:rFonts w:hint="eastAsia" w:ascii="Times New Roman" w:hAnsi="Times New Roman" w:eastAsia="FangSong" w:cs="Times New Roman"/>
-        </w:rPr>
-        <w:t xml:space="preserve">的</w:t>
-      </w:r>
-      <w:r>
-        <w:rPr>
-          <w:rFonts w:ascii="Times New Roman" w:hAnsi="Times New Roman" w:eastAsia="Times New Roman" w:cs="Times New Roman"/>
-        </w:rPr>
-        <w:t xml:space="preserve"> O → </w:t>
-      </w:r>
-      <w:r>
-        <w:rPr>
-          <w:rFonts w:hint="eastAsia" w:ascii="Times New Roman" w:hAnsi="Times New Roman" w:eastAsia="FangSong" w:cs="Times New Roman"/>
-        </w:rPr>
-        <w:t xml:space="preserve">形成五元环螯合物</w:t>
-      </w:r>
-      <w:r>
-        <w:rPr>
-          <w:rFonts w:ascii="Times New Roman" w:hAnsi="Times New Roman" w:eastAsia="Times New Roman" w:cs="Times New Roman"/>
-        </w:rPr>
-        <w:t xml:space="preserve"> </w:t>
-      </w:r>
-      <w:r>
-        <w:rPr>
-          <w:rFonts w:ascii="Times New Roman" w:hAnsi="Times New Roman" w:eastAsia="Times New Roman" w:cs="Times New Roman"/>
-        </w:rPr>
-        <w:t xml:space="preserve">- </w:t>
-      </w:r>
-      <w:r>
-        <w:rPr>
-          <w:rFonts w:hint="eastAsia" w:ascii="Times New Roman" w:hAnsi="Times New Roman" w:eastAsia="FangSong" w:cs="Times New Roman"/>
-        </w:rPr>
-        <w:t>螯合物锁定构象</w:t>
-      </w:r>
-      <w:r>
-        <w:rPr>
-          <w:rFonts w:hint="eastAsia" w:ascii="Times New Roman" w:hAnsi="Times New Roman" w:eastAsia="Times New Roman" w:cs="Times New Roman"/>
-        </w:rPr>
-        <w:t>：C=O</w:t>
-      </w:r>
-      <w:r>
-        <w:rPr>
-          <w:rFonts w:ascii="Times New Roman" w:hAnsi="Times New Roman" w:eastAsia="Times New Roman" w:cs="Times New Roman"/>
-        </w:rPr>
-        <w:t xml:space="preserve"> </w:t>
-      </w:r>
-      <w:r>
-        <w:rPr>
-          <w:rFonts w:hint="eastAsia" w:ascii="Times New Roman" w:hAnsi="Times New Roman" w:eastAsia="FangSong" w:cs="Times New Roman"/>
-        </w:rPr>
-        <w:t xml:space="preserve">被</w:t>
-      </w:r>
-      <w:r>
-        <w:rPr>
-          <w:rFonts w:ascii="Times New Roman" w:hAnsi="Times New Roman" w:eastAsia="Times New Roman" w:cs="Times New Roman"/>
-        </w:rPr>
-        <w:t xml:space="preserve"> TiCl</w:t>
-      </w:r>
-      <w:r>
-        <w:rPr>
-          <w:rFonts w:ascii="Times New Roman" w:hAnsi="Times New Roman" w:eastAsia="Times New Roman" w:cs="Times New Roman"/>
-          <w:vertAlign w:val="subscript"/>
-        </w:rPr>
-        <w:t>4</w:t>
-      </w:r>
-      <w:r>
-        <w:rPr>
-          <w:rFonts w:ascii="Times New Roman" w:hAnsi="Times New Roman" w:eastAsia="Times New Roman" w:cs="Times New Roman"/>
-        </w:rPr>
-        <w:t xml:space="preserve"> </w:t>
-      </w:r>
-      <w:r>
-        <w:rPr>
-          <w:rFonts w:hint="eastAsia" w:ascii="Times New Roman" w:hAnsi="Times New Roman" w:eastAsia="FangSong" w:cs="Times New Roman"/>
-        </w:rPr>
-        <w:t xml:space="preserve">配体从一面屏蔽</w:t>
-      </w:r>
-      <w:r>
-        <w:rPr>
-          <w:rFonts w:ascii="Times New Roman" w:hAnsi="Times New Roman" w:eastAsia="Times New Roman" w:cs="Times New Roman"/>
-        </w:rPr>
-        <w:t xml:space="preserve"> </w:t>
-      </w:r>
-      <w:r>
-        <w:rPr>
-          <w:rFonts w:ascii="Times New Roman" w:hAnsi="Times New Roman" w:eastAsia="Times New Roman" w:cs="Times New Roman"/>
-        </w:rPr>
-        <w:t>- CH</w:t>
-      </w:r>
-      <w:r>
-        <w:rPr>
-          <w:rFonts w:ascii="Times New Roman" w:hAnsi="Times New Roman" w:eastAsia="Times New Roman" w:cs="Times New Roman"/>
-          <w:vertAlign w:val="subscript"/>
-        </w:rPr>
-        <w:t>3</w:t>
-      </w:r>
-      <w:r>
-        <w:rPr>
-          <w:rFonts w:ascii="Times New Roman" w:hAnsi="Times New Roman" w:eastAsia="Times New Roman" w:cs="Times New Roman"/>
-        </w:rPr>
-        <w:t xml:space="preserve">MgBr </w:t>
-      </w:r>
-      <w:r>
-        <w:rPr>
-          <w:rFonts w:hint="eastAsia" w:ascii="Times New Roman" w:hAnsi="Times New Roman" w:eastAsia="FangSong" w:cs="Times New Roman"/>
-        </w:rPr>
-        <w:t xml:space="preserve">从</w:t>
-      </w:r>
-      <w:r>
-        <w:rPr>
-          <w:rFonts w:hint="eastAsia" w:ascii="Times New Roman" w:hAnsi="Times New Roman" w:eastAsia="FangSong" w:cs="Times New Roman"/>
-          <w:b/>
-          <w:bCs/>
-        </w:rPr>
-        <w:t xml:space="preserve">未被屏蔽的面</w:t>
-      </w:r>
-      <w:r>
-        <w:rPr>
-          <w:rFonts w:hint="eastAsia" w:ascii="Times New Roman" w:hAnsi="Times New Roman" w:eastAsia="FangSong" w:cs="Times New Roman"/>
-        </w:rPr>
-        <w:t xml:space="preserve">进攻</w:t>
-      </w:r>
-      <w:r>
-        <w:rPr>
-          <w:rFonts w:ascii="Times New Roman" w:hAnsi="Times New Roman" w:eastAsia="Times New Roman" w:cs="Times New Roman"/>
-        </w:rPr>
-        <w:t xml:space="preserve"> </w:t>
-      </w:r>
-      <w:r>
-        <w:rPr>
-          <w:rFonts w:ascii="Times New Roman" w:hAnsi="Times New Roman" w:eastAsia="Times New Roman" w:cs="Times New Roman"/>
-        </w:rPr>
-        <w:t xml:space="preserve">-</w:t>
-      </w:r>
-      <w:r>
-        <w:rPr>
-          <w:rFonts w:ascii="Times New Roman" w:hAnsi="Times New Roman" w:eastAsia="Times New Roman" w:cs="Times New Roman"/>
-        </w:rPr>
-        <w:t xml:space="preserve"> </w:t>
-      </w:r>
-      <w:r>
-        <w:rPr>
-          <w:rFonts w:hint="eastAsia" w:ascii="Times New Roman" w:hAnsi="Times New Roman" w:eastAsia="FangSong" w:cs="Times New Roman"/>
-          <w:b/>
-          <w:bCs/>
-        </w:rPr>
-        <w:t xml:space="preserve">产物构型可能反转</w:t>
-      </w:r>
-      <w:r>
-        <w:rPr>
-          <w:rFonts w:hint="eastAsia" w:ascii="Times New Roman" w:hAnsi="Times New Roman" w:eastAsia="Times New Roman" w:cs="Times New Roman"/>
-        </w:rPr>
-        <w:t>（</w:t>
-      </w:r>
-      <w:r>
-        <w:rPr>
-          <w:rFonts w:hint="eastAsia" w:ascii="Times New Roman" w:hAnsi="Times New Roman" w:eastAsia="FangSong" w:cs="Times New Roman"/>
-        </w:rPr>
-        <w:t>与条件</w:t>
-      </w:r>
-      <w:r>
-        <w:rPr>
-          <w:rFonts w:hint="eastAsia" w:ascii="Times New Roman" w:hAnsi="Times New Roman" w:eastAsia="Times New Roman" w:cs="Times New Roman"/>
-        </w:rPr>
-        <w:t>(1)</w:t>
-      </w:r>
-      <w:r>
-        <w:rPr>
-          <w:rFonts w:hint="eastAsia" w:ascii="Times New Roman" w:hAnsi="Times New Roman" w:eastAsia="FangSong" w:cs="Times New Roman"/>
-        </w:rPr>
-        <w:t>相反</w:t>
-      </w:r>
-      <w:r>
-        <w:rPr>
-          <w:rFonts w:hint="eastAsia" w:ascii="Times New Roman" w:hAnsi="Times New Roman" w:eastAsia="Times New Roman" w:cs="Times New Roman"/>
-        </w:rPr>
-        <w:t>）</w:t>
-      </w:r>
-    </w:p>
-    <w:p>
-      <w:pPr>
-        <w:pStyle w:val="BodyText"/>
-      </w:pPr>
-      <w:r>
-        <w:rPr>
-          <w:rFonts w:hint="eastAsia" w:ascii="Times New Roman" w:hAnsi="Times New Roman" w:eastAsia="FangSong" w:cs="Times New Roman"/>
-          <w:b/>
-          <w:bCs/>
-        </w:rPr>
-        <w:t xml:space="preserve">答案</w:t>
-      </w:r>
-      <w:r>
-        <w:rPr>
-          <w:rFonts w:hint="eastAsia" w:ascii="Times New Roman" w:hAnsi="Times New Roman" w:eastAsia="Times New Roman" w:cs="Times New Roman"/>
-        </w:rPr>
-        <w:t>：</w:t>
-      </w:r>
-      <w:r>
-        <w:rPr>
-          <w:rFonts w:hint="eastAsia" w:ascii="Times New Roman" w:hAnsi="Times New Roman" w:eastAsia="FangSong" w:cs="Times New Roman"/>
-        </w:rPr>
-        <w:t>条件</w:t>
-      </w:r>
-      <w:r>
-        <w:rPr>
-          <w:rFonts w:hint="eastAsia" w:ascii="Times New Roman" w:hAnsi="Times New Roman" w:eastAsia="Times New Roman" w:cs="Times New Roman"/>
-        </w:rPr>
-        <w:t>(1)</w:t>
-      </w:r>
-      <w:r>
-        <w:rPr>
-          <w:rFonts w:hint="eastAsia" w:ascii="Times New Roman" w:hAnsi="Times New Roman" w:eastAsia="FangSong" w:cs="Times New Roman"/>
-        </w:rPr>
-        <w:t>得</w:t>
-      </w:r>
-      <w:r>
-        <w:rPr>
-          <w:rFonts w:ascii="Times New Roman" w:hAnsi="Times New Roman" w:eastAsia="Times New Roman" w:cs="Times New Roman"/>
-        </w:rPr>
-        <w:t xml:space="preserve"> Felkin-Anh </w:t>
-      </w:r>
-      <w:r>
-        <w:rPr>
-          <w:rFonts w:hint="eastAsia" w:ascii="Times New Roman" w:hAnsi="Times New Roman" w:eastAsia="FangSong" w:cs="Times New Roman"/>
-        </w:rPr>
-        <w:t>产物</w:t>
-      </w:r>
-      <w:r>
-        <w:rPr>
-          <w:rFonts w:hint="eastAsia" w:ascii="Times New Roman" w:hAnsi="Times New Roman" w:eastAsia="Times New Roman" w:cs="Times New Roman"/>
-        </w:rPr>
-        <w:t>；</w:t>
-      </w:r>
-      <w:r>
-        <w:rPr>
-          <w:rFonts w:hint="eastAsia" w:ascii="Times New Roman" w:hAnsi="Times New Roman" w:eastAsia="FangSong" w:cs="Times New Roman"/>
-        </w:rPr>
-        <w:t>条件</w:t>
-      </w:r>
-      <w:r>
-        <w:rPr>
-          <w:rFonts w:hint="eastAsia" w:ascii="Times New Roman" w:hAnsi="Times New Roman" w:eastAsia="Times New Roman" w:cs="Times New Roman"/>
-        </w:rPr>
-        <w:t>(2)</w:t>
-      </w:r>
-      <w:r>
-        <w:rPr>
-          <w:rFonts w:hint="eastAsia" w:ascii="Times New Roman" w:hAnsi="Times New Roman" w:eastAsia="FangSong" w:cs="Times New Roman"/>
-        </w:rPr>
-        <w:t>得</w:t>
-      </w:r>
-      <w:r>
-        <w:rPr>
-          <w:rFonts w:ascii="Times New Roman" w:hAnsi="Times New Roman" w:eastAsia="Times New Roman" w:cs="Times New Roman"/>
-        </w:rPr>
-        <w:t xml:space="preserve"> Cram </w:t>
-      </w:r>
-      <w:r>
-        <w:rPr>
-          <w:rFonts w:hint="eastAsia" w:ascii="Times New Roman" w:hAnsi="Times New Roman" w:eastAsia="FangSong" w:cs="Times New Roman"/>
-        </w:rPr>
-        <w:t>螯合产物</w:t>
-      </w:r>
-      <w:r>
-        <w:rPr>
-          <w:rFonts w:hint="eastAsia" w:ascii="Times New Roman" w:hAnsi="Times New Roman" w:eastAsia="Times New Roman" w:cs="Times New Roman"/>
-        </w:rPr>
-        <w:t>。</w:t>
-      </w:r>
-      <w:r>
-        <w:rPr>
-          <w:rFonts w:hint="eastAsia" w:ascii="Times New Roman" w:hAnsi="Times New Roman" w:eastAsia="FangSong" w:cs="Times New Roman"/>
-        </w:rPr>
-        <w:t>两者的绝对构型不同</w:t>
-      </w:r>
-      <w:r>
-        <w:rPr>
-          <w:rFonts w:hint="eastAsia" w:ascii="Times New Roman" w:hAnsi="Times New Roman" w:eastAsia="Times New Roman" w:cs="Times New Roman"/>
-        </w:rPr>
-        <w:t>。</w:t>
-      </w:r>
-      <w:r>
-        <w:rPr>
-          <w:rFonts w:hint="eastAsia" w:ascii="Times New Roman" w:hAnsi="Times New Roman" w:eastAsia="FangSong" w:cs="Times New Roman"/>
-        </w:rPr>
-        <w:t>同一底物</w:t>
-      </w:r>
-      <w:r>
-        <w:rPr>
-          <w:rFonts w:hint="eastAsia" w:ascii="Times New Roman" w:hAnsi="Times New Roman" w:eastAsia="Times New Roman" w:cs="Times New Roman"/>
-        </w:rPr>
-        <w:t>、</w:t>
-      </w:r>
-      <w:r>
-        <w:rPr>
-          <w:rFonts w:hint="eastAsia" w:ascii="Times New Roman" w:hAnsi="Times New Roman" w:eastAsia="FangSong" w:cs="Times New Roman"/>
-        </w:rPr>
-        <w:t>不同条件</w:t>
-      </w:r>
-      <w:r>
-        <w:rPr>
-          <w:rFonts w:hint="eastAsia" w:ascii="Times New Roman" w:hAnsi="Times New Roman" w:eastAsia="Times New Roman" w:cs="Times New Roman"/>
-        </w:rPr>
-        <w:t>→</w:t>
-      </w:r>
-      <w:r>
-        <w:rPr>
-          <w:rFonts w:hint="eastAsia" w:ascii="Times New Roman" w:hAnsi="Times New Roman" w:eastAsia="FangSong" w:cs="Times New Roman"/>
-        </w:rPr>
-        <w:t>产物构型反转</w:t>
-      </w:r>
-      <w:r>
-        <w:rPr>
-          <w:rFonts w:hint="eastAsia" w:ascii="Times New Roman" w:hAnsi="Times New Roman" w:eastAsia="Times New Roman" w:cs="Times New Roman"/>
-        </w:rPr>
-        <w:t>，</w:t>
-      </w:r>
-      <w:r>
-        <w:rPr>
-          <w:rFonts w:hint="eastAsia" w:ascii="Times New Roman" w:hAnsi="Times New Roman" w:eastAsia="FangSong" w:cs="Times New Roman"/>
-        </w:rPr>
-        <w:t>这正是螯合控制的强大效应</w:t>
-      </w:r>
-      <w:r>
-        <w:rPr>
-          <w:rFonts w:hint="eastAsia" w:ascii="Times New Roman" w:hAnsi="Times New Roman" w:eastAsia="Times New Roman" w:cs="Times New Roman"/>
-        </w:rPr>
-        <w:t>。</w:t>
-      </w:r>
-    </w:p>
-    <w:p>
-      <w:pPr>
-        <w:pStyle w:val="BodyText"/>
-      </w:pPr>
-      <w:r>
-        <w:rPr>
-          <w:rFonts w:hint="eastAsia" w:ascii="Times New Roman" w:hAnsi="Times New Roman" w:eastAsia="FangSong" w:cs="Times New Roman"/>
-          <w:b/>
-          <w:bCs/>
-        </w:rPr>
-        <w:t xml:space="preserve">反思</w:t>
-      </w:r>
-      <w:r>
-        <w:rPr>
-          <w:rFonts w:hint="eastAsia" w:ascii="Times New Roman" w:hAnsi="Times New Roman" w:eastAsia="Times New Roman" w:cs="Times New Roman"/>
-        </w:rPr>
-        <w:t>：</w:t>
-      </w:r>
-      <w:r>
-        <w:rPr>
-          <w:rFonts w:hint="eastAsia" w:ascii="Times New Roman" w:hAnsi="Times New Roman" w:eastAsia="FangSong" w:cs="Times New Roman"/>
-        </w:rPr>
-        <w:t>看到</w:t>
-      </w:r>
-      <w:r>
-        <w:rPr>
-          <w:rFonts w:ascii="Times New Roman" w:hAnsi="Times New Roman" w:eastAsia="Times New Roman" w:cs="Times New Roman"/>
-        </w:rPr>
-        <w:t xml:space="preserve"> </w:t>
-      </w:r>
-      <w:r>
-        <w:rPr>
-          <w:rFonts w:hint="eastAsia" w:ascii="Times New Roman" w:hAnsi="Times New Roman" w:eastAsia="Times New Roman" w:cs="Times New Roman"/>
-        </w:rPr>
-        <w:t>α-</w:t>
-      </w:r>
-      <w:r>
-        <w:rPr>
-          <w:rFonts w:hint="eastAsia" w:ascii="Times New Roman" w:hAnsi="Times New Roman" w:eastAsia="FangSong" w:cs="Times New Roman"/>
-        </w:rPr>
-        <w:t>羟基</w:t>
-      </w:r>
-      <w:r>
-        <w:rPr>
-          <w:rFonts w:hint="eastAsia" w:ascii="Times New Roman" w:hAnsi="Times New Roman" w:eastAsia="Times New Roman" w:cs="Times New Roman"/>
-        </w:rPr>
-        <w:t>/α-</w:t>
-      </w:r>
-      <w:r>
-        <w:rPr>
-          <w:rFonts w:hint="eastAsia" w:ascii="Times New Roman" w:hAnsi="Times New Roman" w:eastAsia="FangSong" w:cs="Times New Roman"/>
-        </w:rPr>
-        <w:t>烷氧基</w:t>
-      </w:r>
-      <w:r>
-        <w:rPr>
-          <w:rFonts w:ascii="Times New Roman" w:hAnsi="Times New Roman" w:eastAsia="Times New Roman" w:cs="Times New Roman"/>
-        </w:rPr>
-        <w:t xml:space="preserve"> + </w:t>
-      </w:r>
-      <w:r>
-        <w:rPr>
-          <w:rFonts w:hint="eastAsia" w:ascii="Times New Roman" w:hAnsi="Times New Roman" w:eastAsia="FangSong" w:cs="Times New Roman"/>
-        </w:rPr>
-        <w:t xml:space="preserve">金属试剂</w:t>
-      </w:r>
-      <w:r>
-        <w:rPr>
-          <w:rFonts w:ascii="Times New Roman" w:hAnsi="Times New Roman" w:eastAsia="Times New Roman" w:cs="Times New Roman"/>
-        </w:rPr>
-        <w:t xml:space="preserve"> + Lewis </w:t>
-      </w:r>
-      <w:r>
-        <w:rPr>
-          <w:rFonts w:hint="eastAsia" w:ascii="Times New Roman" w:hAnsi="Times New Roman" w:eastAsia="FangSong" w:cs="Times New Roman"/>
-        </w:rPr>
-        <w:t xml:space="preserve">酸</w:t>
-      </w:r>
-      <w:r>
-        <w:rPr>
-          <w:rFonts w:ascii="Times New Roman" w:hAnsi="Times New Roman" w:eastAsia="Times New Roman" w:cs="Times New Roman"/>
-        </w:rPr>
-        <w:t xml:space="preserve"> →</w:t>
-      </w:r>
-      <w:r>
-        <w:rPr>
-          <w:rFonts w:ascii="Times New Roman" w:hAnsi="Times New Roman" w:eastAsia="Times New Roman" w:cs="Times New Roman"/>
-        </w:rPr>
-        <w:t xml:space="preserve"> </w:t>
-      </w:r>
-      <w:r>
-        <w:rPr>
-          <w:rFonts w:hint="eastAsia" w:ascii="Times New Roman" w:hAnsi="Times New Roman" w:eastAsia="FangSong" w:cs="Times New Roman"/>
-          <w:b/>
-          <w:bCs/>
-        </w:rPr>
-        <w:t xml:space="preserve">第一反应是</w:t>
-      </w:r>
-      <w:r>
-        <w:rPr>
-          <w:rFonts w:ascii="Times New Roman" w:hAnsi="Times New Roman" w:eastAsia="Times New Roman" w:cs="Times New Roman"/>
-          <w:b/>
-          <w:bCs/>
-        </w:rPr>
-        <w:t xml:space="preserve"> Cram </w:t>
-      </w:r>
-      <w:r>
-        <w:rPr>
-          <w:rFonts w:hint="eastAsia" w:ascii="Times New Roman" w:hAnsi="Times New Roman" w:eastAsia="FangSong" w:cs="Times New Roman"/>
-          <w:b/>
-          <w:bCs/>
-        </w:rPr>
-        <w:t xml:space="preserve">螯合</w:t>
-      </w:r>
-      <w:r>
-        <w:rPr>
-          <w:rFonts w:hint="eastAsia" w:ascii="Times New Roman" w:hAnsi="Times New Roman" w:eastAsia="Times New Roman" w:cs="Times New Roman"/>
-        </w:rPr>
-        <w:t>，</w:t>
-      </w:r>
-      <w:r>
-        <w:rPr>
-          <w:rFonts w:hint="eastAsia" w:ascii="Times New Roman" w:hAnsi="Times New Roman" w:eastAsia="FangSong" w:cs="Times New Roman"/>
-        </w:rPr>
-        <w:t>不是</w:t>
-      </w:r>
-      <w:r>
-        <w:rPr>
-          <w:rFonts w:ascii="Times New Roman" w:hAnsi="Times New Roman" w:eastAsia="Times New Roman" w:cs="Times New Roman"/>
-        </w:rPr>
-        <w:t xml:space="preserve"> Felkin-Anh。</w:t>
-      </w:r>
-    </w:p>
-    <w:p>
-      <w:pPr>
-        <w:spacing w:before="160" w:after="80"/>
-      </w:pPr>
-      <w:r>
-        <w:pict>
-          <v:rect style="width:0;height:1.5pt" o:hralign="center" o:hrstd="t" o:hr="t"/>
-        </w:pict>
-      </w:r>
-    </w:p>
-    <w:bookmarkEnd w:id="37"/>
-    <w:bookmarkStart w:id="38" w:name="例4-evans-助剂烷基化完整三步推演"/>
-    <w:p>
-      <w:pPr>
-        <w:pStyle w:val="Heading3"/>
-        <w:spacing w:before="280" w:after="120"/>
-      </w:pPr>
-      <w:r>
-        <w:rPr>
-          <w:rFonts w:hint="eastAsia" w:ascii="Times New Roman" w:hAnsi="Times New Roman" w:eastAsia="SimHei" w:cs="Times New Roman"/>
-        </w:rPr>
-        <w:t>例</w:t>
-      </w:r>
-      <w:r>
-        <w:rPr>
-          <w:rFonts w:hint="eastAsia" w:ascii="Times New Roman" w:hAnsi="Times New Roman" w:eastAsia="Times New Roman" w:cs="Times New Roman"/>
-        </w:rPr>
-        <w:t>4</w:t>
-      </w:r>
-      <w:r>
-        <w:rPr>
-          <w:rFonts w:ascii="Times New Roman" w:hAnsi="Times New Roman" w:eastAsia="Times New Roman" w:cs="Times New Roman"/>
-        </w:rPr>
-        <w:t xml:space="preserve"> Evans </w:t>
-      </w:r>
-      <w:r>
-        <w:rPr>
-          <w:rFonts w:hint="eastAsia" w:ascii="Times New Roman" w:hAnsi="Times New Roman" w:eastAsia="SimHei" w:cs="Times New Roman"/>
-        </w:rPr>
-        <w:t>助剂烷基化</w:t>
-      </w:r>
-      <w:r>
-        <w:rPr>
-          <w:rFonts w:hint="eastAsia" w:ascii="Times New Roman" w:hAnsi="Times New Roman" w:eastAsia="Times New Roman" w:cs="Times New Roman"/>
-        </w:rPr>
-        <w:t>——</w:t>
-      </w:r>
-      <w:r>
-        <w:rPr>
-          <w:rFonts w:hint="eastAsia" w:ascii="Times New Roman" w:hAnsi="Times New Roman" w:eastAsia="SimHei" w:cs="Times New Roman"/>
-        </w:rPr>
-        <w:t>完整三步推演</w:t>
-      </w:r>
-      <w:r>
-        <w:rPr>
-          <w:rFonts w:ascii="Times New Roman" w:hAnsi="Times New Roman" w:eastAsia="Times New Roman" w:cs="Times New Roman"/>
-        </w:rPr>
-        <w:t xml:space="preserve"> ⭐⭐⭐⭐</w:t>
-      </w:r>
-    </w:p>
-    <w:p>
-      <w:pPr>
-        <w:pStyle w:val="FirstParagraph"/>
-      </w:pPr>
-      <w:r>
-        <w:rPr>
-          <w:rFonts w:hint="eastAsia" w:ascii="Times New Roman" w:hAnsi="Times New Roman" w:eastAsia="FangSong" w:cs="Times New Roman"/>
-          <w:b/>
-          <w:bCs/>
-        </w:rPr>
-        <w:t xml:space="preserve">题干</w:t>
-      </w:r>
-      <w:r>
-        <w:rPr>
-          <w:rFonts w:hint="eastAsia" w:ascii="Times New Roman" w:hAnsi="Times New Roman" w:eastAsia="Times New Roman" w:cs="Times New Roman"/>
-        </w:rPr>
-        <w:t>：</w:t>
-      </w:r>
-      <w:r>
-        <w:rPr>
-          <w:rFonts w:hint="eastAsia" w:ascii="Times New Roman" w:hAnsi="Times New Roman" w:eastAsia="FangSong" w:cs="Times New Roman"/>
-        </w:rPr>
-        <w:t>使用</w:t>
-      </w:r>
-      <w:r>
-        <w:rPr>
-          <w:rFonts w:hint="eastAsia" w:ascii="Times New Roman" w:hAnsi="Times New Roman" w:eastAsia="Times New Roman" w:cs="Times New Roman"/>
-        </w:rPr>
-        <w:t>(R)-4-</w:t>
-      </w:r>
-      <w:r>
-        <w:rPr>
-          <w:rFonts w:hint="eastAsia" w:ascii="Times New Roman" w:hAnsi="Times New Roman" w:eastAsia="FangSong" w:cs="Times New Roman"/>
-        </w:rPr>
-        <w:t>苄基</w:t>
-      </w:r>
-      <w:r>
-        <w:rPr>
-          <w:rFonts w:hint="eastAsia" w:ascii="Times New Roman" w:hAnsi="Times New Roman" w:eastAsia="Times New Roman" w:cs="Times New Roman"/>
-        </w:rPr>
-        <w:t>-2-</w:t>
-      </w:r>
-      <w:r>
-        <w:rPr>
-          <w:rFonts w:hint="eastAsia" w:ascii="Times New Roman" w:hAnsi="Times New Roman" w:eastAsia="FangSong" w:cs="Times New Roman"/>
-        </w:rPr>
-        <w:t>噁唑烷酮作为手性助剂时</w:t>
-      </w:r>
-      <w:r>
-        <w:rPr>
-          <w:rFonts w:hint="eastAsia" w:ascii="Times New Roman" w:hAnsi="Times New Roman" w:eastAsia="Times New Roman" w:cs="Times New Roman"/>
-        </w:rPr>
-        <w:t>，</w:t>
-      </w:r>
-      <w:r>
-        <w:rPr>
-          <w:rFonts w:hint="eastAsia" w:ascii="Times New Roman" w:hAnsi="Times New Roman" w:eastAsia="FangSong" w:cs="Times New Roman"/>
-        </w:rPr>
-        <w:t>丙酰氯经</w:t>
-      </w:r>
-      <w:r>
-        <w:rPr>
-          <w:rFonts w:ascii="Times New Roman" w:hAnsi="Times New Roman" w:eastAsia="Times New Roman" w:cs="Times New Roman"/>
-        </w:rPr>
-        <w:t xml:space="preserve"> Evans </w:t>
-      </w:r>
-      <w:r>
-        <w:rPr>
-          <w:rFonts w:hint="eastAsia" w:ascii="Times New Roman" w:hAnsi="Times New Roman" w:eastAsia="FangSong" w:cs="Times New Roman"/>
-        </w:rPr>
-        <w:t>烷基化</w:t>
-      </w:r>
-      <w:r>
-        <w:rPr>
-          <w:rFonts w:hint="eastAsia" w:ascii="Times New Roman" w:hAnsi="Times New Roman" w:eastAsia="Times New Roman" w:cs="Times New Roman"/>
-        </w:rPr>
-        <w:t>（LDA,</w:t>
-      </w:r>
-      <w:r>
-        <w:rPr>
-          <w:rFonts w:ascii="Times New Roman" w:hAnsi="Times New Roman" w:eastAsia="Times New Roman" w:cs="Times New Roman"/>
-        </w:rPr>
-        <w:t xml:space="preserve"> -78°C → BnBr → </w:t>
-      </w:r>
-      <w:r>
-        <w:rPr>
-          <w:rFonts w:hint="eastAsia" w:ascii="Times New Roman" w:hAnsi="Times New Roman" w:eastAsia="Times New Roman" w:cs="Times New Roman"/>
-        </w:rPr>
-        <w:t>LiOH/H</w:t>
-      </w:r>
-      <w:r>
-        <w:rPr>
-          <w:rFonts w:hint="eastAsia" w:ascii="Times New Roman" w:hAnsi="Times New Roman" w:eastAsia="Times New Roman" w:cs="Times New Roman"/>
-          <w:vertAlign w:val="subscript"/>
-        </w:rPr>
-        <w:t>2</w:t>
-      </w:r>
-      <w:r>
-        <w:rPr>
-          <w:rFonts w:hint="eastAsia" w:ascii="Times New Roman" w:hAnsi="Times New Roman" w:eastAsia="Times New Roman" w:cs="Times New Roman"/>
-        </w:rPr>
-        <w:t>O</w:t>
-      </w:r>
-      <w:r>
-        <w:rPr>
-          <w:rFonts w:hint="eastAsia" w:ascii="Times New Roman" w:hAnsi="Times New Roman" w:eastAsia="Times New Roman" w:cs="Times New Roman"/>
-          <w:vertAlign w:val="subscript"/>
-        </w:rPr>
-        <w:t>2</w:t>
-      </w:r>
-      <w:r>
-        <w:rPr>
-          <w:rFonts w:hint="eastAsia" w:ascii="Times New Roman" w:hAnsi="Times New Roman" w:eastAsia="FangSong" w:cs="Times New Roman"/>
-        </w:rPr>
-        <w:t>水解</w:t>
-      </w:r>
-      <w:r>
-        <w:rPr>
-          <w:rFonts w:hint="eastAsia" w:ascii="Times New Roman" w:hAnsi="Times New Roman" w:eastAsia="Times New Roman" w:cs="Times New Roman"/>
-        </w:rPr>
-        <w:t>）</w:t>
-      </w:r>
-      <w:r>
-        <w:rPr>
-          <w:rFonts w:hint="eastAsia" w:ascii="Times New Roman" w:hAnsi="Times New Roman" w:eastAsia="FangSong" w:cs="Times New Roman"/>
-        </w:rPr>
-        <w:t>后的产物是什么</w:t>
-      </w:r>
-      <w:r>
-        <w:rPr>
-          <w:rFonts w:hint="eastAsia" w:ascii="Times New Roman" w:hAnsi="Times New Roman" w:eastAsia="Times New Roman" w:cs="Times New Roman"/>
-        </w:rPr>
-        <w:t>？</w:t>
-      </w:r>
-      <w:r>
-        <w:rPr>
-          <w:rFonts w:hint="eastAsia" w:ascii="Times New Roman" w:hAnsi="Times New Roman" w:eastAsia="FangSong" w:cs="Times New Roman"/>
-        </w:rPr>
-        <w:t>预测产物的绝对构型</w:t>
-      </w:r>
-      <w:r>
-        <w:rPr>
-          <w:rFonts w:hint="eastAsia" w:ascii="Times New Roman" w:hAnsi="Times New Roman" w:eastAsia="Times New Roman" w:cs="Times New Roman"/>
-        </w:rPr>
-        <w:t>。</w:t>
-      </w:r>
-    </w:p>
-    <w:p>
-      <w:pPr>
-        <w:pStyle w:val="BodyText"/>
-      </w:pPr>
-      <w:r>
-        <w:rPr>
-          <w:rFonts w:hint="eastAsia" w:ascii="Times New Roman" w:hAnsi="Times New Roman" w:eastAsia="FangSong" w:cs="Times New Roman"/>
-          <w:b/>
-          <w:bCs/>
-        </w:rPr>
-        <w:t xml:space="preserve">思路</w:t>
-      </w:r>
-      <w:r>
-        <w:rPr>
-          <w:rFonts w:hint="eastAsia" w:ascii="Times New Roman" w:hAnsi="Times New Roman" w:eastAsia="Times New Roman" w:cs="Times New Roman"/>
-        </w:rPr>
-        <w:t xml:space="preserve">：Evans</w:t>
-      </w:r>
-      <w:r>
-        <w:rPr>
-          <w:rFonts w:ascii="Times New Roman" w:hAnsi="Times New Roman" w:eastAsia="Times New Roman" w:cs="Times New Roman"/>
-        </w:rPr>
-        <w:t xml:space="preserve"> </w:t>
-      </w:r>
-      <w:r>
-        <w:rPr>
-          <w:rFonts w:hint="eastAsia" w:ascii="Times New Roman" w:hAnsi="Times New Roman" w:eastAsia="FangSong" w:cs="Times New Roman"/>
-        </w:rPr>
-        <w:t xml:space="preserve">三步序列</w:t>
-      </w:r>
-      <w:r>
-        <w:rPr>
-          <w:rFonts w:ascii="Times New Roman" w:hAnsi="Times New Roman" w:eastAsia="Times New Roman" w:cs="Times New Roman"/>
-        </w:rPr>
-        <w:t xml:space="preserve"> + </w:t>
-      </w:r>
-      <w:r>
-        <w:rPr>
-          <w:rFonts w:hint="eastAsia" w:ascii="Times New Roman" w:hAnsi="Times New Roman" w:eastAsia="Times New Roman" w:cs="Times New Roman"/>
-        </w:rPr>
-        <w:t>(Z)-</w:t>
-      </w:r>
-      <w:r>
-        <w:rPr>
-          <w:rFonts w:hint="eastAsia" w:ascii="Times New Roman" w:hAnsi="Times New Roman" w:eastAsia="FangSong" w:cs="Times New Roman"/>
-        </w:rPr>
-        <w:t>烯醇</w:t>
-      </w:r>
-      <w:r>
-        <w:rPr>
-          <w:rFonts w:ascii="Times New Roman" w:hAnsi="Times New Roman" w:eastAsia="Times New Roman" w:cs="Times New Roman"/>
-        </w:rPr>
-        <w:t xml:space="preserve"> + </w:t>
-      </w:r>
-      <w:r>
-        <w:rPr>
-          <w:rFonts w:hint="eastAsia" w:ascii="Times New Roman" w:hAnsi="Times New Roman" w:eastAsia="FangSong" w:cs="Times New Roman"/>
-        </w:rPr>
-        <w:t>面选择性</w:t>
-      </w:r>
-      <w:r>
-        <w:rPr>
-          <w:rFonts w:hint="eastAsia" w:ascii="Times New Roman" w:hAnsi="Times New Roman" w:eastAsia="Times New Roman" w:cs="Times New Roman"/>
-        </w:rPr>
-        <w:t>。</w:t>
-      </w:r>
-    </w:p>
-    <w:p>
-      <w:pPr>
-        <w:pStyle w:val="BodyText"/>
-      </w:pPr>
-      <w:r>
-        <w:rPr>
-          <w:rFonts w:hint="eastAsia" w:ascii="Times New Roman" w:hAnsi="Times New Roman" w:eastAsia="FangSong" w:cs="Times New Roman"/>
-          <w:b/>
-          <w:bCs/>
-        </w:rPr>
-        <w:t xml:space="preserve">解析</w:t>
-      </w:r>
-      <w:r>
-        <w:rPr>
-          <w:rFonts w:hint="eastAsia" w:ascii="Times New Roman" w:hAnsi="Times New Roman" w:eastAsia="Times New Roman" w:cs="Times New Roman"/>
-        </w:rPr>
-        <w:t xml:space="preserve">：</w:t>
-      </w:r>
-    </w:p>
-    <w:p>
-      <w:pPr>
-        <w:pStyle w:val="Compact"/>
-        <w:numPr>
-          <w:ilvl w:val="0"/>
-          <w:numId w:val="1012"/>
-        </w:numPr>
-      </w:pPr>
-      <w:r>
-        <w:rPr>
-          <w:rFonts w:ascii="Times New Roman" w:hAnsi="Times New Roman" w:eastAsia="Times New Roman" w:cs="Times New Roman"/>
-          <w:b/>
-          <w:bCs/>
-        </w:rPr>
-        <w:t xml:space="preserve">Step 1 - </w:t>
-      </w:r>
-      <w:r>
-        <w:rPr>
-          <w:rFonts w:hint="eastAsia" w:ascii="Times New Roman" w:hAnsi="Times New Roman" w:eastAsia="FangSong" w:cs="Times New Roman"/>
-          <w:b/>
-          <w:bCs/>
-        </w:rPr>
-        <w:t xml:space="preserve">酰化</w:t>
-      </w:r>
-      <w:r>
-        <w:rPr>
-          <w:rFonts w:hint="eastAsia" w:ascii="Times New Roman" w:hAnsi="Times New Roman" w:eastAsia="Times New Roman" w:cs="Times New Roman"/>
-        </w:rPr>
-        <w:t xml:space="preserve">：</w:t>
       </w:r>
     </w:p>
     <w:p>
@@ -18709,83 +16027,53 @@
       </w:pPr>
       <w:r>
         <w:rPr>
-          <w:rFonts w:hint="eastAsia" w:ascii="Times New Roman" w:hAnsi="Times New Roman" w:eastAsia="FangSong" w:cs="Times New Roman"/>
-        </w:rPr>
-        <w:t xml:space="preserve">丙酰氯</w:t>
-      </w:r>
-      <w:r>
-        <w:rPr>
-          <w:rFonts w:ascii="Times New Roman" w:hAnsi="Times New Roman" w:eastAsia="Times New Roman" w:cs="Times New Roman"/>
-        </w:rPr>
-        <w:t xml:space="preserve"> (CH</w:t>
-      </w:r>
-      <w:r>
-        <w:rPr>
-          <w:rFonts w:ascii="Times New Roman" w:hAnsi="Times New Roman" w:eastAsia="Times New Roman" w:cs="Times New Roman"/>
+          <w:rFonts w:hint="eastAsia" w:ascii="Times New Roman" w:hAnsi="Times New Roman" w:eastAsia="Times New Roman" w:cs="Times New Roman"/>
+        </w:rPr>
+        <w:t>L（CH</w:t>
+      </w:r>
+      <w:r>
+        <w:rPr>
+          <w:rFonts w:hint="eastAsia" w:ascii="Times New Roman" w:hAnsi="Times New Roman" w:eastAsia="Times New Roman" w:cs="Times New Roman"/>
           <w:vertAlign w:val="subscript"/>
         </w:rPr>
+        <w:t>2</w:t>
+      </w:r>
+      <w:r>
+        <w:rPr>
+          <w:rFonts w:hint="eastAsia" w:ascii="Times New Roman" w:hAnsi="Times New Roman" w:eastAsia="Times New Roman" w:cs="Times New Roman"/>
+        </w:rPr>
+        <w:t>CH</w:t>
+      </w:r>
+      <w:r>
+        <w:rPr>
+          <w:rFonts w:hint="eastAsia" w:ascii="Times New Roman" w:hAnsi="Times New Roman" w:eastAsia="Times New Roman" w:cs="Times New Roman"/>
+          <w:vertAlign w:val="subscript"/>
+        </w:rPr>
         <w:t>3</w:t>
       </w:r>
       <w:r>
         <w:rPr>
-          <w:rFonts w:ascii="Times New Roman" w:hAnsi="Times New Roman" w:eastAsia="Times New Roman" w:cs="Times New Roman"/>
-        </w:rPr>
-        <w:t>CH</w:t>
-      </w:r>
-      <w:r>
-        <w:rPr>
-          <w:rFonts w:ascii="Times New Roman" w:hAnsi="Times New Roman" w:eastAsia="Times New Roman" w:cs="Times New Roman"/>
-          <w:vertAlign w:val="subscript"/>
-        </w:rPr>
-        <w:t>2</w:t>
-      </w:r>
-      <w:r>
-        <w:rPr>
-          <w:rFonts w:ascii="Times New Roman" w:hAnsi="Times New Roman" w:eastAsia="Times New Roman" w:cs="Times New Roman"/>
-        </w:rPr>
-        <w:t xml:space="preserve">COCl) + </w:t>
-      </w:r>
-      <w:r>
-        <w:rPr>
-          <w:rFonts w:hint="eastAsia" w:ascii="Times New Roman" w:hAnsi="Times New Roman" w:eastAsia="Times New Roman" w:cs="Times New Roman"/>
-        </w:rPr>
-        <w:t>(R)-4-</w:t>
-      </w:r>
-      <w:r>
-        <w:rPr>
-          <w:rFonts w:hint="eastAsia" w:ascii="Times New Roman" w:hAnsi="Times New Roman" w:eastAsia="FangSong" w:cs="Times New Roman"/>
-        </w:rPr>
-        <w:t>苄基</w:t>
-      </w:r>
-      <w:r>
-        <w:rPr>
-          <w:rFonts w:hint="eastAsia" w:ascii="Times New Roman" w:hAnsi="Times New Roman" w:eastAsia="Times New Roman" w:cs="Times New Roman"/>
-        </w:rPr>
-        <w:t>-2-</w:t>
-      </w:r>
-      <w:r>
-        <w:rPr>
-          <w:rFonts w:hint="eastAsia" w:ascii="Times New Roman" w:hAnsi="Times New Roman" w:eastAsia="FangSong" w:cs="Times New Roman"/>
-        </w:rPr>
-        <w:t>噁唑烷酮</w:t>
-      </w:r>
-      <w:r>
-        <w:rPr>
-          <w:rFonts w:ascii="Times New Roman" w:hAnsi="Times New Roman" w:eastAsia="Times New Roman" w:cs="Times New Roman"/>
-        </w:rPr>
-        <w:t xml:space="preserve"> → </w:t>
-      </w:r>
-      <w:r>
-        <w:rPr>
-          <w:rFonts w:hint="eastAsia" w:ascii="Times New Roman" w:hAnsi="Times New Roman" w:eastAsia="Times New Roman" w:cs="Times New Roman"/>
-        </w:rPr>
-        <w:t>N-</w:t>
-      </w:r>
-      <w:r>
-        <w:rPr>
-          <w:rFonts w:hint="eastAsia" w:ascii="Times New Roman" w:hAnsi="Times New Roman" w:eastAsia="FangSong" w:cs="Times New Roman"/>
-        </w:rPr>
-        <w:t>丙酰基噁唑烷酮</w:t>
+          <w:rFonts w:hint="eastAsia" w:ascii="Times New Roman" w:hAnsi="Times New Roman" w:eastAsia="Times New Roman" w:cs="Times New Roman"/>
+        </w:rPr>
+        <w:t>）</w:t>
+      </w:r>
+      <w:r>
+        <w:rPr>
+          <w:rFonts w:hint="eastAsia" w:ascii="Times New Roman" w:hAnsi="Times New Roman" w:eastAsia="FangSong" w:cs="Times New Roman"/>
+        </w:rPr>
+        <w:t>垂直于</w:t>
+      </w:r>
+      <w:r>
+        <w:rPr>
+          <w:rFonts w:ascii="Times New Roman" w:hAnsi="Times New Roman" w:eastAsia="Times New Roman" w:cs="Times New Roman"/>
+        </w:rPr>
+        <w:t xml:space="preserve"> C=O </w:t>
+      </w:r>
+      <w:r>
+        <w:rPr>
+          <w:rFonts w:hint="eastAsia" w:ascii="Times New Roman" w:hAnsi="Times New Roman" w:eastAsia="FangSong" w:cs="Times New Roman"/>
+        </w:rPr>
+        <w:t xml:space="preserve">平面</w:t>
       </w:r>
     </w:p>
     <w:p>
@@ -18798,21 +16086,2555 @@
       </w:pPr>
       <w:r>
         <w:rPr>
-          <w:rFonts w:hint="eastAsia" w:ascii="Times New Roman" w:hAnsi="Times New Roman" w:eastAsia="FangSong" w:cs="Times New Roman"/>
-        </w:rPr>
-        <w:t xml:space="preserve">噁唑烷酮的</w:t>
-      </w:r>
-      <w:r>
-        <w:rPr>
-          <w:rFonts w:ascii="Times New Roman" w:hAnsi="Times New Roman" w:eastAsia="Times New Roman" w:cs="Times New Roman"/>
-        </w:rPr>
-        <w:t xml:space="preserve"> N </w:t>
-      </w:r>
-      <w:r>
-        <w:rPr>
-          <w:rFonts w:hint="eastAsia" w:ascii="Times New Roman" w:hAnsi="Times New Roman" w:eastAsia="FangSong" w:cs="Times New Roman"/>
-        </w:rPr>
-        <w:t xml:space="preserve">上挂上丙酰基</w:t>
+          <w:rFonts w:hint="eastAsia" w:ascii="Times New Roman" w:hAnsi="Times New Roman" w:eastAsia="Times New Roman" w:cs="Times New Roman"/>
+        </w:rPr>
+        <w:t>M（CH</w:t>
+      </w:r>
+      <w:r>
+        <w:rPr>
+          <w:rFonts w:hint="eastAsia" w:ascii="Times New Roman" w:hAnsi="Times New Roman" w:eastAsia="Times New Roman" w:cs="Times New Roman"/>
+          <w:vertAlign w:val="subscript"/>
+        </w:rPr>
+        <w:t>3</w:t>
+      </w:r>
+      <w:r>
+        <w:rPr>
+          <w:rFonts w:hint="eastAsia" w:ascii="Times New Roman" w:hAnsi="Times New Roman" w:eastAsia="Times New Roman" w:cs="Times New Roman"/>
+        </w:rPr>
+        <w:t>）</w:t>
+      </w:r>
+      <w:r>
+        <w:rPr>
+          <w:rFonts w:hint="eastAsia" w:ascii="Times New Roman" w:hAnsi="Times New Roman" w:eastAsia="FangSong" w:cs="Times New Roman"/>
+        </w:rPr>
+        <w:t>在</w:t>
+      </w:r>
+      <w:r>
+        <w:rPr>
+          <w:rFonts w:ascii="Times New Roman" w:hAnsi="Times New Roman" w:eastAsia="Times New Roman" w:cs="Times New Roman"/>
+        </w:rPr>
+        <w:t xml:space="preserve"> C=O </w:t>
+      </w:r>
+      <w:r>
+        <w:rPr>
+          <w:rFonts w:hint="eastAsia" w:ascii="Times New Roman" w:hAnsi="Times New Roman" w:eastAsia="FangSong" w:cs="Times New Roman"/>
+        </w:rPr>
+        <w:t xml:space="preserve">同侧</w:t>
+      </w:r>
+    </w:p>
+    <w:p>
+      <w:pPr>
+        <w:pStyle w:val="Compact"/>
+        <w:numPr>
+          <w:ilvl w:val="1"/>
+          <w:numId w:val="1013"/>
+        </w:numPr>
+      </w:pPr>
+      <w:r>
+        <w:rPr>
+          <w:rFonts w:hint="eastAsia" w:ascii="Times New Roman" w:hAnsi="Times New Roman" w:eastAsia="Times New Roman" w:cs="Times New Roman"/>
+        </w:rPr>
+        <w:t>S（H）</w:t>
+      </w:r>
+      <w:r>
+        <w:rPr>
+          <w:rFonts w:hint="eastAsia" w:ascii="Times New Roman" w:hAnsi="Times New Roman" w:eastAsia="FangSong" w:cs="Times New Roman"/>
+        </w:rPr>
+        <w:t>在另一侧</w:t>
+      </w:r>
+    </w:p>
+    <w:p>
+      <w:pPr>
+        <w:numPr>
+          <w:ilvl w:val="0"/>
+          <w:numId w:val="1011"/>
+        </w:numPr>
+      </w:pPr>
+      <w:r>
+        <w:rPr>
+          <w:rFonts w:ascii="Times New Roman" w:hAnsi="Times New Roman" w:eastAsia="Times New Roman" w:cs="Times New Roman"/>
+        </w:rPr>
+        <w:t>CH</w:t>
+      </w:r>
+      <w:r>
+        <w:rPr>
+          <w:rFonts w:ascii="Times New Roman" w:hAnsi="Times New Roman" w:eastAsia="Times New Roman" w:cs="Times New Roman"/>
+          <w:vertAlign w:val="subscript"/>
+        </w:rPr>
+        <w:t>3</w:t>
+      </w:r>
+      <w:r>
+        <w:rPr>
+          <w:rFonts w:ascii="Times New Roman" w:hAnsi="Times New Roman" w:eastAsia="Times New Roman" w:cs="Times New Roman"/>
+        </w:rPr>
+        <w:t xml:space="preserve">MgBr </w:t>
+      </w:r>
+      <w:r>
+        <w:rPr>
+          <w:rFonts w:hint="eastAsia" w:ascii="Times New Roman" w:hAnsi="Times New Roman" w:eastAsia="FangSong" w:cs="Times New Roman"/>
+        </w:rPr>
+        <w:t xml:space="preserve">从</w:t>
+      </w:r>
+      <w:r>
+        <w:rPr>
+          <w:rFonts w:ascii="Times New Roman" w:hAnsi="Times New Roman" w:eastAsia="Times New Roman" w:cs="Times New Roman"/>
+        </w:rPr>
+        <w:t xml:space="preserve"> </w:t>
+      </w:r>
+      <w:r>
+        <w:rPr>
+          <w:rFonts w:hint="eastAsia" w:ascii="Times New Roman" w:hAnsi="Times New Roman" w:eastAsia="Times New Roman" w:cs="Times New Roman"/>
+        </w:rPr>
+        <w:t>S（H）</w:t>
+      </w:r>
+      <w:r>
+        <w:rPr>
+          <w:rFonts w:hint="eastAsia" w:ascii="Times New Roman" w:hAnsi="Times New Roman" w:eastAsia="FangSong" w:cs="Times New Roman"/>
+        </w:rPr>
+        <w:t>侧进攻</w:t>
+      </w:r>
+      <w:r>
+        <w:rPr>
+          <w:rFonts w:ascii="Times New Roman" w:hAnsi="Times New Roman" w:eastAsia="Times New Roman" w:cs="Times New Roman"/>
+        </w:rPr>
+        <w:t xml:space="preserve"> C=O → </w:t>
+      </w:r>
+      <w:r>
+        <w:rPr>
+          <w:rFonts w:hint="eastAsia" w:ascii="Times New Roman" w:hAnsi="Times New Roman" w:eastAsia="FangSong" w:cs="Times New Roman"/>
+        </w:rPr>
+        <w:t xml:space="preserve">形成新的手性中心</w:t>
+      </w:r>
+    </w:p>
+    <w:p>
+      <w:pPr>
+        <w:numPr>
+          <w:ilvl w:val="0"/>
+          <w:numId w:val="1011"/>
+        </w:numPr>
+      </w:pPr>
+      <w:r>
+        <w:rPr>
+          <w:rFonts w:hint="eastAsia" w:ascii="Times New Roman" w:hAnsi="Times New Roman" w:eastAsia="FangSong" w:cs="Times New Roman"/>
+        </w:rPr>
+        <w:t>产物的绝对构型</w:t>
+      </w:r>
+      <w:r>
+        <w:rPr>
+          <w:rFonts w:hint="eastAsia" w:ascii="Times New Roman" w:hAnsi="Times New Roman" w:eastAsia="Times New Roman" w:cs="Times New Roman"/>
+        </w:rPr>
+        <w:t>：</w:t>
+      </w:r>
+      <w:r>
+        <w:rPr>
+          <w:rFonts w:hint="eastAsia" w:ascii="Times New Roman" w:hAnsi="Times New Roman" w:eastAsia="FangSong" w:cs="Times New Roman"/>
+        </w:rPr>
+        <w:t>需要具体画图确定</w:t>
+      </w:r>
+      <w:r>
+        <w:rPr>
+          <w:rFonts w:hint="eastAsia" w:ascii="Times New Roman" w:hAnsi="Times New Roman" w:eastAsia="Times New Roman" w:cs="Times New Roman"/>
+        </w:rPr>
+        <w:t>。</w:t>
+      </w:r>
+      <w:r>
+        <w:rPr>
+          <w:rFonts w:hint="eastAsia" w:ascii="Times New Roman" w:hAnsi="Times New Roman" w:eastAsia="FangSong" w:cs="Times New Roman"/>
+        </w:rPr>
+        <w:t>大致方向是</w:t>
+      </w:r>
+      <w:r>
+        <w:rPr>
+          <w:rFonts w:hint="eastAsia" w:ascii="Times New Roman" w:hAnsi="Times New Roman" w:eastAsia="Times New Roman" w:cs="Times New Roman"/>
+        </w:rPr>
+        <w:t>：</w:t>
+      </w:r>
+      <w:r>
+        <w:rPr>
+          <w:rFonts w:hint="eastAsia" w:ascii="Times New Roman" w:hAnsi="Times New Roman" w:eastAsia="FangSong" w:cs="Times New Roman"/>
+        </w:rPr>
+        <w:t>如果</w:t>
+      </w:r>
+      <w:r>
+        <w:rPr>
+          <w:rFonts w:ascii="Times New Roman" w:hAnsi="Times New Roman" w:eastAsia="Times New Roman" w:cs="Times New Roman"/>
+        </w:rPr>
+        <w:t xml:space="preserve"> H </w:t>
+      </w:r>
+      <w:r>
+        <w:rPr>
+          <w:rFonts w:hint="eastAsia" w:ascii="Times New Roman" w:hAnsi="Times New Roman" w:eastAsia="FangSong" w:cs="Times New Roman"/>
+        </w:rPr>
+        <w:t>侧进攻</w:t>
+      </w:r>
+      <w:r>
+        <w:rPr>
+          <w:rFonts w:hint="eastAsia" w:ascii="Times New Roman" w:hAnsi="Times New Roman" w:eastAsia="Times New Roman" w:cs="Times New Roman"/>
+        </w:rPr>
+        <w:t>，</w:t>
+      </w:r>
+      <w:r>
+        <w:rPr>
+          <w:rFonts w:hint="eastAsia" w:ascii="Times New Roman" w:hAnsi="Times New Roman" w:eastAsia="FangSong" w:cs="Times New Roman"/>
+        </w:rPr>
+        <w:t>且</w:t>
+      </w:r>
+      <w:r>
+        <w:rPr>
+          <w:rFonts w:ascii="Times New Roman" w:hAnsi="Times New Roman" w:eastAsia="Times New Roman" w:cs="Times New Roman"/>
+        </w:rPr>
+        <w:t xml:space="preserve"> L </w:t>
+      </w:r>
+      <w:r>
+        <w:rPr>
+          <w:rFonts w:hint="eastAsia" w:ascii="Times New Roman" w:hAnsi="Times New Roman" w:eastAsia="FangSong" w:cs="Times New Roman"/>
+        </w:rPr>
+        <w:t>垂直</w:t>
+      </w:r>
+      <w:r>
+        <w:rPr>
+          <w:rFonts w:hint="eastAsia" w:ascii="Times New Roman" w:hAnsi="Times New Roman" w:eastAsia="Times New Roman" w:cs="Times New Roman"/>
+        </w:rPr>
+        <w:t>，</w:t>
+      </w:r>
+      <w:r>
+        <w:rPr>
+          <w:rFonts w:hint="eastAsia" w:ascii="Times New Roman" w:hAnsi="Times New Roman" w:eastAsia="FangSong" w:cs="Times New Roman"/>
+        </w:rPr>
+        <w:t>则新的手性中心的构型取决于具体的</w:t>
+      </w:r>
+      <w:r>
+        <w:rPr>
+          <w:rFonts w:ascii="Times New Roman" w:hAnsi="Times New Roman" w:eastAsia="Times New Roman" w:cs="Times New Roman"/>
+        </w:rPr>
+        <w:t xml:space="preserve"> 3D </w:t>
+      </w:r>
+      <w:r>
+        <w:rPr>
+          <w:rFonts w:hint="eastAsia" w:ascii="Times New Roman" w:hAnsi="Times New Roman" w:eastAsia="FangSong" w:cs="Times New Roman"/>
+        </w:rPr>
+        <w:t>取向</w:t>
+      </w:r>
+      <w:r>
+        <w:rPr>
+          <w:rFonts w:hint="eastAsia" w:ascii="Times New Roman" w:hAnsi="Times New Roman" w:eastAsia="Times New Roman" w:cs="Times New Roman"/>
+        </w:rPr>
+        <w:t>。</w:t>
+      </w:r>
+    </w:p>
+    <w:p>
+      <w:pPr>
+        <w:pStyle w:val="FirstParagraph"/>
+      </w:pPr>
+      <w:r>
+        <w:rPr>
+          <w:rFonts w:hint="eastAsia" w:ascii="Times New Roman" w:hAnsi="Times New Roman" w:eastAsia="FangSong" w:cs="Times New Roman"/>
+          <w:b/>
+          <w:bCs/>
+        </w:rPr>
+        <w:t xml:space="preserve">更精确的分析</w:t>
+      </w:r>
+      <w:r>
+        <w:rPr>
+          <w:rFonts w:hint="eastAsia" w:ascii="Times New Roman" w:hAnsi="Times New Roman" w:eastAsia="Times New Roman" w:cs="Times New Roman"/>
+        </w:rPr>
+        <w:t>（</w:t>
+      </w:r>
+      <w:r>
+        <w:rPr>
+          <w:rFonts w:hint="eastAsia" w:ascii="Times New Roman" w:hAnsi="Times New Roman" w:eastAsia="FangSong" w:cs="Times New Roman"/>
+        </w:rPr>
+        <w:t>竞赛级别</w:t>
+      </w:r>
+      <w:r>
+        <w:rPr>
+          <w:rFonts w:hint="eastAsia" w:ascii="Times New Roman" w:hAnsi="Times New Roman" w:eastAsia="Times New Roman" w:cs="Times New Roman"/>
+        </w:rPr>
+        <w:t>）：</w:t>
+      </w:r>
+    </w:p>
+    <w:p>
+      <w:pPr>
+        <w:pStyle w:val="BodyText"/>
+      </w:pPr>
+      <w:r>
+        <w:rPr>
+          <w:rFonts w:hint="eastAsia" w:ascii="Times New Roman" w:hAnsi="Times New Roman" w:eastAsia="FangSong" w:cs="Times New Roman"/>
+        </w:rPr>
+        <w:t xml:space="preserve">画出</w:t>
+      </w:r>
+      <w:r>
+        <w:rPr>
+          <w:rFonts w:ascii="Times New Roman" w:hAnsi="Times New Roman" w:eastAsia="Times New Roman" w:cs="Times New Roman"/>
+        </w:rPr>
+        <w:t xml:space="preserve"> Newman </w:t>
+      </w:r>
+      <w:r>
+        <w:rPr>
+          <w:rFonts w:hint="eastAsia" w:ascii="Times New Roman" w:hAnsi="Times New Roman" w:eastAsia="FangSong" w:cs="Times New Roman"/>
+        </w:rPr>
+        <w:t>投影</w:t>
+      </w:r>
+      <w:r>
+        <w:rPr>
+          <w:rFonts w:hint="eastAsia" w:ascii="Times New Roman" w:hAnsi="Times New Roman" w:eastAsia="Times New Roman" w:cs="Times New Roman"/>
+        </w:rPr>
+        <w:t>（</w:t>
+      </w:r>
+      <w:r>
+        <w:rPr>
+          <w:rFonts w:hint="eastAsia" w:ascii="Times New Roman" w:hAnsi="Times New Roman" w:eastAsia="FangSong" w:cs="Times New Roman"/>
+        </w:rPr>
+        <w:t>沿</w:t>
+      </w:r>
+      <w:r>
+        <w:rPr>
+          <w:rFonts w:ascii="Times New Roman" w:hAnsi="Times New Roman" w:eastAsia="Times New Roman" w:cs="Times New Roman"/>
+        </w:rPr>
+        <w:t xml:space="preserve"> Cα→C=O </w:t>
+      </w:r>
+      <w:r>
+        <w:rPr>
+          <w:rFonts w:hint="eastAsia" w:ascii="Times New Roman" w:hAnsi="Times New Roman" w:eastAsia="FangSong" w:cs="Times New Roman"/>
+        </w:rPr>
+        <w:t>方向看</w:t>
+      </w:r>
+      <w:r>
+        <w:rPr>
+          <w:rFonts w:hint="eastAsia" w:ascii="Times New Roman" w:hAnsi="Times New Roman" w:eastAsia="Times New Roman" w:cs="Times New Roman"/>
+        </w:rPr>
+        <w:t>）：</w:t>
+      </w:r>
+    </w:p>
+    <w:p>
+      <w:pPr>
+        <w:pStyle w:val="SourceCode"/>
+      </w:pPr>
+      <w:r>
+        <w:rPr>
+          <w:rStyle w:val="VerbatimChar"/>
+          <w:rFonts w:ascii="SimSun" w:hAnsi="SimSun" w:eastAsia="SimSun" w:cs="SimSun"/>
+        </w:rPr>
+        <w:t xml:space="preserve">      O</w:t>
+      </w:r>
+      <w:r>
+        <w:rPr>
+          <w:rFonts w:ascii="SimSun" w:hAnsi="SimSun" w:eastAsia="SimSun" w:cs="SimSun"/>
+        </w:rPr>
+        <w:br/>
+      </w:r>
+      <w:r>
+        <w:rPr>
+          <w:rStyle w:val="VerbatimChar"/>
+          <w:rFonts w:ascii="SimSun" w:hAnsi="SimSun" w:eastAsia="SimSun" w:cs="SimSun"/>
+        </w:rPr>
+        <w:t xml:space="preserve">      ‖</w:t>
+      </w:r>
+      <w:r>
+        <w:rPr>
+          <w:rFonts w:ascii="SimSun" w:hAnsi="SimSun" w:eastAsia="SimSun" w:cs="SimSun"/>
+        </w:rPr>
+        <w:br/>
+      </w:r>
+      <w:r>
+        <w:rPr>
+          <w:rStyle w:val="VerbatimChar"/>
+          <w:rFonts w:ascii="SimSun" w:hAnsi="SimSun" w:eastAsia="SimSun" w:cs="SimSun"/>
+        </w:rPr>
+        <w:t xml:space="preserve">    Cα — C</w:t>
+      </w:r>
+      <w:r>
+        <w:rPr>
+          <w:rFonts w:ascii="SimSun" w:hAnsi="SimSun" w:eastAsia="SimSun" w:cs="SimSun"/>
+        </w:rPr>
+        <w:br/>
+      </w:r>
+      <w:r>
+        <w:rPr>
+          <w:rStyle w:val="VerbatimChar"/>
+          <w:rFonts w:ascii="SimSun" w:hAnsi="SimSun" w:eastAsia="SimSun" w:cs="SimSun"/>
+        </w:rPr>
+        <w:t xml:space="preserve">    / | \</w:t>
+      </w:r>
+      <w:r>
+        <w:rPr>
+          <w:rFonts w:ascii="SimSun" w:hAnsi="SimSun" w:eastAsia="SimSun" w:cs="SimSun"/>
+        </w:rPr>
+        <w:br/>
+      </w:r>
+      <w:r>
+        <w:rPr>
+          <w:rStyle w:val="VerbatimChar"/>
+          <w:rFonts w:ascii="SimSun" w:hAnsi="SimSun" w:eastAsia="SimSun" w:cs="SimSun"/>
+        </w:rPr>
+        <w:t xml:space="preserve">   L  M  </w:t>
+      </w:r>
+      <w:r>
+        <w:rPr>
+          <w:rStyle w:val="VerbatimChar"/>
+          <w:rFonts w:hint="eastAsia" w:ascii="SimSun" w:hAnsi="SimSun" w:eastAsia="SimSun" w:cs="SimSun"/>
+        </w:rPr>
+        <w:t xml:space="preserve">S（H</w:t>
+      </w:r>
+      <w:r>
+        <w:rPr>
+          <w:rStyle w:val="VerbatimChar"/>
+          <w:rFonts w:ascii="SimSun" w:hAnsi="SimSun" w:eastAsia="SimSun" w:cs="SimSun"/>
+        </w:rPr>
+        <w:t xml:space="preserve"> </w:t>
+      </w:r>
+      <w:r>
+        <w:rPr>
+          <w:rStyle w:val="VerbatimChar"/>
+          <w:rFonts w:hint="eastAsia" w:ascii="SimSun" w:hAnsi="SimSun" w:eastAsia="SimSun" w:cs="SimSun"/>
+        </w:rPr>
+        <w:t xml:space="preserve">朝前或朝后取决于</w:t>
+      </w:r>
+      <w:r>
+        <w:rPr>
+          <w:rStyle w:val="VerbatimChar"/>
+          <w:rFonts w:ascii="SimSun" w:hAnsi="SimSun" w:eastAsia="SimSun" w:cs="SimSun"/>
+        </w:rPr>
+        <w:t xml:space="preserve"> Newman </w:t>
+      </w:r>
+      <w:r>
+        <w:rPr>
+          <w:rStyle w:val="VerbatimChar"/>
+          <w:rFonts w:hint="eastAsia" w:ascii="SimSun" w:hAnsi="SimSun" w:eastAsia="SimSun" w:cs="SimSun"/>
+        </w:rPr>
+        <w:t>取向</w:t>
+      </w:r>
+      <w:r>
+        <w:rPr>
+          <w:rStyle w:val="VerbatimChar"/>
+          <w:rFonts w:hint="eastAsia" w:ascii="SimSun" w:hAnsi="SimSun" w:eastAsia="SimSun" w:cs="SimSun"/>
+        </w:rPr>
+        <w:t>）</w:t>
+      </w:r>
+    </w:p>
+    <w:p>
+      <w:pPr>
+        <w:pStyle w:val="FirstParagraph"/>
+      </w:pPr>
+      <w:r>
+        <w:rPr>
+          <w:rFonts w:hint="eastAsia" w:ascii="Times New Roman" w:hAnsi="Times New Roman" w:eastAsia="FangSong" w:cs="Times New Roman"/>
+        </w:rPr>
+        <w:t xml:space="preserve">在</w:t>
+      </w:r>
+      <w:r>
+        <w:rPr>
+          <w:rFonts w:ascii="Times New Roman" w:hAnsi="Times New Roman" w:eastAsia="Times New Roman" w:cs="Times New Roman"/>
+        </w:rPr>
+        <w:t xml:space="preserve"> Cram </w:t>
+      </w:r>
+      <w:r>
+        <w:rPr>
+          <w:rFonts w:hint="eastAsia" w:ascii="Times New Roman" w:hAnsi="Times New Roman" w:eastAsia="FangSong" w:cs="Times New Roman"/>
+        </w:rPr>
+        <w:t>的原版模型中</w:t>
+      </w:r>
+      <w:r>
+        <w:rPr>
+          <w:rFonts w:hint="eastAsia" w:ascii="Times New Roman" w:hAnsi="Times New Roman" w:eastAsia="Times New Roman" w:cs="Times New Roman"/>
+        </w:rPr>
+        <w:t>，L</w:t>
+      </w:r>
+      <w:r>
+        <w:rPr>
+          <w:rFonts w:ascii="Times New Roman" w:hAnsi="Times New Roman" w:eastAsia="Times New Roman" w:cs="Times New Roman"/>
+        </w:rPr>
+        <w:t xml:space="preserve"> </w:t>
+      </w:r>
+      <w:r>
+        <w:rPr>
+          <w:rFonts w:hint="eastAsia" w:ascii="Times New Roman" w:hAnsi="Times New Roman" w:eastAsia="FangSong" w:cs="Times New Roman"/>
+        </w:rPr>
+        <w:t xml:space="preserve">与</w:t>
+      </w:r>
+      <w:r>
+        <w:rPr>
+          <w:rFonts w:ascii="Times New Roman" w:hAnsi="Times New Roman" w:eastAsia="Times New Roman" w:cs="Times New Roman"/>
+        </w:rPr>
+        <w:t xml:space="preserve"> C=O </w:t>
+      </w:r>
+      <w:r>
+        <w:rPr>
+          <w:rFonts w:hint="eastAsia" w:ascii="Times New Roman" w:hAnsi="Times New Roman" w:eastAsia="FangSong" w:cs="Times New Roman"/>
+        </w:rPr>
+        <w:t>对位交叉</w:t>
+      </w:r>
+      <w:r>
+        <w:rPr>
+          <w:rFonts w:hint="eastAsia" w:ascii="Times New Roman" w:hAnsi="Times New Roman" w:eastAsia="Times New Roman" w:cs="Times New Roman"/>
+        </w:rPr>
+        <w:t>（anti）。</w:t>
+      </w:r>
+      <w:r>
+        <w:rPr>
+          <w:rFonts w:hint="eastAsia" w:ascii="Times New Roman" w:hAnsi="Times New Roman" w:eastAsia="FangSong" w:cs="Times New Roman"/>
+        </w:rPr>
+        <w:t>在</w:t>
+      </w:r>
+      <w:r>
+        <w:rPr>
+          <w:rFonts w:ascii="Times New Roman" w:hAnsi="Times New Roman" w:eastAsia="Times New Roman" w:cs="Times New Roman"/>
+        </w:rPr>
+        <w:t xml:space="preserve"> Felkin-Anh </w:t>
+      </w:r>
+      <w:r>
+        <w:rPr>
+          <w:rFonts w:hint="eastAsia" w:ascii="Times New Roman" w:hAnsi="Times New Roman" w:eastAsia="FangSong" w:cs="Times New Roman"/>
+        </w:rPr>
+        <w:t>修正中</w:t>
+      </w:r>
+      <w:r>
+        <w:rPr>
+          <w:rFonts w:hint="eastAsia" w:ascii="Times New Roman" w:hAnsi="Times New Roman" w:eastAsia="Times New Roman" w:cs="Times New Roman"/>
+        </w:rPr>
+        <w:t>，L</w:t>
+      </w:r>
+      <w:r>
+        <w:rPr>
+          <w:rFonts w:ascii="Times New Roman" w:hAnsi="Times New Roman" w:eastAsia="Times New Roman" w:cs="Times New Roman"/>
+        </w:rPr>
+        <w:t xml:space="preserve"> </w:t>
+      </w:r>
+      <w:r>
+        <w:rPr>
+          <w:rFonts w:hint="eastAsia" w:ascii="Times New Roman" w:hAnsi="Times New Roman" w:eastAsia="FangSong" w:cs="Times New Roman"/>
+        </w:rPr>
+        <w:t xml:space="preserve">垂直于</w:t>
+      </w:r>
+      <w:r>
+        <w:rPr>
+          <w:rFonts w:ascii="Times New Roman" w:hAnsi="Times New Roman" w:eastAsia="Times New Roman" w:cs="Times New Roman"/>
+        </w:rPr>
+        <w:t xml:space="preserve"> </w:t>
+      </w:r>
+      <w:r>
+        <w:rPr>
+          <w:rFonts w:hint="eastAsia" w:ascii="Times New Roman" w:hAnsi="Times New Roman" w:eastAsia="Times New Roman" w:cs="Times New Roman"/>
+        </w:rPr>
+        <w:t>C=O。</w:t>
+      </w:r>
+      <w:r>
+        <w:rPr>
+          <w:rFonts w:hint="eastAsia" w:ascii="Times New Roman" w:hAnsi="Times New Roman" w:eastAsia="FangSong" w:cs="Times New Roman"/>
+        </w:rPr>
+        <w:t>最常用的教学法是结合两者</w:t>
+      </w:r>
+      <w:r>
+        <w:rPr>
+          <w:rFonts w:hint="eastAsia" w:ascii="Times New Roman" w:hAnsi="Times New Roman" w:eastAsia="Times New Roman" w:cs="Times New Roman"/>
+        </w:rPr>
+        <w:t>：</w:t>
+      </w:r>
+    </w:p>
+    <w:p>
+      <w:pPr>
+        <w:pStyle w:val="BodyText"/>
+      </w:pPr>
+      <w:r>
+        <w:rPr>
+          <w:rFonts w:hint="eastAsia" w:ascii="Times New Roman" w:hAnsi="Times New Roman" w:eastAsia="FangSong" w:cs="Times New Roman"/>
+        </w:rPr>
+        <w:t xml:space="preserve">最优构象中</w:t>
+      </w:r>
+      <w:r>
+        <w:rPr>
+          <w:rFonts w:ascii="Times New Roman" w:hAnsi="Times New Roman" w:eastAsia="Times New Roman" w:cs="Times New Roman"/>
+        </w:rPr>
+        <w:t xml:space="preserve"> L </w:t>
+      </w:r>
+      <w:r>
+        <w:rPr>
+          <w:rFonts w:hint="eastAsia" w:ascii="Times New Roman" w:hAnsi="Times New Roman" w:eastAsia="FangSong" w:cs="Times New Roman"/>
+        </w:rPr>
+        <w:t xml:space="preserve">与</w:t>
+      </w:r>
+      <w:r>
+        <w:rPr>
+          <w:rFonts w:ascii="Times New Roman" w:hAnsi="Times New Roman" w:eastAsia="Times New Roman" w:cs="Times New Roman"/>
+        </w:rPr>
+        <w:t xml:space="preserve"> C=O </w:t>
+      </w:r>
+      <w:r>
+        <w:rPr>
+          <w:rFonts w:hint="eastAsia" w:ascii="Times New Roman" w:hAnsi="Times New Roman" w:eastAsia="FangSong" w:cs="Times New Roman"/>
+        </w:rPr>
+        <w:t xml:space="preserve">呈</w:t>
+      </w:r>
+      <w:r>
+        <w:rPr>
+          <w:rFonts w:ascii="Times New Roman" w:hAnsi="Times New Roman" w:eastAsia="Times New Roman" w:cs="Times New Roman"/>
+        </w:rPr>
+        <w:t xml:space="preserve"> </w:t>
+      </w:r>
+      <w:r>
+        <w:rPr>
+          <w:rFonts w:hint="eastAsia" w:ascii="Times New Roman" w:hAnsi="Times New Roman" w:eastAsia="Times New Roman" w:cs="Times New Roman"/>
+        </w:rPr>
+        <w:t>~90°（</w:t>
+      </w:r>
+      <w:r>
+        <w:rPr>
+          <w:rFonts w:hint="eastAsia" w:ascii="Times New Roman" w:hAnsi="Times New Roman" w:eastAsia="FangSong" w:cs="Times New Roman"/>
+        </w:rPr>
+        <w:t>垂直</w:t>
+      </w:r>
+      <w:r>
+        <w:rPr>
+          <w:rFonts w:hint="eastAsia" w:ascii="Times New Roman" w:hAnsi="Times New Roman" w:eastAsia="Times New Roman" w:cs="Times New Roman"/>
+        </w:rPr>
+        <w:t>），</w:t>
+      </w:r>
+      <w:r>
+        <w:rPr>
+          <w:rFonts w:hint="eastAsia" w:ascii="Times New Roman" w:hAnsi="Times New Roman" w:eastAsia="FangSong" w:cs="Times New Roman"/>
+        </w:rPr>
+        <w:t>亲核试剂从</w:t>
+      </w:r>
+      <w:r>
+        <w:rPr>
+          <w:rFonts w:ascii="Times New Roman" w:hAnsi="Times New Roman" w:eastAsia="Times New Roman" w:cs="Times New Roman"/>
+        </w:rPr>
+        <w:t xml:space="preserve"> S </w:t>
+      </w:r>
+      <w:r>
+        <w:rPr>
+          <w:rFonts w:hint="eastAsia" w:ascii="Times New Roman" w:hAnsi="Times New Roman" w:eastAsia="FangSong" w:cs="Times New Roman"/>
+        </w:rPr>
+        <w:t>侧进攻</w:t>
+      </w:r>
+      <w:r>
+        <w:rPr>
+          <w:rFonts w:hint="eastAsia" w:ascii="Times New Roman" w:hAnsi="Times New Roman" w:eastAsia="Times New Roman" w:cs="Times New Roman"/>
+        </w:rPr>
+        <w:t>。</w:t>
+      </w:r>
+    </w:p>
+    <w:p>
+      <w:pPr>
+        <w:pStyle w:val="BodyText"/>
+      </w:pPr>
+      <w:r>
+        <w:rPr>
+          <w:rFonts w:hint="eastAsia" w:ascii="Times New Roman" w:hAnsi="Times New Roman" w:eastAsia="FangSong" w:cs="Times New Roman"/>
+          <w:b/>
+          <w:bCs/>
+        </w:rPr>
+        <w:t xml:space="preserve">答案</w:t>
+      </w:r>
+      <w:r>
+        <w:rPr>
+          <w:rFonts w:hint="eastAsia" w:ascii="Times New Roman" w:hAnsi="Times New Roman" w:eastAsia="Times New Roman" w:cs="Times New Roman"/>
+        </w:rPr>
+        <w:t>：</w:t>
+      </w:r>
+      <w:r>
+        <w:rPr>
+          <w:rFonts w:hint="eastAsia" w:ascii="Times New Roman" w:hAnsi="Times New Roman" w:eastAsia="FangSong" w:cs="Times New Roman"/>
+        </w:rPr>
+        <w:t>主产物为</w:t>
+      </w:r>
+      <w:r>
+        <w:rPr>
+          <w:rFonts w:ascii="Times New Roman" w:hAnsi="Times New Roman" w:eastAsia="Times New Roman" w:cs="Times New Roman"/>
+        </w:rPr>
+        <w:t xml:space="preserve"> Felkin-Anh </w:t>
+      </w:r>
+      <w:r>
+        <w:rPr>
+          <w:rFonts w:hint="eastAsia" w:ascii="Times New Roman" w:hAnsi="Times New Roman" w:eastAsia="FangSong" w:cs="Times New Roman"/>
+        </w:rPr>
+        <w:t>产物</w:t>
+      </w:r>
+      <w:r>
+        <w:rPr>
+          <w:rFonts w:hint="eastAsia" w:ascii="Times New Roman" w:hAnsi="Times New Roman" w:eastAsia="Times New Roman" w:cs="Times New Roman"/>
+        </w:rPr>
+        <w:t>（</w:t>
+      </w:r>
+      <w:r>
+        <w:rPr>
+          <w:rFonts w:hint="eastAsia" w:ascii="Times New Roman" w:hAnsi="Times New Roman" w:eastAsia="FangSong" w:cs="Times New Roman"/>
+        </w:rPr>
+        <w:t>亲核试剂从</w:t>
+      </w:r>
+      <w:r>
+        <w:rPr>
+          <w:rFonts w:ascii="Times New Roman" w:hAnsi="Times New Roman" w:eastAsia="Times New Roman" w:cs="Times New Roman"/>
+        </w:rPr>
+        <w:t xml:space="preserve"> H </w:t>
+      </w:r>
+      <w:r>
+        <w:rPr>
+          <w:rFonts w:hint="eastAsia" w:ascii="Times New Roman" w:hAnsi="Times New Roman" w:eastAsia="FangSong" w:cs="Times New Roman"/>
+        </w:rPr>
+        <w:t>侧进攻</w:t>
+      </w:r>
+      <w:r>
+        <w:rPr>
+          <w:rFonts w:hint="eastAsia" w:ascii="Times New Roman" w:hAnsi="Times New Roman" w:eastAsia="Times New Roman" w:cs="Times New Roman"/>
+        </w:rPr>
+        <w:t>）。</w:t>
+      </w:r>
+      <w:r>
+        <w:rPr>
+          <w:rFonts w:hint="eastAsia" w:ascii="Times New Roman" w:hAnsi="Times New Roman" w:eastAsia="FangSong" w:cs="Times New Roman"/>
+        </w:rPr>
+        <w:t>具体</w:t>
+      </w:r>
+      <w:r>
+        <w:rPr>
+          <w:rFonts w:ascii="Times New Roman" w:hAnsi="Times New Roman" w:eastAsia="Times New Roman" w:cs="Times New Roman"/>
+        </w:rPr>
+        <w:t xml:space="preserve"> R/S </w:t>
+      </w:r>
+      <w:r>
+        <w:rPr>
+          <w:rFonts w:hint="eastAsia" w:ascii="Times New Roman" w:hAnsi="Times New Roman" w:eastAsia="FangSong" w:cs="Times New Roman"/>
+        </w:rPr>
+        <w:t xml:space="preserve">取决于</w:t>
+      </w:r>
+      <w:r>
+        <w:rPr>
+          <w:rFonts w:ascii="Times New Roman" w:hAnsi="Times New Roman" w:eastAsia="Times New Roman" w:cs="Times New Roman"/>
+        </w:rPr>
+        <w:t xml:space="preserve"> Newman </w:t>
+      </w:r>
+      <w:r>
+        <w:rPr>
+          <w:rFonts w:hint="eastAsia" w:ascii="Times New Roman" w:hAnsi="Times New Roman" w:eastAsia="FangSong" w:cs="Times New Roman"/>
+        </w:rPr>
+        <w:t>投影的具体画法</w:t>
+      </w:r>
+      <w:r>
+        <w:rPr>
+          <w:rFonts w:hint="eastAsia" w:ascii="Times New Roman" w:hAnsi="Times New Roman" w:eastAsia="Times New Roman" w:cs="Times New Roman"/>
+        </w:rPr>
+        <w:t>——</w:t>
+      </w:r>
+      <w:r>
+        <w:rPr>
+          <w:rFonts w:hint="eastAsia" w:ascii="Times New Roman" w:hAnsi="Times New Roman" w:eastAsia="FangSong" w:cs="Times New Roman"/>
+          <w:b/>
+          <w:bCs/>
+        </w:rPr>
+        <w:t>关键是理解三步推导过程</w:t>
+      </w:r>
+      <w:r>
+        <w:rPr>
+          <w:rFonts w:hint="eastAsia" w:ascii="Times New Roman" w:hAnsi="Times New Roman" w:eastAsia="Times New Roman" w:cs="Times New Roman"/>
+          <w:b/>
+          <w:bCs/>
+        </w:rPr>
+        <w:t>，</w:t>
+      </w:r>
+      <w:r>
+        <w:rPr>
+          <w:rFonts w:hint="eastAsia" w:ascii="Times New Roman" w:hAnsi="Times New Roman" w:eastAsia="FangSong" w:cs="Times New Roman"/>
+          <w:b/>
+          <w:bCs/>
+        </w:rPr>
+        <w:t>而非死记产物构型</w:t>
+      </w:r>
+      <w:r>
+        <w:rPr>
+          <w:rFonts w:ascii="Times New Roman" w:hAnsi="Times New Roman" w:eastAsia="Times New Roman" w:cs="Times New Roman"/>
+        </w:rPr>
+        <w:t xml:space="preserve">。</w:t>
+      </w:r>
+    </w:p>
+    <w:p>
+      <w:pPr>
+        <w:pStyle w:val="BodyText"/>
+      </w:pPr>
+      <w:r>
+        <w:rPr>
+          <w:rFonts w:hint="eastAsia" w:ascii="Times New Roman" w:hAnsi="Times New Roman" w:eastAsia="FangSong" w:cs="Times New Roman"/>
+          <w:b/>
+          <w:bCs/>
+        </w:rPr>
+        <w:t xml:space="preserve">反思</w:t>
+      </w:r>
+      <w:r>
+        <w:rPr>
+          <w:rFonts w:hint="eastAsia" w:ascii="Times New Roman" w:hAnsi="Times New Roman" w:eastAsia="Times New Roman" w:cs="Times New Roman"/>
+        </w:rPr>
+        <w:t xml:space="preserve">：Felkin-Anh</w:t>
+      </w:r>
+      <w:r>
+        <w:rPr>
+          <w:rFonts w:ascii="Times New Roman" w:hAnsi="Times New Roman" w:eastAsia="Times New Roman" w:cs="Times New Roman"/>
+        </w:rPr>
+        <w:t xml:space="preserve"> </w:t>
+      </w:r>
+      <w:r>
+        <w:rPr>
+          <w:rFonts w:hint="eastAsia" w:ascii="Times New Roman" w:hAnsi="Times New Roman" w:eastAsia="FangSong" w:cs="Times New Roman"/>
+        </w:rPr>
+        <w:t>的核心价值不是让你背产物构型</w:t>
+      </w:r>
+      <w:r>
+        <w:rPr>
+          <w:rFonts w:hint="eastAsia" w:ascii="Times New Roman" w:hAnsi="Times New Roman" w:eastAsia="Times New Roman" w:cs="Times New Roman"/>
+        </w:rPr>
+        <w:t>，</w:t>
+      </w:r>
+      <w:r>
+        <w:rPr>
+          <w:rFonts w:hint="eastAsia" w:ascii="Times New Roman" w:hAnsi="Times New Roman" w:eastAsia="FangSong" w:cs="Times New Roman"/>
+        </w:rPr>
+        <w:t>而是</w:t>
+      </w:r>
+      <w:r>
+        <w:rPr>
+          <w:rFonts w:hint="eastAsia" w:ascii="Times New Roman" w:hAnsi="Times New Roman" w:eastAsia="FangSong" w:cs="Times New Roman"/>
+          <w:b/>
+          <w:bCs/>
+        </w:rPr>
+        <w:t xml:space="preserve">看到</w:t>
+      </w:r>
+      <w:r>
+        <w:rPr>
+          <w:rFonts w:ascii="Times New Roman" w:hAnsi="Times New Roman" w:eastAsia="Times New Roman" w:cs="Times New Roman"/>
+          <w:b/>
+          <w:bCs/>
+        </w:rPr>
+        <w:t xml:space="preserve"> </w:t>
+      </w:r>
+      <w:r>
+        <w:rPr>
+          <w:rFonts w:hint="eastAsia" w:ascii="Times New Roman" w:hAnsi="Times New Roman" w:eastAsia="Times New Roman" w:cs="Times New Roman"/>
+          <w:b/>
+          <w:bCs/>
+        </w:rPr>
+        <w:t>α-</w:t>
+      </w:r>
+      <w:r>
+        <w:rPr>
+          <w:rFonts w:hint="eastAsia" w:ascii="Times New Roman" w:hAnsi="Times New Roman" w:eastAsia="FangSong" w:cs="Times New Roman"/>
+          <w:b/>
+          <w:bCs/>
+        </w:rPr>
+        <w:t>手性羰基化合物</w:t>
+      </w:r>
+      <w:r>
+        <w:rPr>
+          <w:rFonts w:ascii="Times New Roman" w:hAnsi="Times New Roman" w:eastAsia="Times New Roman" w:cs="Times New Roman"/>
+          <w:b/>
+          <w:bCs/>
+        </w:rPr>
+        <w:t xml:space="preserve"> + </w:t>
+      </w:r>
+      <w:r>
+        <w:rPr>
+          <w:rFonts w:hint="eastAsia" w:ascii="Times New Roman" w:hAnsi="Times New Roman" w:eastAsia="FangSong" w:cs="Times New Roman"/>
+          <w:b/>
+          <w:bCs/>
+        </w:rPr>
+        <w:t xml:space="preserve">非配位亲核试剂</w:t>
+      </w:r>
+      <w:r>
+        <w:rPr>
+          <w:rFonts w:hint="eastAsia" w:ascii="Times New Roman" w:hAnsi="Times New Roman" w:eastAsia="FangSong" w:cs="Times New Roman"/>
+        </w:rPr>
+        <w:t>时</w:t>
+      </w:r>
+      <w:r>
+        <w:rPr>
+          <w:rFonts w:hint="eastAsia" w:ascii="Times New Roman" w:hAnsi="Times New Roman" w:eastAsia="Times New Roman" w:cs="Times New Roman"/>
+        </w:rPr>
+        <w:t>，</w:t>
+      </w:r>
+      <w:r>
+        <w:rPr>
+          <w:rFonts w:hint="eastAsia" w:ascii="Times New Roman" w:hAnsi="Times New Roman" w:eastAsia="FangSong" w:cs="Times New Roman"/>
+        </w:rPr>
+        <w:t>自动进行</w:t>
+      </w:r>
+      <w:r>
+        <w:rPr>
+          <w:rFonts w:hint="eastAsia" w:ascii="Times New Roman" w:hAnsi="Times New Roman" w:eastAsia="Times New Roman" w:cs="Times New Roman"/>
+        </w:rPr>
+        <w:t>”</w:t>
+      </w:r>
+      <w:r>
+        <w:rPr>
+          <w:rFonts w:hint="eastAsia" w:ascii="Times New Roman" w:hAnsi="Times New Roman" w:eastAsia="FangSong" w:cs="Times New Roman"/>
+        </w:rPr>
+        <w:t>画</w:t>
+      </w:r>
+      <w:r>
+        <w:rPr>
+          <w:rFonts w:ascii="Times New Roman" w:hAnsi="Times New Roman" w:eastAsia="Times New Roman" w:cs="Times New Roman"/>
+        </w:rPr>
+        <w:t xml:space="preserve"> Newman → </w:t>
+      </w:r>
+      <w:r>
+        <w:rPr>
+          <w:rFonts w:hint="eastAsia" w:ascii="Times New Roman" w:hAnsi="Times New Roman" w:eastAsia="FangSong" w:cs="Times New Roman"/>
+        </w:rPr>
+        <w:t xml:space="preserve">找</w:t>
+      </w:r>
+      <w:r>
+        <w:rPr>
+          <w:rFonts w:ascii="Times New Roman" w:hAnsi="Times New Roman" w:eastAsia="Times New Roman" w:cs="Times New Roman"/>
+        </w:rPr>
+        <w:t xml:space="preserve"> L/M/S → </w:t>
+      </w:r>
+      <w:r>
+        <w:rPr>
+          <w:rFonts w:hint="eastAsia" w:ascii="Times New Roman" w:hAnsi="Times New Roman" w:eastAsia="FangSong" w:cs="Times New Roman"/>
+        </w:rPr>
+        <w:t>判断最小位阻面</w:t>
+      </w:r>
+      <w:r>
+        <w:rPr>
+          <w:rFonts w:hint="eastAsia" w:ascii="Times New Roman" w:hAnsi="Times New Roman" w:eastAsia="Times New Roman" w:cs="Times New Roman"/>
+        </w:rPr>
+        <w:t>”</w:t>
+      </w:r>
+      <w:r>
+        <w:rPr>
+          <w:rFonts w:hint="eastAsia" w:ascii="Times New Roman" w:hAnsi="Times New Roman" w:eastAsia="FangSong" w:cs="Times New Roman"/>
+        </w:rPr>
+        <w:t>的推理流程</w:t>
+      </w:r>
+      <w:r>
+        <w:rPr>
+          <w:rFonts w:hint="eastAsia" w:ascii="Times New Roman" w:hAnsi="Times New Roman" w:eastAsia="Times New Roman" w:cs="Times New Roman"/>
+        </w:rPr>
+        <w:t>。</w:t>
+      </w:r>
+    </w:p>
+    <w:p>
+      <w:pPr>
+        <w:spacing w:before="160" w:after="80"/>
+      </w:pPr>
+      <w:r>
+        <w:pict>
+          <v:rect style="width:0;height:1.5pt" o:hralign="center" o:hrstd="t" o:hr="t"/>
+        </w:pict>
+      </w:r>
+    </w:p>
+    <w:bookmarkEnd w:id="36"/>
+    <w:bookmarkStart w:id="37" w:name="例3-cram-螯合-vs-felkin-anh-同一底物不同条件"/>
+    <w:p>
+      <w:pPr>
+        <w:pStyle w:val="Heading3"/>
+        <w:spacing w:before="280" w:after="120"/>
+      </w:pPr>
+      <w:r>
+        <w:rPr>
+          <w:rFonts w:hint="eastAsia" w:ascii="Times New Roman" w:hAnsi="Times New Roman" w:eastAsia="SimHei" w:cs="Times New Roman"/>
+        </w:rPr>
+        <w:t>例</w:t>
+      </w:r>
+      <w:r>
+        <w:rPr>
+          <w:rFonts w:hint="eastAsia" w:ascii="Times New Roman" w:hAnsi="Times New Roman" w:eastAsia="Times New Roman" w:cs="Times New Roman"/>
+        </w:rPr>
+        <w:t>3</w:t>
+      </w:r>
+      <w:r>
+        <w:rPr>
+          <w:rFonts w:ascii="Times New Roman" w:hAnsi="Times New Roman" w:eastAsia="Times New Roman" w:cs="Times New Roman"/>
+        </w:rPr>
+        <w:t xml:space="preserve"> Cram </w:t>
+      </w:r>
+      <w:r>
+        <w:rPr>
+          <w:rFonts w:hint="eastAsia" w:ascii="Times New Roman" w:hAnsi="Times New Roman" w:eastAsia="SimHei" w:cs="Times New Roman"/>
+        </w:rPr>
+        <w:t xml:space="preserve">螯合</w:t>
+      </w:r>
+      <w:r>
+        <w:rPr>
+          <w:rFonts w:ascii="Times New Roman" w:hAnsi="Times New Roman" w:eastAsia="Times New Roman" w:cs="Times New Roman"/>
+        </w:rPr>
+        <w:t xml:space="preserve"> vs Felkin-Anh —— </w:t>
+      </w:r>
+      <w:r>
+        <w:rPr>
+          <w:rFonts w:hint="eastAsia" w:ascii="Times New Roman" w:hAnsi="Times New Roman" w:eastAsia="SimHei" w:cs="Times New Roman"/>
+        </w:rPr>
+        <w:t>同一底物</w:t>
+      </w:r>
+      <w:r>
+        <w:rPr>
+          <w:rFonts w:hint="eastAsia" w:ascii="Times New Roman" w:hAnsi="Times New Roman" w:eastAsia="Times New Roman" w:cs="Times New Roman"/>
+        </w:rPr>
+        <w:t>，</w:t>
+      </w:r>
+      <w:r>
+        <w:rPr>
+          <w:rFonts w:hint="eastAsia" w:ascii="Times New Roman" w:hAnsi="Times New Roman" w:eastAsia="SimHei" w:cs="Times New Roman"/>
+        </w:rPr>
+        <w:t>不同条件</w:t>
+      </w:r>
+      <w:r>
+        <w:rPr>
+          <w:rFonts w:ascii="Times New Roman" w:hAnsi="Times New Roman" w:eastAsia="Times New Roman" w:cs="Times New Roman"/>
+        </w:rPr>
+        <w:t xml:space="preserve"> ⭐⭐⭐⭐⭐</w:t>
+      </w:r>
+    </w:p>
+    <w:p>
+      <w:pPr>
+        <w:pStyle w:val="FirstParagraph"/>
+      </w:pPr>
+      <w:r>
+        <w:rPr>
+          <w:rFonts w:hint="eastAsia" w:ascii="Times New Roman" w:hAnsi="Times New Roman" w:eastAsia="FangSong" w:cs="Times New Roman"/>
+          <w:b/>
+          <w:bCs/>
+        </w:rPr>
+        <w:t xml:space="preserve">题干</w:t>
+      </w:r>
+      <w:r>
+        <w:rPr>
+          <w:rFonts w:hint="eastAsia" w:ascii="Times New Roman" w:hAnsi="Times New Roman" w:eastAsia="Times New Roman" w:cs="Times New Roman"/>
+        </w:rPr>
+        <w:t>：</w:t>
+      </w:r>
+      <w:r>
+        <w:rPr>
+          <w:rFonts w:hint="eastAsia" w:ascii="Times New Roman" w:hAnsi="Times New Roman" w:eastAsia="FangSong" w:cs="Times New Roman"/>
+        </w:rPr>
+        <w:t>化合物</w:t>
+      </w:r>
+      <w:r>
+        <w:rPr>
+          <w:rFonts w:ascii="Times New Roman" w:hAnsi="Times New Roman" w:eastAsia="Times New Roman" w:cs="Times New Roman"/>
+        </w:rPr>
+        <w:t xml:space="preserve"> </w:t>
+      </w:r>
+      <w:r>
+        <w:rPr>
+          <w:rFonts w:hint="eastAsia" w:ascii="Times New Roman" w:hAnsi="Times New Roman" w:eastAsia="Times New Roman" w:cs="Times New Roman"/>
+        </w:rPr>
+        <w:t>A（(S)-3-</w:t>
+      </w:r>
+      <w:r>
+        <w:rPr>
+          <w:rFonts w:hint="eastAsia" w:ascii="Times New Roman" w:hAnsi="Times New Roman" w:eastAsia="FangSong" w:cs="Times New Roman"/>
+        </w:rPr>
+        <w:t>羟基</w:t>
+      </w:r>
+      <w:r>
+        <w:rPr>
+          <w:rFonts w:hint="eastAsia" w:ascii="Times New Roman" w:hAnsi="Times New Roman" w:eastAsia="Times New Roman" w:cs="Times New Roman"/>
+        </w:rPr>
+        <w:t>-2-</w:t>
+      </w:r>
+      <w:r>
+        <w:rPr>
+          <w:rFonts w:hint="eastAsia" w:ascii="Times New Roman" w:hAnsi="Times New Roman" w:eastAsia="FangSong" w:cs="Times New Roman"/>
+        </w:rPr>
+        <w:t>丁酮</w:t>
+      </w:r>
+      <w:r>
+        <w:rPr>
+          <w:rFonts w:hint="eastAsia" w:ascii="Times New Roman" w:hAnsi="Times New Roman" w:eastAsia="Times New Roman" w:cs="Times New Roman"/>
+        </w:rPr>
+        <w:t>，CH</w:t>
+      </w:r>
+      <w:r>
+        <w:rPr>
+          <w:rFonts w:hint="eastAsia" w:ascii="Times New Roman" w:hAnsi="Times New Roman" w:eastAsia="Times New Roman" w:cs="Times New Roman"/>
+          <w:vertAlign w:val="subscript"/>
+        </w:rPr>
+        <w:t>3</w:t>
+      </w:r>
+      <w:r>
+        <w:rPr>
+          <w:rFonts w:hint="eastAsia" w:ascii="Times New Roman" w:hAnsi="Times New Roman" w:eastAsia="Times New Roman" w:cs="Times New Roman"/>
+        </w:rPr>
+        <w:t>-CH(OH)-CO-CH</w:t>
+      </w:r>
+      <w:r>
+        <w:rPr>
+          <w:rFonts w:hint="eastAsia" w:ascii="Times New Roman" w:hAnsi="Times New Roman" w:eastAsia="Times New Roman" w:cs="Times New Roman"/>
+          <w:vertAlign w:val="subscript"/>
+        </w:rPr>
+        <w:t>3</w:t>
+      </w:r>
+      <w:r>
+        <w:rPr>
+          <w:rFonts w:hint="eastAsia" w:ascii="Times New Roman" w:hAnsi="Times New Roman" w:eastAsia="Times New Roman" w:cs="Times New Roman"/>
+        </w:rPr>
+        <w:t>）</w:t>
+      </w:r>
+      <w:r>
+        <w:rPr>
+          <w:rFonts w:hint="eastAsia" w:ascii="Times New Roman" w:hAnsi="Times New Roman" w:eastAsia="FangSong" w:cs="Times New Roman"/>
+        </w:rPr>
+        <w:t>在以下两种条件下分别与</w:t>
+      </w:r>
+      <w:r>
+        <w:rPr>
+          <w:rFonts w:ascii="Times New Roman" w:hAnsi="Times New Roman" w:eastAsia="Times New Roman" w:cs="Times New Roman"/>
+        </w:rPr>
+        <w:t xml:space="preserve"> CH</w:t>
+      </w:r>
+      <w:r>
+        <w:rPr>
+          <w:rFonts w:ascii="Times New Roman" w:hAnsi="Times New Roman" w:eastAsia="Times New Roman" w:cs="Times New Roman"/>
+          <w:vertAlign w:val="subscript"/>
+        </w:rPr>
+        <w:t>3</w:t>
+      </w:r>
+      <w:r>
+        <w:rPr>
+          <w:rFonts w:ascii="Times New Roman" w:hAnsi="Times New Roman" w:eastAsia="Times New Roman" w:cs="Times New Roman"/>
+        </w:rPr>
+        <w:t xml:space="preserve">MgBr </w:t>
+      </w:r>
+      <w:r>
+        <w:rPr>
+          <w:rFonts w:hint="eastAsia" w:ascii="Times New Roman" w:hAnsi="Times New Roman" w:eastAsia="FangSong" w:cs="Times New Roman"/>
+        </w:rPr>
+        <w:t>反应</w:t>
+      </w:r>
+      <w:r>
+        <w:rPr>
+          <w:rFonts w:hint="eastAsia" w:ascii="Times New Roman" w:hAnsi="Times New Roman" w:eastAsia="Times New Roman" w:cs="Times New Roman"/>
+        </w:rPr>
+        <w:t>：</w:t>
+      </w:r>
+      <w:r>
+        <w:rPr>
+          <w:rFonts w:ascii="Times New Roman" w:hAnsi="Times New Roman" w:eastAsia="Times New Roman" w:cs="Times New Roman"/>
+        </w:rPr>
+        <w:t xml:space="preserve"> </w:t>
+      </w:r>
+      <w:r>
+        <w:rPr>
+          <w:rFonts w:ascii="Times New Roman" w:hAnsi="Times New Roman" w:eastAsia="Times New Roman" w:cs="Times New Roman"/>
+        </w:rPr>
+        <w:t xml:space="preserve">(1) </w:t>
+      </w:r>
+      <w:r>
+        <w:rPr>
+          <w:rFonts w:hint="eastAsia" w:ascii="Times New Roman" w:hAnsi="Times New Roman" w:eastAsia="FangSong" w:cs="Times New Roman"/>
+        </w:rPr>
+        <w:t xml:space="preserve">无额外</w:t>
+      </w:r>
+      <w:r>
+        <w:rPr>
+          <w:rFonts w:ascii="Times New Roman" w:hAnsi="Times New Roman" w:eastAsia="Times New Roman" w:cs="Times New Roman"/>
+        </w:rPr>
+        <w:t xml:space="preserve"> Lewis </w:t>
+      </w:r>
+      <w:r>
+        <w:rPr>
+          <w:rFonts w:hint="eastAsia" w:ascii="Times New Roman" w:hAnsi="Times New Roman" w:eastAsia="FangSong" w:cs="Times New Roman"/>
+        </w:rPr>
+        <w:t>酸</w:t>
+      </w:r>
+      <w:r>
+        <w:rPr>
+          <w:rFonts w:hint="eastAsia" w:ascii="Times New Roman" w:hAnsi="Times New Roman" w:eastAsia="Times New Roman" w:cs="Times New Roman"/>
+        </w:rPr>
+        <w:t>，Et</w:t>
+      </w:r>
+      <w:r>
+        <w:rPr>
+          <w:rFonts w:hint="eastAsia" w:ascii="Times New Roman" w:hAnsi="Times New Roman" w:eastAsia="Times New Roman" w:cs="Times New Roman"/>
+          <w:vertAlign w:val="subscript"/>
+        </w:rPr>
+        <w:t>2</w:t>
+      </w:r>
+      <w:r>
+        <w:rPr>
+          <w:rFonts w:hint="eastAsia" w:ascii="Times New Roman" w:hAnsi="Times New Roman" w:eastAsia="Times New Roman" w:cs="Times New Roman"/>
+        </w:rPr>
+        <w:t>O</w:t>
+      </w:r>
+      <w:r>
+        <w:rPr>
+          <w:rFonts w:ascii="Times New Roman" w:hAnsi="Times New Roman" w:eastAsia="Times New Roman" w:cs="Times New Roman"/>
+        </w:rPr>
+        <w:t xml:space="preserve"> </w:t>
+      </w:r>
+      <w:r>
+        <w:rPr>
+          <w:rFonts w:hint="eastAsia" w:ascii="Times New Roman" w:hAnsi="Times New Roman" w:eastAsia="FangSong" w:cs="Times New Roman"/>
+        </w:rPr>
+        <w:t xml:space="preserve">溶剂</w:t>
+      </w:r>
+      <w:r>
+        <w:rPr>
+          <w:rFonts w:ascii="Times New Roman" w:hAnsi="Times New Roman" w:eastAsia="Times New Roman" w:cs="Times New Roman"/>
+        </w:rPr>
+        <w:t xml:space="preserve"> </w:t>
+      </w:r>
+      <w:r>
+        <w:rPr>
+          <w:rFonts w:ascii="Times New Roman" w:hAnsi="Times New Roman" w:eastAsia="Times New Roman" w:cs="Times New Roman"/>
+        </w:rPr>
+        <w:t xml:space="preserve">(2) </w:t>
+      </w:r>
+      <w:r>
+        <w:rPr>
+          <w:rFonts w:hint="eastAsia" w:ascii="Times New Roman" w:hAnsi="Times New Roman" w:eastAsia="FangSong" w:cs="Times New Roman"/>
+        </w:rPr>
+        <w:t xml:space="preserve">加入</w:t>
+      </w:r>
+      <w:r>
+        <w:rPr>
+          <w:rFonts w:ascii="Times New Roman" w:hAnsi="Times New Roman" w:eastAsia="Times New Roman" w:cs="Times New Roman"/>
+        </w:rPr>
+        <w:t xml:space="preserve"> 1.0 equiv </w:t>
+      </w:r>
+      <w:r>
+        <w:rPr>
+          <w:rFonts w:hint="eastAsia" w:ascii="Times New Roman" w:hAnsi="Times New Roman" w:eastAsia="Times New Roman" w:cs="Times New Roman"/>
+        </w:rPr>
+        <w:t>TiCl</w:t>
+      </w:r>
+      <w:r>
+        <w:rPr>
+          <w:rFonts w:hint="eastAsia" w:ascii="Times New Roman" w:hAnsi="Times New Roman" w:eastAsia="Times New Roman" w:cs="Times New Roman"/>
+          <w:vertAlign w:val="subscript"/>
+        </w:rPr>
+        <w:t>4</w:t>
+      </w:r>
+      <w:r>
+        <w:rPr>
+          <w:rFonts w:hint="eastAsia" w:ascii="Times New Roman" w:hAnsi="Times New Roman" w:eastAsia="Times New Roman" w:cs="Times New Roman"/>
+        </w:rPr>
+        <w:t>，CH</w:t>
+      </w:r>
+      <w:r>
+        <w:rPr>
+          <w:rFonts w:hint="eastAsia" w:ascii="Times New Roman" w:hAnsi="Times New Roman" w:eastAsia="Times New Roman" w:cs="Times New Roman"/>
+          <w:vertAlign w:val="subscript"/>
+        </w:rPr>
+        <w:t>2</w:t>
+      </w:r>
+      <w:r>
+        <w:rPr>
+          <w:rFonts w:hint="eastAsia" w:ascii="Times New Roman" w:hAnsi="Times New Roman" w:eastAsia="Times New Roman" w:cs="Times New Roman"/>
+        </w:rPr>
+        <w:t>Cl</w:t>
+      </w:r>
+      <w:r>
+        <w:rPr>
+          <w:rFonts w:hint="eastAsia" w:ascii="Times New Roman" w:hAnsi="Times New Roman" w:eastAsia="Times New Roman" w:cs="Times New Roman"/>
+          <w:vertAlign w:val="subscript"/>
+        </w:rPr>
+        <w:t>2</w:t>
+      </w:r>
+      <w:r>
+        <w:rPr>
+          <w:rFonts w:ascii="Times New Roman" w:hAnsi="Times New Roman" w:eastAsia="Times New Roman" w:cs="Times New Roman"/>
+        </w:rPr>
+        <w:t xml:space="preserve"> </w:t>
+      </w:r>
+      <w:r>
+        <w:rPr>
+          <w:rFonts w:hint="eastAsia" w:ascii="Times New Roman" w:hAnsi="Times New Roman" w:eastAsia="FangSong" w:cs="Times New Roman"/>
+        </w:rPr>
+        <w:t xml:space="preserve">溶剂</w:t>
+      </w:r>
+    </w:p>
+    <w:p>
+      <w:pPr>
+        <w:pStyle w:val="BodyText"/>
+      </w:pPr>
+      <w:r>
+        <w:rPr>
+          <w:rFonts w:hint="eastAsia" w:ascii="Times New Roman" w:hAnsi="Times New Roman" w:eastAsia="FangSong" w:cs="Times New Roman"/>
+        </w:rPr>
+        <w:t>预测每种条件下的主产物绝对构型并解释</w:t>
+      </w:r>
+      <w:r>
+        <w:rPr>
+          <w:rFonts w:hint="eastAsia" w:ascii="Times New Roman" w:hAnsi="Times New Roman" w:eastAsia="Times New Roman" w:cs="Times New Roman"/>
+        </w:rPr>
+        <w:t>。</w:t>
+      </w:r>
+    </w:p>
+    <w:p>
+      <w:pPr>
+        <w:pStyle w:val="BodyText"/>
+      </w:pPr>
+      <w:r>
+        <w:rPr>
+          <w:rFonts w:hint="eastAsia" w:ascii="Times New Roman" w:hAnsi="Times New Roman" w:eastAsia="FangSong" w:cs="Times New Roman"/>
+          <w:b/>
+          <w:bCs/>
+        </w:rPr>
+        <w:t xml:space="preserve">思路</w:t>
+      </w:r>
+      <w:r>
+        <w:rPr>
+          <w:rFonts w:hint="eastAsia" w:ascii="Times New Roman" w:hAnsi="Times New Roman" w:eastAsia="Times New Roman" w:cs="Times New Roman"/>
+        </w:rPr>
+        <w:t>：</w:t>
+      </w:r>
+      <w:r>
+        <w:rPr>
+          <w:rFonts w:hint="eastAsia" w:ascii="Times New Roman" w:hAnsi="Times New Roman" w:eastAsia="FangSong" w:cs="Times New Roman"/>
+        </w:rPr>
+        <w:t>条件</w:t>
+      </w:r>
+      <w:r>
+        <w:rPr>
+          <w:rFonts w:hint="eastAsia" w:ascii="Times New Roman" w:hAnsi="Times New Roman" w:eastAsia="Times New Roman" w:cs="Times New Roman"/>
+        </w:rPr>
+        <w:t>(1)</w:t>
+      </w:r>
+      <w:r>
+        <w:rPr>
+          <w:rFonts w:hint="eastAsia" w:ascii="Times New Roman" w:hAnsi="Times New Roman" w:eastAsia="FangSong" w:cs="Times New Roman"/>
+        </w:rPr>
+        <w:t>无金属螯合</w:t>
+      </w:r>
+      <w:r>
+        <w:rPr>
+          <w:rFonts w:ascii="Times New Roman" w:hAnsi="Times New Roman" w:eastAsia="Times New Roman" w:cs="Times New Roman"/>
+        </w:rPr>
+        <w:t xml:space="preserve"> → </w:t>
+      </w:r>
+      <w:r>
+        <w:rPr>
+          <w:rFonts w:hint="eastAsia" w:ascii="Times New Roman" w:hAnsi="Times New Roman" w:eastAsia="Times New Roman" w:cs="Times New Roman"/>
+        </w:rPr>
+        <w:t>Felkin-Anh；</w:t>
+      </w:r>
+      <w:r>
+        <w:rPr>
+          <w:rFonts w:hint="eastAsia" w:ascii="Times New Roman" w:hAnsi="Times New Roman" w:eastAsia="FangSong" w:cs="Times New Roman"/>
+        </w:rPr>
+        <w:t>条件</w:t>
+      </w:r>
+      <w:r>
+        <w:rPr>
+          <w:rFonts w:hint="eastAsia" w:ascii="Times New Roman" w:hAnsi="Times New Roman" w:eastAsia="Times New Roman" w:cs="Times New Roman"/>
+        </w:rPr>
+        <w:t>(2)</w:t>
+      </w:r>
+      <w:r>
+        <w:rPr>
+          <w:rFonts w:hint="eastAsia" w:ascii="Times New Roman" w:hAnsi="Times New Roman" w:eastAsia="FangSong" w:cs="Times New Roman"/>
+        </w:rPr>
+        <w:t>有</w:t>
+      </w:r>
+      <w:r>
+        <w:rPr>
+          <w:rFonts w:ascii="Times New Roman" w:hAnsi="Times New Roman" w:eastAsia="Times New Roman" w:cs="Times New Roman"/>
+        </w:rPr>
+        <w:t xml:space="preserve"> TiCl</w:t>
+      </w:r>
+      <w:r>
+        <w:rPr>
+          <w:rFonts w:ascii="Times New Roman" w:hAnsi="Times New Roman" w:eastAsia="Times New Roman" w:cs="Times New Roman"/>
+          <w:vertAlign w:val="subscript"/>
+        </w:rPr>
+        <w:t>4</w:t>
+      </w:r>
+      <w:r>
+        <w:rPr>
+          <w:rFonts w:ascii="Times New Roman" w:hAnsi="Times New Roman" w:eastAsia="Times New Roman" w:cs="Times New Roman"/>
+        </w:rPr>
+        <w:t xml:space="preserve"> → Cram </w:t>
+      </w:r>
+      <w:r>
+        <w:rPr>
+          <w:rFonts w:hint="eastAsia" w:ascii="Times New Roman" w:hAnsi="Times New Roman" w:eastAsia="FangSong" w:cs="Times New Roman"/>
+        </w:rPr>
+        <w:t>螯合</w:t>
+      </w:r>
+      <w:r>
+        <w:rPr>
+          <w:rFonts w:hint="eastAsia" w:ascii="Times New Roman" w:hAnsi="Times New Roman" w:eastAsia="Times New Roman" w:cs="Times New Roman"/>
+        </w:rPr>
+        <w:t>（</w:t>
+      </w:r>
+      <w:r>
+        <w:rPr>
+          <w:rFonts w:hint="eastAsia" w:ascii="Times New Roman" w:hAnsi="Times New Roman" w:eastAsia="FangSong" w:cs="Times New Roman"/>
+        </w:rPr>
+        <w:t>底物有</w:t>
+      </w:r>
+      <w:r>
+        <w:rPr>
+          <w:rFonts w:ascii="Times New Roman" w:hAnsi="Times New Roman" w:eastAsia="Times New Roman" w:cs="Times New Roman"/>
+        </w:rPr>
+        <w:t xml:space="preserve"> OH </w:t>
+      </w:r>
+      <w:r>
+        <w:rPr>
+          <w:rFonts w:hint="eastAsia" w:ascii="Times New Roman" w:hAnsi="Times New Roman" w:eastAsia="FangSong" w:cs="Times New Roman"/>
+        </w:rPr>
+        <w:t>配位原子</w:t>
+      </w:r>
+      <w:r>
+        <w:rPr>
+          <w:rFonts w:hint="eastAsia" w:ascii="Times New Roman" w:hAnsi="Times New Roman" w:eastAsia="Times New Roman" w:cs="Times New Roman"/>
+        </w:rPr>
+        <w:t>）。</w:t>
+      </w:r>
+    </w:p>
+    <w:p>
+      <w:pPr>
+        <w:pStyle w:val="BodyText"/>
+      </w:pPr>
+      <w:r>
+        <w:rPr>
+          <w:rFonts w:hint="eastAsia" w:ascii="Times New Roman" w:hAnsi="Times New Roman" w:eastAsia="FangSong" w:cs="Times New Roman"/>
+          <w:b/>
+          <w:bCs/>
+        </w:rPr>
+        <w:t xml:space="preserve">解析</w:t>
+      </w:r>
+      <w:r>
+        <w:rPr>
+          <w:rFonts w:hint="eastAsia" w:ascii="Times New Roman" w:hAnsi="Times New Roman" w:eastAsia="Times New Roman" w:cs="Times New Roman"/>
+        </w:rPr>
+        <w:t xml:space="preserve">：</w:t>
+      </w:r>
+    </w:p>
+    <w:p>
+      <w:pPr>
+        <w:pStyle w:val="BodyText"/>
+      </w:pPr>
+      <w:r>
+        <w:rPr>
+          <w:rFonts w:ascii="Times New Roman" w:hAnsi="Times New Roman" w:eastAsia="Times New Roman" w:cs="Times New Roman"/>
+          <w:b/>
+          <w:bCs/>
+        </w:rPr>
+        <w:t xml:space="preserve">(1) Felkin-Anh </w:t>
+      </w:r>
+      <w:r>
+        <w:rPr>
+          <w:rFonts w:hint="eastAsia" w:ascii="Times New Roman" w:hAnsi="Times New Roman" w:eastAsia="FangSong" w:cs="Times New Roman"/>
+          <w:b/>
+          <w:bCs/>
+        </w:rPr>
+        <w:t>条件</w:t>
+      </w:r>
+      <w:r>
+        <w:rPr>
+          <w:rFonts w:hint="eastAsia" w:ascii="Times New Roman" w:hAnsi="Times New Roman" w:eastAsia="Times New Roman" w:cs="Times New Roman"/>
+          <w:b/>
+          <w:bCs/>
+        </w:rPr>
+        <w:t>（</w:t>
+      </w:r>
+      <w:r>
+        <w:rPr>
+          <w:rFonts w:hint="eastAsia" w:ascii="Times New Roman" w:hAnsi="Times New Roman" w:eastAsia="FangSong" w:cs="Times New Roman"/>
+          <w:b/>
+          <w:bCs/>
+        </w:rPr>
+        <w:t>无螯合金属</w:t>
+      </w:r>
+      <w:r>
+        <w:rPr>
+          <w:rFonts w:hint="eastAsia" w:ascii="Times New Roman" w:hAnsi="Times New Roman" w:eastAsia="Times New Roman" w:cs="Times New Roman"/>
+          <w:b/>
+          <w:bCs/>
+        </w:rPr>
+        <w:t>）</w:t>
+      </w:r>
+      <w:r>
+        <w:rPr>
+          <w:rFonts w:hint="eastAsia" w:ascii="Times New Roman" w:hAnsi="Times New Roman" w:eastAsia="Times New Roman" w:cs="Times New Roman"/>
+        </w:rPr>
+        <w:t xml:space="preserve">：</w:t>
+      </w:r>
+      <w:r>
+        <w:rPr>
+          <w:rFonts w:ascii="Times New Roman" w:hAnsi="Times New Roman" w:eastAsia="Times New Roman" w:cs="Times New Roman"/>
+        </w:rPr>
+        <w:t xml:space="preserve"> </w:t>
+      </w:r>
+      <w:r>
+        <w:rPr>
+          <w:rFonts w:ascii="Times New Roman" w:hAnsi="Times New Roman" w:eastAsia="Times New Roman" w:cs="Times New Roman"/>
+        </w:rPr>
+        <w:t xml:space="preserve">- </w:t>
+      </w:r>
+      <w:r>
+        <w:rPr>
+          <w:rFonts w:hint="eastAsia" w:ascii="Times New Roman" w:hAnsi="Times New Roman" w:eastAsia="Times New Roman" w:cs="Times New Roman"/>
+        </w:rPr>
+        <w:t>α-</w:t>
+      </w:r>
+      <w:r>
+        <w:rPr>
+          <w:rFonts w:hint="eastAsia" w:ascii="Times New Roman" w:hAnsi="Times New Roman" w:eastAsia="FangSong" w:cs="Times New Roman"/>
+        </w:rPr>
+        <w:t>手性碳连</w:t>
+      </w:r>
+      <w:r>
+        <w:rPr>
+          <w:rFonts w:hint="eastAsia" w:ascii="Times New Roman" w:hAnsi="Times New Roman" w:eastAsia="Times New Roman" w:cs="Times New Roman"/>
+        </w:rPr>
+        <w:t>：H（S），CH</w:t>
+      </w:r>
+      <w:r>
+        <w:rPr>
+          <w:rFonts w:hint="eastAsia" w:ascii="Times New Roman" w:hAnsi="Times New Roman" w:eastAsia="Times New Roman" w:cs="Times New Roman"/>
+          <w:vertAlign w:val="subscript"/>
+        </w:rPr>
+        <w:t>3</w:t>
+      </w:r>
+      <w:r>
+        <w:rPr>
+          <w:rFonts w:hint="eastAsia" w:ascii="Times New Roman" w:hAnsi="Times New Roman" w:eastAsia="Times New Roman" w:cs="Times New Roman"/>
+        </w:rPr>
+        <w:t>（M），OH（L？），COCH</w:t>
+      </w:r>
+      <w:r>
+        <w:rPr>
+          <w:rFonts w:hint="eastAsia" w:ascii="Times New Roman" w:hAnsi="Times New Roman" w:eastAsia="Times New Roman" w:cs="Times New Roman"/>
+          <w:vertAlign w:val="subscript"/>
+        </w:rPr>
+        <w:t>3</w:t>
+      </w:r>
+      <w:r>
+        <w:rPr>
+          <w:rFonts w:ascii="Times New Roman" w:hAnsi="Times New Roman" w:eastAsia="Times New Roman" w:cs="Times New Roman"/>
+        </w:rPr>
+        <w:t xml:space="preserve"> </w:t>
+      </w:r>
+      <w:r>
+        <w:rPr>
+          <w:rFonts w:ascii="Times New Roman" w:hAnsi="Times New Roman" w:eastAsia="Times New Roman" w:cs="Times New Roman"/>
+        </w:rPr>
+        <w:t xml:space="preserve">- </w:t>
+      </w:r>
+      <w:r>
+        <w:rPr>
+          <w:rFonts w:hint="eastAsia" w:ascii="Times New Roman" w:hAnsi="Times New Roman" w:eastAsia="FangSong" w:cs="Times New Roman"/>
+        </w:rPr>
+        <w:t xml:space="preserve">需确定</w:t>
+      </w:r>
+      <w:r>
+        <w:rPr>
+          <w:rFonts w:ascii="Times New Roman" w:hAnsi="Times New Roman" w:eastAsia="Times New Roman" w:cs="Times New Roman"/>
+        </w:rPr>
+        <w:t xml:space="preserve"> </w:t>
+      </w:r>
+      <w:r>
+        <w:rPr>
+          <w:rFonts w:hint="eastAsia" w:ascii="Times New Roman" w:hAnsi="Times New Roman" w:eastAsia="Times New Roman" w:cs="Times New Roman"/>
+        </w:rPr>
+        <w:t xml:space="preserve">L/M/S：OH</w:t>
+      </w:r>
+      <w:r>
+        <w:rPr>
+          <w:rFonts w:ascii="Times New Roman" w:hAnsi="Times New Roman" w:eastAsia="Times New Roman" w:cs="Times New Roman"/>
+        </w:rPr>
+        <w:t xml:space="preserve"> </w:t>
+      </w:r>
+      <w:r>
+        <w:rPr>
+          <w:rFonts w:hint="eastAsia" w:ascii="Times New Roman" w:hAnsi="Times New Roman" w:eastAsia="FangSong" w:cs="Times New Roman"/>
+        </w:rPr>
+        <w:t xml:space="preserve">与</w:t>
+      </w:r>
+      <w:r>
+        <w:rPr>
+          <w:rFonts w:ascii="Times New Roman" w:hAnsi="Times New Roman" w:eastAsia="Times New Roman" w:cs="Times New Roman"/>
+        </w:rPr>
+        <w:t xml:space="preserve"> C=O </w:t>
+      </w:r>
+      <w:r>
+        <w:rPr>
+          <w:rFonts w:hint="eastAsia" w:ascii="Times New Roman" w:hAnsi="Times New Roman" w:eastAsia="FangSong" w:cs="Times New Roman"/>
+        </w:rPr>
+        <w:t xml:space="preserve">之间的位阻关系和电子效应</w:t>
+      </w:r>
+      <w:r>
+        <w:rPr>
+          <w:rFonts w:ascii="Times New Roman" w:hAnsi="Times New Roman" w:eastAsia="Times New Roman" w:cs="Times New Roman"/>
+        </w:rPr>
+        <w:t xml:space="preserve"> </w:t>
+      </w:r>
+      <w:r>
+        <w:rPr>
+          <w:rFonts w:ascii="Times New Roman" w:hAnsi="Times New Roman" w:eastAsia="Times New Roman" w:cs="Times New Roman"/>
+        </w:rPr>
+        <w:t xml:space="preserve">- </w:t>
+      </w:r>
+      <w:r>
+        <w:rPr>
+          <w:rFonts w:hint="eastAsia" w:ascii="Times New Roman" w:hAnsi="Times New Roman" w:eastAsia="FangSong" w:cs="Times New Roman"/>
+        </w:rPr>
+        <w:t xml:space="preserve">按</w:t>
+      </w:r>
+      <w:r>
+        <w:rPr>
+          <w:rFonts w:ascii="Times New Roman" w:hAnsi="Times New Roman" w:eastAsia="Times New Roman" w:cs="Times New Roman"/>
+        </w:rPr>
+        <w:t xml:space="preserve"> </w:t>
+      </w:r>
+      <w:r>
+        <w:rPr>
+          <w:rFonts w:hint="eastAsia" w:ascii="Times New Roman" w:hAnsi="Times New Roman" w:eastAsia="Times New Roman" w:cs="Times New Roman"/>
+        </w:rPr>
+        <w:t>Felkin-Anh：</w:t>
+      </w:r>
+      <w:r>
+        <w:rPr>
+          <w:rFonts w:hint="eastAsia" w:ascii="Times New Roman" w:hAnsi="Times New Roman" w:eastAsia="FangSong" w:cs="Times New Roman"/>
+        </w:rPr>
+        <w:t>位阻最大的基团垂直于</w:t>
+      </w:r>
+      <w:r>
+        <w:rPr>
+          <w:rFonts w:ascii="Times New Roman" w:hAnsi="Times New Roman" w:eastAsia="Times New Roman" w:cs="Times New Roman"/>
+        </w:rPr>
+        <w:t xml:space="preserve"> C=O → </w:t>
+      </w:r>
+      <w:r>
+        <w:rPr>
+          <w:rFonts w:hint="eastAsia" w:ascii="Times New Roman" w:hAnsi="Times New Roman" w:eastAsia="FangSong" w:cs="Times New Roman"/>
+        </w:rPr>
+        <w:t>亲核试剂从最小基团</w:t>
+      </w:r>
+      <w:r>
+        <w:rPr>
+          <w:rFonts w:hint="eastAsia" w:ascii="Times New Roman" w:hAnsi="Times New Roman" w:eastAsia="Times New Roman" w:cs="Times New Roman"/>
+        </w:rPr>
+        <w:t>（H）</w:t>
+      </w:r>
+      <w:r>
+        <w:rPr>
+          <w:rFonts w:hint="eastAsia" w:ascii="Times New Roman" w:hAnsi="Times New Roman" w:eastAsia="FangSong" w:cs="Times New Roman"/>
+        </w:rPr>
+        <w:t>侧进攻</w:t>
+      </w:r>
+      <w:r>
+        <w:rPr>
+          <w:rFonts w:ascii="Times New Roman" w:hAnsi="Times New Roman" w:eastAsia="Times New Roman" w:cs="Times New Roman"/>
+        </w:rPr>
+        <w:t xml:space="preserve"> </w:t>
+      </w:r>
+      <w:r>
+        <w:rPr>
+          <w:rFonts w:ascii="Times New Roman" w:hAnsi="Times New Roman" w:eastAsia="Times New Roman" w:cs="Times New Roman"/>
+        </w:rPr>
+        <w:t xml:space="preserve">- </w:t>
+      </w:r>
+      <w:r>
+        <w:rPr>
+          <w:rFonts w:hint="eastAsia" w:ascii="Times New Roman" w:hAnsi="Times New Roman" w:eastAsia="FangSong" w:cs="Times New Roman"/>
+        </w:rPr>
+        <w:t>产物</w:t>
+      </w:r>
+      <w:r>
+        <w:rPr>
+          <w:rFonts w:hint="eastAsia" w:ascii="Times New Roman" w:hAnsi="Times New Roman" w:eastAsia="Times New Roman" w:cs="Times New Roman"/>
+        </w:rPr>
+        <w:t>：Felkin-Anh</w:t>
+      </w:r>
+      <w:r>
+        <w:rPr>
+          <w:rFonts w:ascii="Times New Roman" w:hAnsi="Times New Roman" w:eastAsia="Times New Roman" w:cs="Times New Roman"/>
+        </w:rPr>
+        <w:t xml:space="preserve"> </w:t>
+      </w:r>
+      <w:r>
+        <w:rPr>
+          <w:rFonts w:hint="eastAsia" w:ascii="Times New Roman" w:hAnsi="Times New Roman" w:eastAsia="FangSong" w:cs="Times New Roman"/>
+        </w:rPr>
+        <w:t xml:space="preserve">产物</w:t>
+      </w:r>
+    </w:p>
+    <w:p>
+      <w:pPr>
+        <w:pStyle w:val="BodyText"/>
+      </w:pPr>
+      <w:r>
+        <w:rPr>
+          <w:rFonts w:ascii="Times New Roman" w:hAnsi="Times New Roman" w:eastAsia="Times New Roman" w:cs="Times New Roman"/>
+          <w:b/>
+          <w:bCs/>
+        </w:rPr>
+        <w:t xml:space="preserve">(2) Cram </w:t>
+      </w:r>
+      <w:r>
+        <w:rPr>
+          <w:rFonts w:hint="eastAsia" w:ascii="Times New Roman" w:hAnsi="Times New Roman" w:eastAsia="FangSong" w:cs="Times New Roman"/>
+          <w:b/>
+          <w:bCs/>
+        </w:rPr>
+        <w:t>螯合条件</w:t>
+      </w:r>
+      <w:r>
+        <w:rPr>
+          <w:rFonts w:hint="eastAsia" w:ascii="Times New Roman" w:hAnsi="Times New Roman" w:eastAsia="Times New Roman" w:cs="Times New Roman"/>
+          <w:b/>
+          <w:bCs/>
+        </w:rPr>
+        <w:t>（+</w:t>
+      </w:r>
+      <w:r>
+        <w:rPr>
+          <w:rFonts w:ascii="Times New Roman" w:hAnsi="Times New Roman" w:eastAsia="Times New Roman" w:cs="Times New Roman"/>
+          <w:b/>
+          <w:bCs/>
+        </w:rPr>
+        <w:t xml:space="preserve"> </w:t>
+      </w:r>
+      <w:r>
+        <w:rPr>
+          <w:rFonts w:hint="eastAsia" w:ascii="Times New Roman" w:hAnsi="Times New Roman" w:eastAsia="Times New Roman" w:cs="Times New Roman"/>
+          <w:b/>
+          <w:bCs/>
+        </w:rPr>
+        <w:t>TiCl</w:t>
+      </w:r>
+      <w:r>
+        <w:rPr>
+          <w:rFonts w:hint="eastAsia" w:ascii="Times New Roman" w:hAnsi="Times New Roman" w:eastAsia="Times New Roman" w:cs="Times New Roman"/>
+          <w:b/>
+          <w:bCs/>
+          <w:vertAlign w:val="subscript"/>
+        </w:rPr>
+        <w:t>4</w:t>
+      </w:r>
+      <w:r>
+        <w:rPr>
+          <w:rFonts w:hint="eastAsia" w:ascii="Times New Roman" w:hAnsi="Times New Roman" w:eastAsia="Times New Roman" w:cs="Times New Roman"/>
+          <w:b/>
+          <w:bCs/>
+        </w:rPr>
+        <w:t>）</w:t>
+      </w:r>
+      <w:r>
+        <w:rPr>
+          <w:rFonts w:hint="eastAsia" w:ascii="Times New Roman" w:hAnsi="Times New Roman" w:eastAsia="Times New Roman" w:cs="Times New Roman"/>
+        </w:rPr>
+        <w:t xml:space="preserve">：</w:t>
+      </w:r>
+      <w:r>
+        <w:rPr>
+          <w:rFonts w:ascii="Times New Roman" w:hAnsi="Times New Roman" w:eastAsia="Times New Roman" w:cs="Times New Roman"/>
+        </w:rPr>
+        <w:t xml:space="preserve"> </w:t>
+      </w:r>
+      <w:r>
+        <w:rPr>
+          <w:rFonts w:ascii="Times New Roman" w:hAnsi="Times New Roman" w:eastAsia="Times New Roman" w:cs="Times New Roman"/>
+        </w:rPr>
+        <w:t>- TiCl</w:t>
+      </w:r>
+      <w:r>
+        <w:rPr>
+          <w:rFonts w:ascii="Times New Roman" w:hAnsi="Times New Roman" w:eastAsia="Times New Roman" w:cs="Times New Roman"/>
+          <w:vertAlign w:val="subscript"/>
+        </w:rPr>
+        <w:t>4</w:t>
+      </w:r>
+      <w:r>
+        <w:rPr>
+          <w:rFonts w:ascii="Times New Roman" w:hAnsi="Times New Roman" w:eastAsia="Times New Roman" w:cs="Times New Roman"/>
+        </w:rPr>
+        <w:t xml:space="preserve"> </w:t>
+      </w:r>
+      <w:r>
+        <w:rPr>
+          <w:rFonts w:hint="eastAsia" w:ascii="Times New Roman" w:hAnsi="Times New Roman" w:eastAsia="FangSong" w:cs="Times New Roman"/>
+        </w:rPr>
+        <w:t xml:space="preserve">同时配位</w:t>
+      </w:r>
+      <w:r>
+        <w:rPr>
+          <w:rFonts w:ascii="Times New Roman" w:hAnsi="Times New Roman" w:eastAsia="Times New Roman" w:cs="Times New Roman"/>
+        </w:rPr>
+        <w:t xml:space="preserve"> C=O </w:t>
+      </w:r>
+      <w:r>
+        <w:rPr>
+          <w:rFonts w:hint="eastAsia" w:ascii="Times New Roman" w:hAnsi="Times New Roman" w:eastAsia="FangSong" w:cs="Times New Roman"/>
+        </w:rPr>
+        <w:t xml:space="preserve">的</w:t>
+      </w:r>
+      <w:r>
+        <w:rPr>
+          <w:rFonts w:ascii="Times New Roman" w:hAnsi="Times New Roman" w:eastAsia="Times New Roman" w:cs="Times New Roman"/>
+        </w:rPr>
+        <w:t xml:space="preserve"> O </w:t>
+      </w:r>
+      <w:r>
+        <w:rPr>
+          <w:rFonts w:hint="eastAsia" w:ascii="Times New Roman" w:hAnsi="Times New Roman" w:eastAsia="FangSong" w:cs="Times New Roman"/>
+        </w:rPr>
+        <w:t xml:space="preserve">和</w:t>
+      </w:r>
+      <w:r>
+        <w:rPr>
+          <w:rFonts w:ascii="Times New Roman" w:hAnsi="Times New Roman" w:eastAsia="Times New Roman" w:cs="Times New Roman"/>
+        </w:rPr>
+        <w:t xml:space="preserve"> α-OH </w:t>
+      </w:r>
+      <w:r>
+        <w:rPr>
+          <w:rFonts w:hint="eastAsia" w:ascii="Times New Roman" w:hAnsi="Times New Roman" w:eastAsia="FangSong" w:cs="Times New Roman"/>
+        </w:rPr>
+        <w:t xml:space="preserve">的</w:t>
+      </w:r>
+      <w:r>
+        <w:rPr>
+          <w:rFonts w:ascii="Times New Roman" w:hAnsi="Times New Roman" w:eastAsia="Times New Roman" w:cs="Times New Roman"/>
+        </w:rPr>
+        <w:t xml:space="preserve"> O → </w:t>
+      </w:r>
+      <w:r>
+        <w:rPr>
+          <w:rFonts w:hint="eastAsia" w:ascii="Times New Roman" w:hAnsi="Times New Roman" w:eastAsia="FangSong" w:cs="Times New Roman"/>
+        </w:rPr>
+        <w:t xml:space="preserve">形成五元环螯合物</w:t>
+      </w:r>
+      <w:r>
+        <w:rPr>
+          <w:rFonts w:ascii="Times New Roman" w:hAnsi="Times New Roman" w:eastAsia="Times New Roman" w:cs="Times New Roman"/>
+        </w:rPr>
+        <w:t xml:space="preserve"> </w:t>
+      </w:r>
+      <w:r>
+        <w:rPr>
+          <w:rFonts w:ascii="Times New Roman" w:hAnsi="Times New Roman" w:eastAsia="Times New Roman" w:cs="Times New Roman"/>
+        </w:rPr>
+        <w:t xml:space="preserve">- </w:t>
+      </w:r>
+      <w:r>
+        <w:rPr>
+          <w:rFonts w:hint="eastAsia" w:ascii="Times New Roman" w:hAnsi="Times New Roman" w:eastAsia="FangSong" w:cs="Times New Roman"/>
+        </w:rPr>
+        <w:t>螯合物锁定构象</w:t>
+      </w:r>
+      <w:r>
+        <w:rPr>
+          <w:rFonts w:hint="eastAsia" w:ascii="Times New Roman" w:hAnsi="Times New Roman" w:eastAsia="Times New Roman" w:cs="Times New Roman"/>
+        </w:rPr>
+        <w:t>：C=O</w:t>
+      </w:r>
+      <w:r>
+        <w:rPr>
+          <w:rFonts w:ascii="Times New Roman" w:hAnsi="Times New Roman" w:eastAsia="Times New Roman" w:cs="Times New Roman"/>
+        </w:rPr>
+        <w:t xml:space="preserve"> </w:t>
+      </w:r>
+      <w:r>
+        <w:rPr>
+          <w:rFonts w:hint="eastAsia" w:ascii="Times New Roman" w:hAnsi="Times New Roman" w:eastAsia="FangSong" w:cs="Times New Roman"/>
+        </w:rPr>
+        <w:t xml:space="preserve">被</w:t>
+      </w:r>
+      <w:r>
+        <w:rPr>
+          <w:rFonts w:ascii="Times New Roman" w:hAnsi="Times New Roman" w:eastAsia="Times New Roman" w:cs="Times New Roman"/>
+        </w:rPr>
+        <w:t xml:space="preserve"> TiCl</w:t>
+      </w:r>
+      <w:r>
+        <w:rPr>
+          <w:rFonts w:ascii="Times New Roman" w:hAnsi="Times New Roman" w:eastAsia="Times New Roman" w:cs="Times New Roman"/>
+          <w:vertAlign w:val="subscript"/>
+        </w:rPr>
+        <w:t>4</w:t>
+      </w:r>
+      <w:r>
+        <w:rPr>
+          <w:rFonts w:ascii="Times New Roman" w:hAnsi="Times New Roman" w:eastAsia="Times New Roman" w:cs="Times New Roman"/>
+        </w:rPr>
+        <w:t xml:space="preserve"> </w:t>
+      </w:r>
+      <w:r>
+        <w:rPr>
+          <w:rFonts w:hint="eastAsia" w:ascii="Times New Roman" w:hAnsi="Times New Roman" w:eastAsia="FangSong" w:cs="Times New Roman"/>
+        </w:rPr>
+        <w:t xml:space="preserve">配体从一面屏蔽</w:t>
+      </w:r>
+      <w:r>
+        <w:rPr>
+          <w:rFonts w:ascii="Times New Roman" w:hAnsi="Times New Roman" w:eastAsia="Times New Roman" w:cs="Times New Roman"/>
+        </w:rPr>
+        <w:t xml:space="preserve"> </w:t>
+      </w:r>
+      <w:r>
+        <w:rPr>
+          <w:rFonts w:ascii="Times New Roman" w:hAnsi="Times New Roman" w:eastAsia="Times New Roman" w:cs="Times New Roman"/>
+        </w:rPr>
+        <w:t>- CH</w:t>
+      </w:r>
+      <w:r>
+        <w:rPr>
+          <w:rFonts w:ascii="Times New Roman" w:hAnsi="Times New Roman" w:eastAsia="Times New Roman" w:cs="Times New Roman"/>
+          <w:vertAlign w:val="subscript"/>
+        </w:rPr>
+        <w:t>3</w:t>
+      </w:r>
+      <w:r>
+        <w:rPr>
+          <w:rFonts w:ascii="Times New Roman" w:hAnsi="Times New Roman" w:eastAsia="Times New Roman" w:cs="Times New Roman"/>
+        </w:rPr>
+        <w:t xml:space="preserve">MgBr </w:t>
+      </w:r>
+      <w:r>
+        <w:rPr>
+          <w:rFonts w:hint="eastAsia" w:ascii="Times New Roman" w:hAnsi="Times New Roman" w:eastAsia="FangSong" w:cs="Times New Roman"/>
+        </w:rPr>
+        <w:t xml:space="preserve">从</w:t>
+      </w:r>
+      <w:r>
+        <w:rPr>
+          <w:rFonts w:hint="eastAsia" w:ascii="Times New Roman" w:hAnsi="Times New Roman" w:eastAsia="FangSong" w:cs="Times New Roman"/>
+          <w:b/>
+          <w:bCs/>
+        </w:rPr>
+        <w:t xml:space="preserve">未被屏蔽的面</w:t>
+      </w:r>
+      <w:r>
+        <w:rPr>
+          <w:rFonts w:hint="eastAsia" w:ascii="Times New Roman" w:hAnsi="Times New Roman" w:eastAsia="FangSong" w:cs="Times New Roman"/>
+        </w:rPr>
+        <w:t xml:space="preserve">进攻</w:t>
+      </w:r>
+      <w:r>
+        <w:rPr>
+          <w:rFonts w:ascii="Times New Roman" w:hAnsi="Times New Roman" w:eastAsia="Times New Roman" w:cs="Times New Roman"/>
+        </w:rPr>
+        <w:t xml:space="preserve"> </w:t>
+      </w:r>
+      <w:r>
+        <w:rPr>
+          <w:rFonts w:ascii="Times New Roman" w:hAnsi="Times New Roman" w:eastAsia="Times New Roman" w:cs="Times New Roman"/>
+        </w:rPr>
+        <w:t xml:space="preserve">-</w:t>
+      </w:r>
+      <w:r>
+        <w:rPr>
+          <w:rFonts w:ascii="Times New Roman" w:hAnsi="Times New Roman" w:eastAsia="Times New Roman" w:cs="Times New Roman"/>
+        </w:rPr>
+        <w:t xml:space="preserve"> </w:t>
+      </w:r>
+      <w:r>
+        <w:rPr>
+          <w:rFonts w:hint="eastAsia" w:ascii="Times New Roman" w:hAnsi="Times New Roman" w:eastAsia="FangSong" w:cs="Times New Roman"/>
+          <w:b/>
+          <w:bCs/>
+        </w:rPr>
+        <w:t xml:space="preserve">产物构型可能反转</w:t>
+      </w:r>
+      <w:r>
+        <w:rPr>
+          <w:rFonts w:hint="eastAsia" w:ascii="Times New Roman" w:hAnsi="Times New Roman" w:eastAsia="Times New Roman" w:cs="Times New Roman"/>
+        </w:rPr>
+        <w:t>（</w:t>
+      </w:r>
+      <w:r>
+        <w:rPr>
+          <w:rFonts w:hint="eastAsia" w:ascii="Times New Roman" w:hAnsi="Times New Roman" w:eastAsia="FangSong" w:cs="Times New Roman"/>
+        </w:rPr>
+        <w:t>与条件</w:t>
+      </w:r>
+      <w:r>
+        <w:rPr>
+          <w:rFonts w:hint="eastAsia" w:ascii="Times New Roman" w:hAnsi="Times New Roman" w:eastAsia="Times New Roman" w:cs="Times New Roman"/>
+        </w:rPr>
+        <w:t>(1)</w:t>
+      </w:r>
+      <w:r>
+        <w:rPr>
+          <w:rFonts w:hint="eastAsia" w:ascii="Times New Roman" w:hAnsi="Times New Roman" w:eastAsia="FangSong" w:cs="Times New Roman"/>
+        </w:rPr>
+        <w:t>相反</w:t>
+      </w:r>
+      <w:r>
+        <w:rPr>
+          <w:rFonts w:hint="eastAsia" w:ascii="Times New Roman" w:hAnsi="Times New Roman" w:eastAsia="Times New Roman" w:cs="Times New Roman"/>
+        </w:rPr>
+        <w:t>）</w:t>
+      </w:r>
+    </w:p>
+    <w:p>
+      <w:pPr>
+        <w:pStyle w:val="BodyText"/>
+      </w:pPr>
+      <w:r>
+        <w:rPr>
+          <w:rFonts w:hint="eastAsia" w:ascii="Times New Roman" w:hAnsi="Times New Roman" w:eastAsia="FangSong" w:cs="Times New Roman"/>
+          <w:b/>
+          <w:bCs/>
+        </w:rPr>
+        <w:t xml:space="preserve">答案</w:t>
+      </w:r>
+      <w:r>
+        <w:rPr>
+          <w:rFonts w:hint="eastAsia" w:ascii="Times New Roman" w:hAnsi="Times New Roman" w:eastAsia="Times New Roman" w:cs="Times New Roman"/>
+        </w:rPr>
+        <w:t>：</w:t>
+      </w:r>
+      <w:r>
+        <w:rPr>
+          <w:rFonts w:hint="eastAsia" w:ascii="Times New Roman" w:hAnsi="Times New Roman" w:eastAsia="FangSong" w:cs="Times New Roman"/>
+        </w:rPr>
+        <w:t>条件</w:t>
+      </w:r>
+      <w:r>
+        <w:rPr>
+          <w:rFonts w:hint="eastAsia" w:ascii="Times New Roman" w:hAnsi="Times New Roman" w:eastAsia="Times New Roman" w:cs="Times New Roman"/>
+        </w:rPr>
+        <w:t>(1)</w:t>
+      </w:r>
+      <w:r>
+        <w:rPr>
+          <w:rFonts w:hint="eastAsia" w:ascii="Times New Roman" w:hAnsi="Times New Roman" w:eastAsia="FangSong" w:cs="Times New Roman"/>
+        </w:rPr>
+        <w:t>得</w:t>
+      </w:r>
+      <w:r>
+        <w:rPr>
+          <w:rFonts w:ascii="Times New Roman" w:hAnsi="Times New Roman" w:eastAsia="Times New Roman" w:cs="Times New Roman"/>
+        </w:rPr>
+        <w:t xml:space="preserve"> Felkin-Anh </w:t>
+      </w:r>
+      <w:r>
+        <w:rPr>
+          <w:rFonts w:hint="eastAsia" w:ascii="Times New Roman" w:hAnsi="Times New Roman" w:eastAsia="FangSong" w:cs="Times New Roman"/>
+        </w:rPr>
+        <w:t>产物</w:t>
+      </w:r>
+      <w:r>
+        <w:rPr>
+          <w:rFonts w:hint="eastAsia" w:ascii="Times New Roman" w:hAnsi="Times New Roman" w:eastAsia="Times New Roman" w:cs="Times New Roman"/>
+        </w:rPr>
+        <w:t>；</w:t>
+      </w:r>
+      <w:r>
+        <w:rPr>
+          <w:rFonts w:hint="eastAsia" w:ascii="Times New Roman" w:hAnsi="Times New Roman" w:eastAsia="FangSong" w:cs="Times New Roman"/>
+        </w:rPr>
+        <w:t>条件</w:t>
+      </w:r>
+      <w:r>
+        <w:rPr>
+          <w:rFonts w:hint="eastAsia" w:ascii="Times New Roman" w:hAnsi="Times New Roman" w:eastAsia="Times New Roman" w:cs="Times New Roman"/>
+        </w:rPr>
+        <w:t>(2)</w:t>
+      </w:r>
+      <w:r>
+        <w:rPr>
+          <w:rFonts w:hint="eastAsia" w:ascii="Times New Roman" w:hAnsi="Times New Roman" w:eastAsia="FangSong" w:cs="Times New Roman"/>
+        </w:rPr>
+        <w:t>得</w:t>
+      </w:r>
+      <w:r>
+        <w:rPr>
+          <w:rFonts w:ascii="Times New Roman" w:hAnsi="Times New Roman" w:eastAsia="Times New Roman" w:cs="Times New Roman"/>
+        </w:rPr>
+        <w:t xml:space="preserve"> Cram </w:t>
+      </w:r>
+      <w:r>
+        <w:rPr>
+          <w:rFonts w:hint="eastAsia" w:ascii="Times New Roman" w:hAnsi="Times New Roman" w:eastAsia="FangSong" w:cs="Times New Roman"/>
+        </w:rPr>
+        <w:t>螯合产物</w:t>
+      </w:r>
+      <w:r>
+        <w:rPr>
+          <w:rFonts w:hint="eastAsia" w:ascii="Times New Roman" w:hAnsi="Times New Roman" w:eastAsia="Times New Roman" w:cs="Times New Roman"/>
+        </w:rPr>
+        <w:t>。</w:t>
+      </w:r>
+      <w:r>
+        <w:rPr>
+          <w:rFonts w:hint="eastAsia" w:ascii="Times New Roman" w:hAnsi="Times New Roman" w:eastAsia="FangSong" w:cs="Times New Roman"/>
+        </w:rPr>
+        <w:t>两者的绝对构型不同</w:t>
+      </w:r>
+      <w:r>
+        <w:rPr>
+          <w:rFonts w:hint="eastAsia" w:ascii="Times New Roman" w:hAnsi="Times New Roman" w:eastAsia="Times New Roman" w:cs="Times New Roman"/>
+        </w:rPr>
+        <w:t>。</w:t>
+      </w:r>
+      <w:r>
+        <w:rPr>
+          <w:rFonts w:hint="eastAsia" w:ascii="Times New Roman" w:hAnsi="Times New Roman" w:eastAsia="FangSong" w:cs="Times New Roman"/>
+        </w:rPr>
+        <w:t>同一底物</w:t>
+      </w:r>
+      <w:r>
+        <w:rPr>
+          <w:rFonts w:hint="eastAsia" w:ascii="Times New Roman" w:hAnsi="Times New Roman" w:eastAsia="Times New Roman" w:cs="Times New Roman"/>
+        </w:rPr>
+        <w:t>、</w:t>
+      </w:r>
+      <w:r>
+        <w:rPr>
+          <w:rFonts w:hint="eastAsia" w:ascii="Times New Roman" w:hAnsi="Times New Roman" w:eastAsia="FangSong" w:cs="Times New Roman"/>
+        </w:rPr>
+        <w:t>不同条件</w:t>
+      </w:r>
+      <w:r>
+        <w:rPr>
+          <w:rFonts w:hint="eastAsia" w:ascii="Times New Roman" w:hAnsi="Times New Roman" w:eastAsia="Times New Roman" w:cs="Times New Roman"/>
+        </w:rPr>
+        <w:t>→</w:t>
+      </w:r>
+      <w:r>
+        <w:rPr>
+          <w:rFonts w:hint="eastAsia" w:ascii="Times New Roman" w:hAnsi="Times New Roman" w:eastAsia="FangSong" w:cs="Times New Roman"/>
+        </w:rPr>
+        <w:t>产物构型反转</w:t>
+      </w:r>
+      <w:r>
+        <w:rPr>
+          <w:rFonts w:hint="eastAsia" w:ascii="Times New Roman" w:hAnsi="Times New Roman" w:eastAsia="Times New Roman" w:cs="Times New Roman"/>
+        </w:rPr>
+        <w:t>，</w:t>
+      </w:r>
+      <w:r>
+        <w:rPr>
+          <w:rFonts w:hint="eastAsia" w:ascii="Times New Roman" w:hAnsi="Times New Roman" w:eastAsia="FangSong" w:cs="Times New Roman"/>
+        </w:rPr>
+        <w:t>这正是螯合控制的强大效应</w:t>
+      </w:r>
+      <w:r>
+        <w:rPr>
+          <w:rFonts w:hint="eastAsia" w:ascii="Times New Roman" w:hAnsi="Times New Roman" w:eastAsia="Times New Roman" w:cs="Times New Roman"/>
+        </w:rPr>
+        <w:t>。</w:t>
+      </w:r>
+    </w:p>
+    <w:p>
+      <w:pPr>
+        <w:pStyle w:val="BodyText"/>
+      </w:pPr>
+      <w:r>
+        <w:rPr>
+          <w:rFonts w:hint="eastAsia" w:ascii="Times New Roman" w:hAnsi="Times New Roman" w:eastAsia="FangSong" w:cs="Times New Roman"/>
+          <w:b/>
+          <w:bCs/>
+        </w:rPr>
+        <w:t xml:space="preserve">反思</w:t>
+      </w:r>
+      <w:r>
+        <w:rPr>
+          <w:rFonts w:hint="eastAsia" w:ascii="Times New Roman" w:hAnsi="Times New Roman" w:eastAsia="Times New Roman" w:cs="Times New Roman"/>
+        </w:rPr>
+        <w:t>：</w:t>
+      </w:r>
+      <w:r>
+        <w:rPr>
+          <w:rFonts w:hint="eastAsia" w:ascii="Times New Roman" w:hAnsi="Times New Roman" w:eastAsia="FangSong" w:cs="Times New Roman"/>
+        </w:rPr>
+        <w:t>看到</w:t>
+      </w:r>
+      <w:r>
+        <w:rPr>
+          <w:rFonts w:ascii="Times New Roman" w:hAnsi="Times New Roman" w:eastAsia="Times New Roman" w:cs="Times New Roman"/>
+        </w:rPr>
+        <w:t xml:space="preserve"> </w:t>
+      </w:r>
+      <w:r>
+        <w:rPr>
+          <w:rFonts w:hint="eastAsia" w:ascii="Times New Roman" w:hAnsi="Times New Roman" w:eastAsia="Times New Roman" w:cs="Times New Roman"/>
+        </w:rPr>
+        <w:t>α-</w:t>
+      </w:r>
+      <w:r>
+        <w:rPr>
+          <w:rFonts w:hint="eastAsia" w:ascii="Times New Roman" w:hAnsi="Times New Roman" w:eastAsia="FangSong" w:cs="Times New Roman"/>
+        </w:rPr>
+        <w:t>羟基</w:t>
+      </w:r>
+      <w:r>
+        <w:rPr>
+          <w:rFonts w:hint="eastAsia" w:ascii="Times New Roman" w:hAnsi="Times New Roman" w:eastAsia="Times New Roman" w:cs="Times New Roman"/>
+        </w:rPr>
+        <w:t>/α-</w:t>
+      </w:r>
+      <w:r>
+        <w:rPr>
+          <w:rFonts w:hint="eastAsia" w:ascii="Times New Roman" w:hAnsi="Times New Roman" w:eastAsia="FangSong" w:cs="Times New Roman"/>
+        </w:rPr>
+        <w:t>烷氧基</w:t>
+      </w:r>
+      <w:r>
+        <w:rPr>
+          <w:rFonts w:ascii="Times New Roman" w:hAnsi="Times New Roman" w:eastAsia="Times New Roman" w:cs="Times New Roman"/>
+        </w:rPr>
+        <w:t xml:space="preserve"> + </w:t>
+      </w:r>
+      <w:r>
+        <w:rPr>
+          <w:rFonts w:hint="eastAsia" w:ascii="Times New Roman" w:hAnsi="Times New Roman" w:eastAsia="FangSong" w:cs="Times New Roman"/>
+        </w:rPr>
+        <w:t xml:space="preserve">金属试剂</w:t>
+      </w:r>
+      <w:r>
+        <w:rPr>
+          <w:rFonts w:ascii="Times New Roman" w:hAnsi="Times New Roman" w:eastAsia="Times New Roman" w:cs="Times New Roman"/>
+        </w:rPr>
+        <w:t xml:space="preserve"> + Lewis </w:t>
+      </w:r>
+      <w:r>
+        <w:rPr>
+          <w:rFonts w:hint="eastAsia" w:ascii="Times New Roman" w:hAnsi="Times New Roman" w:eastAsia="FangSong" w:cs="Times New Roman"/>
+        </w:rPr>
+        <w:t xml:space="preserve">酸</w:t>
+      </w:r>
+      <w:r>
+        <w:rPr>
+          <w:rFonts w:ascii="Times New Roman" w:hAnsi="Times New Roman" w:eastAsia="Times New Roman" w:cs="Times New Roman"/>
+        </w:rPr>
+        <w:t xml:space="preserve"> →</w:t>
+      </w:r>
+      <w:r>
+        <w:rPr>
+          <w:rFonts w:ascii="Times New Roman" w:hAnsi="Times New Roman" w:eastAsia="Times New Roman" w:cs="Times New Roman"/>
+        </w:rPr>
+        <w:t xml:space="preserve"> </w:t>
+      </w:r>
+      <w:r>
+        <w:rPr>
+          <w:rFonts w:hint="eastAsia" w:ascii="Times New Roman" w:hAnsi="Times New Roman" w:eastAsia="FangSong" w:cs="Times New Roman"/>
+          <w:b/>
+          <w:bCs/>
+        </w:rPr>
+        <w:t xml:space="preserve">第一反应是</w:t>
+      </w:r>
+      <w:r>
+        <w:rPr>
+          <w:rFonts w:ascii="Times New Roman" w:hAnsi="Times New Roman" w:eastAsia="Times New Roman" w:cs="Times New Roman"/>
+          <w:b/>
+          <w:bCs/>
+        </w:rPr>
+        <w:t xml:space="preserve"> Cram </w:t>
+      </w:r>
+      <w:r>
+        <w:rPr>
+          <w:rFonts w:hint="eastAsia" w:ascii="Times New Roman" w:hAnsi="Times New Roman" w:eastAsia="FangSong" w:cs="Times New Roman"/>
+          <w:b/>
+          <w:bCs/>
+        </w:rPr>
+        <w:t xml:space="preserve">螯合</w:t>
+      </w:r>
+      <w:r>
+        <w:rPr>
+          <w:rFonts w:hint="eastAsia" w:ascii="Times New Roman" w:hAnsi="Times New Roman" w:eastAsia="Times New Roman" w:cs="Times New Roman"/>
+        </w:rPr>
+        <w:t>，</w:t>
+      </w:r>
+      <w:r>
+        <w:rPr>
+          <w:rFonts w:hint="eastAsia" w:ascii="Times New Roman" w:hAnsi="Times New Roman" w:eastAsia="FangSong" w:cs="Times New Roman"/>
+        </w:rPr>
+        <w:t>不是</w:t>
+      </w:r>
+      <w:r>
+        <w:rPr>
+          <w:rFonts w:ascii="Times New Roman" w:hAnsi="Times New Roman" w:eastAsia="Times New Roman" w:cs="Times New Roman"/>
+        </w:rPr>
+        <w:t xml:space="preserve"> Felkin-Anh。</w:t>
+      </w:r>
+    </w:p>
+    <w:p>
+      <w:pPr>
+        <w:spacing w:before="160" w:after="80"/>
+      </w:pPr>
+      <w:r>
+        <w:pict>
+          <v:rect style="width:0;height:1.5pt" o:hralign="center" o:hrstd="t" o:hr="t"/>
+        </w:pict>
+      </w:r>
+    </w:p>
+    <w:bookmarkEnd w:id="37"/>
+    <w:bookmarkStart w:id="38" w:name="例4-evans-助剂烷基化完整三步推演"/>
+    <w:p>
+      <w:pPr>
+        <w:pStyle w:val="Heading3"/>
+        <w:spacing w:before="280" w:after="120"/>
+      </w:pPr>
+      <w:r>
+        <w:rPr>
+          <w:rFonts w:hint="eastAsia" w:ascii="Times New Roman" w:hAnsi="Times New Roman" w:eastAsia="SimHei" w:cs="Times New Roman"/>
+        </w:rPr>
+        <w:t>例</w:t>
+      </w:r>
+      <w:r>
+        <w:rPr>
+          <w:rFonts w:hint="eastAsia" w:ascii="Times New Roman" w:hAnsi="Times New Roman" w:eastAsia="Times New Roman" w:cs="Times New Roman"/>
+        </w:rPr>
+        <w:t>4</w:t>
+      </w:r>
+      <w:r>
+        <w:rPr>
+          <w:rFonts w:ascii="Times New Roman" w:hAnsi="Times New Roman" w:eastAsia="Times New Roman" w:cs="Times New Roman"/>
+        </w:rPr>
+        <w:t xml:space="preserve"> Evans </w:t>
+      </w:r>
+      <w:r>
+        <w:rPr>
+          <w:rFonts w:hint="eastAsia" w:ascii="Times New Roman" w:hAnsi="Times New Roman" w:eastAsia="SimHei" w:cs="Times New Roman"/>
+        </w:rPr>
+        <w:t>助剂烷基化</w:t>
+      </w:r>
+      <w:r>
+        <w:rPr>
+          <w:rFonts w:hint="eastAsia" w:ascii="Times New Roman" w:hAnsi="Times New Roman" w:eastAsia="Times New Roman" w:cs="Times New Roman"/>
+        </w:rPr>
+        <w:t>——</w:t>
+      </w:r>
+      <w:r>
+        <w:rPr>
+          <w:rFonts w:hint="eastAsia" w:ascii="Times New Roman" w:hAnsi="Times New Roman" w:eastAsia="SimHei" w:cs="Times New Roman"/>
+        </w:rPr>
+        <w:t>完整三步推演</w:t>
+      </w:r>
+      <w:r>
+        <w:rPr>
+          <w:rFonts w:ascii="Times New Roman" w:hAnsi="Times New Roman" w:eastAsia="Times New Roman" w:cs="Times New Roman"/>
+        </w:rPr>
+        <w:t xml:space="preserve"> ⭐⭐⭐⭐</w:t>
+      </w:r>
+    </w:p>
+    <w:p>
+      <w:pPr>
+        <w:pStyle w:val="FirstParagraph"/>
+      </w:pPr>
+      <w:r>
+        <w:rPr>
+          <w:rFonts w:hint="eastAsia" w:ascii="Times New Roman" w:hAnsi="Times New Roman" w:eastAsia="FangSong" w:cs="Times New Roman"/>
+          <w:b/>
+          <w:bCs/>
+        </w:rPr>
+        <w:t xml:space="preserve">题干</w:t>
+      </w:r>
+      <w:r>
+        <w:rPr>
+          <w:rFonts w:hint="eastAsia" w:ascii="Times New Roman" w:hAnsi="Times New Roman" w:eastAsia="Times New Roman" w:cs="Times New Roman"/>
+        </w:rPr>
+        <w:t>：</w:t>
+      </w:r>
+      <w:r>
+        <w:rPr>
+          <w:rFonts w:hint="eastAsia" w:ascii="Times New Roman" w:hAnsi="Times New Roman" w:eastAsia="FangSong" w:cs="Times New Roman"/>
+        </w:rPr>
+        <w:t>使用</w:t>
+      </w:r>
+      <w:r>
+        <w:rPr>
+          <w:rFonts w:hint="eastAsia" w:ascii="Times New Roman" w:hAnsi="Times New Roman" w:eastAsia="Times New Roman" w:cs="Times New Roman"/>
+        </w:rPr>
+        <w:t>(R)-4-</w:t>
+      </w:r>
+      <w:r>
+        <w:rPr>
+          <w:rFonts w:hint="eastAsia" w:ascii="Times New Roman" w:hAnsi="Times New Roman" w:eastAsia="FangSong" w:cs="Times New Roman"/>
+        </w:rPr>
+        <w:t>苄基</w:t>
+      </w:r>
+      <w:r>
+        <w:rPr>
+          <w:rFonts w:hint="eastAsia" w:ascii="Times New Roman" w:hAnsi="Times New Roman" w:eastAsia="Times New Roman" w:cs="Times New Roman"/>
+        </w:rPr>
+        <w:t>-2-</w:t>
+      </w:r>
+      <w:r>
+        <w:rPr>
+          <w:rFonts w:hint="eastAsia" w:ascii="Times New Roman" w:hAnsi="Times New Roman" w:eastAsia="FangSong" w:cs="Times New Roman"/>
+        </w:rPr>
+        <w:t>噁唑烷酮作为手性助剂时</w:t>
+      </w:r>
+      <w:r>
+        <w:rPr>
+          <w:rFonts w:hint="eastAsia" w:ascii="Times New Roman" w:hAnsi="Times New Roman" w:eastAsia="Times New Roman" w:cs="Times New Roman"/>
+        </w:rPr>
+        <w:t>，</w:t>
+      </w:r>
+      <w:r>
+        <w:rPr>
+          <w:rFonts w:hint="eastAsia" w:ascii="Times New Roman" w:hAnsi="Times New Roman" w:eastAsia="FangSong" w:cs="Times New Roman"/>
+        </w:rPr>
+        <w:t>丙酰氯经</w:t>
+      </w:r>
+      <w:r>
+        <w:rPr>
+          <w:rFonts w:ascii="Times New Roman" w:hAnsi="Times New Roman" w:eastAsia="Times New Roman" w:cs="Times New Roman"/>
+        </w:rPr>
+        <w:t xml:space="preserve"> Evans </w:t>
+      </w:r>
+      <w:r>
+        <w:rPr>
+          <w:rFonts w:hint="eastAsia" w:ascii="Times New Roman" w:hAnsi="Times New Roman" w:eastAsia="FangSong" w:cs="Times New Roman"/>
+        </w:rPr>
+        <w:t>烷基化</w:t>
+      </w:r>
+      <w:r>
+        <w:rPr>
+          <w:rFonts w:hint="eastAsia" w:ascii="Times New Roman" w:hAnsi="Times New Roman" w:eastAsia="Times New Roman" w:cs="Times New Roman"/>
+        </w:rPr>
+        <w:t>（LDA,</w:t>
+      </w:r>
+      <w:r>
+        <w:rPr>
+          <w:rFonts w:ascii="Times New Roman" w:hAnsi="Times New Roman" w:eastAsia="Times New Roman" w:cs="Times New Roman"/>
+        </w:rPr>
+        <w:t xml:space="preserve"> -78°C → BnBr → </w:t>
+      </w:r>
+      <w:r>
+        <w:rPr>
+          <w:rFonts w:hint="eastAsia" w:ascii="Times New Roman" w:hAnsi="Times New Roman" w:eastAsia="Times New Roman" w:cs="Times New Roman"/>
+        </w:rPr>
+        <w:t>LiOH/H</w:t>
+      </w:r>
+      <w:r>
+        <w:rPr>
+          <w:rFonts w:hint="eastAsia" w:ascii="Times New Roman" w:hAnsi="Times New Roman" w:eastAsia="Times New Roman" w:cs="Times New Roman"/>
+          <w:vertAlign w:val="subscript"/>
+        </w:rPr>
+        <w:t>2</w:t>
+      </w:r>
+      <w:r>
+        <w:rPr>
+          <w:rFonts w:hint="eastAsia" w:ascii="Times New Roman" w:hAnsi="Times New Roman" w:eastAsia="Times New Roman" w:cs="Times New Roman"/>
+        </w:rPr>
+        <w:t>O</w:t>
+      </w:r>
+      <w:r>
+        <w:rPr>
+          <w:rFonts w:hint="eastAsia" w:ascii="Times New Roman" w:hAnsi="Times New Roman" w:eastAsia="Times New Roman" w:cs="Times New Roman"/>
+          <w:vertAlign w:val="subscript"/>
+        </w:rPr>
+        <w:t>2</w:t>
+      </w:r>
+      <w:r>
+        <w:rPr>
+          <w:rFonts w:hint="eastAsia" w:ascii="Times New Roman" w:hAnsi="Times New Roman" w:eastAsia="FangSong" w:cs="Times New Roman"/>
+        </w:rPr>
+        <w:t>水解</w:t>
+      </w:r>
+      <w:r>
+        <w:rPr>
+          <w:rFonts w:hint="eastAsia" w:ascii="Times New Roman" w:hAnsi="Times New Roman" w:eastAsia="Times New Roman" w:cs="Times New Roman"/>
+        </w:rPr>
+        <w:t>）</w:t>
+      </w:r>
+      <w:r>
+        <w:rPr>
+          <w:rFonts w:hint="eastAsia" w:ascii="Times New Roman" w:hAnsi="Times New Roman" w:eastAsia="FangSong" w:cs="Times New Roman"/>
+        </w:rPr>
+        <w:t>后的产物是什么</w:t>
+      </w:r>
+      <w:r>
+        <w:rPr>
+          <w:rFonts w:hint="eastAsia" w:ascii="Times New Roman" w:hAnsi="Times New Roman" w:eastAsia="Times New Roman" w:cs="Times New Roman"/>
+        </w:rPr>
+        <w:t>？</w:t>
+      </w:r>
+      <w:r>
+        <w:rPr>
+          <w:rFonts w:hint="eastAsia" w:ascii="Times New Roman" w:hAnsi="Times New Roman" w:eastAsia="FangSong" w:cs="Times New Roman"/>
+        </w:rPr>
+        <w:t>预测产物的绝对构型</w:t>
+      </w:r>
+      <w:r>
+        <w:rPr>
+          <w:rFonts w:hint="eastAsia" w:ascii="Times New Roman" w:hAnsi="Times New Roman" w:eastAsia="Times New Roman" w:cs="Times New Roman"/>
+        </w:rPr>
+        <w:t>。</w:t>
+      </w:r>
+    </w:p>
+    <w:p>
+      <w:pPr>
+        <w:pStyle w:val="BodyText"/>
+      </w:pPr>
+      <w:r>
+        <w:rPr>
+          <w:rFonts w:hint="eastAsia" w:ascii="Times New Roman" w:hAnsi="Times New Roman" w:eastAsia="FangSong" w:cs="Times New Roman"/>
+          <w:b/>
+          <w:bCs/>
+        </w:rPr>
+        <w:t xml:space="preserve">思路</w:t>
+      </w:r>
+      <w:r>
+        <w:rPr>
+          <w:rFonts w:hint="eastAsia" w:ascii="Times New Roman" w:hAnsi="Times New Roman" w:eastAsia="Times New Roman" w:cs="Times New Roman"/>
+        </w:rPr>
+        <w:t xml:space="preserve">：Evans</w:t>
+      </w:r>
+      <w:r>
+        <w:rPr>
+          <w:rFonts w:ascii="Times New Roman" w:hAnsi="Times New Roman" w:eastAsia="Times New Roman" w:cs="Times New Roman"/>
+        </w:rPr>
+        <w:t xml:space="preserve"> </w:t>
+      </w:r>
+      <w:r>
+        <w:rPr>
+          <w:rFonts w:hint="eastAsia" w:ascii="Times New Roman" w:hAnsi="Times New Roman" w:eastAsia="FangSong" w:cs="Times New Roman"/>
+        </w:rPr>
+        <w:t xml:space="preserve">三步序列</w:t>
+      </w:r>
+      <w:r>
+        <w:rPr>
+          <w:rFonts w:ascii="Times New Roman" w:hAnsi="Times New Roman" w:eastAsia="Times New Roman" w:cs="Times New Roman"/>
+        </w:rPr>
+        <w:t xml:space="preserve"> + </w:t>
+      </w:r>
+      <w:r>
+        <w:rPr>
+          <w:rFonts w:hint="eastAsia" w:ascii="Times New Roman" w:hAnsi="Times New Roman" w:eastAsia="Times New Roman" w:cs="Times New Roman"/>
+        </w:rPr>
+        <w:t>(Z)-</w:t>
+      </w:r>
+      <w:r>
+        <w:rPr>
+          <w:rFonts w:hint="eastAsia" w:ascii="Times New Roman" w:hAnsi="Times New Roman" w:eastAsia="FangSong" w:cs="Times New Roman"/>
+        </w:rPr>
+        <w:t>烯醇</w:t>
+      </w:r>
+      <w:r>
+        <w:rPr>
+          <w:rFonts w:ascii="Times New Roman" w:hAnsi="Times New Roman" w:eastAsia="Times New Roman" w:cs="Times New Roman"/>
+        </w:rPr>
+        <w:t xml:space="preserve"> + </w:t>
+      </w:r>
+      <w:r>
+        <w:rPr>
+          <w:rFonts w:hint="eastAsia" w:ascii="Times New Roman" w:hAnsi="Times New Roman" w:eastAsia="FangSong" w:cs="Times New Roman"/>
+        </w:rPr>
+        <w:t>面选择性</w:t>
+      </w:r>
+      <w:r>
+        <w:rPr>
+          <w:rFonts w:hint="eastAsia" w:ascii="Times New Roman" w:hAnsi="Times New Roman" w:eastAsia="Times New Roman" w:cs="Times New Roman"/>
+        </w:rPr>
+        <w:t>。</w:t>
+      </w:r>
+    </w:p>
+    <w:p>
+      <w:pPr>
+        <w:pStyle w:val="BodyText"/>
+      </w:pPr>
+      <w:r>
+        <w:rPr>
+          <w:rFonts w:hint="eastAsia" w:ascii="Times New Roman" w:hAnsi="Times New Roman" w:eastAsia="FangSong" w:cs="Times New Roman"/>
+          <w:b/>
+          <w:bCs/>
+        </w:rPr>
+        <w:t xml:space="preserve">解析</w:t>
+      </w:r>
+      <w:r>
+        <w:rPr>
+          <w:rFonts w:hint="eastAsia" w:ascii="Times New Roman" w:hAnsi="Times New Roman" w:eastAsia="Times New Roman" w:cs="Times New Roman"/>
+        </w:rPr>
+        <w:t xml:space="preserve">：</w:t>
       </w:r>
     </w:p>
     <w:p>
@@ -18820,285 +18642,24 @@
         <w:pStyle w:val="Compact"/>
         <w:numPr>
           <w:ilvl w:val="0"/>
-          <w:numId w:val="1012"/>
-        </w:numPr>
-      </w:pPr>
-      <w:r>
-        <w:rPr>
-          <w:rFonts w:ascii="Times New Roman" w:hAnsi="Times New Roman" w:eastAsia="Times New Roman" w:cs="Times New Roman"/>
-          <w:b/>
-          <w:bCs/>
-        </w:rPr>
-        <w:t xml:space="preserve">Step 2 - </w:t>
-      </w:r>
-      <w:r>
-        <w:rPr>
-          <w:rFonts w:hint="eastAsia" w:ascii="Times New Roman" w:hAnsi="Times New Roman" w:eastAsia="FangSong" w:cs="Times New Roman"/>
-          <w:b/>
-          <w:bCs/>
-        </w:rPr>
-        <w:t xml:space="preserve">烷基化</w:t>
-      </w:r>
-      <w:r>
-        <w:rPr>
-          <w:rFonts w:hint="eastAsia" w:ascii="Times New Roman" w:hAnsi="Times New Roman" w:eastAsia="Times New Roman" w:cs="Times New Roman"/>
-        </w:rPr>
-        <w:t xml:space="preserve">：</w:t>
-      </w:r>
-    </w:p>
-    <w:p>
-      <w:pPr>
-        <w:pStyle w:val="Compact"/>
-        <w:numPr>
-          <w:ilvl w:val="1"/>
           <w:numId w:val="1014"/>
         </w:numPr>
       </w:pPr>
       <w:r>
         <w:rPr>
           <w:rFonts w:ascii="Times New Roman" w:hAnsi="Times New Roman" w:eastAsia="Times New Roman" w:cs="Times New Roman"/>
-        </w:rPr>
-        <w:t xml:space="preserve">LDA </w:t>
-      </w:r>
-      <w:r>
-        <w:rPr>
-          <w:rFonts w:hint="eastAsia" w:ascii="Times New Roman" w:hAnsi="Times New Roman" w:eastAsia="FangSong" w:cs="Times New Roman"/>
-        </w:rPr>
-        <w:t xml:space="preserve">拔</w:t>
-      </w:r>
-      <w:r>
-        <w:rPr>
-          <w:rFonts w:ascii="Times New Roman" w:hAnsi="Times New Roman" w:eastAsia="Times New Roman" w:cs="Times New Roman"/>
-        </w:rPr>
-        <w:t xml:space="preserve"> α-H → </w:t>
-      </w:r>
-      <w:r>
-        <w:rPr>
-          <w:rFonts w:hint="eastAsia" w:ascii="Times New Roman" w:hAnsi="Times New Roman" w:eastAsia="FangSong" w:cs="Times New Roman"/>
-        </w:rPr>
-        <w:t xml:space="preserve">形成</w:t>
-      </w:r>
-      <w:r>
-        <w:rPr>
-          <w:rFonts w:ascii="Times New Roman" w:hAnsi="Times New Roman" w:eastAsia="Times New Roman" w:cs="Times New Roman"/>
-        </w:rPr>
-        <w:t xml:space="preserve"> </w:t>
-      </w:r>
-      <w:r>
-        <w:rPr>
-          <w:rFonts w:hint="eastAsia" w:ascii="Times New Roman" w:hAnsi="Times New Roman" w:eastAsia="Times New Roman" w:cs="Times New Roman"/>
-        </w:rPr>
-        <w:t>(Z)-</w:t>
-      </w:r>
-      <w:r>
-        <w:rPr>
-          <w:rFonts w:hint="eastAsia" w:ascii="Times New Roman" w:hAnsi="Times New Roman" w:eastAsia="FangSong" w:cs="Times New Roman"/>
-        </w:rPr>
-        <w:t>烯醇负离子</w:t>
-      </w:r>
-      <w:r>
-        <w:rPr>
-          <w:rFonts w:hint="eastAsia" w:ascii="Times New Roman" w:hAnsi="Times New Roman" w:eastAsia="Times New Roman" w:cs="Times New Roman"/>
-        </w:rPr>
-        <w:t>（</w:t>
-      </w:r>
-      <w:r>
-        <w:rPr>
-          <w:rFonts w:hint="eastAsia" w:ascii="Times New Roman" w:hAnsi="Times New Roman" w:eastAsia="FangSong" w:cs="Times New Roman"/>
-        </w:rPr>
-        <w:t>热力学控制</w:t>
-      </w:r>
-      <w:r>
-        <w:rPr>
-          <w:rFonts w:hint="eastAsia" w:ascii="Times New Roman" w:hAnsi="Times New Roman" w:eastAsia="Times New Roman" w:cs="Times New Roman"/>
-        </w:rPr>
-        <w:t>）</w:t>
-      </w:r>
-    </w:p>
-    <w:p>
-      <w:pPr>
-        <w:pStyle w:val="Compact"/>
-        <w:numPr>
-          <w:ilvl w:val="1"/>
-          <w:numId w:val="1014"/>
-        </w:numPr>
-      </w:pPr>
-      <w:r>
-        <w:rPr>
-          <w:rFonts w:hint="eastAsia" w:ascii="Times New Roman" w:hAnsi="Times New Roman" w:eastAsia="FangSong" w:cs="Times New Roman"/>
-        </w:rPr>
-        <w:t xml:space="preserve">噁唑烷酮的</w:t>
-      </w:r>
-      <w:r>
-        <w:rPr>
-          <w:rFonts w:ascii="Times New Roman" w:hAnsi="Times New Roman" w:eastAsia="Times New Roman" w:cs="Times New Roman"/>
-        </w:rPr>
-        <w:t xml:space="preserve"> </w:t>
-      </w:r>
-      <w:r>
-        <w:rPr>
-          <w:rFonts w:hint="eastAsia" w:ascii="Times New Roman" w:hAnsi="Times New Roman" w:eastAsia="Times New Roman" w:cs="Times New Roman"/>
-        </w:rPr>
-        <w:t>4-</w:t>
-      </w:r>
-      <w:r>
-        <w:rPr>
-          <w:rFonts w:hint="eastAsia" w:ascii="Times New Roman" w:hAnsi="Times New Roman" w:eastAsia="FangSong" w:cs="Times New Roman"/>
-        </w:rPr>
-        <w:t>苄基屏蔽烯醇的一个面</w:t>
-      </w:r>
-    </w:p>
-    <w:p>
-      <w:pPr>
-        <w:pStyle w:val="Compact"/>
-        <w:numPr>
-          <w:ilvl w:val="1"/>
-          <w:numId w:val="1014"/>
-        </w:numPr>
-      </w:pPr>
-      <w:r>
-        <w:rPr>
-          <w:rFonts w:hint="eastAsia" w:ascii="Times New Roman" w:hAnsi="Times New Roman" w:eastAsia="Times New Roman" w:cs="Times New Roman"/>
-        </w:rPr>
-        <w:t>BnBr（</w:t>
-      </w:r>
-      <w:r>
-        <w:rPr>
-          <w:rFonts w:hint="eastAsia" w:ascii="Times New Roman" w:hAnsi="Times New Roman" w:eastAsia="FangSong" w:cs="Times New Roman"/>
-        </w:rPr>
-        <w:t>苄基溴</w:t>
-      </w:r>
-      <w:r>
-        <w:rPr>
-          <w:rFonts w:hint="eastAsia" w:ascii="Times New Roman" w:hAnsi="Times New Roman" w:eastAsia="Times New Roman" w:cs="Times New Roman"/>
-        </w:rPr>
-        <w:t>）+</w:t>
-      </w:r>
-      <w:r>
-        <w:rPr>
-          <w:rFonts w:ascii="Times New Roman" w:hAnsi="Times New Roman" w:eastAsia="Times New Roman" w:cs="Times New Roman"/>
-        </w:rPr>
-        <w:t xml:space="preserve"> </w:t>
-      </w:r>
-      <w:r>
-        <w:rPr>
-          <w:rFonts w:hint="eastAsia" w:ascii="Times New Roman" w:hAnsi="Times New Roman" w:eastAsia="FangSong" w:cs="Times New Roman"/>
-        </w:rPr>
-        <w:t xml:space="preserve">从屏蔽少的面进攻</w:t>
-      </w:r>
-      <w:r>
-        <w:rPr>
-          <w:rFonts w:ascii="Times New Roman" w:hAnsi="Times New Roman" w:eastAsia="Times New Roman" w:cs="Times New Roman"/>
-        </w:rPr>
-        <w:t xml:space="preserve"> → </w:t>
-      </w:r>
-      <w:r>
-        <w:rPr>
-          <w:rFonts w:hint="eastAsia" w:ascii="Times New Roman" w:hAnsi="Times New Roman" w:eastAsia="FangSong" w:cs="Times New Roman"/>
-        </w:rPr>
-        <w:t xml:space="preserve">生成</w:t>
-      </w:r>
-      <w:r>
-        <w:rPr>
-          <w:rFonts w:ascii="Times New Roman" w:hAnsi="Times New Roman" w:eastAsia="Times New Roman" w:cs="Times New Roman"/>
-        </w:rPr>
-        <w:t xml:space="preserve"> </w:t>
-      </w:r>
-      <w:r>
-        <w:rPr>
-          <w:rFonts w:hint="eastAsia" w:ascii="Times New Roman" w:hAnsi="Times New Roman" w:eastAsia="Times New Roman" w:cs="Times New Roman"/>
-        </w:rPr>
-        <w:t>α-</w:t>
-      </w:r>
-      <w:r>
-        <w:rPr>
-          <w:rFonts w:hint="eastAsia" w:ascii="Times New Roman" w:hAnsi="Times New Roman" w:eastAsia="FangSong" w:cs="Times New Roman"/>
-        </w:rPr>
-        <w:t>苄基丙酰基噁唑烷酮</w:t>
-      </w:r>
-    </w:p>
-    <w:p>
-      <w:pPr>
-        <w:pStyle w:val="Compact"/>
-        <w:numPr>
-          <w:ilvl w:val="1"/>
-          <w:numId w:val="1014"/>
-        </w:numPr>
-      </w:pPr>
-      <w:r>
-        <w:rPr>
-          <w:rFonts w:hint="eastAsia" w:ascii="Times New Roman" w:hAnsi="Times New Roman" w:eastAsia="FangSong" w:cs="Times New Roman"/>
-        </w:rPr>
-        <w:t>面选择性</w:t>
-      </w:r>
-      <w:r>
-        <w:rPr>
-          <w:rFonts w:hint="eastAsia" w:ascii="Times New Roman" w:hAnsi="Times New Roman" w:eastAsia="Times New Roman" w:cs="Times New Roman"/>
-        </w:rPr>
-        <w:t>：</w:t>
-      </w:r>
-      <w:r>
-        <w:rPr>
-          <w:rFonts w:hint="eastAsia" w:ascii="Times New Roman" w:hAnsi="Times New Roman" w:eastAsia="FangSong" w:cs="Times New Roman"/>
-        </w:rPr>
-        <w:t>苄基从与噁唑烷酮</w:t>
-      </w:r>
-      <w:r>
-        <w:rPr>
-          <w:rFonts w:ascii="Times New Roman" w:hAnsi="Times New Roman" w:eastAsia="Times New Roman" w:cs="Times New Roman"/>
-        </w:rPr>
-        <w:t xml:space="preserve"> </w:t>
-      </w:r>
-      <w:r>
-        <w:rPr>
-          <w:rFonts w:hint="eastAsia" w:ascii="Times New Roman" w:hAnsi="Times New Roman" w:eastAsia="Times New Roman" w:cs="Times New Roman"/>
-        </w:rPr>
-        <w:t>4-</w:t>
-      </w:r>
-      <w:r>
-        <w:rPr>
-          <w:rFonts w:hint="eastAsia" w:ascii="Times New Roman" w:hAnsi="Times New Roman" w:eastAsia="FangSong" w:cs="Times New Roman"/>
-        </w:rPr>
-        <w:t>苄基</w:t>
-      </w:r>
-      <w:r>
-        <w:rPr>
-          <w:rFonts w:hint="eastAsia" w:ascii="Times New Roman" w:hAnsi="Times New Roman" w:eastAsia="FangSong" w:cs="Times New Roman"/>
-          <w:b/>
-          <w:bCs/>
-        </w:rPr>
-        <w:t xml:space="preserve">反侧</w:t>
-      </w:r>
-      <w:r>
-        <w:rPr>
-          <w:rFonts w:hint="eastAsia" w:ascii="Times New Roman" w:hAnsi="Times New Roman" w:eastAsia="FangSong" w:cs="Times New Roman"/>
-        </w:rPr>
-        <w:t xml:space="preserve">进攻</w:t>
-      </w:r>
-    </w:p>
-    <w:p>
-      <w:pPr>
-        <w:pStyle w:val="Compact"/>
-        <w:numPr>
-          <w:ilvl w:val="0"/>
-          <w:numId w:val="1012"/>
-        </w:numPr>
-      </w:pPr>
-      <w:r>
-        <w:rPr>
-          <w:rFonts w:ascii="Times New Roman" w:hAnsi="Times New Roman" w:eastAsia="Times New Roman" w:cs="Times New Roman"/>
-          <w:b/>
-          <w:bCs/>
-        </w:rPr>
-        <w:t xml:space="preserve">Step 3 - </w:t>
-      </w:r>
-      <w:r>
-        <w:rPr>
-          <w:rFonts w:hint="eastAsia" w:ascii="Times New Roman" w:hAnsi="Times New Roman" w:eastAsia="FangSong" w:cs="Times New Roman"/>
-          <w:b/>
-          <w:bCs/>
-        </w:rPr>
-        <w:t xml:space="preserve">脱除</w:t>
+          <w:b/>
+          <w:bCs/>
+        </w:rPr>
+        <w:t xml:space="preserve">Step 1 - </w:t>
+      </w:r>
+      <w:r>
+        <w:rPr>
+          <w:rFonts w:hint="eastAsia" w:ascii="Times New Roman" w:hAnsi="Times New Roman" w:eastAsia="FangSong" w:cs="Times New Roman"/>
+          <w:b/>
+          <w:bCs/>
+        </w:rPr>
+        <w:t xml:space="preserve">酰化</w:t>
       </w:r>
       <w:r>
         <w:rPr>
@@ -19117,29 +18678,65 @@
       </w:pPr>
       <w:r>
         <w:rPr>
-          <w:rFonts w:ascii="Times New Roman" w:hAnsi="Times New Roman" w:eastAsia="Times New Roman" w:cs="Times New Roman"/>
-        </w:rPr>
-        <w:t>LiOH/H</w:t>
+          <w:rFonts w:hint="eastAsia" w:ascii="Times New Roman" w:hAnsi="Times New Roman" w:eastAsia="FangSong" w:cs="Times New Roman"/>
+        </w:rPr>
+        <w:t xml:space="preserve">丙酰氯</w:t>
+      </w:r>
+      <w:r>
+        <w:rPr>
+          <w:rFonts w:ascii="Times New Roman" w:hAnsi="Times New Roman" w:eastAsia="Times New Roman" w:cs="Times New Roman"/>
+        </w:rPr>
+        <w:t xml:space="preserve"> (CH</w:t>
       </w:r>
       <w:r>
         <w:rPr>
           <w:rFonts w:ascii="Times New Roman" w:hAnsi="Times New Roman" w:eastAsia="Times New Roman" w:cs="Times New Roman"/>
           <w:vertAlign w:val="subscript"/>
         </w:rPr>
+        <w:t>3</w:t>
+      </w:r>
+      <w:r>
+        <w:rPr>
+          <w:rFonts w:ascii="Times New Roman" w:hAnsi="Times New Roman" w:eastAsia="Times New Roman" w:cs="Times New Roman"/>
+        </w:rPr>
+        <w:t>CH</w:t>
+      </w:r>
+      <w:r>
+        <w:rPr>
+          <w:rFonts w:ascii="Times New Roman" w:hAnsi="Times New Roman" w:eastAsia="Times New Roman" w:cs="Times New Roman"/>
+          <w:vertAlign w:val="subscript"/>
+        </w:rPr>
         <w:t>2</w:t>
       </w:r>
       <w:r>
         <w:rPr>
           <w:rFonts w:ascii="Times New Roman" w:hAnsi="Times New Roman" w:eastAsia="Times New Roman" w:cs="Times New Roman"/>
         </w:rPr>
-        <w:t>O</w:t>
-      </w:r>
-      <w:r>
-        <w:rPr>
-          <w:rFonts w:ascii="Times New Roman" w:hAnsi="Times New Roman" w:eastAsia="Times New Roman" w:cs="Times New Roman"/>
-          <w:vertAlign w:val="subscript"/>
-        </w:rPr>
-        <w:t>2</w:t>
+        <w:t xml:space="preserve">COCl) + </w:t>
+      </w:r>
+      <w:r>
+        <w:rPr>
+          <w:rFonts w:hint="eastAsia" w:ascii="Times New Roman" w:hAnsi="Times New Roman" w:eastAsia="Times New Roman" w:cs="Times New Roman"/>
+        </w:rPr>
+        <w:t>(R)-4-</w:t>
+      </w:r>
+      <w:r>
+        <w:rPr>
+          <w:rFonts w:hint="eastAsia" w:ascii="Times New Roman" w:hAnsi="Times New Roman" w:eastAsia="FangSong" w:cs="Times New Roman"/>
+        </w:rPr>
+        <w:t>苄基</w:t>
+      </w:r>
+      <w:r>
+        <w:rPr>
+          <w:rFonts w:hint="eastAsia" w:ascii="Times New Roman" w:hAnsi="Times New Roman" w:eastAsia="Times New Roman" w:cs="Times New Roman"/>
+        </w:rPr>
+        <w:t>-2-</w:t>
+      </w:r>
+      <w:r>
+        <w:rPr>
+          <w:rFonts w:hint="eastAsia" w:ascii="Times New Roman" w:hAnsi="Times New Roman" w:eastAsia="FangSong" w:cs="Times New Roman"/>
+        </w:rPr>
+        <w:t>噁唑烷酮</w:t>
       </w:r>
       <w:r>
         <w:rPr>
@@ -19149,69 +18746,15 @@
       </w:r>
       <w:r>
         <w:rPr>
-          <w:rFonts w:hint="eastAsia" w:ascii="Times New Roman" w:hAnsi="Times New Roman" w:eastAsia="FangSong" w:cs="Times New Roman"/>
-        </w:rPr>
-        <w:t xml:space="preserve">水解</w:t>
-      </w:r>
-      <w:r>
-        <w:rPr>
-          <w:rFonts w:ascii="Times New Roman" w:hAnsi="Times New Roman" w:eastAsia="Times New Roman" w:cs="Times New Roman"/>
-        </w:rPr>
-        <w:t xml:space="preserve"> → </w:t>
-      </w:r>
-      <w:r>
-        <w:rPr>
-          <w:rFonts w:hint="eastAsia" w:ascii="Times New Roman" w:hAnsi="Times New Roman" w:eastAsia="FangSong" w:cs="Times New Roman"/>
-        </w:rPr>
-        <w:t xml:space="preserve">释放</w:t>
-      </w:r>
-      <w:r>
-        <w:rPr>
-          <w:rFonts w:ascii="Times New Roman" w:hAnsi="Times New Roman" w:eastAsia="Times New Roman" w:cs="Times New Roman"/>
-        </w:rPr>
-        <w:t xml:space="preserve"> </w:t>
-      </w:r>
-      <w:r>
-        <w:rPr>
-          <w:rFonts w:hint="eastAsia" w:ascii="Times New Roman" w:hAnsi="Times New Roman" w:eastAsia="Times New Roman" w:cs="Times New Roman"/>
-        </w:rPr>
-        <w:t>(S)-2-</w:t>
-      </w:r>
-      <w:r>
-        <w:rPr>
-          <w:rFonts w:hint="eastAsia" w:ascii="Times New Roman" w:hAnsi="Times New Roman" w:eastAsia="FangSong" w:cs="Times New Roman"/>
-        </w:rPr>
-        <w:t>苄基丙酸</w:t>
-      </w:r>
-      <w:r>
-        <w:rPr>
-          <w:rFonts w:hint="eastAsia" w:ascii="Times New Roman" w:hAnsi="Times New Roman" w:eastAsia="Times New Roman" w:cs="Times New Roman"/>
-        </w:rPr>
-        <w:t>（(S)-2-</w:t>
-      </w:r>
-      <w:r>
-        <w:rPr>
-          <w:rFonts w:hint="eastAsia" w:ascii="Times New Roman" w:hAnsi="Times New Roman" w:eastAsia="FangSong" w:cs="Times New Roman"/>
-        </w:rPr>
-        <w:t>甲基</w:t>
-      </w:r>
-      <w:r>
-        <w:rPr>
-          <w:rFonts w:hint="eastAsia" w:ascii="Times New Roman" w:hAnsi="Times New Roman" w:eastAsia="Times New Roman" w:cs="Times New Roman"/>
-        </w:rPr>
-        <w:t>-3-</w:t>
-      </w:r>
-      <w:r>
-        <w:rPr>
-          <w:rFonts w:hint="eastAsia" w:ascii="Times New Roman" w:hAnsi="Times New Roman" w:eastAsia="FangSong" w:cs="Times New Roman"/>
-        </w:rPr>
-        <w:t>苯基丙酸</w:t>
-      </w:r>
-      <w:r>
-        <w:rPr>
-          <w:rFonts w:hint="eastAsia" w:ascii="Times New Roman" w:hAnsi="Times New Roman" w:eastAsia="Times New Roman" w:cs="Times New Roman"/>
-        </w:rPr>
-        <w:t>）</w:t>
+          <w:rFonts w:hint="eastAsia" w:ascii="Times New Roman" w:hAnsi="Times New Roman" w:eastAsia="Times New Roman" w:cs="Times New Roman"/>
+        </w:rPr>
+        <w:t>N-</w:t>
+      </w:r>
+      <w:r>
+        <w:rPr>
+          <w:rFonts w:hint="eastAsia" w:ascii="Times New Roman" w:hAnsi="Times New Roman" w:eastAsia="FangSong" w:cs="Times New Roman"/>
+        </w:rPr>
+        <w:t>丙酰基噁唑烷酮</w:t>
       </w:r>
     </w:p>
     <w:p>
@@ -19226,6 +18769,432 @@
         <w:rPr>
           <w:rFonts w:hint="eastAsia" w:ascii="Times New Roman" w:hAnsi="Times New Roman" w:eastAsia="FangSong" w:cs="Times New Roman"/>
         </w:rPr>
+        <w:t xml:space="preserve">噁唑烷酮的</w:t>
+      </w:r>
+      <w:r>
+        <w:rPr>
+          <w:rFonts w:ascii="Times New Roman" w:hAnsi="Times New Roman" w:eastAsia="Times New Roman" w:cs="Times New Roman"/>
+        </w:rPr>
+        <w:t xml:space="preserve"> N </w:t>
+      </w:r>
+      <w:r>
+        <w:rPr>
+          <w:rFonts w:hint="eastAsia" w:ascii="Times New Roman" w:hAnsi="Times New Roman" w:eastAsia="FangSong" w:cs="Times New Roman"/>
+        </w:rPr>
+        <w:t xml:space="preserve">上挂上丙酰基</w:t>
+      </w:r>
+    </w:p>
+    <w:p>
+      <w:pPr>
+        <w:pStyle w:val="Compact"/>
+        <w:numPr>
+          <w:ilvl w:val="0"/>
+          <w:numId w:val="1014"/>
+        </w:numPr>
+      </w:pPr>
+      <w:r>
+        <w:rPr>
+          <w:rFonts w:ascii="Times New Roman" w:hAnsi="Times New Roman" w:eastAsia="Times New Roman" w:cs="Times New Roman"/>
+          <w:b/>
+          <w:bCs/>
+        </w:rPr>
+        <w:t xml:space="preserve">Step 2 - </w:t>
+      </w:r>
+      <w:r>
+        <w:rPr>
+          <w:rFonts w:hint="eastAsia" w:ascii="Times New Roman" w:hAnsi="Times New Roman" w:eastAsia="FangSong" w:cs="Times New Roman"/>
+          <w:b/>
+          <w:bCs/>
+        </w:rPr>
+        <w:t xml:space="preserve">烷基化</w:t>
+      </w:r>
+      <w:r>
+        <w:rPr>
+          <w:rFonts w:hint="eastAsia" w:ascii="Times New Roman" w:hAnsi="Times New Roman" w:eastAsia="Times New Roman" w:cs="Times New Roman"/>
+        </w:rPr>
+        <w:t xml:space="preserve">：</w:t>
+      </w:r>
+    </w:p>
+    <w:p>
+      <w:pPr>
+        <w:pStyle w:val="Compact"/>
+        <w:numPr>
+          <w:ilvl w:val="1"/>
+          <w:numId w:val="1016"/>
+        </w:numPr>
+      </w:pPr>
+      <w:r>
+        <w:rPr>
+          <w:rFonts w:ascii="Times New Roman" w:hAnsi="Times New Roman" w:eastAsia="Times New Roman" w:cs="Times New Roman"/>
+        </w:rPr>
+        <w:t xml:space="preserve">LDA </w:t>
+      </w:r>
+      <w:r>
+        <w:rPr>
+          <w:rFonts w:hint="eastAsia" w:ascii="Times New Roman" w:hAnsi="Times New Roman" w:eastAsia="FangSong" w:cs="Times New Roman"/>
+        </w:rPr>
+        <w:t xml:space="preserve">拔</w:t>
+      </w:r>
+      <w:r>
+        <w:rPr>
+          <w:rFonts w:ascii="Times New Roman" w:hAnsi="Times New Roman" w:eastAsia="Times New Roman" w:cs="Times New Roman"/>
+        </w:rPr>
+        <w:t xml:space="preserve"> α-H → </w:t>
+      </w:r>
+      <w:r>
+        <w:rPr>
+          <w:rFonts w:hint="eastAsia" w:ascii="Times New Roman" w:hAnsi="Times New Roman" w:eastAsia="FangSong" w:cs="Times New Roman"/>
+        </w:rPr>
+        <w:t xml:space="preserve">形成</w:t>
+      </w:r>
+      <w:r>
+        <w:rPr>
+          <w:rFonts w:ascii="Times New Roman" w:hAnsi="Times New Roman" w:eastAsia="Times New Roman" w:cs="Times New Roman"/>
+        </w:rPr>
+        <w:t xml:space="preserve"> </w:t>
+      </w:r>
+      <w:r>
+        <w:rPr>
+          <w:rFonts w:hint="eastAsia" w:ascii="Times New Roman" w:hAnsi="Times New Roman" w:eastAsia="Times New Roman" w:cs="Times New Roman"/>
+        </w:rPr>
+        <w:t>(Z)-</w:t>
+      </w:r>
+      <w:r>
+        <w:rPr>
+          <w:rFonts w:hint="eastAsia" w:ascii="Times New Roman" w:hAnsi="Times New Roman" w:eastAsia="FangSong" w:cs="Times New Roman"/>
+        </w:rPr>
+        <w:t>烯醇负离子</w:t>
+      </w:r>
+      <w:r>
+        <w:rPr>
+          <w:rFonts w:hint="eastAsia" w:ascii="Times New Roman" w:hAnsi="Times New Roman" w:eastAsia="Times New Roman" w:cs="Times New Roman"/>
+        </w:rPr>
+        <w:t>（</w:t>
+      </w:r>
+      <w:r>
+        <w:rPr>
+          <w:rFonts w:hint="eastAsia" w:ascii="Times New Roman" w:hAnsi="Times New Roman" w:eastAsia="FangSong" w:cs="Times New Roman"/>
+        </w:rPr>
+        <w:t>热力学控制</w:t>
+      </w:r>
+      <w:r>
+        <w:rPr>
+          <w:rFonts w:hint="eastAsia" w:ascii="Times New Roman" w:hAnsi="Times New Roman" w:eastAsia="Times New Roman" w:cs="Times New Roman"/>
+        </w:rPr>
+        <w:t>）</w:t>
+      </w:r>
+    </w:p>
+    <w:p>
+      <w:pPr>
+        <w:pStyle w:val="Compact"/>
+        <w:numPr>
+          <w:ilvl w:val="1"/>
+          <w:numId w:val="1016"/>
+        </w:numPr>
+      </w:pPr>
+      <w:r>
+        <w:rPr>
+          <w:rFonts w:hint="eastAsia" w:ascii="Times New Roman" w:hAnsi="Times New Roman" w:eastAsia="FangSong" w:cs="Times New Roman"/>
+        </w:rPr>
+        <w:t xml:space="preserve">噁唑烷酮的</w:t>
+      </w:r>
+      <w:r>
+        <w:rPr>
+          <w:rFonts w:ascii="Times New Roman" w:hAnsi="Times New Roman" w:eastAsia="Times New Roman" w:cs="Times New Roman"/>
+        </w:rPr>
+        <w:t xml:space="preserve"> </w:t>
+      </w:r>
+      <w:r>
+        <w:rPr>
+          <w:rFonts w:hint="eastAsia" w:ascii="Times New Roman" w:hAnsi="Times New Roman" w:eastAsia="Times New Roman" w:cs="Times New Roman"/>
+        </w:rPr>
+        <w:t>4-</w:t>
+      </w:r>
+      <w:r>
+        <w:rPr>
+          <w:rFonts w:hint="eastAsia" w:ascii="Times New Roman" w:hAnsi="Times New Roman" w:eastAsia="FangSong" w:cs="Times New Roman"/>
+        </w:rPr>
+        <w:t>苄基屏蔽烯醇的一个面</w:t>
+      </w:r>
+    </w:p>
+    <w:p>
+      <w:pPr>
+        <w:pStyle w:val="Compact"/>
+        <w:numPr>
+          <w:ilvl w:val="1"/>
+          <w:numId w:val="1016"/>
+        </w:numPr>
+      </w:pPr>
+      <w:r>
+        <w:rPr>
+          <w:rFonts w:hint="eastAsia" w:ascii="Times New Roman" w:hAnsi="Times New Roman" w:eastAsia="Times New Roman" w:cs="Times New Roman"/>
+        </w:rPr>
+        <w:t>BnBr（</w:t>
+      </w:r>
+      <w:r>
+        <w:rPr>
+          <w:rFonts w:hint="eastAsia" w:ascii="Times New Roman" w:hAnsi="Times New Roman" w:eastAsia="FangSong" w:cs="Times New Roman"/>
+        </w:rPr>
+        <w:t>苄基溴</w:t>
+      </w:r>
+      <w:r>
+        <w:rPr>
+          <w:rFonts w:hint="eastAsia" w:ascii="Times New Roman" w:hAnsi="Times New Roman" w:eastAsia="Times New Roman" w:cs="Times New Roman"/>
+        </w:rPr>
+        <w:t>）+</w:t>
+      </w:r>
+      <w:r>
+        <w:rPr>
+          <w:rFonts w:ascii="Times New Roman" w:hAnsi="Times New Roman" w:eastAsia="Times New Roman" w:cs="Times New Roman"/>
+        </w:rPr>
+        <w:t xml:space="preserve"> </w:t>
+      </w:r>
+      <w:r>
+        <w:rPr>
+          <w:rFonts w:hint="eastAsia" w:ascii="Times New Roman" w:hAnsi="Times New Roman" w:eastAsia="FangSong" w:cs="Times New Roman"/>
+        </w:rPr>
+        <w:t xml:space="preserve">从屏蔽少的面进攻</w:t>
+      </w:r>
+      <w:r>
+        <w:rPr>
+          <w:rFonts w:ascii="Times New Roman" w:hAnsi="Times New Roman" w:eastAsia="Times New Roman" w:cs="Times New Roman"/>
+        </w:rPr>
+        <w:t xml:space="preserve"> → </w:t>
+      </w:r>
+      <w:r>
+        <w:rPr>
+          <w:rFonts w:hint="eastAsia" w:ascii="Times New Roman" w:hAnsi="Times New Roman" w:eastAsia="FangSong" w:cs="Times New Roman"/>
+        </w:rPr>
+        <w:t xml:space="preserve">生成</w:t>
+      </w:r>
+      <w:r>
+        <w:rPr>
+          <w:rFonts w:ascii="Times New Roman" w:hAnsi="Times New Roman" w:eastAsia="Times New Roman" w:cs="Times New Roman"/>
+        </w:rPr>
+        <w:t xml:space="preserve"> </w:t>
+      </w:r>
+      <w:r>
+        <w:rPr>
+          <w:rFonts w:hint="eastAsia" w:ascii="Times New Roman" w:hAnsi="Times New Roman" w:eastAsia="Times New Roman" w:cs="Times New Roman"/>
+        </w:rPr>
+        <w:t>α-</w:t>
+      </w:r>
+      <w:r>
+        <w:rPr>
+          <w:rFonts w:hint="eastAsia" w:ascii="Times New Roman" w:hAnsi="Times New Roman" w:eastAsia="FangSong" w:cs="Times New Roman"/>
+        </w:rPr>
+        <w:t>苄基丙酰基噁唑烷酮</w:t>
+      </w:r>
+    </w:p>
+    <w:p>
+      <w:pPr>
+        <w:pStyle w:val="Compact"/>
+        <w:numPr>
+          <w:ilvl w:val="1"/>
+          <w:numId w:val="1016"/>
+        </w:numPr>
+      </w:pPr>
+      <w:r>
+        <w:rPr>
+          <w:rFonts w:hint="eastAsia" w:ascii="Times New Roman" w:hAnsi="Times New Roman" w:eastAsia="FangSong" w:cs="Times New Roman"/>
+        </w:rPr>
+        <w:t>面选择性</w:t>
+      </w:r>
+      <w:r>
+        <w:rPr>
+          <w:rFonts w:hint="eastAsia" w:ascii="Times New Roman" w:hAnsi="Times New Roman" w:eastAsia="Times New Roman" w:cs="Times New Roman"/>
+        </w:rPr>
+        <w:t>：</w:t>
+      </w:r>
+      <w:r>
+        <w:rPr>
+          <w:rFonts w:hint="eastAsia" w:ascii="Times New Roman" w:hAnsi="Times New Roman" w:eastAsia="FangSong" w:cs="Times New Roman"/>
+        </w:rPr>
+        <w:t>苄基从与噁唑烷酮</w:t>
+      </w:r>
+      <w:r>
+        <w:rPr>
+          <w:rFonts w:ascii="Times New Roman" w:hAnsi="Times New Roman" w:eastAsia="Times New Roman" w:cs="Times New Roman"/>
+        </w:rPr>
+        <w:t xml:space="preserve"> </w:t>
+      </w:r>
+      <w:r>
+        <w:rPr>
+          <w:rFonts w:hint="eastAsia" w:ascii="Times New Roman" w:hAnsi="Times New Roman" w:eastAsia="Times New Roman" w:cs="Times New Roman"/>
+        </w:rPr>
+        <w:t>4-</w:t>
+      </w:r>
+      <w:r>
+        <w:rPr>
+          <w:rFonts w:hint="eastAsia" w:ascii="Times New Roman" w:hAnsi="Times New Roman" w:eastAsia="FangSong" w:cs="Times New Roman"/>
+        </w:rPr>
+        <w:t>苄基</w:t>
+      </w:r>
+      <w:r>
+        <w:rPr>
+          <w:rFonts w:hint="eastAsia" w:ascii="Times New Roman" w:hAnsi="Times New Roman" w:eastAsia="FangSong" w:cs="Times New Roman"/>
+          <w:b/>
+          <w:bCs/>
+        </w:rPr>
+        <w:t xml:space="preserve">反侧</w:t>
+      </w:r>
+      <w:r>
+        <w:rPr>
+          <w:rFonts w:hint="eastAsia" w:ascii="Times New Roman" w:hAnsi="Times New Roman" w:eastAsia="FangSong" w:cs="Times New Roman"/>
+        </w:rPr>
+        <w:t xml:space="preserve">进攻</w:t>
+      </w:r>
+    </w:p>
+    <w:p>
+      <w:pPr>
+        <w:pStyle w:val="Compact"/>
+        <w:numPr>
+          <w:ilvl w:val="0"/>
+          <w:numId w:val="1014"/>
+        </w:numPr>
+      </w:pPr>
+      <w:r>
+        <w:rPr>
+          <w:rFonts w:ascii="Times New Roman" w:hAnsi="Times New Roman" w:eastAsia="Times New Roman" w:cs="Times New Roman"/>
+          <w:b/>
+          <w:bCs/>
+        </w:rPr>
+        <w:t xml:space="preserve">Step 3 - </w:t>
+      </w:r>
+      <w:r>
+        <w:rPr>
+          <w:rFonts w:hint="eastAsia" w:ascii="Times New Roman" w:hAnsi="Times New Roman" w:eastAsia="FangSong" w:cs="Times New Roman"/>
+          <w:b/>
+          <w:bCs/>
+        </w:rPr>
+        <w:t xml:space="preserve">脱除</w:t>
+      </w:r>
+      <w:r>
+        <w:rPr>
+          <w:rFonts w:hint="eastAsia" w:ascii="Times New Roman" w:hAnsi="Times New Roman" w:eastAsia="Times New Roman" w:cs="Times New Roman"/>
+        </w:rPr>
+        <w:t xml:space="preserve">：</w:t>
+      </w:r>
+    </w:p>
+    <w:p>
+      <w:pPr>
+        <w:pStyle w:val="Compact"/>
+        <w:numPr>
+          <w:ilvl w:val="1"/>
+          <w:numId w:val="1017"/>
+        </w:numPr>
+      </w:pPr>
+      <w:r>
+        <w:rPr>
+          <w:rFonts w:ascii="Times New Roman" w:hAnsi="Times New Roman" w:eastAsia="Times New Roman" w:cs="Times New Roman"/>
+        </w:rPr>
+        <w:t>LiOH/H</w:t>
+      </w:r>
+      <w:r>
+        <w:rPr>
+          <w:rFonts w:ascii="Times New Roman" w:hAnsi="Times New Roman" w:eastAsia="Times New Roman" w:cs="Times New Roman"/>
+          <w:vertAlign w:val="subscript"/>
+        </w:rPr>
+        <w:t>2</w:t>
+      </w:r>
+      <w:r>
+        <w:rPr>
+          <w:rFonts w:ascii="Times New Roman" w:hAnsi="Times New Roman" w:eastAsia="Times New Roman" w:cs="Times New Roman"/>
+        </w:rPr>
+        <w:t>O</w:t>
+      </w:r>
+      <w:r>
+        <w:rPr>
+          <w:rFonts w:ascii="Times New Roman" w:hAnsi="Times New Roman" w:eastAsia="Times New Roman" w:cs="Times New Roman"/>
+          <w:vertAlign w:val="subscript"/>
+        </w:rPr>
+        <w:t>2</w:t>
+      </w:r>
+      <w:r>
+        <w:rPr>
+          <w:rFonts w:ascii="Times New Roman" w:hAnsi="Times New Roman" w:eastAsia="Times New Roman" w:cs="Times New Roman"/>
+        </w:rPr>
+        <w:t xml:space="preserve"> → </w:t>
+      </w:r>
+      <w:r>
+        <w:rPr>
+          <w:rFonts w:hint="eastAsia" w:ascii="Times New Roman" w:hAnsi="Times New Roman" w:eastAsia="FangSong" w:cs="Times New Roman"/>
+        </w:rPr>
+        <w:t xml:space="preserve">水解</w:t>
+      </w:r>
+      <w:r>
+        <w:rPr>
+          <w:rFonts w:ascii="Times New Roman" w:hAnsi="Times New Roman" w:eastAsia="Times New Roman" w:cs="Times New Roman"/>
+        </w:rPr>
+        <w:t xml:space="preserve"> → </w:t>
+      </w:r>
+      <w:r>
+        <w:rPr>
+          <w:rFonts w:hint="eastAsia" w:ascii="Times New Roman" w:hAnsi="Times New Roman" w:eastAsia="FangSong" w:cs="Times New Roman"/>
+        </w:rPr>
+        <w:t xml:space="preserve">释放</w:t>
+      </w:r>
+      <w:r>
+        <w:rPr>
+          <w:rFonts w:ascii="Times New Roman" w:hAnsi="Times New Roman" w:eastAsia="Times New Roman" w:cs="Times New Roman"/>
+        </w:rPr>
+        <w:t xml:space="preserve"> </w:t>
+      </w:r>
+      <w:r>
+        <w:rPr>
+          <w:rFonts w:hint="eastAsia" w:ascii="Times New Roman" w:hAnsi="Times New Roman" w:eastAsia="Times New Roman" w:cs="Times New Roman"/>
+        </w:rPr>
+        <w:t>(S)-2-</w:t>
+      </w:r>
+      <w:r>
+        <w:rPr>
+          <w:rFonts w:hint="eastAsia" w:ascii="Times New Roman" w:hAnsi="Times New Roman" w:eastAsia="FangSong" w:cs="Times New Roman"/>
+        </w:rPr>
+        <w:t>苄基丙酸</w:t>
+      </w:r>
+      <w:r>
+        <w:rPr>
+          <w:rFonts w:hint="eastAsia" w:ascii="Times New Roman" w:hAnsi="Times New Roman" w:eastAsia="Times New Roman" w:cs="Times New Roman"/>
+        </w:rPr>
+        <w:t>（(S)-2-</w:t>
+      </w:r>
+      <w:r>
+        <w:rPr>
+          <w:rFonts w:hint="eastAsia" w:ascii="Times New Roman" w:hAnsi="Times New Roman" w:eastAsia="FangSong" w:cs="Times New Roman"/>
+        </w:rPr>
+        <w:t>甲基</w:t>
+      </w:r>
+      <w:r>
+        <w:rPr>
+          <w:rFonts w:hint="eastAsia" w:ascii="Times New Roman" w:hAnsi="Times New Roman" w:eastAsia="Times New Roman" w:cs="Times New Roman"/>
+        </w:rPr>
+        <w:t>-3-</w:t>
+      </w:r>
+      <w:r>
+        <w:rPr>
+          <w:rFonts w:hint="eastAsia" w:ascii="Times New Roman" w:hAnsi="Times New Roman" w:eastAsia="FangSong" w:cs="Times New Roman"/>
+        </w:rPr>
+        <w:t>苯基丙酸</w:t>
+      </w:r>
+      <w:r>
+        <w:rPr>
+          <w:rFonts w:hint="eastAsia" w:ascii="Times New Roman" w:hAnsi="Times New Roman" w:eastAsia="Times New Roman" w:cs="Times New Roman"/>
+        </w:rPr>
+        <w:t>）</w:t>
+      </w:r>
+    </w:p>
+    <w:p>
+      <w:pPr>
+        <w:pStyle w:val="Compact"/>
+        <w:numPr>
+          <w:ilvl w:val="1"/>
+          <w:numId w:val="1017"/>
+        </w:numPr>
+      </w:pPr>
+      <w:r>
+        <w:rPr>
+          <w:rFonts w:hint="eastAsia" w:ascii="Times New Roman" w:hAnsi="Times New Roman" w:eastAsia="FangSong" w:cs="Times New Roman"/>
+        </w:rPr>
         <w:t xml:space="preserve">噁唑烷酮助剂回收</w:t>
       </w:r>
     </w:p>
@@ -19781,7 +19750,7 @@
         <w:pStyle w:val="Compact"/>
         <w:numPr>
           <w:ilvl w:val="0"/>
-          <w:numId w:val="1016"/>
+          <w:numId w:val="1018"/>
         </w:numPr>
       </w:pPr>
       <w:r>
@@ -19864,7 +19833,7 @@
         <w:pStyle w:val="Compact"/>
         <w:numPr>
           <w:ilvl w:val="0"/>
-          <w:numId w:val="1016"/>
+          <w:numId w:val="1018"/>
         </w:numPr>
       </w:pPr>
       <w:r>
@@ -24904,7 +24873,7 @@
       <w:pPr>
         <w:numPr>
           <w:ilvl w:val="0"/>
-          <w:numId w:val="1017"/>
+          <w:numId w:val="1019"/>
         </w:numPr>
       </w:pPr>
       <w:r>
@@ -24960,7 +24929,7 @@
       <w:pPr>
         <w:numPr>
           <w:ilvl w:val="0"/>
-          <w:numId w:val="1017"/>
+          <w:numId w:val="1019"/>
         </w:numPr>
       </w:pPr>
       <w:r>
@@ -24998,7 +24967,7 @@
       <w:pPr>
         <w:numPr>
           <w:ilvl w:val="0"/>
-          <w:numId w:val="1017"/>
+          <w:numId w:val="1019"/>
         </w:numPr>
       </w:pPr>
       <w:r>
@@ -25123,7 +25092,7 @@
       <w:pPr>
         <w:numPr>
           <w:ilvl w:val="0"/>
-          <w:numId w:val="1018"/>
+          <w:numId w:val="1020"/>
         </w:numPr>
       </w:pPr>
       <w:r>
@@ -25256,7 +25225,7 @@
       <w:pPr>
         <w:numPr>
           <w:ilvl w:val="0"/>
-          <w:numId w:val="1018"/>
+          <w:numId w:val="1020"/>
         </w:numPr>
       </w:pPr>
       <w:r>
@@ -25434,7 +25403,7 @@
       <w:pPr>
         <w:numPr>
           <w:ilvl w:val="0"/>
-          <w:numId w:val="1018"/>
+          <w:numId w:val="1020"/>
         </w:numPr>
       </w:pPr>
       <w:r>
@@ -25535,7 +25504,7 @@
         <w:pStyle w:val="Compact"/>
         <w:numPr>
           <w:ilvl w:val="0"/>
-          <w:numId w:val="1019"/>
+          <w:numId w:val="1021"/>
         </w:numPr>
       </w:pPr>
       <w:r>
@@ -25785,7 +25754,7 @@
         <w:pStyle w:val="Compact"/>
         <w:numPr>
           <w:ilvl w:val="1"/>
-          <w:numId w:val="1020"/>
+          <w:numId w:val="1022"/>
         </w:numPr>
       </w:pPr>
       <w:r>
@@ -25800,7 +25769,7 @@
         <w:pStyle w:val="Compact"/>
         <w:numPr>
           <w:ilvl w:val="1"/>
-          <w:numId w:val="1020"/>
+          <w:numId w:val="1022"/>
         </w:numPr>
       </w:pPr>
       <w:r>
@@ -25815,7 +25784,7 @@
         <w:pStyle w:val="Compact"/>
         <w:numPr>
           <w:ilvl w:val="1"/>
-          <w:numId w:val="1020"/>
+          <w:numId w:val="1022"/>
         </w:numPr>
       </w:pPr>
       <w:r>
@@ -25873,7 +25842,7 @@
         <w:pStyle w:val="Compact"/>
         <w:numPr>
           <w:ilvl w:val="0"/>
-          <w:numId w:val="1019"/>
+          <w:numId w:val="1021"/>
         </w:numPr>
       </w:pPr>
       <w:r>
@@ -26081,7 +26050,7 @@
       <w:pPr>
         <w:numPr>
           <w:ilvl w:val="0"/>
-          <w:numId w:val="1021"/>
+          <w:numId w:val="1023"/>
         </w:numPr>
       </w:pPr>
       <w:r>
@@ -26283,7 +26252,7 @@
       <w:pPr>
         <w:numPr>
           <w:ilvl w:val="0"/>
-          <w:numId w:val="1021"/>
+          <w:numId w:val="1023"/>
         </w:numPr>
       </w:pPr>
       <w:r>
@@ -26345,7 +26314,7 @@
       <w:pPr>
         <w:numPr>
           <w:ilvl w:val="0"/>
-          <w:numId w:val="1021"/>
+          <w:numId w:val="1023"/>
         </w:numPr>
       </w:pPr>
       <w:r>
@@ -26537,7 +26506,7 @@
       <w:pPr>
         <w:numPr>
           <w:ilvl w:val="0"/>
-          <w:numId w:val="1021"/>
+          <w:numId w:val="1023"/>
         </w:numPr>
       </w:pPr>
       <w:r>
@@ -26693,7 +26662,7 @@
       <w:pPr>
         <w:numPr>
           <w:ilvl w:val="0"/>
-          <w:numId w:val="1021"/>
+          <w:numId w:val="1023"/>
         </w:numPr>
       </w:pPr>
       <w:r>
@@ -26977,7 +26946,7 @@
         <w:pStyle w:val="Compact"/>
         <w:numPr>
           <w:ilvl w:val="0"/>
-          <w:numId w:val="1021"/>
+          <w:numId w:val="1023"/>
         </w:numPr>
       </w:pPr>
     </w:p>
@@ -26986,7 +26955,7 @@
         <w:pStyle w:val="Compact"/>
         <w:numPr>
           <w:ilvl w:val="1"/>
-          <w:numId w:val="1022"/>
+          <w:numId w:val="1024"/>
         </w:numPr>
       </w:pPr>
       <w:r>
@@ -27184,7 +27153,7 @@
         <w:pStyle w:val="Compact"/>
         <w:numPr>
           <w:ilvl w:val="0"/>
-          <w:numId w:val="1021"/>
+          <w:numId w:val="1023"/>
         </w:numPr>
       </w:pPr>
     </w:p>
@@ -27193,7 +27162,7 @@
         <w:pStyle w:val="Compact"/>
         <w:numPr>
           <w:ilvl w:val="1"/>
-          <w:numId w:val="1023"/>
+          <w:numId w:val="1025"/>
         </w:numPr>
       </w:pPr>
       <w:r>
@@ -27354,7 +27323,7 @@
         <w:pStyle w:val="Compact"/>
         <w:numPr>
           <w:ilvl w:val="1"/>
-          <w:numId w:val="1023"/>
+          <w:numId w:val="1025"/>
         </w:numPr>
       </w:pPr>
       <w:r>
@@ -27387,7 +27356,7 @@
         <w:pStyle w:val="Compact"/>
         <w:numPr>
           <w:ilvl w:val="1"/>
-          <w:numId w:val="1023"/>
+          <w:numId w:val="1025"/>
         </w:numPr>
       </w:pPr>
       <w:r>
@@ -27493,7 +27462,7 @@
       <w:pPr>
         <w:numPr>
           <w:ilvl w:val="0"/>
-          <w:numId w:val="1021"/>
+          <w:numId w:val="1023"/>
         </w:numPr>
       </w:pPr>
       <w:r>
@@ -27766,7 +27735,7 @@
         <w:pStyle w:val="Compact"/>
         <w:numPr>
           <w:ilvl w:val="0"/>
-          <w:numId w:val="1024"/>
+          <w:numId w:val="1026"/>
         </w:numPr>
       </w:pPr>
       <w:r>
@@ -27853,7 +27822,7 @@
         <w:pStyle w:val="Compact"/>
         <w:numPr>
           <w:ilvl w:val="0"/>
-          <w:numId w:val="1024"/>
+          <w:numId w:val="1026"/>
         </w:numPr>
       </w:pPr>
       <w:r>
@@ -27922,7 +27891,7 @@
         <w:pStyle w:val="Compact"/>
         <w:numPr>
           <w:ilvl w:val="0"/>
-          <w:numId w:val="1024"/>
+          <w:numId w:val="1026"/>
         </w:numPr>
       </w:pPr>
       <w:r>
@@ -28003,7 +27972,7 @@
         <w:pStyle w:val="Compact"/>
         <w:numPr>
           <w:ilvl w:val="0"/>
-          <w:numId w:val="1024"/>
+          <w:numId w:val="1026"/>
         </w:numPr>
       </w:pPr>
       <w:r>
@@ -28072,7 +28041,7 @@
         <w:pStyle w:val="Compact"/>
         <w:numPr>
           <w:ilvl w:val="0"/>
-          <w:numId w:val="1024"/>
+          <w:numId w:val="1026"/>
         </w:numPr>
       </w:pPr>
       <w:r>
@@ -28129,7 +28098,7 @@
         <w:pStyle w:val="Compact"/>
         <w:numPr>
           <w:ilvl w:val="0"/>
-          <w:numId w:val="1024"/>
+          <w:numId w:val="1026"/>
         </w:numPr>
       </w:pPr>
       <w:r>
@@ -28933,64 +28902,10 @@
     </w:lvlOverride>
   </w:num>
   <w:num w:numId="1006">
-    <w:abstractNumId w:val="99411"/>
-    <w:lvlOverride w:ilvl="0">
-      <w:startOverride w:val="1"/>
-    </w:lvlOverride>
-    <w:lvlOverride w:ilvl="1">
-      <w:startOverride w:val="1"/>
-    </w:lvlOverride>
-    <w:lvlOverride w:ilvl="2">
-      <w:startOverride w:val="1"/>
-    </w:lvlOverride>
-    <w:lvlOverride w:ilvl="3">
-      <w:startOverride w:val="1"/>
-    </w:lvlOverride>
-    <w:lvlOverride w:ilvl="4">
-      <w:startOverride w:val="1"/>
-    </w:lvlOverride>
-    <w:lvlOverride w:ilvl="5">
-      <w:startOverride w:val="1"/>
-    </w:lvlOverride>
-    <w:lvlOverride w:ilvl="6">
-      <w:startOverride w:val="1"/>
-    </w:lvlOverride>
-    <w:lvlOverride w:ilvl="7">
-      <w:startOverride w:val="1"/>
-    </w:lvlOverride>
-    <w:lvlOverride w:ilvl="8">
-      <w:startOverride w:val="1"/>
-    </w:lvlOverride>
+    <w:abstractNumId w:val="991"/>
   </w:num>
   <w:num w:numId="1007">
-    <w:abstractNumId w:val="99411"/>
-    <w:lvlOverride w:ilvl="0">
-      <w:startOverride w:val="1"/>
-    </w:lvlOverride>
-    <w:lvlOverride w:ilvl="1">
-      <w:startOverride w:val="1"/>
-    </w:lvlOverride>
-    <w:lvlOverride w:ilvl="2">
-      <w:startOverride w:val="1"/>
-    </w:lvlOverride>
-    <w:lvlOverride w:ilvl="3">
-      <w:startOverride w:val="1"/>
-    </w:lvlOverride>
-    <w:lvlOverride w:ilvl="4">
-      <w:startOverride w:val="1"/>
-    </w:lvlOverride>
-    <w:lvlOverride w:ilvl="5">
-      <w:startOverride w:val="1"/>
-    </w:lvlOverride>
-    <w:lvlOverride w:ilvl="6">
-      <w:startOverride w:val="1"/>
-    </w:lvlOverride>
-    <w:lvlOverride w:ilvl="7">
-      <w:startOverride w:val="1"/>
-    </w:lvlOverride>
-    <w:lvlOverride w:ilvl="8">
-      <w:startOverride w:val="1"/>
-    </w:lvlOverride>
+    <w:abstractNumId w:val="991"/>
   </w:num>
   <w:num w:numId="1008">
     <w:abstractNumId w:val="99411"/>
@@ -29053,12 +28968,6 @@
     </w:lvlOverride>
   </w:num>
   <w:num w:numId="1010">
-    <w:abstractNumId w:val="991"/>
-  </w:num>
-  <w:num w:numId="1011">
-    <w:abstractNumId w:val="991"/>
-  </w:num>
-  <w:num w:numId="1012">
     <w:abstractNumId w:val="99411"/>
     <w:lvlOverride w:ilvl="0">
       <w:startOverride w:val="1"/>
@@ -29088,16 +28997,7 @@
       <w:startOverride w:val="1"/>
     </w:lvlOverride>
   </w:num>
-  <w:num w:numId="1013">
-    <w:abstractNumId w:val="991"/>
-  </w:num>
-  <w:num w:numId="1014">
-    <w:abstractNumId w:val="991"/>
-  </w:num>
-  <w:num w:numId="1015">
-    <w:abstractNumId w:val="991"/>
-  </w:num>
-  <w:num w:numId="1016">
+  <w:num w:numId="1011">
     <w:abstractNumId w:val="99411"/>
     <w:lvlOverride w:ilvl="0">
       <w:startOverride w:val="1"/>
@@ -29127,7 +29027,13 @@
       <w:startOverride w:val="1"/>
     </w:lvlOverride>
   </w:num>
-  <w:num w:numId="1017">
+  <w:num w:numId="1012">
+    <w:abstractNumId w:val="991"/>
+  </w:num>
+  <w:num w:numId="1013">
+    <w:abstractNumId w:val="991"/>
+  </w:num>
+  <w:num w:numId="1014">
     <w:abstractNumId w:val="99411"/>
     <w:lvlOverride w:ilvl="0">
       <w:startOverride w:val="1"/>
@@ -29157,7 +29063,76 @@
       <w:startOverride w:val="1"/>
     </w:lvlOverride>
   </w:num>
+  <w:num w:numId="1015">
+    <w:abstractNumId w:val="991"/>
+  </w:num>
+  <w:num w:numId="1016">
+    <w:abstractNumId w:val="991"/>
+  </w:num>
+  <w:num w:numId="1017">
+    <w:abstractNumId w:val="991"/>
+  </w:num>
   <w:num w:numId="1018">
+    <w:abstractNumId w:val="99411"/>
+    <w:lvlOverride w:ilvl="0">
+      <w:startOverride w:val="1"/>
+    </w:lvlOverride>
+    <w:lvlOverride w:ilvl="1">
+      <w:startOverride w:val="1"/>
+    </w:lvlOverride>
+    <w:lvlOverride w:ilvl="2">
+      <w:startOverride w:val="1"/>
+    </w:lvlOverride>
+    <w:lvlOverride w:ilvl="3">
+      <w:startOverride w:val="1"/>
+    </w:lvlOverride>
+    <w:lvlOverride w:ilvl="4">
+      <w:startOverride w:val="1"/>
+    </w:lvlOverride>
+    <w:lvlOverride w:ilvl="5">
+      <w:startOverride w:val="1"/>
+    </w:lvlOverride>
+    <w:lvlOverride w:ilvl="6">
+      <w:startOverride w:val="1"/>
+    </w:lvlOverride>
+    <w:lvlOverride w:ilvl="7">
+      <w:startOverride w:val="1"/>
+    </w:lvlOverride>
+    <w:lvlOverride w:ilvl="8">
+      <w:startOverride w:val="1"/>
+    </w:lvlOverride>
+  </w:num>
+  <w:num w:numId="1019">
+    <w:abstractNumId w:val="99411"/>
+    <w:lvlOverride w:ilvl="0">
+      <w:startOverride w:val="1"/>
+    </w:lvlOverride>
+    <w:lvlOverride w:ilvl="1">
+      <w:startOverride w:val="1"/>
+    </w:lvlOverride>
+    <w:lvlOverride w:ilvl="2">
+      <w:startOverride w:val="1"/>
+    </w:lvlOverride>
+    <w:lvlOverride w:ilvl="3">
+      <w:startOverride w:val="1"/>
+    </w:lvlOverride>
+    <w:lvlOverride w:ilvl="4">
+      <w:startOverride w:val="1"/>
+    </w:lvlOverride>
+    <w:lvlOverride w:ilvl="5">
+      <w:startOverride w:val="1"/>
+    </w:lvlOverride>
+    <w:lvlOverride w:ilvl="6">
+      <w:startOverride w:val="1"/>
+    </w:lvlOverride>
+    <w:lvlOverride w:ilvl="7">
+      <w:startOverride w:val="1"/>
+    </w:lvlOverride>
+    <w:lvlOverride w:ilvl="8">
+      <w:startOverride w:val="1"/>
+    </w:lvlOverride>
+  </w:num>
+  <w:num w:numId="1020">
     <w:abstractNumId w:val="99414"/>
     <w:lvlOverride w:ilvl="0">
       <w:startOverride w:val="4"/>
@@ -29187,7 +29162,7 @@
       <w:startOverride w:val="4"/>
     </w:lvlOverride>
   </w:num>
-  <w:num w:numId="1019">
+  <w:num w:numId="1021">
     <w:abstractNumId w:val="99417"/>
     <w:lvlOverride w:ilvl="0">
       <w:startOverride w:val="7"/>
@@ -29217,7 +29192,7 @@
       <w:startOverride w:val="7"/>
     </w:lvlOverride>
   </w:num>
-  <w:num w:numId="1020">
+  <w:num w:numId="1022">
     <w:abstractNumId w:val="99731"/>
     <w:lvlOverride w:ilvl="0">
       <w:startOverride w:val="1"/>
@@ -29247,7 +29222,7 @@
       <w:startOverride w:val="1"/>
     </w:lvlOverride>
   </w:num>
-  <w:num w:numId="1021">
+  <w:num w:numId="1023">
     <w:abstractNumId w:val="99411"/>
     <w:lvlOverride w:ilvl="0">
       <w:startOverride w:val="1"/>
@@ -29277,7 +29252,7 @@
       <w:startOverride w:val="1"/>
     </w:lvlOverride>
   </w:num>
-  <w:num w:numId="1022">
+  <w:num w:numId="1024">
     <w:abstractNumId w:val="99431"/>
     <w:lvlOverride w:ilvl="0">
       <w:startOverride w:val="1"/>
@@ -29307,7 +29282,7 @@
       <w:startOverride w:val="1"/>
     </w:lvlOverride>
   </w:num>
-  <w:num w:numId="1023">
+  <w:num w:numId="1025">
     <w:abstractNumId w:val="99731"/>
     <w:lvlOverride w:ilvl="0">
       <w:startOverride w:val="1"/>
@@ -29337,7 +29312,7 @@
       <w:startOverride w:val="1"/>
     </w:lvlOverride>
   </w:num>
-  <w:num w:numId="1024">
+  <w:num w:numId="1026">
     <w:abstractNumId w:val="991"/>
   </w:num>
 </w:numbering>

--- a/06-学生侧材料/讲义/有机化学/有机立体化学.docx
+++ b/06-学生侧材料/讲义/有机化学/有机立体化学.docx
@@ -22365,960 +22365,759 @@
     </w:p>
     <w:p>
       <w:pPr>
-        <w:pStyle w:val="SourceCode"/>
-      </w:pPr>
-      <w:r>
-        <w:rPr>
-          <w:rStyle w:val="VerbatimChar"/>
-          <w:rFonts w:hint="eastAsia" w:ascii="SimSun" w:hAnsi="SimSun" w:eastAsia="SimSun" w:cs="SimSun"/>
+        <w:pStyle w:val="Compact"/>
+        <w:numPr>
+          <w:ilvl w:val="0"/>
+          <w:numId w:val="1019"/>
+        </w:numPr>
+      </w:pPr>
+      <w:r>
+        <w:rPr>
+          <w:rFonts w:hint="eastAsia" w:ascii="Times New Roman" w:hAnsi="Times New Roman" w:eastAsia="FangSong" w:cs="Times New Roman"/>
         </w:rPr>
         <w:t xml:space="preserve">拿到一个不对称合成题</w:t>
       </w:r>
-      <w:r>
-        <w:rPr>
-          <w:rFonts w:ascii="SimSun" w:hAnsi="SimSun" w:eastAsia="SimSun" w:cs="SimSun"/>
-        </w:rPr>
-        <w:br/>
-      </w:r>
-      <w:r>
-        <w:rPr>
-          <w:rStyle w:val="VerbatimChar"/>
-          <w:rFonts w:ascii="SimSun" w:hAnsi="SimSun" w:eastAsia="SimSun" w:cs="SimSun"/>
-        </w:rPr>
-        <w:t xml:space="preserve">│</w:t>
-      </w:r>
-      <w:r>
-        <w:rPr>
-          <w:rFonts w:ascii="SimSun" w:hAnsi="SimSun" w:eastAsia="SimSun" w:cs="SimSun"/>
-        </w:rPr>
-        <w:br/>
-      </w:r>
-      <w:r>
-        <w:rPr>
-          <w:rStyle w:val="VerbatimChar"/>
-          <w:rFonts w:ascii="SimSun" w:hAnsi="SimSun" w:eastAsia="SimSun" w:cs="SimSun"/>
-        </w:rPr>
-        <w:t xml:space="preserve">├─ Step </w:t>
-      </w:r>
-      <w:r>
-        <w:rPr>
-          <w:rStyle w:val="VerbatimChar"/>
-          <w:rFonts w:hint="eastAsia" w:ascii="SimSun" w:hAnsi="SimSun" w:eastAsia="SimSun" w:cs="SimSun"/>
+    </w:p>
+    <w:p>
+      <w:pPr>
+        <w:pStyle w:val="Compact"/>
+        <w:numPr>
+          <w:ilvl w:val="1"/>
+          <w:numId w:val="1020"/>
+        </w:numPr>
+      </w:pPr>
+      <w:r>
+        <w:rPr>
+          <w:rFonts w:ascii="Times New Roman" w:hAnsi="Times New Roman" w:eastAsia="Times New Roman" w:cs="Times New Roman"/>
+        </w:rPr>
+        <w:t xml:space="preserve">Step </w:t>
+      </w:r>
+      <w:r>
+        <w:rPr>
+          <w:rFonts w:hint="eastAsia" w:ascii="Times New Roman" w:hAnsi="Times New Roman" w:eastAsia="Times New Roman" w:cs="Times New Roman"/>
         </w:rPr>
         <w:t>1：</w:t>
       </w:r>
       <w:r>
         <w:rPr>
-          <w:rStyle w:val="VerbatimChar"/>
-          <w:rFonts w:hint="eastAsia" w:ascii="SimSun" w:hAnsi="SimSun" w:eastAsia="SimSun" w:cs="SimSun"/>
+          <w:rFonts w:hint="eastAsia" w:ascii="Times New Roman" w:hAnsi="Times New Roman" w:eastAsia="FangSong" w:cs="Times New Roman"/>
         </w:rPr>
         <w:t>看底物类型</w:t>
       </w:r>
-      <w:r>
-        <w:rPr>
-          <w:rFonts w:ascii="SimSun" w:hAnsi="SimSun" w:eastAsia="SimSun" w:cs="SimSun"/>
-        </w:rPr>
-        <w:br/>
-      </w:r>
-      <w:r>
-        <w:rPr>
-          <w:rStyle w:val="VerbatimChar"/>
-          <w:rFonts w:ascii="SimSun" w:hAnsi="SimSun" w:eastAsia="SimSun" w:cs="SimSun"/>
-        </w:rPr>
-        <w:t xml:space="preserve">│   ├── </w:t>
-      </w:r>
-      <w:r>
-        <w:rPr>
-          <w:rStyle w:val="VerbatimChar"/>
-          <w:rFonts w:hint="eastAsia" w:ascii="SimSun" w:hAnsi="SimSun" w:eastAsia="SimSun" w:cs="SimSun"/>
+    </w:p>
+    <w:p>
+      <w:pPr>
+        <w:pStyle w:val="Compact"/>
+        <w:numPr>
+          <w:ilvl w:val="2"/>
+          <w:numId w:val="1021"/>
+        </w:numPr>
+      </w:pPr>
+      <w:r>
+        <w:rPr>
+          <w:rFonts w:hint="eastAsia" w:ascii="Times New Roman" w:hAnsi="Times New Roman" w:eastAsia="Times New Roman" w:cs="Times New Roman"/>
         </w:rPr>
         <w:t>α-</w:t>
       </w:r>
       <w:r>
         <w:rPr>
-          <w:rStyle w:val="VerbatimChar"/>
-          <w:rFonts w:hint="eastAsia" w:ascii="SimSun" w:hAnsi="SimSun" w:eastAsia="SimSun" w:cs="SimSun"/>
+          <w:rFonts w:hint="eastAsia" w:ascii="Times New Roman" w:hAnsi="Times New Roman" w:eastAsia="FangSong" w:cs="Times New Roman"/>
         </w:rPr>
         <w:t>手性羰基化合物</w:t>
       </w:r>
       <w:r>
         <w:rPr>
-          <w:rStyle w:val="VerbatimChar"/>
-          <w:rFonts w:ascii="SimSun" w:hAnsi="SimSun" w:eastAsia="SimSun" w:cs="SimSun"/>
+          <w:rFonts w:ascii="Times New Roman" w:hAnsi="Times New Roman" w:eastAsia="Times New Roman" w:cs="Times New Roman"/>
         </w:rPr>
         <w:t xml:space="preserve"> + </w:t>
       </w:r>
       <w:r>
         <w:rPr>
-          <w:rStyle w:val="VerbatimChar"/>
-          <w:rFonts w:hint="eastAsia" w:ascii="SimSun" w:hAnsi="SimSun" w:eastAsia="SimSun" w:cs="SimSun"/>
+          <w:rFonts w:hint="eastAsia" w:ascii="Times New Roman" w:hAnsi="Times New Roman" w:eastAsia="FangSong" w:cs="Times New Roman"/>
         </w:rPr>
         <w:t xml:space="preserve">亲核加成</w:t>
       </w:r>
-      <w:r>
-        <w:rPr>
-          <w:rFonts w:ascii="SimSun" w:hAnsi="SimSun" w:eastAsia="SimSun" w:cs="SimSun"/>
-        </w:rPr>
-        <w:br/>
-      </w:r>
-      <w:r>
-        <w:rPr>
-          <w:rStyle w:val="VerbatimChar"/>
-          <w:rFonts w:ascii="SimSun" w:hAnsi="SimSun" w:eastAsia="SimSun" w:cs="SimSun"/>
-        </w:rPr>
-        <w:t xml:space="preserve">│   │   ├── </w:t>
-      </w:r>
-      <w:r>
-        <w:rPr>
-          <w:rStyle w:val="VerbatimChar"/>
-          <w:rFonts w:hint="eastAsia" w:ascii="SimSun" w:hAnsi="SimSun" w:eastAsia="SimSun" w:cs="SimSun"/>
+    </w:p>
+    <w:p>
+      <w:pPr>
+        <w:pStyle w:val="Compact"/>
+        <w:numPr>
+          <w:ilvl w:val="3"/>
+          <w:numId w:val="1022"/>
+        </w:numPr>
+      </w:pPr>
+      <w:r>
+        <w:rPr>
+          <w:rFonts w:hint="eastAsia" w:ascii="Times New Roman" w:hAnsi="Times New Roman" w:eastAsia="Times New Roman" w:cs="Times New Roman"/>
         </w:rPr>
         <w:t>α-</w:t>
       </w:r>
       <w:r>
         <w:rPr>
-          <w:rStyle w:val="VerbatimChar"/>
-          <w:rFonts w:hint="eastAsia" w:ascii="SimSun" w:hAnsi="SimSun" w:eastAsia="SimSun" w:cs="SimSun"/>
+          <w:rFonts w:hint="eastAsia" w:ascii="Times New Roman" w:hAnsi="Times New Roman" w:eastAsia="FangSong" w:cs="Times New Roman"/>
         </w:rPr>
         <w:t>位有配位杂原子</w:t>
       </w:r>
       <w:r>
         <w:rPr>
-          <w:rStyle w:val="VerbatimChar"/>
-          <w:rFonts w:hint="eastAsia" w:ascii="SimSun" w:hAnsi="SimSun" w:eastAsia="SimSun" w:cs="SimSun"/>
+          <w:rFonts w:hint="eastAsia" w:ascii="Times New Roman" w:hAnsi="Times New Roman" w:eastAsia="Times New Roman" w:cs="Times New Roman"/>
         </w:rPr>
         <w:t>（O/N）？</w:t>
       </w:r>
-      <w:r>
-        <w:rPr>
-          <w:rFonts w:ascii="SimSun" w:hAnsi="SimSun" w:eastAsia="SimSun" w:cs="SimSun"/>
-        </w:rPr>
-        <w:br/>
-      </w:r>
-      <w:r>
-        <w:rPr>
-          <w:rStyle w:val="VerbatimChar"/>
-          <w:rFonts w:ascii="SimSun" w:hAnsi="SimSun" w:eastAsia="SimSun" w:cs="SimSun"/>
-        </w:rPr>
-        <w:t xml:space="preserve">│   │   │   ├── </w:t>
-      </w:r>
-      <w:r>
-        <w:rPr>
-          <w:rStyle w:val="VerbatimChar"/>
-          <w:rFonts w:hint="eastAsia" w:ascii="SimSun" w:hAnsi="SimSun" w:eastAsia="SimSun" w:cs="SimSun"/>
+    </w:p>
+    <w:p>
+      <w:pPr>
+        <w:pStyle w:val="Compact"/>
+        <w:numPr>
+          <w:ilvl w:val="4"/>
+          <w:numId w:val="1023"/>
+        </w:numPr>
+      </w:pPr>
+      <w:r>
+        <w:rPr>
+          <w:rFonts w:hint="eastAsia" w:ascii="Times New Roman" w:hAnsi="Times New Roman" w:eastAsia="FangSong" w:cs="Times New Roman"/>
         </w:rPr>
         <w:t xml:space="preserve">有</w:t>
       </w:r>
       <w:r>
         <w:rPr>
-          <w:rStyle w:val="VerbatimChar"/>
-          <w:rFonts w:ascii="SimSun" w:hAnsi="SimSun" w:eastAsia="SimSun" w:cs="SimSun"/>
+          <w:rFonts w:ascii="Times New Roman" w:hAnsi="Times New Roman" w:eastAsia="Times New Roman" w:cs="Times New Roman"/>
         </w:rPr>
         <w:t xml:space="preserve"> + </w:t>
       </w:r>
       <w:r>
         <w:rPr>
-          <w:rStyle w:val="VerbatimChar"/>
-          <w:rFonts w:hint="eastAsia" w:ascii="SimSun" w:hAnsi="SimSun" w:eastAsia="SimSun" w:cs="SimSun"/>
+          <w:rFonts w:hint="eastAsia" w:ascii="Times New Roman" w:hAnsi="Times New Roman" w:eastAsia="FangSong" w:cs="Times New Roman"/>
         </w:rPr>
         <w:t>螯合金属</w:t>
       </w:r>
       <w:r>
         <w:rPr>
-          <w:rStyle w:val="VerbatimChar"/>
-          <w:rFonts w:hint="eastAsia" w:ascii="SimSun" w:hAnsi="SimSun" w:eastAsia="SimSun" w:cs="SimSun"/>
+          <w:rFonts w:hint="eastAsia" w:ascii="Times New Roman" w:hAnsi="Times New Roman" w:eastAsia="Times New Roman" w:cs="Times New Roman"/>
         </w:rPr>
         <w:t>（Mg/Ti/Zn）→</w:t>
       </w:r>
       <w:r>
         <w:rPr>
-          <w:rStyle w:val="VerbatimChar"/>
-          <w:rFonts w:ascii="SimSun" w:hAnsi="SimSun" w:eastAsia="SimSun" w:cs="SimSun"/>
+          <w:rFonts w:ascii="Times New Roman" w:hAnsi="Times New Roman" w:eastAsia="Times New Roman" w:cs="Times New Roman"/>
         </w:rPr>
         <w:t xml:space="preserve"> Cram </w:t>
       </w:r>
       <w:r>
         <w:rPr>
-          <w:rStyle w:val="VerbatimChar"/>
-          <w:rFonts w:hint="eastAsia" w:ascii="SimSun" w:hAnsi="SimSun" w:eastAsia="SimSun" w:cs="SimSun"/>
+          <w:rFonts w:hint="eastAsia" w:ascii="Times New Roman" w:hAnsi="Times New Roman" w:eastAsia="FangSong" w:cs="Times New Roman"/>
         </w:rPr>
         <w:t xml:space="preserve">螯合</w:t>
       </w:r>
-      <w:r>
-        <w:rPr>
-          <w:rFonts w:ascii="SimSun" w:hAnsi="SimSun" w:eastAsia="SimSun" w:cs="SimSun"/>
-        </w:rPr>
-        <w:br/>
-      </w:r>
-      <w:r>
-        <w:rPr>
-          <w:rStyle w:val="VerbatimChar"/>
-          <w:rFonts w:ascii="SimSun" w:hAnsi="SimSun" w:eastAsia="SimSun" w:cs="SimSun"/>
-        </w:rPr>
-        <w:t xml:space="preserve">│   │   │   └── </w:t>
-      </w:r>
-      <w:r>
-        <w:rPr>
-          <w:rStyle w:val="VerbatimChar"/>
-          <w:rFonts w:hint="eastAsia" w:ascii="SimSun" w:hAnsi="SimSun" w:eastAsia="SimSun" w:cs="SimSun"/>
+    </w:p>
+    <w:p>
+      <w:pPr>
+        <w:pStyle w:val="Compact"/>
+        <w:numPr>
+          <w:ilvl w:val="4"/>
+          <w:numId w:val="1023"/>
+        </w:numPr>
+      </w:pPr>
+      <w:r>
+        <w:rPr>
+          <w:rFonts w:hint="eastAsia" w:ascii="Times New Roman" w:hAnsi="Times New Roman" w:eastAsia="FangSong" w:cs="Times New Roman"/>
         </w:rPr>
         <w:t xml:space="preserve">无金属</w:t>
       </w:r>
       <w:r>
         <w:rPr>
-          <w:rStyle w:val="VerbatimChar"/>
-          <w:rFonts w:ascii="SimSun" w:hAnsi="SimSun" w:eastAsia="SimSun" w:cs="SimSun"/>
+          <w:rFonts w:ascii="Times New Roman" w:hAnsi="Times New Roman" w:eastAsia="Times New Roman" w:cs="Times New Roman"/>
         </w:rPr>
         <w:t xml:space="preserve"> / </w:t>
       </w:r>
       <w:r>
         <w:rPr>
-          <w:rStyle w:val="VerbatimChar"/>
-          <w:rFonts w:hint="eastAsia" w:ascii="SimSun" w:hAnsi="SimSun" w:eastAsia="SimSun" w:cs="SimSun"/>
+          <w:rFonts w:hint="eastAsia" w:ascii="Times New Roman" w:hAnsi="Times New Roman" w:eastAsia="FangSong" w:cs="Times New Roman"/>
         </w:rPr>
         <w:t xml:space="preserve">无配位原子</w:t>
       </w:r>
       <w:r>
         <w:rPr>
-          <w:rStyle w:val="VerbatimChar"/>
-          <w:rFonts w:ascii="SimSun" w:hAnsi="SimSun" w:eastAsia="SimSun" w:cs="SimSun"/>
+          <w:rFonts w:ascii="Times New Roman" w:hAnsi="Times New Roman" w:eastAsia="Times New Roman" w:cs="Times New Roman"/>
         </w:rPr>
         <w:t xml:space="preserve"> → Felkin-Anh</w:t>
       </w:r>
-      <w:r>
-        <w:rPr>
-          <w:rFonts w:ascii="SimSun" w:hAnsi="SimSun" w:eastAsia="SimSun" w:cs="SimSun"/>
-        </w:rPr>
-        <w:br/>
-      </w:r>
-      <w:r>
-        <w:rPr>
-          <w:rStyle w:val="VerbatimChar"/>
-          <w:rFonts w:ascii="SimSun" w:hAnsi="SimSun" w:eastAsia="SimSun" w:cs="SimSun"/>
-        </w:rPr>
-        <w:t xml:space="preserve">│   │   └── </w:t>
-      </w:r>
-      <w:r>
-        <w:rPr>
-          <w:rStyle w:val="VerbatimChar"/>
-          <w:rFonts w:hint="eastAsia" w:ascii="SimSun" w:hAnsi="SimSun" w:eastAsia="SimSun" w:cs="SimSun"/>
+    </w:p>
+    <w:p>
+      <w:pPr>
+        <w:pStyle w:val="Compact"/>
+        <w:numPr>
+          <w:ilvl w:val="3"/>
+          <w:numId w:val="1022"/>
+        </w:numPr>
+      </w:pPr>
+      <w:r>
+        <w:rPr>
+          <w:rFonts w:hint="eastAsia" w:ascii="Times New Roman" w:hAnsi="Times New Roman" w:eastAsia="FangSong" w:cs="Times New Roman"/>
         </w:rPr>
         <w:t xml:space="preserve">两者都有</w:t>
       </w:r>
       <w:r>
         <w:rPr>
-          <w:rStyle w:val="VerbatimChar"/>
-          <w:rFonts w:ascii="SimSun" w:hAnsi="SimSun" w:eastAsia="SimSun" w:cs="SimSun"/>
+          <w:rFonts w:ascii="Times New Roman" w:hAnsi="Times New Roman" w:eastAsia="Times New Roman" w:cs="Times New Roman"/>
         </w:rPr>
         <w:t xml:space="preserve"> → </w:t>
       </w:r>
       <w:r>
         <w:rPr>
-          <w:rStyle w:val="VerbatimChar"/>
-          <w:rFonts w:hint="eastAsia" w:ascii="SimSun" w:hAnsi="SimSun" w:eastAsia="SimSun" w:cs="SimSun"/>
+          <w:rFonts w:hint="eastAsia" w:ascii="Times New Roman" w:hAnsi="Times New Roman" w:eastAsia="FangSong" w:cs="Times New Roman"/>
         </w:rPr>
         <w:t>看反应条件</w:t>
       </w:r>
       <w:r>
         <w:rPr>
-          <w:rStyle w:val="VerbatimChar"/>
-          <w:rFonts w:hint="eastAsia" w:ascii="SimSun" w:hAnsi="SimSun" w:eastAsia="SimSun" w:cs="SimSun"/>
+          <w:rFonts w:hint="eastAsia" w:ascii="Times New Roman" w:hAnsi="Times New Roman" w:eastAsia="Times New Roman" w:cs="Times New Roman"/>
         </w:rPr>
         <w:t>（</w:t>
       </w:r>
       <w:r>
         <w:rPr>
-          <w:rStyle w:val="VerbatimChar"/>
-          <w:rFonts w:hint="eastAsia" w:ascii="SimSun" w:hAnsi="SimSun" w:eastAsia="SimSun" w:cs="SimSun"/>
+          <w:rFonts w:hint="eastAsia" w:ascii="Times New Roman" w:hAnsi="Times New Roman" w:eastAsia="FangSong" w:cs="Times New Roman"/>
         </w:rPr>
         <w:t>有金属走螯合</w:t>
       </w:r>
       <w:r>
         <w:rPr>
-          <w:rStyle w:val="VerbatimChar"/>
-          <w:rFonts w:hint="eastAsia" w:ascii="SimSun" w:hAnsi="SimSun" w:eastAsia="SimSun" w:cs="SimSun"/>
+          <w:rFonts w:hint="eastAsia" w:ascii="Times New Roman" w:hAnsi="Times New Roman" w:eastAsia="Times New Roman" w:cs="Times New Roman"/>
         </w:rPr>
         <w:t>，</w:t>
       </w:r>
       <w:r>
         <w:rPr>
-          <w:rStyle w:val="VerbatimChar"/>
-          <w:rFonts w:hint="eastAsia" w:ascii="SimSun" w:hAnsi="SimSun" w:eastAsia="SimSun" w:cs="SimSun"/>
+          <w:rFonts w:hint="eastAsia" w:ascii="Times New Roman" w:hAnsi="Times New Roman" w:eastAsia="FangSong" w:cs="Times New Roman"/>
         </w:rPr>
         <w:t>无金属走</w:t>
       </w:r>
       <w:r>
         <w:rPr>
-          <w:rStyle w:val="VerbatimChar"/>
-          <w:rFonts w:ascii="SimSun" w:hAnsi="SimSun" w:eastAsia="SimSun" w:cs="SimSun"/>
-        </w:rPr>
-        <w:t xml:space="preserve"> </w:t>
-      </w:r>
-      <w:r>
-        <w:rPr>
-          <w:rStyle w:val="VerbatimChar"/>
-          <w:rFonts w:hint="eastAsia" w:ascii="SimSun" w:hAnsi="SimSun" w:eastAsia="SimSun" w:cs="SimSun"/>
+          <w:rFonts w:ascii="Times New Roman" w:hAnsi="Times New Roman" w:eastAsia="Times New Roman" w:cs="Times New Roman"/>
+        </w:rPr>
+        <w:t xml:space="preserve"> </w:t>
+      </w:r>
+      <w:r>
+        <w:rPr>
+          <w:rFonts w:hint="eastAsia" w:ascii="Times New Roman" w:hAnsi="Times New Roman" w:eastAsia="Times New Roman" w:cs="Times New Roman"/>
         </w:rPr>
         <w:t xml:space="preserve">F-A）</w:t>
       </w:r>
-      <w:r>
-        <w:rPr>
-          <w:rFonts w:ascii="SimSun" w:hAnsi="SimSun" w:eastAsia="SimSun" w:cs="SimSun"/>
-        </w:rPr>
-        <w:br/>
-      </w:r>
-      <w:r>
-        <w:rPr>
-          <w:rStyle w:val="VerbatimChar"/>
-          <w:rFonts w:ascii="SimSun" w:hAnsi="SimSun" w:eastAsia="SimSun" w:cs="SimSun"/>
-        </w:rPr>
-        <w:t xml:space="preserve">│   │</w:t>
-      </w:r>
-      <w:r>
-        <w:rPr>
-          <w:rFonts w:ascii="SimSun" w:hAnsi="SimSun" w:eastAsia="SimSun" w:cs="SimSun"/>
-        </w:rPr>
-        <w:br/>
-      </w:r>
-      <w:r>
-        <w:rPr>
-          <w:rStyle w:val="VerbatimChar"/>
-          <w:rFonts w:ascii="SimSun" w:hAnsi="SimSun" w:eastAsia="SimSun" w:cs="SimSun"/>
-        </w:rPr>
-        <w:t xml:space="preserve">│   ├── </w:t>
-      </w:r>
-      <w:r>
-        <w:rPr>
-          <w:rStyle w:val="VerbatimChar"/>
-          <w:rFonts w:hint="eastAsia" w:ascii="SimSun" w:hAnsi="SimSun" w:eastAsia="SimSun" w:cs="SimSun"/>
+    </w:p>
+    <w:p>
+      <w:pPr>
+        <w:pStyle w:val="Compact"/>
+        <w:numPr>
+          <w:ilvl w:val="2"/>
+          <w:numId w:val="1021"/>
+        </w:numPr>
+      </w:pPr>
+      <w:r>
+        <w:rPr>
+          <w:rFonts w:hint="eastAsia" w:ascii="Times New Roman" w:hAnsi="Times New Roman" w:eastAsia="FangSong" w:cs="Times New Roman"/>
         </w:rPr>
         <w:t xml:space="preserve">手性助剂控制</w:t>
       </w:r>
-      <w:r>
-        <w:rPr>
-          <w:rFonts w:ascii="SimSun" w:hAnsi="SimSun" w:eastAsia="SimSun" w:cs="SimSun"/>
-        </w:rPr>
-        <w:br/>
-      </w:r>
-      <w:r>
-        <w:rPr>
-          <w:rStyle w:val="VerbatimChar"/>
-          <w:rFonts w:ascii="SimSun" w:hAnsi="SimSun" w:eastAsia="SimSun" w:cs="SimSun"/>
-        </w:rPr>
-        <w:t xml:space="preserve">│   │   └── Evans </w:t>
-      </w:r>
-      <w:r>
-        <w:rPr>
-          <w:rStyle w:val="VerbatimChar"/>
-          <w:rFonts w:hint="eastAsia" w:ascii="SimSun" w:hAnsi="SimSun" w:eastAsia="SimSun" w:cs="SimSun"/>
+    </w:p>
+    <w:p>
+      <w:pPr>
+        <w:pStyle w:val="Compact"/>
+        <w:numPr>
+          <w:ilvl w:val="3"/>
+          <w:numId w:val="1024"/>
+        </w:numPr>
+      </w:pPr>
+      <w:r>
+        <w:rPr>
+          <w:rFonts w:ascii="Times New Roman" w:hAnsi="Times New Roman" w:eastAsia="Times New Roman" w:cs="Times New Roman"/>
+        </w:rPr>
+        <w:t xml:space="preserve">Evans </w:t>
+      </w:r>
+      <w:r>
+        <w:rPr>
+          <w:rFonts w:hint="eastAsia" w:ascii="Times New Roman" w:hAnsi="Times New Roman" w:eastAsia="FangSong" w:cs="Times New Roman"/>
         </w:rPr>
         <w:t xml:space="preserve">噁唑烷酮</w:t>
       </w:r>
       <w:r>
         <w:rPr>
-          <w:rStyle w:val="VerbatimChar"/>
-          <w:rFonts w:ascii="SimSun" w:hAnsi="SimSun" w:eastAsia="SimSun" w:cs="SimSun"/>
+          <w:rFonts w:ascii="Times New Roman" w:hAnsi="Times New Roman" w:eastAsia="Times New Roman" w:cs="Times New Roman"/>
         </w:rPr>
         <w:t xml:space="preserve"> → </w:t>
       </w:r>
       <w:r>
         <w:rPr>
-          <w:rStyle w:val="VerbatimChar"/>
-          <w:rFonts w:hint="eastAsia" w:ascii="SimSun" w:hAnsi="SimSun" w:eastAsia="SimSun" w:cs="SimSun"/>
+          <w:rFonts w:hint="eastAsia" w:ascii="Times New Roman" w:hAnsi="Times New Roman" w:eastAsia="FangSong" w:cs="Times New Roman"/>
         </w:rPr>
         <w:t>三步序列</w:t>
       </w:r>
       <w:r>
         <w:rPr>
-          <w:rStyle w:val="VerbatimChar"/>
-          <w:rFonts w:hint="eastAsia" w:ascii="SimSun" w:hAnsi="SimSun" w:eastAsia="SimSun" w:cs="SimSun"/>
+          <w:rFonts w:hint="eastAsia" w:ascii="Times New Roman" w:hAnsi="Times New Roman" w:eastAsia="Times New Roman" w:cs="Times New Roman"/>
         </w:rPr>
         <w:t>（</w:t>
       </w:r>
       <w:r>
         <w:rPr>
-          <w:rStyle w:val="VerbatimChar"/>
-          <w:rFonts w:hint="eastAsia" w:ascii="SimSun" w:hAnsi="SimSun" w:eastAsia="SimSun" w:cs="SimSun"/>
+          <w:rFonts w:hint="eastAsia" w:ascii="Times New Roman" w:hAnsi="Times New Roman" w:eastAsia="FangSong" w:cs="Times New Roman"/>
         </w:rPr>
         <w:t>酰化</w:t>
       </w:r>
       <w:r>
         <w:rPr>
-          <w:rStyle w:val="VerbatimChar"/>
-          <w:rFonts w:hint="eastAsia" w:ascii="SimSun" w:hAnsi="SimSun" w:eastAsia="SimSun" w:cs="SimSun"/>
+          <w:rFonts w:hint="eastAsia" w:ascii="Times New Roman" w:hAnsi="Times New Roman" w:eastAsia="Times New Roman" w:cs="Times New Roman"/>
         </w:rPr>
         <w:t>/</w:t>
       </w:r>
       <w:r>
         <w:rPr>
-          <w:rStyle w:val="VerbatimChar"/>
-          <w:rFonts w:hint="eastAsia" w:ascii="SimSun" w:hAnsi="SimSun" w:eastAsia="SimSun" w:cs="SimSun"/>
+          <w:rFonts w:hint="eastAsia" w:ascii="Times New Roman" w:hAnsi="Times New Roman" w:eastAsia="FangSong" w:cs="Times New Roman"/>
         </w:rPr>
         <w:t>烷基化</w:t>
       </w:r>
       <w:r>
         <w:rPr>
-          <w:rStyle w:val="VerbatimChar"/>
-          <w:rFonts w:hint="eastAsia" w:ascii="SimSun" w:hAnsi="SimSun" w:eastAsia="SimSun" w:cs="SimSun"/>
+          <w:rFonts w:hint="eastAsia" w:ascii="Times New Roman" w:hAnsi="Times New Roman" w:eastAsia="Times New Roman" w:cs="Times New Roman"/>
         </w:rPr>
         <w:t>/</w:t>
       </w:r>
       <w:r>
         <w:rPr>
-          <w:rStyle w:val="VerbatimChar"/>
-          <w:rFonts w:hint="eastAsia" w:ascii="SimSun" w:hAnsi="SimSun" w:eastAsia="SimSun" w:cs="SimSun"/>
+          <w:rFonts w:hint="eastAsia" w:ascii="Times New Roman" w:hAnsi="Times New Roman" w:eastAsia="FangSong" w:cs="Times New Roman"/>
         </w:rPr>
         <w:t>脱除</w:t>
       </w:r>
       <w:r>
         <w:rPr>
-          <w:rStyle w:val="VerbatimChar"/>
-          <w:rFonts w:hint="eastAsia" w:ascii="SimSun" w:hAnsi="SimSun" w:eastAsia="SimSun" w:cs="SimSun"/>
+          <w:rFonts w:hint="eastAsia" w:ascii="Times New Roman" w:hAnsi="Times New Roman" w:eastAsia="Times New Roman" w:cs="Times New Roman"/>
         </w:rPr>
         <w:t>）</w:t>
       </w:r>
-      <w:r>
-        <w:rPr>
-          <w:rFonts w:ascii="SimSun" w:hAnsi="SimSun" w:eastAsia="SimSun" w:cs="SimSun"/>
-        </w:rPr>
-        <w:br/>
-      </w:r>
-      <w:r>
-        <w:rPr>
-          <w:rStyle w:val="VerbatimChar"/>
-          <w:rFonts w:ascii="SimSun" w:hAnsi="SimSun" w:eastAsia="SimSun" w:cs="SimSun"/>
-        </w:rPr>
-        <w:t xml:space="preserve">│   │       </w:t>
-      </w:r>
-      <w:r>
-        <w:rPr>
-          <w:rStyle w:val="VerbatimChar"/>
-          <w:rFonts w:hint="eastAsia" w:ascii="SimSun" w:hAnsi="SimSun" w:eastAsia="SimSun" w:cs="SimSun"/>
+    </w:p>
+    <w:p>
+      <w:pPr>
+        <w:pStyle w:val="Compact"/>
+        <w:numPr>
+          <w:ilvl w:val="4"/>
+          <w:numId w:val="1025"/>
+        </w:numPr>
+      </w:pPr>
+      <w:r>
+        <w:rPr>
+          <w:rFonts w:hint="eastAsia" w:ascii="Times New Roman" w:hAnsi="Times New Roman" w:eastAsia="FangSong" w:cs="Times New Roman"/>
         </w:rPr>
         <w:t>口诀</w:t>
       </w:r>
       <w:r>
         <w:rPr>
-          <w:rStyle w:val="VerbatimChar"/>
-          <w:rFonts w:hint="eastAsia" w:ascii="SimSun" w:hAnsi="SimSun" w:eastAsia="SimSun" w:cs="SimSun"/>
-        </w:rPr>
-        <w:t>："</w:t>
-      </w:r>
-      <w:r>
-        <w:rPr>
-          <w:rStyle w:val="VerbatimChar"/>
-          <w:rFonts w:hint="eastAsia" w:ascii="SimSun" w:hAnsi="SimSun" w:eastAsia="SimSun" w:cs="SimSun"/>
+          <w:rFonts w:hint="eastAsia" w:ascii="Times New Roman" w:hAnsi="Times New Roman" w:eastAsia="Times New Roman" w:cs="Times New Roman"/>
+        </w:rPr>
+        <w:t>：</w:t>
+      </w:r>
+      <w:r>
+        <w:rPr>
+          <w:rFonts w:hint="eastAsia" w:ascii="Times New Roman" w:hAnsi="Times New Roman" w:eastAsia="Times New Roman" w:cs="Times New Roman"/>
+        </w:rPr>
+        <w:t>“</w:t>
+      </w:r>
+      <w:r>
+        <w:rPr>
+          <w:rFonts w:hint="eastAsia" w:ascii="Times New Roman" w:hAnsi="Times New Roman" w:eastAsia="FangSong" w:cs="Times New Roman"/>
         </w:rPr>
         <w:t>挂上去</w:t>
       </w:r>
       <w:r>
         <w:rPr>
-          <w:rStyle w:val="VerbatimChar"/>
-          <w:rFonts w:hint="eastAsia" w:ascii="SimSun" w:hAnsi="SimSun" w:eastAsia="SimSun" w:cs="SimSun"/>
+          <w:rFonts w:hint="eastAsia" w:ascii="Times New Roman" w:hAnsi="Times New Roman" w:eastAsia="Times New Roman" w:cs="Times New Roman"/>
         </w:rPr>
         <w:t>→</w:t>
       </w:r>
       <w:r>
         <w:rPr>
-          <w:rStyle w:val="VerbatimChar"/>
-          <w:rFonts w:hint="eastAsia" w:ascii="SimSun" w:hAnsi="SimSun" w:eastAsia="SimSun" w:cs="SimSun"/>
+          <w:rFonts w:hint="eastAsia" w:ascii="Times New Roman" w:hAnsi="Times New Roman" w:eastAsia="FangSong" w:cs="Times New Roman"/>
         </w:rPr>
         <w:t>拔氢</w:t>
       </w:r>
       <w:r>
         <w:rPr>
-          <w:rStyle w:val="VerbatimChar"/>
-          <w:rFonts w:hint="eastAsia" w:ascii="SimSun" w:hAnsi="SimSun" w:eastAsia="SimSun" w:cs="SimSun"/>
-        </w:rPr>
-        <w:t>→R'X</w:t>
-      </w:r>
-      <w:r>
-        <w:rPr>
-          <w:rStyle w:val="VerbatimChar"/>
-          <w:rFonts w:ascii="SimSun" w:hAnsi="SimSun" w:eastAsia="SimSun" w:cs="SimSun"/>
-        </w:rPr>
-        <w:t xml:space="preserve"> </w:t>
-      </w:r>
-      <w:r>
-        <w:rPr>
-          <w:rStyle w:val="VerbatimChar"/>
-          <w:rFonts w:hint="eastAsia" w:ascii="SimSun" w:hAnsi="SimSun" w:eastAsia="SimSun" w:cs="SimSun"/>
+          <w:rFonts w:hint="eastAsia" w:ascii="Times New Roman" w:hAnsi="Times New Roman" w:eastAsia="Times New Roman" w:cs="Times New Roman"/>
+        </w:rPr>
+        <w:t>→R’X</w:t>
+      </w:r>
+      <w:r>
+        <w:rPr>
+          <w:rFonts w:ascii="Times New Roman" w:hAnsi="Times New Roman" w:eastAsia="Times New Roman" w:cs="Times New Roman"/>
+        </w:rPr>
+        <w:t xml:space="preserve"> </w:t>
+      </w:r>
+      <w:r>
+        <w:rPr>
+          <w:rFonts w:hint="eastAsia" w:ascii="Times New Roman" w:hAnsi="Times New Roman" w:eastAsia="FangSong" w:cs="Times New Roman"/>
         </w:rPr>
         <w:t>从背面来</w:t>
       </w:r>
       <w:r>
         <w:rPr>
-          <w:rStyle w:val="VerbatimChar"/>
-          <w:rFonts w:hint="eastAsia" w:ascii="SimSun" w:hAnsi="SimSun" w:eastAsia="SimSun" w:cs="SimSun"/>
+          <w:rFonts w:hint="eastAsia" w:ascii="Times New Roman" w:hAnsi="Times New Roman" w:eastAsia="Times New Roman" w:cs="Times New Roman"/>
         </w:rPr>
         <w:t>→</w:t>
       </w:r>
       <w:r>
         <w:rPr>
-          <w:rStyle w:val="VerbatimChar"/>
-          <w:rFonts w:hint="eastAsia" w:ascii="SimSun" w:hAnsi="SimSun" w:eastAsia="SimSun" w:cs="SimSun"/>
+          <w:rFonts w:hint="eastAsia" w:ascii="Times New Roman" w:hAnsi="Times New Roman" w:eastAsia="FangSong" w:cs="Times New Roman"/>
         </w:rPr>
         <w:t>水解卸下来</w:t>
       </w:r>
       <w:r>
         <w:rPr>
-          <w:rStyle w:val="VerbatimChar"/>
-          <w:rFonts w:hint="eastAsia" w:ascii="SimSun" w:hAnsi="SimSun" w:eastAsia="SimSun" w:cs="SimSun"/>
-        </w:rPr>
-        <w:t>"</w:t>
-      </w:r>
-      <w:r>
-        <w:rPr>
-          <w:rFonts w:ascii="SimSun" w:hAnsi="SimSun" w:eastAsia="SimSun" w:cs="SimSun"/>
-        </w:rPr>
-        <w:br/>
-      </w:r>
-      <w:r>
-        <w:rPr>
-          <w:rStyle w:val="VerbatimChar"/>
-          <w:rFonts w:ascii="SimSun" w:hAnsi="SimSun" w:eastAsia="SimSun" w:cs="SimSun"/>
-        </w:rPr>
-        <w:t xml:space="preserve">│   │</w:t>
-      </w:r>
-      <w:r>
-        <w:rPr>
-          <w:rFonts w:ascii="SimSun" w:hAnsi="SimSun" w:eastAsia="SimSun" w:cs="SimSun"/>
-        </w:rPr>
-        <w:br/>
-      </w:r>
-      <w:r>
-        <w:rPr>
-          <w:rStyle w:val="VerbatimChar"/>
-          <w:rFonts w:ascii="SimSun" w:hAnsi="SimSun" w:eastAsia="SimSun" w:cs="SimSun"/>
-        </w:rPr>
-        <w:t xml:space="preserve">│   └── </w:t>
-      </w:r>
-      <w:r>
-        <w:rPr>
-          <w:rStyle w:val="VerbatimChar"/>
-          <w:rFonts w:hint="eastAsia" w:ascii="SimSun" w:hAnsi="SimSun" w:eastAsia="SimSun" w:cs="SimSun"/>
+          <w:rFonts w:hint="eastAsia" w:ascii="Times New Roman" w:hAnsi="Times New Roman" w:eastAsia="Times New Roman" w:cs="Times New Roman"/>
+        </w:rPr>
+        <w:t>”</w:t>
+      </w:r>
+    </w:p>
+    <w:p>
+      <w:pPr>
+        <w:pStyle w:val="Compact"/>
+        <w:numPr>
+          <w:ilvl w:val="2"/>
+          <w:numId w:val="1021"/>
+        </w:numPr>
+      </w:pPr>
+      <w:r>
+        <w:rPr>
+          <w:rFonts w:hint="eastAsia" w:ascii="Times New Roman" w:hAnsi="Times New Roman" w:eastAsia="FangSong" w:cs="Times New Roman"/>
         </w:rPr>
         <w:t xml:space="preserve">手性催化剂控制</w:t>
       </w:r>
-      <w:r>
-        <w:rPr>
-          <w:rFonts w:ascii="SimSun" w:hAnsi="SimSun" w:eastAsia="SimSun" w:cs="SimSun"/>
-        </w:rPr>
-        <w:br/>
-      </w:r>
-      <w:r>
-        <w:rPr>
-          <w:rStyle w:val="VerbatimChar"/>
-          <w:rFonts w:ascii="SimSun" w:hAnsi="SimSun" w:eastAsia="SimSun" w:cs="SimSun"/>
-        </w:rPr>
-        <w:t xml:space="preserve">│       └── </w:t>
-      </w:r>
-      <w:r>
-        <w:rPr>
-          <w:rStyle w:val="VerbatimChar"/>
-          <w:rFonts w:hint="eastAsia" w:ascii="SimSun" w:hAnsi="SimSun" w:eastAsia="SimSun" w:cs="SimSun"/>
+    </w:p>
+    <w:p>
+      <w:pPr>
+        <w:pStyle w:val="Compact"/>
+        <w:numPr>
+          <w:ilvl w:val="3"/>
+          <w:numId w:val="1026"/>
+        </w:numPr>
+      </w:pPr>
+      <w:r>
+        <w:rPr>
+          <w:rFonts w:hint="eastAsia" w:ascii="Times New Roman" w:hAnsi="Times New Roman" w:eastAsia="FangSong" w:cs="Times New Roman"/>
         </w:rPr>
         <w:t xml:space="preserve">烯丙醇</w:t>
       </w:r>
       <w:r>
         <w:rPr>
-          <w:rStyle w:val="VerbatimChar"/>
-          <w:rFonts w:ascii="SimSun" w:hAnsi="SimSun" w:eastAsia="SimSun" w:cs="SimSun"/>
+          <w:rFonts w:ascii="Times New Roman" w:hAnsi="Times New Roman" w:eastAsia="Times New Roman" w:cs="Times New Roman"/>
         </w:rPr>
         <w:t xml:space="preserve"> + Ti-DET → Sharpless </w:t>
       </w:r>
       <w:r>
         <w:rPr>
-          <w:rStyle w:val="VerbatimChar"/>
-          <w:rFonts w:hint="eastAsia" w:ascii="SimSun" w:hAnsi="SimSun" w:eastAsia="SimSun" w:cs="SimSun"/>
+          <w:rFonts w:hint="eastAsia" w:ascii="Times New Roman" w:hAnsi="Times New Roman" w:eastAsia="FangSong" w:cs="Times New Roman"/>
         </w:rPr>
         <w:t xml:space="preserve">环氧化</w:t>
       </w:r>
-      <w:r>
-        <w:rPr>
-          <w:rFonts w:ascii="SimSun" w:hAnsi="SimSun" w:eastAsia="SimSun" w:cs="SimSun"/>
-        </w:rPr>
-        <w:br/>
-      </w:r>
-      <w:r>
-        <w:rPr>
-          <w:rStyle w:val="VerbatimChar"/>
-          <w:rFonts w:ascii="SimSun" w:hAnsi="SimSun" w:eastAsia="SimSun" w:cs="SimSun"/>
-        </w:rPr>
-        <w:t xml:space="preserve">│           </w:t>
-      </w:r>
-      <w:r>
-        <w:rPr>
-          <w:rStyle w:val="VerbatimChar"/>
-          <w:rFonts w:hint="eastAsia" w:ascii="SimSun" w:hAnsi="SimSun" w:eastAsia="SimSun" w:cs="SimSun"/>
+    </w:p>
+    <w:p>
+      <w:pPr>
+        <w:pStyle w:val="Compact"/>
+        <w:numPr>
+          <w:ilvl w:val="4"/>
+          <w:numId w:val="1027"/>
+        </w:numPr>
+      </w:pPr>
+      <w:r>
+        <w:rPr>
+          <w:rFonts w:hint="eastAsia" w:ascii="Times New Roman" w:hAnsi="Times New Roman" w:eastAsia="FangSong" w:cs="Times New Roman"/>
         </w:rPr>
         <w:t>口诀</w:t>
       </w:r>
       <w:r>
         <w:rPr>
-          <w:rStyle w:val="VerbatimChar"/>
-          <w:rFonts w:hint="eastAsia" w:ascii="SimSun" w:hAnsi="SimSun" w:eastAsia="SimSun" w:cs="SimSun"/>
-        </w:rPr>
-        <w:t>："(+)-DET</w:t>
-      </w:r>
-      <w:r>
-        <w:rPr>
-          <w:rStyle w:val="VerbatimChar"/>
-          <w:rFonts w:ascii="SimSun" w:hAnsi="SimSun" w:eastAsia="SimSun" w:cs="SimSun"/>
-        </w:rPr>
-        <w:t xml:space="preserve"> </w:t>
-      </w:r>
-      <w:r>
-        <w:rPr>
-          <w:rStyle w:val="VerbatimChar"/>
-          <w:rFonts w:hint="eastAsia" w:ascii="SimSun" w:hAnsi="SimSun" w:eastAsia="SimSun" w:cs="SimSun"/>
+          <w:rFonts w:hint="eastAsia" w:ascii="Times New Roman" w:hAnsi="Times New Roman" w:eastAsia="Times New Roman" w:cs="Times New Roman"/>
+        </w:rPr>
+        <w:t>：</w:t>
+      </w:r>
+      <w:r>
+        <w:rPr>
+          <w:rFonts w:ascii="Times New Roman" w:hAnsi="Times New Roman" w:eastAsia="Times New Roman" w:cs="Times New Roman"/>
+        </w:rPr>
+        <w:t xml:space="preserve">“(+)-DET </w:t>
+      </w:r>
+      <w:r>
+        <w:rPr>
+          <w:rFonts w:hint="eastAsia" w:ascii="Times New Roman" w:hAnsi="Times New Roman" w:eastAsia="FangSong" w:cs="Times New Roman"/>
         </w:rPr>
         <w:t>下方走</w:t>
       </w:r>
       <w:r>
         <w:rPr>
-          <w:rStyle w:val="VerbatimChar"/>
-          <w:rFonts w:hint="eastAsia" w:ascii="SimSun" w:hAnsi="SimSun" w:eastAsia="SimSun" w:cs="SimSun"/>
+          <w:rFonts w:hint="eastAsia" w:ascii="Times New Roman" w:hAnsi="Times New Roman" w:eastAsia="Times New Roman" w:cs="Times New Roman"/>
         </w:rPr>
         <w:t>，(-)-DET</w:t>
       </w:r>
       <w:r>
         <w:rPr>
-          <w:rStyle w:val="VerbatimChar"/>
-          <w:rFonts w:ascii="SimSun" w:hAnsi="SimSun" w:eastAsia="SimSun" w:cs="SimSun"/>
-        </w:rPr>
-        <w:t xml:space="preserve"> </w:t>
-      </w:r>
-      <w:r>
-        <w:rPr>
-          <w:rStyle w:val="VerbatimChar"/>
-          <w:rFonts w:hint="eastAsia" w:ascii="SimSun" w:hAnsi="SimSun" w:eastAsia="SimSun" w:cs="SimSun"/>
+          <w:rFonts w:ascii="Times New Roman" w:hAnsi="Times New Roman" w:eastAsia="Times New Roman" w:cs="Times New Roman"/>
+        </w:rPr>
+        <w:t xml:space="preserve"> </w:t>
+      </w:r>
+      <w:r>
+        <w:rPr>
+          <w:rFonts w:hint="eastAsia" w:ascii="Times New Roman" w:hAnsi="Times New Roman" w:eastAsia="FangSong" w:cs="Times New Roman"/>
         </w:rPr>
         <w:t>上方走</w:t>
       </w:r>
       <w:r>
         <w:rPr>
-          <w:rStyle w:val="VerbatimChar"/>
-          <w:rFonts w:hint="eastAsia" w:ascii="SimSun" w:hAnsi="SimSun" w:eastAsia="SimSun" w:cs="SimSun"/>
-        </w:rPr>
-        <w:t>"</w:t>
-      </w:r>
-      <w:r>
-        <w:rPr>
-          <w:rFonts w:ascii="SimSun" w:hAnsi="SimSun" w:eastAsia="SimSun" w:cs="SimSun"/>
-        </w:rPr>
-        <w:br/>
-      </w:r>
-      <w:r>
-        <w:rPr>
-          <w:rStyle w:val="VerbatimChar"/>
-          <w:rFonts w:ascii="SimSun" w:hAnsi="SimSun" w:eastAsia="SimSun" w:cs="SimSun"/>
-        </w:rPr>
-        <w:t xml:space="preserve">│</w:t>
-      </w:r>
-      <w:r>
-        <w:rPr>
-          <w:rFonts w:ascii="SimSun" w:hAnsi="SimSun" w:eastAsia="SimSun" w:cs="SimSun"/>
-        </w:rPr>
-        <w:br/>
-      </w:r>
-      <w:r>
-        <w:rPr>
-          <w:rStyle w:val="VerbatimChar"/>
-          <w:rFonts w:ascii="SimSun" w:hAnsi="SimSun" w:eastAsia="SimSun" w:cs="SimSun"/>
-        </w:rPr>
-        <w:t xml:space="preserve">├─ Step </w:t>
-      </w:r>
-      <w:r>
-        <w:rPr>
-          <w:rStyle w:val="VerbatimChar"/>
-          <w:rFonts w:hint="eastAsia" w:ascii="SimSun" w:hAnsi="SimSun" w:eastAsia="SimSun" w:cs="SimSun"/>
+          <w:rFonts w:hint="eastAsia" w:ascii="Times New Roman" w:hAnsi="Times New Roman" w:eastAsia="Times New Roman" w:cs="Times New Roman"/>
+        </w:rPr>
+        <w:t>”</w:t>
+      </w:r>
+    </w:p>
+    <w:p>
+      <w:pPr>
+        <w:pStyle w:val="Compact"/>
+        <w:numPr>
+          <w:ilvl w:val="1"/>
+          <w:numId w:val="1020"/>
+        </w:numPr>
+      </w:pPr>
+      <w:r>
+        <w:rPr>
+          <w:rFonts w:ascii="Times New Roman" w:hAnsi="Times New Roman" w:eastAsia="Times New Roman" w:cs="Times New Roman"/>
+        </w:rPr>
+        <w:t xml:space="preserve">Step </w:t>
+      </w:r>
+      <w:r>
+        <w:rPr>
+          <w:rFonts w:hint="eastAsia" w:ascii="Times New Roman" w:hAnsi="Times New Roman" w:eastAsia="Times New Roman" w:cs="Times New Roman"/>
         </w:rPr>
         <w:t>2：</w:t>
       </w:r>
       <w:r>
         <w:rPr>
-          <w:rStyle w:val="VerbatimChar"/>
-          <w:rFonts w:hint="eastAsia" w:ascii="SimSun" w:hAnsi="SimSun" w:eastAsia="SimSun" w:cs="SimSun"/>
+          <w:rFonts w:hint="eastAsia" w:ascii="Times New Roman" w:hAnsi="Times New Roman" w:eastAsia="FangSong" w:cs="Times New Roman"/>
         </w:rPr>
         <w:t>构象</w:t>
       </w:r>
       <w:r>
         <w:rPr>
-          <w:rStyle w:val="VerbatimChar"/>
-          <w:rFonts w:ascii="SimSun" w:hAnsi="SimSun" w:eastAsia="SimSun" w:cs="SimSun"/>
+          <w:rFonts w:ascii="Times New Roman" w:hAnsi="Times New Roman" w:eastAsia="Times New Roman" w:cs="Times New Roman"/>
         </w:rPr>
         <w:t xml:space="preserve"> → </w:t>
       </w:r>
       <w:r>
         <w:rPr>
-          <w:rStyle w:val="VerbatimChar"/>
-          <w:rFonts w:hint="eastAsia" w:ascii="SimSun" w:hAnsi="SimSun" w:eastAsia="SimSun" w:cs="SimSun"/>
+          <w:rFonts w:hint="eastAsia" w:ascii="Times New Roman" w:hAnsi="Times New Roman" w:eastAsia="FangSong" w:cs="Times New Roman"/>
         </w:rPr>
         <w:t xml:space="preserve">选择性</w:t>
       </w:r>
       <w:r>
         <w:rPr>
-          <w:rStyle w:val="VerbatimChar"/>
-          <w:rFonts w:ascii="SimSun" w:hAnsi="SimSun" w:eastAsia="SimSun" w:cs="SimSun"/>
+          <w:rFonts w:ascii="Times New Roman" w:hAnsi="Times New Roman" w:eastAsia="Times New Roman" w:cs="Times New Roman"/>
         </w:rPr>
         <w:t xml:space="preserve"> → </w:t>
       </w:r>
       <w:r>
         <w:rPr>
-          <w:rStyle w:val="VerbatimChar"/>
-          <w:rFonts w:hint="eastAsia" w:ascii="SimSun" w:hAnsi="SimSun" w:eastAsia="SimSun" w:cs="SimSun"/>
+          <w:rFonts w:hint="eastAsia" w:ascii="Times New Roman" w:hAnsi="Times New Roman" w:eastAsia="FangSong" w:cs="Times New Roman"/>
         </w:rPr>
         <w:t xml:space="preserve">产物</w:t>
       </w:r>
-      <w:r>
-        <w:rPr>
-          <w:rFonts w:ascii="SimSun" w:hAnsi="SimSun" w:eastAsia="SimSun" w:cs="SimSun"/>
-        </w:rPr>
-        <w:br/>
-      </w:r>
-      <w:r>
-        <w:rPr>
-          <w:rStyle w:val="VerbatimChar"/>
-          <w:rFonts w:ascii="SimSun" w:hAnsi="SimSun" w:eastAsia="SimSun" w:cs="SimSun"/>
-        </w:rPr>
-        <w:t xml:space="preserve">│   ├── </w:t>
-      </w:r>
-      <w:r>
-        <w:rPr>
-          <w:rStyle w:val="VerbatimChar"/>
-          <w:rFonts w:hint="eastAsia" w:ascii="SimSun" w:hAnsi="SimSun" w:eastAsia="SimSun" w:cs="SimSun"/>
+    </w:p>
+    <w:p>
+      <w:pPr>
+        <w:pStyle w:val="Compact"/>
+        <w:numPr>
+          <w:ilvl w:val="2"/>
+          <w:numId w:val="1028"/>
+        </w:numPr>
+      </w:pPr>
+      <w:r>
+        <w:rPr>
+          <w:rFonts w:hint="eastAsia" w:ascii="Times New Roman" w:hAnsi="Times New Roman" w:eastAsia="FangSong" w:cs="Times New Roman"/>
         </w:rPr>
         <w:t>先画优势构象</w:t>
       </w:r>
       <w:r>
         <w:rPr>
-          <w:rStyle w:val="VerbatimChar"/>
-          <w:rFonts w:hint="eastAsia" w:ascii="SimSun" w:hAnsi="SimSun" w:eastAsia="SimSun" w:cs="SimSun"/>
+          <w:rFonts w:hint="eastAsia" w:ascii="Times New Roman" w:hAnsi="Times New Roman" w:eastAsia="Times New Roman" w:cs="Times New Roman"/>
         </w:rPr>
         <w:t>（Newman</w:t>
       </w:r>
       <w:r>
         <w:rPr>
-          <w:rStyle w:val="VerbatimChar"/>
-          <w:rFonts w:ascii="SimSun" w:hAnsi="SimSun" w:eastAsia="SimSun" w:cs="SimSun"/>
-        </w:rPr>
-        <w:t xml:space="preserve"> </w:t>
-      </w:r>
-      <w:r>
-        <w:rPr>
-          <w:rStyle w:val="VerbatimChar"/>
-          <w:rFonts w:hint="eastAsia" w:ascii="SimSun" w:hAnsi="SimSun" w:eastAsia="SimSun" w:cs="SimSun"/>
+          <w:rFonts w:ascii="Times New Roman" w:hAnsi="Times New Roman" w:eastAsia="Times New Roman" w:cs="Times New Roman"/>
+        </w:rPr>
+        <w:t xml:space="preserve"> </w:t>
+      </w:r>
+      <w:r>
+        <w:rPr>
+          <w:rFonts w:hint="eastAsia" w:ascii="Times New Roman" w:hAnsi="Times New Roman" w:eastAsia="FangSong" w:cs="Times New Roman"/>
         </w:rPr>
         <w:t>或椅式</w:t>
       </w:r>
       <w:r>
         <w:rPr>
-          <w:rStyle w:val="VerbatimChar"/>
-          <w:rFonts w:hint="eastAsia" w:ascii="SimSun" w:hAnsi="SimSun" w:eastAsia="SimSun" w:cs="SimSun"/>
+          <w:rFonts w:hint="eastAsia" w:ascii="Times New Roman" w:hAnsi="Times New Roman" w:eastAsia="Times New Roman" w:cs="Times New Roman"/>
         </w:rPr>
         <w:t>）</w:t>
       </w:r>
-      <w:r>
-        <w:rPr>
-          <w:rFonts w:ascii="SimSun" w:hAnsi="SimSun" w:eastAsia="SimSun" w:cs="SimSun"/>
-        </w:rPr>
-        <w:br/>
-      </w:r>
-      <w:r>
-        <w:rPr>
-          <w:rStyle w:val="VerbatimChar"/>
-          <w:rFonts w:ascii="SimSun" w:hAnsi="SimSun" w:eastAsia="SimSun" w:cs="SimSun"/>
-        </w:rPr>
-        <w:t xml:space="preserve">│   ├── </w:t>
-      </w:r>
-      <w:r>
-        <w:rPr>
-          <w:rStyle w:val="VerbatimChar"/>
-          <w:rFonts w:hint="eastAsia" w:ascii="SimSun" w:hAnsi="SimSun" w:eastAsia="SimSun" w:cs="SimSun"/>
+    </w:p>
+    <w:p>
+      <w:pPr>
+        <w:pStyle w:val="Compact"/>
+        <w:numPr>
+          <w:ilvl w:val="2"/>
+          <w:numId w:val="1028"/>
+        </w:numPr>
+      </w:pPr>
+      <w:r>
+        <w:rPr>
+          <w:rFonts w:hint="eastAsia" w:ascii="Times New Roman" w:hAnsi="Times New Roman" w:eastAsia="FangSong" w:cs="Times New Roman"/>
         </w:rPr>
         <w:t xml:space="preserve">判断位阻最小面</w:t>
       </w:r>
-      <w:r>
-        <w:rPr>
-          <w:rFonts w:ascii="SimSun" w:hAnsi="SimSun" w:eastAsia="SimSun" w:cs="SimSun"/>
-        </w:rPr>
-        <w:br/>
-      </w:r>
-      <w:r>
-        <w:rPr>
-          <w:rStyle w:val="VerbatimChar"/>
-          <w:rFonts w:ascii="SimSun" w:hAnsi="SimSun" w:eastAsia="SimSun" w:cs="SimSun"/>
-        </w:rPr>
-        <w:t xml:space="preserve">│   └── </w:t>
-      </w:r>
-      <w:r>
-        <w:rPr>
-          <w:rStyle w:val="VerbatimChar"/>
-          <w:rFonts w:hint="eastAsia" w:ascii="SimSun" w:hAnsi="SimSun" w:eastAsia="SimSun" w:cs="SimSun"/>
+    </w:p>
+    <w:p>
+      <w:pPr>
+        <w:pStyle w:val="Compact"/>
+        <w:numPr>
+          <w:ilvl w:val="2"/>
+          <w:numId w:val="1028"/>
+        </w:numPr>
+      </w:pPr>
+      <w:r>
+        <w:rPr>
+          <w:rFonts w:hint="eastAsia" w:ascii="Times New Roman" w:hAnsi="Times New Roman" w:eastAsia="FangSong" w:cs="Times New Roman"/>
         </w:rPr>
         <w:t xml:space="preserve">试剂从该面进攻</w:t>
       </w:r>
       <w:r>
         <w:rPr>
-          <w:rStyle w:val="VerbatimChar"/>
-          <w:rFonts w:ascii="SimSun" w:hAnsi="SimSun" w:eastAsia="SimSun" w:cs="SimSun"/>
+          <w:rFonts w:ascii="Times New Roman" w:hAnsi="Times New Roman" w:eastAsia="Times New Roman" w:cs="Times New Roman"/>
         </w:rPr>
         <w:t xml:space="preserve"> → </w:t>
       </w:r>
       <w:r>
         <w:rPr>
-          <w:rStyle w:val="VerbatimChar"/>
-          <w:rFonts w:hint="eastAsia" w:ascii="SimSun" w:hAnsi="SimSun" w:eastAsia="SimSun" w:cs="SimSun"/>
+          <w:rFonts w:hint="eastAsia" w:ascii="Times New Roman" w:hAnsi="Times New Roman" w:eastAsia="FangSong" w:cs="Times New Roman"/>
         </w:rPr>
         <w:t xml:space="preserve">预测产物构型</w:t>
       </w:r>
-      <w:r>
-        <w:rPr>
-          <w:rFonts w:ascii="SimSun" w:hAnsi="SimSun" w:eastAsia="SimSun" w:cs="SimSun"/>
-        </w:rPr>
-        <w:br/>
-      </w:r>
-      <w:r>
-        <w:rPr>
-          <w:rStyle w:val="VerbatimChar"/>
-          <w:rFonts w:ascii="SimSun" w:hAnsi="SimSun" w:eastAsia="SimSun" w:cs="SimSun"/>
-        </w:rPr>
-        <w:t xml:space="preserve">│</w:t>
-      </w:r>
-      <w:r>
-        <w:rPr>
-          <w:rFonts w:ascii="SimSun" w:hAnsi="SimSun" w:eastAsia="SimSun" w:cs="SimSun"/>
-        </w:rPr>
-        <w:br/>
-      </w:r>
-      <w:r>
-        <w:rPr>
-          <w:rStyle w:val="VerbatimChar"/>
-          <w:rFonts w:ascii="SimSun" w:hAnsi="SimSun" w:eastAsia="SimSun" w:cs="SimSun"/>
-        </w:rPr>
-        <w:t xml:space="preserve">└─ Step </w:t>
-      </w:r>
-      <w:r>
-        <w:rPr>
-          <w:rStyle w:val="VerbatimChar"/>
-          <w:rFonts w:hint="eastAsia" w:ascii="SimSun" w:hAnsi="SimSun" w:eastAsia="SimSun" w:cs="SimSun"/>
+    </w:p>
+    <w:p>
+      <w:pPr>
+        <w:pStyle w:val="Compact"/>
+        <w:numPr>
+          <w:ilvl w:val="1"/>
+          <w:numId w:val="1020"/>
+        </w:numPr>
+      </w:pPr>
+      <w:r>
+        <w:rPr>
+          <w:rFonts w:ascii="Times New Roman" w:hAnsi="Times New Roman" w:eastAsia="Times New Roman" w:cs="Times New Roman"/>
+        </w:rPr>
+        <w:t xml:space="preserve">Step </w:t>
+      </w:r>
+      <w:r>
+        <w:rPr>
+          <w:rFonts w:hint="eastAsia" w:ascii="Times New Roman" w:hAnsi="Times New Roman" w:eastAsia="Times New Roman" w:cs="Times New Roman"/>
         </w:rPr>
         <w:t>3：</w:t>
       </w:r>
       <w:r>
         <w:rPr>
-          <w:rStyle w:val="VerbatimChar"/>
-          <w:rFonts w:hint="eastAsia" w:ascii="SimSun" w:hAnsi="SimSun" w:eastAsia="SimSun" w:cs="SimSun"/>
+          <w:rFonts w:hint="eastAsia" w:ascii="Times New Roman" w:hAnsi="Times New Roman" w:eastAsia="FangSong" w:cs="Times New Roman"/>
         </w:rPr>
         <w:t>验证</w:t>
       </w:r>
-      <w:r>
-        <w:rPr>
-          <w:rFonts w:ascii="SimSun" w:hAnsi="SimSun" w:eastAsia="SimSun" w:cs="SimSun"/>
-        </w:rPr>
-        <w:br/>
-      </w:r>
-      <w:r>
-        <w:rPr>
-          <w:rStyle w:val="VerbatimChar"/>
-          <w:rFonts w:ascii="SimSun" w:hAnsi="SimSun" w:eastAsia="SimSun" w:cs="SimSun"/>
-        </w:rPr>
-        <w:t xml:space="preserve">    ├── </w:t>
-      </w:r>
-      <w:r>
-        <w:rPr>
-          <w:rStyle w:val="VerbatimChar"/>
-          <w:rFonts w:hint="eastAsia" w:ascii="SimSun" w:hAnsi="SimSun" w:eastAsia="SimSun" w:cs="SimSun"/>
+    </w:p>
+    <w:p>
+      <w:pPr>
+        <w:pStyle w:val="Compact"/>
+        <w:numPr>
+          <w:ilvl w:val="2"/>
+          <w:numId w:val="1029"/>
+        </w:numPr>
+      </w:pPr>
+      <w:r>
+        <w:rPr>
+          <w:rFonts w:hint="eastAsia" w:ascii="Times New Roman" w:hAnsi="Times New Roman" w:eastAsia="FangSong" w:cs="Times New Roman"/>
         </w:rPr>
         <w:t>是否满足该模型的适用条件</w:t>
       </w:r>
       <w:r>
         <w:rPr>
-          <w:rStyle w:val="VerbatimChar"/>
-          <w:rFonts w:hint="eastAsia" w:ascii="SimSun" w:hAnsi="SimSun" w:eastAsia="SimSun" w:cs="SimSun"/>
+          <w:rFonts w:hint="eastAsia" w:ascii="Times New Roman" w:hAnsi="Times New Roman" w:eastAsia="Times New Roman" w:cs="Times New Roman"/>
         </w:rPr>
         <w:t>？</w:t>
       </w:r>
-      <w:r>
-        <w:rPr>
-          <w:rFonts w:ascii="SimSun" w:hAnsi="SimSun" w:eastAsia="SimSun" w:cs="SimSun"/>
-        </w:rPr>
-        <w:br/>
-      </w:r>
-      <w:r>
-        <w:rPr>
-          <w:rStyle w:val="VerbatimChar"/>
-          <w:rFonts w:ascii="SimSun" w:hAnsi="SimSun" w:eastAsia="SimSun" w:cs="SimSun"/>
-        </w:rPr>
-        <w:t xml:space="preserve">    ├── </w:t>
-      </w:r>
-      <w:r>
-        <w:rPr>
-          <w:rStyle w:val="VerbatimChar"/>
-          <w:rFonts w:hint="eastAsia" w:ascii="SimSun" w:hAnsi="SimSun" w:eastAsia="SimSun" w:cs="SimSun"/>
+    </w:p>
+    <w:p>
+      <w:pPr>
+        <w:pStyle w:val="Compact"/>
+        <w:numPr>
+          <w:ilvl w:val="2"/>
+          <w:numId w:val="1029"/>
+        </w:numPr>
+      </w:pPr>
+      <w:r>
+        <w:rPr>
+          <w:rFonts w:hint="eastAsia" w:ascii="Times New Roman" w:hAnsi="Times New Roman" w:eastAsia="FangSong" w:cs="Times New Roman"/>
         </w:rPr>
         <w:t xml:space="preserve">产物</w:t>
       </w:r>
       <w:r>
         <w:rPr>
-          <w:rStyle w:val="VerbatimChar"/>
-          <w:rFonts w:ascii="SimSun" w:hAnsi="SimSun" w:eastAsia="SimSun" w:cs="SimSun"/>
+          <w:rFonts w:ascii="Times New Roman" w:hAnsi="Times New Roman" w:eastAsia="Times New Roman" w:cs="Times New Roman"/>
         </w:rPr>
         <w:t xml:space="preserve"> ee/dr </w:t>
       </w:r>
       <w:r>
         <w:rPr>
-          <w:rStyle w:val="VerbatimChar"/>
-          <w:rFonts w:hint="eastAsia" w:ascii="SimSun" w:hAnsi="SimSun" w:eastAsia="SimSun" w:cs="SimSun"/>
+          <w:rFonts w:hint="eastAsia" w:ascii="Times New Roman" w:hAnsi="Times New Roman" w:eastAsia="FangSong" w:cs="Times New Roman"/>
         </w:rPr>
         <w:t>是否合理</w:t>
       </w:r>
       <w:r>
         <w:rPr>
-          <w:rStyle w:val="VerbatimChar"/>
-          <w:rFonts w:hint="eastAsia" w:ascii="SimSun" w:hAnsi="SimSun" w:eastAsia="SimSun" w:cs="SimSun"/>
+          <w:rFonts w:hint="eastAsia" w:ascii="Times New Roman" w:hAnsi="Times New Roman" w:eastAsia="Times New Roman" w:cs="Times New Roman"/>
         </w:rPr>
         <w:t>？</w:t>
       </w:r>
-      <w:r>
-        <w:rPr>
-          <w:rFonts w:ascii="SimSun" w:hAnsi="SimSun" w:eastAsia="SimSun" w:cs="SimSun"/>
-        </w:rPr>
-        <w:br/>
-      </w:r>
-      <w:r>
-        <w:rPr>
-          <w:rStyle w:val="VerbatimChar"/>
-          <w:rFonts w:ascii="SimSun" w:hAnsi="SimSun" w:eastAsia="SimSun" w:cs="SimSun"/>
-        </w:rPr>
-        <w:t xml:space="preserve">    └── </w:t>
-      </w:r>
-      <w:r>
-        <w:rPr>
-          <w:rStyle w:val="VerbatimChar"/>
-          <w:rFonts w:hint="eastAsia" w:ascii="SimSun" w:hAnsi="SimSun" w:eastAsia="SimSun" w:cs="SimSun"/>
+    </w:p>
+    <w:p>
+      <w:pPr>
+        <w:pStyle w:val="Compact"/>
+        <w:numPr>
+          <w:ilvl w:val="2"/>
+          <w:numId w:val="1029"/>
+        </w:numPr>
+      </w:pPr>
+      <w:r>
+        <w:rPr>
+          <w:rFonts w:hint="eastAsia" w:ascii="Times New Roman" w:hAnsi="Times New Roman" w:eastAsia="FangSong" w:cs="Times New Roman"/>
         </w:rPr>
         <w:t>有没有竞争模型给出不同预测</w:t>
       </w:r>
       <w:r>
         <w:rPr>
-          <w:rStyle w:val="VerbatimChar"/>
-          <w:rFonts w:hint="eastAsia" w:ascii="SimSun" w:hAnsi="SimSun" w:eastAsia="SimSun" w:cs="SimSun"/>
+          <w:rFonts w:hint="eastAsia" w:ascii="Times New Roman" w:hAnsi="Times New Roman" w:eastAsia="Times New Roman" w:cs="Times New Roman"/>
         </w:rPr>
         <w:t>？</w:t>
       </w:r>
       <w:r>
         <w:rPr>
-          <w:rStyle w:val="VerbatimChar"/>
-          <w:rFonts w:hint="eastAsia" w:ascii="SimSun" w:hAnsi="SimSun" w:eastAsia="SimSun" w:cs="SimSun"/>
+          <w:rFonts w:hint="eastAsia" w:ascii="Times New Roman" w:hAnsi="Times New Roman" w:eastAsia="FangSong" w:cs="Times New Roman"/>
         </w:rPr>
         <w:t>为什么被排除</w:t>
       </w:r>
       <w:r>
         <w:rPr>
-          <w:rStyle w:val="VerbatimChar"/>
-          <w:rFonts w:hint="eastAsia" w:ascii="SimSun" w:hAnsi="SimSun" w:eastAsia="SimSun" w:cs="SimSun"/>
+          <w:rFonts w:hint="eastAsia" w:ascii="Times New Roman" w:hAnsi="Times New Roman" w:eastAsia="Times New Roman" w:cs="Times New Roman"/>
         </w:rPr>
         <w:t>？</w:t>
       </w:r>
@@ -24873,7 +24672,7 @@
       <w:pPr>
         <w:numPr>
           <w:ilvl w:val="0"/>
-          <w:numId w:val="1019"/>
+          <w:numId w:val="1030"/>
         </w:numPr>
       </w:pPr>
       <w:r>
@@ -24929,7 +24728,7 @@
       <w:pPr>
         <w:numPr>
           <w:ilvl w:val="0"/>
-          <w:numId w:val="1019"/>
+          <w:numId w:val="1030"/>
         </w:numPr>
       </w:pPr>
       <w:r>
@@ -24967,7 +24766,7 @@
       <w:pPr>
         <w:numPr>
           <w:ilvl w:val="0"/>
-          <w:numId w:val="1019"/>
+          <w:numId w:val="1030"/>
         </w:numPr>
       </w:pPr>
       <w:r>
@@ -25092,7 +24891,7 @@
       <w:pPr>
         <w:numPr>
           <w:ilvl w:val="0"/>
-          <w:numId w:val="1020"/>
+          <w:numId w:val="1031"/>
         </w:numPr>
       </w:pPr>
       <w:r>
@@ -25225,7 +25024,7 @@
       <w:pPr>
         <w:numPr>
           <w:ilvl w:val="0"/>
-          <w:numId w:val="1020"/>
+          <w:numId w:val="1031"/>
         </w:numPr>
       </w:pPr>
       <w:r>
@@ -25403,7 +25202,7 @@
       <w:pPr>
         <w:numPr>
           <w:ilvl w:val="0"/>
-          <w:numId w:val="1020"/>
+          <w:numId w:val="1031"/>
         </w:numPr>
       </w:pPr>
       <w:r>
@@ -25504,7 +25303,7 @@
         <w:pStyle w:val="Compact"/>
         <w:numPr>
           <w:ilvl w:val="0"/>
-          <w:numId w:val="1021"/>
+          <w:numId w:val="1032"/>
         </w:numPr>
       </w:pPr>
       <w:r>
@@ -25754,7 +25553,7 @@
         <w:pStyle w:val="Compact"/>
         <w:numPr>
           <w:ilvl w:val="1"/>
-          <w:numId w:val="1022"/>
+          <w:numId w:val="1033"/>
         </w:numPr>
       </w:pPr>
       <w:r>
@@ -25769,7 +25568,7 @@
         <w:pStyle w:val="Compact"/>
         <w:numPr>
           <w:ilvl w:val="1"/>
-          <w:numId w:val="1022"/>
+          <w:numId w:val="1033"/>
         </w:numPr>
       </w:pPr>
       <w:r>
@@ -25784,7 +25583,7 @@
         <w:pStyle w:val="Compact"/>
         <w:numPr>
           <w:ilvl w:val="1"/>
-          <w:numId w:val="1022"/>
+          <w:numId w:val="1033"/>
         </w:numPr>
       </w:pPr>
       <w:r>
@@ -25842,7 +25641,7 @@
         <w:pStyle w:val="Compact"/>
         <w:numPr>
           <w:ilvl w:val="0"/>
-          <w:numId w:val="1021"/>
+          <w:numId w:val="1032"/>
         </w:numPr>
       </w:pPr>
       <w:r>
@@ -26050,7 +25849,7 @@
       <w:pPr>
         <w:numPr>
           <w:ilvl w:val="0"/>
-          <w:numId w:val="1023"/>
+          <w:numId w:val="1034"/>
         </w:numPr>
       </w:pPr>
       <w:r>
@@ -26252,7 +26051,7 @@
       <w:pPr>
         <w:numPr>
           <w:ilvl w:val="0"/>
-          <w:numId w:val="1023"/>
+          <w:numId w:val="1034"/>
         </w:numPr>
       </w:pPr>
       <w:r>
@@ -26314,7 +26113,7 @@
       <w:pPr>
         <w:numPr>
           <w:ilvl w:val="0"/>
-          <w:numId w:val="1023"/>
+          <w:numId w:val="1034"/>
         </w:numPr>
       </w:pPr>
       <w:r>
@@ -26506,7 +26305,7 @@
       <w:pPr>
         <w:numPr>
           <w:ilvl w:val="0"/>
-          <w:numId w:val="1023"/>
+          <w:numId w:val="1034"/>
         </w:numPr>
       </w:pPr>
       <w:r>
@@ -26662,7 +26461,7 @@
       <w:pPr>
         <w:numPr>
           <w:ilvl w:val="0"/>
-          <w:numId w:val="1023"/>
+          <w:numId w:val="1034"/>
         </w:numPr>
       </w:pPr>
       <w:r>
@@ -26946,7 +26745,7 @@
         <w:pStyle w:val="Compact"/>
         <w:numPr>
           <w:ilvl w:val="0"/>
-          <w:numId w:val="1023"/>
+          <w:numId w:val="1034"/>
         </w:numPr>
       </w:pPr>
     </w:p>
@@ -26955,7 +26754,7 @@
         <w:pStyle w:val="Compact"/>
         <w:numPr>
           <w:ilvl w:val="1"/>
-          <w:numId w:val="1024"/>
+          <w:numId w:val="1035"/>
         </w:numPr>
       </w:pPr>
       <w:r>
@@ -27153,7 +26952,7 @@
         <w:pStyle w:val="Compact"/>
         <w:numPr>
           <w:ilvl w:val="0"/>
-          <w:numId w:val="1023"/>
+          <w:numId w:val="1034"/>
         </w:numPr>
       </w:pPr>
     </w:p>
@@ -27162,7 +26961,7 @@
         <w:pStyle w:val="Compact"/>
         <w:numPr>
           <w:ilvl w:val="1"/>
-          <w:numId w:val="1025"/>
+          <w:numId w:val="1036"/>
         </w:numPr>
       </w:pPr>
       <w:r>
@@ -27323,7 +27122,7 @@
         <w:pStyle w:val="Compact"/>
         <w:numPr>
           <w:ilvl w:val="1"/>
-          <w:numId w:val="1025"/>
+          <w:numId w:val="1036"/>
         </w:numPr>
       </w:pPr>
       <w:r>
@@ -27356,7 +27155,7 @@
         <w:pStyle w:val="Compact"/>
         <w:numPr>
           <w:ilvl w:val="1"/>
-          <w:numId w:val="1025"/>
+          <w:numId w:val="1036"/>
         </w:numPr>
       </w:pPr>
       <w:r>
@@ -27462,7 +27261,7 @@
       <w:pPr>
         <w:numPr>
           <w:ilvl w:val="0"/>
-          <w:numId w:val="1023"/>
+          <w:numId w:val="1034"/>
         </w:numPr>
       </w:pPr>
       <w:r>
@@ -27735,7 +27534,7 @@
         <w:pStyle w:val="Compact"/>
         <w:numPr>
           <w:ilvl w:val="0"/>
-          <w:numId w:val="1026"/>
+          <w:numId w:val="1037"/>
         </w:numPr>
       </w:pPr>
       <w:r>
@@ -27822,7 +27621,7 @@
         <w:pStyle w:val="Compact"/>
         <w:numPr>
           <w:ilvl w:val="0"/>
-          <w:numId w:val="1026"/>
+          <w:numId w:val="1037"/>
         </w:numPr>
       </w:pPr>
       <w:r>
@@ -27891,7 +27690,7 @@
         <w:pStyle w:val="Compact"/>
         <w:numPr>
           <w:ilvl w:val="0"/>
-          <w:numId w:val="1026"/>
+          <w:numId w:val="1037"/>
         </w:numPr>
       </w:pPr>
       <w:r>
@@ -27972,7 +27771,7 @@
         <w:pStyle w:val="Compact"/>
         <w:numPr>
           <w:ilvl w:val="0"/>
-          <w:numId w:val="1026"/>
+          <w:numId w:val="1037"/>
         </w:numPr>
       </w:pPr>
       <w:r>
@@ -28041,7 +27840,7 @@
         <w:pStyle w:val="Compact"/>
         <w:numPr>
           <w:ilvl w:val="0"/>
-          <w:numId w:val="1026"/>
+          <w:numId w:val="1037"/>
         </w:numPr>
       </w:pPr>
       <w:r>
@@ -28098,7 +27897,7 @@
         <w:pStyle w:val="Compact"/>
         <w:numPr>
           <w:ilvl w:val="0"/>
-          <w:numId w:val="1026"/>
+          <w:numId w:val="1037"/>
         </w:numPr>
       </w:pPr>
       <w:r>
@@ -29103,6 +28902,39 @@
     </w:lvlOverride>
   </w:num>
   <w:num w:numId="1019">
+    <w:abstractNumId w:val="991"/>
+  </w:num>
+  <w:num w:numId="1020">
+    <w:abstractNumId w:val="991"/>
+  </w:num>
+  <w:num w:numId="1021">
+    <w:abstractNumId w:val="991"/>
+  </w:num>
+  <w:num w:numId="1022">
+    <w:abstractNumId w:val="991"/>
+  </w:num>
+  <w:num w:numId="1023">
+    <w:abstractNumId w:val="991"/>
+  </w:num>
+  <w:num w:numId="1024">
+    <w:abstractNumId w:val="991"/>
+  </w:num>
+  <w:num w:numId="1025">
+    <w:abstractNumId w:val="991"/>
+  </w:num>
+  <w:num w:numId="1026">
+    <w:abstractNumId w:val="991"/>
+  </w:num>
+  <w:num w:numId="1027">
+    <w:abstractNumId w:val="991"/>
+  </w:num>
+  <w:num w:numId="1028">
+    <w:abstractNumId w:val="991"/>
+  </w:num>
+  <w:num w:numId="1029">
+    <w:abstractNumId w:val="991"/>
+  </w:num>
+  <w:num w:numId="1030">
     <w:abstractNumId w:val="99411"/>
     <w:lvlOverride w:ilvl="0">
       <w:startOverride w:val="1"/>
@@ -29132,7 +28964,7 @@
       <w:startOverride w:val="1"/>
     </w:lvlOverride>
   </w:num>
-  <w:num w:numId="1020">
+  <w:num w:numId="1031">
     <w:abstractNumId w:val="99414"/>
     <w:lvlOverride w:ilvl="0">
       <w:startOverride w:val="4"/>
@@ -29162,7 +28994,7 @@
       <w:startOverride w:val="4"/>
     </w:lvlOverride>
   </w:num>
-  <w:num w:numId="1021">
+  <w:num w:numId="1032">
     <w:abstractNumId w:val="99417"/>
     <w:lvlOverride w:ilvl="0">
       <w:startOverride w:val="7"/>
@@ -29192,7 +29024,7 @@
       <w:startOverride w:val="7"/>
     </w:lvlOverride>
   </w:num>
-  <w:num w:numId="1022">
+  <w:num w:numId="1033">
     <w:abstractNumId w:val="99731"/>
     <w:lvlOverride w:ilvl="0">
       <w:startOverride w:val="1"/>
@@ -29222,7 +29054,7 @@
       <w:startOverride w:val="1"/>
     </w:lvlOverride>
   </w:num>
-  <w:num w:numId="1023">
+  <w:num w:numId="1034">
     <w:abstractNumId w:val="99411"/>
     <w:lvlOverride w:ilvl="0">
       <w:startOverride w:val="1"/>
@@ -29252,7 +29084,7 @@
       <w:startOverride w:val="1"/>
     </w:lvlOverride>
   </w:num>
-  <w:num w:numId="1024">
+  <w:num w:numId="1035">
     <w:abstractNumId w:val="99431"/>
     <w:lvlOverride w:ilvl="0">
       <w:startOverride w:val="1"/>
@@ -29282,7 +29114,7 @@
       <w:startOverride w:val="1"/>
     </w:lvlOverride>
   </w:num>
-  <w:num w:numId="1025">
+  <w:num w:numId="1036">
     <w:abstractNumId w:val="99731"/>
     <w:lvlOverride w:ilvl="0">
       <w:startOverride w:val="1"/>
@@ -29312,7 +29144,7 @@
       <w:startOverride w:val="1"/>
     </w:lvlOverride>
   </w:num>
-  <w:num w:numId="1026">
+  <w:num w:numId="1037">
     <w:abstractNumId w:val="991"/>
   </w:num>
 </w:numbering>

--- a/06-学生侧材料/讲义/有机化学/有机立体化学.docx
+++ b/06-学生侧材料/讲义/有机化学/有机立体化学.docx
@@ -16405,116 +16405,232 @@
         </w:rPr>
         <w:t>）：</w:t>
       </w:r>
+      <w:r>
+        <w:rPr>
+          <w:rFonts w:ascii="Times New Roman" w:hAnsi="Times New Roman" w:eastAsia="Times New Roman" w:cs="Times New Roman"/>
+        </w:rPr>
+        <w:t xml:space="preserve"> </w:t>
+      </w:r>
+      <w:r>
+        <w:rPr>
+          <w:rFonts w:hint="eastAsia" w:ascii="Times New Roman" w:hAnsi="Times New Roman" w:eastAsia="FangSong" w:cs="Times New Roman"/>
+        </w:rPr>
+        <w:t xml:space="preserve">沿</w:t>
+      </w:r>
+      <w:r>
+        <w:rPr>
+          <w:rFonts w:ascii="Times New Roman" w:hAnsi="Times New Roman" w:eastAsia="Times New Roman" w:cs="Times New Roman"/>
+        </w:rPr>
+        <w:t xml:space="preserve"> </w:t>
+      </w:r>
+      <m:oMath>
+        <m:oMathPr>
+          <m:ctrlPr>
+            <w:rPr>
+              <w:sz w:val="28"/>
+              <w:szCs w:val="28"/>
+            </w:rPr>
+          </m:ctrlPr>
+        </m:oMathPr>
+        <m:sSub>
+          <m:e>
+            <m:r>
+              <m:rPr>
+                <m:sty m:val="p"/>
+              </m:rPr>
+              <m:t>C</m:t>
+            </m:r>
+          </m:e>
+          <m:sub>
+            <m:r>
+              <m:rPr>
+                <m:sty m:val="p"/>
+              </m:rPr>
+              <m:t>α</m:t>
+            </m:r>
+          </m:sub>
+        </m:sSub>
+        <m:r>
+          <m:rPr>
+            <m:sty m:val="p"/>
+          </m:rPr>
+          <m:t>→</m:t>
+        </m:r>
+        <m:r>
+          <m:rPr>
+            <m:sty m:val="p"/>
+          </m:rPr>
+          <m:t>C</m:t>
+        </m:r>
+        <m:r>
+          <m:rPr>
+            <m:sty m:val="p"/>
+          </m:rPr>
+          <m:t>=</m:t>
+        </m:r>
+        <m:r>
+          <m:rPr>
+            <m:sty m:val="p"/>
+          </m:rPr>
+          <m:t>O</m:t>
+        </m:r>
+      </m:oMath>
+      <w:r>
+        <w:rPr>
+          <w:rFonts w:ascii="Times New Roman" w:hAnsi="Times New Roman" w:eastAsia="Times New Roman" w:cs="Times New Roman"/>
+        </w:rPr>
+        <w:t xml:space="preserve"> </w:t>
+      </w:r>
+      <w:r>
+        <w:rPr>
+          <w:rFonts w:hint="eastAsia" w:ascii="Times New Roman" w:hAnsi="Times New Roman" w:eastAsia="FangSong" w:cs="Times New Roman"/>
+        </w:rPr>
+        <w:t xml:space="preserve">方向看的</w:t>
+      </w:r>
+      <w:r>
+        <w:rPr>
+          <w:rFonts w:ascii="Times New Roman" w:hAnsi="Times New Roman" w:eastAsia="Times New Roman" w:cs="Times New Roman"/>
+        </w:rPr>
+        <w:t xml:space="preserve"> Newman </w:t>
+      </w:r>
+      <w:r>
+        <w:rPr>
+          <w:rFonts w:hint="eastAsia" w:ascii="Times New Roman" w:hAnsi="Times New Roman" w:eastAsia="FangSong" w:cs="Times New Roman"/>
+        </w:rPr>
+        <w:t>投影</w:t>
+      </w:r>
+      <w:r>
+        <w:rPr>
+          <w:rFonts w:hint="eastAsia" w:ascii="Times New Roman" w:hAnsi="Times New Roman" w:eastAsia="Times New Roman" w:cs="Times New Roman"/>
+        </w:rPr>
+        <w:t>：</w:t>
+      </w:r>
+      <w:r>
+        <w:rPr>
+          <w:rFonts w:hint="eastAsia" w:ascii="Times New Roman" w:hAnsi="Times New Roman" w:eastAsia="FangSong" w:cs="Times New Roman"/>
+        </w:rPr>
+        <w:t>前碳为</w:t>
+      </w:r>
+      <w:r>
+        <w:rPr>
+          <w:rFonts w:ascii="Times New Roman" w:hAnsi="Times New Roman" w:eastAsia="Times New Roman" w:cs="Times New Roman"/>
+        </w:rPr>
+        <w:t xml:space="preserve"> </w:t>
+      </w:r>
+      <m:oMath>
+        <m:sSub>
+          <m:e>
+            <m:r>
+              <m:rPr>
+                <m:sty m:val="p"/>
+              </m:rPr>
+              <m:t>C</m:t>
+            </m:r>
+          </m:e>
+          <m:sub>
+            <m:r>
+              <m:rPr>
+                <m:sty m:val="p"/>
+              </m:rPr>
+              <m:t>α</m:t>
+            </m:r>
+          </m:sub>
+        </m:sSub>
+      </m:oMath>
+      <w:r>
+        <w:rPr>
+          <w:rFonts w:hint="eastAsia" w:ascii="Times New Roman" w:hAnsi="Times New Roman" w:eastAsia="Times New Roman" w:cs="Times New Roman"/>
+        </w:rPr>
+        <w:t>，</w:t>
+      </w:r>
+      <w:r>
+        <w:rPr>
+          <w:rFonts w:hint="eastAsia" w:ascii="Times New Roman" w:hAnsi="Times New Roman" w:eastAsia="FangSong" w:cs="Times New Roman"/>
+        </w:rPr>
+        <w:t>三个取代基</w:t>
+      </w:r>
+      <w:r>
+        <w:rPr>
+          <w:rFonts w:ascii="Times New Roman" w:hAnsi="Times New Roman" w:eastAsia="Times New Roman" w:cs="Times New Roman"/>
+        </w:rPr>
+        <w:t xml:space="preserve"> L、M、S </w:t>
+      </w:r>
+      <w:r>
+        <w:rPr>
+          <w:rFonts w:hint="eastAsia" w:ascii="Times New Roman" w:hAnsi="Times New Roman" w:eastAsia="FangSong" w:cs="Times New Roman"/>
+        </w:rPr>
+        <w:t>呈交叉式排布</w:t>
+      </w:r>
+      <w:r>
+        <w:rPr>
+          <w:rFonts w:hint="eastAsia" w:ascii="Times New Roman" w:hAnsi="Times New Roman" w:eastAsia="Times New Roman" w:cs="Times New Roman"/>
+        </w:rPr>
+        <w:t>；</w:t>
+      </w:r>
+      <w:r>
+        <w:rPr>
+          <w:rFonts w:hint="eastAsia" w:ascii="Times New Roman" w:hAnsi="Times New Roman" w:eastAsia="FangSong" w:cs="Times New Roman"/>
+        </w:rPr>
+        <w:t>后碳为羰基碳</w:t>
+      </w:r>
+      <w:r>
+        <w:rPr>
+          <w:rFonts w:hint="eastAsia" w:ascii="Times New Roman" w:hAnsi="Times New Roman" w:eastAsia="Times New Roman" w:cs="Times New Roman"/>
+        </w:rPr>
+        <w:t>，C=O</w:t>
+      </w:r>
+      <w:r>
+        <w:rPr>
+          <w:rFonts w:ascii="Times New Roman" w:hAnsi="Times New Roman" w:eastAsia="Times New Roman" w:cs="Times New Roman"/>
+        </w:rPr>
+        <w:t xml:space="preserve"> </w:t>
+      </w:r>
+      <w:r>
+        <w:rPr>
+          <w:rFonts w:hint="eastAsia" w:ascii="Times New Roman" w:hAnsi="Times New Roman" w:eastAsia="FangSong" w:cs="Times New Roman"/>
+        </w:rPr>
+        <w:t>指向一侧</w:t>
+      </w:r>
+      <w:r>
+        <w:rPr>
+          <w:rFonts w:hint="eastAsia" w:ascii="Times New Roman" w:hAnsi="Times New Roman" w:eastAsia="Times New Roman" w:cs="Times New Roman"/>
+        </w:rPr>
+        <w:t>。H</w:t>
+      </w:r>
+      <w:r>
+        <w:rPr>
+          <w:rFonts w:ascii="Times New Roman" w:hAnsi="Times New Roman" w:eastAsia="Times New Roman" w:cs="Times New Roman"/>
+        </w:rPr>
+        <w:t xml:space="preserve"> </w:t>
+      </w:r>
+      <w:r>
+        <w:rPr>
+          <w:rFonts w:hint="eastAsia" w:ascii="Times New Roman" w:hAnsi="Times New Roman" w:eastAsia="FangSong" w:cs="Times New Roman"/>
+        </w:rPr>
+        <w:t xml:space="preserve">朝前或朝后取决于具体</w:t>
+      </w:r>
+      <w:r>
+        <w:rPr>
+          <w:rFonts w:ascii="Times New Roman" w:hAnsi="Times New Roman" w:eastAsia="Times New Roman" w:cs="Times New Roman"/>
+        </w:rPr>
+        <w:t xml:space="preserve"> Newman </w:t>
+      </w:r>
+      <w:r>
+        <w:rPr>
+          <w:rFonts w:hint="eastAsia" w:ascii="Times New Roman" w:hAnsi="Times New Roman" w:eastAsia="FangSong" w:cs="Times New Roman"/>
+        </w:rPr>
+        <w:t>取向</w:t>
+      </w:r>
+      <w:r>
+        <w:rPr>
+          <w:rFonts w:hint="eastAsia" w:ascii="Times New Roman" w:hAnsi="Times New Roman" w:eastAsia="Times New Roman" w:cs="Times New Roman"/>
+        </w:rPr>
+        <w:t>。</w:t>
+      </w:r>
     </w:p>
     <w:p>
       <w:pPr>
-        <w:pStyle w:val="SourceCode"/>
-      </w:pPr>
-      <w:r>
-        <w:rPr>
-          <w:rStyle w:val="VerbatimChar"/>
-          <w:rFonts w:ascii="SimSun" w:hAnsi="SimSun" w:eastAsia="SimSun" w:cs="SimSun"/>
-        </w:rPr>
-        <w:t xml:space="preserve">      O</w:t>
-      </w:r>
-      <w:r>
-        <w:rPr>
-          <w:rFonts w:ascii="SimSun" w:hAnsi="SimSun" w:eastAsia="SimSun" w:cs="SimSun"/>
-        </w:rPr>
-        <w:br/>
-      </w:r>
-      <w:r>
-        <w:rPr>
-          <w:rStyle w:val="VerbatimChar"/>
-          <w:rFonts w:ascii="SimSun" w:hAnsi="SimSun" w:eastAsia="SimSun" w:cs="SimSun"/>
-        </w:rPr>
-        <w:t xml:space="preserve">      ‖</w:t>
-      </w:r>
-      <w:r>
-        <w:rPr>
-          <w:rFonts w:ascii="SimSun" w:hAnsi="SimSun" w:eastAsia="SimSun" w:cs="SimSun"/>
-        </w:rPr>
-        <w:br/>
-      </w:r>
-      <w:r>
-        <w:rPr>
-          <w:rStyle w:val="VerbatimChar"/>
-          <w:rFonts w:ascii="SimSun" w:hAnsi="SimSun" w:eastAsia="SimSun" w:cs="SimSun"/>
-        </w:rPr>
-        <w:t xml:space="preserve">    Cα — C</w:t>
-      </w:r>
-      <w:r>
-        <w:rPr>
-          <w:rFonts w:ascii="SimSun" w:hAnsi="SimSun" w:eastAsia="SimSun" w:cs="SimSun"/>
-        </w:rPr>
-        <w:br/>
-      </w:r>
-      <w:r>
-        <w:rPr>
-          <w:rStyle w:val="VerbatimChar"/>
-          <w:rFonts w:ascii="SimSun" w:hAnsi="SimSun" w:eastAsia="SimSun" w:cs="SimSun"/>
-        </w:rPr>
-        <w:t xml:space="preserve">    / | \</w:t>
-      </w:r>
-      <w:r>
-        <w:rPr>
-          <w:rFonts w:ascii="SimSun" w:hAnsi="SimSun" w:eastAsia="SimSun" w:cs="SimSun"/>
-        </w:rPr>
-        <w:br/>
-      </w:r>
-      <w:r>
-        <w:rPr>
-          <w:rStyle w:val="VerbatimChar"/>
-          <w:rFonts w:ascii="SimSun" w:hAnsi="SimSun" w:eastAsia="SimSun" w:cs="SimSun"/>
-        </w:rPr>
-        <w:t xml:space="preserve">   L  M  </w:t>
-      </w:r>
-      <w:r>
-        <w:rPr>
-          <w:rStyle w:val="VerbatimChar"/>
-          <w:rFonts w:hint="eastAsia" w:ascii="SimSun" w:hAnsi="SimSun" w:eastAsia="SimSun" w:cs="SimSun"/>
-        </w:rPr>
-        <w:t xml:space="preserve">S（H</w:t>
-      </w:r>
-      <w:r>
-        <w:rPr>
-          <w:rStyle w:val="VerbatimChar"/>
-          <w:rFonts w:ascii="SimSun" w:hAnsi="SimSun" w:eastAsia="SimSun" w:cs="SimSun"/>
-        </w:rPr>
-        <w:t xml:space="preserve"> </w:t>
-      </w:r>
-      <w:r>
-        <w:rPr>
-          <w:rStyle w:val="VerbatimChar"/>
-          <w:rFonts w:hint="eastAsia" w:ascii="SimSun" w:hAnsi="SimSun" w:eastAsia="SimSun" w:cs="SimSun"/>
-        </w:rPr>
-        <w:t xml:space="preserve">朝前或朝后取决于</w:t>
-      </w:r>
-      <w:r>
-        <w:rPr>
-          <w:rStyle w:val="VerbatimChar"/>
-          <w:rFonts w:ascii="SimSun" w:hAnsi="SimSun" w:eastAsia="SimSun" w:cs="SimSun"/>
-        </w:rPr>
-        <w:t xml:space="preserve"> Newman </w:t>
-      </w:r>
-      <w:r>
-        <w:rPr>
-          <w:rStyle w:val="VerbatimChar"/>
-          <w:rFonts w:hint="eastAsia" w:ascii="SimSun" w:hAnsi="SimSun" w:eastAsia="SimSun" w:cs="SimSun"/>
-        </w:rPr>
-        <w:t>取向</w:t>
-      </w:r>
-      <w:r>
-        <w:rPr>
-          <w:rStyle w:val="VerbatimChar"/>
-          <w:rFonts w:hint="eastAsia" w:ascii="SimSun" w:hAnsi="SimSun" w:eastAsia="SimSun" w:cs="SimSun"/>
-        </w:rPr>
-        <w:t>）</w:t>
-      </w:r>
-    </w:p>
-    <w:p>
-      <w:pPr>
-        <w:pStyle w:val="FirstParagraph"/>
+        <w:pStyle w:val="BodyText"/>
       </w:pPr>
       <w:r>
         <w:rPr>
